--- a/Documents/Thesis.docx
+++ b/Documents/Thesis.docx
@@ -68,7 +68,7 @@
             </w:rPr>
             <w:fldChar w:fldCharType="separate"/>
           </w:r>
-          <w:hyperlink w:anchor="_Toc240562520" w:history="1">
+          <w:hyperlink w:anchor="_Toc241016552" w:history="1">
             <w:r>
               <w:rPr>
                 <w:rStyle w:val="Hyperlink"/>
@@ -98,7 +98,7 @@
                 <w:noProof/>
                 <w:webHidden/>
               </w:rPr>
-              <w:instrText xml:space="preserve"> PAGEREF _Toc240562520 \h </w:instrText>
+              <w:instrText xml:space="preserve"> PAGEREF _Toc241016552 \h </w:instrText>
             </w:r>
             <w:r>
               <w:rPr>
@@ -118,7 +118,7 @@
                 <w:noProof/>
                 <w:webHidden/>
               </w:rPr>
-              <w:t>4</w:t>
+              <w:t>2</w:t>
             </w:r>
             <w:r>
               <w:rPr>
@@ -142,7 +142,7 @@
               <w:szCs w:val="24"/>
             </w:rPr>
           </w:pPr>
-          <w:hyperlink w:anchor="_Toc240562521" w:history="1">
+          <w:hyperlink w:anchor="_Toc241016553" w:history="1">
             <w:r>
               <w:rPr>
                 <w:rStyle w:val="Hyperlink"/>
@@ -151,7 +151,39 @@
                 <w:bCs/>
                 <w:noProof/>
               </w:rPr>
-              <w:t>CỤM 1: ĐỘNG LỰC HỌC CƠ CẤU LÁI TRỤC CỨNG (RIGID STEERING DYNAMICS)</w:t>
+              <w:t xml:space="preserve">CỤM 1: ĐỘNG LỰC HỌC CƠ CẤU LÁI </w:t>
+            </w:r>
+            <w:r>
+              <w:rPr>
+                <w:rStyle w:val="Hyperlink"/>
+                <w:rFonts w:ascii="Times New Roman" w:hAnsi="Times New Roman" w:cs="Times New Roman"/>
+                <w:b/>
+                <w:bCs/>
+                <w:noProof/>
+                <w:lang w:val="vi-VN"/>
+              </w:rPr>
+              <w:t>(</w:t>
+            </w:r>
+            <w:r>
+              <w:rPr>
+                <w:rStyle w:val="Hyperlink"/>
+                <w:rFonts w:ascii="Times New Roman" w:hAnsi="Times New Roman" w:cs="Times New Roman"/>
+                <w:b/>
+                <w:bCs/>
+                <w:noProof/>
+              </w:rPr>
+              <w:t>STEERING DYNAMICS</w:t>
+            </w:r>
+            <w:r>
+              <w:rPr>
+                <w:rStyle w:val="Hyperlink"/>
+                <w:rFonts w:ascii="Times New Roman" w:hAnsi="Times New Roman" w:cs="Times New Roman"/>
+                <w:b/>
+                <w:bCs/>
+                <w:noProof/>
+                <w:lang w:val="vi-VN"/>
+              </w:rPr>
+              <w:t>)</w:t>
             </w:r>
             <w:r>
               <w:rPr>
@@ -172,7 +204,155 @@
                 <w:noProof/>
                 <w:webHidden/>
               </w:rPr>
-              <w:instrText xml:space="preserve"> PAGEREF _Toc240562521 \h </w:instrText>
+              <w:instrText xml:space="preserve"> PAGEREF _Toc241016553 \h </w:instrText>
+            </w:r>
+            <w:r>
+              <w:rPr>
+                <w:noProof/>
+                <w:webHidden/>
+              </w:rPr>
+            </w:r>
+            <w:r>
+              <w:rPr>
+                <w:noProof/>
+                <w:webHidden/>
+              </w:rPr>
+              <w:fldChar w:fldCharType="separate"/>
+            </w:r>
+            <w:r>
+              <w:rPr>
+                <w:noProof/>
+                <w:webHidden/>
+              </w:rPr>
+              <w:t>5</w:t>
+            </w:r>
+            <w:r>
+              <w:rPr>
+                <w:noProof/>
+                <w:webHidden/>
+              </w:rPr>
+              <w:fldChar w:fldCharType="end"/>
+            </w:r>
+          </w:hyperlink>
+        </w:p>
+        <w:p>
+          <w:pPr>
+            <w:pStyle w:val="TOC3"/>
+            <w:tabs>
+              <w:tab w:val="right" w:leader="dot" w:pos="9350"/>
+            </w:tabs>
+            <w:rPr>
+              <w:rFonts w:eastAsiaTheme="minorEastAsia"/>
+              <w:noProof/>
+              <w:sz w:val="24"/>
+              <w:szCs w:val="24"/>
+            </w:rPr>
+          </w:pPr>
+          <w:hyperlink w:anchor="_Toc241016554" w:history="1">
+            <w:r>
+              <w:rPr>
+                <w:rStyle w:val="Hyperlink"/>
+                <w:rFonts w:ascii="Times New Roman" w:hAnsi="Times New Roman" w:cs="Times New Roman"/>
+                <w:noProof/>
+                <w:lang w:val="vi-VN"/>
+              </w:rPr>
+              <w:t>Hệ phương trình vi phân 2 bậc tự do</w:t>
+            </w:r>
+            <w:r>
+              <w:rPr>
+                <w:noProof/>
+                <w:webHidden/>
+              </w:rPr>
+              <w:tab/>
+            </w:r>
+            <w:r>
+              <w:rPr>
+                <w:noProof/>
+                <w:webHidden/>
+              </w:rPr>
+              <w:fldChar w:fldCharType="begin"/>
+            </w:r>
+            <w:r>
+              <w:rPr>
+                <w:noProof/>
+                <w:webHidden/>
+              </w:rPr>
+              <w:instrText xml:space="preserve"> PAGEREF _Toc241016554 \h </w:instrText>
+            </w:r>
+            <w:r>
+              <w:rPr>
+                <w:noProof/>
+                <w:webHidden/>
+              </w:rPr>
+            </w:r>
+            <w:r>
+              <w:rPr>
+                <w:noProof/>
+                <w:webHidden/>
+              </w:rPr>
+              <w:fldChar w:fldCharType="separate"/>
+            </w:r>
+            <w:r>
+              <w:rPr>
+                <w:noProof/>
+                <w:webHidden/>
+              </w:rPr>
+              <w:t>5</w:t>
+            </w:r>
+            <w:r>
+              <w:rPr>
+                <w:noProof/>
+                <w:webHidden/>
+              </w:rPr>
+              <w:fldChar w:fldCharType="end"/>
+            </w:r>
+          </w:hyperlink>
+        </w:p>
+        <w:p>
+          <w:pPr>
+            <w:pStyle w:val="TOC3"/>
+            <w:tabs>
+              <w:tab w:val="right" w:leader="dot" w:pos="9350"/>
+            </w:tabs>
+            <w:rPr>
+              <w:rFonts w:eastAsiaTheme="minorEastAsia"/>
+              <w:noProof/>
+              <w:sz w:val="24"/>
+              <w:szCs w:val="24"/>
+            </w:rPr>
+          </w:pPr>
+          <w:hyperlink w:anchor="_Toc241016555" w:history="1">
+            <w:r>
+              <w:rPr>
+                <w:rStyle w:val="Hyperlink"/>
+                <w:rFonts w:ascii="Times New Roman" w:eastAsia="Times New Roman" w:hAnsi="Times New Roman" w:cs="Times New Roman"/>
+                <w:noProof/>
+                <w:kern w:val="0"/>
+                <w:lang w:val="vi-VN"/>
+                <w14:ligatures w14:val="none"/>
+              </w:rPr>
+              <w:t>Hệ phương trình trạng thái</w:t>
+            </w:r>
+            <w:r>
+              <w:rPr>
+                <w:noProof/>
+                <w:webHidden/>
+              </w:rPr>
+              <w:tab/>
+            </w:r>
+            <w:r>
+              <w:rPr>
+                <w:noProof/>
+                <w:webHidden/>
+              </w:rPr>
+              <w:fldChar w:fldCharType="begin"/>
+            </w:r>
+            <w:r>
+              <w:rPr>
+                <w:noProof/>
+                <w:webHidden/>
+              </w:rPr>
+              <w:instrText xml:space="preserve"> PAGEREF _Toc241016555 \h </w:instrText>
             </w:r>
             <w:r>
               <w:rPr>
@@ -216,7 +396,7 @@
               <w:szCs w:val="24"/>
             </w:rPr>
           </w:pPr>
-          <w:hyperlink w:anchor="_Toc240562522" w:history="1">
+          <w:hyperlink w:anchor="_Toc241016556" w:history="1">
             <w:r>
               <w:rPr>
                 <w:rStyle w:val="Hyperlink"/>
@@ -246,7 +426,7 @@
                 <w:noProof/>
                 <w:webHidden/>
               </w:rPr>
-              <w:instrText xml:space="preserve"> PAGEREF _Toc240562522 \h </w:instrText>
+              <w:instrText xml:space="preserve"> PAGEREF _Toc241016556 \h </w:instrText>
             </w:r>
             <w:r>
               <w:rPr>
@@ -266,7 +446,7 @@
                 <w:noProof/>
                 <w:webHidden/>
               </w:rPr>
-              <w:t>7</w:t>
+              <w:t>6</w:t>
             </w:r>
             <w:r>
               <w:rPr>
@@ -290,7 +470,7 @@
               <w:szCs w:val="24"/>
             </w:rPr>
           </w:pPr>
-          <w:hyperlink w:anchor="_Toc240562523" w:history="1">
+          <w:hyperlink w:anchor="_Toc241016557" w:history="1">
             <w:r>
               <w:rPr>
                 <w:rStyle w:val="Hyperlink"/>
@@ -327,7 +507,7 @@
                 <w:noProof/>
                 <w:webHidden/>
               </w:rPr>
-              <w:instrText xml:space="preserve"> PAGEREF _Toc240562523 \h </w:instrText>
+              <w:instrText xml:space="preserve"> PAGEREF _Toc241016557 \h </w:instrText>
             </w:r>
             <w:r>
               <w:rPr>
@@ -347,7 +527,7 @@
                 <w:noProof/>
                 <w:webHidden/>
               </w:rPr>
-              <w:t>7</w:t>
+              <w:t>6</w:t>
             </w:r>
             <w:r>
               <w:rPr>
@@ -371,7 +551,7 @@
               <w:szCs w:val="24"/>
             </w:rPr>
           </w:pPr>
-          <w:hyperlink w:anchor="_Toc240562524" w:history="1">
+          <w:hyperlink w:anchor="_Toc241016558" w:history="1">
             <w:r>
               <w:rPr>
                 <w:rStyle w:val="Hyperlink"/>
@@ -379,7 +559,7 @@
                 <w:noProof/>
                 <w:lang w:val="vi-VN"/>
               </w:rPr>
-              <w:t>Lực bên lốp (Pacejka phi tuyến trước, tuyến tính sau):</w:t>
+              <w:t>Tải trọng tĩnh cầu trước F_zf (từ cân bằng mô-men tĩnh):</w:t>
             </w:r>
             <w:r>
               <w:rPr>
@@ -400,7 +580,7 @@
                 <w:noProof/>
                 <w:webHidden/>
               </w:rPr>
-              <w:instrText xml:space="preserve"> PAGEREF _Toc240562524 \h </w:instrText>
+              <w:instrText xml:space="preserve"> PAGEREF _Toc241016558 \h </w:instrText>
             </w:r>
             <w:r>
               <w:rPr>
@@ -420,7 +600,80 @@
                 <w:noProof/>
                 <w:webHidden/>
               </w:rPr>
-              <w:t>7</w:t>
+              <w:t>6</w:t>
+            </w:r>
+            <w:r>
+              <w:rPr>
+                <w:noProof/>
+                <w:webHidden/>
+              </w:rPr>
+              <w:fldChar w:fldCharType="end"/>
+            </w:r>
+          </w:hyperlink>
+        </w:p>
+        <w:p>
+          <w:pPr>
+            <w:pStyle w:val="TOC3"/>
+            <w:tabs>
+              <w:tab w:val="right" w:leader="dot" w:pos="9350"/>
+            </w:tabs>
+            <w:rPr>
+              <w:rFonts w:eastAsiaTheme="minorEastAsia"/>
+              <w:noProof/>
+              <w:sz w:val="24"/>
+              <w:szCs w:val="24"/>
+            </w:rPr>
+          </w:pPr>
+          <w:hyperlink w:anchor="_Toc241016559" w:history="1">
+            <w:r>
+              <w:rPr>
+                <w:rStyle w:val="Hyperlink"/>
+                <w:rFonts w:ascii="Times New Roman" w:hAnsi="Times New Roman" w:cs="Times New Roman"/>
+                <w:noProof/>
+                <w:lang w:val="vi-VN"/>
+              </w:rPr>
+              <w:t>Lực bên lốp - Pacejka Magic Formula:</w:t>
+            </w:r>
+            <w:r>
+              <w:rPr>
+                <w:noProof/>
+                <w:webHidden/>
+              </w:rPr>
+              <w:tab/>
+            </w:r>
+            <w:r>
+              <w:rPr>
+                <w:noProof/>
+                <w:webHidden/>
+              </w:rPr>
+              <w:fldChar w:fldCharType="begin"/>
+            </w:r>
+            <w:r>
+              <w:rPr>
+                <w:noProof/>
+                <w:webHidden/>
+              </w:rPr>
+              <w:instrText xml:space="preserve"> PAGEREF _Toc241016559 \h </w:instrText>
+            </w:r>
+            <w:r>
+              <w:rPr>
+                <w:noProof/>
+                <w:webHidden/>
+              </w:rPr>
+            </w:r>
+            <w:r>
+              <w:rPr>
+                <w:noProof/>
+                <w:webHidden/>
+              </w:rPr>
+              <w:fldChar w:fldCharType="separate"/>
+            </w:r>
+            <w:r>
+              <w:rPr>
+                <w:noProof/>
+                <w:webHidden/>
+              </w:rPr>
+              <w:t>6</w:t>
             </w:r>
             <w:r>
               <w:rPr>
@@ -444,7 +697,7 @@
               <w:szCs w:val="24"/>
             </w:rPr>
           </w:pPr>
-          <w:hyperlink w:anchor="_Toc240562525" w:history="1">
+          <w:hyperlink w:anchor="_Toc241016560" w:history="1">
             <w:r>
               <w:rPr>
                 <w:rStyle w:val="Hyperlink"/>
@@ -474,7 +727,7 @@
                 <w:noProof/>
                 <w:webHidden/>
               </w:rPr>
-              <w:instrText xml:space="preserve"> PAGEREF _Toc240562525 \h </w:instrText>
+              <w:instrText xml:space="preserve"> PAGEREF _Toc241016560 \h </w:instrText>
             </w:r>
             <w:r>
               <w:rPr>
@@ -518,7 +771,7 @@
               <w:szCs w:val="24"/>
             </w:rPr>
           </w:pPr>
-          <w:hyperlink w:anchor="_Toc240562526" w:history="1">
+          <w:hyperlink w:anchor="_Toc241016561" w:history="1">
             <w:r>
               <w:rPr>
                 <w:rStyle w:val="Hyperlink"/>
@@ -546,7 +799,7 @@
                 <w:noProof/>
                 <w:webHidden/>
               </w:rPr>
-              <w:instrText xml:space="preserve"> PAGEREF _Toc240562526 \h </w:instrText>
+              <w:instrText xml:space="preserve"> PAGEREF _Toc241016561 \h </w:instrText>
             </w:r>
             <w:r>
               <w:rPr>
@@ -590,7 +843,7 @@
               <w:szCs w:val="24"/>
             </w:rPr>
           </w:pPr>
-          <w:hyperlink w:anchor="_Toc240562527" w:history="1">
+          <w:hyperlink w:anchor="_Toc241016562" w:history="1">
             <w:r>
               <w:rPr>
                 <w:rStyle w:val="Hyperlink"/>
@@ -618,7 +871,7 @@
                 <w:noProof/>
                 <w:webHidden/>
               </w:rPr>
-              <w:instrText xml:space="preserve"> PAGEREF _Toc240562527 \h </w:instrText>
+              <w:instrText xml:space="preserve"> PAGEREF _Toc241016562 \h </w:instrText>
             </w:r>
             <w:r>
               <w:rPr>
@@ -662,7 +915,7 @@
               <w:szCs w:val="24"/>
             </w:rPr>
           </w:pPr>
-          <w:hyperlink w:anchor="_Toc240562528" w:history="1">
+          <w:hyperlink w:anchor="_Toc241016563" w:history="1">
             <w:r>
               <w:rPr>
                 <w:rStyle w:val="Hyperlink"/>
@@ -693,7 +946,7 @@
                 <w:noProof/>
                 <w:webHidden/>
               </w:rPr>
-              <w:instrText xml:space="preserve"> PAGEREF _Toc240562528 \h </w:instrText>
+              <w:instrText xml:space="preserve"> PAGEREF _Toc241016563 \h </w:instrText>
             </w:r>
             <w:r>
               <w:rPr>
@@ -737,7 +990,7 @@
               <w:szCs w:val="24"/>
             </w:rPr>
           </w:pPr>
-          <w:hyperlink w:anchor="_Toc240562529" w:history="1">
+          <w:hyperlink w:anchor="_Toc241016564" w:history="1">
             <w:r>
               <w:rPr>
                 <w:rStyle w:val="Hyperlink"/>
@@ -745,7 +998,7 @@
                 <w:noProof/>
                 <w:lang w:val="vi-VN"/>
               </w:rPr>
-              <w:t>Định nghĩa Vector Trạng thái, Biến Điều khiển và Tín hiệu Nhiễu</w:t>
+              <w:t>Định nghĩa Vector Trạng thái, Biến Điều khiển</w:t>
             </w:r>
             <w:r>
               <w:rPr>
@@ -766,7 +1019,153 @@
                 <w:noProof/>
                 <w:webHidden/>
               </w:rPr>
-              <w:instrText xml:space="preserve"> PAGEREF _Toc240562529 \h </w:instrText>
+              <w:instrText xml:space="preserve"> PAGEREF _Toc241016564 \h </w:instrText>
+            </w:r>
+            <w:r>
+              <w:rPr>
+                <w:noProof/>
+                <w:webHidden/>
+              </w:rPr>
+            </w:r>
+            <w:r>
+              <w:rPr>
+                <w:noProof/>
+                <w:webHidden/>
+              </w:rPr>
+              <w:fldChar w:fldCharType="separate"/>
+            </w:r>
+            <w:r>
+              <w:rPr>
+                <w:noProof/>
+                <w:webHidden/>
+              </w:rPr>
+              <w:t>9</w:t>
+            </w:r>
+            <w:r>
+              <w:rPr>
+                <w:noProof/>
+                <w:webHidden/>
+              </w:rPr>
+              <w:fldChar w:fldCharType="end"/>
+            </w:r>
+          </w:hyperlink>
+        </w:p>
+        <w:p>
+          <w:pPr>
+            <w:pStyle w:val="TOC3"/>
+            <w:tabs>
+              <w:tab w:val="right" w:leader="dot" w:pos="9350"/>
+            </w:tabs>
+            <w:rPr>
+              <w:rFonts w:eastAsiaTheme="minorEastAsia"/>
+              <w:noProof/>
+              <w:sz w:val="24"/>
+              <w:szCs w:val="24"/>
+            </w:rPr>
+          </w:pPr>
+          <w:hyperlink w:anchor="_Toc241016565" w:history="1">
+            <w:r>
+              <w:rPr>
+                <w:rStyle w:val="Hyperlink"/>
+                <w:rFonts w:ascii="Times New Roman" w:hAnsi="Times New Roman" w:cs="Times New Roman"/>
+                <w:noProof/>
+                <w:lang w:val="vi-VN"/>
+              </w:rPr>
+              <w:t>Dạng tổng quát hệ phương trình trạng thái phi tuyến</w:t>
+            </w:r>
+            <w:r>
+              <w:rPr>
+                <w:noProof/>
+                <w:webHidden/>
+              </w:rPr>
+              <w:tab/>
+            </w:r>
+            <w:r>
+              <w:rPr>
+                <w:noProof/>
+                <w:webHidden/>
+              </w:rPr>
+              <w:fldChar w:fldCharType="begin"/>
+            </w:r>
+            <w:r>
+              <w:rPr>
+                <w:noProof/>
+                <w:webHidden/>
+              </w:rPr>
+              <w:instrText xml:space="preserve"> PAGEREF _Toc241016565 \h </w:instrText>
+            </w:r>
+            <w:r>
+              <w:rPr>
+                <w:noProof/>
+                <w:webHidden/>
+              </w:rPr>
+            </w:r>
+            <w:r>
+              <w:rPr>
+                <w:noProof/>
+                <w:webHidden/>
+              </w:rPr>
+              <w:fldChar w:fldCharType="separate"/>
+            </w:r>
+            <w:r>
+              <w:rPr>
+                <w:noProof/>
+                <w:webHidden/>
+              </w:rPr>
+              <w:t>9</w:t>
+            </w:r>
+            <w:r>
+              <w:rPr>
+                <w:noProof/>
+                <w:webHidden/>
+              </w:rPr>
+              <w:fldChar w:fldCharType="end"/>
+            </w:r>
+          </w:hyperlink>
+        </w:p>
+        <w:p>
+          <w:pPr>
+            <w:pStyle w:val="TOC3"/>
+            <w:tabs>
+              <w:tab w:val="right" w:leader="dot" w:pos="9350"/>
+            </w:tabs>
+            <w:rPr>
+              <w:rFonts w:eastAsiaTheme="minorEastAsia"/>
+              <w:noProof/>
+              <w:sz w:val="24"/>
+              <w:szCs w:val="24"/>
+            </w:rPr>
+          </w:pPr>
+          <w:hyperlink w:anchor="_Toc241016566" w:history="1">
+            <w:r>
+              <w:rPr>
+                <w:rStyle w:val="Hyperlink"/>
+                <w:rFonts w:ascii="Times New Roman" w:hAnsi="Times New Roman" w:cs="Times New Roman"/>
+                <w:noProof/>
+                <w:lang w:val="vi-VN"/>
+              </w:rPr>
+              <w:t>Phương trình trạng thái:</w:t>
+            </w:r>
+            <w:r>
+              <w:rPr>
+                <w:noProof/>
+                <w:webHidden/>
+              </w:rPr>
+              <w:tab/>
+            </w:r>
+            <w:r>
+              <w:rPr>
+                <w:noProof/>
+                <w:webHidden/>
+              </w:rPr>
+              <w:fldChar w:fldCharType="begin"/>
+            </w:r>
+            <w:r>
+              <w:rPr>
+                <w:noProof/>
+                <w:webHidden/>
+              </w:rPr>
+              <w:instrText xml:space="preserve"> PAGEREF _Toc241016566 \h </w:instrText>
             </w:r>
             <w:r>
               <w:rPr>
@@ -841,7 +1240,7 @@
           <w:bCs/>
         </w:rPr>
       </w:pPr>
-      <w:bookmarkStart w:id="0" w:name="_Toc240562520"/>
+      <w:bookmarkStart w:id="0" w:name="_Toc241016552"/>
       <w:r>
         <w:rPr>
           <w:rFonts w:ascii="Times New Roman" w:hAnsi="Times New Roman" w:cs="Times New Roman"/>
@@ -998,7 +1397,7 @@
           <w:lang w:val="vi-VN"/>
         </w:rPr>
       </w:pPr>
-      <w:bookmarkStart w:id="1" w:name="_Toc240562521"/>
+      <w:bookmarkStart w:id="1" w:name="_Toc241016553"/>
       <w:r>
         <w:rPr>
           <w:rFonts w:ascii="Times New Roman" w:hAnsi="Times New Roman" w:cs="Times New Roman"/>
@@ -1006,3453 +1405,65 @@
           <w:bCs/>
           <w:color w:val="auto"/>
         </w:rPr>
-        <w:t>CỤM 1: ĐỘNG LỰC HỌC CƠ CẤU LÁI TRỤC CỨNG (RIGID STEERING DYNAMICS)</w:t>
+        <w:t xml:space="preserve">CỤM 1: ĐỘNG LỰC HỌC CƠ CẤU LÁI </w:t>
+      </w:r>
+      <w:r>
+        <w:rPr>
+          <w:rFonts w:ascii="Times New Roman" w:hAnsi="Times New Roman" w:cs="Times New Roman"/>
+          <w:b/>
+          <w:bCs/>
+          <w:color w:val="auto"/>
+          <w:lang w:val="vi-VN"/>
+        </w:rPr>
+        <w:t>(</w:t>
+      </w:r>
+      <w:r>
+        <w:rPr>
+          <w:rFonts w:ascii="Times New Roman" w:hAnsi="Times New Roman" w:cs="Times New Roman"/>
+          <w:b/>
+          <w:bCs/>
+          <w:color w:val="auto"/>
+        </w:rPr>
+        <w:t xml:space="preserve">STEERING </w:t>
+      </w:r>
+      <w:r>
+        <w:rPr>
+          <w:rFonts w:ascii="Times New Roman" w:hAnsi="Times New Roman" w:cs="Times New Roman"/>
+          <w:b/>
+          <w:bCs/>
+          <w:color w:val="auto"/>
+        </w:rPr>
+        <w:t>DYNAMICS</w:t>
+      </w:r>
+      <w:r>
+        <w:rPr>
+          <w:rFonts w:ascii="Times New Roman" w:hAnsi="Times New Roman" w:cs="Times New Roman"/>
+          <w:b/>
+          <w:bCs/>
+          <w:color w:val="auto"/>
+          <w:lang w:val="vi-VN"/>
+        </w:rPr>
+        <w:t>)</w:t>
       </w:r>
       <w:bookmarkEnd w:id="1"/>
     </w:p>
     <w:p>
       <w:pPr>
-        <w:spacing w:line="276" w:lineRule="auto"/>
-        <w:jc w:val="both"/>
+        <w:pStyle w:val="Heading3"/>
         <w:rPr>
-          <w:rFonts w:ascii="Times New Roman" w:eastAsiaTheme="minorEastAsia" w:hAnsi="Times New Roman" w:cs="Times New Roman"/>
-          <w:sz w:val="24"/>
-          <w:szCs w:val="24"/>
+          <w:rFonts w:ascii="Times New Roman" w:hAnsi="Times New Roman" w:cs="Times New Roman"/>
           <w:lang w:val="vi-VN"/>
         </w:rPr>
       </w:pPr>
+      <w:bookmarkStart w:id="2" w:name="_Toc241016554"/>
       <w:r>
         <w:rPr>
           <w:rFonts w:ascii="Times New Roman" w:hAnsi="Times New Roman" w:cs="Times New Roman"/>
-          <w:sz w:val="24"/>
-          <w:szCs w:val="24"/>
-        </w:rPr>
-        <w:t xml:space="preserve">Theo Định </w:t>
-      </w:r>
-      <w:proofErr w:type="spellStart"/>
-      <w:r>
-        <w:rPr>
-          <w:rFonts w:ascii="Times New Roman" w:hAnsi="Times New Roman" w:cs="Times New Roman"/>
-          <w:sz w:val="24"/>
-          <w:szCs w:val="24"/>
-        </w:rPr>
-        <w:t>luật</w:t>
-      </w:r>
-      <w:proofErr w:type="spellEnd"/>
-      <w:r>
-        <w:rPr>
-          <w:rFonts w:ascii="Times New Roman" w:hAnsi="Times New Roman" w:cs="Times New Roman"/>
-          <w:sz w:val="24"/>
-          <w:szCs w:val="24"/>
-        </w:rPr>
-        <w:t xml:space="preserve"> II Newton </w:t>
-      </w:r>
-      <w:proofErr w:type="spellStart"/>
-      <w:r>
-        <w:rPr>
-          <w:rFonts w:ascii="Times New Roman" w:hAnsi="Times New Roman" w:cs="Times New Roman"/>
-          <w:sz w:val="24"/>
-          <w:szCs w:val="24"/>
-        </w:rPr>
-        <w:t>cho</w:t>
-      </w:r>
-      <w:proofErr w:type="spellEnd"/>
-      <w:r>
-        <w:rPr>
-          <w:rFonts w:ascii="Times New Roman" w:hAnsi="Times New Roman" w:cs="Times New Roman"/>
-          <w:sz w:val="24"/>
-          <w:szCs w:val="24"/>
-        </w:rPr>
-        <w:t xml:space="preserve"> </w:t>
-      </w:r>
-      <w:proofErr w:type="spellStart"/>
-      <w:r>
-        <w:rPr>
-          <w:rFonts w:ascii="Times New Roman" w:hAnsi="Times New Roman" w:cs="Times New Roman"/>
-          <w:sz w:val="24"/>
-          <w:szCs w:val="24"/>
-        </w:rPr>
-        <w:t>chuyển</w:t>
-      </w:r>
-      <w:proofErr w:type="spellEnd"/>
-      <w:r>
-        <w:rPr>
-          <w:rFonts w:ascii="Times New Roman" w:hAnsi="Times New Roman" w:cs="Times New Roman"/>
-          <w:sz w:val="24"/>
-          <w:szCs w:val="24"/>
-        </w:rPr>
-        <w:t xml:space="preserve"> </w:t>
-      </w:r>
-      <w:proofErr w:type="spellStart"/>
-      <w:r>
-        <w:rPr>
-          <w:rFonts w:ascii="Times New Roman" w:hAnsi="Times New Roman" w:cs="Times New Roman"/>
-          <w:sz w:val="24"/>
-          <w:szCs w:val="24"/>
-        </w:rPr>
-        <w:t>động</w:t>
-      </w:r>
-      <w:proofErr w:type="spellEnd"/>
-      <w:r>
-        <w:rPr>
-          <w:rFonts w:ascii="Times New Roman" w:hAnsi="Times New Roman" w:cs="Times New Roman"/>
-          <w:sz w:val="24"/>
-          <w:szCs w:val="24"/>
-        </w:rPr>
-        <w:t xml:space="preserve"> quay </w:t>
-      </w:r>
-      <w:proofErr w:type="spellStart"/>
-      <w:r>
-        <w:rPr>
-          <w:rFonts w:ascii="Times New Roman" w:hAnsi="Times New Roman" w:cs="Times New Roman"/>
-          <w:sz w:val="24"/>
-          <w:szCs w:val="24"/>
-        </w:rPr>
-        <w:t>quanh</w:t>
-      </w:r>
-      <w:proofErr w:type="spellEnd"/>
-      <w:r>
-        <w:rPr>
-          <w:rFonts w:ascii="Times New Roman" w:hAnsi="Times New Roman" w:cs="Times New Roman"/>
-          <w:sz w:val="24"/>
-          <w:szCs w:val="24"/>
-        </w:rPr>
-        <w:t xml:space="preserve"> </w:t>
-      </w:r>
-      <w:proofErr w:type="spellStart"/>
-      <w:r>
-        <w:rPr>
-          <w:rFonts w:ascii="Times New Roman" w:hAnsi="Times New Roman" w:cs="Times New Roman"/>
-          <w:sz w:val="24"/>
-          <w:szCs w:val="24"/>
-        </w:rPr>
-        <w:t>trục</w:t>
-      </w:r>
-      <w:proofErr w:type="spellEnd"/>
-      <w:r>
-        <w:rPr>
-          <w:rFonts w:ascii="Times New Roman" w:hAnsi="Times New Roman" w:cs="Times New Roman"/>
-          <w:sz w:val="24"/>
-          <w:szCs w:val="24"/>
-        </w:rPr>
-        <w:t xml:space="preserve"> </w:t>
-      </w:r>
-      <w:proofErr w:type="spellStart"/>
-      <w:r>
-        <w:rPr>
-          <w:rFonts w:ascii="Times New Roman" w:hAnsi="Times New Roman" w:cs="Times New Roman"/>
-          <w:sz w:val="24"/>
-          <w:szCs w:val="24"/>
-        </w:rPr>
-        <w:t>vô-lăng</w:t>
-      </w:r>
-      <w:proofErr w:type="spellEnd"/>
-      <w:r>
-        <w:rPr>
-          <w:rFonts w:ascii="Times New Roman" w:hAnsi="Times New Roman" w:cs="Times New Roman"/>
-          <w:sz w:val="24"/>
-          <w:szCs w:val="24"/>
-        </w:rPr>
-        <w:t xml:space="preserve">, </w:t>
-      </w:r>
-      <w:proofErr w:type="spellStart"/>
-      <w:r>
-        <w:rPr>
-          <w:rFonts w:ascii="Times New Roman" w:hAnsi="Times New Roman" w:cs="Times New Roman"/>
-          <w:sz w:val="24"/>
-          <w:szCs w:val="24"/>
-        </w:rPr>
-        <w:t>tổng</w:t>
-      </w:r>
-      <w:proofErr w:type="spellEnd"/>
-      <w:r>
-        <w:rPr>
-          <w:rFonts w:ascii="Times New Roman" w:hAnsi="Times New Roman" w:cs="Times New Roman"/>
-          <w:sz w:val="24"/>
-          <w:szCs w:val="24"/>
-        </w:rPr>
-        <w:t xml:space="preserve"> </w:t>
-      </w:r>
-      <w:proofErr w:type="spellStart"/>
-      <w:r>
-        <w:rPr>
-          <w:rFonts w:ascii="Times New Roman" w:hAnsi="Times New Roman" w:cs="Times New Roman"/>
-          <w:sz w:val="24"/>
-          <w:szCs w:val="24"/>
-        </w:rPr>
-        <w:t>các</w:t>
-      </w:r>
-      <w:proofErr w:type="spellEnd"/>
-      <w:r>
-        <w:rPr>
-          <w:rFonts w:ascii="Times New Roman" w:hAnsi="Times New Roman" w:cs="Times New Roman"/>
-          <w:sz w:val="24"/>
-          <w:szCs w:val="24"/>
-        </w:rPr>
-        <w:t xml:space="preserve"> </w:t>
-      </w:r>
-      <w:proofErr w:type="spellStart"/>
-      <w:r>
-        <w:rPr>
-          <w:rFonts w:ascii="Times New Roman" w:hAnsi="Times New Roman" w:cs="Times New Roman"/>
-          <w:sz w:val="24"/>
-          <w:szCs w:val="24"/>
-        </w:rPr>
-        <w:t>mô</w:t>
-      </w:r>
-      <w:proofErr w:type="spellEnd"/>
-      <w:r>
-        <w:rPr>
-          <w:rFonts w:ascii="Times New Roman" w:hAnsi="Times New Roman" w:cs="Times New Roman"/>
-          <w:sz w:val="24"/>
-          <w:szCs w:val="24"/>
-        </w:rPr>
-        <w:t xml:space="preserve">-men </w:t>
-      </w:r>
-      <w:proofErr w:type="spellStart"/>
-      <w:r>
-        <w:rPr>
-          <w:rFonts w:ascii="Times New Roman" w:hAnsi="Times New Roman" w:cs="Times New Roman"/>
-          <w:sz w:val="24"/>
-          <w:szCs w:val="24"/>
-        </w:rPr>
-        <w:t>ngoại</w:t>
-      </w:r>
-      <w:proofErr w:type="spellEnd"/>
-      <w:r>
-        <w:rPr>
-          <w:rFonts w:ascii="Times New Roman" w:hAnsi="Times New Roman" w:cs="Times New Roman"/>
-          <w:sz w:val="24"/>
-          <w:szCs w:val="24"/>
-        </w:rPr>
-        <w:t xml:space="preserve"> </w:t>
-      </w:r>
-      <w:proofErr w:type="spellStart"/>
-      <w:r>
-        <w:rPr>
-          <w:rFonts w:ascii="Times New Roman" w:hAnsi="Times New Roman" w:cs="Times New Roman"/>
-          <w:sz w:val="24"/>
-          <w:szCs w:val="24"/>
-        </w:rPr>
-        <w:t>lực</w:t>
-      </w:r>
-      <w:proofErr w:type="spellEnd"/>
-      <w:r>
-        <w:rPr>
-          <w:rFonts w:ascii="Times New Roman" w:hAnsi="Times New Roman" w:cs="Times New Roman"/>
-          <w:sz w:val="24"/>
-          <w:szCs w:val="24"/>
-        </w:rPr>
-        <w:t xml:space="preserve"> </w:t>
-      </w:r>
-      <m:oMath>
-        <m:nary>
-          <m:naryPr>
-            <m:chr m:val="∑"/>
-            <m:limLoc m:val="undOvr"/>
-            <m:subHide m:val="1"/>
-            <m:supHide m:val="1"/>
-            <m:ctrlPr>
-              <w:rPr>
-                <w:rFonts w:ascii="Cambria Math" w:hAnsi="Cambria Math" w:cs="Times New Roman"/>
-                <w:i/>
-                <w:sz w:val="24"/>
-                <w:szCs w:val="24"/>
-              </w:rPr>
-            </m:ctrlPr>
-          </m:naryPr>
-          <m:sub/>
-          <m:sup/>
-          <m:e>
-            <m:r>
-              <w:rPr>
-                <w:rFonts w:ascii="Cambria Math" w:hAnsi="Cambria Math" w:cs="Times New Roman"/>
-                <w:sz w:val="24"/>
-                <w:szCs w:val="24"/>
-              </w:rPr>
-              <m:t>T(t)</m:t>
-            </m:r>
-          </m:e>
-        </m:nary>
-      </m:oMath>
-      <w:r>
-        <w:rPr>
-          <w:rFonts w:ascii="Times New Roman" w:eastAsiaTheme="minorEastAsia" w:hAnsi="Times New Roman" w:cs="Times New Roman"/>
-          <w:sz w:val="24"/>
-          <w:szCs w:val="24"/>
           <w:lang w:val="vi-VN"/>
         </w:rPr>
-        <w:t xml:space="preserve"> </w:t>
+        <w:t>Hệ phương trình vi phân 2 bậc tự do</w:t>
       </w:r>
-      <w:proofErr w:type="spellStart"/>
-      <w:r>
-        <w:rPr>
-          <w:rFonts w:ascii="Times New Roman" w:hAnsi="Times New Roman" w:cs="Times New Roman"/>
-          <w:sz w:val="24"/>
-          <w:szCs w:val="24"/>
-        </w:rPr>
-        <w:t>tác</w:t>
-      </w:r>
-      <w:proofErr w:type="spellEnd"/>
-      <w:r>
-        <w:rPr>
-          <w:rFonts w:ascii="Times New Roman" w:hAnsi="Times New Roman" w:cs="Times New Roman"/>
-          <w:sz w:val="24"/>
-          <w:szCs w:val="24"/>
-        </w:rPr>
-        <w:t xml:space="preserve"> </w:t>
-      </w:r>
-      <w:proofErr w:type="spellStart"/>
-      <w:r>
-        <w:rPr>
-          <w:rFonts w:ascii="Times New Roman" w:hAnsi="Times New Roman" w:cs="Times New Roman"/>
-          <w:sz w:val="24"/>
-          <w:szCs w:val="24"/>
-        </w:rPr>
-        <w:t>dụng</w:t>
-      </w:r>
-      <w:proofErr w:type="spellEnd"/>
-      <w:r>
-        <w:rPr>
-          <w:rFonts w:ascii="Times New Roman" w:hAnsi="Times New Roman" w:cs="Times New Roman"/>
-          <w:sz w:val="24"/>
-          <w:szCs w:val="24"/>
-        </w:rPr>
-        <w:t xml:space="preserve"> </w:t>
-      </w:r>
-      <w:proofErr w:type="spellStart"/>
-      <w:r>
-        <w:rPr>
-          <w:rFonts w:ascii="Times New Roman" w:hAnsi="Times New Roman" w:cs="Times New Roman"/>
-          <w:sz w:val="24"/>
-          <w:szCs w:val="24"/>
-        </w:rPr>
-        <w:t>lên</w:t>
-      </w:r>
-      <w:proofErr w:type="spellEnd"/>
-      <w:r>
-        <w:rPr>
-          <w:rFonts w:ascii="Times New Roman" w:hAnsi="Times New Roman" w:cs="Times New Roman"/>
-          <w:sz w:val="24"/>
-          <w:szCs w:val="24"/>
-        </w:rPr>
-        <w:t xml:space="preserve"> </w:t>
-      </w:r>
-      <w:proofErr w:type="spellStart"/>
-      <w:r>
-        <w:rPr>
-          <w:rFonts w:ascii="Times New Roman" w:hAnsi="Times New Roman" w:cs="Times New Roman"/>
-          <w:sz w:val="24"/>
-          <w:szCs w:val="24"/>
-        </w:rPr>
-        <w:t>cột</w:t>
-      </w:r>
-      <w:proofErr w:type="spellEnd"/>
-      <w:r>
-        <w:rPr>
-          <w:rFonts w:ascii="Times New Roman" w:hAnsi="Times New Roman" w:cs="Times New Roman"/>
-          <w:sz w:val="24"/>
-          <w:szCs w:val="24"/>
-        </w:rPr>
-        <w:t xml:space="preserve"> </w:t>
-      </w:r>
-      <w:proofErr w:type="spellStart"/>
-      <w:r>
-        <w:rPr>
-          <w:rFonts w:ascii="Times New Roman" w:hAnsi="Times New Roman" w:cs="Times New Roman"/>
-          <w:sz w:val="24"/>
-          <w:szCs w:val="24"/>
-        </w:rPr>
-        <w:t>lái</w:t>
-      </w:r>
-      <w:proofErr w:type="spellEnd"/>
-      <w:r>
-        <w:rPr>
-          <w:rFonts w:ascii="Times New Roman" w:hAnsi="Times New Roman" w:cs="Times New Roman"/>
-          <w:sz w:val="24"/>
-          <w:szCs w:val="24"/>
-        </w:rPr>
-        <w:t xml:space="preserve"> </w:t>
-      </w:r>
-      <w:proofErr w:type="spellStart"/>
-      <w:r>
-        <w:rPr>
-          <w:rFonts w:ascii="Times New Roman" w:hAnsi="Times New Roman" w:cs="Times New Roman"/>
-          <w:sz w:val="24"/>
-          <w:szCs w:val="24"/>
-        </w:rPr>
-        <w:t>bằng</w:t>
-      </w:r>
-      <w:proofErr w:type="spellEnd"/>
-      <w:r>
-        <w:rPr>
-          <w:rFonts w:ascii="Times New Roman" w:hAnsi="Times New Roman" w:cs="Times New Roman"/>
-          <w:sz w:val="24"/>
-          <w:szCs w:val="24"/>
-        </w:rPr>
-        <w:t xml:space="preserve"> </w:t>
-      </w:r>
-      <w:proofErr w:type="spellStart"/>
-      <w:r>
-        <w:rPr>
-          <w:rFonts w:ascii="Times New Roman" w:hAnsi="Times New Roman" w:cs="Times New Roman"/>
-          <w:sz w:val="24"/>
-          <w:szCs w:val="24"/>
-        </w:rPr>
-        <w:t>tích</w:t>
-      </w:r>
-      <w:proofErr w:type="spellEnd"/>
-      <w:r>
-        <w:rPr>
-          <w:rFonts w:ascii="Times New Roman" w:hAnsi="Times New Roman" w:cs="Times New Roman"/>
-          <w:sz w:val="24"/>
-          <w:szCs w:val="24"/>
-        </w:rPr>
-        <w:t xml:space="preserve"> </w:t>
-      </w:r>
-      <w:proofErr w:type="spellStart"/>
-      <w:r>
-        <w:rPr>
-          <w:rFonts w:ascii="Times New Roman" w:hAnsi="Times New Roman" w:cs="Times New Roman"/>
-          <w:sz w:val="24"/>
-          <w:szCs w:val="24"/>
-        </w:rPr>
-        <w:t>giữa</w:t>
-      </w:r>
-      <w:proofErr w:type="spellEnd"/>
-      <w:r>
-        <w:rPr>
-          <w:rFonts w:ascii="Times New Roman" w:hAnsi="Times New Roman" w:cs="Times New Roman"/>
-          <w:sz w:val="24"/>
-          <w:szCs w:val="24"/>
-        </w:rPr>
-        <w:t xml:space="preserve"> </w:t>
-      </w:r>
-      <w:proofErr w:type="spellStart"/>
-      <w:r>
-        <w:rPr>
-          <w:rFonts w:ascii="Times New Roman" w:hAnsi="Times New Roman" w:cs="Times New Roman"/>
-          <w:sz w:val="24"/>
-          <w:szCs w:val="24"/>
-        </w:rPr>
-        <w:t>tổng</w:t>
-      </w:r>
-      <w:proofErr w:type="spellEnd"/>
-      <w:r>
-        <w:rPr>
-          <w:rFonts w:ascii="Times New Roman" w:hAnsi="Times New Roman" w:cs="Times New Roman"/>
-          <w:sz w:val="24"/>
-          <w:szCs w:val="24"/>
-        </w:rPr>
-        <w:t xml:space="preserve"> </w:t>
-      </w:r>
-      <w:proofErr w:type="spellStart"/>
-      <w:r>
-        <w:rPr>
-          <w:rFonts w:ascii="Times New Roman" w:hAnsi="Times New Roman" w:cs="Times New Roman"/>
-          <w:sz w:val="24"/>
-          <w:szCs w:val="24"/>
-        </w:rPr>
-        <w:t>mô</w:t>
-      </w:r>
-      <w:proofErr w:type="spellEnd"/>
-      <w:r>
-        <w:rPr>
-          <w:rFonts w:ascii="Times New Roman" w:hAnsi="Times New Roman" w:cs="Times New Roman"/>
-          <w:sz w:val="24"/>
-          <w:szCs w:val="24"/>
-        </w:rPr>
-        <w:t xml:space="preserve">-men </w:t>
-      </w:r>
-      <w:proofErr w:type="spellStart"/>
-      <w:r>
-        <w:rPr>
-          <w:rFonts w:ascii="Times New Roman" w:hAnsi="Times New Roman" w:cs="Times New Roman"/>
-          <w:sz w:val="24"/>
-          <w:szCs w:val="24"/>
-        </w:rPr>
-        <w:t>quán</w:t>
-      </w:r>
-      <w:proofErr w:type="spellEnd"/>
-      <w:r>
-        <w:rPr>
-          <w:rFonts w:ascii="Times New Roman" w:hAnsi="Times New Roman" w:cs="Times New Roman"/>
-          <w:sz w:val="24"/>
-          <w:szCs w:val="24"/>
-        </w:rPr>
-        <w:t xml:space="preserve"> </w:t>
-      </w:r>
-      <w:proofErr w:type="spellStart"/>
-      <w:r>
-        <w:rPr>
-          <w:rFonts w:ascii="Times New Roman" w:hAnsi="Times New Roman" w:cs="Times New Roman"/>
-          <w:sz w:val="24"/>
-          <w:szCs w:val="24"/>
-        </w:rPr>
-        <w:t>tính</w:t>
-      </w:r>
-      <w:proofErr w:type="spellEnd"/>
-      <w:r>
-        <w:rPr>
-          <w:rFonts w:ascii="Times New Roman" w:hAnsi="Times New Roman" w:cs="Times New Roman"/>
-          <w:sz w:val="24"/>
-          <w:szCs w:val="24"/>
-        </w:rPr>
-        <w:t xml:space="preserve"> </w:t>
-      </w:r>
-      <w:proofErr w:type="spellStart"/>
-      <w:r>
-        <w:rPr>
-          <w:rFonts w:ascii="Times New Roman" w:hAnsi="Times New Roman" w:cs="Times New Roman"/>
-          <w:sz w:val="24"/>
-          <w:szCs w:val="24"/>
-        </w:rPr>
-        <w:t>quy</w:t>
-      </w:r>
-      <w:proofErr w:type="spellEnd"/>
-      <w:r>
-        <w:rPr>
-          <w:rFonts w:ascii="Times New Roman" w:hAnsi="Times New Roman" w:cs="Times New Roman"/>
-          <w:sz w:val="24"/>
-          <w:szCs w:val="24"/>
-        </w:rPr>
-        <w:t xml:space="preserve"> </w:t>
-      </w:r>
-      <w:proofErr w:type="spellStart"/>
-      <w:r>
-        <w:rPr>
-          <w:rFonts w:ascii="Times New Roman" w:hAnsi="Times New Roman" w:cs="Times New Roman"/>
-          <w:sz w:val="24"/>
-          <w:szCs w:val="24"/>
-        </w:rPr>
-        <w:t>đổi</w:t>
-      </w:r>
-      <w:proofErr w:type="spellEnd"/>
-      <w:r>
-        <w:rPr>
-          <w:rFonts w:ascii="Times New Roman" w:hAnsi="Times New Roman" w:cs="Times New Roman"/>
-          <w:sz w:val="24"/>
-          <w:szCs w:val="24"/>
-        </w:rPr>
-        <w:t xml:space="preserve"> </w:t>
-      </w:r>
-      <m:oMath>
-        <m:sSub>
-          <m:sSubPr>
-            <m:ctrlPr>
-              <w:rPr>
-                <w:rFonts w:ascii="Cambria Math" w:hAnsi="Cambria Math" w:cs="Times New Roman"/>
-                <w:i/>
-                <w:sz w:val="24"/>
-                <w:szCs w:val="24"/>
-              </w:rPr>
-            </m:ctrlPr>
-          </m:sSubPr>
-          <m:e>
-            <m:r>
-              <w:rPr>
-                <w:rFonts w:ascii="Cambria Math" w:hAnsi="Cambria Math" w:cs="Times New Roman"/>
-                <w:sz w:val="24"/>
-                <w:szCs w:val="24"/>
-              </w:rPr>
-              <m:t>J</m:t>
-            </m:r>
-          </m:e>
-          <m:sub>
-            <m:r>
-              <w:rPr>
-                <w:rFonts w:ascii="Cambria Math" w:hAnsi="Cambria Math" w:cs="Times New Roman"/>
-                <w:sz w:val="24"/>
-                <w:szCs w:val="24"/>
-              </w:rPr>
-              <m:t>total</m:t>
-            </m:r>
-          </m:sub>
-        </m:sSub>
-        <m:r>
-          <w:rPr>
-            <w:rFonts w:ascii="Cambria Math" w:hAnsi="Cambria Math" w:cs="Times New Roman"/>
-            <w:sz w:val="24"/>
-            <w:szCs w:val="24"/>
-          </w:rPr>
-          <m:t xml:space="preserve"> </m:t>
-        </m:r>
-      </m:oMath>
-      <w:r>
-        <w:rPr>
-          <w:rFonts w:ascii="Times New Roman" w:eastAsiaTheme="minorEastAsia" w:hAnsi="Times New Roman" w:cs="Times New Roman"/>
-          <w:sz w:val="24"/>
-          <w:szCs w:val="24"/>
-          <w:lang w:val="vi-VN"/>
-        </w:rPr>
-        <w:t xml:space="preserve"> </w:t>
-      </w:r>
-      <w:proofErr w:type="spellStart"/>
-      <w:r>
-        <w:rPr>
-          <w:rFonts w:ascii="Times New Roman" w:hAnsi="Times New Roman" w:cs="Times New Roman"/>
-          <w:sz w:val="24"/>
-          <w:szCs w:val="24"/>
-        </w:rPr>
-        <w:t>và</w:t>
-      </w:r>
-      <w:proofErr w:type="spellEnd"/>
-      <w:r>
-        <w:rPr>
-          <w:rFonts w:ascii="Times New Roman" w:hAnsi="Times New Roman" w:cs="Times New Roman"/>
-          <w:sz w:val="24"/>
-          <w:szCs w:val="24"/>
-        </w:rPr>
-        <w:t xml:space="preserve"> </w:t>
-      </w:r>
-      <w:proofErr w:type="spellStart"/>
-      <w:r>
-        <w:rPr>
-          <w:rFonts w:ascii="Times New Roman" w:hAnsi="Times New Roman" w:cs="Times New Roman"/>
-          <w:sz w:val="24"/>
-          <w:szCs w:val="24"/>
-        </w:rPr>
-        <w:t>gia</w:t>
-      </w:r>
-      <w:proofErr w:type="spellEnd"/>
-      <w:r>
-        <w:rPr>
-          <w:rFonts w:ascii="Times New Roman" w:hAnsi="Times New Roman" w:cs="Times New Roman"/>
-          <w:sz w:val="24"/>
-          <w:szCs w:val="24"/>
-        </w:rPr>
-        <w:t xml:space="preserve"> </w:t>
-      </w:r>
-      <w:proofErr w:type="spellStart"/>
-      <w:r>
-        <w:rPr>
-          <w:rFonts w:ascii="Times New Roman" w:hAnsi="Times New Roman" w:cs="Times New Roman"/>
-          <w:sz w:val="24"/>
-          <w:szCs w:val="24"/>
-        </w:rPr>
-        <w:t>tốc</w:t>
-      </w:r>
-      <w:proofErr w:type="spellEnd"/>
-      <w:r>
-        <w:rPr>
-          <w:rFonts w:ascii="Times New Roman" w:hAnsi="Times New Roman" w:cs="Times New Roman"/>
-          <w:sz w:val="24"/>
-          <w:szCs w:val="24"/>
-        </w:rPr>
-        <w:t xml:space="preserve"> </w:t>
-      </w:r>
-      <w:proofErr w:type="spellStart"/>
-      <w:r>
-        <w:rPr>
-          <w:rFonts w:ascii="Times New Roman" w:hAnsi="Times New Roman" w:cs="Times New Roman"/>
-          <w:sz w:val="24"/>
-          <w:szCs w:val="24"/>
-        </w:rPr>
-        <w:t>góc</w:t>
-      </w:r>
-      <w:proofErr w:type="spellEnd"/>
-      <w:r>
-        <w:rPr>
-          <w:rFonts w:ascii="Times New Roman" w:hAnsi="Times New Roman" w:cs="Times New Roman"/>
-          <w:sz w:val="24"/>
-          <w:szCs w:val="24"/>
-        </w:rPr>
-        <w:t xml:space="preserve"> </w:t>
-      </w:r>
-      <w:proofErr w:type="spellStart"/>
-      <w:r>
-        <w:rPr>
-          <w:rFonts w:ascii="Times New Roman" w:hAnsi="Times New Roman" w:cs="Times New Roman"/>
-          <w:sz w:val="24"/>
-          <w:szCs w:val="24"/>
-        </w:rPr>
-        <w:t>xoay</w:t>
-      </w:r>
-      <w:proofErr w:type="spellEnd"/>
-      <w:r>
-        <w:rPr>
-          <w:rFonts w:ascii="Times New Roman" w:hAnsi="Times New Roman" w:cs="Times New Roman"/>
-          <w:sz w:val="24"/>
-          <w:szCs w:val="24"/>
-        </w:rPr>
-        <w:t xml:space="preserve"> </w:t>
-      </w:r>
-      <w:proofErr w:type="spellStart"/>
-      <w:r>
-        <w:rPr>
-          <w:rFonts w:ascii="Times New Roman" w:hAnsi="Times New Roman" w:cs="Times New Roman"/>
-          <w:sz w:val="24"/>
-          <w:szCs w:val="24"/>
-        </w:rPr>
-        <w:t>vô-lăng</w:t>
-      </w:r>
-      <w:proofErr w:type="spellEnd"/>
-      <w:r>
-        <w:rPr>
-          <w:rFonts w:ascii="Times New Roman" w:hAnsi="Times New Roman" w:cs="Times New Roman"/>
-          <w:sz w:val="24"/>
-          <w:szCs w:val="24"/>
-        </w:rPr>
-        <w:t> </w:t>
-      </w:r>
-      <m:oMath>
-        <m:acc>
-          <m:accPr>
-            <m:chr m:val="̈"/>
-            <m:ctrlPr>
-              <w:rPr>
-                <w:rFonts w:ascii="Cambria Math" w:hAnsi="Cambria Math" w:cs="Times New Roman"/>
-                <w:i/>
-                <w:sz w:val="24"/>
-                <w:szCs w:val="24"/>
-              </w:rPr>
-            </m:ctrlPr>
-          </m:accPr>
-          <m:e>
-            <m:r>
-              <w:rPr>
-                <w:rFonts w:ascii="Cambria Math" w:hAnsi="Cambria Math" w:cs="Times New Roman"/>
-                <w:sz w:val="24"/>
-                <w:szCs w:val="24"/>
-              </w:rPr>
-              <m:t>θ</m:t>
-            </m:r>
-          </m:e>
-        </m:acc>
-        <m:r>
-          <w:rPr>
-            <w:rFonts w:ascii="Cambria Math" w:hAnsi="Cambria Math" w:cs="Times New Roman"/>
-            <w:sz w:val="24"/>
-            <w:szCs w:val="24"/>
-          </w:rPr>
-          <m:t>(t)</m:t>
-        </m:r>
-      </m:oMath>
-      <w:r>
-        <w:rPr>
-          <w:rFonts w:ascii="Times New Roman" w:eastAsiaTheme="minorEastAsia" w:hAnsi="Times New Roman" w:cs="Times New Roman"/>
-          <w:i/>
-          <w:sz w:val="24"/>
-          <w:szCs w:val="24"/>
-          <w:lang w:val="vi-VN"/>
-        </w:rPr>
-        <w:t>:</w:t>
-      </w:r>
-    </w:p>
-    <w:p>
-      <w:pPr>
-        <w:spacing w:line="276" w:lineRule="auto"/>
-        <w:jc w:val="both"/>
-        <w:rPr>
-          <w:rFonts w:ascii="Times New Roman" w:eastAsiaTheme="minorEastAsia" w:hAnsi="Times New Roman" w:cs="Times New Roman"/>
-          <w:i/>
-          <w:kern w:val="0"/>
-          <w:sz w:val="24"/>
-          <w:szCs w:val="24"/>
-          <w14:ligatures w14:val="none"/>
-        </w:rPr>
-      </w:pPr>
-      <m:oMathPara>
-        <m:oMath>
-          <m:nary>
-            <m:naryPr>
-              <m:chr m:val="∑"/>
-              <m:limLoc m:val="undOvr"/>
-              <m:subHide m:val="1"/>
-              <m:supHide m:val="1"/>
-              <m:ctrlPr>
-                <w:rPr>
-                  <w:rFonts w:ascii="Cambria Math" w:hAnsi="Cambria Math" w:cs="Times New Roman"/>
-                  <w:i/>
-                  <w:sz w:val="24"/>
-                  <w:szCs w:val="24"/>
-                </w:rPr>
-              </m:ctrlPr>
-            </m:naryPr>
-            <m:sub/>
-            <m:sup/>
-            <m:e>
-              <m:r>
-                <w:rPr>
-                  <w:rFonts w:ascii="Cambria Math" w:hAnsi="Cambria Math" w:cs="Times New Roman"/>
-                  <w:sz w:val="24"/>
-                  <w:szCs w:val="24"/>
-                </w:rPr>
-                <m:t>T</m:t>
-              </m:r>
-              <m:d>
-                <m:dPr>
-                  <m:ctrlPr>
-                    <w:rPr>
-                      <w:rFonts w:ascii="Cambria Math" w:hAnsi="Cambria Math" w:cs="Times New Roman"/>
-                      <w:i/>
-                      <w:sz w:val="24"/>
-                      <w:szCs w:val="24"/>
-                    </w:rPr>
-                  </m:ctrlPr>
-                </m:dPr>
-                <m:e>
-                  <m:r>
-                    <w:rPr>
-                      <w:rFonts w:ascii="Cambria Math" w:hAnsi="Cambria Math" w:cs="Times New Roman"/>
-                      <w:sz w:val="24"/>
-                      <w:szCs w:val="24"/>
-                    </w:rPr>
-                    <m:t>t</m:t>
-                  </m:r>
-                </m:e>
-              </m:d>
-            </m:e>
-          </m:nary>
-          <m:r>
-            <w:rPr>
-              <w:rFonts w:ascii="Cambria Math" w:hAnsi="Cambria Math" w:cs="Times New Roman"/>
-              <w:sz w:val="24"/>
-              <w:szCs w:val="24"/>
-            </w:rPr>
-            <m:t>=</m:t>
-          </m:r>
-          <m:sSub>
-            <m:sSubPr>
-              <m:ctrlPr>
-                <w:rPr>
-                  <w:rFonts w:ascii="Cambria Math" w:hAnsi="Cambria Math" w:cs="Times New Roman"/>
-                  <w:i/>
-                  <w:noProof/>
-                  <w:kern w:val="0"/>
-                  <w:sz w:val="24"/>
-                  <w:szCs w:val="24"/>
-                  <w14:ligatures w14:val="none"/>
-                </w:rPr>
-              </m:ctrlPr>
-            </m:sSubPr>
-            <m:e>
-              <m:r>
-                <w:rPr>
-                  <w:rFonts w:ascii="Cambria Math" w:hAnsi="Cambria Math" w:cs="Times New Roman"/>
-                  <w:noProof/>
-                  <w:kern w:val="0"/>
-                  <w:sz w:val="24"/>
-                  <w:szCs w:val="24"/>
-                  <w14:ligatures w14:val="none"/>
-                </w:rPr>
-                <m:t>J</m:t>
-              </m:r>
-            </m:e>
-            <m:sub>
-              <m:r>
-                <w:rPr>
-                  <w:rFonts w:ascii="Cambria Math" w:hAnsi="Cambria Math" w:cs="Times New Roman"/>
-                  <w:noProof/>
-                  <w:kern w:val="0"/>
-                  <w:sz w:val="24"/>
-                  <w:szCs w:val="24"/>
-                  <w14:ligatures w14:val="none"/>
-                </w:rPr>
-                <m:t>total</m:t>
-              </m:r>
-            </m:sub>
-          </m:sSub>
-          <m:r>
-            <w:rPr>
-              <w:rFonts w:ascii="Cambria Math" w:hAnsi="Cambria Math" w:cs="Times New Roman"/>
-              <w:noProof/>
-              <w:kern w:val="0"/>
-              <w:sz w:val="24"/>
-              <w:szCs w:val="24"/>
-              <w14:ligatures w14:val="none"/>
-            </w:rPr>
-            <m:t>∙</m:t>
-          </m:r>
-          <m:acc>
-            <m:accPr>
-              <m:chr m:val="̈"/>
-              <m:ctrlPr>
-                <w:rPr>
-                  <w:rFonts w:ascii="Cambria Math" w:hAnsi="Cambria Math" w:cs="Times New Roman"/>
-                  <w:i/>
-                  <w:noProof/>
-                  <w:kern w:val="0"/>
-                  <w:sz w:val="24"/>
-                  <w:szCs w:val="24"/>
-                  <w14:ligatures w14:val="none"/>
-                </w:rPr>
-              </m:ctrlPr>
-            </m:accPr>
-            <m:e>
-              <m:r>
-                <w:rPr>
-                  <w:rFonts w:ascii="Cambria Math" w:hAnsi="Cambria Math" w:cs="Times New Roman"/>
-                  <w:noProof/>
-                  <w:kern w:val="0"/>
-                  <w:sz w:val="24"/>
-                  <w:szCs w:val="24"/>
-                  <w14:ligatures w14:val="none"/>
-                </w:rPr>
-                <m:t>θ</m:t>
-              </m:r>
-            </m:e>
-          </m:acc>
-          <m:d>
-            <m:dPr>
-              <m:ctrlPr>
-                <w:rPr>
-                  <w:rFonts w:ascii="Cambria Math" w:hAnsi="Cambria Math" w:cs="Times New Roman"/>
-                  <w:i/>
-                  <w:noProof/>
-                  <w:kern w:val="0"/>
-                  <w:sz w:val="24"/>
-                  <w:szCs w:val="24"/>
-                  <w14:ligatures w14:val="none"/>
-                </w:rPr>
-              </m:ctrlPr>
-            </m:dPr>
-            <m:e>
-              <m:r>
-                <w:rPr>
-                  <w:rFonts w:ascii="Cambria Math" w:hAnsi="Cambria Math" w:cs="Times New Roman"/>
-                  <w:noProof/>
-                  <w:kern w:val="0"/>
-                  <w:sz w:val="24"/>
-                  <w:szCs w:val="24"/>
-                  <w14:ligatures w14:val="none"/>
-                </w:rPr>
-                <m:t>t</m:t>
-              </m:r>
-            </m:e>
-          </m:d>
-          <m:r>
-            <w:rPr>
-              <w:rFonts w:ascii="Cambria Math" w:hAnsi="Cambria Math" w:cs="Times New Roman"/>
-              <w:noProof/>
-              <w:kern w:val="0"/>
-              <w:sz w:val="24"/>
-              <w:szCs w:val="24"/>
-              <w14:ligatures w14:val="none"/>
-            </w:rPr>
-            <m:t xml:space="preserve"> (1) </m:t>
-          </m:r>
-        </m:oMath>
-      </m:oMathPara>
-    </w:p>
-    <w:p>
-      <w:pPr>
-        <w:spacing w:after="0" w:line="276" w:lineRule="auto"/>
-        <w:jc w:val="both"/>
-        <w:rPr>
-          <w:rFonts w:ascii="Times New Roman" w:eastAsia="Times New Roman" w:hAnsi="Times New Roman" w:cs="Times New Roman"/>
-          <w:kern w:val="0"/>
-          <w:sz w:val="24"/>
-          <w:szCs w:val="24"/>
-          <w14:ligatures w14:val="none"/>
-        </w:rPr>
-      </w:pPr>
-      <w:r>
-        <w:rPr>
-          <w:rFonts w:ascii="Times New Roman" w:eastAsia="Times New Roman" w:hAnsi="Times New Roman" w:cs="Times New Roman"/>
-          <w:kern w:val="0"/>
-          <w:sz w:val="24"/>
-          <w:szCs w:val="24"/>
-          <w14:ligatures w14:val="none"/>
-        </w:rPr>
-        <w:t xml:space="preserve">Khai </w:t>
-      </w:r>
-      <w:proofErr w:type="spellStart"/>
-      <w:r>
-        <w:rPr>
-          <w:rFonts w:ascii="Times New Roman" w:eastAsia="Times New Roman" w:hAnsi="Times New Roman" w:cs="Times New Roman"/>
-          <w:kern w:val="0"/>
-          <w:sz w:val="24"/>
-          <w:szCs w:val="24"/>
-          <w14:ligatures w14:val="none"/>
-        </w:rPr>
-        <w:t>triển</w:t>
-      </w:r>
-      <w:proofErr w:type="spellEnd"/>
-      <w:r>
-        <w:rPr>
-          <w:rFonts w:ascii="Times New Roman" w:eastAsia="Times New Roman" w:hAnsi="Times New Roman" w:cs="Times New Roman"/>
-          <w:kern w:val="0"/>
-          <w:sz w:val="24"/>
-          <w:szCs w:val="24"/>
-          <w14:ligatures w14:val="none"/>
-        </w:rPr>
-        <w:t xml:space="preserve"> </w:t>
-      </w:r>
-      <w:proofErr w:type="spellStart"/>
-      <w:r>
-        <w:rPr>
-          <w:rFonts w:ascii="Times New Roman" w:eastAsia="Times New Roman" w:hAnsi="Times New Roman" w:cs="Times New Roman"/>
-          <w:kern w:val="0"/>
-          <w:sz w:val="24"/>
-          <w:szCs w:val="24"/>
-          <w14:ligatures w14:val="none"/>
-        </w:rPr>
-        <w:t>tổng</w:t>
-      </w:r>
-      <w:proofErr w:type="spellEnd"/>
-      <w:r>
-        <w:rPr>
-          <w:rFonts w:ascii="Times New Roman" w:eastAsia="Times New Roman" w:hAnsi="Times New Roman" w:cs="Times New Roman"/>
-          <w:kern w:val="0"/>
-          <w:sz w:val="24"/>
-          <w:szCs w:val="24"/>
-          <w14:ligatures w14:val="none"/>
-        </w:rPr>
-        <w:t xml:space="preserve"> </w:t>
-      </w:r>
-      <w:proofErr w:type="spellStart"/>
-      <w:r>
-        <w:rPr>
-          <w:rFonts w:ascii="Times New Roman" w:eastAsia="Times New Roman" w:hAnsi="Times New Roman" w:cs="Times New Roman"/>
-          <w:kern w:val="0"/>
-          <w:sz w:val="24"/>
-          <w:szCs w:val="24"/>
-          <w14:ligatures w14:val="none"/>
-        </w:rPr>
-        <w:t>mô</w:t>
-      </w:r>
-      <w:proofErr w:type="spellEnd"/>
-      <w:r>
-        <w:rPr>
-          <w:rFonts w:ascii="Times New Roman" w:eastAsia="Times New Roman" w:hAnsi="Times New Roman" w:cs="Times New Roman"/>
-          <w:kern w:val="0"/>
-          <w:sz w:val="24"/>
-          <w:szCs w:val="24"/>
-          <w14:ligatures w14:val="none"/>
-        </w:rPr>
-        <w:t xml:space="preserve">-men </w:t>
-      </w:r>
-      <m:oMath>
-        <m:nary>
-          <m:naryPr>
-            <m:chr m:val="∑"/>
-            <m:limLoc m:val="undOvr"/>
-            <m:subHide m:val="1"/>
-            <m:supHide m:val="1"/>
-            <m:ctrlPr>
-              <w:rPr>
-                <w:rFonts w:ascii="Cambria Math" w:hAnsi="Cambria Math" w:cs="Times New Roman"/>
-                <w:i/>
-                <w:sz w:val="24"/>
-                <w:szCs w:val="24"/>
-              </w:rPr>
-            </m:ctrlPr>
-          </m:naryPr>
-          <m:sub/>
-          <m:sup/>
-          <m:e>
-            <m:r>
-              <w:rPr>
-                <w:rFonts w:ascii="Cambria Math" w:hAnsi="Cambria Math" w:cs="Times New Roman"/>
-                <w:sz w:val="24"/>
-                <w:szCs w:val="24"/>
-              </w:rPr>
-              <m:t>T</m:t>
-            </m:r>
-            <m:d>
-              <m:dPr>
-                <m:ctrlPr>
-                  <w:rPr>
-                    <w:rFonts w:ascii="Cambria Math" w:hAnsi="Cambria Math" w:cs="Times New Roman"/>
-                    <w:i/>
-                    <w:sz w:val="24"/>
-                    <w:szCs w:val="24"/>
-                  </w:rPr>
-                </m:ctrlPr>
-              </m:dPr>
-              <m:e>
-                <m:r>
-                  <w:rPr>
-                    <w:rFonts w:ascii="Cambria Math" w:hAnsi="Cambria Math" w:cs="Times New Roman"/>
-                    <w:sz w:val="24"/>
-                    <w:szCs w:val="24"/>
-                  </w:rPr>
-                  <m:t>t</m:t>
-                </m:r>
-              </m:e>
-            </m:d>
-          </m:e>
-        </m:nary>
-      </m:oMath>
-      <w:r>
-        <w:rPr>
-          <w:rFonts w:ascii="Times New Roman" w:eastAsia="Times New Roman" w:hAnsi="Times New Roman" w:cs="Times New Roman"/>
-          <w:kern w:val="0"/>
-          <w:sz w:val="24"/>
-          <w:szCs w:val="24"/>
-          <w14:ligatures w14:val="none"/>
-        </w:rPr>
-        <w:t xml:space="preserve"> vào phương trình gốc (1), ta được:</w:t>
-      </w:r>
-    </w:p>
-    <w:p>
-      <w:pPr>
-        <w:spacing w:line="276" w:lineRule="auto"/>
-        <w:jc w:val="both"/>
-        <w:rPr>
-          <w:rFonts w:ascii="Times New Roman" w:hAnsi="Times New Roman" w:cs="Times New Roman"/>
-          <w:i/>
-          <w:sz w:val="24"/>
-          <w:szCs w:val="24"/>
-          <w:lang w:val="vi-VN"/>
-        </w:rPr>
-      </w:pPr>
-      <m:oMathPara>
-        <m:oMath>
-          <m:acc>
-            <m:accPr>
-              <m:chr m:val="̈"/>
-              <m:ctrlPr>
-                <w:rPr>
-                  <w:rFonts w:ascii="Cambria Math" w:hAnsi="Cambria Math"/>
-                  <w:i/>
-                  <w:sz w:val="24"/>
-                  <w:szCs w:val="24"/>
-                </w:rPr>
-              </m:ctrlPr>
-            </m:accPr>
-            <m:e>
-              <m:r>
-                <w:rPr>
-                  <w:rFonts w:ascii="Cambria Math" w:hAnsi="Cambria Math"/>
-                  <w:sz w:val="24"/>
-                  <w:szCs w:val="24"/>
-                </w:rPr>
-                <m:t>θ</m:t>
-              </m:r>
-            </m:e>
-          </m:acc>
-          <m:d>
-            <m:dPr>
-              <m:ctrlPr>
-                <w:rPr>
-                  <w:rFonts w:ascii="Cambria Math" w:hAnsi="Cambria Math"/>
-                  <w:i/>
-                  <w:sz w:val="24"/>
-                  <w:szCs w:val="24"/>
-                </w:rPr>
-              </m:ctrlPr>
-            </m:dPr>
-            <m:e>
-              <m:r>
-                <w:rPr>
-                  <w:rFonts w:ascii="Cambria Math" w:hAnsi="Cambria Math"/>
-                  <w:sz w:val="24"/>
-                  <w:szCs w:val="24"/>
-                </w:rPr>
-                <m:t>t</m:t>
-              </m:r>
-            </m:e>
-          </m:d>
-          <m:r>
-            <w:rPr>
-              <w:rFonts w:ascii="Cambria Math" w:hAnsi="Cambria Math"/>
-              <w:sz w:val="24"/>
-              <w:szCs w:val="24"/>
-            </w:rPr>
-            <m:t xml:space="preserve">=  </m:t>
-          </m:r>
-          <m:f>
-            <m:fPr>
-              <m:ctrlPr>
-                <w:rPr>
-                  <w:rFonts w:ascii="Cambria Math" w:hAnsi="Cambria Math"/>
-                  <w:i/>
-                  <w:sz w:val="24"/>
-                  <w:szCs w:val="24"/>
-                </w:rPr>
-              </m:ctrlPr>
-            </m:fPr>
-            <m:num>
-              <m:nary>
-                <m:naryPr>
-                  <m:chr m:val="∑"/>
-                  <m:limLoc m:val="undOvr"/>
-                  <m:subHide m:val="1"/>
-                  <m:supHide m:val="1"/>
-                  <m:ctrlPr>
-                    <w:rPr>
-                      <w:rFonts w:ascii="Cambria Math" w:hAnsi="Cambria Math" w:cs="Times New Roman"/>
-                      <w:i/>
-                      <w:sz w:val="24"/>
-                      <w:szCs w:val="24"/>
-                    </w:rPr>
-                  </m:ctrlPr>
-                </m:naryPr>
-                <m:sub/>
-                <m:sup/>
-                <m:e>
-                  <m:r>
-                    <w:rPr>
-                      <w:rFonts w:ascii="Cambria Math" w:hAnsi="Cambria Math" w:cs="Times New Roman"/>
-                      <w:sz w:val="24"/>
-                      <w:szCs w:val="24"/>
-                    </w:rPr>
-                    <m:t>T</m:t>
-                  </m:r>
-                  <m:d>
-                    <m:dPr>
-                      <m:ctrlPr>
-                        <w:rPr>
-                          <w:rFonts w:ascii="Cambria Math" w:hAnsi="Cambria Math" w:cs="Times New Roman"/>
-                          <w:i/>
-                          <w:sz w:val="24"/>
-                          <w:szCs w:val="24"/>
-                        </w:rPr>
-                      </m:ctrlPr>
-                    </m:dPr>
-                    <m:e>
-                      <m:r>
-                        <w:rPr>
-                          <w:rFonts w:ascii="Cambria Math" w:hAnsi="Cambria Math" w:cs="Times New Roman"/>
-                          <w:sz w:val="24"/>
-                          <w:szCs w:val="24"/>
-                        </w:rPr>
-                        <m:t>t</m:t>
-                      </m:r>
-                    </m:e>
-                  </m:d>
-                </m:e>
-              </m:nary>
-              <m:r>
-                <w:rPr>
-                  <w:rFonts w:ascii="Cambria Math" w:eastAsia="Times New Roman" w:hAnsi="Cambria Math" w:cs="Times New Roman"/>
-                  <w:kern w:val="0"/>
-                  <w:sz w:val="24"/>
-                  <w:szCs w:val="24"/>
-                  <w14:ligatures w14:val="none"/>
-                </w:rPr>
-                <m:t xml:space="preserve"> </m:t>
-              </m:r>
-            </m:num>
-            <m:den>
-              <m:sSub>
-                <m:sSubPr>
-                  <m:ctrlPr>
-                    <w:rPr>
-                      <w:rFonts w:ascii="Cambria Math" w:hAnsi="Cambria Math"/>
-                      <w:i/>
-                      <w:sz w:val="24"/>
-                      <w:szCs w:val="24"/>
-                    </w:rPr>
-                  </m:ctrlPr>
-                </m:sSubPr>
-                <m:e>
-                  <m:r>
-                    <w:rPr>
-                      <w:rFonts w:ascii="Cambria Math" w:hAnsi="Cambria Math"/>
-                      <w:sz w:val="24"/>
-                      <w:szCs w:val="24"/>
-                    </w:rPr>
-                    <m:t>J</m:t>
-                  </m:r>
-                </m:e>
-                <m:sub>
-                  <m:r>
-                    <w:rPr>
-                      <w:rFonts w:ascii="Cambria Math" w:hAnsi="Cambria Math"/>
-                      <w:sz w:val="24"/>
-                      <w:szCs w:val="24"/>
-                    </w:rPr>
-                    <m:t>total</m:t>
-                  </m:r>
-                </m:sub>
-              </m:sSub>
-            </m:den>
-          </m:f>
-          <m:r>
-            <w:rPr>
-              <w:rFonts w:ascii="Cambria Math" w:hAnsi="Cambria Math"/>
-              <w:sz w:val="24"/>
-              <w:szCs w:val="24"/>
-            </w:rPr>
-            <m:t>=</m:t>
-          </m:r>
-          <m:f>
-            <m:fPr>
-              <m:ctrlPr>
-                <w:rPr>
-                  <w:rFonts w:ascii="Cambria Math" w:hAnsi="Cambria Math"/>
-                  <w:i/>
-                  <w:sz w:val="24"/>
-                  <w:szCs w:val="24"/>
-                </w:rPr>
-              </m:ctrlPr>
-            </m:fPr>
-            <m:num>
-              <m:r>
-                <w:rPr>
-                  <w:rFonts w:ascii="Cambria Math" w:hAnsi="Cambria Math"/>
-                  <w:sz w:val="24"/>
-                  <w:szCs w:val="24"/>
-                </w:rPr>
-                <m:t>1</m:t>
-              </m:r>
-            </m:num>
-            <m:den>
-              <m:sSub>
-                <m:sSubPr>
-                  <m:ctrlPr>
-                    <w:rPr>
-                      <w:rFonts w:ascii="Cambria Math" w:hAnsi="Cambria Math"/>
-                      <w:i/>
-                      <w:sz w:val="24"/>
-                      <w:szCs w:val="24"/>
-                    </w:rPr>
-                  </m:ctrlPr>
-                </m:sSubPr>
-                <m:e>
-                  <m:r>
-                    <w:rPr>
-                      <w:rFonts w:ascii="Cambria Math" w:hAnsi="Cambria Math"/>
-                      <w:sz w:val="24"/>
-                      <w:szCs w:val="24"/>
-                    </w:rPr>
-                    <m:t>J</m:t>
-                  </m:r>
-                </m:e>
-                <m:sub>
-                  <m:r>
-                    <w:rPr>
-                      <w:rFonts w:ascii="Cambria Math" w:hAnsi="Cambria Math"/>
-                      <w:sz w:val="24"/>
-                      <w:szCs w:val="24"/>
-                    </w:rPr>
-                    <m:t>total</m:t>
-                  </m:r>
-                </m:sub>
-              </m:sSub>
-            </m:den>
-          </m:f>
-          <m:d>
-            <m:dPr>
-              <m:ctrlPr>
-                <w:rPr>
-                  <w:rFonts w:ascii="Cambria Math" w:hAnsi="Cambria Math"/>
-                  <w:i/>
-                  <w:sz w:val="24"/>
-                  <w:szCs w:val="24"/>
-                </w:rPr>
-              </m:ctrlPr>
-            </m:dPr>
-            <m:e>
-              <m:sSub>
-                <m:sSubPr>
-                  <m:ctrlPr>
-                    <w:rPr>
-                      <w:rFonts w:ascii="Cambria Math" w:hAnsi="Cambria Math"/>
-                      <w:i/>
-                      <w:sz w:val="24"/>
-                      <w:szCs w:val="24"/>
-                    </w:rPr>
-                  </m:ctrlPr>
-                </m:sSubPr>
-                <m:e>
-                  <m:r>
-                    <w:rPr>
-                      <w:rFonts w:ascii="Cambria Math" w:hAnsi="Cambria Math"/>
-                      <w:sz w:val="24"/>
-                      <w:szCs w:val="24"/>
-                    </w:rPr>
-                    <m:t>T</m:t>
-                  </m:r>
-                </m:e>
-                <m:sub>
-                  <m:r>
-                    <w:rPr>
-                      <w:rFonts w:ascii="Cambria Math" w:hAnsi="Cambria Math"/>
-                      <w:sz w:val="24"/>
-                      <w:szCs w:val="24"/>
-                    </w:rPr>
-                    <m:t>d</m:t>
-                  </m:r>
-                </m:sub>
-              </m:sSub>
-              <m:d>
-                <m:dPr>
-                  <m:ctrlPr>
-                    <w:rPr>
-                      <w:rFonts w:ascii="Cambria Math" w:hAnsi="Cambria Math"/>
-                      <w:i/>
-                      <w:sz w:val="24"/>
-                      <w:szCs w:val="24"/>
-                    </w:rPr>
-                  </m:ctrlPr>
-                </m:dPr>
-                <m:e>
-                  <m:r>
-                    <w:rPr>
-                      <w:rFonts w:ascii="Cambria Math" w:hAnsi="Cambria Math"/>
-                      <w:sz w:val="24"/>
-                      <w:szCs w:val="24"/>
-                    </w:rPr>
-                    <m:t>t</m:t>
-                  </m:r>
-                </m:e>
-              </m:d>
-              <m:r>
-                <w:rPr>
-                  <w:rFonts w:ascii="Cambria Math" w:hAnsi="Cambria Math"/>
-                  <w:sz w:val="24"/>
-                  <w:szCs w:val="24"/>
-                </w:rPr>
-                <m:t xml:space="preserve">+ </m:t>
-              </m:r>
-              <m:sSub>
-                <m:sSubPr>
-                  <m:ctrlPr>
-                    <w:rPr>
-                      <w:rFonts w:ascii="Cambria Math" w:hAnsi="Cambria Math"/>
-                      <w:i/>
-                      <w:sz w:val="24"/>
-                      <w:szCs w:val="24"/>
-                    </w:rPr>
-                  </m:ctrlPr>
-                </m:sSubPr>
-                <m:e>
-                  <m:r>
-                    <w:rPr>
-                      <w:rFonts w:ascii="Cambria Math" w:hAnsi="Cambria Math"/>
-                      <w:sz w:val="24"/>
-                      <w:szCs w:val="24"/>
-                    </w:rPr>
-                    <m:t>T</m:t>
-                  </m:r>
-                </m:e>
-                <m:sub>
-                  <m:r>
-                    <w:rPr>
-                      <w:rFonts w:ascii="Cambria Math" w:hAnsi="Cambria Math"/>
-                      <w:sz w:val="24"/>
-                      <w:szCs w:val="24"/>
-                    </w:rPr>
-                    <m:t>a</m:t>
-                  </m:r>
-                </m:sub>
-              </m:sSub>
-              <m:d>
-                <m:dPr>
-                  <m:ctrlPr>
-                    <w:rPr>
-                      <w:rFonts w:ascii="Cambria Math" w:hAnsi="Cambria Math"/>
-                      <w:i/>
-                      <w:sz w:val="24"/>
-                      <w:szCs w:val="24"/>
-                    </w:rPr>
-                  </m:ctrlPr>
-                </m:dPr>
-                <m:e>
-                  <m:r>
-                    <w:rPr>
-                      <w:rFonts w:ascii="Cambria Math" w:hAnsi="Cambria Math"/>
-                      <w:sz w:val="24"/>
-                      <w:szCs w:val="24"/>
-                    </w:rPr>
-                    <m:t>t</m:t>
-                  </m:r>
-                </m:e>
-              </m:d>
-              <m:r>
-                <w:rPr>
-                  <w:rFonts w:ascii="Cambria Math" w:hAnsi="Cambria Math"/>
-                  <w:sz w:val="24"/>
-                  <w:szCs w:val="24"/>
-                </w:rPr>
-                <m:t xml:space="preserve">- </m:t>
-              </m:r>
-              <m:sSub>
-                <m:sSubPr>
-                  <m:ctrlPr>
-                    <w:rPr>
-                      <w:rFonts w:ascii="Cambria Math" w:hAnsi="Cambria Math"/>
-                      <w:i/>
-                      <w:sz w:val="24"/>
-                      <w:szCs w:val="24"/>
-                    </w:rPr>
-                  </m:ctrlPr>
-                </m:sSubPr>
-                <m:e>
-                  <m:r>
-                    <w:rPr>
-                      <w:rFonts w:ascii="Cambria Math" w:hAnsi="Cambria Math"/>
-                      <w:sz w:val="24"/>
-                      <w:szCs w:val="24"/>
-                    </w:rPr>
-                    <m:t>T</m:t>
-                  </m:r>
-                </m:e>
-                <m:sub>
-                  <m:r>
-                    <w:rPr>
-                      <w:rFonts w:ascii="Cambria Math" w:hAnsi="Cambria Math"/>
-                      <w:sz w:val="24"/>
-                      <w:szCs w:val="24"/>
-                    </w:rPr>
-                    <m:t>loss</m:t>
-                  </m:r>
-                </m:sub>
-              </m:sSub>
-              <m:d>
-                <m:dPr>
-                  <m:ctrlPr>
-                    <w:rPr>
-                      <w:rFonts w:ascii="Cambria Math" w:hAnsi="Cambria Math"/>
-                      <w:i/>
-                      <w:sz w:val="24"/>
-                      <w:szCs w:val="24"/>
-                    </w:rPr>
-                  </m:ctrlPr>
-                </m:dPr>
-                <m:e>
-                  <m:r>
-                    <w:rPr>
-                      <w:rFonts w:ascii="Cambria Math" w:hAnsi="Cambria Math"/>
-                      <w:sz w:val="24"/>
-                      <w:szCs w:val="24"/>
-                    </w:rPr>
-                    <m:t>t</m:t>
-                  </m:r>
-                </m:e>
-              </m:d>
-              <m:r>
-                <w:rPr>
-                  <w:rFonts w:ascii="Cambria Math" w:hAnsi="Cambria Math"/>
-                  <w:sz w:val="24"/>
-                  <w:szCs w:val="24"/>
-                </w:rPr>
-                <m:t xml:space="preserve">- </m:t>
-              </m:r>
-              <m:sSub>
-                <m:sSubPr>
-                  <m:ctrlPr>
-                    <w:rPr>
-                      <w:rFonts w:ascii="Cambria Math" w:hAnsi="Cambria Math"/>
-                      <w:i/>
-                      <w:sz w:val="24"/>
-                      <w:szCs w:val="24"/>
-                    </w:rPr>
-                  </m:ctrlPr>
-                </m:sSubPr>
-                <m:e>
-                  <m:r>
-                    <w:rPr>
-                      <w:rFonts w:ascii="Cambria Math" w:hAnsi="Cambria Math"/>
-                      <w:sz w:val="24"/>
-                      <w:szCs w:val="24"/>
-                    </w:rPr>
-                    <m:t>T</m:t>
-                  </m:r>
-                </m:e>
-                <m:sub>
-                  <m:r>
-                    <w:rPr>
-                      <w:rFonts w:ascii="Cambria Math" w:hAnsi="Cambria Math"/>
-                      <w:sz w:val="24"/>
-                      <w:szCs w:val="24"/>
-                    </w:rPr>
-                    <m:t>r</m:t>
-                  </m:r>
-                </m:sub>
-              </m:sSub>
-              <m:d>
-                <m:dPr>
-                  <m:ctrlPr>
-                    <w:rPr>
-                      <w:rFonts w:ascii="Cambria Math" w:hAnsi="Cambria Math"/>
-                      <w:i/>
-                      <w:sz w:val="24"/>
-                      <w:szCs w:val="24"/>
-                    </w:rPr>
-                  </m:ctrlPr>
-                </m:dPr>
-                <m:e>
-                  <m:r>
-                    <w:rPr>
-                      <w:rFonts w:ascii="Cambria Math" w:hAnsi="Cambria Math"/>
-                      <w:sz w:val="24"/>
-                      <w:szCs w:val="24"/>
-                    </w:rPr>
-                    <m:t>t</m:t>
-                  </m:r>
-                </m:e>
-              </m:d>
-            </m:e>
-          </m:d>
-          <m:r>
-            <w:rPr>
-              <w:rFonts w:ascii="Cambria Math" w:eastAsiaTheme="minorEastAsia" w:hAnsi="Cambria Math" w:cs="Times New Roman"/>
-              <w:sz w:val="24"/>
-              <w:szCs w:val="24"/>
-              <w:lang w:val="vi-VN"/>
-            </w:rPr>
-            <m:t xml:space="preserve"> (2)</m:t>
-          </m:r>
-        </m:oMath>
-      </m:oMathPara>
-    </w:p>
-    <w:p>
-      <w:pPr>
-        <w:spacing w:after="0" w:line="276" w:lineRule="auto"/>
-        <w:jc w:val="both"/>
-        <w:rPr>
-          <w:rFonts w:ascii="Times New Roman" w:eastAsia="Times New Roman" w:hAnsi="Times New Roman" w:cs="Times New Roman"/>
-          <w:kern w:val="0"/>
-          <w:sz w:val="24"/>
-          <w:szCs w:val="24"/>
-          <w14:ligatures w14:val="none"/>
-        </w:rPr>
-      </w:pPr>
-      <w:proofErr w:type="spellStart"/>
-      <w:r>
-        <w:rPr>
-          <w:rFonts w:ascii="Times New Roman" w:eastAsia="Times New Roman" w:hAnsi="Times New Roman" w:cs="Times New Roman"/>
-          <w:kern w:val="0"/>
-          <w:sz w:val="24"/>
-          <w:szCs w:val="24"/>
-          <w14:ligatures w14:val="none"/>
-        </w:rPr>
-        <w:t>Xét</w:t>
-      </w:r>
-      <w:proofErr w:type="spellEnd"/>
-      <w:r>
-        <w:rPr>
-          <w:rFonts w:ascii="Times New Roman" w:eastAsia="Times New Roman" w:hAnsi="Times New Roman" w:cs="Times New Roman"/>
-          <w:kern w:val="0"/>
-          <w:sz w:val="24"/>
-          <w:szCs w:val="24"/>
-          <w14:ligatures w14:val="none"/>
-        </w:rPr>
-        <w:t xml:space="preserve"> </w:t>
-      </w:r>
-      <w:proofErr w:type="spellStart"/>
-      <w:r>
-        <w:rPr>
-          <w:rFonts w:ascii="Times New Roman" w:eastAsia="Times New Roman" w:hAnsi="Times New Roman" w:cs="Times New Roman"/>
-          <w:kern w:val="0"/>
-          <w:sz w:val="24"/>
-          <w:szCs w:val="24"/>
-          <w14:ligatures w14:val="none"/>
-        </w:rPr>
-        <w:t>chiều</w:t>
-      </w:r>
-      <w:proofErr w:type="spellEnd"/>
-      <w:r>
-        <w:rPr>
-          <w:rFonts w:ascii="Times New Roman" w:eastAsia="Times New Roman" w:hAnsi="Times New Roman" w:cs="Times New Roman"/>
-          <w:kern w:val="0"/>
-          <w:sz w:val="24"/>
-          <w:szCs w:val="24"/>
-          <w14:ligatures w14:val="none"/>
-        </w:rPr>
-        <w:t xml:space="preserve"> </w:t>
-      </w:r>
-      <w:proofErr w:type="spellStart"/>
-      <w:r>
-        <w:rPr>
-          <w:rFonts w:ascii="Times New Roman" w:eastAsia="Times New Roman" w:hAnsi="Times New Roman" w:cs="Times New Roman"/>
-          <w:kern w:val="0"/>
-          <w:sz w:val="24"/>
-          <w:szCs w:val="24"/>
-          <w14:ligatures w14:val="none"/>
-        </w:rPr>
-        <w:t>dương</w:t>
-      </w:r>
-      <w:proofErr w:type="spellEnd"/>
-      <w:r>
-        <w:rPr>
-          <w:rFonts w:ascii="Times New Roman" w:eastAsia="Times New Roman" w:hAnsi="Times New Roman" w:cs="Times New Roman"/>
-          <w:kern w:val="0"/>
-          <w:sz w:val="24"/>
-          <w:szCs w:val="24"/>
-          <w14:ligatures w14:val="none"/>
-        </w:rPr>
-        <w:t xml:space="preserve"> </w:t>
-      </w:r>
-      <w:proofErr w:type="spellStart"/>
-      <w:r>
-        <w:rPr>
-          <w:rFonts w:ascii="Times New Roman" w:eastAsia="Times New Roman" w:hAnsi="Times New Roman" w:cs="Times New Roman"/>
-          <w:kern w:val="0"/>
-          <w:sz w:val="24"/>
-          <w:szCs w:val="24"/>
-          <w14:ligatures w14:val="none"/>
-        </w:rPr>
-        <w:t>là</w:t>
-      </w:r>
-      <w:proofErr w:type="spellEnd"/>
-      <w:r>
-        <w:rPr>
-          <w:rFonts w:ascii="Times New Roman" w:eastAsia="Times New Roman" w:hAnsi="Times New Roman" w:cs="Times New Roman"/>
-          <w:kern w:val="0"/>
-          <w:sz w:val="24"/>
-          <w:szCs w:val="24"/>
-          <w14:ligatures w14:val="none"/>
-        </w:rPr>
-        <w:t xml:space="preserve"> </w:t>
-      </w:r>
-      <w:proofErr w:type="spellStart"/>
-      <w:r>
-        <w:rPr>
-          <w:rFonts w:ascii="Times New Roman" w:eastAsia="Times New Roman" w:hAnsi="Times New Roman" w:cs="Times New Roman"/>
-          <w:kern w:val="0"/>
-          <w:sz w:val="24"/>
-          <w:szCs w:val="24"/>
-          <w14:ligatures w14:val="none"/>
-        </w:rPr>
-        <w:t>chiều</w:t>
-      </w:r>
-      <w:proofErr w:type="spellEnd"/>
-      <w:r>
-        <w:rPr>
-          <w:rFonts w:ascii="Times New Roman" w:eastAsia="Times New Roman" w:hAnsi="Times New Roman" w:cs="Times New Roman"/>
-          <w:kern w:val="0"/>
-          <w:sz w:val="24"/>
-          <w:szCs w:val="24"/>
-          <w14:ligatures w14:val="none"/>
-        </w:rPr>
-        <w:t xml:space="preserve"> </w:t>
-      </w:r>
-      <w:proofErr w:type="spellStart"/>
-      <w:r>
-        <w:rPr>
-          <w:rFonts w:ascii="Times New Roman" w:eastAsia="Times New Roman" w:hAnsi="Times New Roman" w:cs="Times New Roman"/>
-          <w:kern w:val="0"/>
-          <w:sz w:val="24"/>
-          <w:szCs w:val="24"/>
-          <w14:ligatures w14:val="none"/>
-        </w:rPr>
-        <w:t>bẻ</w:t>
-      </w:r>
-      <w:proofErr w:type="spellEnd"/>
-      <w:r>
-        <w:rPr>
-          <w:rFonts w:ascii="Times New Roman" w:eastAsia="Times New Roman" w:hAnsi="Times New Roman" w:cs="Times New Roman"/>
-          <w:kern w:val="0"/>
-          <w:sz w:val="24"/>
-          <w:szCs w:val="24"/>
-          <w14:ligatures w14:val="none"/>
-        </w:rPr>
-        <w:t xml:space="preserve"> </w:t>
-      </w:r>
-      <w:proofErr w:type="spellStart"/>
-      <w:r>
-        <w:rPr>
-          <w:rFonts w:ascii="Times New Roman" w:eastAsia="Times New Roman" w:hAnsi="Times New Roman" w:cs="Times New Roman"/>
-          <w:kern w:val="0"/>
-          <w:sz w:val="24"/>
-          <w:szCs w:val="24"/>
-          <w14:ligatures w14:val="none"/>
-        </w:rPr>
-        <w:t>lái</w:t>
-      </w:r>
-      <w:proofErr w:type="spellEnd"/>
-      <w:r>
-        <w:rPr>
-          <w:rFonts w:ascii="Times New Roman" w:eastAsia="Times New Roman" w:hAnsi="Times New Roman" w:cs="Times New Roman"/>
-          <w:kern w:val="0"/>
-          <w:sz w:val="24"/>
-          <w:szCs w:val="24"/>
-          <w14:ligatures w14:val="none"/>
-        </w:rPr>
-        <w:t xml:space="preserve"> </w:t>
-      </w:r>
-      <w:proofErr w:type="spellStart"/>
-      <w:r>
-        <w:rPr>
-          <w:rFonts w:ascii="Times New Roman" w:eastAsia="Times New Roman" w:hAnsi="Times New Roman" w:cs="Times New Roman"/>
-          <w:kern w:val="0"/>
-          <w:sz w:val="24"/>
-          <w:szCs w:val="24"/>
-          <w14:ligatures w14:val="none"/>
-        </w:rPr>
-        <w:t>vô-lăng</w:t>
-      </w:r>
-      <w:proofErr w:type="spellEnd"/>
-      <w:r>
-        <w:rPr>
-          <w:rFonts w:ascii="Times New Roman" w:eastAsia="Times New Roman" w:hAnsi="Times New Roman" w:cs="Times New Roman"/>
-          <w:kern w:val="0"/>
-          <w:sz w:val="24"/>
-          <w:szCs w:val="24"/>
-          <w14:ligatures w14:val="none"/>
-        </w:rPr>
-        <w:t xml:space="preserve"> (</w:t>
-      </w:r>
-      <w:proofErr w:type="spellStart"/>
-      <w:r>
-        <w:rPr>
-          <w:rFonts w:ascii="Times New Roman" w:eastAsia="Times New Roman" w:hAnsi="Times New Roman" w:cs="Times New Roman"/>
-          <w:kern w:val="0"/>
-          <w:sz w:val="24"/>
-          <w:szCs w:val="24"/>
-          <w14:ligatures w14:val="none"/>
-        </w:rPr>
-        <w:t>chiều</w:t>
-      </w:r>
-      <w:proofErr w:type="spellEnd"/>
-      <w:r>
-        <w:rPr>
-          <w:rFonts w:ascii="Times New Roman" w:eastAsia="Times New Roman" w:hAnsi="Times New Roman" w:cs="Times New Roman"/>
-          <w:kern w:val="0"/>
-          <w:sz w:val="24"/>
-          <w:szCs w:val="24"/>
-          <w14:ligatures w14:val="none"/>
-        </w:rPr>
-        <w:t xml:space="preserve"> </w:t>
-      </w:r>
-      <w:proofErr w:type="spellStart"/>
-      <w:r>
-        <w:rPr>
-          <w:rFonts w:ascii="Times New Roman" w:eastAsia="Times New Roman" w:hAnsi="Times New Roman" w:cs="Times New Roman"/>
-          <w:kern w:val="0"/>
-          <w:sz w:val="24"/>
-          <w:szCs w:val="24"/>
-          <w14:ligatures w14:val="none"/>
-        </w:rPr>
-        <w:t>của</w:t>
-      </w:r>
-      <w:proofErr w:type="spellEnd"/>
-      <w:r>
-        <w:rPr>
-          <w:rFonts w:ascii="Times New Roman" w:eastAsia="Times New Roman" w:hAnsi="Times New Roman" w:cs="Times New Roman"/>
-          <w:kern w:val="0"/>
-          <w:sz w:val="24"/>
-          <w:szCs w:val="24"/>
-          <w14:ligatures w14:val="none"/>
-        </w:rPr>
-        <w:t xml:space="preserve"> </w:t>
-      </w:r>
-      <w:proofErr w:type="spellStart"/>
-      <w:r>
-        <w:rPr>
-          <w:rFonts w:ascii="Times New Roman" w:eastAsia="Times New Roman" w:hAnsi="Times New Roman" w:cs="Times New Roman"/>
-          <w:kern w:val="0"/>
-          <w:sz w:val="24"/>
-          <w:szCs w:val="24"/>
-          <w14:ligatures w14:val="none"/>
-        </w:rPr>
-        <w:t>góc</w:t>
-      </w:r>
-      <w:proofErr w:type="spellEnd"/>
-      <w:r>
-        <w:rPr>
-          <w:rFonts w:ascii="Times New Roman" w:eastAsia="Times New Roman" w:hAnsi="Times New Roman" w:cs="Times New Roman"/>
-          <w:kern w:val="0"/>
-          <w:sz w:val="24"/>
-          <w:szCs w:val="24"/>
-          <w14:ligatures w14:val="none"/>
-        </w:rPr>
-        <w:t xml:space="preserve"> </w:t>
-      </w:r>
-      <w:proofErr w:type="spellStart"/>
-      <w:r>
-        <w:rPr>
-          <w:rFonts w:ascii="Times New Roman" w:eastAsia="Times New Roman" w:hAnsi="Times New Roman" w:cs="Times New Roman"/>
-          <w:kern w:val="0"/>
-          <w:sz w:val="24"/>
-          <w:szCs w:val="24"/>
-          <w14:ligatures w14:val="none"/>
-        </w:rPr>
-        <w:t>xoay</w:t>
-      </w:r>
-      <w:proofErr w:type="spellEnd"/>
-      <w:r>
-        <w:rPr>
-          <w:rFonts w:ascii="Times New Roman" w:eastAsia="Times New Roman" w:hAnsi="Times New Roman" w:cs="Times New Roman"/>
-          <w:kern w:val="0"/>
-          <w:sz w:val="24"/>
-          <w:szCs w:val="24"/>
-          <w14:ligatures w14:val="none"/>
-        </w:rPr>
-        <w:t xml:space="preserve"> </w:t>
-      </w:r>
-      <m:oMath>
-        <m:r>
-          <w:rPr>
-            <w:rFonts w:ascii="Cambria Math" w:eastAsia="Times New Roman" w:hAnsi="Cambria Math" w:cs="Times New Roman"/>
-            <w:kern w:val="0"/>
-            <w:sz w:val="24"/>
-            <w:szCs w:val="24"/>
-            <w14:ligatures w14:val="none"/>
-          </w:rPr>
-          <m:t>θ</m:t>
-        </m:r>
-        <m:d>
-          <m:dPr>
-            <m:ctrlPr>
-              <w:rPr>
-                <w:rFonts w:ascii="Cambria Math" w:eastAsia="Times New Roman" w:hAnsi="Cambria Math" w:cs="Times New Roman"/>
-                <w:i/>
-                <w:kern w:val="0"/>
-                <w:sz w:val="24"/>
-                <w:szCs w:val="24"/>
-                <w14:ligatures w14:val="none"/>
-              </w:rPr>
-            </m:ctrlPr>
-          </m:dPr>
-          <m:e>
-            <m:r>
-              <w:rPr>
-                <w:rFonts w:ascii="Cambria Math" w:eastAsia="Times New Roman" w:hAnsi="Cambria Math" w:cs="Times New Roman"/>
-                <w:kern w:val="0"/>
-                <w:sz w:val="24"/>
-                <w:szCs w:val="24"/>
-                <w14:ligatures w14:val="none"/>
-              </w:rPr>
-              <m:t>t</m:t>
-            </m:r>
-          </m:e>
-        </m:d>
-      </m:oMath>
-      <w:r>
-        <w:rPr>
-          <w:rFonts w:ascii="Times New Roman" w:eastAsia="Times New Roman" w:hAnsi="Times New Roman" w:cs="Times New Roman"/>
-          <w:kern w:val="0"/>
-          <w:sz w:val="24"/>
-          <w:szCs w:val="24"/>
-          <w14:ligatures w14:val="none"/>
-        </w:rPr>
-        <w:t>, các mô-men tác dụng lên cột lái bao gồm:</w:t>
-      </w:r>
-    </w:p>
-    <w:p>
-      <w:pPr>
-        <w:numPr>
-          <w:ilvl w:val="0"/>
-          <w:numId w:val="23"/>
-        </w:numPr>
-        <w:spacing w:before="100" w:beforeAutospacing="1" w:after="100" w:afterAutospacing="1" w:line="276" w:lineRule="auto"/>
-        <w:jc w:val="both"/>
-        <w:rPr>
-          <w:rFonts w:ascii="Times New Roman" w:eastAsia="Times New Roman" w:hAnsi="Times New Roman" w:cs="Times New Roman"/>
-          <w:kern w:val="0"/>
-          <w:sz w:val="24"/>
-          <w:szCs w:val="24"/>
-          <w14:ligatures w14:val="none"/>
-        </w:rPr>
-      </w:pPr>
-      <w:proofErr w:type="spellStart"/>
-      <w:r>
-        <w:rPr>
-          <w:rFonts w:ascii="Times New Roman" w:eastAsia="Times New Roman" w:hAnsi="Times New Roman" w:cs="Times New Roman"/>
-          <w:kern w:val="0"/>
-          <w:sz w:val="24"/>
-          <w:szCs w:val="24"/>
-          <w14:ligatures w14:val="none"/>
-        </w:rPr>
-        <w:t>Mô</w:t>
-      </w:r>
-      <w:proofErr w:type="spellEnd"/>
-      <w:r>
-        <w:rPr>
-          <w:rFonts w:ascii="Times New Roman" w:eastAsia="Times New Roman" w:hAnsi="Times New Roman" w:cs="Times New Roman"/>
-          <w:kern w:val="0"/>
-          <w:sz w:val="24"/>
-          <w:szCs w:val="24"/>
-          <w14:ligatures w14:val="none"/>
-        </w:rPr>
-        <w:t xml:space="preserve">-men </w:t>
-      </w:r>
-      <w:proofErr w:type="spellStart"/>
-      <w:r>
-        <w:rPr>
-          <w:rFonts w:ascii="Times New Roman" w:eastAsia="Times New Roman" w:hAnsi="Times New Roman" w:cs="Times New Roman"/>
-          <w:kern w:val="0"/>
-          <w:sz w:val="24"/>
-          <w:szCs w:val="24"/>
-          <w14:ligatures w14:val="none"/>
-        </w:rPr>
-        <w:t>bẻ</w:t>
-      </w:r>
-      <w:proofErr w:type="spellEnd"/>
-      <w:r>
-        <w:rPr>
-          <w:rFonts w:ascii="Times New Roman" w:eastAsia="Times New Roman" w:hAnsi="Times New Roman" w:cs="Times New Roman"/>
-          <w:kern w:val="0"/>
-          <w:sz w:val="24"/>
-          <w:szCs w:val="24"/>
-          <w14:ligatures w14:val="none"/>
-        </w:rPr>
-        <w:t xml:space="preserve"> </w:t>
-      </w:r>
-      <w:proofErr w:type="spellStart"/>
-      <w:r>
-        <w:rPr>
-          <w:rFonts w:ascii="Times New Roman" w:eastAsia="Times New Roman" w:hAnsi="Times New Roman" w:cs="Times New Roman"/>
-          <w:kern w:val="0"/>
-          <w:sz w:val="24"/>
-          <w:szCs w:val="24"/>
-          <w14:ligatures w14:val="none"/>
-        </w:rPr>
-        <w:t>tay</w:t>
-      </w:r>
-      <w:proofErr w:type="spellEnd"/>
-      <w:r>
-        <w:rPr>
-          <w:rFonts w:ascii="Times New Roman" w:eastAsia="Times New Roman" w:hAnsi="Times New Roman" w:cs="Times New Roman"/>
-          <w:kern w:val="0"/>
-          <w:sz w:val="24"/>
-          <w:szCs w:val="24"/>
-          <w14:ligatures w14:val="none"/>
-        </w:rPr>
-        <w:t xml:space="preserve"> </w:t>
-      </w:r>
-      <w:proofErr w:type="spellStart"/>
-      <w:r>
-        <w:rPr>
-          <w:rFonts w:ascii="Times New Roman" w:eastAsia="Times New Roman" w:hAnsi="Times New Roman" w:cs="Times New Roman"/>
-          <w:kern w:val="0"/>
-          <w:sz w:val="24"/>
-          <w:szCs w:val="24"/>
-          <w14:ligatures w14:val="none"/>
-        </w:rPr>
-        <w:t>của</w:t>
-      </w:r>
-      <w:proofErr w:type="spellEnd"/>
-      <w:r>
-        <w:rPr>
-          <w:rFonts w:ascii="Times New Roman" w:eastAsia="Times New Roman" w:hAnsi="Times New Roman" w:cs="Times New Roman"/>
-          <w:kern w:val="0"/>
-          <w:sz w:val="24"/>
-          <w:szCs w:val="24"/>
-          <w14:ligatures w14:val="none"/>
-        </w:rPr>
-        <w:t xml:space="preserve"> </w:t>
-      </w:r>
-      <w:proofErr w:type="spellStart"/>
-      <w:r>
-        <w:rPr>
-          <w:rFonts w:ascii="Times New Roman" w:eastAsia="Times New Roman" w:hAnsi="Times New Roman" w:cs="Times New Roman"/>
-          <w:kern w:val="0"/>
-          <w:sz w:val="24"/>
-          <w:szCs w:val="24"/>
-          <w14:ligatures w14:val="none"/>
-        </w:rPr>
-        <w:t>tài</w:t>
-      </w:r>
-      <w:proofErr w:type="spellEnd"/>
-      <w:r>
-        <w:rPr>
-          <w:rFonts w:ascii="Times New Roman" w:eastAsia="Times New Roman" w:hAnsi="Times New Roman" w:cs="Times New Roman"/>
-          <w:kern w:val="0"/>
-          <w:sz w:val="24"/>
-          <w:szCs w:val="24"/>
-          <w14:ligatures w14:val="none"/>
-        </w:rPr>
-        <w:t xml:space="preserve"> </w:t>
-      </w:r>
-      <w:proofErr w:type="spellStart"/>
-      <w:r>
-        <w:rPr>
-          <w:rFonts w:ascii="Times New Roman" w:eastAsia="Times New Roman" w:hAnsi="Times New Roman" w:cs="Times New Roman"/>
-          <w:kern w:val="0"/>
-          <w:sz w:val="24"/>
-          <w:szCs w:val="24"/>
-          <w14:ligatures w14:val="none"/>
-        </w:rPr>
-        <w:t>xế</w:t>
-      </w:r>
-      <w:proofErr w:type="spellEnd"/>
-      <w:r>
-        <w:rPr>
-          <w:rFonts w:ascii="Times New Roman" w:eastAsia="Times New Roman" w:hAnsi="Times New Roman" w:cs="Times New Roman"/>
-          <w:kern w:val="0"/>
-          <w:sz w:val="24"/>
-          <w:szCs w:val="24"/>
-          <w14:ligatures w14:val="none"/>
-        </w:rPr>
-        <w:t xml:space="preserve">: </w:t>
-      </w:r>
-      <m:oMath>
-        <m:sSub>
-          <m:sSubPr>
-            <m:ctrlPr>
-              <w:rPr>
-                <w:rFonts w:ascii="Cambria Math" w:eastAsia="Times New Roman" w:hAnsi="Cambria Math" w:cs="Times New Roman"/>
-                <w:i/>
-                <w:kern w:val="0"/>
-                <w:sz w:val="24"/>
-                <w:szCs w:val="24"/>
-                <w14:ligatures w14:val="none"/>
-              </w:rPr>
-            </m:ctrlPr>
-          </m:sSubPr>
-          <m:e>
-            <m:r>
-              <w:rPr>
-                <w:rFonts w:ascii="Cambria Math" w:eastAsia="Times New Roman" w:hAnsi="Cambria Math" w:cs="Times New Roman"/>
-                <w:kern w:val="0"/>
-                <w:sz w:val="24"/>
-                <w:szCs w:val="24"/>
-                <w14:ligatures w14:val="none"/>
-              </w:rPr>
-              <m:t>T</m:t>
-            </m:r>
-          </m:e>
-          <m:sub>
-            <m:r>
-              <w:rPr>
-                <w:rFonts w:ascii="Cambria Math" w:eastAsia="Times New Roman" w:hAnsi="Cambria Math" w:cs="Times New Roman"/>
-                <w:kern w:val="0"/>
-                <w:sz w:val="24"/>
-                <w:szCs w:val="24"/>
-                <w14:ligatures w14:val="none"/>
-              </w:rPr>
-              <m:t>d</m:t>
-            </m:r>
-          </m:sub>
-        </m:sSub>
-        <m:r>
-          <w:rPr>
-            <w:rFonts w:ascii="Cambria Math" w:eastAsia="Times New Roman" w:hAnsi="Cambria Math" w:cs="Times New Roman"/>
-            <w:kern w:val="0"/>
-            <w:sz w:val="24"/>
-            <w:szCs w:val="24"/>
-            <w14:ligatures w14:val="none"/>
-          </w:rPr>
-          <m:t>(t)</m:t>
-        </m:r>
-      </m:oMath>
-      <w:r>
-        <w:rPr>
-          <w:rFonts w:ascii="Times New Roman" w:eastAsia="Times New Roman" w:hAnsi="Times New Roman" w:cs="Times New Roman"/>
-          <w:kern w:val="0"/>
-          <w:sz w:val="24"/>
-          <w:szCs w:val="24"/>
-          <w14:ligatures w14:val="none"/>
-        </w:rPr>
-        <w:t xml:space="preserve"> (mô-men chủ động, cùng chiều góc bẻ)</w:t>
-      </w:r>
-      <w:r>
-        <w:rPr>
-          <w:rFonts w:ascii="Times New Roman" w:eastAsia="Times New Roman" w:hAnsi="Times New Roman" w:cs="Times New Roman"/>
-          <w:kern w:val="0"/>
-          <w:sz w:val="24"/>
-          <w:szCs w:val="24"/>
-          <w:lang w:val="vi-VN"/>
-          <w14:ligatures w14:val="none"/>
-        </w:rPr>
-        <w:t>.</w:t>
-      </w:r>
-    </w:p>
-    <w:p>
-      <w:pPr>
-        <w:numPr>
-          <w:ilvl w:val="0"/>
-          <w:numId w:val="23"/>
-        </w:numPr>
-        <w:spacing w:before="100" w:beforeAutospacing="1" w:after="100" w:afterAutospacing="1" w:line="276" w:lineRule="auto"/>
-        <w:jc w:val="both"/>
-        <w:rPr>
-          <w:rFonts w:ascii="Times New Roman" w:eastAsia="Times New Roman" w:hAnsi="Times New Roman" w:cs="Times New Roman"/>
-          <w:kern w:val="0"/>
-          <w:sz w:val="24"/>
-          <w:szCs w:val="24"/>
-          <w14:ligatures w14:val="none"/>
-        </w:rPr>
-      </w:pPr>
-      <w:proofErr w:type="spellStart"/>
-      <w:r>
-        <w:rPr>
-          <w:rFonts w:ascii="Times New Roman" w:eastAsia="Times New Roman" w:hAnsi="Times New Roman" w:cs="Times New Roman"/>
-          <w:kern w:val="0"/>
-          <w:sz w:val="24"/>
-          <w:szCs w:val="24"/>
-          <w14:ligatures w14:val="none"/>
-        </w:rPr>
-        <w:t>Mô</w:t>
-      </w:r>
-      <w:proofErr w:type="spellEnd"/>
-      <w:r>
-        <w:rPr>
-          <w:rFonts w:ascii="Times New Roman" w:eastAsia="Times New Roman" w:hAnsi="Times New Roman" w:cs="Times New Roman"/>
-          <w:kern w:val="0"/>
-          <w:sz w:val="24"/>
-          <w:szCs w:val="24"/>
-          <w14:ligatures w14:val="none"/>
-        </w:rPr>
-        <w:t xml:space="preserve">-men </w:t>
-      </w:r>
-      <w:proofErr w:type="spellStart"/>
-      <w:r>
-        <w:rPr>
-          <w:rFonts w:ascii="Times New Roman" w:eastAsia="Times New Roman" w:hAnsi="Times New Roman" w:cs="Times New Roman"/>
-          <w:kern w:val="0"/>
-          <w:sz w:val="24"/>
-          <w:szCs w:val="24"/>
-          <w14:ligatures w14:val="none"/>
-        </w:rPr>
-        <w:t>trợ</w:t>
-      </w:r>
-      <w:proofErr w:type="spellEnd"/>
-      <w:r>
-        <w:rPr>
-          <w:rFonts w:ascii="Times New Roman" w:eastAsia="Times New Roman" w:hAnsi="Times New Roman" w:cs="Times New Roman"/>
-          <w:kern w:val="0"/>
-          <w:sz w:val="24"/>
-          <w:szCs w:val="24"/>
-          <w14:ligatures w14:val="none"/>
-        </w:rPr>
-        <w:t xml:space="preserve"> </w:t>
-      </w:r>
-      <w:proofErr w:type="spellStart"/>
-      <w:r>
-        <w:rPr>
-          <w:rFonts w:ascii="Times New Roman" w:eastAsia="Times New Roman" w:hAnsi="Times New Roman" w:cs="Times New Roman"/>
-          <w:kern w:val="0"/>
-          <w:sz w:val="24"/>
-          <w:szCs w:val="24"/>
-          <w14:ligatures w14:val="none"/>
-        </w:rPr>
-        <w:t>lực</w:t>
-      </w:r>
-      <w:proofErr w:type="spellEnd"/>
-      <w:r>
-        <w:rPr>
-          <w:rFonts w:ascii="Times New Roman" w:eastAsia="Times New Roman" w:hAnsi="Times New Roman" w:cs="Times New Roman"/>
-          <w:kern w:val="0"/>
-          <w:sz w:val="24"/>
-          <w:szCs w:val="24"/>
-          <w14:ligatures w14:val="none"/>
-        </w:rPr>
-        <w:t xml:space="preserve"> do motor </w:t>
-      </w:r>
-      <w:proofErr w:type="spellStart"/>
-      <w:r>
-        <w:rPr>
-          <w:rFonts w:ascii="Times New Roman" w:eastAsia="Times New Roman" w:hAnsi="Times New Roman" w:cs="Times New Roman"/>
-          <w:kern w:val="0"/>
-          <w:sz w:val="24"/>
-          <w:szCs w:val="24"/>
-          <w14:ligatures w14:val="none"/>
-        </w:rPr>
-        <w:t>cấp</w:t>
-      </w:r>
-      <w:proofErr w:type="spellEnd"/>
-      <w:r>
-        <w:rPr>
-          <w:rFonts w:ascii="Times New Roman" w:eastAsia="Times New Roman" w:hAnsi="Times New Roman" w:cs="Times New Roman"/>
-          <w:kern w:val="0"/>
-          <w:sz w:val="24"/>
-          <w:szCs w:val="24"/>
-          <w14:ligatures w14:val="none"/>
-        </w:rPr>
-        <w:t xml:space="preserve">: </w:t>
-      </w:r>
-      <m:oMath>
-        <m:sSub>
-          <m:sSubPr>
-            <m:ctrlPr>
-              <w:rPr>
-                <w:rFonts w:ascii="Cambria Math" w:eastAsia="Times New Roman" w:hAnsi="Cambria Math" w:cs="Times New Roman"/>
-                <w:i/>
-                <w:kern w:val="0"/>
-                <w:sz w:val="24"/>
-                <w:szCs w:val="24"/>
-                <w14:ligatures w14:val="none"/>
-              </w:rPr>
-            </m:ctrlPr>
-          </m:sSubPr>
-          <m:e>
-            <m:r>
-              <w:rPr>
-                <w:rFonts w:ascii="Cambria Math" w:eastAsia="Times New Roman" w:hAnsi="Cambria Math" w:cs="Times New Roman"/>
-                <w:kern w:val="0"/>
-                <w:sz w:val="24"/>
-                <w:szCs w:val="24"/>
-                <w14:ligatures w14:val="none"/>
-              </w:rPr>
-              <m:t>T</m:t>
-            </m:r>
-          </m:e>
-          <m:sub>
-            <m:r>
-              <w:rPr>
-                <w:rFonts w:ascii="Cambria Math" w:eastAsia="Times New Roman" w:hAnsi="Cambria Math" w:cs="Times New Roman"/>
-                <w:kern w:val="0"/>
-                <w:sz w:val="24"/>
-                <w:szCs w:val="24"/>
-                <w14:ligatures w14:val="none"/>
-              </w:rPr>
-              <m:t>a</m:t>
-            </m:r>
-          </m:sub>
-        </m:sSub>
-        <m:d>
-          <m:dPr>
-            <m:ctrlPr>
-              <w:rPr>
-                <w:rFonts w:ascii="Cambria Math" w:eastAsia="Times New Roman" w:hAnsi="Cambria Math" w:cs="Times New Roman"/>
-                <w:i/>
-                <w:kern w:val="0"/>
-                <w:sz w:val="24"/>
-                <w:szCs w:val="24"/>
-                <w14:ligatures w14:val="none"/>
-              </w:rPr>
-            </m:ctrlPr>
-          </m:dPr>
-          <m:e>
-            <m:r>
-              <w:rPr>
-                <w:rFonts w:ascii="Cambria Math" w:eastAsia="Times New Roman" w:hAnsi="Cambria Math" w:cs="Times New Roman"/>
-                <w:kern w:val="0"/>
-                <w:sz w:val="24"/>
-                <w:szCs w:val="24"/>
-                <w14:ligatures w14:val="none"/>
-              </w:rPr>
-              <m:t>t</m:t>
-            </m:r>
-          </m:e>
-        </m:d>
-      </m:oMath>
-      <w:r>
-        <w:rPr>
-          <w:rFonts w:ascii="Times New Roman" w:eastAsia="Times New Roman" w:hAnsi="Times New Roman" w:cs="Times New Roman"/>
-          <w:kern w:val="0"/>
-          <w:sz w:val="24"/>
-          <w:szCs w:val="24"/>
-          <w14:ligatures w14:val="none"/>
-        </w:rPr>
-        <w:t>(mô-men chủ động, cùng chiều góc bẻ)</w:t>
-      </w:r>
-      <w:r>
-        <w:rPr>
-          <w:rFonts w:ascii="Times New Roman" w:eastAsia="Times New Roman" w:hAnsi="Times New Roman" w:cs="Times New Roman"/>
-          <w:kern w:val="0"/>
-          <w:sz w:val="24"/>
-          <w:szCs w:val="24"/>
-          <w:lang w:val="vi-VN"/>
-          <w14:ligatures w14:val="none"/>
-        </w:rPr>
-        <w:t>.</w:t>
-      </w:r>
-    </w:p>
-    <w:p>
-      <w:pPr>
-        <w:numPr>
-          <w:ilvl w:val="0"/>
-          <w:numId w:val="23"/>
-        </w:numPr>
-        <w:spacing w:before="100" w:beforeAutospacing="1" w:after="100" w:afterAutospacing="1" w:line="276" w:lineRule="auto"/>
-        <w:jc w:val="both"/>
-        <w:rPr>
-          <w:rFonts w:ascii="Times New Roman" w:eastAsia="Times New Roman" w:hAnsi="Times New Roman" w:cs="Times New Roman"/>
-          <w:kern w:val="0"/>
-          <w:sz w:val="24"/>
-          <w:szCs w:val="24"/>
-          <w14:ligatures w14:val="none"/>
-        </w:rPr>
-      </w:pPr>
-      <w:proofErr w:type="spellStart"/>
-      <w:r>
-        <w:rPr>
-          <w:rFonts w:ascii="Times New Roman" w:eastAsia="Times New Roman" w:hAnsi="Times New Roman" w:cs="Times New Roman"/>
-          <w:kern w:val="0"/>
-          <w:sz w:val="24"/>
-          <w:szCs w:val="24"/>
-          <w14:ligatures w14:val="none"/>
-        </w:rPr>
-        <w:t>Mô</w:t>
-      </w:r>
-      <w:proofErr w:type="spellEnd"/>
-      <w:r>
-        <w:rPr>
-          <w:rFonts w:ascii="Times New Roman" w:eastAsia="Times New Roman" w:hAnsi="Times New Roman" w:cs="Times New Roman"/>
-          <w:kern w:val="0"/>
-          <w:sz w:val="24"/>
-          <w:szCs w:val="24"/>
-          <w14:ligatures w14:val="none"/>
-        </w:rPr>
-        <w:t xml:space="preserve">-men </w:t>
-      </w:r>
-      <w:proofErr w:type="spellStart"/>
-      <w:r>
-        <w:rPr>
-          <w:rFonts w:ascii="Times New Roman" w:eastAsia="Times New Roman" w:hAnsi="Times New Roman" w:cs="Times New Roman"/>
-          <w:kern w:val="0"/>
-          <w:sz w:val="24"/>
-          <w:szCs w:val="24"/>
-          <w14:ligatures w14:val="none"/>
-        </w:rPr>
-        <w:t>cản</w:t>
-      </w:r>
-      <w:proofErr w:type="spellEnd"/>
-      <w:r>
-        <w:rPr>
-          <w:rFonts w:ascii="Times New Roman" w:eastAsia="Times New Roman" w:hAnsi="Times New Roman" w:cs="Times New Roman"/>
-          <w:kern w:val="0"/>
-          <w:sz w:val="24"/>
-          <w:szCs w:val="24"/>
-          <w14:ligatures w14:val="none"/>
-        </w:rPr>
-        <w:t xml:space="preserve"> </w:t>
-      </w:r>
-      <w:proofErr w:type="spellStart"/>
-      <w:r>
-        <w:rPr>
-          <w:rFonts w:ascii="Times New Roman" w:eastAsia="Times New Roman" w:hAnsi="Times New Roman" w:cs="Times New Roman"/>
-          <w:kern w:val="0"/>
-          <w:sz w:val="24"/>
-          <w:szCs w:val="24"/>
-          <w14:ligatures w14:val="none"/>
-        </w:rPr>
-        <w:t>phản</w:t>
-      </w:r>
-      <w:proofErr w:type="spellEnd"/>
-      <w:r>
-        <w:rPr>
-          <w:rFonts w:ascii="Times New Roman" w:eastAsia="Times New Roman" w:hAnsi="Times New Roman" w:cs="Times New Roman"/>
-          <w:kern w:val="0"/>
-          <w:sz w:val="24"/>
-          <w:szCs w:val="24"/>
-          <w14:ligatures w14:val="none"/>
-        </w:rPr>
-        <w:t xml:space="preserve"> </w:t>
-      </w:r>
-      <w:proofErr w:type="spellStart"/>
-      <w:r>
-        <w:rPr>
-          <w:rFonts w:ascii="Times New Roman" w:eastAsia="Times New Roman" w:hAnsi="Times New Roman" w:cs="Times New Roman"/>
-          <w:kern w:val="0"/>
-          <w:sz w:val="24"/>
-          <w:szCs w:val="24"/>
-          <w14:ligatures w14:val="none"/>
-        </w:rPr>
-        <w:t>lực</w:t>
-      </w:r>
-      <w:proofErr w:type="spellEnd"/>
-      <w:r>
-        <w:rPr>
-          <w:rFonts w:ascii="Times New Roman" w:eastAsia="Times New Roman" w:hAnsi="Times New Roman" w:cs="Times New Roman"/>
-          <w:kern w:val="0"/>
-          <w:sz w:val="24"/>
-          <w:szCs w:val="24"/>
-          <w14:ligatures w14:val="none"/>
-        </w:rPr>
-        <w:t xml:space="preserve"> </w:t>
-      </w:r>
-      <w:proofErr w:type="spellStart"/>
-      <w:r>
-        <w:rPr>
-          <w:rFonts w:ascii="Times New Roman" w:eastAsia="Times New Roman" w:hAnsi="Times New Roman" w:cs="Times New Roman"/>
-          <w:kern w:val="0"/>
-          <w:sz w:val="24"/>
-          <w:szCs w:val="24"/>
-          <w14:ligatures w14:val="none"/>
-        </w:rPr>
-        <w:t>mặt</w:t>
-      </w:r>
-      <w:proofErr w:type="spellEnd"/>
-      <w:r>
-        <w:rPr>
-          <w:rFonts w:ascii="Times New Roman" w:eastAsia="Times New Roman" w:hAnsi="Times New Roman" w:cs="Times New Roman"/>
-          <w:kern w:val="0"/>
-          <w:sz w:val="24"/>
-          <w:szCs w:val="24"/>
-          <w14:ligatures w14:val="none"/>
-        </w:rPr>
-        <w:t xml:space="preserve"> </w:t>
-      </w:r>
-      <w:proofErr w:type="spellStart"/>
-      <w:r>
-        <w:rPr>
-          <w:rFonts w:ascii="Times New Roman" w:eastAsia="Times New Roman" w:hAnsi="Times New Roman" w:cs="Times New Roman"/>
-          <w:kern w:val="0"/>
-          <w:sz w:val="24"/>
-          <w:szCs w:val="24"/>
-          <w14:ligatures w14:val="none"/>
-        </w:rPr>
-        <w:t>đường</w:t>
-      </w:r>
-      <w:proofErr w:type="spellEnd"/>
-      <w:r>
-        <w:rPr>
-          <w:rFonts w:ascii="Times New Roman" w:eastAsia="Times New Roman" w:hAnsi="Times New Roman" w:cs="Times New Roman"/>
-          <w:kern w:val="0"/>
-          <w:sz w:val="24"/>
-          <w:szCs w:val="24"/>
-          <w14:ligatures w14:val="none"/>
-        </w:rPr>
-        <w:t xml:space="preserve"> </w:t>
-      </w:r>
-      <w:proofErr w:type="spellStart"/>
-      <w:r>
-        <w:rPr>
-          <w:rFonts w:ascii="Times New Roman" w:eastAsia="Times New Roman" w:hAnsi="Times New Roman" w:cs="Times New Roman"/>
-          <w:kern w:val="0"/>
-          <w:sz w:val="24"/>
-          <w:szCs w:val="24"/>
-          <w14:ligatures w14:val="none"/>
-        </w:rPr>
-        <w:t>dội</w:t>
-      </w:r>
-      <w:proofErr w:type="spellEnd"/>
-      <w:r>
-        <w:rPr>
-          <w:rFonts w:ascii="Times New Roman" w:eastAsia="Times New Roman" w:hAnsi="Times New Roman" w:cs="Times New Roman"/>
-          <w:kern w:val="0"/>
-          <w:sz w:val="24"/>
-          <w:szCs w:val="24"/>
-          <w14:ligatures w14:val="none"/>
-        </w:rPr>
-        <w:t xml:space="preserve"> </w:t>
-      </w:r>
-      <w:proofErr w:type="spellStart"/>
-      <w:r>
-        <w:rPr>
-          <w:rFonts w:ascii="Times New Roman" w:eastAsia="Times New Roman" w:hAnsi="Times New Roman" w:cs="Times New Roman"/>
-          <w:kern w:val="0"/>
-          <w:sz w:val="24"/>
-          <w:szCs w:val="24"/>
-          <w14:ligatures w14:val="none"/>
-        </w:rPr>
-        <w:t>ngược</w:t>
-      </w:r>
-      <w:proofErr w:type="spellEnd"/>
-      <w:r>
-        <w:rPr>
-          <w:rFonts w:ascii="Times New Roman" w:eastAsia="Times New Roman" w:hAnsi="Times New Roman" w:cs="Times New Roman"/>
-          <w:kern w:val="0"/>
-          <w:sz w:val="24"/>
-          <w:szCs w:val="24"/>
-          <w14:ligatures w14:val="none"/>
-        </w:rPr>
-        <w:t xml:space="preserve"> </w:t>
-      </w:r>
-      <w:proofErr w:type="spellStart"/>
-      <w:r>
-        <w:rPr>
-          <w:rFonts w:ascii="Times New Roman" w:eastAsia="Times New Roman" w:hAnsi="Times New Roman" w:cs="Times New Roman"/>
-          <w:kern w:val="0"/>
-          <w:sz w:val="24"/>
-          <w:szCs w:val="24"/>
-          <w14:ligatures w14:val="none"/>
-        </w:rPr>
-        <w:t>từ</w:t>
-      </w:r>
-      <w:proofErr w:type="spellEnd"/>
-      <w:r>
-        <w:rPr>
-          <w:rFonts w:ascii="Times New Roman" w:eastAsia="Times New Roman" w:hAnsi="Times New Roman" w:cs="Times New Roman"/>
-          <w:kern w:val="0"/>
-          <w:sz w:val="24"/>
-          <w:szCs w:val="24"/>
-          <w14:ligatures w14:val="none"/>
-        </w:rPr>
-        <w:t xml:space="preserve"> </w:t>
-      </w:r>
-      <w:proofErr w:type="spellStart"/>
-      <w:r>
-        <w:rPr>
-          <w:rFonts w:ascii="Times New Roman" w:eastAsia="Times New Roman" w:hAnsi="Times New Roman" w:cs="Times New Roman"/>
-          <w:kern w:val="0"/>
-          <w:sz w:val="24"/>
-          <w:szCs w:val="24"/>
-          <w14:ligatures w14:val="none"/>
-        </w:rPr>
-        <w:t>thước</w:t>
-      </w:r>
-      <w:proofErr w:type="spellEnd"/>
-      <w:r>
-        <w:rPr>
-          <w:rFonts w:ascii="Times New Roman" w:eastAsia="Times New Roman" w:hAnsi="Times New Roman" w:cs="Times New Roman"/>
-          <w:kern w:val="0"/>
-          <w:sz w:val="24"/>
-          <w:szCs w:val="24"/>
-          <w14:ligatures w14:val="none"/>
-        </w:rPr>
-        <w:t xml:space="preserve"> </w:t>
-      </w:r>
-      <w:proofErr w:type="spellStart"/>
-      <w:r>
-        <w:rPr>
-          <w:rFonts w:ascii="Times New Roman" w:eastAsia="Times New Roman" w:hAnsi="Times New Roman" w:cs="Times New Roman"/>
-          <w:kern w:val="0"/>
-          <w:sz w:val="24"/>
-          <w:szCs w:val="24"/>
-          <w14:ligatures w14:val="none"/>
-        </w:rPr>
-        <w:t>lái</w:t>
-      </w:r>
-      <w:proofErr w:type="spellEnd"/>
-      <w:r>
-        <w:rPr>
-          <w:rFonts w:ascii="Times New Roman" w:eastAsia="Times New Roman" w:hAnsi="Times New Roman" w:cs="Times New Roman"/>
-          <w:kern w:val="0"/>
-          <w:sz w:val="24"/>
-          <w:szCs w:val="24"/>
-          <w14:ligatures w14:val="none"/>
-        </w:rPr>
-        <w:t xml:space="preserve">: </w:t>
-      </w:r>
-      <m:oMath>
-        <m:r>
-          <w:rPr>
-            <w:rFonts w:ascii="Cambria Math" w:eastAsia="Times New Roman" w:hAnsi="Cambria Math" w:cs="Times New Roman"/>
-            <w:kern w:val="0"/>
-            <w:sz w:val="24"/>
-            <w:szCs w:val="24"/>
-            <w14:ligatures w14:val="none"/>
-          </w:rPr>
-          <m:t xml:space="preserve">- </m:t>
-        </m:r>
-        <m:sSub>
-          <m:sSubPr>
-            <m:ctrlPr>
-              <w:rPr>
-                <w:rFonts w:ascii="Cambria Math" w:eastAsia="Times New Roman" w:hAnsi="Cambria Math" w:cs="Times New Roman"/>
-                <w:i/>
-                <w:kern w:val="0"/>
-                <w:sz w:val="24"/>
-                <w:szCs w:val="24"/>
-                <w14:ligatures w14:val="none"/>
-              </w:rPr>
-            </m:ctrlPr>
-          </m:sSubPr>
-          <m:e>
-            <m:r>
-              <w:rPr>
-                <w:rFonts w:ascii="Cambria Math" w:eastAsia="Times New Roman" w:hAnsi="Cambria Math" w:cs="Times New Roman"/>
-                <w:kern w:val="0"/>
-                <w:sz w:val="24"/>
-                <w:szCs w:val="24"/>
-                <w14:ligatures w14:val="none"/>
-              </w:rPr>
-              <m:t>T</m:t>
-            </m:r>
-          </m:e>
-          <m:sub>
-            <m:r>
-              <w:rPr>
-                <w:rFonts w:ascii="Cambria Math" w:eastAsia="Times New Roman" w:hAnsi="Cambria Math" w:cs="Times New Roman"/>
-                <w:kern w:val="0"/>
-                <w:sz w:val="24"/>
-                <w:szCs w:val="24"/>
-                <w14:ligatures w14:val="none"/>
-              </w:rPr>
-              <m:t>r</m:t>
-            </m:r>
-          </m:sub>
-        </m:sSub>
-        <m:r>
-          <w:rPr>
-            <w:rFonts w:ascii="Cambria Math" w:eastAsia="Times New Roman" w:hAnsi="Cambria Math" w:cs="Times New Roman"/>
-            <w:kern w:val="0"/>
-            <w:sz w:val="24"/>
-            <w:szCs w:val="24"/>
-            <w14:ligatures w14:val="none"/>
-          </w:rPr>
-          <m:t>(t)</m:t>
-        </m:r>
-      </m:oMath>
-      <w:r>
-        <w:rPr>
-          <w:rFonts w:ascii="Times New Roman" w:eastAsia="Times New Roman" w:hAnsi="Times New Roman" w:cs="Times New Roman"/>
-          <w:kern w:val="0"/>
-          <w:sz w:val="24"/>
-          <w:szCs w:val="24"/>
-          <w14:ligatures w14:val="none"/>
-        </w:rPr>
-        <w:t xml:space="preserve"> (</w:t>
-      </w:r>
-      <w:proofErr w:type="spellStart"/>
-      <w:r>
-        <w:rPr>
-          <w:rFonts w:ascii="Times New Roman" w:eastAsia="Times New Roman" w:hAnsi="Times New Roman" w:cs="Times New Roman"/>
-          <w:kern w:val="0"/>
-          <w:sz w:val="24"/>
-          <w:szCs w:val="24"/>
-          <w14:ligatures w14:val="none"/>
-        </w:rPr>
-        <w:t>cản</w:t>
-      </w:r>
-      <w:proofErr w:type="spellEnd"/>
-      <w:r>
-        <w:rPr>
-          <w:rFonts w:ascii="Times New Roman" w:eastAsia="Times New Roman" w:hAnsi="Times New Roman" w:cs="Times New Roman"/>
-          <w:kern w:val="0"/>
-          <w:sz w:val="24"/>
-          <w:szCs w:val="24"/>
-          <w14:ligatures w14:val="none"/>
-        </w:rPr>
-        <w:t xml:space="preserve"> </w:t>
-      </w:r>
-      <w:proofErr w:type="spellStart"/>
-      <w:r>
-        <w:rPr>
-          <w:rFonts w:ascii="Times New Roman" w:eastAsia="Times New Roman" w:hAnsi="Times New Roman" w:cs="Times New Roman"/>
-          <w:kern w:val="0"/>
-          <w:sz w:val="24"/>
-          <w:szCs w:val="24"/>
-          <w14:ligatures w14:val="none"/>
-        </w:rPr>
-        <w:t>trở</w:t>
-      </w:r>
-      <w:proofErr w:type="spellEnd"/>
-      <w:r>
-        <w:rPr>
-          <w:rFonts w:ascii="Times New Roman" w:eastAsia="Times New Roman" w:hAnsi="Times New Roman" w:cs="Times New Roman"/>
-          <w:kern w:val="0"/>
-          <w:sz w:val="24"/>
-          <w:szCs w:val="24"/>
-          <w14:ligatures w14:val="none"/>
-        </w:rPr>
-        <w:t xml:space="preserve"> </w:t>
-      </w:r>
-      <w:proofErr w:type="spellStart"/>
-      <w:r>
-        <w:rPr>
-          <w:rFonts w:ascii="Times New Roman" w:eastAsia="Times New Roman" w:hAnsi="Times New Roman" w:cs="Times New Roman"/>
-          <w:kern w:val="0"/>
-          <w:sz w:val="24"/>
-          <w:szCs w:val="24"/>
-          <w14:ligatures w14:val="none"/>
-        </w:rPr>
-        <w:t>bẻ</w:t>
-      </w:r>
-      <w:proofErr w:type="spellEnd"/>
-      <w:r>
-        <w:rPr>
-          <w:rFonts w:ascii="Times New Roman" w:eastAsia="Times New Roman" w:hAnsi="Times New Roman" w:cs="Times New Roman"/>
-          <w:kern w:val="0"/>
-          <w:sz w:val="24"/>
-          <w:szCs w:val="24"/>
-          <w14:ligatures w14:val="none"/>
-        </w:rPr>
-        <w:t xml:space="preserve"> </w:t>
-      </w:r>
-      <w:proofErr w:type="spellStart"/>
-      <w:r>
-        <w:rPr>
-          <w:rFonts w:ascii="Times New Roman" w:eastAsia="Times New Roman" w:hAnsi="Times New Roman" w:cs="Times New Roman"/>
-          <w:kern w:val="0"/>
-          <w:sz w:val="24"/>
-          <w:szCs w:val="24"/>
-          <w14:ligatures w14:val="none"/>
-        </w:rPr>
-        <w:t>lái</w:t>
-      </w:r>
-      <w:proofErr w:type="spellEnd"/>
-      <w:r>
-        <w:rPr>
-          <w:rFonts w:ascii="Times New Roman" w:eastAsia="Times New Roman" w:hAnsi="Times New Roman" w:cs="Times New Roman"/>
-          <w:kern w:val="0"/>
-          <w:sz w:val="24"/>
-          <w:szCs w:val="24"/>
-          <w14:ligatures w14:val="none"/>
-        </w:rPr>
-        <w:t>).</w:t>
-      </w:r>
-    </w:p>
-    <w:p>
-      <w:pPr>
-        <w:numPr>
-          <w:ilvl w:val="0"/>
-          <w:numId w:val="23"/>
-        </w:numPr>
-        <w:spacing w:before="100" w:beforeAutospacing="1" w:after="100" w:afterAutospacing="1" w:line="276" w:lineRule="auto"/>
-        <w:rPr>
-          <w:rFonts w:ascii="Times New Roman" w:eastAsia="Times New Roman" w:hAnsi="Times New Roman" w:cs="Times New Roman"/>
-          <w:kern w:val="0"/>
-          <w:sz w:val="24"/>
-          <w:szCs w:val="24"/>
-          <w14:ligatures w14:val="none"/>
-        </w:rPr>
-      </w:pPr>
-      <w:proofErr w:type="spellStart"/>
-      <w:r>
-        <w:rPr>
-          <w:rFonts w:ascii="Times New Roman" w:eastAsia="Times New Roman" w:hAnsi="Times New Roman" w:cs="Times New Roman"/>
-          <w:kern w:val="0"/>
-          <w:sz w:val="24"/>
-          <w:szCs w:val="24"/>
-          <w14:ligatures w14:val="none"/>
-        </w:rPr>
-        <w:t>Mô</w:t>
-      </w:r>
-      <w:proofErr w:type="spellEnd"/>
-      <w:r>
-        <w:rPr>
-          <w:rFonts w:ascii="Times New Roman" w:eastAsia="Times New Roman" w:hAnsi="Times New Roman" w:cs="Times New Roman"/>
-          <w:kern w:val="0"/>
-          <w:sz w:val="24"/>
-          <w:szCs w:val="24"/>
-          <w:lang w:val="vi-VN"/>
-          <w14:ligatures w14:val="none"/>
-        </w:rPr>
-        <w:t xml:space="preserve"> </w:t>
-      </w:r>
-      <w:r>
-        <w:rPr>
-          <w:rFonts w:ascii="Times New Roman" w:eastAsia="Times New Roman" w:hAnsi="Times New Roman" w:cs="Times New Roman"/>
-          <w:kern w:val="0"/>
-          <w:sz w:val="24"/>
-          <w:szCs w:val="24"/>
-          <w14:ligatures w14:val="none"/>
-        </w:rPr>
-        <w:t xml:space="preserve">men </w:t>
-      </w:r>
-      <w:proofErr w:type="spellStart"/>
-      <w:r>
-        <w:rPr>
-          <w:rFonts w:ascii="Times New Roman" w:eastAsia="Times New Roman" w:hAnsi="Times New Roman" w:cs="Times New Roman"/>
-          <w:kern w:val="0"/>
-          <w:sz w:val="24"/>
-          <w:szCs w:val="24"/>
-          <w14:ligatures w14:val="none"/>
-        </w:rPr>
-        <w:t>tổn</w:t>
-      </w:r>
-      <w:proofErr w:type="spellEnd"/>
-      <w:r>
-        <w:rPr>
-          <w:rFonts w:ascii="Times New Roman" w:eastAsia="Times New Roman" w:hAnsi="Times New Roman" w:cs="Times New Roman"/>
-          <w:kern w:val="0"/>
-          <w:sz w:val="24"/>
-          <w:szCs w:val="24"/>
-          <w14:ligatures w14:val="none"/>
-        </w:rPr>
-        <w:t xml:space="preserve"> hao </w:t>
-      </w:r>
-      <w:proofErr w:type="spellStart"/>
-      <w:r>
-        <w:rPr>
-          <w:rFonts w:ascii="Times New Roman" w:eastAsia="Times New Roman" w:hAnsi="Times New Roman" w:cs="Times New Roman"/>
-          <w:kern w:val="0"/>
-          <w:sz w:val="24"/>
-          <w:szCs w:val="24"/>
-          <w14:ligatures w14:val="none"/>
-        </w:rPr>
-        <w:t>cơ</w:t>
-      </w:r>
-      <w:proofErr w:type="spellEnd"/>
-      <w:r>
-        <w:rPr>
-          <w:rFonts w:ascii="Times New Roman" w:eastAsia="Times New Roman" w:hAnsi="Times New Roman" w:cs="Times New Roman"/>
-          <w:kern w:val="0"/>
-          <w:sz w:val="24"/>
-          <w:szCs w:val="24"/>
-          <w14:ligatures w14:val="none"/>
-        </w:rPr>
-        <w:t xml:space="preserve"> </w:t>
-      </w:r>
-      <w:proofErr w:type="spellStart"/>
-      <w:r>
-        <w:rPr>
-          <w:rFonts w:ascii="Times New Roman" w:eastAsia="Times New Roman" w:hAnsi="Times New Roman" w:cs="Times New Roman"/>
-          <w:kern w:val="0"/>
-          <w:sz w:val="24"/>
-          <w:szCs w:val="24"/>
-          <w14:ligatures w14:val="none"/>
-        </w:rPr>
-        <w:t>khí</w:t>
-      </w:r>
-      <w:proofErr w:type="spellEnd"/>
-      <w:r>
-        <w:rPr>
-          <w:rFonts w:ascii="Times New Roman" w:eastAsia="Times New Roman" w:hAnsi="Times New Roman" w:cs="Times New Roman"/>
-          <w:kern w:val="0"/>
-          <w:sz w:val="24"/>
-          <w:szCs w:val="24"/>
-          <w14:ligatures w14:val="none"/>
-        </w:rPr>
-        <w:t xml:space="preserve"> (ma </w:t>
-      </w:r>
-      <w:proofErr w:type="spellStart"/>
-      <w:r>
-        <w:rPr>
-          <w:rFonts w:ascii="Times New Roman" w:eastAsia="Times New Roman" w:hAnsi="Times New Roman" w:cs="Times New Roman"/>
-          <w:kern w:val="0"/>
-          <w:sz w:val="24"/>
-          <w:szCs w:val="24"/>
-          <w14:ligatures w14:val="none"/>
-        </w:rPr>
-        <w:t>sát</w:t>
-      </w:r>
-      <w:proofErr w:type="spellEnd"/>
-      <w:r>
-        <w:rPr>
-          <w:rFonts w:ascii="Times New Roman" w:eastAsia="Times New Roman" w:hAnsi="Times New Roman" w:cs="Times New Roman"/>
-          <w:kern w:val="0"/>
-          <w:sz w:val="24"/>
-          <w:szCs w:val="24"/>
-          <w14:ligatures w14:val="none"/>
-        </w:rPr>
-        <w:t>)</w:t>
-      </w:r>
-      <w:r>
-        <w:rPr>
-          <w:rFonts w:ascii="Cambria Math" w:hAnsi="Cambria Math"/>
-          <w:i/>
-          <w:sz w:val="24"/>
-          <w:szCs w:val="24"/>
-        </w:rPr>
-        <w:t xml:space="preserve"> </w:t>
-      </w:r>
-      <m:oMath>
-        <m:sSub>
-          <m:sSubPr>
-            <m:ctrlPr>
-              <w:rPr>
-                <w:rFonts w:ascii="Cambria Math" w:hAnsi="Cambria Math"/>
-                <w:i/>
-                <w:sz w:val="24"/>
-                <w:szCs w:val="24"/>
-              </w:rPr>
-            </m:ctrlPr>
-          </m:sSubPr>
-          <m:e>
-            <m:r>
-              <w:rPr>
-                <w:rFonts w:ascii="Cambria Math" w:hAnsi="Cambria Math"/>
-                <w:sz w:val="24"/>
-                <w:szCs w:val="24"/>
-              </w:rPr>
-              <m:t>T</m:t>
-            </m:r>
-          </m:e>
-          <m:sub>
-            <m:r>
-              <w:rPr>
-                <w:rFonts w:ascii="Cambria Math" w:hAnsi="Cambria Math"/>
-                <w:sz w:val="24"/>
-                <w:szCs w:val="24"/>
-              </w:rPr>
-              <m:t>loss</m:t>
-            </m:r>
-          </m:sub>
-        </m:sSub>
-        <m:d>
-          <m:dPr>
-            <m:ctrlPr>
-              <w:rPr>
-                <w:rFonts w:ascii="Cambria Math" w:hAnsi="Cambria Math"/>
-                <w:i/>
-                <w:sz w:val="24"/>
-                <w:szCs w:val="24"/>
-              </w:rPr>
-            </m:ctrlPr>
-          </m:dPr>
-          <m:e>
-            <m:r>
-              <w:rPr>
-                <w:rFonts w:ascii="Cambria Math" w:hAnsi="Cambria Math"/>
-                <w:sz w:val="24"/>
-                <w:szCs w:val="24"/>
-              </w:rPr>
-              <m:t>t</m:t>
-            </m:r>
-          </m:e>
-        </m:d>
-        <m:r>
-          <w:rPr>
-            <w:rFonts w:ascii="Cambria Math" w:hAnsi="Cambria Math"/>
-            <w:sz w:val="24"/>
-            <w:szCs w:val="24"/>
-            <w:lang w:val="vi-VN"/>
-          </w:rPr>
-          <m:t xml:space="preserve">= </m:t>
-        </m:r>
-        <m:sSub>
-          <m:sSubPr>
-            <m:ctrlPr>
-              <w:rPr>
-                <w:rFonts w:ascii="Cambria Math" w:eastAsia="Times New Roman" w:hAnsi="Cambria Math" w:cs="Times New Roman"/>
-                <w:i/>
-                <w:sz w:val="24"/>
-                <w:szCs w:val="24"/>
-              </w:rPr>
-            </m:ctrlPr>
-          </m:sSubPr>
-          <m:e>
-            <m:r>
-              <w:rPr>
-                <w:rFonts w:ascii="Cambria Math" w:eastAsia="Times New Roman" w:hAnsi="Cambria Math" w:cs="Times New Roman"/>
-                <w:kern w:val="0"/>
-                <w:sz w:val="24"/>
-                <w:szCs w:val="24"/>
-                <w14:ligatures w14:val="none"/>
-              </w:rPr>
-              <m:t>T</m:t>
-            </m:r>
-          </m:e>
-          <m:sub>
-            <m:r>
-              <w:rPr>
-                <w:rFonts w:ascii="Cambria Math" w:eastAsia="Times New Roman" w:hAnsi="Cambria Math" w:cs="Times New Roman"/>
-                <w:kern w:val="0"/>
-                <w:sz w:val="24"/>
-                <w:szCs w:val="24"/>
-                <w14:ligatures w14:val="none"/>
-              </w:rPr>
-              <m:t>f</m:t>
-            </m:r>
-          </m:sub>
-        </m:sSub>
-        <m:d>
-          <m:dPr>
-            <m:ctrlPr>
-              <w:rPr>
-                <w:rFonts w:ascii="Cambria Math" w:eastAsia="Times New Roman" w:hAnsi="Cambria Math" w:cs="Times New Roman"/>
-                <w:i/>
-                <w:kern w:val="0"/>
-                <w:sz w:val="24"/>
-                <w:szCs w:val="24"/>
-                <w14:ligatures w14:val="none"/>
-              </w:rPr>
-            </m:ctrlPr>
-          </m:dPr>
-          <m:e>
-            <m:r>
-              <w:rPr>
-                <w:rFonts w:ascii="Cambria Math" w:eastAsia="Times New Roman" w:hAnsi="Cambria Math" w:cs="Times New Roman"/>
-                <w:kern w:val="0"/>
-                <w:sz w:val="24"/>
-                <w:szCs w:val="24"/>
-                <w14:ligatures w14:val="none"/>
-              </w:rPr>
-              <m:t>t</m:t>
-            </m:r>
-          </m:e>
-        </m:d>
-        <m:r>
-          <w:rPr>
-            <w:rFonts w:ascii="Cambria Math" w:eastAsia="Times New Roman" w:hAnsi="Cambria Math" w:cs="Times New Roman"/>
-            <w:kern w:val="0"/>
-            <w:sz w:val="24"/>
-            <w:szCs w:val="24"/>
-            <w14:ligatures w14:val="none"/>
-          </w:rPr>
-          <m:t>+</m:t>
-        </m:r>
-        <m:sSub>
-          <m:sSubPr>
-            <m:ctrlPr>
-              <w:rPr>
-                <w:rFonts w:ascii="Cambria Math" w:eastAsia="Times New Roman" w:hAnsi="Cambria Math" w:cs="Times New Roman"/>
-                <w:i/>
-                <w:sz w:val="24"/>
-                <w:szCs w:val="24"/>
-              </w:rPr>
-            </m:ctrlPr>
-          </m:sSubPr>
-          <m:e>
-            <m:r>
-              <w:rPr>
-                <w:rFonts w:ascii="Cambria Math" w:eastAsia="Times New Roman" w:hAnsi="Cambria Math" w:cs="Times New Roman"/>
-                <w:kern w:val="0"/>
-                <w:sz w:val="24"/>
-                <w:szCs w:val="24"/>
-                <w14:ligatures w14:val="none"/>
-              </w:rPr>
-              <m:t>T</m:t>
-            </m:r>
-          </m:e>
-          <m:sub>
-            <m:r>
-              <w:rPr>
-                <w:rFonts w:ascii="Cambria Math" w:eastAsia="Times New Roman" w:hAnsi="Cambria Math" w:cs="Times New Roman"/>
-                <w:kern w:val="0"/>
-                <w:sz w:val="24"/>
-                <w:szCs w:val="24"/>
-                <w14:ligatures w14:val="none"/>
-              </w:rPr>
-              <m:t>b</m:t>
-            </m:r>
-          </m:sub>
-        </m:sSub>
-        <m:r>
-          <w:rPr>
-            <w:rFonts w:ascii="Cambria Math" w:eastAsia="Times New Roman" w:hAnsi="Cambria Math" w:cs="Times New Roman"/>
-            <w:kern w:val="0"/>
-            <w:sz w:val="24"/>
-            <w:szCs w:val="24"/>
-            <w14:ligatures w14:val="none"/>
-          </w:rPr>
-          <m:t>(t)</m:t>
-        </m:r>
-        <m:r>
-          <m:rPr>
-            <m:sty m:val="p"/>
-          </m:rPr>
-          <w:rPr>
-            <w:rFonts w:ascii="Cambria Math" w:eastAsia="Times New Roman" w:hAnsi="Cambria Math" w:cs="Times New Roman"/>
-            <w:kern w:val="0"/>
-            <w:sz w:val="24"/>
-            <w:szCs w:val="24"/>
-            <w14:ligatures w14:val="none"/>
-          </w:rPr>
-          <m:t xml:space="preserve"> </m:t>
-        </m:r>
-        <m:r>
-          <w:rPr>
-            <w:rFonts w:ascii="Cambria Math" w:eastAsia="Times New Roman" w:hAnsi="Cambria Math" w:cs="Times New Roman"/>
-            <w:kern w:val="0"/>
-            <w:sz w:val="24"/>
-            <w:szCs w:val="24"/>
-            <w:lang w:val="vi-VN"/>
-            <w14:ligatures w14:val="none"/>
-          </w:rPr>
-          <m:t xml:space="preserve"> </m:t>
-        </m:r>
-      </m:oMath>
-      <w:r>
-        <w:rPr>
-          <w:rFonts w:ascii="Cambria Math" w:eastAsiaTheme="minorEastAsia" w:hAnsi="Cambria Math"/>
-          <w:iCs/>
-          <w:kern w:val="0"/>
-          <w:sz w:val="24"/>
-          <w:szCs w:val="24"/>
-          <w:lang w:val="vi-VN"/>
-          <w14:ligatures w14:val="none"/>
-        </w:rPr>
-        <w:t xml:space="preserve">với </w:t>
-      </w:r>
-      <m:oMath>
-        <m:sSub>
-          <m:sSubPr>
-            <m:ctrlPr>
-              <w:rPr>
-                <w:rFonts w:ascii="Cambria Math" w:eastAsia="Times New Roman" w:hAnsi="Cambria Math" w:cs="Times New Roman"/>
-                <w:i/>
-                <w:sz w:val="24"/>
-                <w:szCs w:val="24"/>
-              </w:rPr>
-            </m:ctrlPr>
-          </m:sSubPr>
-          <m:e>
-            <m:r>
-              <w:rPr>
-                <w:rFonts w:ascii="Cambria Math" w:eastAsia="Times New Roman" w:hAnsi="Cambria Math" w:cs="Times New Roman"/>
-                <w:kern w:val="0"/>
-                <w:sz w:val="24"/>
-                <w:szCs w:val="24"/>
-                <w14:ligatures w14:val="none"/>
-              </w:rPr>
-              <m:t>T</m:t>
-            </m:r>
-          </m:e>
-          <m:sub>
-            <m:r>
-              <w:rPr>
-                <w:rFonts w:ascii="Cambria Math" w:eastAsia="Times New Roman" w:hAnsi="Cambria Math" w:cs="Times New Roman"/>
-                <w:kern w:val="0"/>
-                <w:sz w:val="24"/>
-                <w:szCs w:val="24"/>
-                <w14:ligatures w14:val="none"/>
-              </w:rPr>
-              <m:t>f</m:t>
-            </m:r>
-          </m:sub>
-        </m:sSub>
-        <m:d>
-          <m:dPr>
-            <m:ctrlPr>
-              <w:rPr>
-                <w:rFonts w:ascii="Cambria Math" w:eastAsia="Times New Roman" w:hAnsi="Cambria Math" w:cs="Times New Roman"/>
-                <w:i/>
-                <w:kern w:val="0"/>
-                <w:sz w:val="24"/>
-                <w:szCs w:val="24"/>
-                <w14:ligatures w14:val="none"/>
-              </w:rPr>
-            </m:ctrlPr>
-          </m:dPr>
-          <m:e>
-            <m:r>
-              <w:rPr>
-                <w:rFonts w:ascii="Cambria Math" w:eastAsia="Times New Roman" w:hAnsi="Cambria Math" w:cs="Times New Roman"/>
-                <w:kern w:val="0"/>
-                <w:sz w:val="24"/>
-                <w:szCs w:val="24"/>
-                <w14:ligatures w14:val="none"/>
-              </w:rPr>
-              <m:t>t</m:t>
-            </m:r>
-          </m:e>
-        </m:d>
-      </m:oMath>
-      <w:r>
-        <w:rPr>
-          <w:rFonts w:ascii="Cambria Math" w:eastAsiaTheme="minorEastAsia" w:hAnsi="Cambria Math"/>
-          <w:kern w:val="0"/>
-          <w:sz w:val="24"/>
-          <w:szCs w:val="24"/>
-          <w:lang w:val="vi-VN"/>
-          <w14:ligatures w14:val="none"/>
-        </w:rPr>
-        <w:t xml:space="preserve"> </w:t>
-      </w:r>
-      <w:r>
-        <w:rPr>
-          <w:rFonts w:ascii="Cambria Math" w:eastAsiaTheme="minorEastAsia" w:hAnsi="Cambria Math"/>
-          <w:kern w:val="0"/>
-          <w:sz w:val="24"/>
-          <w:szCs w:val="24"/>
-          <w:lang w:val="vi-VN"/>
-          <w14:ligatures w14:val="none"/>
-        </w:rPr>
-        <w:t xml:space="preserve">là </w:t>
-      </w:r>
-      <w:r>
-        <w:rPr>
-          <w:rFonts w:ascii="Times New Roman" w:eastAsia="Times New Roman" w:hAnsi="Times New Roman" w:cs="Times New Roman"/>
-          <w:kern w:val="0"/>
-          <w:sz w:val="24"/>
-          <w:szCs w:val="24"/>
-          <w14:ligatures w14:val="none"/>
-        </w:rPr>
-        <w:t xml:space="preserve">ma </w:t>
-      </w:r>
-      <w:proofErr w:type="spellStart"/>
-      <w:r>
-        <w:rPr>
-          <w:rFonts w:ascii="Times New Roman" w:eastAsia="Times New Roman" w:hAnsi="Times New Roman" w:cs="Times New Roman"/>
-          <w:kern w:val="0"/>
-          <w:sz w:val="24"/>
-          <w:szCs w:val="24"/>
-          <w14:ligatures w14:val="none"/>
-        </w:rPr>
-        <w:t>sát</w:t>
-      </w:r>
-      <w:proofErr w:type="spellEnd"/>
-      <w:r>
-        <w:rPr>
-          <w:rFonts w:ascii="Times New Roman" w:eastAsia="Times New Roman" w:hAnsi="Times New Roman" w:cs="Times New Roman"/>
-          <w:kern w:val="0"/>
-          <w:sz w:val="24"/>
-          <w:szCs w:val="24"/>
-          <w14:ligatures w14:val="none"/>
-        </w:rPr>
-        <w:t xml:space="preserve"> </w:t>
-      </w:r>
-      <w:proofErr w:type="spellStart"/>
-      <w:r>
-        <w:rPr>
-          <w:rFonts w:ascii="Times New Roman" w:eastAsia="Times New Roman" w:hAnsi="Times New Roman" w:cs="Times New Roman"/>
-          <w:kern w:val="0"/>
-          <w:sz w:val="24"/>
-          <w:szCs w:val="24"/>
-          <w14:ligatures w14:val="none"/>
-        </w:rPr>
-        <w:t>khô</w:t>
-      </w:r>
-      <w:proofErr w:type="spellEnd"/>
-      <w:r>
-        <w:rPr>
-          <w:rFonts w:ascii="Times New Roman" w:eastAsia="Times New Roman" w:hAnsi="Times New Roman" w:cs="Times New Roman"/>
-          <w:kern w:val="0"/>
-          <w:sz w:val="24"/>
-          <w:szCs w:val="24"/>
-          <w14:ligatures w14:val="none"/>
-        </w:rPr>
-        <w:t xml:space="preserve"> Coulomb</w:t>
-      </w:r>
-      <w:r>
-        <w:rPr>
-          <w:rFonts w:ascii="Times New Roman" w:eastAsia="Times New Roman" w:hAnsi="Times New Roman" w:cs="Times New Roman"/>
-          <w:kern w:val="0"/>
-          <w:sz w:val="24"/>
-          <w:szCs w:val="24"/>
-          <w:lang w:val="vi-VN"/>
-          <w14:ligatures w14:val="none"/>
-        </w:rPr>
-        <w:t xml:space="preserve"> và </w:t>
-      </w:r>
-      <m:oMath>
-        <m:sSub>
-          <m:sSubPr>
-            <m:ctrlPr>
-              <w:rPr>
-                <w:rFonts w:ascii="Cambria Math" w:eastAsia="Times New Roman" w:hAnsi="Cambria Math" w:cs="Times New Roman"/>
-                <w:i/>
-                <w:kern w:val="0"/>
-                <w:sz w:val="24"/>
-                <w:szCs w:val="24"/>
-                <w14:ligatures w14:val="none"/>
-              </w:rPr>
-            </m:ctrlPr>
-          </m:sSubPr>
-          <m:e>
-            <m:r>
-              <w:rPr>
-                <w:rFonts w:ascii="Cambria Math" w:eastAsia="Times New Roman" w:hAnsi="Cambria Math" w:cs="Times New Roman"/>
-                <w:kern w:val="0"/>
-                <w:sz w:val="24"/>
-                <w:szCs w:val="24"/>
-                <w14:ligatures w14:val="none"/>
-              </w:rPr>
-              <m:t>T</m:t>
-            </m:r>
-          </m:e>
-          <m:sub>
-            <m:r>
-              <w:rPr>
-                <w:rFonts w:ascii="Cambria Math" w:eastAsia="Times New Roman" w:hAnsi="Cambria Math" w:cs="Times New Roman"/>
-                <w:kern w:val="0"/>
-                <w:sz w:val="24"/>
-                <w:szCs w:val="24"/>
-                <w14:ligatures w14:val="none"/>
-              </w:rPr>
-              <m:t>b</m:t>
-            </m:r>
-          </m:sub>
-        </m:sSub>
-        <m:r>
-          <w:rPr>
-            <w:rFonts w:ascii="Cambria Math" w:eastAsia="Times New Roman" w:hAnsi="Cambria Math" w:cs="Times New Roman"/>
-            <w:kern w:val="0"/>
-            <w:sz w:val="24"/>
-            <w:szCs w:val="24"/>
-            <w14:ligatures w14:val="none"/>
-          </w:rPr>
-          <m:t>(t)</m:t>
-        </m:r>
-      </m:oMath>
-      <w:r>
-        <w:rPr>
-          <w:rFonts w:ascii="Times New Roman" w:eastAsia="Times New Roman" w:hAnsi="Times New Roman" w:cs="Times New Roman"/>
-          <w:kern w:val="0"/>
-          <w:sz w:val="24"/>
-          <w:szCs w:val="24"/>
-          <w:lang w:val="vi-VN"/>
-          <w14:ligatures w14:val="none"/>
-        </w:rPr>
-        <w:t xml:space="preserve"> là </w:t>
-      </w:r>
-      <w:r>
-        <w:rPr>
-          <w:rFonts w:ascii="Times New Roman" w:eastAsia="Times New Roman" w:hAnsi="Times New Roman" w:cs="Times New Roman"/>
-          <w:kern w:val="0"/>
-          <w:sz w:val="24"/>
-          <w:szCs w:val="24"/>
-          <w14:ligatures w14:val="none"/>
-        </w:rPr>
-        <w:t xml:space="preserve">ma </w:t>
-      </w:r>
-      <w:proofErr w:type="spellStart"/>
-      <w:r>
-        <w:rPr>
-          <w:rFonts w:ascii="Times New Roman" w:eastAsia="Times New Roman" w:hAnsi="Times New Roman" w:cs="Times New Roman"/>
-          <w:kern w:val="0"/>
-          <w:sz w:val="24"/>
-          <w:szCs w:val="24"/>
-          <w14:ligatures w14:val="none"/>
-        </w:rPr>
-        <w:t>sát</w:t>
-      </w:r>
-      <w:proofErr w:type="spellEnd"/>
-      <w:r>
-        <w:rPr>
-          <w:rFonts w:ascii="Times New Roman" w:eastAsia="Times New Roman" w:hAnsi="Times New Roman" w:cs="Times New Roman"/>
-          <w:kern w:val="0"/>
-          <w:sz w:val="24"/>
-          <w:szCs w:val="24"/>
-          <w14:ligatures w14:val="none"/>
-        </w:rPr>
-        <w:t xml:space="preserve"> </w:t>
-      </w:r>
-      <w:proofErr w:type="spellStart"/>
-      <w:r>
-        <w:rPr>
-          <w:rFonts w:ascii="Times New Roman" w:eastAsia="Times New Roman" w:hAnsi="Times New Roman" w:cs="Times New Roman"/>
-          <w:kern w:val="0"/>
-          <w:sz w:val="24"/>
-          <w:szCs w:val="24"/>
-          <w14:ligatures w14:val="none"/>
-        </w:rPr>
-        <w:t>nhớt</w:t>
-      </w:r>
-      <w:proofErr w:type="spellEnd"/>
-      <w:r>
-        <w:rPr>
-          <w:rFonts w:ascii="Times New Roman" w:eastAsia="Times New Roman" w:hAnsi="Times New Roman" w:cs="Times New Roman"/>
-          <w:kern w:val="0"/>
-          <w:sz w:val="24"/>
-          <w:szCs w:val="24"/>
-          <w14:ligatures w14:val="none"/>
-        </w:rPr>
-        <w:t xml:space="preserve"> ổ </w:t>
-      </w:r>
-      <w:proofErr w:type="spellStart"/>
-      <w:r>
-        <w:rPr>
-          <w:rFonts w:ascii="Times New Roman" w:eastAsia="Times New Roman" w:hAnsi="Times New Roman" w:cs="Times New Roman"/>
-          <w:kern w:val="0"/>
-          <w:sz w:val="24"/>
-          <w:szCs w:val="24"/>
-          <w14:ligatures w14:val="none"/>
-        </w:rPr>
-        <w:t>trục</w:t>
-      </w:r>
-      <w:proofErr w:type="spellEnd"/>
-      <w:r>
-        <w:rPr>
-          <w:rFonts w:ascii="Times New Roman" w:eastAsia="Times New Roman" w:hAnsi="Times New Roman" w:cs="Times New Roman"/>
-          <w:kern w:val="0"/>
-          <w:sz w:val="24"/>
-          <w:szCs w:val="24"/>
-          <w14:ligatures w14:val="none"/>
-        </w:rPr>
-        <w:t xml:space="preserve"> </w:t>
-      </w:r>
-      <w:proofErr w:type="spellStart"/>
-      <w:r>
-        <w:rPr>
-          <w:rFonts w:ascii="Times New Roman" w:eastAsia="Times New Roman" w:hAnsi="Times New Roman" w:cs="Times New Roman"/>
-          <w:kern w:val="0"/>
-          <w:sz w:val="24"/>
-          <w:szCs w:val="24"/>
-          <w14:ligatures w14:val="none"/>
-        </w:rPr>
-        <w:t>và</w:t>
-      </w:r>
-      <w:proofErr w:type="spellEnd"/>
-      <w:r>
-        <w:rPr>
-          <w:rFonts w:ascii="Times New Roman" w:eastAsia="Times New Roman" w:hAnsi="Times New Roman" w:cs="Times New Roman"/>
-          <w:kern w:val="0"/>
-          <w:sz w:val="24"/>
-          <w:szCs w:val="24"/>
-          <w14:ligatures w14:val="none"/>
-        </w:rPr>
-        <w:t xml:space="preserve"> </w:t>
-      </w:r>
-      <w:proofErr w:type="spellStart"/>
-      <w:r>
-        <w:rPr>
-          <w:rFonts w:ascii="Times New Roman" w:eastAsia="Times New Roman" w:hAnsi="Times New Roman" w:cs="Times New Roman"/>
-          <w:kern w:val="0"/>
-          <w:sz w:val="24"/>
-          <w:szCs w:val="24"/>
-          <w14:ligatures w14:val="none"/>
-        </w:rPr>
-        <w:t>động</w:t>
-      </w:r>
-      <w:proofErr w:type="spellEnd"/>
-      <w:r>
-        <w:rPr>
-          <w:rFonts w:ascii="Times New Roman" w:eastAsia="Times New Roman" w:hAnsi="Times New Roman" w:cs="Times New Roman"/>
-          <w:kern w:val="0"/>
-          <w:sz w:val="24"/>
-          <w:szCs w:val="24"/>
-          <w14:ligatures w14:val="none"/>
-        </w:rPr>
-        <w:t xml:space="preserve"> </w:t>
-      </w:r>
-      <w:proofErr w:type="spellStart"/>
-      <w:r>
-        <w:rPr>
-          <w:rFonts w:ascii="Times New Roman" w:eastAsia="Times New Roman" w:hAnsi="Times New Roman" w:cs="Times New Roman"/>
-          <w:kern w:val="0"/>
-          <w:sz w:val="24"/>
-          <w:szCs w:val="24"/>
-          <w14:ligatures w14:val="none"/>
-        </w:rPr>
-        <w:t>cơ</w:t>
-      </w:r>
-      <w:proofErr w:type="spellEnd"/>
+      <w:bookmarkEnd w:id="2"/>
     </w:p>
     <w:p>
       <w:pPr>
@@ -4505,7 +1516,6 @@
                 <w:lang w:val="vi-VN"/>
               </w:rPr>
             </w:pPr>
-            <w:proofErr w:type="spellStart"/>
             <w:r>
               <w:rPr>
                 <w:rFonts w:ascii="Times New Roman" w:eastAsia="Aptos" w:hAnsi="Times New Roman" w:cs="Times New Roman"/>
@@ -4514,7 +1524,6 @@
               </w:rPr>
               <w:t>Đại</w:t>
             </w:r>
-            <w:proofErr w:type="spellEnd"/>
             <w:r>
               <w:rPr>
                 <w:rFonts w:ascii="Times New Roman" w:eastAsia="Aptos" w:hAnsi="Times New Roman" w:cs="Times New Roman"/>
@@ -4650,17 +1659,139 @@
                 <w:lang w:val="vi-VN"/>
               </w:rPr>
             </w:pPr>
+            <w:r>
+              <w:rPr>
+                <w:rFonts w:ascii="Times New Roman" w:hAnsi="Times New Roman" w:cs="Times New Roman"/>
+                <w:color w:val="000000"/>
+                <w:sz w:val="24"/>
+                <w:szCs w:val="24"/>
+              </w:rPr>
+              <w:t>K</w:t>
+            </w:r>
+          </w:p>
+        </w:tc>
+        <w:tc>
+          <w:tcPr>
+            <w:tcW w:w="1710" w:type="dxa"/>
+            <w:vAlign w:val="center"/>
+          </w:tcPr>
+          <w:p>
+            <w:pPr>
+              <w:jc w:val="center"/>
+              <w:rPr>
+                <w:rFonts w:ascii="Times New Roman" w:hAnsi="Times New Roman" w:cs="Times New Roman"/>
+                <w:sz w:val="24"/>
+                <w:szCs w:val="24"/>
+                <w:lang w:val="vi-VN"/>
+              </w:rPr>
+            </w:pPr>
+            <w:r>
+              <w:rPr>
+                <w:rFonts w:ascii="Times New Roman" w:hAnsi="Times New Roman" w:cs="Times New Roman"/>
+                <w:color w:val="000000"/>
+                <w:sz w:val="24"/>
+                <w:szCs w:val="24"/>
+              </w:rPr>
+              <w:t>143.24</w:t>
+            </w:r>
+          </w:p>
+        </w:tc>
+        <w:tc>
+          <w:tcPr>
+            <w:tcW w:w="2346" w:type="dxa"/>
+            <w:vAlign w:val="center"/>
+          </w:tcPr>
+          <w:p>
+            <w:pPr>
+              <w:jc w:val="center"/>
+              <w:rPr>
+                <w:rFonts w:ascii="Times New Roman" w:hAnsi="Times New Roman" w:cs="Times New Roman"/>
+                <w:sz w:val="24"/>
+                <w:szCs w:val="24"/>
+                <w:lang w:val="vi-VN"/>
+              </w:rPr>
+            </w:pPr>
+          </w:p>
+        </w:tc>
+        <w:tc>
+          <w:tcPr>
+            <w:tcW w:w="2675" w:type="dxa"/>
+            <w:vAlign w:val="center"/>
+          </w:tcPr>
+          <w:p>
+            <w:pPr>
+              <w:jc w:val="center"/>
+              <w:rPr>
+                <w:rFonts w:ascii="Times New Roman" w:hAnsi="Times New Roman" w:cs="Times New Roman"/>
+                <w:sz w:val="24"/>
+                <w:szCs w:val="24"/>
+                <w:lang w:val="vi-VN"/>
+              </w:rPr>
+            </w:pPr>
+            <w:r>
+              <w:rPr>
+                <w:rFonts w:ascii="Times New Roman" w:hAnsi="Times New Roman" w:cs="Times New Roman"/>
+                <w:sz w:val="24"/>
+                <w:szCs w:val="24"/>
+                <w:lang w:val="vi-VN"/>
+              </w:rPr>
+              <w:t>Đ</w:t>
+            </w:r>
+            <w:r>
+              <w:rPr>
+                <w:rFonts w:ascii="Times New Roman" w:hAnsi="Times New Roman" w:cs="Times New Roman"/>
+                <w:sz w:val="24"/>
+                <w:szCs w:val="24"/>
+                <w:lang w:val="vi-VN"/>
+              </w:rPr>
+              <w:t>ộ cứng thanh xoắn</w:t>
+            </w:r>
+          </w:p>
+        </w:tc>
+        <w:tc>
+          <w:tcPr>
+            <w:tcW w:w="870" w:type="dxa"/>
+            <w:vAlign w:val="center"/>
+          </w:tcPr>
+          <w:p>
+            <w:pPr>
+              <w:jc w:val="center"/>
+              <w:rPr>
+                <w:rFonts w:ascii="Times New Roman" w:hAnsi="Times New Roman" w:cs="Times New Roman"/>
+                <w:sz w:val="24"/>
+                <w:szCs w:val="24"/>
+                <w:lang w:val="vi-VN"/>
+              </w:rPr>
+            </w:pPr>
+          </w:p>
+        </w:tc>
+      </w:tr>
+      <w:tr>
+        <w:trPr>
+          <w:trHeight w:val="412"/>
+        </w:trPr>
+        <w:tc>
+          <w:tcPr>
+            <w:tcW w:w="1749" w:type="dxa"/>
+            <w:vAlign w:val="center"/>
+          </w:tcPr>
+          <w:p>
+            <w:pPr>
+              <w:jc w:val="center"/>
+              <w:rPr>
+                <w:rFonts w:ascii="Times New Roman" w:hAnsi="Times New Roman" w:cs="Times New Roman"/>
+                <w:sz w:val="24"/>
+                <w:szCs w:val="24"/>
+                <w:lang w:val="vi-VN"/>
+              </w:rPr>
+            </w:pPr>
             <m:oMathPara>
-              <m:oMathParaPr>
-                <m:jc m:val="center"/>
-              </m:oMathParaPr>
               <m:oMath>
                 <m:sSub>
                   <m:sSubPr>
                     <m:ctrlPr>
                       <w:rPr>
                         <w:rFonts w:ascii="Cambria Math" w:hAnsi="Cambria Math" w:cs="Times New Roman"/>
-                        <w:i/>
                         <w:sz w:val="24"/>
                         <w:szCs w:val="24"/>
                       </w:rPr>
@@ -4683,7 +1814,7 @@
                         <w:sz w:val="24"/>
                         <w:szCs w:val="24"/>
                       </w:rPr>
-                      <m:t>total</m:t>
+                      <m:t>1</m:t>
                     </m:r>
                   </m:sub>
                 </m:sSub>
@@ -4706,18 +1837,15 @@
                 <w:lang w:val="vi-VN"/>
               </w:rPr>
             </w:pPr>
-            <m:oMathPara>
-              <m:oMath>
-                <m:r>
-                  <w:rPr>
-                    <w:rFonts w:ascii="Cambria Math" w:hAnsi="Cambria Math" w:cs="Times New Roman"/>
-                    <w:sz w:val="24"/>
-                    <w:szCs w:val="24"/>
-                  </w:rPr>
-                  <m:t>0.154</m:t>
-                </m:r>
-              </m:oMath>
-            </m:oMathPara>
+            <w:r>
+              <w:rPr>
+                <w:rFonts w:ascii="Times New Roman" w:hAnsi="Times New Roman" w:cs="Times New Roman"/>
+                <w:color w:val="000000"/>
+                <w:sz w:val="24"/>
+                <w:szCs w:val="24"/>
+              </w:rPr>
+              <w:t>0.04</w:t>
+            </w:r>
           </w:p>
         </w:tc>
         <w:tc>
@@ -4735,41 +1863,6 @@
                 <w:lang w:val="vi-VN"/>
               </w:rPr>
             </w:pPr>
-            <m:oMathPara>
-              <m:oMath>
-                <m:r>
-                  <w:rPr>
-                    <w:rFonts w:ascii="Cambria Math" w:hAnsi="Cambria Math" w:cs="Times New Roman"/>
-                  </w:rPr>
-                  <m:t>kg.</m:t>
-                </m:r>
-                <m:sSup>
-                  <m:sSupPr>
-                    <m:ctrlPr>
-                      <w:rPr>
-                        <w:rFonts w:ascii="Cambria Math" w:hAnsi="Cambria Math" w:cs="Times New Roman"/>
-                      </w:rPr>
-                    </m:ctrlPr>
-                  </m:sSupPr>
-                  <m:e>
-                    <m:r>
-                      <w:rPr>
-                        <w:rFonts w:ascii="Cambria Math" w:hAnsi="Cambria Math" w:cs="Times New Roman"/>
-                      </w:rPr>
-                      <m:t>m</m:t>
-                    </m:r>
-                  </m:e>
-                  <m:sup>
-                    <m:r>
-                      <w:rPr>
-                        <w:rFonts w:ascii="Cambria Math" w:hAnsi="Cambria Math" w:cs="Times New Roman"/>
-                      </w:rPr>
-                      <m:t>2</m:t>
-                    </m:r>
-                  </m:sup>
-                </m:sSup>
-              </m:oMath>
-            </m:oMathPara>
           </w:p>
         </w:tc>
         <w:tc>
@@ -4794,26 +1887,16 @@
                 <w:szCs w:val="24"/>
                 <w:lang w:val="vi-VN"/>
               </w:rPr>
-              <w:t xml:space="preserve">Tổng quán tính quy đổi về trục </w:t>
-            </w:r>
-            <m:oMath>
-              <m:r>
-                <w:rPr>
-                  <w:rFonts w:ascii="Cambria Math" w:hAnsi="Cambria Math" w:cs="Times New Roman"/>
-                  <w:sz w:val="24"/>
-                  <w:szCs w:val="24"/>
-                </w:rPr>
-                <m:t>θ</m:t>
-              </m:r>
-            </m:oMath>
-            <w:r>
-              <w:rPr>
-                <w:rFonts w:ascii="Times New Roman" w:eastAsiaTheme="minorEastAsia" w:hAnsi="Times New Roman" w:cs="Times New Roman"/>
+              <w:t>Q</w:t>
+            </w:r>
+            <w:r>
+              <w:rPr>
+                <w:rFonts w:ascii="Times New Roman" w:hAnsi="Times New Roman" w:cs="Times New Roman"/>
                 <w:sz w:val="24"/>
                 <w:szCs w:val="24"/>
                 <w:lang w:val="vi-VN"/>
               </w:rPr>
-              <w:t xml:space="preserve"> của toàn bộ cơ cấu lái</w:t>
+              <w:t>uán tính vô-lăng</w:t>
             </w:r>
           </w:p>
         </w:tc>
@@ -4832,21 +1915,12 @@
                 <w:lang w:val="vi-VN"/>
               </w:rPr>
             </w:pPr>
-            <w:r>
-              <w:rPr>
-                <w:rFonts w:ascii="Times New Roman" w:hAnsi="Times New Roman" w:cs="Times New Roman"/>
-                <w:sz w:val="24"/>
-                <w:szCs w:val="24"/>
-                <w:lang w:val="vi-VN"/>
-              </w:rPr>
-              <w:t>[1]</w:t>
-            </w:r>
           </w:p>
         </w:tc>
       </w:tr>
       <w:tr>
         <w:trPr>
-          <w:trHeight w:val="412"/>
+          <w:trHeight w:val="419"/>
         </w:trPr>
         <w:tc>
           <w:tcPr>
@@ -4882,7 +1956,7 @@
                         <w:sz w:val="24"/>
                         <w:szCs w:val="24"/>
                       </w:rPr>
-                      <m:t>B</m:t>
+                      <m:t>C</m:t>
                     </m:r>
                   </m:e>
                   <m:sub>
@@ -4892,7 +1966,7 @@
                         <w:sz w:val="24"/>
                         <w:szCs w:val="24"/>
                       </w:rPr>
-                      <m:t>total</m:t>
+                      <m:t>1</m:t>
                     </m:r>
                   </m:sub>
                 </m:sSub>
@@ -4915,18 +1989,15 @@
                 <w:lang w:val="vi-VN"/>
               </w:rPr>
             </w:pPr>
-            <m:oMathPara>
-              <m:oMath>
-                <m:r>
-                  <w:rPr>
-                    <w:rFonts w:ascii="Cambria Math" w:hAnsi="Cambria Math" w:cs="Times New Roman"/>
-                    <w:sz w:val="24"/>
-                    <w:szCs w:val="24"/>
-                  </w:rPr>
-                  <m:t>1.6</m:t>
-                </m:r>
-              </m:oMath>
-            </m:oMathPara>
+            <w:r>
+              <w:rPr>
+                <w:rFonts w:ascii="Times New Roman" w:hAnsi="Times New Roman" w:cs="Times New Roman"/>
+                <w:color w:val="000000"/>
+                <w:sz w:val="24"/>
+                <w:szCs w:val="24"/>
+              </w:rPr>
+              <w:t>0.25</w:t>
+            </w:r>
           </w:p>
         </w:tc>
         <w:tc>
@@ -4944,16 +2015,6 @@
                 <w:lang w:val="vi-VN"/>
               </w:rPr>
             </w:pPr>
-            <m:oMathPara>
-              <m:oMath>
-                <m:r>
-                  <w:rPr>
-                    <w:rFonts w:ascii="Cambria Math" w:hAnsi="Cambria Math" w:cs="Times New Roman"/>
-                  </w:rPr>
-                  <m:t>N.m.s/rad</m:t>
-                </m:r>
-              </m:oMath>
-            </m:oMathPara>
           </w:p>
         </w:tc>
         <w:tc>
@@ -4978,18 +2039,17 @@
                 <w:szCs w:val="24"/>
                 <w:lang w:val="vi-VN"/>
               </w:rPr>
-              <w:t xml:space="preserve">Tổng hệ số ma sát nhớt quy đổi về trục </w:t>
-            </w:r>
-            <m:oMath>
-              <m:r>
-                <w:rPr>
-                  <w:rFonts w:ascii="Cambria Math" w:hAnsi="Cambria Math" w:cs="Times New Roman"/>
-                  <w:sz w:val="24"/>
-                  <w:szCs w:val="24"/>
-                </w:rPr>
-                <m:t>θ</m:t>
-              </m:r>
-            </m:oMath>
+              <w:t>H</w:t>
+            </w:r>
+            <w:r>
+              <w:rPr>
+                <w:rFonts w:ascii="Times New Roman" w:hAnsi="Times New Roman" w:cs="Times New Roman"/>
+                <w:sz w:val="24"/>
+                <w:szCs w:val="24"/>
+                <w:lang w:val="vi-VN"/>
+              </w:rPr>
+              <w:t>ệ số cản vô-lăng</w:t>
+            </w:r>
           </w:p>
         </w:tc>
         <w:tc>
@@ -5007,21 +2067,12 @@
                 <w:lang w:val="vi-VN"/>
               </w:rPr>
             </w:pPr>
-            <w:r>
-              <w:rPr>
-                <w:rFonts w:ascii="Times New Roman" w:hAnsi="Times New Roman" w:cs="Times New Roman"/>
-                <w:sz w:val="24"/>
-                <w:szCs w:val="24"/>
-                <w:lang w:val="vi-VN"/>
-              </w:rPr>
-              <w:t>[1]</w:t>
-            </w:r>
           </w:p>
         </w:tc>
       </w:tr>
       <w:tr>
         <w:trPr>
-          <w:trHeight w:val="419"/>
+          <w:trHeight w:val="425"/>
         </w:trPr>
         <w:tc>
           <w:tcPr>
@@ -5044,7 +2095,7 @@
                   <m:sSubPr>
                     <m:ctrlPr>
                       <w:rPr>
-                        <w:rFonts w:ascii="Cambria Math" w:eastAsiaTheme="minorEastAsia" w:hAnsi="Cambria Math" w:cs="Times New Roman"/>
+                        <w:rFonts w:ascii="Cambria Math" w:hAnsi="Cambria Math" w:cs="Times New Roman"/>
                         <w:sz w:val="24"/>
                         <w:szCs w:val="24"/>
                       </w:rPr>
@@ -5053,21 +2104,21 @@
                   <m:e>
                     <m:r>
                       <w:rPr>
-                        <w:rFonts w:ascii="Cambria Math" w:eastAsiaTheme="minorEastAsia" w:hAnsi="Cambria Math" w:cs="Times New Roman"/>
+                        <w:rFonts w:ascii="Cambria Math" w:hAnsi="Cambria Math" w:cs="Times New Roman"/>
                         <w:sz w:val="24"/>
                         <w:szCs w:val="24"/>
                       </w:rPr>
-                      <m:t>T</m:t>
+                      <m:t>J</m:t>
                     </m:r>
                   </m:e>
                   <m:sub>
                     <m:r>
                       <w:rPr>
-                        <w:rFonts w:ascii="Cambria Math" w:eastAsiaTheme="minorEastAsia" w:hAnsi="Cambria Math" w:cs="Times New Roman"/>
+                        <w:rFonts w:ascii="Cambria Math" w:hAnsi="Cambria Math" w:cs="Times New Roman"/>
                         <w:sz w:val="24"/>
                         <w:szCs w:val="24"/>
                       </w:rPr>
-                      <m:t>f,total</m:t>
+                      <m:t>2</m:t>
                     </m:r>
                   </m:sub>
                 </m:sSub>
@@ -5090,18 +2141,15 @@
                 <w:lang w:val="vi-VN"/>
               </w:rPr>
             </w:pPr>
-            <m:oMathPara>
-              <m:oMath>
-                <m:r>
-                  <w:rPr>
-                    <w:rFonts w:ascii="Cambria Math" w:hAnsi="Cambria Math" w:cs="Times New Roman"/>
-                    <w:sz w:val="24"/>
-                    <w:szCs w:val="24"/>
-                  </w:rPr>
-                  <m:t>2</m:t>
-                </m:r>
-              </m:oMath>
-            </m:oMathPara>
+            <w:r>
+              <w:rPr>
+                <w:rFonts w:ascii="Times New Roman" w:hAnsi="Times New Roman" w:cs="Times New Roman"/>
+                <w:color w:val="000000"/>
+                <w:sz w:val="24"/>
+                <w:szCs w:val="24"/>
+              </w:rPr>
+              <w:t>0.11</w:t>
+            </w:r>
           </w:p>
         </w:tc>
         <w:tc>
@@ -5119,16 +2167,6 @@
                 <w:lang w:val="vi-VN"/>
               </w:rPr>
             </w:pPr>
-            <m:oMathPara>
-              <m:oMath>
-                <m:r>
-                  <w:rPr>
-                    <w:rFonts w:ascii="Cambria Math" w:hAnsi="Cambria Math" w:cs="Times New Roman"/>
-                  </w:rPr>
-                  <m:t>N.m</m:t>
-                </m:r>
-              </m:oMath>
-            </m:oMathPara>
           </w:p>
         </w:tc>
         <w:tc>
@@ -5153,18 +2191,17 @@
                 <w:szCs w:val="24"/>
                 <w:lang w:val="vi-VN"/>
               </w:rPr>
-              <w:t xml:space="preserve">Moment ma sát khô quy đổi về trục </w:t>
-            </w:r>
-            <m:oMath>
-              <m:r>
-                <w:rPr>
-                  <w:rFonts w:ascii="Cambria Math" w:hAnsi="Cambria Math" w:cs="Times New Roman"/>
-                  <w:sz w:val="24"/>
-                  <w:szCs w:val="24"/>
-                </w:rPr>
-                <m:t>θ</m:t>
-              </m:r>
-            </m:oMath>
+              <w:t>Quán tính c</w:t>
+            </w:r>
+            <w:r>
+              <w:rPr>
+                <w:rFonts w:ascii="Times New Roman" w:hAnsi="Times New Roman" w:cs="Times New Roman"/>
+                <w:sz w:val="24"/>
+                <w:szCs w:val="24"/>
+                <w:lang w:val="vi-VN"/>
+              </w:rPr>
+              <w:t>ột lái+motor+rack</w:t>
+            </w:r>
           </w:p>
         </w:tc>
         <w:tc>
@@ -5182,15 +2219,6 @@
                 <w:lang w:val="vi-VN"/>
               </w:rPr>
             </w:pPr>
-            <w:r>
-              <w:rPr>
-                <w:rFonts w:ascii="Times New Roman" w:hAnsi="Times New Roman" w:cs="Times New Roman"/>
-                <w:sz w:val="24"/>
-                <w:szCs w:val="24"/>
-                <w:lang w:val="vi-VN"/>
-              </w:rPr>
-              <w:t>[1]</w:t>
-            </w:r>
           </w:p>
         </w:tc>
       </w:tr>
@@ -5215,15 +2243,37 @@
             </w:pPr>
             <m:oMathPara>
               <m:oMath>
-                <m:r>
-                  <w:rPr>
-                    <w:rFonts w:ascii="Cambria Math" w:hAnsi="Cambria Math" w:cs="Times New Roman"/>
-                    <w:sz w:val="24"/>
-                    <w:szCs w:val="24"/>
-                    <w:lang w:val="vi-VN"/>
-                  </w:rPr>
-                  <m:t>c</m:t>
-                </m:r>
+                <m:sSub>
+                  <m:sSubPr>
+                    <m:ctrlPr>
+                      <w:rPr>
+                        <w:rFonts w:ascii="Cambria Math" w:hAnsi="Cambria Math" w:cs="Times New Roman"/>
+                        <w:sz w:val="24"/>
+                        <w:szCs w:val="24"/>
+                      </w:rPr>
+                    </m:ctrlPr>
+                  </m:sSubPr>
+                  <m:e>
+                    <m:r>
+                      <w:rPr>
+                        <w:rFonts w:ascii="Cambria Math" w:hAnsi="Cambria Math" w:cs="Times New Roman"/>
+                        <w:sz w:val="24"/>
+                        <w:szCs w:val="24"/>
+                      </w:rPr>
+                      <m:t>C</m:t>
+                    </m:r>
+                  </m:e>
+                  <m:sub>
+                    <m:r>
+                      <w:rPr>
+                        <w:rFonts w:ascii="Cambria Math" w:hAnsi="Cambria Math" w:cs="Times New Roman"/>
+                        <w:sz w:val="24"/>
+                        <w:szCs w:val="24"/>
+                      </w:rPr>
+                      <m:t>2</m:t>
+                    </m:r>
+                  </m:sub>
+                </m:sSub>
               </m:oMath>
             </m:oMathPara>
           </w:p>
@@ -5243,18 +2293,15 @@
                 <w:lang w:val="vi-VN"/>
               </w:rPr>
             </w:pPr>
-            <m:oMathPara>
-              <m:oMath>
-                <m:r>
-                  <w:rPr>
-                    <w:rFonts w:ascii="Cambria Math" w:hAnsi="Cambria Math" w:cs="Times New Roman"/>
-                    <w:sz w:val="24"/>
-                    <w:szCs w:val="24"/>
-                  </w:rPr>
-                  <m:t>100</m:t>
-                </m:r>
-              </m:oMath>
-            </m:oMathPara>
+            <w:r>
+              <w:rPr>
+                <w:rFonts w:ascii="Times New Roman" w:hAnsi="Times New Roman" w:cs="Times New Roman"/>
+                <w:color w:val="000000"/>
+                <w:sz w:val="24"/>
+                <w:szCs w:val="24"/>
+              </w:rPr>
+              <w:t>1.35</w:t>
+            </w:r>
           </w:p>
         </w:tc>
         <w:tc>
@@ -5272,47 +2319,6 @@
                 <w:lang w:val="vi-VN"/>
               </w:rPr>
             </w:pPr>
-            <w:proofErr w:type="spellStart"/>
-            <w:r>
-              <w:rPr>
-                <w:rFonts w:ascii="Times New Roman" w:hAnsi="Times New Roman" w:cs="Times New Roman"/>
-                <w:color w:val="000000"/>
-              </w:rPr>
-              <w:t>không</w:t>
-            </w:r>
-            <w:proofErr w:type="spellEnd"/>
-            <w:r>
-              <w:rPr>
-                <w:rFonts w:ascii="Times New Roman" w:hAnsi="Times New Roman" w:cs="Times New Roman"/>
-                <w:color w:val="000000"/>
-              </w:rPr>
-              <w:t xml:space="preserve"> </w:t>
-            </w:r>
-            <w:proofErr w:type="spellStart"/>
-            <w:r>
-              <w:rPr>
-                <w:rFonts w:ascii="Times New Roman" w:hAnsi="Times New Roman" w:cs="Times New Roman"/>
-                <w:color w:val="000000"/>
-              </w:rPr>
-              <w:t>thứ</w:t>
-            </w:r>
-            <w:proofErr w:type="spellEnd"/>
-            <w:r>
-              <w:rPr>
-                <w:rFonts w:ascii="Times New Roman" w:hAnsi="Times New Roman" w:cs="Times New Roman"/>
-                <w:color w:val="000000"/>
-              </w:rPr>
-              <w:t xml:space="preserve"> </w:t>
-            </w:r>
-            <w:proofErr w:type="spellStart"/>
-            <w:r>
-              <w:rPr>
-                <w:rFonts w:ascii="Times New Roman" w:hAnsi="Times New Roman" w:cs="Times New Roman"/>
-                <w:color w:val="000000"/>
-              </w:rPr>
-              <w:t>nguyên</w:t>
-            </w:r>
-            <w:proofErr w:type="spellEnd"/>
           </w:p>
         </w:tc>
         <w:tc>
@@ -5337,18 +2343,26 @@
                 <w:szCs w:val="24"/>
                 <w:lang w:val="vi-VN"/>
               </w:rPr>
-              <w:t xml:space="preserve">Hệ số làm mịn hàm </w:t>
-            </w:r>
-            <m:oMath>
-              <m:r>
-                <w:rPr>
-                  <w:rFonts w:ascii="Cambria Math" w:hAnsi="Cambria Math" w:cs="Times New Roman"/>
-                  <w:sz w:val="24"/>
-                  <w:szCs w:val="24"/>
-                </w:rPr>
-                <m:t>tanh</m:t>
-              </m:r>
-            </m:oMath>
+              <w:t>H</w:t>
+            </w:r>
+            <w:r>
+              <w:rPr>
+                <w:rFonts w:ascii="Times New Roman" w:hAnsi="Times New Roman" w:cs="Times New Roman"/>
+                <w:sz w:val="24"/>
+                <w:szCs w:val="24"/>
+                <w:lang w:val="vi-VN"/>
+              </w:rPr>
+              <w:t xml:space="preserve">ệ số cản </w:t>
+            </w:r>
+            <w:r>
+              <w:rPr>
+                <w:rFonts w:ascii="Times New Roman" w:hAnsi="Times New Roman" w:cs="Times New Roman"/>
+                <w:sz w:val="24"/>
+                <w:szCs w:val="24"/>
+                <w:lang w:val="vi-VN"/>
+              </w:rPr>
+              <w:t>cột lái+motor+rack</w:t>
+            </w:r>
           </w:p>
         </w:tc>
         <w:tc>
@@ -5366,15 +2380,284 @@
                 <w:lang w:val="vi-VN"/>
               </w:rPr>
             </w:pPr>
-            <w:r>
+          </w:p>
+        </w:tc>
+      </w:tr>
+      <w:tr>
+        <w:trPr>
+          <w:trHeight w:val="425"/>
+        </w:trPr>
+        <w:tc>
+          <w:tcPr>
+            <w:tcW w:w="1749" w:type="dxa"/>
+            <w:vAlign w:val="center"/>
+          </w:tcPr>
+          <w:p>
+            <w:pPr>
+              <w:jc w:val="center"/>
               <w:rPr>
                 <w:rFonts w:ascii="Times New Roman" w:hAnsi="Times New Roman" w:cs="Times New Roman"/>
                 <w:sz w:val="24"/>
                 <w:szCs w:val="24"/>
                 <w:lang w:val="vi-VN"/>
               </w:rPr>
-              <w:t>Tự chọn</w:t>
-            </w:r>
+            </w:pPr>
+            <m:oMathPara>
+              <m:oMath>
+                <m:sSub>
+                  <m:sSubPr>
+                    <m:ctrlPr>
+                      <w:rPr>
+                        <w:rFonts w:ascii="Cambria Math" w:hAnsi="Cambria Math" w:cs="Times New Roman"/>
+                        <w:sz w:val="24"/>
+                        <w:szCs w:val="24"/>
+                      </w:rPr>
+                    </m:ctrlPr>
+                  </m:sSubPr>
+                  <m:e>
+                    <m:r>
+                      <w:rPr>
+                        <w:rFonts w:ascii="Cambria Math" w:hAnsi="Cambria Math" w:cs="Times New Roman"/>
+                        <w:sz w:val="24"/>
+                        <w:szCs w:val="24"/>
+                      </w:rPr>
+                      <m:t>T</m:t>
+                    </m:r>
+                  </m:e>
+                  <m:sub>
+                    <m:r>
+                      <w:rPr>
+                        <w:rFonts w:ascii="Cambria Math" w:hAnsi="Cambria Math" w:cs="Times New Roman"/>
+                        <w:sz w:val="24"/>
+                        <w:szCs w:val="24"/>
+                      </w:rPr>
+                      <m:t>f</m:t>
+                    </m:r>
+                  </m:sub>
+                </m:sSub>
+              </m:oMath>
+            </m:oMathPara>
+          </w:p>
+        </w:tc>
+        <w:tc>
+          <w:tcPr>
+            <w:tcW w:w="1710" w:type="dxa"/>
+            <w:vAlign w:val="center"/>
+          </w:tcPr>
+          <w:p>
+            <w:pPr>
+              <w:jc w:val="center"/>
+              <w:rPr>
+                <w:rFonts w:ascii="Times New Roman" w:hAnsi="Times New Roman" w:cs="Times New Roman"/>
+                <w:sz w:val="24"/>
+                <w:szCs w:val="24"/>
+                <w:lang w:val="vi-VN"/>
+              </w:rPr>
+            </w:pPr>
+            <w:r>
+              <w:rPr>
+                <w:rFonts w:ascii="Times New Roman" w:hAnsi="Times New Roman" w:cs="Times New Roman"/>
+                <w:color w:val="000000"/>
+                <w:sz w:val="24"/>
+                <w:szCs w:val="24"/>
+              </w:rPr>
+              <w:t>2.00</w:t>
+            </w:r>
+          </w:p>
+        </w:tc>
+        <w:tc>
+          <w:tcPr>
+            <w:tcW w:w="2346" w:type="dxa"/>
+            <w:vAlign w:val="center"/>
+          </w:tcPr>
+          <w:p>
+            <w:pPr>
+              <w:jc w:val="center"/>
+              <w:rPr>
+                <w:rFonts w:ascii="Times New Roman" w:hAnsi="Times New Roman" w:cs="Times New Roman"/>
+                <w:sz w:val="24"/>
+                <w:szCs w:val="24"/>
+                <w:lang w:val="vi-VN"/>
+              </w:rPr>
+            </w:pPr>
+          </w:p>
+        </w:tc>
+        <w:tc>
+          <w:tcPr>
+            <w:tcW w:w="2675" w:type="dxa"/>
+            <w:vAlign w:val="center"/>
+          </w:tcPr>
+          <w:p>
+            <w:pPr>
+              <w:jc w:val="center"/>
+              <w:rPr>
+                <w:rFonts w:ascii="Times New Roman" w:hAnsi="Times New Roman" w:cs="Times New Roman"/>
+                <w:sz w:val="24"/>
+                <w:szCs w:val="24"/>
+                <w:lang w:val="vi-VN"/>
+              </w:rPr>
+            </w:pPr>
+            <w:r>
+              <w:rPr>
+                <w:rFonts w:ascii="Times New Roman" w:hAnsi="Times New Roman" w:cs="Times New Roman"/>
+                <w:sz w:val="24"/>
+                <w:szCs w:val="24"/>
+                <w:lang w:val="vi-VN"/>
+              </w:rPr>
+              <w:t xml:space="preserve">Momen </w:t>
+            </w:r>
+            <w:r>
+              <w:rPr>
+                <w:rFonts w:ascii="Times New Roman" w:hAnsi="Times New Roman" w:cs="Times New Roman"/>
+                <w:sz w:val="24"/>
+                <w:szCs w:val="24"/>
+                <w:lang w:val="vi-VN"/>
+              </w:rPr>
+              <w:t>ma sát khô Coulomb bánh răng</w:t>
+            </w:r>
+          </w:p>
+        </w:tc>
+        <w:tc>
+          <w:tcPr>
+            <w:tcW w:w="870" w:type="dxa"/>
+            <w:vAlign w:val="center"/>
+          </w:tcPr>
+          <w:p>
+            <w:pPr>
+              <w:jc w:val="center"/>
+              <w:rPr>
+                <w:rFonts w:ascii="Times New Roman" w:hAnsi="Times New Roman" w:cs="Times New Roman"/>
+                <w:sz w:val="24"/>
+                <w:szCs w:val="24"/>
+                <w:lang w:val="vi-VN"/>
+              </w:rPr>
+            </w:pPr>
+          </w:p>
+        </w:tc>
+      </w:tr>
+      <w:tr>
+        <w:trPr>
+          <w:trHeight w:val="425"/>
+        </w:trPr>
+        <w:tc>
+          <w:tcPr>
+            <w:tcW w:w="1749" w:type="dxa"/>
+            <w:vAlign w:val="center"/>
+          </w:tcPr>
+          <w:p>
+            <w:pPr>
+              <w:jc w:val="center"/>
+              <w:rPr>
+                <w:rFonts w:ascii="Times New Roman" w:hAnsi="Times New Roman" w:cs="Times New Roman"/>
+                <w:sz w:val="24"/>
+                <w:szCs w:val="24"/>
+                <w:lang w:val="vi-VN"/>
+              </w:rPr>
+            </w:pPr>
+            <w:r>
+              <w:rPr>
+                <w:rFonts w:ascii="Times New Roman" w:hAnsi="Times New Roman" w:cs="Times New Roman"/>
+                <w:color w:val="000000"/>
+                <w:sz w:val="24"/>
+                <w:szCs w:val="24"/>
+              </w:rPr>
+              <w:t>c</w:t>
+            </w:r>
+          </w:p>
+        </w:tc>
+        <w:tc>
+          <w:tcPr>
+            <w:tcW w:w="1710" w:type="dxa"/>
+            <w:vAlign w:val="center"/>
+          </w:tcPr>
+          <w:p>
+            <w:pPr>
+              <w:jc w:val="center"/>
+              <w:rPr>
+                <w:rFonts w:ascii="Times New Roman" w:hAnsi="Times New Roman" w:cs="Times New Roman"/>
+                <w:sz w:val="24"/>
+                <w:szCs w:val="24"/>
+                <w:lang w:val="vi-VN"/>
+              </w:rPr>
+            </w:pPr>
+            <w:r>
+              <w:rPr>
+                <w:rFonts w:ascii="Times New Roman" w:hAnsi="Times New Roman" w:cs="Times New Roman"/>
+                <w:color w:val="000000"/>
+                <w:sz w:val="24"/>
+                <w:szCs w:val="24"/>
+              </w:rPr>
+              <w:t>100.00</w:t>
+            </w:r>
+          </w:p>
+        </w:tc>
+        <w:tc>
+          <w:tcPr>
+            <w:tcW w:w="2346" w:type="dxa"/>
+            <w:vAlign w:val="center"/>
+          </w:tcPr>
+          <w:p>
+            <w:pPr>
+              <w:jc w:val="center"/>
+              <w:rPr>
+                <w:rFonts w:ascii="Times New Roman" w:hAnsi="Times New Roman" w:cs="Times New Roman"/>
+                <w:sz w:val="24"/>
+                <w:szCs w:val="24"/>
+                <w:lang w:val="vi-VN"/>
+              </w:rPr>
+            </w:pPr>
+          </w:p>
+        </w:tc>
+        <w:tc>
+          <w:tcPr>
+            <w:tcW w:w="2675" w:type="dxa"/>
+            <w:vAlign w:val="center"/>
+          </w:tcPr>
+          <w:p>
+            <w:pPr>
+              <w:jc w:val="center"/>
+              <w:rPr>
+                <w:rFonts w:ascii="Times New Roman" w:hAnsi="Times New Roman" w:cs="Times New Roman"/>
+                <w:sz w:val="24"/>
+                <w:szCs w:val="24"/>
+                <w:lang w:val="vi-VN"/>
+              </w:rPr>
+            </w:pPr>
+            <w:r>
+              <w:rPr>
+                <w:rFonts w:ascii="Times New Roman" w:hAnsi="Times New Roman" w:cs="Times New Roman"/>
+                <w:sz w:val="24"/>
+                <w:szCs w:val="24"/>
+                <w:lang w:val="vi-VN"/>
+              </w:rPr>
+              <w:t>H</w:t>
+            </w:r>
+            <w:r>
+              <w:rPr>
+                <w:rFonts w:ascii="Times New Roman" w:hAnsi="Times New Roman" w:cs="Times New Roman"/>
+                <w:sz w:val="24"/>
+                <w:szCs w:val="24"/>
+                <w:lang w:val="vi-VN"/>
+              </w:rPr>
+              <w:t>ệ số làm mịn tanh</w:t>
+            </w:r>
+          </w:p>
+        </w:tc>
+        <w:tc>
+          <w:tcPr>
+            <w:tcW w:w="870" w:type="dxa"/>
+            <w:vAlign w:val="center"/>
+          </w:tcPr>
+          <w:p>
+            <w:pPr>
+              <w:jc w:val="center"/>
+              <w:rPr>
+                <w:rFonts w:ascii="Times New Roman" w:hAnsi="Times New Roman" w:cs="Times New Roman"/>
+                <w:sz w:val="24"/>
+                <w:szCs w:val="24"/>
+                <w:lang w:val="vi-VN"/>
+              </w:rPr>
+            </w:pPr>
           </w:p>
         </w:tc>
       </w:tr>
@@ -5390,26 +2673,6 @@
     </w:p>
     <w:p>
       <w:pPr>
-        <w:rPr>
-          <w:rFonts w:ascii="Times New Roman" w:eastAsia="Times New Roman" w:hAnsi="Times New Roman" w:cs="Times New Roman"/>
-          <w:sz w:val="24"/>
-          <w:szCs w:val="24"/>
-          <w:lang w:val="vi-VN"/>
-        </w:rPr>
-      </w:pPr>
-      <w:proofErr w:type="spellStart"/>
-      <w:r>
-        <w:rPr>
-          <w:rFonts w:ascii="Times New Roman" w:eastAsia="Times New Roman" w:hAnsi="Times New Roman" w:cs="Times New Roman"/>
-          <w:kern w:val="0"/>
-          <w:sz w:val="24"/>
-          <w:szCs w:val="24"/>
-          <w14:ligatures w14:val="none"/>
-        </w:rPr>
-        <w:t>Xác</w:t>
-      </w:r>
-      <w:proofErr w:type="spellEnd"/>
-      <w:r>
         <w:rPr>
           <w:rFonts w:ascii="Times New Roman" w:eastAsia="Times New Roman" w:hAnsi="Times New Roman" w:cs="Times New Roman"/>
           <w:kern w:val="0"/>
@@ -5418,190 +2681,6 @@
           <w:lang w:val="vi-VN"/>
           <w14:ligatures w14:val="none"/>
         </w:rPr>
-        <w:t xml:space="preserve"> định</w:t>
-      </w:r>
-      <w:r>
-        <w:rPr>
-          <w:rFonts w:ascii="Times New Roman" w:eastAsia="Times New Roman" w:hAnsi="Times New Roman" w:cs="Times New Roman"/>
-          <w:kern w:val="0"/>
-          <w:sz w:val="24"/>
-          <w:szCs w:val="24"/>
-          <w:lang w:val="vi-VN"/>
-          <w14:ligatures w14:val="none"/>
-        </w:rPr>
-        <w:t xml:space="preserve"> </w:t>
-      </w:r>
-      <w:proofErr w:type="spellStart"/>
-      <w:r>
-        <w:rPr>
-          <w:rFonts w:ascii="Times New Roman" w:eastAsia="Times New Roman" w:hAnsi="Times New Roman" w:cs="Times New Roman"/>
-          <w:kern w:val="0"/>
-          <w:sz w:val="24"/>
-          <w:szCs w:val="24"/>
-          <w14:ligatures w14:val="none"/>
-        </w:rPr>
-        <w:t>Mô</w:t>
-      </w:r>
-      <w:proofErr w:type="spellEnd"/>
-      <w:r>
-        <w:rPr>
-          <w:rFonts w:ascii="Times New Roman" w:eastAsia="Times New Roman" w:hAnsi="Times New Roman" w:cs="Times New Roman"/>
-          <w:kern w:val="0"/>
-          <w:sz w:val="24"/>
-          <w:szCs w:val="24"/>
-          <w:lang w:val="vi-VN"/>
-          <w14:ligatures w14:val="none"/>
-        </w:rPr>
-        <w:t xml:space="preserve"> </w:t>
-      </w:r>
-      <w:r>
-        <w:rPr>
-          <w:rFonts w:ascii="Times New Roman" w:eastAsia="Times New Roman" w:hAnsi="Times New Roman" w:cs="Times New Roman"/>
-          <w:kern w:val="0"/>
-          <w:sz w:val="24"/>
-          <w:szCs w:val="24"/>
-          <w14:ligatures w14:val="none"/>
-        </w:rPr>
-        <w:t xml:space="preserve">men </w:t>
-      </w:r>
-      <w:proofErr w:type="spellStart"/>
-      <w:r>
-        <w:rPr>
-          <w:rFonts w:ascii="Times New Roman" w:eastAsia="Times New Roman" w:hAnsi="Times New Roman" w:cs="Times New Roman"/>
-          <w:kern w:val="0"/>
-          <w:sz w:val="24"/>
-          <w:szCs w:val="24"/>
-          <w14:ligatures w14:val="none"/>
-        </w:rPr>
-        <w:t>tổn</w:t>
-      </w:r>
-      <w:proofErr w:type="spellEnd"/>
-      <w:r>
-        <w:rPr>
-          <w:rFonts w:ascii="Times New Roman" w:eastAsia="Times New Roman" w:hAnsi="Times New Roman" w:cs="Times New Roman"/>
-          <w:kern w:val="0"/>
-          <w:sz w:val="24"/>
-          <w:szCs w:val="24"/>
-          <w14:ligatures w14:val="none"/>
-        </w:rPr>
-        <w:t xml:space="preserve"> hao</w:t>
-      </w:r>
-      <w:r>
-        <w:rPr>
-          <w:rFonts w:ascii="Times New Roman" w:eastAsia="Times New Roman" w:hAnsi="Times New Roman" w:cs="Times New Roman"/>
-          <w:kern w:val="0"/>
-          <w:sz w:val="24"/>
-          <w:szCs w:val="24"/>
-          <w:lang w:val="vi-VN"/>
-          <w14:ligatures w14:val="none"/>
-        </w:rPr>
-        <w:t xml:space="preserve"> do</w:t>
-      </w:r>
-      <w:r>
-        <w:rPr>
-          <w:rFonts w:ascii="Times New Roman" w:eastAsia="Times New Roman" w:hAnsi="Times New Roman" w:cs="Times New Roman"/>
-          <w:kern w:val="0"/>
-          <w:sz w:val="24"/>
-          <w:szCs w:val="24"/>
-          <w14:ligatures w14:val="none"/>
-        </w:rPr>
-        <w:t xml:space="preserve"> </w:t>
-      </w:r>
-      <w:proofErr w:type="spellStart"/>
-      <w:r>
-        <w:rPr>
-          <w:rFonts w:ascii="Times New Roman" w:eastAsia="Times New Roman" w:hAnsi="Times New Roman" w:cs="Times New Roman"/>
-          <w:kern w:val="0"/>
-          <w:sz w:val="24"/>
-          <w:szCs w:val="24"/>
-          <w14:ligatures w14:val="none"/>
-        </w:rPr>
-        <w:t>cơ</w:t>
-      </w:r>
-      <w:proofErr w:type="spellEnd"/>
-      <w:r>
-        <w:rPr>
-          <w:rFonts w:ascii="Times New Roman" w:eastAsia="Times New Roman" w:hAnsi="Times New Roman" w:cs="Times New Roman"/>
-          <w:kern w:val="0"/>
-          <w:sz w:val="24"/>
-          <w:szCs w:val="24"/>
-          <w14:ligatures w14:val="none"/>
-        </w:rPr>
-        <w:t xml:space="preserve"> </w:t>
-      </w:r>
-      <w:proofErr w:type="spellStart"/>
-      <w:r>
-        <w:rPr>
-          <w:rFonts w:ascii="Times New Roman" w:eastAsia="Times New Roman" w:hAnsi="Times New Roman" w:cs="Times New Roman"/>
-          <w:kern w:val="0"/>
-          <w:sz w:val="24"/>
-          <w:szCs w:val="24"/>
-          <w14:ligatures w14:val="none"/>
-        </w:rPr>
-        <w:t>khí</w:t>
-      </w:r>
-      <w:proofErr w:type="spellEnd"/>
-      <w:r>
-        <w:rPr>
-          <w:rFonts w:ascii="Times New Roman" w:eastAsia="Times New Roman" w:hAnsi="Times New Roman" w:cs="Times New Roman"/>
-          <w:kern w:val="0"/>
-          <w:sz w:val="24"/>
-          <w:szCs w:val="24"/>
-          <w:lang w:val="vi-VN"/>
-          <w14:ligatures w14:val="none"/>
-        </w:rPr>
-        <w:t xml:space="preserve"> </w:t>
-      </w:r>
-      <m:oMath>
-        <m:sSub>
-          <m:sSubPr>
-            <m:ctrlPr>
-              <w:rPr>
-                <w:rFonts w:ascii="Cambria Math" w:hAnsi="Cambria Math"/>
-                <w:i/>
-                <w:sz w:val="24"/>
-                <w:szCs w:val="24"/>
-              </w:rPr>
-            </m:ctrlPr>
-          </m:sSubPr>
-          <m:e>
-            <m:r>
-              <w:rPr>
-                <w:rFonts w:ascii="Cambria Math" w:hAnsi="Cambria Math"/>
-                <w:sz w:val="24"/>
-                <w:szCs w:val="24"/>
-              </w:rPr>
-              <m:t>T</m:t>
-            </m:r>
-          </m:e>
-          <m:sub>
-            <m:r>
-              <w:rPr>
-                <w:rFonts w:ascii="Cambria Math" w:hAnsi="Cambria Math"/>
-                <w:sz w:val="24"/>
-                <w:szCs w:val="24"/>
-              </w:rPr>
-              <m:t>loss</m:t>
-            </m:r>
-          </m:sub>
-        </m:sSub>
-      </m:oMath>
-      <w:r>
-        <w:rPr>
-          <w:rFonts w:ascii="Times New Roman" w:eastAsia="Times New Roman" w:hAnsi="Times New Roman" w:cs="Times New Roman"/>
-          <w:sz w:val="24"/>
-          <w:szCs w:val="24"/>
-          <w:lang w:val="vi-VN"/>
-        </w:rPr>
-        <w:t>:</w:t>
-      </w:r>
-    </w:p>
-    <w:p>
-      <w:pPr>
-        <w:rPr>
-          <w:rFonts w:ascii="Times New Roman" w:eastAsiaTheme="minorEastAsia" w:hAnsi="Times New Roman" w:cs="Times New Roman"/>
-          <w:lang w:val="vi-VN"/>
-        </w:rPr>
       </w:pPr>
       <m:oMathPara>
         <m:oMath>
@@ -5610,6 +2689,8 @@
               <m:ctrlPr>
                 <w:rPr>
                   <w:rFonts w:ascii="Cambria Math" w:eastAsia="Times New Roman" w:hAnsi="Cambria Math" w:cs="Times New Roman"/>
+                  <w:sz w:val="24"/>
+                  <w:szCs w:val="24"/>
                 </w:rPr>
               </m:ctrlPr>
             </m:sSubPr>
@@ -5617,27 +2698,117 @@
               <m:r>
                 <w:rPr>
                   <w:rFonts w:ascii="Cambria Math" w:eastAsia="Times New Roman" w:hAnsi="Cambria Math" w:cs="Times New Roman"/>
-                </w:rPr>
-                <m:t>T</m:t>
+                  <w:sz w:val="24"/>
+                  <w:szCs w:val="24"/>
+                </w:rPr>
+                <m:t>J</m:t>
               </m:r>
             </m:e>
             <m:sub>
               <m:r>
                 <w:rPr>
                   <w:rFonts w:ascii="Cambria Math" w:eastAsia="Times New Roman" w:hAnsi="Cambria Math" w:cs="Times New Roman"/>
-                </w:rPr>
-                <m:t>loss</m:t>
+                  <w:sz w:val="24"/>
+                  <w:szCs w:val="24"/>
+                </w:rPr>
+                <m:t>1</m:t>
               </m:r>
             </m:sub>
           </m:sSub>
-          <m:d>
-            <m:dPr>
+          <m:sSub>
+            <m:sSubPr>
               <m:ctrlPr>
                 <w:rPr>
                   <w:rFonts w:ascii="Cambria Math" w:eastAsia="Times New Roman" w:hAnsi="Cambria Math" w:cs="Times New Roman"/>
+                  <w:sz w:val="24"/>
+                  <w:szCs w:val="24"/>
                 </w:rPr>
               </m:ctrlPr>
-            </m:dPr>
+            </m:sSubPr>
+            <m:e>
+              <m:acc>
+                <m:accPr>
+                  <m:chr m:val="̈"/>
+                  <m:ctrlPr>
+                    <w:rPr>
+                      <w:rFonts w:ascii="Cambria Math" w:eastAsia="Times New Roman" w:hAnsi="Cambria Math" w:cs="Times New Roman"/>
+                      <w:sz w:val="24"/>
+                      <w:szCs w:val="24"/>
+                    </w:rPr>
+                  </m:ctrlPr>
+                </m:accPr>
+                <m:e>
+                  <m:r>
+                    <w:rPr>
+                      <w:rFonts w:ascii="Cambria Math" w:eastAsia="Times New Roman" w:hAnsi="Cambria Math" w:cs="Times New Roman"/>
+                      <w:sz w:val="24"/>
+                      <w:szCs w:val="24"/>
+                    </w:rPr>
+                    <m:t>θ</m:t>
+                  </m:r>
+                </m:e>
+              </m:acc>
+            </m:e>
+            <m:sub>
+              <m:r>
+                <w:rPr>
+                  <w:rFonts w:ascii="Cambria Math" w:eastAsia="Times New Roman" w:hAnsi="Cambria Math" w:cs="Times New Roman"/>
+                  <w:sz w:val="24"/>
+                  <w:szCs w:val="24"/>
+                </w:rPr>
+                <m:t>1</m:t>
+              </m:r>
+            </m:sub>
+          </m:sSub>
+          <m:r>
+            <w:rPr>
+              <w:rFonts w:ascii="Cambria Math" w:eastAsia="Times New Roman" w:hAnsi="Cambria Math" w:cs="Times New Roman"/>
+              <w:sz w:val="24"/>
+              <w:szCs w:val="24"/>
+            </w:rPr>
+            <m:t>+</m:t>
+          </m:r>
+          <m:sSub>
+            <m:sSubPr>
+              <m:ctrlPr>
+                <w:rPr>
+                  <w:rFonts w:ascii="Cambria Math" w:eastAsia="Times New Roman" w:hAnsi="Cambria Math" w:cs="Times New Roman"/>
+                  <w:sz w:val="24"/>
+                  <w:szCs w:val="24"/>
+                </w:rPr>
+              </m:ctrlPr>
+            </m:sSubPr>
+            <m:e>
+              <m:r>
+                <w:rPr>
+                  <w:rFonts w:ascii="Cambria Math" w:eastAsia="Times New Roman" w:hAnsi="Cambria Math" w:cs="Times New Roman"/>
+                  <w:sz w:val="24"/>
+                  <w:szCs w:val="24"/>
+                </w:rPr>
+                <m:t>C</m:t>
+              </m:r>
+            </m:e>
+            <m:sub>
+              <m:r>
+                <w:rPr>
+                  <w:rFonts w:ascii="Cambria Math" w:eastAsia="Times New Roman" w:hAnsi="Cambria Math" w:cs="Times New Roman"/>
+                  <w:sz w:val="24"/>
+                  <w:szCs w:val="24"/>
+                </w:rPr>
+                <m:t>1</m:t>
+              </m:r>
+            </m:sub>
+          </m:sSub>
+          <m:sSub>
+            <m:sSubPr>
+              <m:ctrlPr>
+                <w:rPr>
+                  <w:rFonts w:ascii="Cambria Math" w:eastAsia="Times New Roman" w:hAnsi="Cambria Math" w:cs="Times New Roman"/>
+                  <w:sz w:val="24"/>
+                  <w:szCs w:val="24"/>
+                </w:rPr>
+              </m:ctrlPr>
+            </m:sSubPr>
             <m:e>
               <m:acc>
                 <m:accPr>
@@ -5645,6 +2816,8 @@
                   <m:ctrlPr>
                     <w:rPr>
                       <w:rFonts w:ascii="Cambria Math" w:eastAsia="Times New Roman" w:hAnsi="Cambria Math" w:cs="Times New Roman"/>
+                      <w:sz w:val="24"/>
+                      <w:szCs w:val="24"/>
                     </w:rPr>
                   </m:ctrlPr>
                 </m:accPr>
@@ -5652,16 +2825,121 @@
                   <m:r>
                     <w:rPr>
                       <w:rFonts w:ascii="Cambria Math" w:eastAsia="Times New Roman" w:hAnsi="Cambria Math" w:cs="Times New Roman"/>
+                      <w:sz w:val="24"/>
+                      <w:szCs w:val="24"/>
                     </w:rPr>
                     <m:t>θ</m:t>
                   </m:r>
                 </m:e>
               </m:acc>
             </m:e>
+            <m:sub>
+              <m:r>
+                <w:rPr>
+                  <w:rFonts w:ascii="Cambria Math" w:eastAsia="Times New Roman" w:hAnsi="Cambria Math" w:cs="Times New Roman"/>
+                  <w:sz w:val="24"/>
+                  <w:szCs w:val="24"/>
+                </w:rPr>
+                <m:t>1</m:t>
+              </m:r>
+            </m:sub>
+          </m:sSub>
+          <m:r>
+            <w:rPr>
+              <w:rFonts w:ascii="Cambria Math" w:eastAsia="Times New Roman" w:hAnsi="Cambria Math" w:cs="Times New Roman"/>
+              <w:sz w:val="24"/>
+              <w:szCs w:val="24"/>
+            </w:rPr>
+            <m:t>+K</m:t>
+          </m:r>
+          <m:d>
+            <m:dPr>
+              <m:ctrlPr>
+                <w:rPr>
+                  <w:rFonts w:ascii="Cambria Math" w:eastAsia="Times New Roman" w:hAnsi="Cambria Math" w:cs="Times New Roman"/>
+                  <w:sz w:val="24"/>
+                  <w:szCs w:val="24"/>
+                </w:rPr>
+              </m:ctrlPr>
+            </m:dPr>
+            <m:e>
+              <m:sSub>
+                <m:sSubPr>
+                  <m:ctrlPr>
+                    <w:rPr>
+                      <w:rFonts w:ascii="Cambria Math" w:eastAsia="Times New Roman" w:hAnsi="Cambria Math" w:cs="Times New Roman"/>
+                      <w:sz w:val="24"/>
+                      <w:szCs w:val="24"/>
+                    </w:rPr>
+                  </m:ctrlPr>
+                </m:sSubPr>
+                <m:e>
+                  <m:r>
+                    <w:rPr>
+                      <w:rFonts w:ascii="Cambria Math" w:eastAsia="Times New Roman" w:hAnsi="Cambria Math" w:cs="Times New Roman"/>
+                      <w:sz w:val="24"/>
+                      <w:szCs w:val="24"/>
+                    </w:rPr>
+                    <m:t>θ</m:t>
+                  </m:r>
+                </m:e>
+                <m:sub>
+                  <m:r>
+                    <w:rPr>
+                      <w:rFonts w:ascii="Cambria Math" w:eastAsia="Times New Roman" w:hAnsi="Cambria Math" w:cs="Times New Roman"/>
+                      <w:sz w:val="24"/>
+                      <w:szCs w:val="24"/>
+                    </w:rPr>
+                    <m:t>1</m:t>
+                  </m:r>
+                </m:sub>
+              </m:sSub>
+              <m:r>
+                <w:rPr>
+                  <w:rFonts w:ascii="Cambria Math" w:eastAsia="Times New Roman" w:hAnsi="Cambria Math" w:cs="Times New Roman"/>
+                  <w:sz w:val="24"/>
+                  <w:szCs w:val="24"/>
+                </w:rPr>
+                <m:t>-</m:t>
+              </m:r>
+              <m:sSub>
+                <m:sSubPr>
+                  <m:ctrlPr>
+                    <w:rPr>
+                      <w:rFonts w:ascii="Cambria Math" w:eastAsia="Times New Roman" w:hAnsi="Cambria Math" w:cs="Times New Roman"/>
+                      <w:sz w:val="24"/>
+                      <w:szCs w:val="24"/>
+                    </w:rPr>
+                  </m:ctrlPr>
+                </m:sSubPr>
+                <m:e>
+                  <m:r>
+                    <w:rPr>
+                      <w:rFonts w:ascii="Cambria Math" w:eastAsia="Times New Roman" w:hAnsi="Cambria Math" w:cs="Times New Roman"/>
+                      <w:sz w:val="24"/>
+                      <w:szCs w:val="24"/>
+                    </w:rPr>
+                    <m:t>θ</m:t>
+                  </m:r>
+                </m:e>
+                <m:sub>
+                  <m:r>
+                    <w:rPr>
+                      <w:rFonts w:ascii="Cambria Math" w:eastAsia="Times New Roman" w:hAnsi="Cambria Math" w:cs="Times New Roman"/>
+                      <w:sz w:val="24"/>
+                      <w:szCs w:val="24"/>
+                    </w:rPr>
+                    <m:t>2</m:t>
+                  </m:r>
+                </m:sub>
+              </m:sSub>
+            </m:e>
           </m:d>
           <m:r>
             <w:rPr>
               <w:rFonts w:ascii="Cambria Math" w:eastAsia="Times New Roman" w:hAnsi="Cambria Math" w:cs="Times New Roman"/>
+              <w:sz w:val="24"/>
+              <w:szCs w:val="24"/>
             </w:rPr>
             <m:t>=</m:t>
           </m:r>
@@ -5670,6 +2948,8 @@
               <m:ctrlPr>
                 <w:rPr>
                   <w:rFonts w:ascii="Cambria Math" w:eastAsia="Times New Roman" w:hAnsi="Cambria Math" w:cs="Times New Roman"/>
+                  <w:sz w:val="24"/>
+                  <w:szCs w:val="24"/>
                 </w:rPr>
               </m:ctrlPr>
             </m:sSubPr>
@@ -5677,40 +2957,118 @@
               <m:r>
                 <w:rPr>
                   <w:rFonts w:ascii="Cambria Math" w:eastAsia="Times New Roman" w:hAnsi="Cambria Math" w:cs="Times New Roman"/>
-                </w:rPr>
-                <m:t>B</m:t>
+                  <w:sz w:val="24"/>
+                  <w:szCs w:val="24"/>
+                </w:rPr>
+                <m:t>T</m:t>
               </m:r>
             </m:e>
             <m:sub>
               <m:r>
                 <w:rPr>
                   <w:rFonts w:ascii="Cambria Math" w:eastAsia="Times New Roman" w:hAnsi="Cambria Math" w:cs="Times New Roman"/>
-                </w:rPr>
-                <m:t>total</m:t>
+                  <w:sz w:val="24"/>
+                  <w:szCs w:val="24"/>
+                </w:rPr>
+                <m:t>d</m:t>
               </m:r>
             </m:sub>
           </m:sSub>
-          <m:acc>
-            <m:accPr>
-              <m:chr m:val="̇"/>
+        </m:oMath>
+      </m:oMathPara>
+    </w:p>
+    <w:p>
+      <w:pPr>
+        <w:rPr>
+          <w:rFonts w:ascii="Times New Roman" w:eastAsia="Times New Roman" w:hAnsi="Times New Roman" w:cs="Times New Roman"/>
+          <w:sz w:val="24"/>
+          <w:szCs w:val="24"/>
+          <w:lang w:val="vi-VN"/>
+        </w:rPr>
+      </w:pPr>
+      <m:oMathPara>
+        <m:oMath>
+          <m:sSub>
+            <m:sSubPr>
               <m:ctrlPr>
                 <w:rPr>
                   <w:rFonts w:ascii="Cambria Math" w:eastAsia="Times New Roman" w:hAnsi="Cambria Math" w:cs="Times New Roman"/>
+                  <w:sz w:val="24"/>
+                  <w:szCs w:val="24"/>
                 </w:rPr>
               </m:ctrlPr>
-            </m:accPr>
+            </m:sSubPr>
             <m:e>
               <m:r>
                 <w:rPr>
                   <w:rFonts w:ascii="Cambria Math" w:eastAsia="Times New Roman" w:hAnsi="Cambria Math" w:cs="Times New Roman"/>
-                </w:rPr>
-                <m:t>θ</m:t>
+                  <w:sz w:val="24"/>
+                  <w:szCs w:val="24"/>
+                </w:rPr>
+                <m:t>J</m:t>
               </m:r>
             </m:e>
-          </m:acc>
+            <m:sub>
+              <m:r>
+                <w:rPr>
+                  <w:rFonts w:ascii="Cambria Math" w:eastAsia="Times New Roman" w:hAnsi="Cambria Math" w:cs="Times New Roman"/>
+                  <w:sz w:val="24"/>
+                  <w:szCs w:val="24"/>
+                </w:rPr>
+                <m:t>2</m:t>
+              </m:r>
+            </m:sub>
+          </m:sSub>
+          <m:sSub>
+            <m:sSubPr>
+              <m:ctrlPr>
+                <w:rPr>
+                  <w:rFonts w:ascii="Cambria Math" w:eastAsia="Times New Roman" w:hAnsi="Cambria Math" w:cs="Times New Roman"/>
+                  <w:sz w:val="24"/>
+                  <w:szCs w:val="24"/>
+                </w:rPr>
+              </m:ctrlPr>
+            </m:sSubPr>
+            <m:e>
+              <m:acc>
+                <m:accPr>
+                  <m:chr m:val="̈"/>
+                  <m:ctrlPr>
+                    <w:rPr>
+                      <w:rFonts w:ascii="Cambria Math" w:eastAsia="Times New Roman" w:hAnsi="Cambria Math" w:cs="Times New Roman"/>
+                      <w:sz w:val="24"/>
+                      <w:szCs w:val="24"/>
+                    </w:rPr>
+                  </m:ctrlPr>
+                </m:accPr>
+                <m:e>
+                  <m:r>
+                    <w:rPr>
+                      <w:rFonts w:ascii="Cambria Math" w:eastAsia="Times New Roman" w:hAnsi="Cambria Math" w:cs="Times New Roman"/>
+                      <w:sz w:val="24"/>
+                      <w:szCs w:val="24"/>
+                    </w:rPr>
+                    <m:t>θ</m:t>
+                  </m:r>
+                </m:e>
+              </m:acc>
+            </m:e>
+            <m:sub>
+              <m:r>
+                <w:rPr>
+                  <w:rFonts w:ascii="Cambria Math" w:eastAsia="Times New Roman" w:hAnsi="Cambria Math" w:cs="Times New Roman"/>
+                  <w:sz w:val="24"/>
+                  <w:szCs w:val="24"/>
+                </w:rPr>
+                <m:t>2</m:t>
+              </m:r>
+            </m:sub>
+          </m:sSub>
           <m:r>
             <w:rPr>
               <w:rFonts w:ascii="Cambria Math" w:eastAsia="Times New Roman" w:hAnsi="Cambria Math" w:cs="Times New Roman"/>
+              <w:sz w:val="24"/>
+              <w:szCs w:val="24"/>
             </w:rPr>
             <m:t>+</m:t>
           </m:r>
@@ -5719,6 +3077,8 @@
               <m:ctrlPr>
                 <w:rPr>
                   <w:rFonts w:ascii="Cambria Math" w:eastAsia="Times New Roman" w:hAnsi="Cambria Math" w:cs="Times New Roman"/>
+                  <w:sz w:val="24"/>
+                  <w:szCs w:val="24"/>
                 </w:rPr>
               </m:ctrlPr>
             </m:sSubPr>
@@ -5726,6 +3086,183 @@
               <m:r>
                 <w:rPr>
                   <w:rFonts w:ascii="Cambria Math" w:eastAsia="Times New Roman" w:hAnsi="Cambria Math" w:cs="Times New Roman"/>
+                  <w:sz w:val="24"/>
+                  <w:szCs w:val="24"/>
+                </w:rPr>
+                <m:t>C</m:t>
+              </m:r>
+            </m:e>
+            <m:sub>
+              <m:r>
+                <w:rPr>
+                  <w:rFonts w:ascii="Cambria Math" w:eastAsia="Times New Roman" w:hAnsi="Cambria Math" w:cs="Times New Roman"/>
+                  <w:sz w:val="24"/>
+                  <w:szCs w:val="24"/>
+                </w:rPr>
+                <m:t>2</m:t>
+              </m:r>
+            </m:sub>
+          </m:sSub>
+          <m:sSub>
+            <m:sSubPr>
+              <m:ctrlPr>
+                <w:rPr>
+                  <w:rFonts w:ascii="Cambria Math" w:eastAsia="Times New Roman" w:hAnsi="Cambria Math" w:cs="Times New Roman"/>
+                  <w:sz w:val="24"/>
+                  <w:szCs w:val="24"/>
+                </w:rPr>
+              </m:ctrlPr>
+            </m:sSubPr>
+            <m:e>
+              <m:acc>
+                <m:accPr>
+                  <m:chr m:val="̇"/>
+                  <m:ctrlPr>
+                    <w:rPr>
+                      <w:rFonts w:ascii="Cambria Math" w:eastAsia="Times New Roman" w:hAnsi="Cambria Math" w:cs="Times New Roman"/>
+                      <w:sz w:val="24"/>
+                      <w:szCs w:val="24"/>
+                    </w:rPr>
+                  </m:ctrlPr>
+                </m:accPr>
+                <m:e>
+                  <m:r>
+                    <w:rPr>
+                      <w:rFonts w:ascii="Cambria Math" w:eastAsia="Times New Roman" w:hAnsi="Cambria Math" w:cs="Times New Roman"/>
+                      <w:sz w:val="24"/>
+                      <w:szCs w:val="24"/>
+                    </w:rPr>
+                    <m:t>θ</m:t>
+                  </m:r>
+                </m:e>
+              </m:acc>
+            </m:e>
+            <m:sub>
+              <m:r>
+                <w:rPr>
+                  <w:rFonts w:ascii="Cambria Math" w:eastAsia="Times New Roman" w:hAnsi="Cambria Math" w:cs="Times New Roman"/>
+                  <w:sz w:val="24"/>
+                  <w:szCs w:val="24"/>
+                </w:rPr>
+                <m:t>2</m:t>
+              </m:r>
+            </m:sub>
+          </m:sSub>
+          <m:r>
+            <w:rPr>
+              <w:rFonts w:ascii="Cambria Math" w:eastAsia="Times New Roman" w:hAnsi="Cambria Math" w:cs="Times New Roman"/>
+              <w:sz w:val="24"/>
+              <w:szCs w:val="24"/>
+            </w:rPr>
+            <m:t>+K</m:t>
+          </m:r>
+          <m:d>
+            <m:dPr>
+              <m:ctrlPr>
+                <w:rPr>
+                  <w:rFonts w:ascii="Cambria Math" w:eastAsia="Times New Roman" w:hAnsi="Cambria Math" w:cs="Times New Roman"/>
+                  <w:sz w:val="24"/>
+                  <w:szCs w:val="24"/>
+                </w:rPr>
+              </m:ctrlPr>
+            </m:dPr>
+            <m:e>
+              <m:sSub>
+                <m:sSubPr>
+                  <m:ctrlPr>
+                    <w:rPr>
+                      <w:rFonts w:ascii="Cambria Math" w:eastAsia="Times New Roman" w:hAnsi="Cambria Math" w:cs="Times New Roman"/>
+                      <w:sz w:val="24"/>
+                      <w:szCs w:val="24"/>
+                    </w:rPr>
+                  </m:ctrlPr>
+                </m:sSubPr>
+                <m:e>
+                  <m:r>
+                    <w:rPr>
+                      <w:rFonts w:ascii="Cambria Math" w:eastAsia="Times New Roman" w:hAnsi="Cambria Math" w:cs="Times New Roman"/>
+                      <w:sz w:val="24"/>
+                      <w:szCs w:val="24"/>
+                    </w:rPr>
+                    <m:t>θ</m:t>
+                  </m:r>
+                </m:e>
+                <m:sub>
+                  <m:r>
+                    <w:rPr>
+                      <w:rFonts w:ascii="Cambria Math" w:eastAsia="Times New Roman" w:hAnsi="Cambria Math" w:cs="Times New Roman"/>
+                      <w:sz w:val="24"/>
+                      <w:szCs w:val="24"/>
+                    </w:rPr>
+                    <m:t>2</m:t>
+                  </m:r>
+                </m:sub>
+              </m:sSub>
+              <m:r>
+                <w:rPr>
+                  <w:rFonts w:ascii="Cambria Math" w:eastAsia="Times New Roman" w:hAnsi="Cambria Math" w:cs="Times New Roman"/>
+                  <w:sz w:val="24"/>
+                  <w:szCs w:val="24"/>
+                </w:rPr>
+                <m:t>-</m:t>
+              </m:r>
+              <m:sSub>
+                <m:sSubPr>
+                  <m:ctrlPr>
+                    <w:rPr>
+                      <w:rFonts w:ascii="Cambria Math" w:eastAsia="Times New Roman" w:hAnsi="Cambria Math" w:cs="Times New Roman"/>
+                      <w:sz w:val="24"/>
+                      <w:szCs w:val="24"/>
+                    </w:rPr>
+                  </m:ctrlPr>
+                </m:sSubPr>
+                <m:e>
+                  <m:r>
+                    <w:rPr>
+                      <w:rFonts w:ascii="Cambria Math" w:eastAsia="Times New Roman" w:hAnsi="Cambria Math" w:cs="Times New Roman"/>
+                      <w:sz w:val="24"/>
+                      <w:szCs w:val="24"/>
+                    </w:rPr>
+                    <m:t>θ</m:t>
+                  </m:r>
+                </m:e>
+                <m:sub>
+                  <m:r>
+                    <w:rPr>
+                      <w:rFonts w:ascii="Cambria Math" w:eastAsia="Times New Roman" w:hAnsi="Cambria Math" w:cs="Times New Roman"/>
+                      <w:sz w:val="24"/>
+                      <w:szCs w:val="24"/>
+                    </w:rPr>
+                    <m:t>1</m:t>
+                  </m:r>
+                </m:sub>
+              </m:sSub>
+            </m:e>
+          </m:d>
+          <m:r>
+            <w:rPr>
+              <w:rFonts w:ascii="Cambria Math" w:eastAsia="Times New Roman" w:hAnsi="Cambria Math" w:cs="Times New Roman"/>
+              <w:sz w:val="24"/>
+              <w:szCs w:val="24"/>
+            </w:rPr>
+            <m:t>=</m:t>
+          </m:r>
+          <m:sSub>
+            <m:sSubPr>
+              <m:ctrlPr>
+                <w:rPr>
+                  <w:rFonts w:ascii="Cambria Math" w:eastAsia="Times New Roman" w:hAnsi="Cambria Math" w:cs="Times New Roman"/>
+                  <w:sz w:val="24"/>
+                  <w:szCs w:val="24"/>
+                </w:rPr>
+              </m:ctrlPr>
+            </m:sSubPr>
+            <m:e>
+              <m:r>
+                <w:rPr>
+                  <w:rFonts w:ascii="Cambria Math" w:eastAsia="Times New Roman" w:hAnsi="Cambria Math" w:cs="Times New Roman"/>
+                  <w:sz w:val="24"/>
+                  <w:szCs w:val="24"/>
                 </w:rPr>
                 <m:t>T</m:t>
               </m:r>
@@ -5734,8 +3271,88 @@
               <m:r>
                 <w:rPr>
                   <w:rFonts w:ascii="Cambria Math" w:eastAsia="Times New Roman" w:hAnsi="Cambria Math" w:cs="Times New Roman"/>
-                </w:rPr>
-                <m:t>f,total</m:t>
+                  <w:sz w:val="24"/>
+                  <w:szCs w:val="24"/>
+                </w:rPr>
+                <m:t>a</m:t>
+              </m:r>
+            </m:sub>
+          </m:sSub>
+          <m:r>
+            <w:rPr>
+              <w:rFonts w:ascii="Cambria Math" w:eastAsia="Times New Roman" w:hAnsi="Cambria Math" w:cs="Times New Roman"/>
+              <w:sz w:val="24"/>
+              <w:szCs w:val="24"/>
+            </w:rPr>
+            <m:t>-</m:t>
+          </m:r>
+          <m:sSub>
+            <m:sSubPr>
+              <m:ctrlPr>
+                <w:rPr>
+                  <w:rFonts w:ascii="Cambria Math" w:eastAsia="Times New Roman" w:hAnsi="Cambria Math" w:cs="Times New Roman"/>
+                  <w:sz w:val="24"/>
+                  <w:szCs w:val="24"/>
+                </w:rPr>
+              </m:ctrlPr>
+            </m:sSubPr>
+            <m:e>
+              <m:r>
+                <w:rPr>
+                  <w:rFonts w:ascii="Cambria Math" w:eastAsia="Times New Roman" w:hAnsi="Cambria Math" w:cs="Times New Roman"/>
+                  <w:sz w:val="24"/>
+                  <w:szCs w:val="24"/>
+                </w:rPr>
+                <m:t>T</m:t>
+              </m:r>
+            </m:e>
+            <m:sub>
+              <m:r>
+                <w:rPr>
+                  <w:rFonts w:ascii="Cambria Math" w:eastAsia="Times New Roman" w:hAnsi="Cambria Math" w:cs="Times New Roman"/>
+                  <w:sz w:val="24"/>
+                  <w:szCs w:val="24"/>
+                </w:rPr>
+                <m:t>r</m:t>
+              </m:r>
+            </m:sub>
+          </m:sSub>
+          <m:r>
+            <w:rPr>
+              <w:rFonts w:ascii="Cambria Math" w:eastAsia="Times New Roman" w:hAnsi="Cambria Math" w:cs="Times New Roman"/>
+              <w:sz w:val="24"/>
+              <w:szCs w:val="24"/>
+            </w:rPr>
+            <m:t>-</m:t>
+          </m:r>
+          <m:sSub>
+            <m:sSubPr>
+              <m:ctrlPr>
+                <w:rPr>
+                  <w:rFonts w:ascii="Cambria Math" w:eastAsia="Times New Roman" w:hAnsi="Cambria Math" w:cs="Times New Roman"/>
+                  <w:sz w:val="24"/>
+                  <w:szCs w:val="24"/>
+                </w:rPr>
+              </m:ctrlPr>
+            </m:sSubPr>
+            <m:e>
+              <m:r>
+                <w:rPr>
+                  <w:rFonts w:ascii="Cambria Math" w:eastAsia="Times New Roman" w:hAnsi="Cambria Math" w:cs="Times New Roman"/>
+                  <w:sz w:val="24"/>
+                  <w:szCs w:val="24"/>
+                </w:rPr>
+                <m:t>T</m:t>
+              </m:r>
+            </m:e>
+            <m:sub>
+              <m:r>
+                <w:rPr>
+                  <w:rFonts w:ascii="Cambria Math" w:eastAsia="Times New Roman" w:hAnsi="Cambria Math" w:cs="Times New Roman"/>
+                  <w:sz w:val="24"/>
+                  <w:szCs w:val="24"/>
+                </w:rPr>
+                <m:t>f</m:t>
               </m:r>
             </m:sub>
           </m:sSub>
@@ -5744,6 +3361,8 @@
               <m:ctrlPr>
                 <w:rPr>
                   <w:rFonts w:ascii="Cambria Math" w:eastAsia="Times New Roman" w:hAnsi="Cambria Math" w:cs="Times New Roman"/>
+                  <w:sz w:val="24"/>
+                  <w:szCs w:val="24"/>
                 </w:rPr>
               </m:ctrlPr>
             </m:funcPr>
@@ -5754,6 +3373,8 @@
                 </m:rPr>
                 <w:rPr>
                   <w:rFonts w:ascii="Cambria Math" w:eastAsia="Times New Roman" w:hAnsi="Cambria Math" w:cs="Times New Roman"/>
+                  <w:sz w:val="24"/>
+                  <w:szCs w:val="24"/>
                 </w:rPr>
                 <m:t>tanh</m:t>
               </m:r>
@@ -5764,6 +3385,8 @@
                   <m:ctrlPr>
                     <w:rPr>
                       <w:rFonts w:ascii="Cambria Math" w:eastAsia="Times New Roman" w:hAnsi="Cambria Math" w:cs="Times New Roman"/>
+                      <w:sz w:val="24"/>
+                      <w:szCs w:val="24"/>
                     </w:rPr>
                   </m:ctrlPr>
                 </m:dPr>
@@ -5771,27 +3394,56 @@
                   <m:r>
                     <w:rPr>
                       <w:rFonts w:ascii="Cambria Math" w:eastAsia="Times New Roman" w:hAnsi="Cambria Math" w:cs="Times New Roman"/>
+                      <w:sz w:val="24"/>
+                      <w:szCs w:val="24"/>
                     </w:rPr>
                     <m:t>c</m:t>
                   </m:r>
-                  <m:acc>
-                    <m:accPr>
-                      <m:chr m:val="̇"/>
+                  <m:sSub>
+                    <m:sSubPr>
                       <m:ctrlPr>
                         <w:rPr>
                           <w:rFonts w:ascii="Cambria Math" w:eastAsia="Times New Roman" w:hAnsi="Cambria Math" w:cs="Times New Roman"/>
+                          <w:sz w:val="24"/>
+                          <w:szCs w:val="24"/>
                         </w:rPr>
                       </m:ctrlPr>
-                    </m:accPr>
+                    </m:sSubPr>
                     <m:e>
+                      <m:acc>
+                        <m:accPr>
+                          <m:chr m:val="̇"/>
+                          <m:ctrlPr>
+                            <w:rPr>
+                              <w:rFonts w:ascii="Cambria Math" w:eastAsia="Times New Roman" w:hAnsi="Cambria Math" w:cs="Times New Roman"/>
+                              <w:sz w:val="24"/>
+                              <w:szCs w:val="24"/>
+                            </w:rPr>
+                          </m:ctrlPr>
+                        </m:accPr>
+                        <m:e>
+                          <m:r>
+                            <w:rPr>
+                              <w:rFonts w:ascii="Cambria Math" w:eastAsia="Times New Roman" w:hAnsi="Cambria Math" w:cs="Times New Roman"/>
+                              <w:sz w:val="24"/>
+                              <w:szCs w:val="24"/>
+                            </w:rPr>
+                            <m:t>θ</m:t>
+                          </m:r>
+                        </m:e>
+                      </m:acc>
+                    </m:e>
+                    <m:sub>
                       <m:r>
                         <w:rPr>
                           <w:rFonts w:ascii="Cambria Math" w:eastAsia="Times New Roman" w:hAnsi="Cambria Math" w:cs="Times New Roman"/>
+                          <w:sz w:val="24"/>
+                          <w:szCs w:val="24"/>
                         </w:rPr>
-                        <m:t>θ</m:t>
+                        <m:t>2</m:t>
                       </m:r>
-                    </m:e>
-                  </m:acc>
+                    </m:sub>
+                  </m:sSub>
                 </m:e>
               </m:d>
             </m:e>
@@ -5801,134 +3453,32 @@
     </w:p>
     <w:p>
       <w:pPr>
+        <w:pStyle w:val="Heading3"/>
         <w:rPr>
-          <w:rFonts w:ascii="Times New Roman" w:eastAsiaTheme="minorEastAsia" w:hAnsi="Times New Roman" w:cs="Times New Roman"/>
+          <w:rFonts w:ascii="Times New Roman" w:eastAsia="Times New Roman" w:hAnsi="Times New Roman" w:cs="Times New Roman"/>
+          <w:kern w:val="0"/>
           <w:lang w:val="vi-VN"/>
+          <w14:ligatures w14:val="none"/>
         </w:rPr>
       </w:pPr>
+      <w:bookmarkStart w:id="3" w:name="_Toc241016555"/>
       <w:r>
         <w:rPr>
-          <w:rFonts w:ascii="Times New Roman" w:eastAsiaTheme="minorEastAsia" w:hAnsi="Times New Roman" w:cs="Times New Roman"/>
+          <w:rFonts w:ascii="Times New Roman" w:eastAsia="Times New Roman" w:hAnsi="Times New Roman" w:cs="Times New Roman"/>
+          <w:kern w:val="0"/>
           <w:lang w:val="vi-VN"/>
+          <w14:ligatures w14:val="none"/>
         </w:rPr>
-        <w:br w:type="page"/>
+        <w:t>Hệ phương trình trạng thái</w:t>
       </w:r>
+      <w:bookmarkEnd w:id="3"/>
     </w:p>
     <w:p>
       <w:pPr>
         <w:rPr>
-          <w:rFonts w:ascii="Times New Roman" w:eastAsiaTheme="minorEastAsia" w:hAnsi="Times New Roman" w:cs="Times New Roman"/>
-          <w:color w:val="2E74B5" w:themeColor="accent1" w:themeShade="BF"/>
-          <w:sz w:val="28"/>
-          <w:szCs w:val="28"/>
-          <w:lang w:val="vi-VN"/>
-        </w:rPr>
-      </w:pPr>
-      <w:proofErr w:type="spellStart"/>
-      <w:r>
-        <w:rPr>
-          <w:rFonts w:ascii="Times New Roman" w:eastAsiaTheme="minorEastAsia" w:hAnsi="Times New Roman" w:cs="Times New Roman"/>
-          <w:color w:val="2E74B5" w:themeColor="accent1" w:themeShade="BF"/>
-          <w:sz w:val="28"/>
-          <w:szCs w:val="28"/>
-        </w:rPr>
-        <w:t>Hệ</w:t>
-      </w:r>
-      <w:proofErr w:type="spellEnd"/>
-      <w:r>
-        <w:rPr>
-          <w:rFonts w:ascii="Times New Roman" w:eastAsiaTheme="minorEastAsia" w:hAnsi="Times New Roman" w:cs="Times New Roman"/>
-          <w:color w:val="2E74B5" w:themeColor="accent1" w:themeShade="BF"/>
-          <w:sz w:val="28"/>
-          <w:szCs w:val="28"/>
-        </w:rPr>
-        <w:t xml:space="preserve"> </w:t>
-      </w:r>
-      <w:proofErr w:type="spellStart"/>
-      <w:r>
-        <w:rPr>
-          <w:rFonts w:ascii="Times New Roman" w:eastAsiaTheme="minorEastAsia" w:hAnsi="Times New Roman" w:cs="Times New Roman"/>
-          <w:color w:val="2E74B5" w:themeColor="accent1" w:themeShade="BF"/>
-          <w:sz w:val="28"/>
-          <w:szCs w:val="28"/>
-        </w:rPr>
-        <w:t>phương</w:t>
-      </w:r>
-      <w:proofErr w:type="spellEnd"/>
-      <w:r>
-        <w:rPr>
-          <w:rFonts w:ascii="Times New Roman" w:eastAsiaTheme="minorEastAsia" w:hAnsi="Times New Roman" w:cs="Times New Roman"/>
-          <w:color w:val="2E74B5" w:themeColor="accent1" w:themeShade="BF"/>
-          <w:sz w:val="28"/>
-          <w:szCs w:val="28"/>
-        </w:rPr>
-        <w:t xml:space="preserve"> </w:t>
-      </w:r>
-      <w:proofErr w:type="spellStart"/>
-      <w:r>
-        <w:rPr>
-          <w:rFonts w:ascii="Times New Roman" w:eastAsiaTheme="minorEastAsia" w:hAnsi="Times New Roman" w:cs="Times New Roman"/>
-          <w:color w:val="2E74B5" w:themeColor="accent1" w:themeShade="BF"/>
-          <w:sz w:val="28"/>
-          <w:szCs w:val="28"/>
-        </w:rPr>
-        <w:t>trình</w:t>
-      </w:r>
-      <w:proofErr w:type="spellEnd"/>
-      <w:r>
-        <w:rPr>
-          <w:rFonts w:ascii="Times New Roman" w:eastAsiaTheme="minorEastAsia" w:hAnsi="Times New Roman" w:cs="Times New Roman"/>
-          <w:color w:val="2E74B5" w:themeColor="accent1" w:themeShade="BF"/>
-          <w:sz w:val="28"/>
-          <w:szCs w:val="28"/>
-        </w:rPr>
-        <w:t xml:space="preserve"> </w:t>
-      </w:r>
-      <w:proofErr w:type="spellStart"/>
-      <w:r>
-        <w:rPr>
-          <w:rFonts w:ascii="Times New Roman" w:eastAsiaTheme="minorEastAsia" w:hAnsi="Times New Roman" w:cs="Times New Roman"/>
-          <w:color w:val="2E74B5" w:themeColor="accent1" w:themeShade="BF"/>
-          <w:sz w:val="28"/>
-          <w:szCs w:val="28"/>
-        </w:rPr>
-        <w:t>trạng</w:t>
-      </w:r>
-      <w:proofErr w:type="spellEnd"/>
-      <w:r>
-        <w:rPr>
-          <w:rFonts w:ascii="Times New Roman" w:eastAsiaTheme="minorEastAsia" w:hAnsi="Times New Roman" w:cs="Times New Roman"/>
-          <w:color w:val="2E74B5" w:themeColor="accent1" w:themeShade="BF"/>
-          <w:sz w:val="28"/>
-          <w:szCs w:val="28"/>
-        </w:rPr>
-        <w:t xml:space="preserve"> </w:t>
-      </w:r>
-      <w:proofErr w:type="spellStart"/>
-      <w:r>
-        <w:rPr>
-          <w:rFonts w:ascii="Times New Roman" w:eastAsiaTheme="minorEastAsia" w:hAnsi="Times New Roman" w:cs="Times New Roman"/>
-          <w:color w:val="2E74B5" w:themeColor="accent1" w:themeShade="BF"/>
-          <w:sz w:val="28"/>
-          <w:szCs w:val="28"/>
-        </w:rPr>
-        <w:t>thái</w:t>
-      </w:r>
-      <w:proofErr w:type="spellEnd"/>
-      <w:r>
-        <w:rPr>
-          <w:rFonts w:ascii="Times New Roman" w:eastAsiaTheme="minorEastAsia" w:hAnsi="Times New Roman" w:cs="Times New Roman"/>
-          <w:color w:val="2E74B5" w:themeColor="accent1" w:themeShade="BF"/>
-          <w:sz w:val="28"/>
-          <w:szCs w:val="28"/>
-          <w:lang w:val="vi-VN"/>
-        </w:rPr>
-        <w:t>:</w:t>
-      </w:r>
-    </w:p>
-    <w:p>
-      <w:pPr>
-        <w:rPr>
+          <w:rFonts w:ascii="Times New Roman" w:eastAsia="Times New Roman" w:hAnsi="Times New Roman" w:cs="Times New Roman"/>
+          <w:sz w:val="24"/>
+          <w:szCs w:val="24"/>
           <w:lang w:val="vi-VN"/>
         </w:rPr>
       </w:pPr>
@@ -5938,14 +3488,18 @@
             <m:sSubPr>
               <m:ctrlPr>
                 <w:rPr>
-                  <w:rFonts w:ascii="Cambria Math" w:hAnsi="Cambria Math"/>
+                  <w:rFonts w:ascii="Cambria Math" w:eastAsia="Times New Roman" w:hAnsi="Cambria Math" w:cs="Times New Roman"/>
+                  <w:sz w:val="24"/>
+                  <w:szCs w:val="24"/>
                 </w:rPr>
               </m:ctrlPr>
             </m:sSubPr>
             <m:e>
               <m:r>
                 <w:rPr>
-                  <w:rFonts w:ascii="Cambria Math" w:hAnsi="Cambria Math"/>
+                  <w:rFonts w:ascii="Cambria Math" w:eastAsia="Times New Roman" w:hAnsi="Cambria Math" w:cs="Times New Roman"/>
+                  <w:sz w:val="24"/>
+                  <w:szCs w:val="24"/>
                 </w:rPr>
                 <m:t>x</m:t>
               </m:r>
@@ -5953,7 +3507,9 @@
             <m:sub>
               <m:r>
                 <w:rPr>
-                  <w:rFonts w:ascii="Cambria Math" w:hAnsi="Cambria Math"/>
+                  <w:rFonts w:ascii="Cambria Math" w:eastAsia="Times New Roman" w:hAnsi="Cambria Math" w:cs="Times New Roman"/>
+                  <w:sz w:val="24"/>
+                  <w:szCs w:val="24"/>
                 </w:rPr>
                 <m:t>1</m:t>
               </m:r>
@@ -5961,14 +3517,49 @@
           </m:sSub>
           <m:r>
             <w:rPr>
-              <w:rFonts w:ascii="Cambria Math" w:hAnsi="Cambria Math"/>
+              <w:rFonts w:ascii="Cambria Math" w:eastAsia="Times New Roman" w:hAnsi="Cambria Math" w:cs="Times New Roman"/>
+              <w:sz w:val="24"/>
+              <w:szCs w:val="24"/>
             </w:rPr>
-            <m:t>=θ</m:t>
+            <m:t>=</m:t>
           </m:r>
+          <m:sSub>
+            <m:sSubPr>
+              <m:ctrlPr>
+                <w:rPr>
+                  <w:rFonts w:ascii="Cambria Math" w:eastAsia="Times New Roman" w:hAnsi="Cambria Math" w:cs="Times New Roman"/>
+                  <w:sz w:val="24"/>
+                  <w:szCs w:val="24"/>
+                </w:rPr>
+              </m:ctrlPr>
+            </m:sSubPr>
+            <m:e>
+              <m:r>
+                <w:rPr>
+                  <w:rFonts w:ascii="Cambria Math" w:eastAsia="Times New Roman" w:hAnsi="Cambria Math" w:cs="Times New Roman"/>
+                  <w:sz w:val="24"/>
+                  <w:szCs w:val="24"/>
+                </w:rPr>
+                <m:t>θ</m:t>
+              </m:r>
+            </m:e>
+            <m:sub>
+              <m:r>
+                <w:rPr>
+                  <w:rFonts w:ascii="Cambria Math" w:eastAsia="Times New Roman" w:hAnsi="Cambria Math" w:cs="Times New Roman"/>
+                  <w:sz w:val="24"/>
+                  <w:szCs w:val="24"/>
+                </w:rPr>
+                <m:t>1</m:t>
+              </m:r>
+            </m:sub>
+          </m:sSub>
           <m:r>
             <w:rPr>
-              <w:rFonts w:ascii="Cambria Math" w:hAnsi="Cambria Math"/>
+              <w:rFonts w:ascii="Cambria Math" w:eastAsia="Times New Roman" w:hAnsi="Cambria Math" w:cs="Times New Roman"/>
               <w:i/>
+              <w:sz w:val="24"/>
+              <w:szCs w:val="24"/>
             </w:rPr>
             <m:t> </m:t>
           </m:r>
@@ -5976,14 +3567,18 @@
             <m:sSubPr>
               <m:ctrlPr>
                 <w:rPr>
-                  <w:rFonts w:ascii="Cambria Math" w:hAnsi="Cambria Math"/>
+                  <w:rFonts w:ascii="Cambria Math" w:eastAsia="Times New Roman" w:hAnsi="Cambria Math" w:cs="Times New Roman"/>
+                  <w:sz w:val="24"/>
+                  <w:szCs w:val="24"/>
                 </w:rPr>
               </m:ctrlPr>
             </m:sSubPr>
             <m:e>
               <m:r>
                 <w:rPr>
-                  <w:rFonts w:ascii="Cambria Math" w:hAnsi="Cambria Math"/>
+                  <w:rFonts w:ascii="Cambria Math" w:eastAsia="Times New Roman" w:hAnsi="Cambria Math" w:cs="Times New Roman"/>
+                  <w:sz w:val="24"/>
+                  <w:szCs w:val="24"/>
                 </w:rPr>
                 <m:t>x</m:t>
               </m:r>
@@ -5991,7 +3586,9 @@
             <m:sub>
               <m:r>
                 <w:rPr>
-                  <w:rFonts w:ascii="Cambria Math" w:hAnsi="Cambria Math"/>
+                  <w:rFonts w:ascii="Cambria Math" w:eastAsia="Times New Roman" w:hAnsi="Cambria Math" w:cs="Times New Roman"/>
+                  <w:sz w:val="24"/>
+                  <w:szCs w:val="24"/>
                 </w:rPr>
                 <m:t>2</m:t>
               </m:r>
@@ -5999,36 +3596,251 @@
           </m:sSub>
           <m:r>
             <w:rPr>
-              <w:rFonts w:ascii="Cambria Math" w:hAnsi="Cambria Math"/>
+              <w:rFonts w:ascii="Cambria Math" w:eastAsia="Times New Roman" w:hAnsi="Cambria Math" w:cs="Times New Roman"/>
+              <w:sz w:val="24"/>
+              <w:szCs w:val="24"/>
             </w:rPr>
             <m:t>=</m:t>
           </m:r>
-          <m:acc>
-            <m:accPr>
-              <m:chr m:val="̇"/>
+          <m:sSub>
+            <m:sSubPr>
               <m:ctrlPr>
                 <w:rPr>
-                  <w:rFonts w:ascii="Cambria Math" w:hAnsi="Cambria Math"/>
+                  <w:rFonts w:ascii="Cambria Math" w:eastAsia="Times New Roman" w:hAnsi="Cambria Math" w:cs="Times New Roman"/>
+                  <w:sz w:val="24"/>
+                  <w:szCs w:val="24"/>
                 </w:rPr>
               </m:ctrlPr>
-            </m:accPr>
+            </m:sSubPr>
+            <m:e>
+              <m:acc>
+                <m:accPr>
+                  <m:chr m:val="̇"/>
+                  <m:ctrlPr>
+                    <w:rPr>
+                      <w:rFonts w:ascii="Cambria Math" w:eastAsia="Times New Roman" w:hAnsi="Cambria Math" w:cs="Times New Roman"/>
+                      <w:sz w:val="24"/>
+                      <w:szCs w:val="24"/>
+                    </w:rPr>
+                  </m:ctrlPr>
+                </m:accPr>
+                <m:e>
+                  <m:r>
+                    <w:rPr>
+                      <w:rFonts w:ascii="Cambria Math" w:eastAsia="Times New Roman" w:hAnsi="Cambria Math" w:cs="Times New Roman"/>
+                      <w:sz w:val="24"/>
+                      <w:szCs w:val="24"/>
+                    </w:rPr>
+                    <m:t>θ</m:t>
+                  </m:r>
+                </m:e>
+              </m:acc>
+            </m:e>
+            <m:sub>
+              <m:r>
+                <w:rPr>
+                  <w:rFonts w:ascii="Cambria Math" w:eastAsia="Times New Roman" w:hAnsi="Cambria Math" w:cs="Times New Roman"/>
+                  <w:sz w:val="24"/>
+                  <w:szCs w:val="24"/>
+                </w:rPr>
+                <m:t>1</m:t>
+              </m:r>
+            </m:sub>
+          </m:sSub>
+          <m:r>
+            <w:rPr>
+              <w:rFonts w:ascii="Cambria Math" w:eastAsia="Times New Roman" w:hAnsi="Cambria Math" w:cs="Times New Roman"/>
+              <w:i/>
+              <w:sz w:val="24"/>
+              <w:szCs w:val="24"/>
+            </w:rPr>
+            <m:t> </m:t>
+          </m:r>
+          <m:sSub>
+            <m:sSubPr>
+              <m:ctrlPr>
+                <w:rPr>
+                  <w:rFonts w:ascii="Cambria Math" w:eastAsia="Times New Roman" w:hAnsi="Cambria Math" w:cs="Times New Roman"/>
+                  <w:sz w:val="24"/>
+                  <w:szCs w:val="24"/>
+                </w:rPr>
+              </m:ctrlPr>
+            </m:sSubPr>
             <m:e>
               <m:r>
                 <w:rPr>
-                  <w:rFonts w:ascii="Cambria Math" w:hAnsi="Cambria Math"/>
+                  <w:rFonts w:ascii="Cambria Math" w:eastAsia="Times New Roman" w:hAnsi="Cambria Math" w:cs="Times New Roman"/>
+                  <w:sz w:val="24"/>
+                  <w:szCs w:val="24"/>
+                </w:rPr>
+                <m:t>x</m:t>
+              </m:r>
+            </m:e>
+            <m:sub>
+              <m:r>
+                <w:rPr>
+                  <w:rFonts w:ascii="Cambria Math" w:eastAsia="Times New Roman" w:hAnsi="Cambria Math" w:cs="Times New Roman"/>
+                  <w:sz w:val="24"/>
+                  <w:szCs w:val="24"/>
+                </w:rPr>
+                <m:t>3</m:t>
+              </m:r>
+            </m:sub>
+          </m:sSub>
+          <m:r>
+            <w:rPr>
+              <w:rFonts w:ascii="Cambria Math" w:eastAsia="Times New Roman" w:hAnsi="Cambria Math" w:cs="Times New Roman"/>
+              <w:sz w:val="24"/>
+              <w:szCs w:val="24"/>
+            </w:rPr>
+            <m:t>=</m:t>
+          </m:r>
+          <m:sSub>
+            <m:sSubPr>
+              <m:ctrlPr>
+                <w:rPr>
+                  <w:rFonts w:ascii="Cambria Math" w:eastAsia="Times New Roman" w:hAnsi="Cambria Math" w:cs="Times New Roman"/>
+                  <w:sz w:val="24"/>
+                  <w:szCs w:val="24"/>
+                </w:rPr>
+              </m:ctrlPr>
+            </m:sSubPr>
+            <m:e>
+              <m:r>
+                <w:rPr>
+                  <w:rFonts w:ascii="Cambria Math" w:eastAsia="Times New Roman" w:hAnsi="Cambria Math" w:cs="Times New Roman"/>
+                  <w:sz w:val="24"/>
+                  <w:szCs w:val="24"/>
                 </w:rPr>
                 <m:t>θ</m:t>
               </m:r>
             </m:e>
-          </m:acc>
+            <m:sub>
+              <m:r>
+                <w:rPr>
+                  <w:rFonts w:ascii="Cambria Math" w:eastAsia="Times New Roman" w:hAnsi="Cambria Math" w:cs="Times New Roman"/>
+                  <w:sz w:val="24"/>
+                  <w:szCs w:val="24"/>
+                </w:rPr>
+                <m:t>2</m:t>
+              </m:r>
+            </m:sub>
+          </m:sSub>
+          <m:r>
+            <w:rPr>
+              <w:rFonts w:ascii="Cambria Math" w:eastAsia="Times New Roman" w:hAnsi="Cambria Math" w:cs="Times New Roman"/>
+              <w:i/>
+              <w:sz w:val="24"/>
+              <w:szCs w:val="24"/>
+            </w:rPr>
+            <m:t> </m:t>
+          </m:r>
+          <m:sSub>
+            <m:sSubPr>
+              <m:ctrlPr>
+                <w:rPr>
+                  <w:rFonts w:ascii="Cambria Math" w:eastAsia="Times New Roman" w:hAnsi="Cambria Math" w:cs="Times New Roman"/>
+                  <w:sz w:val="24"/>
+                  <w:szCs w:val="24"/>
+                </w:rPr>
+              </m:ctrlPr>
+            </m:sSubPr>
+            <m:e>
+              <m:r>
+                <w:rPr>
+                  <w:rFonts w:ascii="Cambria Math" w:eastAsia="Times New Roman" w:hAnsi="Cambria Math" w:cs="Times New Roman"/>
+                  <w:sz w:val="24"/>
+                  <w:szCs w:val="24"/>
+                </w:rPr>
+                <m:t>x</m:t>
+              </m:r>
+            </m:e>
+            <m:sub>
+              <m:r>
+                <w:rPr>
+                  <w:rFonts w:ascii="Cambria Math" w:eastAsia="Times New Roman" w:hAnsi="Cambria Math" w:cs="Times New Roman"/>
+                  <w:sz w:val="24"/>
+                  <w:szCs w:val="24"/>
+                </w:rPr>
+                <m:t>4</m:t>
+              </m:r>
+            </m:sub>
+          </m:sSub>
+          <m:r>
+            <w:rPr>
+              <w:rFonts w:ascii="Cambria Math" w:eastAsia="Times New Roman" w:hAnsi="Cambria Math" w:cs="Times New Roman"/>
+              <w:sz w:val="24"/>
+              <w:szCs w:val="24"/>
+            </w:rPr>
+            <m:t>=</m:t>
+          </m:r>
+          <m:sSub>
+            <m:sSubPr>
+              <m:ctrlPr>
+                <w:rPr>
+                  <w:rFonts w:ascii="Cambria Math" w:eastAsia="Times New Roman" w:hAnsi="Cambria Math" w:cs="Times New Roman"/>
+                  <w:sz w:val="24"/>
+                  <w:szCs w:val="24"/>
+                </w:rPr>
+              </m:ctrlPr>
+            </m:sSubPr>
+            <m:e>
+              <m:acc>
+                <m:accPr>
+                  <m:chr m:val="̇"/>
+                  <m:ctrlPr>
+                    <w:rPr>
+                      <w:rFonts w:ascii="Cambria Math" w:eastAsia="Times New Roman" w:hAnsi="Cambria Math" w:cs="Times New Roman"/>
+                      <w:sz w:val="24"/>
+                      <w:szCs w:val="24"/>
+                    </w:rPr>
+                  </m:ctrlPr>
+                </m:accPr>
+                <m:e>
+                  <m:r>
+                    <w:rPr>
+                      <w:rFonts w:ascii="Cambria Math" w:eastAsia="Times New Roman" w:hAnsi="Cambria Math" w:cs="Times New Roman"/>
+                      <w:sz w:val="24"/>
+                      <w:szCs w:val="24"/>
+                    </w:rPr>
+                    <m:t>θ</m:t>
+                  </m:r>
+                </m:e>
+              </m:acc>
+            </m:e>
+            <m:sub>
+              <m:r>
+                <w:rPr>
+                  <w:rFonts w:ascii="Cambria Math" w:eastAsia="Times New Roman" w:hAnsi="Cambria Math" w:cs="Times New Roman"/>
+                  <w:sz w:val="24"/>
+                  <w:szCs w:val="24"/>
+                </w:rPr>
+                <m:t>2</m:t>
+              </m:r>
+            </m:sub>
+          </m:sSub>
         </m:oMath>
       </m:oMathPara>
     </w:p>
     <w:p>
       <w:pPr>
         <w:rPr>
-          <w:rFonts w:eastAsiaTheme="minorEastAsia"/>
+          <w:rFonts w:ascii="Times New Roman" w:eastAsia="Times New Roman" w:hAnsi="Times New Roman" w:cs="Times New Roman"/>
+          <w:sz w:val="24"/>
+          <w:szCs w:val="24"/>
           <w:lang w:val="vi-VN"/>
+        </w:rPr>
+      </w:pPr>
+    </w:p>
+    <w:p>
+      <w:pPr>
+        <w:rPr>
+          <w:rFonts w:ascii="Times New Roman" w:eastAsia="Times New Roman" w:hAnsi="Times New Roman" w:cs="Times New Roman"/>
+          <w:kern w:val="0"/>
+          <w:sz w:val="24"/>
+          <w:szCs w:val="24"/>
+          <w:lang w:val="vi-VN"/>
+          <w14:ligatures w14:val="none"/>
         </w:rPr>
       </w:pPr>
       <m:oMathPara>
@@ -6039,7 +3851,9 @@
               <m:endChr m:val=""/>
               <m:ctrlPr>
                 <w:rPr>
-                  <w:rFonts w:ascii="Cambria Math" w:hAnsi="Cambria Math"/>
+                  <w:rFonts w:ascii="Cambria Math" w:eastAsia="Times New Roman" w:hAnsi="Cambria Math" w:cs="Times New Roman"/>
+                  <w:sz w:val="24"/>
+                  <w:szCs w:val="24"/>
                 </w:rPr>
               </m:ctrlPr>
             </m:dPr>
@@ -6056,7 +3870,9 @@
                   </m:mcs>
                   <m:ctrlPr>
                     <w:rPr>
-                      <w:rFonts w:ascii="Cambria Math" w:hAnsi="Cambria Math"/>
+                      <w:rFonts w:ascii="Cambria Math" w:eastAsia="Times New Roman" w:hAnsi="Cambria Math" w:cs="Times New Roman"/>
+                      <w:sz w:val="24"/>
+                      <w:szCs w:val="24"/>
                     </w:rPr>
                   </m:ctrlPr>
                 </m:mPr>
@@ -6066,7 +3882,9 @@
                       <m:sSubPr>
                         <m:ctrlPr>
                           <w:rPr>
-                            <w:rFonts w:ascii="Cambria Math" w:hAnsi="Cambria Math"/>
+                            <w:rFonts w:ascii="Cambria Math" w:eastAsia="Times New Roman" w:hAnsi="Cambria Math" w:cs="Times New Roman"/>
+                            <w:sz w:val="24"/>
+                            <w:szCs w:val="24"/>
                           </w:rPr>
                         </m:ctrlPr>
                       </m:sSubPr>
@@ -6076,14 +3894,18 @@
                             <m:chr m:val="̇"/>
                             <m:ctrlPr>
                               <w:rPr>
-                                <w:rFonts w:ascii="Cambria Math" w:hAnsi="Cambria Math"/>
+                                <w:rFonts w:ascii="Cambria Math" w:eastAsia="Times New Roman" w:hAnsi="Cambria Math" w:cs="Times New Roman"/>
+                                <w:sz w:val="24"/>
+                                <w:szCs w:val="24"/>
                               </w:rPr>
                             </m:ctrlPr>
                           </m:accPr>
                           <m:e>
                             <m:r>
                               <w:rPr>
-                                <w:rFonts w:ascii="Cambria Math" w:hAnsi="Cambria Math"/>
+                                <w:rFonts w:ascii="Cambria Math" w:eastAsia="Times New Roman" w:hAnsi="Cambria Math" w:cs="Times New Roman"/>
+                                <w:sz w:val="24"/>
+                                <w:szCs w:val="24"/>
                               </w:rPr>
                               <m:t>x</m:t>
                             </m:r>
@@ -6093,7 +3915,9 @@
                       <m:sub>
                         <m:r>
                           <w:rPr>
-                            <w:rFonts w:ascii="Cambria Math" w:hAnsi="Cambria Math"/>
+                            <w:rFonts w:ascii="Cambria Math" w:eastAsia="Times New Roman" w:hAnsi="Cambria Math" w:cs="Times New Roman"/>
+                            <w:sz w:val="24"/>
+                            <w:szCs w:val="24"/>
                           </w:rPr>
                           <m:t>1</m:t>
                         </m:r>
@@ -6101,7 +3925,9 @@
                     </m:sSub>
                     <m:r>
                       <w:rPr>
-                        <w:rFonts w:ascii="Cambria Math" w:hAnsi="Cambria Math"/>
+                        <w:rFonts w:ascii="Cambria Math" w:eastAsia="Times New Roman" w:hAnsi="Cambria Math" w:cs="Times New Roman"/>
+                        <w:sz w:val="24"/>
+                        <w:szCs w:val="24"/>
                       </w:rPr>
                       <m:t>=</m:t>
                     </m:r>
@@ -6109,14 +3935,18 @@
                       <m:sSubPr>
                         <m:ctrlPr>
                           <w:rPr>
-                            <w:rFonts w:ascii="Cambria Math" w:hAnsi="Cambria Math"/>
+                            <w:rFonts w:ascii="Cambria Math" w:eastAsia="Times New Roman" w:hAnsi="Cambria Math" w:cs="Times New Roman"/>
+                            <w:sz w:val="24"/>
+                            <w:szCs w:val="24"/>
                           </w:rPr>
                         </m:ctrlPr>
                       </m:sSubPr>
                       <m:e>
                         <m:r>
                           <w:rPr>
-                            <w:rFonts w:ascii="Cambria Math" w:hAnsi="Cambria Math"/>
+                            <w:rFonts w:ascii="Cambria Math" w:eastAsia="Times New Roman" w:hAnsi="Cambria Math" w:cs="Times New Roman"/>
+                            <w:sz w:val="24"/>
+                            <w:szCs w:val="24"/>
                           </w:rPr>
                           <m:t>x</m:t>
                         </m:r>
@@ -6124,7 +3954,9 @@
                       <m:sub>
                         <m:r>
                           <w:rPr>
-                            <w:rFonts w:ascii="Cambria Math" w:hAnsi="Cambria Math"/>
+                            <w:rFonts w:ascii="Cambria Math" w:eastAsia="Times New Roman" w:hAnsi="Cambria Math" w:cs="Times New Roman"/>
+                            <w:sz w:val="24"/>
+                            <w:szCs w:val="24"/>
                           </w:rPr>
                           <m:t>2</m:t>
                         </m:r>
@@ -6138,7 +3970,9 @@
                       <m:sSubPr>
                         <m:ctrlPr>
                           <w:rPr>
-                            <w:rFonts w:ascii="Cambria Math" w:hAnsi="Cambria Math"/>
+                            <w:rFonts w:ascii="Cambria Math" w:eastAsia="Times New Roman" w:hAnsi="Cambria Math" w:cs="Times New Roman"/>
+                            <w:sz w:val="24"/>
+                            <w:szCs w:val="24"/>
                           </w:rPr>
                         </m:ctrlPr>
                       </m:sSubPr>
@@ -6148,14 +3982,18 @@
                             <m:chr m:val="̇"/>
                             <m:ctrlPr>
                               <w:rPr>
-                                <w:rFonts w:ascii="Cambria Math" w:hAnsi="Cambria Math"/>
+                                <w:rFonts w:ascii="Cambria Math" w:eastAsia="Times New Roman" w:hAnsi="Cambria Math" w:cs="Times New Roman"/>
+                                <w:sz w:val="24"/>
+                                <w:szCs w:val="24"/>
                               </w:rPr>
                             </m:ctrlPr>
                           </m:accPr>
                           <m:e>
                             <m:r>
                               <w:rPr>
-                                <w:rFonts w:ascii="Cambria Math" w:hAnsi="Cambria Math"/>
+                                <w:rFonts w:ascii="Cambria Math" w:eastAsia="Times New Roman" w:hAnsi="Cambria Math" w:cs="Times New Roman"/>
+                                <w:sz w:val="24"/>
+                                <w:szCs w:val="24"/>
                               </w:rPr>
                               <m:t>x</m:t>
                             </m:r>
@@ -6165,7 +4003,9 @@
                       <m:sub>
                         <m:r>
                           <w:rPr>
-                            <w:rFonts w:ascii="Cambria Math" w:hAnsi="Cambria Math"/>
+                            <w:rFonts w:ascii="Cambria Math" w:eastAsia="Times New Roman" w:hAnsi="Cambria Math" w:cs="Times New Roman"/>
+                            <w:sz w:val="24"/>
+                            <w:szCs w:val="24"/>
                           </w:rPr>
                           <m:t>2</m:t>
                         </m:r>
@@ -6173,7 +4013,9 @@
                     </m:sSub>
                     <m:r>
                       <w:rPr>
-                        <w:rFonts w:ascii="Cambria Math" w:hAnsi="Cambria Math"/>
+                        <w:rFonts w:ascii="Cambria Math" w:eastAsia="Times New Roman" w:hAnsi="Cambria Math" w:cs="Times New Roman"/>
+                        <w:sz w:val="24"/>
+                        <w:szCs w:val="24"/>
                       </w:rPr>
                       <m:t>=</m:t>
                     </m:r>
@@ -6181,7 +4023,9 @@
                       <m:fPr>
                         <m:ctrlPr>
                           <w:rPr>
-                            <w:rFonts w:ascii="Cambria Math" w:hAnsi="Cambria Math"/>
+                            <w:rFonts w:ascii="Cambria Math" w:eastAsia="Times New Roman" w:hAnsi="Cambria Math" w:cs="Times New Roman"/>
+                            <w:sz w:val="24"/>
+                            <w:szCs w:val="24"/>
                           </w:rPr>
                         </m:ctrlPr>
                       </m:fPr>
@@ -6190,14 +4034,18 @@
                           <m:sSubPr>
                             <m:ctrlPr>
                               <w:rPr>
-                                <w:rFonts w:ascii="Cambria Math" w:hAnsi="Cambria Math"/>
+                                <w:rFonts w:ascii="Cambria Math" w:eastAsia="Times New Roman" w:hAnsi="Cambria Math" w:cs="Times New Roman"/>
+                                <w:sz w:val="24"/>
+                                <w:szCs w:val="24"/>
                               </w:rPr>
                             </m:ctrlPr>
                           </m:sSubPr>
                           <m:e>
                             <m:r>
                               <w:rPr>
-                                <w:rFonts w:ascii="Cambria Math" w:hAnsi="Cambria Math"/>
+                                <w:rFonts w:ascii="Cambria Math" w:eastAsia="Times New Roman" w:hAnsi="Cambria Math" w:cs="Times New Roman"/>
+                                <w:sz w:val="24"/>
+                                <w:szCs w:val="24"/>
                               </w:rPr>
                               <m:t>T</m:t>
                             </m:r>
@@ -6205,7 +4053,9 @@
                           <m:sub>
                             <m:r>
                               <w:rPr>
-                                <w:rFonts w:ascii="Cambria Math" w:hAnsi="Cambria Math"/>
+                                <w:rFonts w:ascii="Cambria Math" w:eastAsia="Times New Roman" w:hAnsi="Cambria Math" w:cs="Times New Roman"/>
+                                <w:sz w:val="24"/>
+                                <w:szCs w:val="24"/>
                               </w:rPr>
                               <m:t>d</m:t>
                             </m:r>
@@ -6213,22 +4063,372 @@
                         </m:sSub>
                         <m:r>
                           <w:rPr>
-                            <w:rFonts w:ascii="Cambria Math" w:hAnsi="Cambria Math"/>
+                            <w:rFonts w:ascii="Cambria Math" w:eastAsia="Times New Roman" w:hAnsi="Cambria Math" w:cs="Times New Roman"/>
+                            <w:sz w:val="24"/>
+                            <w:szCs w:val="24"/>
                           </w:rPr>
-                          <m:t>+</m:t>
+                          <m:t>-K</m:t>
+                        </m:r>
+                        <m:d>
+                          <m:dPr>
+                            <m:ctrlPr>
+                              <w:rPr>
+                                <w:rFonts w:ascii="Cambria Math" w:eastAsia="Times New Roman" w:hAnsi="Cambria Math" w:cs="Times New Roman"/>
+                                <w:sz w:val="24"/>
+                                <w:szCs w:val="24"/>
+                              </w:rPr>
+                            </m:ctrlPr>
+                          </m:dPr>
+                          <m:e>
+                            <m:sSub>
+                              <m:sSubPr>
+                                <m:ctrlPr>
+                                  <w:rPr>
+                                    <w:rFonts w:ascii="Cambria Math" w:eastAsia="Times New Roman" w:hAnsi="Cambria Math" w:cs="Times New Roman"/>
+                                    <w:sz w:val="24"/>
+                                    <w:szCs w:val="24"/>
+                                  </w:rPr>
+                                </m:ctrlPr>
+                              </m:sSubPr>
+                              <m:e>
+                                <m:r>
+                                  <w:rPr>
+                                    <w:rFonts w:ascii="Cambria Math" w:eastAsia="Times New Roman" w:hAnsi="Cambria Math" w:cs="Times New Roman"/>
+                                    <w:sz w:val="24"/>
+                                    <w:szCs w:val="24"/>
+                                  </w:rPr>
+                                  <m:t>x</m:t>
+                                </m:r>
+                              </m:e>
+                              <m:sub>
+                                <m:r>
+                                  <w:rPr>
+                                    <w:rFonts w:ascii="Cambria Math" w:eastAsia="Times New Roman" w:hAnsi="Cambria Math" w:cs="Times New Roman"/>
+                                    <w:sz w:val="24"/>
+                                    <w:szCs w:val="24"/>
+                                  </w:rPr>
+                                  <m:t>1</m:t>
+                                </m:r>
+                              </m:sub>
+                            </m:sSub>
+                            <m:r>
+                              <w:rPr>
+                                <w:rFonts w:ascii="Cambria Math" w:eastAsia="Times New Roman" w:hAnsi="Cambria Math" w:cs="Times New Roman"/>
+                                <w:sz w:val="24"/>
+                                <w:szCs w:val="24"/>
+                              </w:rPr>
+                              <m:t>-</m:t>
+                            </m:r>
+                            <m:sSub>
+                              <m:sSubPr>
+                                <m:ctrlPr>
+                                  <w:rPr>
+                                    <w:rFonts w:ascii="Cambria Math" w:eastAsia="Times New Roman" w:hAnsi="Cambria Math" w:cs="Times New Roman"/>
+                                    <w:sz w:val="24"/>
+                                    <w:szCs w:val="24"/>
+                                  </w:rPr>
+                                </m:ctrlPr>
+                              </m:sSubPr>
+                              <m:e>
+                                <m:r>
+                                  <w:rPr>
+                                    <w:rFonts w:ascii="Cambria Math" w:eastAsia="Times New Roman" w:hAnsi="Cambria Math" w:cs="Times New Roman"/>
+                                    <w:sz w:val="24"/>
+                                    <w:szCs w:val="24"/>
+                                  </w:rPr>
+                                  <m:t>x</m:t>
+                                </m:r>
+                              </m:e>
+                              <m:sub>
+                                <m:r>
+                                  <w:rPr>
+                                    <w:rFonts w:ascii="Cambria Math" w:eastAsia="Times New Roman" w:hAnsi="Cambria Math" w:cs="Times New Roman"/>
+                                    <w:sz w:val="24"/>
+                                    <w:szCs w:val="24"/>
+                                  </w:rPr>
+                                  <m:t>3</m:t>
+                                </m:r>
+                              </m:sub>
+                            </m:sSub>
+                          </m:e>
+                        </m:d>
+                        <m:r>
+                          <w:rPr>
+                            <w:rFonts w:ascii="Cambria Math" w:eastAsia="Times New Roman" w:hAnsi="Cambria Math" w:cs="Times New Roman"/>
+                            <w:sz w:val="24"/>
+                            <w:szCs w:val="24"/>
+                          </w:rPr>
+                          <m:t>-</m:t>
                         </m:r>
                         <m:sSub>
                           <m:sSubPr>
                             <m:ctrlPr>
                               <w:rPr>
-                                <w:rFonts w:ascii="Cambria Math" w:hAnsi="Cambria Math"/>
+                                <w:rFonts w:ascii="Cambria Math" w:eastAsia="Times New Roman" w:hAnsi="Cambria Math" w:cs="Times New Roman"/>
+                                <w:sz w:val="24"/>
+                                <w:szCs w:val="24"/>
                               </w:rPr>
                             </m:ctrlPr>
                           </m:sSubPr>
                           <m:e>
                             <m:r>
                               <w:rPr>
-                                <w:rFonts w:ascii="Cambria Math" w:hAnsi="Cambria Math"/>
+                                <w:rFonts w:ascii="Cambria Math" w:eastAsia="Times New Roman" w:hAnsi="Cambria Math" w:cs="Times New Roman"/>
+                                <w:sz w:val="24"/>
+                                <w:szCs w:val="24"/>
+                              </w:rPr>
+                              <m:t>C</m:t>
+                            </m:r>
+                          </m:e>
+                          <m:sub>
+                            <m:r>
+                              <w:rPr>
+                                <w:rFonts w:ascii="Cambria Math" w:eastAsia="Times New Roman" w:hAnsi="Cambria Math" w:cs="Times New Roman"/>
+                                <w:sz w:val="24"/>
+                                <w:szCs w:val="24"/>
+                              </w:rPr>
+                              <m:t>1</m:t>
+                            </m:r>
+                          </m:sub>
+                        </m:sSub>
+                        <m:sSub>
+                          <m:sSubPr>
+                            <m:ctrlPr>
+                              <w:rPr>
+                                <w:rFonts w:ascii="Cambria Math" w:eastAsia="Times New Roman" w:hAnsi="Cambria Math" w:cs="Times New Roman"/>
+                                <w:sz w:val="24"/>
+                                <w:szCs w:val="24"/>
+                              </w:rPr>
+                            </m:ctrlPr>
+                          </m:sSubPr>
+                          <m:e>
+                            <m:r>
+                              <w:rPr>
+                                <w:rFonts w:ascii="Cambria Math" w:eastAsia="Times New Roman" w:hAnsi="Cambria Math" w:cs="Times New Roman"/>
+                                <w:sz w:val="24"/>
+                                <w:szCs w:val="24"/>
+                              </w:rPr>
+                              <m:t>x</m:t>
+                            </m:r>
+                          </m:e>
+                          <m:sub>
+                            <m:r>
+                              <w:rPr>
+                                <w:rFonts w:ascii="Cambria Math" w:eastAsia="Times New Roman" w:hAnsi="Cambria Math" w:cs="Times New Roman"/>
+                                <w:sz w:val="24"/>
+                                <w:szCs w:val="24"/>
+                              </w:rPr>
+                              <m:t>2</m:t>
+                            </m:r>
+                          </m:sub>
+                        </m:sSub>
+                      </m:num>
+                      <m:den>
+                        <m:sSub>
+                          <m:sSubPr>
+                            <m:ctrlPr>
+                              <w:rPr>
+                                <w:rFonts w:ascii="Cambria Math" w:eastAsia="Times New Roman" w:hAnsi="Cambria Math" w:cs="Times New Roman"/>
+                                <w:sz w:val="24"/>
+                                <w:szCs w:val="24"/>
+                              </w:rPr>
+                            </m:ctrlPr>
+                          </m:sSubPr>
+                          <m:e>
+                            <m:r>
+                              <w:rPr>
+                                <w:rFonts w:ascii="Cambria Math" w:eastAsia="Times New Roman" w:hAnsi="Cambria Math" w:cs="Times New Roman"/>
+                                <w:sz w:val="24"/>
+                                <w:szCs w:val="24"/>
+                              </w:rPr>
+                              <m:t>J</m:t>
+                            </m:r>
+                          </m:e>
+                          <m:sub>
+                            <m:r>
+                              <w:rPr>
+                                <w:rFonts w:ascii="Cambria Math" w:eastAsia="Times New Roman" w:hAnsi="Cambria Math" w:cs="Times New Roman"/>
+                                <w:sz w:val="24"/>
+                                <w:szCs w:val="24"/>
+                              </w:rPr>
+                              <m:t>1</m:t>
+                            </m:r>
+                          </m:sub>
+                        </m:sSub>
+                      </m:den>
+                    </m:f>
+                  </m:e>
+                </m:mr>
+                <m:mr>
+                  <m:e>
+                    <m:sSub>
+                      <m:sSubPr>
+                        <m:ctrlPr>
+                          <w:rPr>
+                            <w:rFonts w:ascii="Cambria Math" w:eastAsia="Times New Roman" w:hAnsi="Cambria Math" w:cs="Times New Roman"/>
+                            <w:sz w:val="24"/>
+                            <w:szCs w:val="24"/>
+                          </w:rPr>
+                        </m:ctrlPr>
+                      </m:sSubPr>
+                      <m:e>
+                        <m:acc>
+                          <m:accPr>
+                            <m:chr m:val="̇"/>
+                            <m:ctrlPr>
+                              <w:rPr>
+                                <w:rFonts w:ascii="Cambria Math" w:eastAsia="Times New Roman" w:hAnsi="Cambria Math" w:cs="Times New Roman"/>
+                                <w:sz w:val="24"/>
+                                <w:szCs w:val="24"/>
+                              </w:rPr>
+                            </m:ctrlPr>
+                          </m:accPr>
+                          <m:e>
+                            <m:r>
+                              <w:rPr>
+                                <w:rFonts w:ascii="Cambria Math" w:eastAsia="Times New Roman" w:hAnsi="Cambria Math" w:cs="Times New Roman"/>
+                                <w:sz w:val="24"/>
+                                <w:szCs w:val="24"/>
+                              </w:rPr>
+                              <m:t>x</m:t>
+                            </m:r>
+                          </m:e>
+                        </m:acc>
+                      </m:e>
+                      <m:sub>
+                        <m:r>
+                          <w:rPr>
+                            <w:rFonts w:ascii="Cambria Math" w:eastAsia="Times New Roman" w:hAnsi="Cambria Math" w:cs="Times New Roman"/>
+                            <w:sz w:val="24"/>
+                            <w:szCs w:val="24"/>
+                          </w:rPr>
+                          <m:t>3</m:t>
+                        </m:r>
+                      </m:sub>
+                    </m:sSub>
+                    <m:r>
+                      <w:rPr>
+                        <w:rFonts w:ascii="Cambria Math" w:eastAsia="Times New Roman" w:hAnsi="Cambria Math" w:cs="Times New Roman"/>
+                        <w:sz w:val="24"/>
+                        <w:szCs w:val="24"/>
+                      </w:rPr>
+                      <m:t>=</m:t>
+                    </m:r>
+                    <m:sSub>
+                      <m:sSubPr>
+                        <m:ctrlPr>
+                          <w:rPr>
+                            <w:rFonts w:ascii="Cambria Math" w:eastAsia="Times New Roman" w:hAnsi="Cambria Math" w:cs="Times New Roman"/>
+                            <w:sz w:val="24"/>
+                            <w:szCs w:val="24"/>
+                          </w:rPr>
+                        </m:ctrlPr>
+                      </m:sSubPr>
+                      <m:e>
+                        <m:r>
+                          <w:rPr>
+                            <w:rFonts w:ascii="Cambria Math" w:eastAsia="Times New Roman" w:hAnsi="Cambria Math" w:cs="Times New Roman"/>
+                            <w:sz w:val="24"/>
+                            <w:szCs w:val="24"/>
+                          </w:rPr>
+                          <m:t>x</m:t>
+                        </m:r>
+                      </m:e>
+                      <m:sub>
+                        <m:r>
+                          <w:rPr>
+                            <w:rFonts w:ascii="Cambria Math" w:eastAsia="Times New Roman" w:hAnsi="Cambria Math" w:cs="Times New Roman"/>
+                            <w:sz w:val="24"/>
+                            <w:szCs w:val="24"/>
+                          </w:rPr>
+                          <m:t>4</m:t>
+                        </m:r>
+                      </m:sub>
+                    </m:sSub>
+                  </m:e>
+                </m:mr>
+                <m:mr>
+                  <m:e>
+                    <m:sSub>
+                      <m:sSubPr>
+                        <m:ctrlPr>
+                          <w:rPr>
+                            <w:rFonts w:ascii="Cambria Math" w:eastAsia="Times New Roman" w:hAnsi="Cambria Math" w:cs="Times New Roman"/>
+                            <w:sz w:val="24"/>
+                            <w:szCs w:val="24"/>
+                          </w:rPr>
+                        </m:ctrlPr>
+                      </m:sSubPr>
+                      <m:e>
+                        <m:acc>
+                          <m:accPr>
+                            <m:chr m:val="̇"/>
+                            <m:ctrlPr>
+                              <w:rPr>
+                                <w:rFonts w:ascii="Cambria Math" w:eastAsia="Times New Roman" w:hAnsi="Cambria Math" w:cs="Times New Roman"/>
+                                <w:sz w:val="24"/>
+                                <w:szCs w:val="24"/>
+                              </w:rPr>
+                            </m:ctrlPr>
+                          </m:accPr>
+                          <m:e>
+                            <m:r>
+                              <w:rPr>
+                                <w:rFonts w:ascii="Cambria Math" w:eastAsia="Times New Roman" w:hAnsi="Cambria Math" w:cs="Times New Roman"/>
+                                <w:sz w:val="24"/>
+                                <w:szCs w:val="24"/>
+                              </w:rPr>
+                              <m:t>x</m:t>
+                            </m:r>
+                          </m:e>
+                        </m:acc>
+                      </m:e>
+                      <m:sub>
+                        <m:r>
+                          <w:rPr>
+                            <w:rFonts w:ascii="Cambria Math" w:eastAsia="Times New Roman" w:hAnsi="Cambria Math" w:cs="Times New Roman"/>
+                            <w:sz w:val="24"/>
+                            <w:szCs w:val="24"/>
+                          </w:rPr>
+                          <m:t>4</m:t>
+                        </m:r>
+                      </m:sub>
+                    </m:sSub>
+                    <m:r>
+                      <w:rPr>
+                        <w:rFonts w:ascii="Cambria Math" w:eastAsia="Times New Roman" w:hAnsi="Cambria Math" w:cs="Times New Roman"/>
+                        <w:sz w:val="24"/>
+                        <w:szCs w:val="24"/>
+                      </w:rPr>
+                      <m:t>=</m:t>
+                    </m:r>
+                    <m:f>
+                      <m:fPr>
+                        <m:ctrlPr>
+                          <w:rPr>
+                            <w:rFonts w:ascii="Cambria Math" w:eastAsia="Times New Roman" w:hAnsi="Cambria Math" w:cs="Times New Roman"/>
+                            <w:sz w:val="24"/>
+                            <w:szCs w:val="24"/>
+                          </w:rPr>
+                        </m:ctrlPr>
+                      </m:fPr>
+                      <m:num>
+                        <m:sSub>
+                          <m:sSubPr>
+                            <m:ctrlPr>
+                              <w:rPr>
+                                <w:rFonts w:ascii="Cambria Math" w:eastAsia="Times New Roman" w:hAnsi="Cambria Math" w:cs="Times New Roman"/>
+                                <w:sz w:val="24"/>
+                                <w:szCs w:val="24"/>
+                              </w:rPr>
+                            </m:ctrlPr>
+                          </m:sSubPr>
+                          <m:e>
+                            <m:r>
+                              <w:rPr>
+                                <w:rFonts w:ascii="Cambria Math" w:eastAsia="Times New Roman" w:hAnsi="Cambria Math" w:cs="Times New Roman"/>
+                                <w:sz w:val="24"/>
+                                <w:szCs w:val="24"/>
                               </w:rPr>
                               <m:t>T</m:t>
                             </m:r>
@@ -6236,7 +4436,9 @@
                           <m:sub>
                             <m:r>
                               <w:rPr>
-                                <w:rFonts w:ascii="Cambria Math" w:hAnsi="Cambria Math"/>
+                                <w:rFonts w:ascii="Cambria Math" w:eastAsia="Times New Roman" w:hAnsi="Cambria Math" w:cs="Times New Roman"/>
+                                <w:sz w:val="24"/>
+                                <w:szCs w:val="24"/>
                               </w:rPr>
                               <m:t>a</m:t>
                             </m:r>
@@ -6244,7 +4446,9 @@
                         </m:sSub>
                         <m:r>
                           <w:rPr>
-                            <w:rFonts w:ascii="Cambria Math" w:hAnsi="Cambria Math"/>
+                            <w:rFonts w:ascii="Cambria Math" w:eastAsia="Times New Roman" w:hAnsi="Cambria Math" w:cs="Times New Roman"/>
+                            <w:sz w:val="24"/>
+                            <w:szCs w:val="24"/>
                           </w:rPr>
                           <m:t>-</m:t>
                         </m:r>
@@ -6252,55 +4456,38 @@
                           <m:sSubPr>
                             <m:ctrlPr>
                               <w:rPr>
-                                <w:rFonts w:ascii="Cambria Math" w:hAnsi="Cambria Math"/>
+                                <w:rFonts w:ascii="Cambria Math" w:eastAsia="Times New Roman" w:hAnsi="Cambria Math" w:cs="Times New Roman"/>
+                                <w:sz w:val="24"/>
+                                <w:szCs w:val="24"/>
                               </w:rPr>
                             </m:ctrlPr>
                           </m:sSubPr>
                           <m:e>
                             <m:r>
                               <w:rPr>
-                                <w:rFonts w:ascii="Cambria Math" w:hAnsi="Cambria Math"/>
+                                <w:rFonts w:ascii="Cambria Math" w:eastAsia="Times New Roman" w:hAnsi="Cambria Math" w:cs="Times New Roman"/>
+                                <w:sz w:val="24"/>
+                                <w:szCs w:val="24"/>
                               </w:rPr>
-                              <m:t>B</m:t>
+                              <m:t>T</m:t>
                             </m:r>
                           </m:e>
                           <m:sub>
                             <m:r>
                               <w:rPr>
-                                <w:rFonts w:ascii="Cambria Math" w:hAnsi="Cambria Math"/>
+                                <w:rFonts w:ascii="Cambria Math" w:eastAsia="Times New Roman" w:hAnsi="Cambria Math" w:cs="Times New Roman"/>
+                                <w:sz w:val="24"/>
+                                <w:szCs w:val="24"/>
                               </w:rPr>
-                              <m:t>total</m:t>
-                            </m:r>
-                          </m:sub>
-                        </m:sSub>
-                        <m:sSub>
-                          <m:sSubPr>
-                            <m:ctrlPr>
-                              <w:rPr>
-                                <w:rFonts w:ascii="Cambria Math" w:hAnsi="Cambria Math"/>
-                              </w:rPr>
-                            </m:ctrlPr>
-                          </m:sSubPr>
-                          <m:e>
-                            <m:r>
-                              <w:rPr>
-                                <w:rFonts w:ascii="Cambria Math" w:hAnsi="Cambria Math"/>
-                              </w:rPr>
-                              <m:t>x</m:t>
-                            </m:r>
-                          </m:e>
-                          <m:sub>
-                            <m:r>
-                              <w:rPr>
-                                <w:rFonts w:ascii="Cambria Math" w:hAnsi="Cambria Math"/>
-                              </w:rPr>
-                              <m:t>2</m:t>
+                              <m:t>r</m:t>
                             </m:r>
                           </m:sub>
                         </m:sSub>
                         <m:r>
                           <w:rPr>
-                            <w:rFonts w:ascii="Cambria Math" w:hAnsi="Cambria Math"/>
+                            <w:rFonts w:ascii="Cambria Math" w:eastAsia="Times New Roman" w:hAnsi="Cambria Math" w:cs="Times New Roman"/>
+                            <w:sz w:val="24"/>
+                            <w:szCs w:val="24"/>
                           </w:rPr>
                           <m:t>-</m:t>
                         </m:r>
@@ -6308,14 +4495,18 @@
                           <m:sSubPr>
                             <m:ctrlPr>
                               <w:rPr>
-                                <w:rFonts w:ascii="Cambria Math" w:hAnsi="Cambria Math"/>
+                                <w:rFonts w:ascii="Cambria Math" w:eastAsia="Times New Roman" w:hAnsi="Cambria Math" w:cs="Times New Roman"/>
+                                <w:sz w:val="24"/>
+                                <w:szCs w:val="24"/>
                               </w:rPr>
                             </m:ctrlPr>
                           </m:sSubPr>
                           <m:e>
                             <m:r>
                               <w:rPr>
-                                <w:rFonts w:ascii="Cambria Math" w:hAnsi="Cambria Math"/>
+                                <w:rFonts w:ascii="Cambria Math" w:eastAsia="Times New Roman" w:hAnsi="Cambria Math" w:cs="Times New Roman"/>
+                                <w:sz w:val="24"/>
+                                <w:szCs w:val="24"/>
                               </w:rPr>
                               <m:t>T</m:t>
                             </m:r>
@@ -6323,9 +4514,11 @@
                           <m:sub>
                             <m:r>
                               <w:rPr>
-                                <w:rFonts w:ascii="Cambria Math" w:hAnsi="Cambria Math"/>
+                                <w:rFonts w:ascii="Cambria Math" w:eastAsia="Times New Roman" w:hAnsi="Cambria Math" w:cs="Times New Roman"/>
+                                <w:sz w:val="24"/>
+                                <w:szCs w:val="24"/>
                               </w:rPr>
-                              <m:t>f,total</m:t>
+                              <m:t>f</m:t>
                             </m:r>
                           </m:sub>
                         </m:sSub>
@@ -6333,7 +4526,9 @@
                           <m:funcPr>
                             <m:ctrlPr>
                               <w:rPr>
-                                <w:rFonts w:ascii="Cambria Math" w:hAnsi="Cambria Math"/>
+                                <w:rFonts w:ascii="Cambria Math" w:eastAsia="Times New Roman" w:hAnsi="Cambria Math" w:cs="Times New Roman"/>
+                                <w:sz w:val="24"/>
+                                <w:szCs w:val="24"/>
                               </w:rPr>
                             </m:ctrlPr>
                           </m:funcPr>
@@ -6343,7 +4538,9 @@
                                 <m:sty m:val="p"/>
                               </m:rPr>
                               <w:rPr>
-                                <w:rFonts w:ascii="Cambria Math" w:hAnsi="Cambria Math"/>
+                                <w:rFonts w:ascii="Cambria Math" w:eastAsia="Times New Roman" w:hAnsi="Cambria Math" w:cs="Times New Roman"/>
+                                <w:sz w:val="24"/>
+                                <w:szCs w:val="24"/>
                               </w:rPr>
                               <m:t>tanh</m:t>
                             </m:r>
@@ -6353,14 +4550,18 @@
                               <m:dPr>
                                 <m:ctrlPr>
                                   <w:rPr>
-                                    <w:rFonts w:ascii="Cambria Math" w:hAnsi="Cambria Math"/>
+                                    <w:rFonts w:ascii="Cambria Math" w:eastAsia="Times New Roman" w:hAnsi="Cambria Math" w:cs="Times New Roman"/>
+                                    <w:sz w:val="24"/>
+                                    <w:szCs w:val="24"/>
                                   </w:rPr>
                                 </m:ctrlPr>
                               </m:dPr>
                               <m:e>
                                 <m:r>
                                   <w:rPr>
-                                    <w:rFonts w:ascii="Cambria Math" w:hAnsi="Cambria Math"/>
+                                    <w:rFonts w:ascii="Cambria Math" w:eastAsia="Times New Roman" w:hAnsi="Cambria Math" w:cs="Times New Roman"/>
+                                    <w:sz w:val="24"/>
+                                    <w:szCs w:val="24"/>
                                   </w:rPr>
                                   <m:t>c</m:t>
                                 </m:r>
@@ -6368,14 +4569,18 @@
                                   <m:sSubPr>
                                     <m:ctrlPr>
                                       <w:rPr>
-                                        <w:rFonts w:ascii="Cambria Math" w:hAnsi="Cambria Math"/>
+                                        <w:rFonts w:ascii="Cambria Math" w:eastAsia="Times New Roman" w:hAnsi="Cambria Math" w:cs="Times New Roman"/>
+                                        <w:sz w:val="24"/>
+                                        <w:szCs w:val="24"/>
                                       </w:rPr>
                                     </m:ctrlPr>
                                   </m:sSubPr>
                                   <m:e>
                                     <m:r>
                                       <w:rPr>
-                                        <w:rFonts w:ascii="Cambria Math" w:hAnsi="Cambria Math"/>
+                                        <w:rFonts w:ascii="Cambria Math" w:eastAsia="Times New Roman" w:hAnsi="Cambria Math" w:cs="Times New Roman"/>
+                                        <w:sz w:val="24"/>
+                                        <w:szCs w:val="24"/>
                                       </w:rPr>
                                       <m:t>x</m:t>
                                     </m:r>
@@ -6383,9 +4588,11 @@
                                   <m:sub>
                                     <m:r>
                                       <w:rPr>
-                                        <w:rFonts w:ascii="Cambria Math" w:hAnsi="Cambria Math"/>
+                                        <w:rFonts w:ascii="Cambria Math" w:eastAsia="Times New Roman" w:hAnsi="Cambria Math" w:cs="Times New Roman"/>
+                                        <w:sz w:val="24"/>
+                                        <w:szCs w:val="24"/>
                                       </w:rPr>
-                                      <m:t>2</m:t>
+                                      <m:t>4</m:t>
                                     </m:r>
                                   </m:sub>
                                 </m:sSub>
@@ -6395,7 +4602,9 @@
                         </m:func>
                         <m:r>
                           <w:rPr>
-                            <w:rFonts w:ascii="Cambria Math" w:hAnsi="Cambria Math"/>
+                            <w:rFonts w:ascii="Cambria Math" w:eastAsia="Times New Roman" w:hAnsi="Cambria Math" w:cs="Times New Roman"/>
+                            <w:sz w:val="24"/>
+                            <w:szCs w:val="24"/>
                           </w:rPr>
                           <m:t>-</m:t>
                         </m:r>
@@ -6403,41 +4612,173 @@
                           <m:sSubPr>
                             <m:ctrlPr>
                               <w:rPr>
-                                <w:rFonts w:ascii="Cambria Math" w:hAnsi="Cambria Math"/>
+                                <w:rFonts w:ascii="Cambria Math" w:eastAsia="Times New Roman" w:hAnsi="Cambria Math" w:cs="Times New Roman"/>
+                                <w:sz w:val="24"/>
+                                <w:szCs w:val="24"/>
                               </w:rPr>
                             </m:ctrlPr>
                           </m:sSubPr>
                           <m:e>
                             <m:r>
                               <w:rPr>
-                                <w:rFonts w:ascii="Cambria Math" w:hAnsi="Cambria Math"/>
+                                <w:rFonts w:ascii="Cambria Math" w:eastAsia="Times New Roman" w:hAnsi="Cambria Math" w:cs="Times New Roman"/>
+                                <w:sz w:val="24"/>
+                                <w:szCs w:val="24"/>
                               </w:rPr>
-                              <m:t>T</m:t>
+                              <m:t>C</m:t>
                             </m:r>
                           </m:e>
                           <m:sub>
                             <m:r>
                               <w:rPr>
-                                <w:rFonts w:ascii="Cambria Math" w:hAnsi="Cambria Math"/>
+                                <w:rFonts w:ascii="Cambria Math" w:eastAsia="Times New Roman" w:hAnsi="Cambria Math" w:cs="Times New Roman"/>
+                                <w:sz w:val="24"/>
+                                <w:szCs w:val="24"/>
                               </w:rPr>
-                              <m:t>r</m:t>
+                              <m:t>2</m:t>
                             </m:r>
                           </m:sub>
                         </m:sSub>
+                        <m:sSub>
+                          <m:sSubPr>
+                            <m:ctrlPr>
+                              <w:rPr>
+                                <w:rFonts w:ascii="Cambria Math" w:eastAsia="Times New Roman" w:hAnsi="Cambria Math" w:cs="Times New Roman"/>
+                                <w:sz w:val="24"/>
+                                <w:szCs w:val="24"/>
+                              </w:rPr>
+                            </m:ctrlPr>
+                          </m:sSubPr>
+                          <m:e>
+                            <m:r>
+                              <w:rPr>
+                                <w:rFonts w:ascii="Cambria Math" w:eastAsia="Times New Roman" w:hAnsi="Cambria Math" w:cs="Times New Roman"/>
+                                <w:sz w:val="24"/>
+                                <w:szCs w:val="24"/>
+                              </w:rPr>
+                              <m:t>x</m:t>
+                            </m:r>
+                          </m:e>
+                          <m:sub>
+                            <m:r>
+                              <w:rPr>
+                                <w:rFonts w:ascii="Cambria Math" w:eastAsia="Times New Roman" w:hAnsi="Cambria Math" w:cs="Times New Roman"/>
+                                <w:sz w:val="24"/>
+                                <w:szCs w:val="24"/>
+                              </w:rPr>
+                              <m:t>4</m:t>
+                            </m:r>
+                          </m:sub>
+                        </m:sSub>
+                        <m:r>
+                          <w:rPr>
+                            <w:rFonts w:ascii="Cambria Math" w:eastAsia="Times New Roman" w:hAnsi="Cambria Math" w:cs="Times New Roman"/>
+                            <w:sz w:val="24"/>
+                            <w:szCs w:val="24"/>
+                          </w:rPr>
+                          <m:t>-K</m:t>
+                        </m:r>
+                        <m:d>
+                          <m:dPr>
+                            <m:ctrlPr>
+                              <w:rPr>
+                                <w:rFonts w:ascii="Cambria Math" w:eastAsia="Times New Roman" w:hAnsi="Cambria Math" w:cs="Times New Roman"/>
+                                <w:sz w:val="24"/>
+                                <w:szCs w:val="24"/>
+                              </w:rPr>
+                            </m:ctrlPr>
+                          </m:dPr>
+                          <m:e>
+                            <m:sSub>
+                              <m:sSubPr>
+                                <m:ctrlPr>
+                                  <w:rPr>
+                                    <w:rFonts w:ascii="Cambria Math" w:eastAsia="Times New Roman" w:hAnsi="Cambria Math" w:cs="Times New Roman"/>
+                                    <w:sz w:val="24"/>
+                                    <w:szCs w:val="24"/>
+                                  </w:rPr>
+                                </m:ctrlPr>
+                              </m:sSubPr>
+                              <m:e>
+                                <m:r>
+                                  <w:rPr>
+                                    <w:rFonts w:ascii="Cambria Math" w:eastAsia="Times New Roman" w:hAnsi="Cambria Math" w:cs="Times New Roman"/>
+                                    <w:sz w:val="24"/>
+                                    <w:szCs w:val="24"/>
+                                  </w:rPr>
+                                  <m:t>x</m:t>
+                                </m:r>
+                              </m:e>
+                              <m:sub>
+                                <m:r>
+                                  <w:rPr>
+                                    <w:rFonts w:ascii="Cambria Math" w:eastAsia="Times New Roman" w:hAnsi="Cambria Math" w:cs="Times New Roman"/>
+                                    <w:sz w:val="24"/>
+                                    <w:szCs w:val="24"/>
+                                  </w:rPr>
+                                  <m:t>3</m:t>
+                                </m:r>
+                              </m:sub>
+                            </m:sSub>
+                            <m:r>
+                              <w:rPr>
+                                <w:rFonts w:ascii="Cambria Math" w:eastAsia="Times New Roman" w:hAnsi="Cambria Math" w:cs="Times New Roman"/>
+                                <w:sz w:val="24"/>
+                                <w:szCs w:val="24"/>
+                              </w:rPr>
+                              <m:t>-</m:t>
+                            </m:r>
+                            <m:sSub>
+                              <m:sSubPr>
+                                <m:ctrlPr>
+                                  <w:rPr>
+                                    <w:rFonts w:ascii="Cambria Math" w:eastAsia="Times New Roman" w:hAnsi="Cambria Math" w:cs="Times New Roman"/>
+                                    <w:sz w:val="24"/>
+                                    <w:szCs w:val="24"/>
+                                  </w:rPr>
+                                </m:ctrlPr>
+                              </m:sSubPr>
+                              <m:e>
+                                <m:r>
+                                  <w:rPr>
+                                    <w:rFonts w:ascii="Cambria Math" w:eastAsia="Times New Roman" w:hAnsi="Cambria Math" w:cs="Times New Roman"/>
+                                    <w:sz w:val="24"/>
+                                    <w:szCs w:val="24"/>
+                                  </w:rPr>
+                                  <m:t>x</m:t>
+                                </m:r>
+                              </m:e>
+                              <m:sub>
+                                <m:r>
+                                  <w:rPr>
+                                    <w:rFonts w:ascii="Cambria Math" w:eastAsia="Times New Roman" w:hAnsi="Cambria Math" w:cs="Times New Roman"/>
+                                    <w:sz w:val="24"/>
+                                    <w:szCs w:val="24"/>
+                                  </w:rPr>
+                                  <m:t>1</m:t>
+                                </m:r>
+                              </m:sub>
+                            </m:sSub>
+                          </m:e>
+                        </m:d>
                       </m:num>
                       <m:den>
                         <m:sSub>
                           <m:sSubPr>
                             <m:ctrlPr>
                               <w:rPr>
-                                <w:rFonts w:ascii="Cambria Math" w:hAnsi="Cambria Math"/>
+                                <w:rFonts w:ascii="Cambria Math" w:eastAsia="Times New Roman" w:hAnsi="Cambria Math" w:cs="Times New Roman"/>
+                                <w:sz w:val="24"/>
+                                <w:szCs w:val="24"/>
                               </w:rPr>
                             </m:ctrlPr>
                           </m:sSubPr>
                           <m:e>
                             <m:r>
                               <w:rPr>
-                                <w:rFonts w:ascii="Cambria Math" w:hAnsi="Cambria Math"/>
+                                <w:rFonts w:ascii="Cambria Math" w:eastAsia="Times New Roman" w:hAnsi="Cambria Math" w:cs="Times New Roman"/>
+                                <w:sz w:val="24"/>
+                                <w:szCs w:val="24"/>
                               </w:rPr>
                               <m:t>J</m:t>
                             </m:r>
@@ -6445,9 +4786,11 @@
                           <m:sub>
                             <m:r>
                               <w:rPr>
-                                <w:rFonts w:ascii="Cambria Math" w:hAnsi="Cambria Math"/>
+                                <w:rFonts w:ascii="Cambria Math" w:eastAsia="Times New Roman" w:hAnsi="Cambria Math" w:cs="Times New Roman"/>
+                                <w:sz w:val="24"/>
+                                <w:szCs w:val="24"/>
                               </w:rPr>
-                              <m:t>total</m:t>
+                              <m:t>2</m:t>
                             </m:r>
                           </m:sub>
                         </m:sSub>
@@ -6487,7 +4830,7 @@
           <w:lang w:val="vi-VN"/>
         </w:rPr>
       </w:pPr>
-      <w:bookmarkStart w:id="2" w:name="_Toc240562522"/>
+      <w:bookmarkStart w:id="4" w:name="_Toc241016556"/>
       <w:r>
         <w:rPr>
           <w:rFonts w:ascii="Times New Roman" w:hAnsi="Times New Roman" w:cs="Times New Roman"/>
@@ -6497,7 +4840,7 @@
         </w:rPr>
         <w:t>CỤM 2: ĐỘNG LỰC HỌC TƯƠNG TÁC LỐP PHI TUYẾN (PACEJKA TIRE DYNAMICS)</w:t>
       </w:r>
-      <w:bookmarkEnd w:id="2"/>
+      <w:bookmarkEnd w:id="4"/>
     </w:p>
     <w:tbl>
       <w:tblPr>
@@ -6545,7 +4888,6 @@
                 <w14:ligatures w14:val="none"/>
               </w:rPr>
             </w:pPr>
-            <w:proofErr w:type="spellStart"/>
             <w:r>
               <w:rPr>
                 <w:rFonts w:ascii="Times New Roman" w:eastAsia="Times New Roman" w:hAnsi="Times New Roman" w:cs="Times New Roman"/>
@@ -6557,7 +4899,6 @@
               </w:rPr>
               <w:t>Đại</w:t>
             </w:r>
-            <w:proofErr w:type="spellEnd"/>
             <w:r>
               <w:rPr>
                 <w:rFonts w:ascii="Times New Roman" w:eastAsia="Times New Roman" w:hAnsi="Times New Roman" w:cs="Times New Roman"/>
@@ -6593,7 +4934,6 @@
                 <w14:ligatures w14:val="none"/>
               </w:rPr>
             </w:pPr>
-            <w:proofErr w:type="spellStart"/>
             <w:r>
               <w:rPr>
                 <w:rFonts w:ascii="Times New Roman" w:eastAsia="Times New Roman" w:hAnsi="Times New Roman" w:cs="Times New Roman"/>
@@ -6605,7 +4945,6 @@
               </w:rPr>
               <w:t>Giá</w:t>
             </w:r>
-            <w:proofErr w:type="spellEnd"/>
             <w:r>
               <w:rPr>
                 <w:rFonts w:ascii="Times New Roman" w:eastAsia="Times New Roman" w:hAnsi="Times New Roman" w:cs="Times New Roman"/>
@@ -6641,7 +4980,6 @@
                 <w14:ligatures w14:val="none"/>
               </w:rPr>
             </w:pPr>
-            <w:proofErr w:type="spellStart"/>
             <w:r>
               <w:rPr>
                 <w:rFonts w:ascii="Times New Roman" w:eastAsia="Times New Roman" w:hAnsi="Times New Roman" w:cs="Times New Roman"/>
@@ -6653,7 +4991,6 @@
               </w:rPr>
               <w:t>Đơn</w:t>
             </w:r>
-            <w:proofErr w:type="spellEnd"/>
             <w:r>
               <w:rPr>
                 <w:rFonts w:ascii="Times New Roman" w:eastAsia="Times New Roman" w:hAnsi="Times New Roman" w:cs="Times New Roman"/>
@@ -6853,47 +5190,13 @@
                 <w14:ligatures w14:val="none"/>
               </w:rPr>
             </w:pPr>
-            <w:proofErr w:type="spellStart"/>
             <w:r>
               <w:rPr>
                 <w:rFonts w:ascii="Times New Roman" w:hAnsi="Times New Roman" w:cs="Times New Roman"/>
                 <w:color w:val="000000"/>
               </w:rPr>
-              <w:t>Khối</w:t>
-            </w:r>
-            <w:proofErr w:type="spellEnd"/>
-            <w:r>
-              <w:rPr>
-                <w:rFonts w:ascii="Times New Roman" w:hAnsi="Times New Roman" w:cs="Times New Roman"/>
-                <w:color w:val="000000"/>
-              </w:rPr>
-              <w:t xml:space="preserve"> </w:t>
-            </w:r>
-            <w:proofErr w:type="spellStart"/>
-            <w:r>
-              <w:rPr>
-                <w:rFonts w:ascii="Times New Roman" w:hAnsi="Times New Roman" w:cs="Times New Roman"/>
-                <w:color w:val="000000"/>
-              </w:rPr>
-              <w:t>lượng</w:t>
-            </w:r>
-            <w:proofErr w:type="spellEnd"/>
-            <w:r>
-              <w:rPr>
-                <w:rFonts w:ascii="Times New Roman" w:hAnsi="Times New Roman" w:cs="Times New Roman"/>
-                <w:color w:val="000000"/>
-              </w:rPr>
-              <w:t xml:space="preserve"> </w:t>
-            </w:r>
-            <w:proofErr w:type="spellStart"/>
-            <w:r>
-              <w:rPr>
-                <w:rFonts w:ascii="Times New Roman" w:hAnsi="Times New Roman" w:cs="Times New Roman"/>
-                <w:color w:val="000000"/>
-              </w:rPr>
-              <w:t>xe</w:t>
-            </w:r>
-            <w:proofErr w:type="spellEnd"/>
+              <w:t>Khối lượng xe</w:t>
+            </w:r>
           </w:p>
         </w:tc>
         <w:tc>
@@ -7060,127 +5363,13 @@
                 <w14:ligatures w14:val="none"/>
               </w:rPr>
             </w:pPr>
-            <w:proofErr w:type="spellStart"/>
             <w:r>
               <w:rPr>
                 <w:rFonts w:ascii="Times New Roman" w:hAnsi="Times New Roman" w:cs="Times New Roman"/>
                 <w:color w:val="000000"/>
               </w:rPr>
-              <w:t>Khoảng</w:t>
-            </w:r>
-            <w:proofErr w:type="spellEnd"/>
-            <w:r>
-              <w:rPr>
-                <w:rFonts w:ascii="Times New Roman" w:hAnsi="Times New Roman" w:cs="Times New Roman"/>
-                <w:color w:val="000000"/>
-              </w:rPr>
-              <w:t xml:space="preserve"> </w:t>
-            </w:r>
-            <w:proofErr w:type="spellStart"/>
-            <w:r>
-              <w:rPr>
-                <w:rFonts w:ascii="Times New Roman" w:hAnsi="Times New Roman" w:cs="Times New Roman"/>
-                <w:color w:val="000000"/>
-              </w:rPr>
-              <w:t>cách</w:t>
-            </w:r>
-            <w:proofErr w:type="spellEnd"/>
-            <w:r>
-              <w:rPr>
-                <w:rFonts w:ascii="Times New Roman" w:hAnsi="Times New Roman" w:cs="Times New Roman"/>
-                <w:color w:val="000000"/>
-              </w:rPr>
-              <w:t xml:space="preserve"> </w:t>
-            </w:r>
-            <w:proofErr w:type="spellStart"/>
-            <w:r>
-              <w:rPr>
-                <w:rFonts w:ascii="Times New Roman" w:hAnsi="Times New Roman" w:cs="Times New Roman"/>
-                <w:color w:val="000000"/>
-              </w:rPr>
-              <w:t>trọng</w:t>
-            </w:r>
-            <w:proofErr w:type="spellEnd"/>
-            <w:r>
-              <w:rPr>
-                <w:rFonts w:ascii="Times New Roman" w:hAnsi="Times New Roman" w:cs="Times New Roman"/>
-                <w:color w:val="000000"/>
-              </w:rPr>
-              <w:t xml:space="preserve"> </w:t>
-            </w:r>
-            <w:proofErr w:type="spellStart"/>
-            <w:r>
-              <w:rPr>
-                <w:rFonts w:ascii="Times New Roman" w:hAnsi="Times New Roman" w:cs="Times New Roman"/>
-                <w:color w:val="000000"/>
-              </w:rPr>
-              <w:t>tâm</w:t>
-            </w:r>
-            <w:proofErr w:type="spellEnd"/>
-            <w:r>
-              <w:rPr>
-                <w:rFonts w:ascii="Times New Roman" w:hAnsi="Times New Roman" w:cs="Times New Roman"/>
-                <w:color w:val="000000"/>
-              </w:rPr>
-              <w:t xml:space="preserve"> </w:t>
-            </w:r>
-            <w:proofErr w:type="spellStart"/>
-            <w:r>
-              <w:rPr>
-                <w:rFonts w:ascii="Times New Roman" w:hAnsi="Times New Roman" w:cs="Times New Roman"/>
-                <w:color w:val="000000"/>
-              </w:rPr>
-              <w:t>xe</w:t>
-            </w:r>
-            <w:proofErr w:type="spellEnd"/>
-            <w:r>
-              <w:rPr>
-                <w:rFonts w:ascii="Times New Roman" w:hAnsi="Times New Roman" w:cs="Times New Roman"/>
-                <w:color w:val="000000"/>
-              </w:rPr>
-              <w:t xml:space="preserve"> (CG) </w:t>
-            </w:r>
-            <w:proofErr w:type="spellStart"/>
-            <w:r>
-              <w:rPr>
-                <w:rFonts w:ascii="Times New Roman" w:hAnsi="Times New Roman" w:cs="Times New Roman"/>
-                <w:color w:val="000000"/>
-              </w:rPr>
-              <w:t>đến</w:t>
-            </w:r>
-            <w:proofErr w:type="spellEnd"/>
-            <w:r>
-              <w:rPr>
-                <w:rFonts w:ascii="Times New Roman" w:hAnsi="Times New Roman" w:cs="Times New Roman"/>
-                <w:color w:val="000000"/>
-              </w:rPr>
-              <w:t xml:space="preserve"> </w:t>
-            </w:r>
-            <w:proofErr w:type="spellStart"/>
-            <w:r>
-              <w:rPr>
-                <w:rFonts w:ascii="Times New Roman" w:hAnsi="Times New Roman" w:cs="Times New Roman"/>
-                <w:color w:val="000000"/>
-              </w:rPr>
-              <w:t>cầu</w:t>
-            </w:r>
-            <w:proofErr w:type="spellEnd"/>
-            <w:r>
-              <w:rPr>
-                <w:rFonts w:ascii="Times New Roman" w:hAnsi="Times New Roman" w:cs="Times New Roman"/>
-                <w:color w:val="000000"/>
-              </w:rPr>
-              <w:t xml:space="preserve"> </w:t>
-            </w:r>
-            <w:proofErr w:type="spellStart"/>
-            <w:r>
-              <w:rPr>
-                <w:rFonts w:ascii="Times New Roman" w:hAnsi="Times New Roman" w:cs="Times New Roman"/>
-                <w:color w:val="000000"/>
-              </w:rPr>
-              <w:t>trước</w:t>
-            </w:r>
-            <w:proofErr w:type="spellEnd"/>
+              <w:t>Khoảng cách trọng tâm xe (CG) đến cầu trước</w:t>
+            </w:r>
           </w:p>
         </w:tc>
         <w:tc>
@@ -7346,127 +5535,13 @@
                 <w14:ligatures w14:val="none"/>
               </w:rPr>
             </w:pPr>
-            <w:proofErr w:type="spellStart"/>
             <w:r>
               <w:rPr>
                 <w:rFonts w:ascii="Times New Roman" w:hAnsi="Times New Roman" w:cs="Times New Roman"/>
                 <w:color w:val="000000"/>
               </w:rPr>
-              <w:t>Khoảng</w:t>
-            </w:r>
-            <w:proofErr w:type="spellEnd"/>
-            <w:r>
-              <w:rPr>
-                <w:rFonts w:ascii="Times New Roman" w:hAnsi="Times New Roman" w:cs="Times New Roman"/>
-                <w:color w:val="000000"/>
-              </w:rPr>
-              <w:t xml:space="preserve"> </w:t>
-            </w:r>
-            <w:proofErr w:type="spellStart"/>
-            <w:r>
-              <w:rPr>
-                <w:rFonts w:ascii="Times New Roman" w:hAnsi="Times New Roman" w:cs="Times New Roman"/>
-                <w:color w:val="000000"/>
-              </w:rPr>
-              <w:t>cách</w:t>
-            </w:r>
-            <w:proofErr w:type="spellEnd"/>
-            <w:r>
-              <w:rPr>
-                <w:rFonts w:ascii="Times New Roman" w:hAnsi="Times New Roman" w:cs="Times New Roman"/>
-                <w:color w:val="000000"/>
-              </w:rPr>
-              <w:t xml:space="preserve"> </w:t>
-            </w:r>
-            <w:proofErr w:type="spellStart"/>
-            <w:r>
-              <w:rPr>
-                <w:rFonts w:ascii="Times New Roman" w:hAnsi="Times New Roman" w:cs="Times New Roman"/>
-                <w:color w:val="000000"/>
-              </w:rPr>
-              <w:t>trọng</w:t>
-            </w:r>
-            <w:proofErr w:type="spellEnd"/>
-            <w:r>
-              <w:rPr>
-                <w:rFonts w:ascii="Times New Roman" w:hAnsi="Times New Roman" w:cs="Times New Roman"/>
-                <w:color w:val="000000"/>
-              </w:rPr>
-              <w:t xml:space="preserve"> </w:t>
-            </w:r>
-            <w:proofErr w:type="spellStart"/>
-            <w:r>
-              <w:rPr>
-                <w:rFonts w:ascii="Times New Roman" w:hAnsi="Times New Roman" w:cs="Times New Roman"/>
-                <w:color w:val="000000"/>
-              </w:rPr>
-              <w:t>tâm</w:t>
-            </w:r>
-            <w:proofErr w:type="spellEnd"/>
-            <w:r>
-              <w:rPr>
-                <w:rFonts w:ascii="Times New Roman" w:hAnsi="Times New Roman" w:cs="Times New Roman"/>
-                <w:color w:val="000000"/>
-              </w:rPr>
-              <w:t xml:space="preserve"> </w:t>
-            </w:r>
-            <w:proofErr w:type="spellStart"/>
-            <w:r>
-              <w:rPr>
-                <w:rFonts w:ascii="Times New Roman" w:hAnsi="Times New Roman" w:cs="Times New Roman"/>
-                <w:color w:val="000000"/>
-              </w:rPr>
-              <w:t>xe</w:t>
-            </w:r>
-            <w:proofErr w:type="spellEnd"/>
-            <w:r>
-              <w:rPr>
-                <w:rFonts w:ascii="Times New Roman" w:hAnsi="Times New Roman" w:cs="Times New Roman"/>
-                <w:color w:val="000000"/>
-              </w:rPr>
-              <w:t xml:space="preserve"> (CG) </w:t>
-            </w:r>
-            <w:proofErr w:type="spellStart"/>
-            <w:r>
-              <w:rPr>
-                <w:rFonts w:ascii="Times New Roman" w:hAnsi="Times New Roman" w:cs="Times New Roman"/>
-                <w:color w:val="000000"/>
-              </w:rPr>
-              <w:t>đến</w:t>
-            </w:r>
-            <w:proofErr w:type="spellEnd"/>
-            <w:r>
-              <w:rPr>
-                <w:rFonts w:ascii="Times New Roman" w:hAnsi="Times New Roman" w:cs="Times New Roman"/>
-                <w:color w:val="000000"/>
-              </w:rPr>
-              <w:t xml:space="preserve"> </w:t>
-            </w:r>
-            <w:proofErr w:type="spellStart"/>
-            <w:r>
-              <w:rPr>
-                <w:rFonts w:ascii="Times New Roman" w:hAnsi="Times New Roman" w:cs="Times New Roman"/>
-                <w:color w:val="000000"/>
-              </w:rPr>
-              <w:t>cầu</w:t>
-            </w:r>
-            <w:proofErr w:type="spellEnd"/>
-            <w:r>
-              <w:rPr>
-                <w:rFonts w:ascii="Times New Roman" w:hAnsi="Times New Roman" w:cs="Times New Roman"/>
-                <w:color w:val="000000"/>
-              </w:rPr>
-              <w:t xml:space="preserve"> </w:t>
-            </w:r>
-            <w:proofErr w:type="spellStart"/>
-            <w:r>
-              <w:rPr>
-                <w:rFonts w:ascii="Times New Roman" w:hAnsi="Times New Roman" w:cs="Times New Roman"/>
-                <w:color w:val="000000"/>
-              </w:rPr>
-              <w:t>sau</w:t>
-            </w:r>
-            <w:proofErr w:type="spellEnd"/>
+              <w:t>Khoảng cách trọng tâm xe (CG) đến cầu sau</w:t>
+            </w:r>
           </w:p>
         </w:tc>
         <w:tc>
@@ -7645,49 +5720,8 @@
                 <w:rFonts w:ascii="Times New Roman" w:hAnsi="Times New Roman" w:cs="Times New Roman"/>
                 <w:color w:val="000000"/>
               </w:rPr>
-              <w:t xml:space="preserve">Gia </w:t>
-            </w:r>
-            <w:proofErr w:type="spellStart"/>
-            <w:r>
-              <w:rPr>
-                <w:rFonts w:ascii="Times New Roman" w:hAnsi="Times New Roman" w:cs="Times New Roman"/>
-                <w:color w:val="000000"/>
-              </w:rPr>
-              <w:t>tốc</w:t>
-            </w:r>
-            <w:proofErr w:type="spellEnd"/>
-            <w:r>
-              <w:rPr>
-                <w:rFonts w:ascii="Times New Roman" w:hAnsi="Times New Roman" w:cs="Times New Roman"/>
-                <w:color w:val="000000"/>
-              </w:rPr>
-              <w:t xml:space="preserve"> </w:t>
-            </w:r>
-            <w:proofErr w:type="spellStart"/>
-            <w:r>
-              <w:rPr>
-                <w:rFonts w:ascii="Times New Roman" w:hAnsi="Times New Roman" w:cs="Times New Roman"/>
-                <w:color w:val="000000"/>
-              </w:rPr>
-              <w:t>trọng</w:t>
-            </w:r>
-            <w:proofErr w:type="spellEnd"/>
-            <w:r>
-              <w:rPr>
-                <w:rFonts w:ascii="Times New Roman" w:hAnsi="Times New Roman" w:cs="Times New Roman"/>
-                <w:color w:val="000000"/>
-              </w:rPr>
-              <w:t xml:space="preserve"> </w:t>
-            </w:r>
-            <w:proofErr w:type="spellStart"/>
-            <w:r>
-              <w:rPr>
-                <w:rFonts w:ascii="Times New Roman" w:hAnsi="Times New Roman" w:cs="Times New Roman"/>
-                <w:color w:val="000000"/>
-              </w:rPr>
-              <w:t>trường</w:t>
-            </w:r>
-            <w:proofErr w:type="spellEnd"/>
+              <w:t>Gia tốc trọng trường</w:t>
+            </w:r>
           </w:p>
         </w:tc>
         <w:tc>
@@ -7712,49 +5746,8 @@
                 <w:rFonts w:ascii="Times New Roman" w:hAnsi="Times New Roman" w:cs="Times New Roman"/>
                 <w:color w:val="000000"/>
               </w:rPr>
-              <w:t xml:space="preserve">Hằng </w:t>
-            </w:r>
-            <w:proofErr w:type="spellStart"/>
-            <w:r>
-              <w:rPr>
-                <w:rFonts w:ascii="Times New Roman" w:hAnsi="Times New Roman" w:cs="Times New Roman"/>
-                <w:color w:val="000000"/>
-              </w:rPr>
-              <w:t>số</w:t>
-            </w:r>
-            <w:proofErr w:type="spellEnd"/>
-            <w:r>
-              <w:rPr>
-                <w:rFonts w:ascii="Times New Roman" w:hAnsi="Times New Roman" w:cs="Times New Roman"/>
-                <w:color w:val="000000"/>
-              </w:rPr>
-              <w:t xml:space="preserve"> </w:t>
-            </w:r>
-            <w:proofErr w:type="spellStart"/>
-            <w:r>
-              <w:rPr>
-                <w:rFonts w:ascii="Times New Roman" w:hAnsi="Times New Roman" w:cs="Times New Roman"/>
-                <w:color w:val="000000"/>
-              </w:rPr>
-              <w:t>vật</w:t>
-            </w:r>
-            <w:proofErr w:type="spellEnd"/>
-            <w:r>
-              <w:rPr>
-                <w:rFonts w:ascii="Times New Roman" w:hAnsi="Times New Roman" w:cs="Times New Roman"/>
-                <w:color w:val="000000"/>
-              </w:rPr>
-              <w:t xml:space="preserve"> </w:t>
-            </w:r>
-            <w:proofErr w:type="spellStart"/>
-            <w:r>
-              <w:rPr>
-                <w:rFonts w:ascii="Times New Roman" w:hAnsi="Times New Roman" w:cs="Times New Roman"/>
-                <w:color w:val="000000"/>
-              </w:rPr>
-              <w:t>lý</w:t>
-            </w:r>
-            <w:proofErr w:type="spellEnd"/>
+              <w:t>Hằng số vật lý</w:t>
+            </w:r>
           </w:p>
         </w:tc>
       </w:tr>
@@ -7881,149 +5874,12 @@
                 <w14:ligatures w14:val="none"/>
               </w:rPr>
             </w:pPr>
-            <w:proofErr w:type="spellStart"/>
             <w:r>
               <w:rPr>
                 <w:rFonts w:ascii="Times New Roman" w:hAnsi="Times New Roman" w:cs="Times New Roman"/>
                 <w:color w:val="000000"/>
               </w:rPr>
-              <w:t>Độ</w:t>
-            </w:r>
-            <w:proofErr w:type="spellEnd"/>
-            <w:r>
-              <w:rPr>
-                <w:rFonts w:ascii="Times New Roman" w:hAnsi="Times New Roman" w:cs="Times New Roman"/>
-                <w:color w:val="000000"/>
-              </w:rPr>
-              <w:t xml:space="preserve"> </w:t>
-            </w:r>
-            <w:proofErr w:type="spellStart"/>
-            <w:r>
-              <w:rPr>
-                <w:rFonts w:ascii="Times New Roman" w:hAnsi="Times New Roman" w:cs="Times New Roman"/>
-                <w:color w:val="000000"/>
-              </w:rPr>
-              <w:t>cứng</w:t>
-            </w:r>
-            <w:proofErr w:type="spellEnd"/>
-            <w:r>
-              <w:rPr>
-                <w:rFonts w:ascii="Times New Roman" w:hAnsi="Times New Roman" w:cs="Times New Roman"/>
-                <w:color w:val="000000"/>
-              </w:rPr>
-              <w:t xml:space="preserve"> </w:t>
-            </w:r>
-            <w:proofErr w:type="spellStart"/>
-            <w:r>
-              <w:rPr>
-                <w:rFonts w:ascii="Times New Roman" w:hAnsi="Times New Roman" w:cs="Times New Roman"/>
-                <w:color w:val="000000"/>
-              </w:rPr>
-              <w:t>góc</w:t>
-            </w:r>
-            <w:proofErr w:type="spellEnd"/>
-            <w:r>
-              <w:rPr>
-                <w:rFonts w:ascii="Times New Roman" w:hAnsi="Times New Roman" w:cs="Times New Roman"/>
-                <w:color w:val="000000"/>
-              </w:rPr>
-              <w:t xml:space="preserve"> </w:t>
-            </w:r>
-            <w:proofErr w:type="spellStart"/>
-            <w:r>
-              <w:rPr>
-                <w:rFonts w:ascii="Times New Roman" w:hAnsi="Times New Roman" w:cs="Times New Roman"/>
-                <w:color w:val="000000"/>
-              </w:rPr>
-              <w:t>trượt</w:t>
-            </w:r>
-            <w:proofErr w:type="spellEnd"/>
-            <w:r>
-              <w:rPr>
-                <w:rFonts w:ascii="Times New Roman" w:hAnsi="Times New Roman" w:cs="Times New Roman"/>
-                <w:color w:val="000000"/>
-              </w:rPr>
-              <w:t xml:space="preserve"> </w:t>
-            </w:r>
-            <w:proofErr w:type="spellStart"/>
-            <w:r>
-              <w:rPr>
-                <w:rFonts w:ascii="Times New Roman" w:hAnsi="Times New Roman" w:cs="Times New Roman"/>
-                <w:color w:val="000000"/>
-              </w:rPr>
-              <w:t>lốp</w:t>
-            </w:r>
-            <w:proofErr w:type="spellEnd"/>
-            <w:r>
-              <w:rPr>
-                <w:rFonts w:ascii="Times New Roman" w:hAnsi="Times New Roman" w:cs="Times New Roman"/>
-                <w:color w:val="000000"/>
-              </w:rPr>
-              <w:t xml:space="preserve"> </w:t>
-            </w:r>
-            <w:proofErr w:type="spellStart"/>
-            <w:r>
-              <w:rPr>
-                <w:rFonts w:ascii="Times New Roman" w:hAnsi="Times New Roman" w:cs="Times New Roman"/>
-                <w:color w:val="000000"/>
-              </w:rPr>
-              <w:t>trước</w:t>
-            </w:r>
-            <w:proofErr w:type="spellEnd"/>
-            <w:r>
-              <w:rPr>
-                <w:rFonts w:ascii="Times New Roman" w:hAnsi="Times New Roman" w:cs="Times New Roman"/>
-                <w:color w:val="000000"/>
-              </w:rPr>
-              <w:t xml:space="preserve"> (</w:t>
-            </w:r>
-            <w:proofErr w:type="spellStart"/>
-            <w:r>
-              <w:rPr>
-                <w:rFonts w:ascii="Times New Roman" w:hAnsi="Times New Roman" w:cs="Times New Roman"/>
-                <w:color w:val="000000"/>
-              </w:rPr>
-              <w:t>cấp</w:t>
-            </w:r>
-            <w:proofErr w:type="spellEnd"/>
-            <w:r>
-              <w:rPr>
-                <w:rFonts w:ascii="Times New Roman" w:hAnsi="Times New Roman" w:cs="Times New Roman"/>
-                <w:color w:val="000000"/>
-              </w:rPr>
-              <w:t xml:space="preserve"> </w:t>
-            </w:r>
-            <w:proofErr w:type="spellStart"/>
-            <w:r>
-              <w:rPr>
-                <w:rFonts w:ascii="Times New Roman" w:hAnsi="Times New Roman" w:cs="Times New Roman"/>
-                <w:color w:val="000000"/>
-              </w:rPr>
-              <w:t>cả</w:t>
-            </w:r>
-            <w:proofErr w:type="spellEnd"/>
-            <w:r>
-              <w:rPr>
-                <w:rFonts w:ascii="Times New Roman" w:hAnsi="Times New Roman" w:cs="Times New Roman"/>
-                <w:color w:val="000000"/>
-              </w:rPr>
-              <w:t xml:space="preserve"> </w:t>
-            </w:r>
-            <w:proofErr w:type="spellStart"/>
-            <w:r>
-              <w:rPr>
-                <w:rFonts w:ascii="Times New Roman" w:hAnsi="Times New Roman" w:cs="Times New Roman"/>
-                <w:color w:val="000000"/>
-              </w:rPr>
-              <w:t>cầu</w:t>
-            </w:r>
-            <w:proofErr w:type="spellEnd"/>
-            <w:r>
-              <w:rPr>
-                <w:rFonts w:ascii="Times New Roman" w:hAnsi="Times New Roman" w:cs="Times New Roman"/>
-                <w:color w:val="000000"/>
-              </w:rPr>
-              <w:t>)</w:t>
+              <w:t>Độ cứng góc trượt lốp trước (cấp cả cầu)</w:t>
             </w:r>
           </w:p>
         </w:tc>
@@ -8190,149 +6046,12 @@
                 <w14:ligatures w14:val="none"/>
               </w:rPr>
             </w:pPr>
-            <w:proofErr w:type="spellStart"/>
             <w:r>
               <w:rPr>
                 <w:rFonts w:ascii="Times New Roman" w:hAnsi="Times New Roman" w:cs="Times New Roman"/>
                 <w:color w:val="000000"/>
               </w:rPr>
-              <w:t>Độ</w:t>
-            </w:r>
-            <w:proofErr w:type="spellEnd"/>
-            <w:r>
-              <w:rPr>
-                <w:rFonts w:ascii="Times New Roman" w:hAnsi="Times New Roman" w:cs="Times New Roman"/>
-                <w:color w:val="000000"/>
-              </w:rPr>
-              <w:t xml:space="preserve"> </w:t>
-            </w:r>
-            <w:proofErr w:type="spellStart"/>
-            <w:r>
-              <w:rPr>
-                <w:rFonts w:ascii="Times New Roman" w:hAnsi="Times New Roman" w:cs="Times New Roman"/>
-                <w:color w:val="000000"/>
-              </w:rPr>
-              <w:t>cứng</w:t>
-            </w:r>
-            <w:proofErr w:type="spellEnd"/>
-            <w:r>
-              <w:rPr>
-                <w:rFonts w:ascii="Times New Roman" w:hAnsi="Times New Roman" w:cs="Times New Roman"/>
-                <w:color w:val="000000"/>
-              </w:rPr>
-              <w:t xml:space="preserve"> </w:t>
-            </w:r>
-            <w:proofErr w:type="spellStart"/>
-            <w:r>
-              <w:rPr>
-                <w:rFonts w:ascii="Times New Roman" w:hAnsi="Times New Roman" w:cs="Times New Roman"/>
-                <w:color w:val="000000"/>
-              </w:rPr>
-              <w:t>góc</w:t>
-            </w:r>
-            <w:proofErr w:type="spellEnd"/>
-            <w:r>
-              <w:rPr>
-                <w:rFonts w:ascii="Times New Roman" w:hAnsi="Times New Roman" w:cs="Times New Roman"/>
-                <w:color w:val="000000"/>
-              </w:rPr>
-              <w:t xml:space="preserve"> </w:t>
-            </w:r>
-            <w:proofErr w:type="spellStart"/>
-            <w:r>
-              <w:rPr>
-                <w:rFonts w:ascii="Times New Roman" w:hAnsi="Times New Roman" w:cs="Times New Roman"/>
-                <w:color w:val="000000"/>
-              </w:rPr>
-              <w:t>trượt</w:t>
-            </w:r>
-            <w:proofErr w:type="spellEnd"/>
-            <w:r>
-              <w:rPr>
-                <w:rFonts w:ascii="Times New Roman" w:hAnsi="Times New Roman" w:cs="Times New Roman"/>
-                <w:color w:val="000000"/>
-              </w:rPr>
-              <w:t xml:space="preserve"> </w:t>
-            </w:r>
-            <w:proofErr w:type="spellStart"/>
-            <w:r>
-              <w:rPr>
-                <w:rFonts w:ascii="Times New Roman" w:hAnsi="Times New Roman" w:cs="Times New Roman"/>
-                <w:color w:val="000000"/>
-              </w:rPr>
-              <w:t>lốp</w:t>
-            </w:r>
-            <w:proofErr w:type="spellEnd"/>
-            <w:r>
-              <w:rPr>
-                <w:rFonts w:ascii="Times New Roman" w:hAnsi="Times New Roman" w:cs="Times New Roman"/>
-                <w:color w:val="000000"/>
-              </w:rPr>
-              <w:t xml:space="preserve"> </w:t>
-            </w:r>
-            <w:proofErr w:type="spellStart"/>
-            <w:r>
-              <w:rPr>
-                <w:rFonts w:ascii="Times New Roman" w:hAnsi="Times New Roman" w:cs="Times New Roman"/>
-                <w:color w:val="000000"/>
-              </w:rPr>
-              <w:t>sau</w:t>
-            </w:r>
-            <w:proofErr w:type="spellEnd"/>
-            <w:r>
-              <w:rPr>
-                <w:rFonts w:ascii="Times New Roman" w:hAnsi="Times New Roman" w:cs="Times New Roman"/>
-                <w:color w:val="000000"/>
-              </w:rPr>
-              <w:t xml:space="preserve"> (</w:t>
-            </w:r>
-            <w:proofErr w:type="spellStart"/>
-            <w:r>
-              <w:rPr>
-                <w:rFonts w:ascii="Times New Roman" w:hAnsi="Times New Roman" w:cs="Times New Roman"/>
-                <w:color w:val="000000"/>
-              </w:rPr>
-              <w:t>cấp</w:t>
-            </w:r>
-            <w:proofErr w:type="spellEnd"/>
-            <w:r>
-              <w:rPr>
-                <w:rFonts w:ascii="Times New Roman" w:hAnsi="Times New Roman" w:cs="Times New Roman"/>
-                <w:color w:val="000000"/>
-              </w:rPr>
-              <w:t xml:space="preserve"> </w:t>
-            </w:r>
-            <w:proofErr w:type="spellStart"/>
-            <w:r>
-              <w:rPr>
-                <w:rFonts w:ascii="Times New Roman" w:hAnsi="Times New Roman" w:cs="Times New Roman"/>
-                <w:color w:val="000000"/>
-              </w:rPr>
-              <w:t>cả</w:t>
-            </w:r>
-            <w:proofErr w:type="spellEnd"/>
-            <w:r>
-              <w:rPr>
-                <w:rFonts w:ascii="Times New Roman" w:hAnsi="Times New Roman" w:cs="Times New Roman"/>
-                <w:color w:val="000000"/>
-              </w:rPr>
-              <w:t xml:space="preserve"> </w:t>
-            </w:r>
-            <w:proofErr w:type="spellStart"/>
-            <w:r>
-              <w:rPr>
-                <w:rFonts w:ascii="Times New Roman" w:hAnsi="Times New Roman" w:cs="Times New Roman"/>
-                <w:color w:val="000000"/>
-              </w:rPr>
-              <w:t>cầu</w:t>
-            </w:r>
-            <w:proofErr w:type="spellEnd"/>
-            <w:r>
-              <w:rPr>
-                <w:rFonts w:ascii="Times New Roman" w:hAnsi="Times New Roman" w:cs="Times New Roman"/>
-                <w:color w:val="000000"/>
-              </w:rPr>
-              <w:t>)</w:t>
+              <w:t>Độ cứng góc trượt lốp sau (cấp cả cầu)</w:t>
             </w:r>
           </w:p>
         </w:tc>
@@ -8456,47 +6175,13 @@
                 <w14:ligatures w14:val="none"/>
               </w:rPr>
             </w:pPr>
-            <w:proofErr w:type="spellStart"/>
             <w:r>
               <w:rPr>
                 <w:rFonts w:ascii="Times New Roman" w:hAnsi="Times New Roman" w:cs="Times New Roman"/>
                 <w:color w:val="000000"/>
               </w:rPr>
-              <w:t>không</w:t>
-            </w:r>
-            <w:proofErr w:type="spellEnd"/>
-            <w:r>
-              <w:rPr>
-                <w:rFonts w:ascii="Times New Roman" w:hAnsi="Times New Roman" w:cs="Times New Roman"/>
-                <w:color w:val="000000"/>
-              </w:rPr>
-              <w:t xml:space="preserve"> </w:t>
-            </w:r>
-            <w:proofErr w:type="spellStart"/>
-            <w:r>
-              <w:rPr>
-                <w:rFonts w:ascii="Times New Roman" w:hAnsi="Times New Roman" w:cs="Times New Roman"/>
-                <w:color w:val="000000"/>
-              </w:rPr>
-              <w:t>thứ</w:t>
-            </w:r>
-            <w:proofErr w:type="spellEnd"/>
-            <w:r>
-              <w:rPr>
-                <w:rFonts w:ascii="Times New Roman" w:hAnsi="Times New Roman" w:cs="Times New Roman"/>
-                <w:color w:val="000000"/>
-              </w:rPr>
-              <w:t xml:space="preserve"> </w:t>
-            </w:r>
-            <w:proofErr w:type="spellStart"/>
-            <w:r>
-              <w:rPr>
-                <w:rFonts w:ascii="Times New Roman" w:hAnsi="Times New Roman" w:cs="Times New Roman"/>
-                <w:color w:val="000000"/>
-              </w:rPr>
-              <w:t>nguyên</w:t>
-            </w:r>
-            <w:proofErr w:type="spellEnd"/>
+              <w:t>không thứ nguyên</w:t>
+            </w:r>
           </w:p>
         </w:tc>
         <w:tc>
@@ -8516,149 +6201,12 @@
                 <w14:ligatures w14:val="none"/>
               </w:rPr>
             </w:pPr>
-            <w:proofErr w:type="spellStart"/>
             <w:r>
               <w:rPr>
                 <w:rFonts w:ascii="Times New Roman" w:hAnsi="Times New Roman" w:cs="Times New Roman"/>
                 <w:color w:val="000000"/>
               </w:rPr>
-              <w:t>Hệ</w:t>
-            </w:r>
-            <w:proofErr w:type="spellEnd"/>
-            <w:r>
-              <w:rPr>
-                <w:rFonts w:ascii="Times New Roman" w:hAnsi="Times New Roman" w:cs="Times New Roman"/>
-                <w:color w:val="000000"/>
-              </w:rPr>
-              <w:t xml:space="preserve"> </w:t>
-            </w:r>
-            <w:proofErr w:type="spellStart"/>
-            <w:r>
-              <w:rPr>
-                <w:rFonts w:ascii="Times New Roman" w:hAnsi="Times New Roman" w:cs="Times New Roman"/>
-                <w:color w:val="000000"/>
-              </w:rPr>
-              <w:t>số</w:t>
-            </w:r>
-            <w:proofErr w:type="spellEnd"/>
-            <w:r>
-              <w:rPr>
-                <w:rFonts w:ascii="Times New Roman" w:hAnsi="Times New Roman" w:cs="Times New Roman"/>
-                <w:color w:val="000000"/>
-              </w:rPr>
-              <w:t xml:space="preserve"> </w:t>
-            </w:r>
-            <w:proofErr w:type="spellStart"/>
-            <w:r>
-              <w:rPr>
-                <w:rFonts w:ascii="Times New Roman" w:hAnsi="Times New Roman" w:cs="Times New Roman"/>
-                <w:color w:val="000000"/>
-              </w:rPr>
-              <w:t>hình</w:t>
-            </w:r>
-            <w:proofErr w:type="spellEnd"/>
-            <w:r>
-              <w:rPr>
-                <w:rFonts w:ascii="Times New Roman" w:hAnsi="Times New Roman" w:cs="Times New Roman"/>
-                <w:color w:val="000000"/>
-              </w:rPr>
-              <w:t xml:space="preserve"> </w:t>
-            </w:r>
-            <w:proofErr w:type="spellStart"/>
-            <w:r>
-              <w:rPr>
-                <w:rFonts w:ascii="Times New Roman" w:hAnsi="Times New Roman" w:cs="Times New Roman"/>
-                <w:color w:val="000000"/>
-              </w:rPr>
-              <w:t>dạng</w:t>
-            </w:r>
-            <w:proofErr w:type="spellEnd"/>
-            <w:r>
-              <w:rPr>
-                <w:rFonts w:ascii="Times New Roman" w:hAnsi="Times New Roman" w:cs="Times New Roman"/>
-                <w:color w:val="000000"/>
-              </w:rPr>
-              <w:t xml:space="preserve"> </w:t>
-            </w:r>
-            <w:proofErr w:type="spellStart"/>
-            <w:r>
-              <w:rPr>
-                <w:rFonts w:ascii="Times New Roman" w:hAnsi="Times New Roman" w:cs="Times New Roman"/>
-                <w:color w:val="000000"/>
-              </w:rPr>
-              <w:t>đường</w:t>
-            </w:r>
-            <w:proofErr w:type="spellEnd"/>
-            <w:r>
-              <w:rPr>
-                <w:rFonts w:ascii="Times New Roman" w:hAnsi="Times New Roman" w:cs="Times New Roman"/>
-                <w:color w:val="000000"/>
-              </w:rPr>
-              <w:t xml:space="preserve"> </w:t>
-            </w:r>
-            <w:proofErr w:type="spellStart"/>
-            <w:r>
-              <w:rPr>
-                <w:rFonts w:ascii="Times New Roman" w:hAnsi="Times New Roman" w:cs="Times New Roman"/>
-                <w:color w:val="000000"/>
-              </w:rPr>
-              <w:t>cong</w:t>
-            </w:r>
-            <w:proofErr w:type="spellEnd"/>
-            <w:r>
-              <w:rPr>
-                <w:rFonts w:ascii="Times New Roman" w:hAnsi="Times New Roman" w:cs="Times New Roman"/>
-                <w:color w:val="000000"/>
-              </w:rPr>
-              <w:t xml:space="preserve"> </w:t>
-            </w:r>
-            <w:proofErr w:type="spellStart"/>
-            <w:r>
-              <w:rPr>
-                <w:rFonts w:ascii="Times New Roman" w:hAnsi="Times New Roman" w:cs="Times New Roman"/>
-                <w:color w:val="000000"/>
-              </w:rPr>
-              <w:t>Pacejka</w:t>
-            </w:r>
-            <w:proofErr w:type="spellEnd"/>
-            <w:r>
-              <w:rPr>
-                <w:rFonts w:ascii="Times New Roman" w:hAnsi="Times New Roman" w:cs="Times New Roman"/>
-                <w:color w:val="000000"/>
-              </w:rPr>
-              <w:t xml:space="preserve"> (</w:t>
-            </w:r>
-            <w:proofErr w:type="spellStart"/>
-            <w:r>
-              <w:rPr>
-                <w:rFonts w:ascii="Times New Roman" w:hAnsi="Times New Roman" w:cs="Times New Roman"/>
-                <w:color w:val="000000"/>
-              </w:rPr>
-              <w:t>lực</w:t>
-            </w:r>
-            <w:proofErr w:type="spellEnd"/>
-            <w:r>
-              <w:rPr>
-                <w:rFonts w:ascii="Times New Roman" w:hAnsi="Times New Roman" w:cs="Times New Roman"/>
-                <w:color w:val="000000"/>
-              </w:rPr>
-              <w:t xml:space="preserve"> </w:t>
-            </w:r>
-            <w:proofErr w:type="spellStart"/>
-            <w:r>
-              <w:rPr>
-                <w:rFonts w:ascii="Times New Roman" w:hAnsi="Times New Roman" w:cs="Times New Roman"/>
-                <w:color w:val="000000"/>
-              </w:rPr>
-              <w:t>ngang</w:t>
-            </w:r>
-            <w:proofErr w:type="spellEnd"/>
-            <w:r>
-              <w:rPr>
-                <w:rFonts w:ascii="Times New Roman" w:hAnsi="Times New Roman" w:cs="Times New Roman"/>
-                <w:color w:val="000000"/>
-              </w:rPr>
-              <w:t>)</w:t>
+              <w:t>Hệ số hình dạng đường cong Pacejka (lực ngang)</w:t>
             </w:r>
           </w:p>
         </w:tc>
@@ -8768,47 +6316,13 @@
                 <w14:ligatures w14:val="none"/>
               </w:rPr>
             </w:pPr>
-            <w:proofErr w:type="spellStart"/>
             <w:r>
               <w:rPr>
                 <w:rFonts w:ascii="Times New Roman" w:hAnsi="Times New Roman" w:cs="Times New Roman"/>
                 <w:color w:val="000000"/>
               </w:rPr>
-              <w:t>không</w:t>
-            </w:r>
-            <w:proofErr w:type="spellEnd"/>
-            <w:r>
-              <w:rPr>
-                <w:rFonts w:ascii="Times New Roman" w:hAnsi="Times New Roman" w:cs="Times New Roman"/>
-                <w:color w:val="000000"/>
-              </w:rPr>
-              <w:t xml:space="preserve"> </w:t>
-            </w:r>
-            <w:proofErr w:type="spellStart"/>
-            <w:r>
-              <w:rPr>
-                <w:rFonts w:ascii="Times New Roman" w:hAnsi="Times New Roman" w:cs="Times New Roman"/>
-                <w:color w:val="000000"/>
-              </w:rPr>
-              <w:t>thứ</w:t>
-            </w:r>
-            <w:proofErr w:type="spellEnd"/>
-            <w:r>
-              <w:rPr>
-                <w:rFonts w:ascii="Times New Roman" w:hAnsi="Times New Roman" w:cs="Times New Roman"/>
-                <w:color w:val="000000"/>
-              </w:rPr>
-              <w:t xml:space="preserve"> </w:t>
-            </w:r>
-            <w:proofErr w:type="spellStart"/>
-            <w:r>
-              <w:rPr>
-                <w:rFonts w:ascii="Times New Roman" w:hAnsi="Times New Roman" w:cs="Times New Roman"/>
-                <w:color w:val="000000"/>
-              </w:rPr>
-              <w:t>nguyên</w:t>
-            </w:r>
-            <w:proofErr w:type="spellEnd"/>
+              <w:t>không thứ nguyên</w:t>
+            </w:r>
           </w:p>
         </w:tc>
         <w:tc>
@@ -8828,149 +6342,12 @@
                 <w14:ligatures w14:val="none"/>
               </w:rPr>
             </w:pPr>
-            <w:proofErr w:type="spellStart"/>
             <w:r>
               <w:rPr>
                 <w:rFonts w:ascii="Times New Roman" w:hAnsi="Times New Roman" w:cs="Times New Roman"/>
                 <w:color w:val="000000"/>
               </w:rPr>
-              <w:t>Hệ</w:t>
-            </w:r>
-            <w:proofErr w:type="spellEnd"/>
-            <w:r>
-              <w:rPr>
-                <w:rFonts w:ascii="Times New Roman" w:hAnsi="Times New Roman" w:cs="Times New Roman"/>
-                <w:color w:val="000000"/>
-              </w:rPr>
-              <w:t xml:space="preserve"> </w:t>
-            </w:r>
-            <w:proofErr w:type="spellStart"/>
-            <w:r>
-              <w:rPr>
-                <w:rFonts w:ascii="Times New Roman" w:hAnsi="Times New Roman" w:cs="Times New Roman"/>
-                <w:color w:val="000000"/>
-              </w:rPr>
-              <w:t>số</w:t>
-            </w:r>
-            <w:proofErr w:type="spellEnd"/>
-            <w:r>
-              <w:rPr>
-                <w:rFonts w:ascii="Times New Roman" w:hAnsi="Times New Roman" w:cs="Times New Roman"/>
-                <w:color w:val="000000"/>
-              </w:rPr>
-              <w:t xml:space="preserve"> </w:t>
-            </w:r>
-            <w:proofErr w:type="spellStart"/>
-            <w:r>
-              <w:rPr>
-                <w:rFonts w:ascii="Times New Roman" w:hAnsi="Times New Roman" w:cs="Times New Roman"/>
-                <w:color w:val="000000"/>
-              </w:rPr>
-              <w:t>độ</w:t>
-            </w:r>
-            <w:proofErr w:type="spellEnd"/>
-            <w:r>
-              <w:rPr>
-                <w:rFonts w:ascii="Times New Roman" w:hAnsi="Times New Roman" w:cs="Times New Roman"/>
-                <w:color w:val="000000"/>
-              </w:rPr>
-              <w:t xml:space="preserve"> </w:t>
-            </w:r>
-            <w:proofErr w:type="spellStart"/>
-            <w:r>
-              <w:rPr>
-                <w:rFonts w:ascii="Times New Roman" w:hAnsi="Times New Roman" w:cs="Times New Roman"/>
-                <w:color w:val="000000"/>
-              </w:rPr>
-              <w:t>cong</w:t>
-            </w:r>
-            <w:proofErr w:type="spellEnd"/>
-            <w:r>
-              <w:rPr>
-                <w:rFonts w:ascii="Times New Roman" w:hAnsi="Times New Roman" w:cs="Times New Roman"/>
-                <w:color w:val="000000"/>
-              </w:rPr>
-              <w:t xml:space="preserve"> </w:t>
-            </w:r>
-            <w:proofErr w:type="spellStart"/>
-            <w:r>
-              <w:rPr>
-                <w:rFonts w:ascii="Times New Roman" w:hAnsi="Times New Roman" w:cs="Times New Roman"/>
-                <w:color w:val="000000"/>
-              </w:rPr>
-              <w:t>đường</w:t>
-            </w:r>
-            <w:proofErr w:type="spellEnd"/>
-            <w:r>
-              <w:rPr>
-                <w:rFonts w:ascii="Times New Roman" w:hAnsi="Times New Roman" w:cs="Times New Roman"/>
-                <w:color w:val="000000"/>
-              </w:rPr>
-              <w:t xml:space="preserve"> </w:t>
-            </w:r>
-            <w:proofErr w:type="spellStart"/>
-            <w:r>
-              <w:rPr>
-                <w:rFonts w:ascii="Times New Roman" w:hAnsi="Times New Roman" w:cs="Times New Roman"/>
-                <w:color w:val="000000"/>
-              </w:rPr>
-              <w:t>cong</w:t>
-            </w:r>
-            <w:proofErr w:type="spellEnd"/>
-            <w:r>
-              <w:rPr>
-                <w:rFonts w:ascii="Times New Roman" w:hAnsi="Times New Roman" w:cs="Times New Roman"/>
-                <w:color w:val="000000"/>
-              </w:rPr>
-              <w:t xml:space="preserve"> </w:t>
-            </w:r>
-            <w:proofErr w:type="spellStart"/>
-            <w:r>
-              <w:rPr>
-                <w:rFonts w:ascii="Times New Roman" w:hAnsi="Times New Roman" w:cs="Times New Roman"/>
-                <w:color w:val="000000"/>
-              </w:rPr>
-              <w:t>Pacejka</w:t>
-            </w:r>
-            <w:proofErr w:type="spellEnd"/>
-            <w:r>
-              <w:rPr>
-                <w:rFonts w:ascii="Times New Roman" w:hAnsi="Times New Roman" w:cs="Times New Roman"/>
-                <w:color w:val="000000"/>
-              </w:rPr>
-              <w:t xml:space="preserve"> (</w:t>
-            </w:r>
-            <w:proofErr w:type="spellStart"/>
-            <w:r>
-              <w:rPr>
-                <w:rFonts w:ascii="Times New Roman" w:hAnsi="Times New Roman" w:cs="Times New Roman"/>
-                <w:color w:val="000000"/>
-              </w:rPr>
-              <w:t>lực</w:t>
-            </w:r>
-            <w:proofErr w:type="spellEnd"/>
-            <w:r>
-              <w:rPr>
-                <w:rFonts w:ascii="Times New Roman" w:hAnsi="Times New Roman" w:cs="Times New Roman"/>
-                <w:color w:val="000000"/>
-              </w:rPr>
-              <w:t xml:space="preserve"> </w:t>
-            </w:r>
-            <w:proofErr w:type="spellStart"/>
-            <w:r>
-              <w:rPr>
-                <w:rFonts w:ascii="Times New Roman" w:hAnsi="Times New Roman" w:cs="Times New Roman"/>
-                <w:color w:val="000000"/>
-              </w:rPr>
-              <w:t>ngang</w:t>
-            </w:r>
-            <w:proofErr w:type="spellEnd"/>
-            <w:r>
-              <w:rPr>
-                <w:rFonts w:ascii="Times New Roman" w:hAnsi="Times New Roman" w:cs="Times New Roman"/>
-                <w:color w:val="000000"/>
-              </w:rPr>
-              <w:t>)</w:t>
+              <w:t>Hệ số độ cong đường cong Pacejka (lực ngang)</w:t>
             </w:r>
           </w:p>
         </w:tc>
@@ -9099,47 +6476,13 @@
                 <w14:ligatures w14:val="none"/>
               </w:rPr>
             </w:pPr>
-            <w:proofErr w:type="spellStart"/>
             <w:r>
               <w:rPr>
                 <w:rFonts w:ascii="Times New Roman" w:hAnsi="Times New Roman" w:cs="Times New Roman"/>
                 <w:color w:val="000000"/>
               </w:rPr>
-              <w:t>không</w:t>
-            </w:r>
-            <w:proofErr w:type="spellEnd"/>
-            <w:r>
-              <w:rPr>
-                <w:rFonts w:ascii="Times New Roman" w:hAnsi="Times New Roman" w:cs="Times New Roman"/>
-                <w:color w:val="000000"/>
-              </w:rPr>
-              <w:t xml:space="preserve"> </w:t>
-            </w:r>
-            <w:proofErr w:type="spellStart"/>
-            <w:r>
-              <w:rPr>
-                <w:rFonts w:ascii="Times New Roman" w:hAnsi="Times New Roman" w:cs="Times New Roman"/>
-                <w:color w:val="000000"/>
-              </w:rPr>
-              <w:t>thứ</w:t>
-            </w:r>
-            <w:proofErr w:type="spellEnd"/>
-            <w:r>
-              <w:rPr>
-                <w:rFonts w:ascii="Times New Roman" w:hAnsi="Times New Roman" w:cs="Times New Roman"/>
-                <w:color w:val="000000"/>
-              </w:rPr>
-              <w:t xml:space="preserve"> </w:t>
-            </w:r>
-            <w:proofErr w:type="spellStart"/>
-            <w:r>
-              <w:rPr>
-                <w:rFonts w:ascii="Times New Roman" w:hAnsi="Times New Roman" w:cs="Times New Roman"/>
-                <w:color w:val="000000"/>
-              </w:rPr>
-              <w:t>nguyên</w:t>
-            </w:r>
-            <w:proofErr w:type="spellEnd"/>
+              <w:t>không thứ nguyên</w:t>
+            </w:r>
           </w:p>
         </w:tc>
         <w:tc>
@@ -9159,181 +6502,12 @@
                 <w14:ligatures w14:val="none"/>
               </w:rPr>
             </w:pPr>
-            <w:proofErr w:type="spellStart"/>
             <w:r>
               <w:rPr>
                 <w:rFonts w:ascii="Times New Roman" w:hAnsi="Times New Roman" w:cs="Times New Roman"/>
                 <w:color w:val="000000"/>
               </w:rPr>
-              <w:t>Tỷ</w:t>
-            </w:r>
-            <w:proofErr w:type="spellEnd"/>
-            <w:r>
-              <w:rPr>
-                <w:rFonts w:ascii="Times New Roman" w:hAnsi="Times New Roman" w:cs="Times New Roman"/>
-                <w:color w:val="000000"/>
-              </w:rPr>
-              <w:t xml:space="preserve"> </w:t>
-            </w:r>
-            <w:proofErr w:type="spellStart"/>
-            <w:r>
-              <w:rPr>
-                <w:rFonts w:ascii="Times New Roman" w:hAnsi="Times New Roman" w:cs="Times New Roman"/>
-                <w:color w:val="000000"/>
-              </w:rPr>
-              <w:t>số</w:t>
-            </w:r>
-            <w:proofErr w:type="spellEnd"/>
-            <w:r>
-              <w:rPr>
-                <w:rFonts w:ascii="Times New Roman" w:hAnsi="Times New Roman" w:cs="Times New Roman"/>
-                <w:color w:val="000000"/>
-              </w:rPr>
-              <w:t xml:space="preserve"> </w:t>
-            </w:r>
-            <w:proofErr w:type="spellStart"/>
-            <w:r>
-              <w:rPr>
-                <w:rFonts w:ascii="Times New Roman" w:hAnsi="Times New Roman" w:cs="Times New Roman"/>
-                <w:color w:val="000000"/>
-              </w:rPr>
-              <w:t>truyền</w:t>
-            </w:r>
-            <w:proofErr w:type="spellEnd"/>
-            <w:r>
-              <w:rPr>
-                <w:rFonts w:ascii="Times New Roman" w:hAnsi="Times New Roman" w:cs="Times New Roman"/>
-                <w:color w:val="000000"/>
-              </w:rPr>
-              <w:t xml:space="preserve"> </w:t>
-            </w:r>
-            <w:proofErr w:type="spellStart"/>
-            <w:r>
-              <w:rPr>
-                <w:rFonts w:ascii="Times New Roman" w:hAnsi="Times New Roman" w:cs="Times New Roman"/>
-                <w:color w:val="000000"/>
-              </w:rPr>
-              <w:t>cơ</w:t>
-            </w:r>
-            <w:proofErr w:type="spellEnd"/>
-            <w:r>
-              <w:rPr>
-                <w:rFonts w:ascii="Times New Roman" w:hAnsi="Times New Roman" w:cs="Times New Roman"/>
-                <w:color w:val="000000"/>
-              </w:rPr>
-              <w:t xml:space="preserve"> </w:t>
-            </w:r>
-            <w:proofErr w:type="spellStart"/>
-            <w:r>
-              <w:rPr>
-                <w:rFonts w:ascii="Times New Roman" w:hAnsi="Times New Roman" w:cs="Times New Roman"/>
-                <w:color w:val="000000"/>
-              </w:rPr>
-              <w:t>cấu</w:t>
-            </w:r>
-            <w:proofErr w:type="spellEnd"/>
-            <w:r>
-              <w:rPr>
-                <w:rFonts w:ascii="Times New Roman" w:hAnsi="Times New Roman" w:cs="Times New Roman"/>
-                <w:color w:val="000000"/>
-              </w:rPr>
-              <w:t xml:space="preserve"> </w:t>
-            </w:r>
-            <w:proofErr w:type="spellStart"/>
-            <w:r>
-              <w:rPr>
-                <w:rFonts w:ascii="Times New Roman" w:hAnsi="Times New Roman" w:cs="Times New Roman"/>
-                <w:color w:val="000000"/>
-              </w:rPr>
-              <w:t>lái</w:t>
-            </w:r>
-            <w:proofErr w:type="spellEnd"/>
-            <w:r>
-              <w:rPr>
-                <w:rFonts w:ascii="Times New Roman" w:hAnsi="Times New Roman" w:cs="Times New Roman"/>
-                <w:color w:val="000000"/>
-              </w:rPr>
-              <w:t xml:space="preserve"> </w:t>
-            </w:r>
-            <w:proofErr w:type="spellStart"/>
-            <w:r>
-              <w:rPr>
-                <w:rFonts w:ascii="Times New Roman" w:hAnsi="Times New Roman" w:cs="Times New Roman"/>
-                <w:color w:val="000000"/>
-              </w:rPr>
-              <w:t>tổng</w:t>
-            </w:r>
-            <w:proofErr w:type="spellEnd"/>
-            <w:r>
-              <w:rPr>
-                <w:rFonts w:ascii="Times New Roman" w:hAnsi="Times New Roman" w:cs="Times New Roman"/>
-                <w:color w:val="000000"/>
-              </w:rPr>
-              <w:t xml:space="preserve"> (</w:t>
-            </w:r>
-            <w:proofErr w:type="spellStart"/>
-            <w:r>
-              <w:rPr>
-                <w:rFonts w:ascii="Times New Roman" w:hAnsi="Times New Roman" w:cs="Times New Roman"/>
-                <w:color w:val="000000"/>
-              </w:rPr>
-              <w:t>góc</w:t>
-            </w:r>
-            <w:proofErr w:type="spellEnd"/>
-            <w:r>
-              <w:rPr>
-                <w:rFonts w:ascii="Times New Roman" w:hAnsi="Times New Roman" w:cs="Times New Roman"/>
-                <w:color w:val="000000"/>
-              </w:rPr>
-              <w:t xml:space="preserve"> </w:t>
-            </w:r>
-            <w:proofErr w:type="spellStart"/>
-            <w:r>
-              <w:rPr>
-                <w:rFonts w:ascii="Times New Roman" w:hAnsi="Times New Roman" w:cs="Times New Roman"/>
-                <w:color w:val="000000"/>
-              </w:rPr>
-              <w:t>vô-lăng</w:t>
-            </w:r>
-            <w:proofErr w:type="spellEnd"/>
-            <w:r>
-              <w:rPr>
-                <w:rFonts w:ascii="Times New Roman" w:hAnsi="Times New Roman" w:cs="Times New Roman"/>
-                <w:color w:val="000000"/>
-              </w:rPr>
-              <w:t xml:space="preserve"> / </w:t>
-            </w:r>
-            <w:proofErr w:type="spellStart"/>
-            <w:r>
-              <w:rPr>
-                <w:rFonts w:ascii="Times New Roman" w:hAnsi="Times New Roman" w:cs="Times New Roman"/>
-                <w:color w:val="000000"/>
-              </w:rPr>
-              <w:t>góc</w:t>
-            </w:r>
-            <w:proofErr w:type="spellEnd"/>
-            <w:r>
-              <w:rPr>
-                <w:rFonts w:ascii="Times New Roman" w:hAnsi="Times New Roman" w:cs="Times New Roman"/>
-                <w:color w:val="000000"/>
-              </w:rPr>
-              <w:t xml:space="preserve"> bánh </w:t>
-            </w:r>
-            <w:proofErr w:type="spellStart"/>
-            <w:r>
-              <w:rPr>
-                <w:rFonts w:ascii="Times New Roman" w:hAnsi="Times New Roman" w:cs="Times New Roman"/>
-                <w:color w:val="000000"/>
-              </w:rPr>
-              <w:t>xe</w:t>
-            </w:r>
-            <w:proofErr w:type="spellEnd"/>
-            <w:r>
-              <w:rPr>
-                <w:rFonts w:ascii="Times New Roman" w:hAnsi="Times New Roman" w:cs="Times New Roman"/>
-                <w:color w:val="000000"/>
-              </w:rPr>
-              <w:t>)</w:t>
+              <w:t>Tỷ số truyền cơ cấu lái tổng (góc vô-lăng / góc bánh xe)</w:t>
             </w:r>
           </w:p>
         </w:tc>
@@ -9564,81 +6738,8 @@
                 <w:rFonts w:ascii="Times New Roman" w:hAnsi="Times New Roman" w:cs="Times New Roman"/>
                 <w:color w:val="000000"/>
               </w:rPr>
-              <w:t xml:space="preserve">neumatic trail </w:t>
-            </w:r>
-            <w:proofErr w:type="spellStart"/>
-            <w:r>
-              <w:rPr>
-                <w:rFonts w:ascii="Times New Roman" w:hAnsi="Times New Roman" w:cs="Times New Roman"/>
-                <w:color w:val="000000"/>
-              </w:rPr>
-              <w:t>danh</w:t>
-            </w:r>
-            <w:proofErr w:type="spellEnd"/>
-            <w:r>
-              <w:rPr>
-                <w:rFonts w:ascii="Times New Roman" w:hAnsi="Times New Roman" w:cs="Times New Roman"/>
-                <w:color w:val="000000"/>
-              </w:rPr>
-              <w:t xml:space="preserve"> </w:t>
-            </w:r>
-            <w:proofErr w:type="spellStart"/>
-            <w:r>
-              <w:rPr>
-                <w:rFonts w:ascii="Times New Roman" w:hAnsi="Times New Roman" w:cs="Times New Roman"/>
-                <w:color w:val="000000"/>
-              </w:rPr>
-              <w:t>nghĩa</w:t>
-            </w:r>
-            <w:proofErr w:type="spellEnd"/>
-            <w:r>
-              <w:rPr>
-                <w:rFonts w:ascii="Times New Roman" w:hAnsi="Times New Roman" w:cs="Times New Roman"/>
-                <w:color w:val="000000"/>
-              </w:rPr>
-              <w:t xml:space="preserve"> ở                                            </w:t>
-            </w:r>
-            <w:proofErr w:type="spellStart"/>
-            <w:r>
-              <w:rPr>
-                <w:rFonts w:ascii="Times New Roman" w:hAnsi="Times New Roman" w:cs="Times New Roman"/>
-                <w:color w:val="000000"/>
-              </w:rPr>
-              <w:t>góc</w:t>
-            </w:r>
-            <w:proofErr w:type="spellEnd"/>
-            <w:r>
-              <w:rPr>
-                <w:rFonts w:ascii="Times New Roman" w:hAnsi="Times New Roman" w:cs="Times New Roman"/>
-                <w:color w:val="000000"/>
-              </w:rPr>
-              <w:t xml:space="preserve"> </w:t>
-            </w:r>
-            <w:proofErr w:type="spellStart"/>
-            <w:r>
-              <w:rPr>
-                <w:rFonts w:ascii="Times New Roman" w:hAnsi="Times New Roman" w:cs="Times New Roman"/>
-                <w:color w:val="000000"/>
-              </w:rPr>
-              <w:t>trượt</w:t>
-            </w:r>
-            <w:proofErr w:type="spellEnd"/>
-            <w:r>
-              <w:rPr>
-                <w:rFonts w:ascii="Times New Roman" w:hAnsi="Times New Roman" w:cs="Times New Roman"/>
-                <w:color w:val="000000"/>
-              </w:rPr>
-              <w:t xml:space="preserve"> </w:t>
-            </w:r>
-            <w:proofErr w:type="spellStart"/>
-            <w:r>
-              <w:rPr>
-                <w:rFonts w:ascii="Times New Roman" w:hAnsi="Times New Roman" w:cs="Times New Roman"/>
-                <w:color w:val="000000"/>
-              </w:rPr>
-              <w:t>nhỏ</w:t>
-            </w:r>
-            <w:proofErr w:type="spellEnd"/>
+              <w:t>neumatic trail danh nghĩa ở                                            góc trượt nhỏ</w:t>
+            </w:r>
           </w:p>
         </w:tc>
         <w:tc>
@@ -9691,76 +6792,12 @@
           <w:lang w:val="vi-VN"/>
         </w:rPr>
       </w:pPr>
-      <w:bookmarkStart w:id="3" w:name="_Toc240562523"/>
-      <w:proofErr w:type="spellStart"/>
+      <w:bookmarkStart w:id="5" w:name="_Toc241016557"/>
       <w:r>
         <w:rPr>
           <w:rFonts w:ascii="Times New Roman" w:hAnsi="Times New Roman" w:cs="Times New Roman"/>
         </w:rPr>
-        <w:t>Góc</w:t>
-      </w:r>
-      <w:proofErr w:type="spellEnd"/>
-      <w:r>
-        <w:rPr>
-          <w:rFonts w:ascii="Times New Roman" w:hAnsi="Times New Roman" w:cs="Times New Roman"/>
-        </w:rPr>
-        <w:t xml:space="preserve"> </w:t>
-      </w:r>
-      <w:proofErr w:type="spellStart"/>
-      <w:r>
-        <w:rPr>
-          <w:rFonts w:ascii="Times New Roman" w:hAnsi="Times New Roman" w:cs="Times New Roman"/>
-        </w:rPr>
-        <w:t>trượt</w:t>
-      </w:r>
-      <w:proofErr w:type="spellEnd"/>
-      <w:r>
-        <w:rPr>
-          <w:rFonts w:ascii="Times New Roman" w:hAnsi="Times New Roman" w:cs="Times New Roman"/>
-        </w:rPr>
-        <w:t xml:space="preserve"> </w:t>
-      </w:r>
-      <w:proofErr w:type="spellStart"/>
-      <w:r>
-        <w:rPr>
-          <w:rFonts w:ascii="Times New Roman" w:hAnsi="Times New Roman" w:cs="Times New Roman"/>
-        </w:rPr>
-        <w:t>lốp</w:t>
-      </w:r>
-      <w:proofErr w:type="spellEnd"/>
-      <w:r>
-        <w:rPr>
-          <w:rFonts w:ascii="Times New Roman" w:hAnsi="Times New Roman" w:cs="Times New Roman"/>
-        </w:rPr>
-        <w:t xml:space="preserve"> (</w:t>
-      </w:r>
-      <w:proofErr w:type="spellStart"/>
-      <w:r>
-        <w:rPr>
-          <w:rFonts w:ascii="Times New Roman" w:hAnsi="Times New Roman" w:cs="Times New Roman"/>
-        </w:rPr>
-        <w:t>hình</w:t>
-      </w:r>
-      <w:proofErr w:type="spellEnd"/>
-      <w:r>
-        <w:rPr>
-          <w:rFonts w:ascii="Times New Roman" w:hAnsi="Times New Roman" w:cs="Times New Roman"/>
-        </w:rPr>
-        <w:t xml:space="preserve"> </w:t>
-      </w:r>
-      <w:proofErr w:type="spellStart"/>
-      <w:r>
-        <w:rPr>
-          <w:rFonts w:ascii="Times New Roman" w:hAnsi="Times New Roman" w:cs="Times New Roman"/>
-        </w:rPr>
-        <w:t>học</w:t>
-      </w:r>
-      <w:proofErr w:type="spellEnd"/>
-      <w:r>
-        <w:rPr>
-          <w:rFonts w:ascii="Times New Roman" w:hAnsi="Times New Roman" w:cs="Times New Roman"/>
-        </w:rPr>
-        <w:t>)</w:t>
+        <w:t>Góc trượt lốp (hình học)</w:t>
       </w:r>
       <w:r>
         <w:rPr>
@@ -9769,7 +6806,7 @@
         </w:rPr>
         <w:t>:</w:t>
       </w:r>
-      <w:bookmarkEnd w:id="3"/>
+      <w:bookmarkEnd w:id="5"/>
     </w:p>
     <w:p>
       <w:pPr>
@@ -10239,6 +7276,7 @@
           <w:lang w:val="vi-VN"/>
         </w:rPr>
       </w:pPr>
+      <w:bookmarkStart w:id="6" w:name="_Toc241016558"/>
       <w:r>
         <w:rPr>
           <w:rFonts w:ascii="Times New Roman" w:hAnsi="Times New Roman" w:cs="Times New Roman"/>
@@ -10253,6 +7291,7 @@
         </w:rPr>
         <w:t>:</w:t>
       </w:r>
+      <w:bookmarkEnd w:id="6"/>
     </w:p>
     <w:p>
       <w:pPr>
@@ -10417,7 +7456,7 @@
           <w:lang w:val="vi-VN"/>
         </w:rPr>
       </w:pPr>
-      <w:bookmarkStart w:id="4" w:name="_Toc240562524"/>
+      <w:bookmarkStart w:id="7" w:name="_Toc241016559"/>
       <w:r>
         <w:rPr>
           <w:rFonts w:ascii="Times New Roman" w:hAnsi="Times New Roman" w:cs="Times New Roman"/>
@@ -10425,7 +7464,6 @@
         </w:rPr>
         <w:t xml:space="preserve">Lực bên </w:t>
       </w:r>
-      <w:bookmarkEnd w:id="4"/>
       <w:r>
         <w:rPr>
           <w:rFonts w:ascii="Times New Roman" w:hAnsi="Times New Roman" w:cs="Times New Roman"/>
@@ -10447,6 +7485,7 @@
         </w:rPr>
         <w:t>:</w:t>
       </w:r>
+      <w:bookmarkEnd w:id="7"/>
     </w:p>
     <w:p>
       <w:pPr>
@@ -11022,7 +8061,6 @@
           <w:lang w:val="vi-VN"/>
         </w:rPr>
       </w:pPr>
-      <w:proofErr w:type="spellStart"/>
       <w:r>
         <w:rPr>
           <w:rFonts w:ascii="Times New Roman" w:eastAsiaTheme="majorEastAsia" w:hAnsi="Times New Roman" w:cs="Times New Roman"/>
@@ -11030,97 +8068,7 @@
           <w:sz w:val="28"/>
           <w:szCs w:val="28"/>
         </w:rPr>
-        <w:t>Mô</w:t>
-      </w:r>
-      <w:proofErr w:type="spellEnd"/>
-      <w:r>
-        <w:rPr>
-          <w:rFonts w:ascii="Times New Roman" w:eastAsiaTheme="majorEastAsia" w:hAnsi="Times New Roman" w:cs="Times New Roman"/>
-          <w:color w:val="2E74B5" w:themeColor="accent1" w:themeShade="BF"/>
-          <w:sz w:val="28"/>
-          <w:szCs w:val="28"/>
-        </w:rPr>
-        <w:t xml:space="preserve">-men </w:t>
-      </w:r>
-      <w:proofErr w:type="spellStart"/>
-      <w:r>
-        <w:rPr>
-          <w:rFonts w:ascii="Times New Roman" w:eastAsiaTheme="majorEastAsia" w:hAnsi="Times New Roman" w:cs="Times New Roman"/>
-          <w:color w:val="2E74B5" w:themeColor="accent1" w:themeShade="BF"/>
-          <w:sz w:val="28"/>
-          <w:szCs w:val="28"/>
-        </w:rPr>
-        <w:t>phản</w:t>
-      </w:r>
-      <w:proofErr w:type="spellEnd"/>
-      <w:r>
-        <w:rPr>
-          <w:rFonts w:ascii="Times New Roman" w:eastAsiaTheme="majorEastAsia" w:hAnsi="Times New Roman" w:cs="Times New Roman"/>
-          <w:color w:val="2E74B5" w:themeColor="accent1" w:themeShade="BF"/>
-          <w:sz w:val="28"/>
-          <w:szCs w:val="28"/>
-        </w:rPr>
-        <w:t xml:space="preserve"> </w:t>
-      </w:r>
-      <w:proofErr w:type="spellStart"/>
-      <w:r>
-        <w:rPr>
-          <w:rFonts w:ascii="Times New Roman" w:eastAsiaTheme="majorEastAsia" w:hAnsi="Times New Roman" w:cs="Times New Roman"/>
-          <w:color w:val="2E74B5" w:themeColor="accent1" w:themeShade="BF"/>
-          <w:sz w:val="28"/>
-          <w:szCs w:val="28"/>
-        </w:rPr>
-        <w:t>hồi</w:t>
-      </w:r>
-      <w:proofErr w:type="spellEnd"/>
-      <w:r>
-        <w:rPr>
-          <w:rFonts w:ascii="Times New Roman" w:eastAsiaTheme="majorEastAsia" w:hAnsi="Times New Roman" w:cs="Times New Roman"/>
-          <w:color w:val="2E74B5" w:themeColor="accent1" w:themeShade="BF"/>
-          <w:sz w:val="28"/>
-          <w:szCs w:val="28"/>
-        </w:rPr>
-        <w:t xml:space="preserve"> </w:t>
-      </w:r>
-      <w:proofErr w:type="spellStart"/>
-      <w:r>
-        <w:rPr>
-          <w:rFonts w:ascii="Times New Roman" w:eastAsiaTheme="majorEastAsia" w:hAnsi="Times New Roman" w:cs="Times New Roman"/>
-          <w:color w:val="2E74B5" w:themeColor="accent1" w:themeShade="BF"/>
-          <w:sz w:val="28"/>
-          <w:szCs w:val="28"/>
-        </w:rPr>
-        <w:t>mặt</w:t>
-      </w:r>
-      <w:proofErr w:type="spellEnd"/>
-      <w:r>
-        <w:rPr>
-          <w:rFonts w:ascii="Times New Roman" w:eastAsiaTheme="majorEastAsia" w:hAnsi="Times New Roman" w:cs="Times New Roman"/>
-          <w:color w:val="2E74B5" w:themeColor="accent1" w:themeShade="BF"/>
-          <w:sz w:val="28"/>
-          <w:szCs w:val="28"/>
-        </w:rPr>
-        <w:t xml:space="preserve"> </w:t>
-      </w:r>
-      <w:proofErr w:type="spellStart"/>
-      <w:r>
-        <w:rPr>
-          <w:rFonts w:ascii="Times New Roman" w:eastAsiaTheme="majorEastAsia" w:hAnsi="Times New Roman" w:cs="Times New Roman"/>
-          <w:color w:val="2E74B5" w:themeColor="accent1" w:themeShade="BF"/>
-          <w:sz w:val="28"/>
-          <w:szCs w:val="28"/>
-        </w:rPr>
-        <w:t>đường</w:t>
-      </w:r>
-      <w:proofErr w:type="spellEnd"/>
-      <w:r>
-        <w:rPr>
-          <w:rFonts w:ascii="Times New Roman" w:eastAsiaTheme="majorEastAsia" w:hAnsi="Times New Roman" w:cs="Times New Roman"/>
-          <w:color w:val="2E74B5" w:themeColor="accent1" w:themeShade="BF"/>
-          <w:sz w:val="28"/>
-          <w:szCs w:val="28"/>
-        </w:rPr>
-        <w:t xml:space="preserve"> </w:t>
+        <w:t xml:space="preserve">Mô-men phản hồi mặt đường </w:t>
       </w:r>
       <m:oMath>
         <m:sSub>
@@ -11729,7 +8677,7 @@
           <w:lang w:val="vi-VN"/>
         </w:rPr>
       </w:pPr>
-      <w:bookmarkStart w:id="5" w:name="_Toc240562525"/>
+      <w:bookmarkStart w:id="8" w:name="_Toc241016560"/>
       <w:r>
         <w:rPr>
           <w:rFonts w:ascii="Times New Roman" w:hAnsi="Times New Roman" w:cs="Times New Roman"/>
@@ -11739,7 +8687,7 @@
         </w:rPr>
         <w:t>CỤM 3: ĐỘNG LỰC HỌC NGANG THÂN XE (VEHICLE DYNAMICS - BICYCLE 2-DOF)</w:t>
       </w:r>
-      <w:bookmarkEnd w:id="5"/>
+      <w:bookmarkEnd w:id="8"/>
     </w:p>
     <w:tbl>
       <w:tblPr>
@@ -11773,7 +8721,6 @@
                 <w:lang w:val="vi-VN"/>
               </w:rPr>
             </w:pPr>
-            <w:proofErr w:type="spellStart"/>
             <w:r>
               <w:rPr>
                 <w:rFonts w:ascii="Times New Roman" w:eastAsia="Aptos" w:hAnsi="Times New Roman" w:cs="Times New Roman"/>
@@ -11782,7 +8729,6 @@
               </w:rPr>
               <w:t>Đại</w:t>
             </w:r>
-            <w:proofErr w:type="spellEnd"/>
             <w:r>
               <w:rPr>
                 <w:rFonts w:ascii="Times New Roman" w:eastAsia="Aptos" w:hAnsi="Times New Roman" w:cs="Times New Roman"/>
@@ -11918,7 +8864,6 @@
                 <w:lang w:val="vi-VN"/>
               </w:rPr>
             </w:pPr>
-            <w:proofErr w:type="spellStart"/>
             <w:r>
               <w:rPr>
                 <w:rFonts w:ascii="Times New Roman" w:hAnsi="Times New Roman" w:cs="Times New Roman"/>
@@ -11928,7 +8873,6 @@
               </w:rPr>
               <w:t>Iz</w:t>
             </w:r>
-            <w:proofErr w:type="spellEnd"/>
           </w:p>
         </w:tc>
         <w:tc>
@@ -12032,7 +8976,6 @@
                 <w:lang w:val="vi-VN"/>
               </w:rPr>
             </w:pPr>
-            <w:proofErr w:type="spellStart"/>
             <w:r>
               <w:rPr>
                 <w:rFonts w:ascii="Times New Roman" w:hAnsi="Times New Roman" w:cs="Times New Roman"/>
@@ -12040,169 +8983,8 @@
                 <w:sz w:val="24"/>
                 <w:szCs w:val="24"/>
               </w:rPr>
-              <w:t>Mô</w:t>
-            </w:r>
-            <w:proofErr w:type="spellEnd"/>
-            <w:r>
-              <w:rPr>
-                <w:rFonts w:ascii="Times New Roman" w:hAnsi="Times New Roman" w:cs="Times New Roman"/>
-                <w:color w:val="000000"/>
-                <w:sz w:val="24"/>
-                <w:szCs w:val="24"/>
-              </w:rPr>
-              <w:t xml:space="preserve">-men </w:t>
-            </w:r>
-            <w:proofErr w:type="spellStart"/>
-            <w:r>
-              <w:rPr>
-                <w:rFonts w:ascii="Times New Roman" w:hAnsi="Times New Roman" w:cs="Times New Roman"/>
-                <w:color w:val="000000"/>
-                <w:sz w:val="24"/>
-                <w:szCs w:val="24"/>
-              </w:rPr>
-              <w:t>quán</w:t>
-            </w:r>
-            <w:proofErr w:type="spellEnd"/>
-            <w:r>
-              <w:rPr>
-                <w:rFonts w:ascii="Times New Roman" w:hAnsi="Times New Roman" w:cs="Times New Roman"/>
-                <w:color w:val="000000"/>
-                <w:sz w:val="24"/>
-                <w:szCs w:val="24"/>
-              </w:rPr>
-              <w:t xml:space="preserve"> </w:t>
-            </w:r>
-            <w:proofErr w:type="spellStart"/>
-            <w:r>
-              <w:rPr>
-                <w:rFonts w:ascii="Times New Roman" w:hAnsi="Times New Roman" w:cs="Times New Roman"/>
-                <w:color w:val="000000"/>
-                <w:sz w:val="24"/>
-                <w:szCs w:val="24"/>
-              </w:rPr>
-              <w:t>tính</w:t>
-            </w:r>
-            <w:proofErr w:type="spellEnd"/>
-            <w:r>
-              <w:rPr>
-                <w:rFonts w:ascii="Times New Roman" w:hAnsi="Times New Roman" w:cs="Times New Roman"/>
-                <w:color w:val="000000"/>
-                <w:sz w:val="24"/>
-                <w:szCs w:val="24"/>
-              </w:rPr>
-              <w:t xml:space="preserve"> Yaw </w:t>
-            </w:r>
-            <w:proofErr w:type="spellStart"/>
-            <w:r>
-              <w:rPr>
-                <w:rFonts w:ascii="Times New Roman" w:hAnsi="Times New Roman" w:cs="Times New Roman"/>
-                <w:color w:val="000000"/>
-                <w:sz w:val="24"/>
-                <w:szCs w:val="24"/>
-              </w:rPr>
-              <w:t>quanh</w:t>
-            </w:r>
-            <w:proofErr w:type="spellEnd"/>
-            <w:r>
-              <w:rPr>
-                <w:rFonts w:ascii="Times New Roman" w:hAnsi="Times New Roman" w:cs="Times New Roman"/>
-                <w:color w:val="000000"/>
-                <w:sz w:val="24"/>
-                <w:szCs w:val="24"/>
-              </w:rPr>
-              <w:t xml:space="preserve"> </w:t>
-            </w:r>
-            <w:proofErr w:type="spellStart"/>
-            <w:r>
-              <w:rPr>
-                <w:rFonts w:ascii="Times New Roman" w:hAnsi="Times New Roman" w:cs="Times New Roman"/>
-                <w:color w:val="000000"/>
-                <w:sz w:val="24"/>
-                <w:szCs w:val="24"/>
-              </w:rPr>
-              <w:t>trục</w:t>
-            </w:r>
-            <w:proofErr w:type="spellEnd"/>
-            <w:r>
-              <w:rPr>
-                <w:rFonts w:ascii="Times New Roman" w:hAnsi="Times New Roman" w:cs="Times New Roman"/>
-                <w:color w:val="000000"/>
-                <w:sz w:val="24"/>
-                <w:szCs w:val="24"/>
-              </w:rPr>
-              <w:t xml:space="preserve"> </w:t>
-            </w:r>
-            <w:proofErr w:type="spellStart"/>
-            <w:r>
-              <w:rPr>
-                <w:rFonts w:ascii="Times New Roman" w:hAnsi="Times New Roman" w:cs="Times New Roman"/>
-                <w:color w:val="000000"/>
-                <w:sz w:val="24"/>
-                <w:szCs w:val="24"/>
-              </w:rPr>
-              <w:t>thẳng</w:t>
-            </w:r>
-            <w:proofErr w:type="spellEnd"/>
-            <w:r>
-              <w:rPr>
-                <w:rFonts w:ascii="Times New Roman" w:hAnsi="Times New Roman" w:cs="Times New Roman"/>
-                <w:color w:val="000000"/>
-                <w:sz w:val="24"/>
-                <w:szCs w:val="24"/>
-              </w:rPr>
-              <w:t xml:space="preserve"> </w:t>
-            </w:r>
-            <w:proofErr w:type="spellStart"/>
-            <w:r>
-              <w:rPr>
-                <w:rFonts w:ascii="Times New Roman" w:hAnsi="Times New Roman" w:cs="Times New Roman"/>
-                <w:color w:val="000000"/>
-                <w:sz w:val="24"/>
-                <w:szCs w:val="24"/>
-              </w:rPr>
-              <w:t>đứng</w:t>
-            </w:r>
-            <w:proofErr w:type="spellEnd"/>
-            <w:r>
-              <w:rPr>
-                <w:rFonts w:ascii="Times New Roman" w:hAnsi="Times New Roman" w:cs="Times New Roman"/>
-                <w:color w:val="000000"/>
-                <w:sz w:val="24"/>
-                <w:szCs w:val="24"/>
-              </w:rPr>
-              <w:t xml:space="preserve"> qua </w:t>
-            </w:r>
-            <w:proofErr w:type="spellStart"/>
-            <w:r>
-              <w:rPr>
-                <w:rFonts w:ascii="Times New Roman" w:hAnsi="Times New Roman" w:cs="Times New Roman"/>
-                <w:color w:val="000000"/>
-                <w:sz w:val="24"/>
-                <w:szCs w:val="24"/>
-              </w:rPr>
-              <w:t>trọng</w:t>
-            </w:r>
-            <w:proofErr w:type="spellEnd"/>
-            <w:r>
-              <w:rPr>
-                <w:rFonts w:ascii="Times New Roman" w:hAnsi="Times New Roman" w:cs="Times New Roman"/>
-                <w:color w:val="000000"/>
-                <w:sz w:val="24"/>
-                <w:szCs w:val="24"/>
-              </w:rPr>
-              <w:t xml:space="preserve"> </w:t>
-            </w:r>
-            <w:proofErr w:type="spellStart"/>
-            <w:r>
-              <w:rPr>
-                <w:rFonts w:ascii="Times New Roman" w:hAnsi="Times New Roman" w:cs="Times New Roman"/>
-                <w:color w:val="000000"/>
-                <w:sz w:val="24"/>
-                <w:szCs w:val="24"/>
-              </w:rPr>
-              <w:t>tâm</w:t>
-            </w:r>
-            <w:proofErr w:type="spellEnd"/>
+              <w:t>Mô-men quán tính Yaw quanh trục thẳng đứng qua trọng tâm</w:t>
+            </w:r>
           </w:p>
         </w:tc>
         <w:tc>
@@ -12270,52 +9052,16 @@
           <w:lang w:val="vi-VN"/>
         </w:rPr>
       </w:pPr>
-      <w:bookmarkStart w:id="6" w:name="_Toc240562526"/>
+      <w:bookmarkStart w:id="9" w:name="_Toc241016561"/>
       <w:r>
         <w:rPr>
           <w:rFonts w:ascii="Times New Roman" w:hAnsi="Times New Roman" w:cs="Times New Roman"/>
           <w:sz w:val="26"/>
           <w:szCs w:val="26"/>
         </w:rPr>
-        <w:t xml:space="preserve">Phương </w:t>
+        <w:t>Phương trình vi phân 2-DOF</w:t>
       </w:r>
-      <w:proofErr w:type="spellStart"/>
-      <w:r>
-        <w:rPr>
-          <w:rFonts w:ascii="Times New Roman" w:hAnsi="Times New Roman" w:cs="Times New Roman"/>
-          <w:sz w:val="26"/>
-          <w:szCs w:val="26"/>
-        </w:rPr>
-        <w:t>trình</w:t>
-      </w:r>
-      <w:proofErr w:type="spellEnd"/>
-      <w:r>
-        <w:rPr>
-          <w:rFonts w:ascii="Times New Roman" w:hAnsi="Times New Roman" w:cs="Times New Roman"/>
-          <w:sz w:val="26"/>
-          <w:szCs w:val="26"/>
-        </w:rPr>
-        <w:t xml:space="preserve"> vi </w:t>
-      </w:r>
-      <w:proofErr w:type="spellStart"/>
-      <w:r>
-        <w:rPr>
-          <w:rFonts w:ascii="Times New Roman" w:hAnsi="Times New Roman" w:cs="Times New Roman"/>
-          <w:sz w:val="26"/>
-          <w:szCs w:val="26"/>
-        </w:rPr>
-        <w:t>phân</w:t>
-      </w:r>
-      <w:proofErr w:type="spellEnd"/>
-      <w:r>
-        <w:rPr>
-          <w:rFonts w:ascii="Times New Roman" w:hAnsi="Times New Roman" w:cs="Times New Roman"/>
-          <w:sz w:val="26"/>
-          <w:szCs w:val="26"/>
-        </w:rPr>
-        <w:t xml:space="preserve"> 2-DOF</w:t>
-      </w:r>
-      <w:bookmarkEnd w:id="6"/>
+      <w:bookmarkEnd w:id="9"/>
     </w:p>
     <w:p>
       <w:pPr>
@@ -12937,121 +9683,27 @@
           <w:lang w:val="vi-VN"/>
         </w:rPr>
       </w:pPr>
-      <w:bookmarkStart w:id="7" w:name="_Toc240562527"/>
-      <w:proofErr w:type="spellStart"/>
+      <w:bookmarkStart w:id="10" w:name="_Toc241016562"/>
       <w:r>
         <w:rPr>
           <w:rFonts w:ascii="Times New Roman" w:hAnsi="Times New Roman" w:cs="Times New Roman"/>
         </w:rPr>
-        <w:t>Hệ</w:t>
+        <w:t>Hệ phương trình trạng thái</w:t>
       </w:r>
-      <w:proofErr w:type="spellEnd"/>
+      <w:bookmarkEnd w:id="10"/>
+    </w:p>
+    <w:p>
+      <w:pPr>
+        <w:rPr>
+          <w:rFonts w:ascii="Times New Roman" w:hAnsi="Times New Roman" w:cs="Times New Roman"/>
+          <w:lang w:val="vi-VN"/>
+        </w:rPr>
+      </w:pPr>
       <w:r>
         <w:rPr>
           <w:rFonts w:ascii="Times New Roman" w:hAnsi="Times New Roman" w:cs="Times New Roman"/>
         </w:rPr>
-        <w:t xml:space="preserve"> </w:t>
-      </w:r>
-      <w:proofErr w:type="spellStart"/>
-      <w:r>
-        <w:rPr>
-          <w:rFonts w:ascii="Times New Roman" w:hAnsi="Times New Roman" w:cs="Times New Roman"/>
-        </w:rPr>
-        <w:t>phương</w:t>
-      </w:r>
-      <w:proofErr w:type="spellEnd"/>
-      <w:r>
-        <w:rPr>
-          <w:rFonts w:ascii="Times New Roman" w:hAnsi="Times New Roman" w:cs="Times New Roman"/>
-        </w:rPr>
-        <w:t xml:space="preserve"> </w:t>
-      </w:r>
-      <w:proofErr w:type="spellStart"/>
-      <w:r>
-        <w:rPr>
-          <w:rFonts w:ascii="Times New Roman" w:hAnsi="Times New Roman" w:cs="Times New Roman"/>
-        </w:rPr>
-        <w:t>trình</w:t>
-      </w:r>
-      <w:proofErr w:type="spellEnd"/>
-      <w:r>
-        <w:rPr>
-          <w:rFonts w:ascii="Times New Roman" w:hAnsi="Times New Roman" w:cs="Times New Roman"/>
-        </w:rPr>
-        <w:t xml:space="preserve"> </w:t>
-      </w:r>
-      <w:proofErr w:type="spellStart"/>
-      <w:r>
-        <w:rPr>
-          <w:rFonts w:ascii="Times New Roman" w:hAnsi="Times New Roman" w:cs="Times New Roman"/>
-        </w:rPr>
-        <w:t>trạng</w:t>
-      </w:r>
-      <w:proofErr w:type="spellEnd"/>
-      <w:r>
-        <w:rPr>
-          <w:rFonts w:ascii="Times New Roman" w:hAnsi="Times New Roman" w:cs="Times New Roman"/>
-        </w:rPr>
-        <w:t xml:space="preserve"> </w:t>
-      </w:r>
-      <w:proofErr w:type="spellStart"/>
-      <w:r>
-        <w:rPr>
-          <w:rFonts w:ascii="Times New Roman" w:hAnsi="Times New Roman" w:cs="Times New Roman"/>
-        </w:rPr>
-        <w:t>thái</w:t>
-      </w:r>
-      <w:bookmarkEnd w:id="7"/>
-      <w:proofErr w:type="spellEnd"/>
-    </w:p>
-    <w:p>
-      <w:pPr>
-        <w:rPr>
-          <w:rFonts w:ascii="Times New Roman" w:hAnsi="Times New Roman" w:cs="Times New Roman"/>
-          <w:lang w:val="vi-VN"/>
-        </w:rPr>
-      </w:pPr>
-      <w:proofErr w:type="spellStart"/>
-      <w:r>
-        <w:rPr>
-          <w:rFonts w:ascii="Times New Roman" w:hAnsi="Times New Roman" w:cs="Times New Roman"/>
-        </w:rPr>
-        <w:t>Biến</w:t>
-      </w:r>
-      <w:proofErr w:type="spellEnd"/>
-      <w:r>
-        <w:rPr>
-          <w:rFonts w:ascii="Times New Roman" w:hAnsi="Times New Roman" w:cs="Times New Roman"/>
-        </w:rPr>
-        <w:t xml:space="preserve"> </w:t>
-      </w:r>
-      <w:proofErr w:type="spellStart"/>
-      <w:r>
-        <w:rPr>
-          <w:rFonts w:ascii="Times New Roman" w:hAnsi="Times New Roman" w:cs="Times New Roman"/>
-        </w:rPr>
-        <w:t>trạng</w:t>
-      </w:r>
-      <w:proofErr w:type="spellEnd"/>
-      <w:r>
-        <w:rPr>
-          <w:rFonts w:ascii="Times New Roman" w:hAnsi="Times New Roman" w:cs="Times New Roman"/>
-        </w:rPr>
-        <w:t xml:space="preserve"> </w:t>
-      </w:r>
-      <w:proofErr w:type="spellStart"/>
-      <w:r>
-        <w:rPr>
-          <w:rFonts w:ascii="Times New Roman" w:hAnsi="Times New Roman" w:cs="Times New Roman"/>
-        </w:rPr>
-        <w:t>thái</w:t>
-      </w:r>
-      <w:proofErr w:type="spellEnd"/>
-      <w:r>
-        <w:rPr>
-          <w:rFonts w:ascii="Times New Roman" w:hAnsi="Times New Roman" w:cs="Times New Roman"/>
-        </w:rPr>
-        <w:t>:</w:t>
+        <w:t>Biến trạng thái:</w:t>
       </w:r>
     </w:p>
     <w:p>
@@ -13548,7 +10200,7 @@
           <w:lang w:val="vi-VN"/>
         </w:rPr>
       </w:pPr>
-      <w:bookmarkStart w:id="8" w:name="_Toc240562528"/>
+      <w:bookmarkStart w:id="11" w:name="_Toc241016563"/>
       <w:r>
         <w:rPr>
           <w:rFonts w:ascii="Times New Roman" w:hAnsi="Times New Roman" w:cs="Times New Roman"/>
@@ -13558,7 +10210,7 @@
         </w:rPr>
         <w:t>HỆ PHƯƠNG TRÌNH KHÔNG GIAN TRẠNG THÁI TỔNG QUÁT BẬC 4 CỦA HỆ THỐNG C-EPS VÀ THÂN XE</w:t>
       </w:r>
-      <w:bookmarkEnd w:id="8"/>
+      <w:bookmarkEnd w:id="11"/>
     </w:p>
     <w:p>
       <w:pPr>
@@ -13569,15 +10221,22 @@
           <w:lang w:val="vi-VN"/>
         </w:rPr>
       </w:pPr>
-      <w:bookmarkStart w:id="9" w:name="_Toc240562529"/>
+      <w:bookmarkStart w:id="12" w:name="_Toc241016564"/>
       <w:r>
         <w:rPr>
           <w:rFonts w:ascii="Times New Roman" w:hAnsi="Times New Roman" w:cs="Times New Roman"/>
           <w:lang w:val="vi-VN"/>
         </w:rPr>
-        <w:t xml:space="preserve">Định nghĩa Vector Trạng thái, Biến Điều khiển </w:t>
+        <w:t>Định nghĩa Vector Trạng thái, Biến Điều khiển</w:t>
       </w:r>
-      <w:bookmarkEnd w:id="9"/>
+      <w:bookmarkEnd w:id="12"/>
+      <w:r>
+        <w:rPr>
+          <w:rFonts w:ascii="Times New Roman" w:hAnsi="Times New Roman" w:cs="Times New Roman"/>
+          <w:lang w:val="vi-VN"/>
+        </w:rPr>
+        <w:t xml:space="preserve"> </w:t>
+      </w:r>
     </w:p>
     <w:p>
       <w:pPr>
@@ -14124,16 +10783,7 @@
           <w:szCs w:val="24"/>
           <w:lang w:val="vi-VN"/>
         </w:rPr>
-        <w:t xml:space="preserve">, </w:t>
-      </w:r>
-      <w:r>
-        <w:rPr>
-          <w:rFonts w:ascii="Times New Roman" w:hAnsi="Times New Roman" w:cs="Times New Roman"/>
-          <w:sz w:val="24"/>
-          <w:szCs w:val="24"/>
-          <w:lang w:val="vi-VN"/>
-        </w:rPr>
-        <w:t>đại lượng đặc trưng cho mức độ "xe đang trượt ngang" so với hướng mũi xe đang chỉ.</w:t>
+        <w:t>, đại lượng đặc trưng cho mức độ "xe đang trượt ngang" so với hướng mũi xe đang chỉ.</w:t>
       </w:r>
     </w:p>
     <w:p>
@@ -14178,16 +10828,7 @@
           <w:szCs w:val="24"/>
           <w:lang w:val="vi-VN"/>
         </w:rPr>
-        <w:t xml:space="preserve">, </w:t>
-      </w:r>
-      <w:r>
-        <w:rPr>
-          <w:rFonts w:ascii="Times New Roman" w:hAnsi="Times New Roman" w:cs="Times New Roman"/>
-          <w:sz w:val="24"/>
-          <w:szCs w:val="24"/>
-          <w:lang w:val="vi-VN"/>
-        </w:rPr>
-        <w:t>đặc trưng cho mức độ xe đang "quay đầu"</w:t>
+        <w:t>, đặc trưng cho mức độ xe đang "quay đầu"</w:t>
       </w:r>
       <w:r>
         <w:rPr>
@@ -14338,6 +10979,7 @@
           <w:lang w:val="vi-VN"/>
         </w:rPr>
       </w:pPr>
+      <w:bookmarkStart w:id="13" w:name="_Toc241016565"/>
       <w:r>
         <w:rPr>
           <w:rFonts w:ascii="Times New Roman" w:hAnsi="Times New Roman" w:cs="Times New Roman"/>
@@ -14345,6 +10987,7 @@
         </w:rPr>
         <w:t>Dạng tổng quát hệ phương trình trạng thái phi tuyến</w:t>
       </w:r>
+      <w:bookmarkEnd w:id="13"/>
     </w:p>
     <w:p>
       <w:pPr>
@@ -14634,6 +11277,7 @@
           <w:lang w:val="vi-VN"/>
         </w:rPr>
       </w:pPr>
+      <w:bookmarkStart w:id="14" w:name="_Toc241016566"/>
       <w:r>
         <w:rPr>
           <w:rFonts w:ascii="Times New Roman" w:hAnsi="Times New Roman" w:cs="Times New Roman"/>
@@ -14655,6 +11299,7 @@
         </w:rPr>
         <w:t>thái:</w:t>
       </w:r>
+      <w:bookmarkEnd w:id="14"/>
     </w:p>
     <w:p>
       <w:pPr>

--- a/Documents/Thesis.docx
+++ b/Documents/Thesis.docx
@@ -1516,6 +1516,7 @@
                 <w:lang w:val="vi-VN"/>
               </w:rPr>
             </w:pPr>
+            <w:proofErr w:type="spellStart"/>
             <w:r>
               <w:rPr>
                 <w:rFonts w:ascii="Times New Roman" w:eastAsia="Aptos" w:hAnsi="Times New Roman" w:cs="Times New Roman"/>
@@ -1524,6 +1525,7 @@
               </w:rPr>
               <w:t>Đại</w:t>
             </w:r>
+            <w:proofErr w:type="spellEnd"/>
             <w:r>
               <w:rPr>
                 <w:rFonts w:ascii="Times New Roman" w:eastAsia="Aptos" w:hAnsi="Times New Roman" w:cs="Times New Roman"/>
@@ -1735,16 +1737,7 @@
                 <w:szCs w:val="24"/>
                 <w:lang w:val="vi-VN"/>
               </w:rPr>
-              <w:t>Đ</w:t>
-            </w:r>
-            <w:r>
-              <w:rPr>
-                <w:rFonts w:ascii="Times New Roman" w:hAnsi="Times New Roman" w:cs="Times New Roman"/>
-                <w:sz w:val="24"/>
-                <w:szCs w:val="24"/>
-                <w:lang w:val="vi-VN"/>
-              </w:rPr>
-              <w:t>ộ cứng thanh xoắn</w:t>
+              <w:t>Độ cứng thanh xoắn</w:t>
             </w:r>
           </w:p>
         </w:tc>
@@ -1887,16 +1880,7 @@
                 <w:szCs w:val="24"/>
                 <w:lang w:val="vi-VN"/>
               </w:rPr>
-              <w:t>Q</w:t>
-            </w:r>
-            <w:r>
-              <w:rPr>
-                <w:rFonts w:ascii="Times New Roman" w:hAnsi="Times New Roman" w:cs="Times New Roman"/>
-                <w:sz w:val="24"/>
-                <w:szCs w:val="24"/>
-                <w:lang w:val="vi-VN"/>
-              </w:rPr>
-              <w:t>uán tính vô-lăng</w:t>
+              <w:t>Quán tính vô-lăng</w:t>
             </w:r>
           </w:p>
         </w:tc>
@@ -2630,16 +2614,7 @@
                 <w:szCs w:val="24"/>
                 <w:lang w:val="vi-VN"/>
               </w:rPr>
-              <w:t>H</w:t>
-            </w:r>
-            <w:r>
-              <w:rPr>
-                <w:rFonts w:ascii="Times New Roman" w:hAnsi="Times New Roman" w:cs="Times New Roman"/>
-                <w:sz w:val="24"/>
-                <w:szCs w:val="24"/>
-                <w:lang w:val="vi-VN"/>
-              </w:rPr>
-              <w:t>ệ số làm mịn tanh</w:t>
+              <w:t>Hệ số làm mịn tanh</w:t>
             </w:r>
           </w:p>
         </w:tc>
@@ -4888,6 +4863,7 @@
                 <w14:ligatures w14:val="none"/>
               </w:rPr>
             </w:pPr>
+            <w:proofErr w:type="spellStart"/>
             <w:r>
               <w:rPr>
                 <w:rFonts w:ascii="Times New Roman" w:eastAsia="Times New Roman" w:hAnsi="Times New Roman" w:cs="Times New Roman"/>
@@ -4899,6 +4875,7 @@
               </w:rPr>
               <w:t>Đại</w:t>
             </w:r>
+            <w:proofErr w:type="spellEnd"/>
             <w:r>
               <w:rPr>
                 <w:rFonts w:ascii="Times New Roman" w:eastAsia="Times New Roman" w:hAnsi="Times New Roman" w:cs="Times New Roman"/>
@@ -4934,6 +4911,7 @@
                 <w14:ligatures w14:val="none"/>
               </w:rPr>
             </w:pPr>
+            <w:proofErr w:type="spellStart"/>
             <w:r>
               <w:rPr>
                 <w:rFonts w:ascii="Times New Roman" w:eastAsia="Times New Roman" w:hAnsi="Times New Roman" w:cs="Times New Roman"/>
@@ -4945,6 +4923,7 @@
               </w:rPr>
               <w:t>Giá</w:t>
             </w:r>
+            <w:proofErr w:type="spellEnd"/>
             <w:r>
               <w:rPr>
                 <w:rFonts w:ascii="Times New Roman" w:eastAsia="Times New Roman" w:hAnsi="Times New Roman" w:cs="Times New Roman"/>
@@ -4980,6 +4959,7 @@
                 <w14:ligatures w14:val="none"/>
               </w:rPr>
             </w:pPr>
+            <w:proofErr w:type="spellStart"/>
             <w:r>
               <w:rPr>
                 <w:rFonts w:ascii="Times New Roman" w:eastAsia="Times New Roman" w:hAnsi="Times New Roman" w:cs="Times New Roman"/>
@@ -4991,6 +4971,7 @@
               </w:rPr>
               <w:t>Đơn</w:t>
             </w:r>
+            <w:proofErr w:type="spellEnd"/>
             <w:r>
               <w:rPr>
                 <w:rFonts w:ascii="Times New Roman" w:eastAsia="Times New Roman" w:hAnsi="Times New Roman" w:cs="Times New Roman"/>
@@ -5190,13 +5171,47 @@
                 <w14:ligatures w14:val="none"/>
               </w:rPr>
             </w:pPr>
-            <w:r>
-              <w:rPr>
-                <w:rFonts w:ascii="Times New Roman" w:hAnsi="Times New Roman" w:cs="Times New Roman"/>
-                <w:color w:val="000000"/>
-              </w:rPr>
-              <w:t>Khối lượng xe</w:t>
-            </w:r>
+            <w:proofErr w:type="spellStart"/>
+            <w:r>
+              <w:rPr>
+                <w:rFonts w:ascii="Times New Roman" w:hAnsi="Times New Roman" w:cs="Times New Roman"/>
+                <w:color w:val="000000"/>
+              </w:rPr>
+              <w:t>Khối</w:t>
+            </w:r>
+            <w:proofErr w:type="spellEnd"/>
+            <w:r>
+              <w:rPr>
+                <w:rFonts w:ascii="Times New Roman" w:hAnsi="Times New Roman" w:cs="Times New Roman"/>
+                <w:color w:val="000000"/>
+              </w:rPr>
+              <w:t xml:space="preserve"> </w:t>
+            </w:r>
+            <w:proofErr w:type="spellStart"/>
+            <w:r>
+              <w:rPr>
+                <w:rFonts w:ascii="Times New Roman" w:hAnsi="Times New Roman" w:cs="Times New Roman"/>
+                <w:color w:val="000000"/>
+              </w:rPr>
+              <w:t>lượng</w:t>
+            </w:r>
+            <w:proofErr w:type="spellEnd"/>
+            <w:r>
+              <w:rPr>
+                <w:rFonts w:ascii="Times New Roman" w:hAnsi="Times New Roman" w:cs="Times New Roman"/>
+                <w:color w:val="000000"/>
+              </w:rPr>
+              <w:t xml:space="preserve"> </w:t>
+            </w:r>
+            <w:proofErr w:type="spellStart"/>
+            <w:r>
+              <w:rPr>
+                <w:rFonts w:ascii="Times New Roman" w:hAnsi="Times New Roman" w:cs="Times New Roman"/>
+                <w:color w:val="000000"/>
+              </w:rPr>
+              <w:t>xe</w:t>
+            </w:r>
+            <w:proofErr w:type="spellEnd"/>
           </w:p>
         </w:tc>
         <w:tc>
@@ -5363,13 +5378,127 @@
                 <w14:ligatures w14:val="none"/>
               </w:rPr>
             </w:pPr>
-            <w:r>
-              <w:rPr>
-                <w:rFonts w:ascii="Times New Roman" w:hAnsi="Times New Roman" w:cs="Times New Roman"/>
-                <w:color w:val="000000"/>
-              </w:rPr>
-              <w:t>Khoảng cách trọng tâm xe (CG) đến cầu trước</w:t>
-            </w:r>
+            <w:proofErr w:type="spellStart"/>
+            <w:r>
+              <w:rPr>
+                <w:rFonts w:ascii="Times New Roman" w:hAnsi="Times New Roman" w:cs="Times New Roman"/>
+                <w:color w:val="000000"/>
+              </w:rPr>
+              <w:t>Khoảng</w:t>
+            </w:r>
+            <w:proofErr w:type="spellEnd"/>
+            <w:r>
+              <w:rPr>
+                <w:rFonts w:ascii="Times New Roman" w:hAnsi="Times New Roman" w:cs="Times New Roman"/>
+                <w:color w:val="000000"/>
+              </w:rPr>
+              <w:t xml:space="preserve"> </w:t>
+            </w:r>
+            <w:proofErr w:type="spellStart"/>
+            <w:r>
+              <w:rPr>
+                <w:rFonts w:ascii="Times New Roman" w:hAnsi="Times New Roman" w:cs="Times New Roman"/>
+                <w:color w:val="000000"/>
+              </w:rPr>
+              <w:t>cách</w:t>
+            </w:r>
+            <w:proofErr w:type="spellEnd"/>
+            <w:r>
+              <w:rPr>
+                <w:rFonts w:ascii="Times New Roman" w:hAnsi="Times New Roman" w:cs="Times New Roman"/>
+                <w:color w:val="000000"/>
+              </w:rPr>
+              <w:t xml:space="preserve"> </w:t>
+            </w:r>
+            <w:proofErr w:type="spellStart"/>
+            <w:r>
+              <w:rPr>
+                <w:rFonts w:ascii="Times New Roman" w:hAnsi="Times New Roman" w:cs="Times New Roman"/>
+                <w:color w:val="000000"/>
+              </w:rPr>
+              <w:t>trọng</w:t>
+            </w:r>
+            <w:proofErr w:type="spellEnd"/>
+            <w:r>
+              <w:rPr>
+                <w:rFonts w:ascii="Times New Roman" w:hAnsi="Times New Roman" w:cs="Times New Roman"/>
+                <w:color w:val="000000"/>
+              </w:rPr>
+              <w:t xml:space="preserve"> </w:t>
+            </w:r>
+            <w:proofErr w:type="spellStart"/>
+            <w:r>
+              <w:rPr>
+                <w:rFonts w:ascii="Times New Roman" w:hAnsi="Times New Roman" w:cs="Times New Roman"/>
+                <w:color w:val="000000"/>
+              </w:rPr>
+              <w:t>tâm</w:t>
+            </w:r>
+            <w:proofErr w:type="spellEnd"/>
+            <w:r>
+              <w:rPr>
+                <w:rFonts w:ascii="Times New Roman" w:hAnsi="Times New Roman" w:cs="Times New Roman"/>
+                <w:color w:val="000000"/>
+              </w:rPr>
+              <w:t xml:space="preserve"> </w:t>
+            </w:r>
+            <w:proofErr w:type="spellStart"/>
+            <w:r>
+              <w:rPr>
+                <w:rFonts w:ascii="Times New Roman" w:hAnsi="Times New Roman" w:cs="Times New Roman"/>
+                <w:color w:val="000000"/>
+              </w:rPr>
+              <w:t>xe</w:t>
+            </w:r>
+            <w:proofErr w:type="spellEnd"/>
+            <w:r>
+              <w:rPr>
+                <w:rFonts w:ascii="Times New Roman" w:hAnsi="Times New Roman" w:cs="Times New Roman"/>
+                <w:color w:val="000000"/>
+              </w:rPr>
+              <w:t xml:space="preserve"> (CG) </w:t>
+            </w:r>
+            <w:proofErr w:type="spellStart"/>
+            <w:r>
+              <w:rPr>
+                <w:rFonts w:ascii="Times New Roman" w:hAnsi="Times New Roman" w:cs="Times New Roman"/>
+                <w:color w:val="000000"/>
+              </w:rPr>
+              <w:t>đến</w:t>
+            </w:r>
+            <w:proofErr w:type="spellEnd"/>
+            <w:r>
+              <w:rPr>
+                <w:rFonts w:ascii="Times New Roman" w:hAnsi="Times New Roman" w:cs="Times New Roman"/>
+                <w:color w:val="000000"/>
+              </w:rPr>
+              <w:t xml:space="preserve"> </w:t>
+            </w:r>
+            <w:proofErr w:type="spellStart"/>
+            <w:r>
+              <w:rPr>
+                <w:rFonts w:ascii="Times New Roman" w:hAnsi="Times New Roman" w:cs="Times New Roman"/>
+                <w:color w:val="000000"/>
+              </w:rPr>
+              <w:t>cầu</w:t>
+            </w:r>
+            <w:proofErr w:type="spellEnd"/>
+            <w:r>
+              <w:rPr>
+                <w:rFonts w:ascii="Times New Roman" w:hAnsi="Times New Roman" w:cs="Times New Roman"/>
+                <w:color w:val="000000"/>
+              </w:rPr>
+              <w:t xml:space="preserve"> </w:t>
+            </w:r>
+            <w:proofErr w:type="spellStart"/>
+            <w:r>
+              <w:rPr>
+                <w:rFonts w:ascii="Times New Roman" w:hAnsi="Times New Roman" w:cs="Times New Roman"/>
+                <w:color w:val="000000"/>
+              </w:rPr>
+              <w:t>trước</w:t>
+            </w:r>
+            <w:proofErr w:type="spellEnd"/>
           </w:p>
         </w:tc>
         <w:tc>
@@ -5535,13 +5664,127 @@
                 <w14:ligatures w14:val="none"/>
               </w:rPr>
             </w:pPr>
-            <w:r>
-              <w:rPr>
-                <w:rFonts w:ascii="Times New Roman" w:hAnsi="Times New Roman" w:cs="Times New Roman"/>
-                <w:color w:val="000000"/>
-              </w:rPr>
-              <w:t>Khoảng cách trọng tâm xe (CG) đến cầu sau</w:t>
-            </w:r>
+            <w:proofErr w:type="spellStart"/>
+            <w:r>
+              <w:rPr>
+                <w:rFonts w:ascii="Times New Roman" w:hAnsi="Times New Roman" w:cs="Times New Roman"/>
+                <w:color w:val="000000"/>
+              </w:rPr>
+              <w:t>Khoảng</w:t>
+            </w:r>
+            <w:proofErr w:type="spellEnd"/>
+            <w:r>
+              <w:rPr>
+                <w:rFonts w:ascii="Times New Roman" w:hAnsi="Times New Roman" w:cs="Times New Roman"/>
+                <w:color w:val="000000"/>
+              </w:rPr>
+              <w:t xml:space="preserve"> </w:t>
+            </w:r>
+            <w:proofErr w:type="spellStart"/>
+            <w:r>
+              <w:rPr>
+                <w:rFonts w:ascii="Times New Roman" w:hAnsi="Times New Roman" w:cs="Times New Roman"/>
+                <w:color w:val="000000"/>
+              </w:rPr>
+              <w:t>cách</w:t>
+            </w:r>
+            <w:proofErr w:type="spellEnd"/>
+            <w:r>
+              <w:rPr>
+                <w:rFonts w:ascii="Times New Roman" w:hAnsi="Times New Roman" w:cs="Times New Roman"/>
+                <w:color w:val="000000"/>
+              </w:rPr>
+              <w:t xml:space="preserve"> </w:t>
+            </w:r>
+            <w:proofErr w:type="spellStart"/>
+            <w:r>
+              <w:rPr>
+                <w:rFonts w:ascii="Times New Roman" w:hAnsi="Times New Roman" w:cs="Times New Roman"/>
+                <w:color w:val="000000"/>
+              </w:rPr>
+              <w:t>trọng</w:t>
+            </w:r>
+            <w:proofErr w:type="spellEnd"/>
+            <w:r>
+              <w:rPr>
+                <w:rFonts w:ascii="Times New Roman" w:hAnsi="Times New Roman" w:cs="Times New Roman"/>
+                <w:color w:val="000000"/>
+              </w:rPr>
+              <w:t xml:space="preserve"> </w:t>
+            </w:r>
+            <w:proofErr w:type="spellStart"/>
+            <w:r>
+              <w:rPr>
+                <w:rFonts w:ascii="Times New Roman" w:hAnsi="Times New Roman" w:cs="Times New Roman"/>
+                <w:color w:val="000000"/>
+              </w:rPr>
+              <w:t>tâm</w:t>
+            </w:r>
+            <w:proofErr w:type="spellEnd"/>
+            <w:r>
+              <w:rPr>
+                <w:rFonts w:ascii="Times New Roman" w:hAnsi="Times New Roman" w:cs="Times New Roman"/>
+                <w:color w:val="000000"/>
+              </w:rPr>
+              <w:t xml:space="preserve"> </w:t>
+            </w:r>
+            <w:proofErr w:type="spellStart"/>
+            <w:r>
+              <w:rPr>
+                <w:rFonts w:ascii="Times New Roman" w:hAnsi="Times New Roman" w:cs="Times New Roman"/>
+                <w:color w:val="000000"/>
+              </w:rPr>
+              <w:t>xe</w:t>
+            </w:r>
+            <w:proofErr w:type="spellEnd"/>
+            <w:r>
+              <w:rPr>
+                <w:rFonts w:ascii="Times New Roman" w:hAnsi="Times New Roman" w:cs="Times New Roman"/>
+                <w:color w:val="000000"/>
+              </w:rPr>
+              <w:t xml:space="preserve"> (CG) </w:t>
+            </w:r>
+            <w:proofErr w:type="spellStart"/>
+            <w:r>
+              <w:rPr>
+                <w:rFonts w:ascii="Times New Roman" w:hAnsi="Times New Roman" w:cs="Times New Roman"/>
+                <w:color w:val="000000"/>
+              </w:rPr>
+              <w:t>đến</w:t>
+            </w:r>
+            <w:proofErr w:type="spellEnd"/>
+            <w:r>
+              <w:rPr>
+                <w:rFonts w:ascii="Times New Roman" w:hAnsi="Times New Roman" w:cs="Times New Roman"/>
+                <w:color w:val="000000"/>
+              </w:rPr>
+              <w:t xml:space="preserve"> </w:t>
+            </w:r>
+            <w:proofErr w:type="spellStart"/>
+            <w:r>
+              <w:rPr>
+                <w:rFonts w:ascii="Times New Roman" w:hAnsi="Times New Roman" w:cs="Times New Roman"/>
+                <w:color w:val="000000"/>
+              </w:rPr>
+              <w:t>cầu</w:t>
+            </w:r>
+            <w:proofErr w:type="spellEnd"/>
+            <w:r>
+              <w:rPr>
+                <w:rFonts w:ascii="Times New Roman" w:hAnsi="Times New Roman" w:cs="Times New Roman"/>
+                <w:color w:val="000000"/>
+              </w:rPr>
+              <w:t xml:space="preserve"> </w:t>
+            </w:r>
+            <w:proofErr w:type="spellStart"/>
+            <w:r>
+              <w:rPr>
+                <w:rFonts w:ascii="Times New Roman" w:hAnsi="Times New Roman" w:cs="Times New Roman"/>
+                <w:color w:val="000000"/>
+              </w:rPr>
+              <w:t>sau</w:t>
+            </w:r>
+            <w:proofErr w:type="spellEnd"/>
           </w:p>
         </w:tc>
         <w:tc>
@@ -5720,8 +5963,49 @@
                 <w:rFonts w:ascii="Times New Roman" w:hAnsi="Times New Roman" w:cs="Times New Roman"/>
                 <w:color w:val="000000"/>
               </w:rPr>
-              <w:t>Gia tốc trọng trường</w:t>
-            </w:r>
+              <w:t xml:space="preserve">Gia </w:t>
+            </w:r>
+            <w:proofErr w:type="spellStart"/>
+            <w:r>
+              <w:rPr>
+                <w:rFonts w:ascii="Times New Roman" w:hAnsi="Times New Roman" w:cs="Times New Roman"/>
+                <w:color w:val="000000"/>
+              </w:rPr>
+              <w:t>tốc</w:t>
+            </w:r>
+            <w:proofErr w:type="spellEnd"/>
+            <w:r>
+              <w:rPr>
+                <w:rFonts w:ascii="Times New Roman" w:hAnsi="Times New Roman" w:cs="Times New Roman"/>
+                <w:color w:val="000000"/>
+              </w:rPr>
+              <w:t xml:space="preserve"> </w:t>
+            </w:r>
+            <w:proofErr w:type="spellStart"/>
+            <w:r>
+              <w:rPr>
+                <w:rFonts w:ascii="Times New Roman" w:hAnsi="Times New Roman" w:cs="Times New Roman"/>
+                <w:color w:val="000000"/>
+              </w:rPr>
+              <w:t>trọng</w:t>
+            </w:r>
+            <w:proofErr w:type="spellEnd"/>
+            <w:r>
+              <w:rPr>
+                <w:rFonts w:ascii="Times New Roman" w:hAnsi="Times New Roman" w:cs="Times New Roman"/>
+                <w:color w:val="000000"/>
+              </w:rPr>
+              <w:t xml:space="preserve"> </w:t>
+            </w:r>
+            <w:proofErr w:type="spellStart"/>
+            <w:r>
+              <w:rPr>
+                <w:rFonts w:ascii="Times New Roman" w:hAnsi="Times New Roman" w:cs="Times New Roman"/>
+                <w:color w:val="000000"/>
+              </w:rPr>
+              <w:t>trường</w:t>
+            </w:r>
+            <w:proofErr w:type="spellEnd"/>
           </w:p>
         </w:tc>
         <w:tc>
@@ -5746,8 +6030,49 @@
                 <w:rFonts w:ascii="Times New Roman" w:hAnsi="Times New Roman" w:cs="Times New Roman"/>
                 <w:color w:val="000000"/>
               </w:rPr>
-              <w:t>Hằng số vật lý</w:t>
-            </w:r>
+              <w:t xml:space="preserve">Hằng </w:t>
+            </w:r>
+            <w:proofErr w:type="spellStart"/>
+            <w:r>
+              <w:rPr>
+                <w:rFonts w:ascii="Times New Roman" w:hAnsi="Times New Roman" w:cs="Times New Roman"/>
+                <w:color w:val="000000"/>
+              </w:rPr>
+              <w:t>số</w:t>
+            </w:r>
+            <w:proofErr w:type="spellEnd"/>
+            <w:r>
+              <w:rPr>
+                <w:rFonts w:ascii="Times New Roman" w:hAnsi="Times New Roman" w:cs="Times New Roman"/>
+                <w:color w:val="000000"/>
+              </w:rPr>
+              <w:t xml:space="preserve"> </w:t>
+            </w:r>
+            <w:proofErr w:type="spellStart"/>
+            <w:r>
+              <w:rPr>
+                <w:rFonts w:ascii="Times New Roman" w:hAnsi="Times New Roman" w:cs="Times New Roman"/>
+                <w:color w:val="000000"/>
+              </w:rPr>
+              <w:t>vật</w:t>
+            </w:r>
+            <w:proofErr w:type="spellEnd"/>
+            <w:r>
+              <w:rPr>
+                <w:rFonts w:ascii="Times New Roman" w:hAnsi="Times New Roman" w:cs="Times New Roman"/>
+                <w:color w:val="000000"/>
+              </w:rPr>
+              <w:t xml:space="preserve"> </w:t>
+            </w:r>
+            <w:proofErr w:type="spellStart"/>
+            <w:r>
+              <w:rPr>
+                <w:rFonts w:ascii="Times New Roman" w:hAnsi="Times New Roman" w:cs="Times New Roman"/>
+                <w:color w:val="000000"/>
+              </w:rPr>
+              <w:t>lý</w:t>
+            </w:r>
+            <w:proofErr w:type="spellEnd"/>
           </w:p>
         </w:tc>
       </w:tr>
@@ -5874,12 +6199,149 @@
                 <w14:ligatures w14:val="none"/>
               </w:rPr>
             </w:pPr>
-            <w:r>
-              <w:rPr>
-                <w:rFonts w:ascii="Times New Roman" w:hAnsi="Times New Roman" w:cs="Times New Roman"/>
-                <w:color w:val="000000"/>
-              </w:rPr>
-              <w:t>Độ cứng góc trượt lốp trước (cấp cả cầu)</w:t>
+            <w:proofErr w:type="spellStart"/>
+            <w:r>
+              <w:rPr>
+                <w:rFonts w:ascii="Times New Roman" w:hAnsi="Times New Roman" w:cs="Times New Roman"/>
+                <w:color w:val="000000"/>
+              </w:rPr>
+              <w:t>Độ</w:t>
+            </w:r>
+            <w:proofErr w:type="spellEnd"/>
+            <w:r>
+              <w:rPr>
+                <w:rFonts w:ascii="Times New Roman" w:hAnsi="Times New Roman" w:cs="Times New Roman"/>
+                <w:color w:val="000000"/>
+              </w:rPr>
+              <w:t xml:space="preserve"> </w:t>
+            </w:r>
+            <w:proofErr w:type="spellStart"/>
+            <w:r>
+              <w:rPr>
+                <w:rFonts w:ascii="Times New Roman" w:hAnsi="Times New Roman" w:cs="Times New Roman"/>
+                <w:color w:val="000000"/>
+              </w:rPr>
+              <w:t>cứng</w:t>
+            </w:r>
+            <w:proofErr w:type="spellEnd"/>
+            <w:r>
+              <w:rPr>
+                <w:rFonts w:ascii="Times New Roman" w:hAnsi="Times New Roman" w:cs="Times New Roman"/>
+                <w:color w:val="000000"/>
+              </w:rPr>
+              <w:t xml:space="preserve"> </w:t>
+            </w:r>
+            <w:proofErr w:type="spellStart"/>
+            <w:r>
+              <w:rPr>
+                <w:rFonts w:ascii="Times New Roman" w:hAnsi="Times New Roman" w:cs="Times New Roman"/>
+                <w:color w:val="000000"/>
+              </w:rPr>
+              <w:t>góc</w:t>
+            </w:r>
+            <w:proofErr w:type="spellEnd"/>
+            <w:r>
+              <w:rPr>
+                <w:rFonts w:ascii="Times New Roman" w:hAnsi="Times New Roman" w:cs="Times New Roman"/>
+                <w:color w:val="000000"/>
+              </w:rPr>
+              <w:t xml:space="preserve"> </w:t>
+            </w:r>
+            <w:proofErr w:type="spellStart"/>
+            <w:r>
+              <w:rPr>
+                <w:rFonts w:ascii="Times New Roman" w:hAnsi="Times New Roman" w:cs="Times New Roman"/>
+                <w:color w:val="000000"/>
+              </w:rPr>
+              <w:t>trượt</w:t>
+            </w:r>
+            <w:proofErr w:type="spellEnd"/>
+            <w:r>
+              <w:rPr>
+                <w:rFonts w:ascii="Times New Roman" w:hAnsi="Times New Roman" w:cs="Times New Roman"/>
+                <w:color w:val="000000"/>
+              </w:rPr>
+              <w:t xml:space="preserve"> </w:t>
+            </w:r>
+            <w:proofErr w:type="spellStart"/>
+            <w:r>
+              <w:rPr>
+                <w:rFonts w:ascii="Times New Roman" w:hAnsi="Times New Roman" w:cs="Times New Roman"/>
+                <w:color w:val="000000"/>
+              </w:rPr>
+              <w:t>lốp</w:t>
+            </w:r>
+            <w:proofErr w:type="spellEnd"/>
+            <w:r>
+              <w:rPr>
+                <w:rFonts w:ascii="Times New Roman" w:hAnsi="Times New Roman" w:cs="Times New Roman"/>
+                <w:color w:val="000000"/>
+              </w:rPr>
+              <w:t xml:space="preserve"> </w:t>
+            </w:r>
+            <w:proofErr w:type="spellStart"/>
+            <w:r>
+              <w:rPr>
+                <w:rFonts w:ascii="Times New Roman" w:hAnsi="Times New Roman" w:cs="Times New Roman"/>
+                <w:color w:val="000000"/>
+              </w:rPr>
+              <w:t>trước</w:t>
+            </w:r>
+            <w:proofErr w:type="spellEnd"/>
+            <w:r>
+              <w:rPr>
+                <w:rFonts w:ascii="Times New Roman" w:hAnsi="Times New Roman" w:cs="Times New Roman"/>
+                <w:color w:val="000000"/>
+              </w:rPr>
+              <w:t xml:space="preserve"> (</w:t>
+            </w:r>
+            <w:proofErr w:type="spellStart"/>
+            <w:r>
+              <w:rPr>
+                <w:rFonts w:ascii="Times New Roman" w:hAnsi="Times New Roman" w:cs="Times New Roman"/>
+                <w:color w:val="000000"/>
+              </w:rPr>
+              <w:t>cấp</w:t>
+            </w:r>
+            <w:proofErr w:type="spellEnd"/>
+            <w:r>
+              <w:rPr>
+                <w:rFonts w:ascii="Times New Roman" w:hAnsi="Times New Roman" w:cs="Times New Roman"/>
+                <w:color w:val="000000"/>
+              </w:rPr>
+              <w:t xml:space="preserve"> </w:t>
+            </w:r>
+            <w:proofErr w:type="spellStart"/>
+            <w:r>
+              <w:rPr>
+                <w:rFonts w:ascii="Times New Roman" w:hAnsi="Times New Roman" w:cs="Times New Roman"/>
+                <w:color w:val="000000"/>
+              </w:rPr>
+              <w:t>cả</w:t>
+            </w:r>
+            <w:proofErr w:type="spellEnd"/>
+            <w:r>
+              <w:rPr>
+                <w:rFonts w:ascii="Times New Roman" w:hAnsi="Times New Roman" w:cs="Times New Roman"/>
+                <w:color w:val="000000"/>
+              </w:rPr>
+              <w:t xml:space="preserve"> </w:t>
+            </w:r>
+            <w:proofErr w:type="spellStart"/>
+            <w:r>
+              <w:rPr>
+                <w:rFonts w:ascii="Times New Roman" w:hAnsi="Times New Roman" w:cs="Times New Roman"/>
+                <w:color w:val="000000"/>
+              </w:rPr>
+              <w:t>cầu</w:t>
+            </w:r>
+            <w:proofErr w:type="spellEnd"/>
+            <w:r>
+              <w:rPr>
+                <w:rFonts w:ascii="Times New Roman" w:hAnsi="Times New Roman" w:cs="Times New Roman"/>
+                <w:color w:val="000000"/>
+              </w:rPr>
+              <w:t>)</w:t>
             </w:r>
           </w:p>
         </w:tc>
@@ -6046,12 +6508,149 @@
                 <w14:ligatures w14:val="none"/>
               </w:rPr>
             </w:pPr>
-            <w:r>
-              <w:rPr>
-                <w:rFonts w:ascii="Times New Roman" w:hAnsi="Times New Roman" w:cs="Times New Roman"/>
-                <w:color w:val="000000"/>
-              </w:rPr>
-              <w:t>Độ cứng góc trượt lốp sau (cấp cả cầu)</w:t>
+            <w:proofErr w:type="spellStart"/>
+            <w:r>
+              <w:rPr>
+                <w:rFonts w:ascii="Times New Roman" w:hAnsi="Times New Roman" w:cs="Times New Roman"/>
+                <w:color w:val="000000"/>
+              </w:rPr>
+              <w:t>Độ</w:t>
+            </w:r>
+            <w:proofErr w:type="spellEnd"/>
+            <w:r>
+              <w:rPr>
+                <w:rFonts w:ascii="Times New Roman" w:hAnsi="Times New Roman" w:cs="Times New Roman"/>
+                <w:color w:val="000000"/>
+              </w:rPr>
+              <w:t xml:space="preserve"> </w:t>
+            </w:r>
+            <w:proofErr w:type="spellStart"/>
+            <w:r>
+              <w:rPr>
+                <w:rFonts w:ascii="Times New Roman" w:hAnsi="Times New Roman" w:cs="Times New Roman"/>
+                <w:color w:val="000000"/>
+              </w:rPr>
+              <w:t>cứng</w:t>
+            </w:r>
+            <w:proofErr w:type="spellEnd"/>
+            <w:r>
+              <w:rPr>
+                <w:rFonts w:ascii="Times New Roman" w:hAnsi="Times New Roman" w:cs="Times New Roman"/>
+                <w:color w:val="000000"/>
+              </w:rPr>
+              <w:t xml:space="preserve"> </w:t>
+            </w:r>
+            <w:proofErr w:type="spellStart"/>
+            <w:r>
+              <w:rPr>
+                <w:rFonts w:ascii="Times New Roman" w:hAnsi="Times New Roman" w:cs="Times New Roman"/>
+                <w:color w:val="000000"/>
+              </w:rPr>
+              <w:t>góc</w:t>
+            </w:r>
+            <w:proofErr w:type="spellEnd"/>
+            <w:r>
+              <w:rPr>
+                <w:rFonts w:ascii="Times New Roman" w:hAnsi="Times New Roman" w:cs="Times New Roman"/>
+                <w:color w:val="000000"/>
+              </w:rPr>
+              <w:t xml:space="preserve"> </w:t>
+            </w:r>
+            <w:proofErr w:type="spellStart"/>
+            <w:r>
+              <w:rPr>
+                <w:rFonts w:ascii="Times New Roman" w:hAnsi="Times New Roman" w:cs="Times New Roman"/>
+                <w:color w:val="000000"/>
+              </w:rPr>
+              <w:t>trượt</w:t>
+            </w:r>
+            <w:proofErr w:type="spellEnd"/>
+            <w:r>
+              <w:rPr>
+                <w:rFonts w:ascii="Times New Roman" w:hAnsi="Times New Roman" w:cs="Times New Roman"/>
+                <w:color w:val="000000"/>
+              </w:rPr>
+              <w:t xml:space="preserve"> </w:t>
+            </w:r>
+            <w:proofErr w:type="spellStart"/>
+            <w:r>
+              <w:rPr>
+                <w:rFonts w:ascii="Times New Roman" w:hAnsi="Times New Roman" w:cs="Times New Roman"/>
+                <w:color w:val="000000"/>
+              </w:rPr>
+              <w:t>lốp</w:t>
+            </w:r>
+            <w:proofErr w:type="spellEnd"/>
+            <w:r>
+              <w:rPr>
+                <w:rFonts w:ascii="Times New Roman" w:hAnsi="Times New Roman" w:cs="Times New Roman"/>
+                <w:color w:val="000000"/>
+              </w:rPr>
+              <w:t xml:space="preserve"> </w:t>
+            </w:r>
+            <w:proofErr w:type="spellStart"/>
+            <w:r>
+              <w:rPr>
+                <w:rFonts w:ascii="Times New Roman" w:hAnsi="Times New Roman" w:cs="Times New Roman"/>
+                <w:color w:val="000000"/>
+              </w:rPr>
+              <w:t>sau</w:t>
+            </w:r>
+            <w:proofErr w:type="spellEnd"/>
+            <w:r>
+              <w:rPr>
+                <w:rFonts w:ascii="Times New Roman" w:hAnsi="Times New Roman" w:cs="Times New Roman"/>
+                <w:color w:val="000000"/>
+              </w:rPr>
+              <w:t xml:space="preserve"> (</w:t>
+            </w:r>
+            <w:proofErr w:type="spellStart"/>
+            <w:r>
+              <w:rPr>
+                <w:rFonts w:ascii="Times New Roman" w:hAnsi="Times New Roman" w:cs="Times New Roman"/>
+                <w:color w:val="000000"/>
+              </w:rPr>
+              <w:t>cấp</w:t>
+            </w:r>
+            <w:proofErr w:type="spellEnd"/>
+            <w:r>
+              <w:rPr>
+                <w:rFonts w:ascii="Times New Roman" w:hAnsi="Times New Roman" w:cs="Times New Roman"/>
+                <w:color w:val="000000"/>
+              </w:rPr>
+              <w:t xml:space="preserve"> </w:t>
+            </w:r>
+            <w:proofErr w:type="spellStart"/>
+            <w:r>
+              <w:rPr>
+                <w:rFonts w:ascii="Times New Roman" w:hAnsi="Times New Roman" w:cs="Times New Roman"/>
+                <w:color w:val="000000"/>
+              </w:rPr>
+              <w:t>cả</w:t>
+            </w:r>
+            <w:proofErr w:type="spellEnd"/>
+            <w:r>
+              <w:rPr>
+                <w:rFonts w:ascii="Times New Roman" w:hAnsi="Times New Roman" w:cs="Times New Roman"/>
+                <w:color w:val="000000"/>
+              </w:rPr>
+              <w:t xml:space="preserve"> </w:t>
+            </w:r>
+            <w:proofErr w:type="spellStart"/>
+            <w:r>
+              <w:rPr>
+                <w:rFonts w:ascii="Times New Roman" w:hAnsi="Times New Roman" w:cs="Times New Roman"/>
+                <w:color w:val="000000"/>
+              </w:rPr>
+              <w:t>cầu</w:t>
+            </w:r>
+            <w:proofErr w:type="spellEnd"/>
+            <w:r>
+              <w:rPr>
+                <w:rFonts w:ascii="Times New Roman" w:hAnsi="Times New Roman" w:cs="Times New Roman"/>
+                <w:color w:val="000000"/>
+              </w:rPr>
+              <w:t>)</w:t>
             </w:r>
           </w:p>
         </w:tc>
@@ -6175,13 +6774,47 @@
                 <w14:ligatures w14:val="none"/>
               </w:rPr>
             </w:pPr>
-            <w:r>
-              <w:rPr>
-                <w:rFonts w:ascii="Times New Roman" w:hAnsi="Times New Roman" w:cs="Times New Roman"/>
-                <w:color w:val="000000"/>
-              </w:rPr>
-              <w:t>không thứ nguyên</w:t>
-            </w:r>
+            <w:proofErr w:type="spellStart"/>
+            <w:r>
+              <w:rPr>
+                <w:rFonts w:ascii="Times New Roman" w:hAnsi="Times New Roman" w:cs="Times New Roman"/>
+                <w:color w:val="000000"/>
+              </w:rPr>
+              <w:t>không</w:t>
+            </w:r>
+            <w:proofErr w:type="spellEnd"/>
+            <w:r>
+              <w:rPr>
+                <w:rFonts w:ascii="Times New Roman" w:hAnsi="Times New Roman" w:cs="Times New Roman"/>
+                <w:color w:val="000000"/>
+              </w:rPr>
+              <w:t xml:space="preserve"> </w:t>
+            </w:r>
+            <w:proofErr w:type="spellStart"/>
+            <w:r>
+              <w:rPr>
+                <w:rFonts w:ascii="Times New Roman" w:hAnsi="Times New Roman" w:cs="Times New Roman"/>
+                <w:color w:val="000000"/>
+              </w:rPr>
+              <w:t>thứ</w:t>
+            </w:r>
+            <w:proofErr w:type="spellEnd"/>
+            <w:r>
+              <w:rPr>
+                <w:rFonts w:ascii="Times New Roman" w:hAnsi="Times New Roman" w:cs="Times New Roman"/>
+                <w:color w:val="000000"/>
+              </w:rPr>
+              <w:t xml:space="preserve"> </w:t>
+            </w:r>
+            <w:proofErr w:type="spellStart"/>
+            <w:r>
+              <w:rPr>
+                <w:rFonts w:ascii="Times New Roman" w:hAnsi="Times New Roman" w:cs="Times New Roman"/>
+                <w:color w:val="000000"/>
+              </w:rPr>
+              <w:t>nguyên</w:t>
+            </w:r>
+            <w:proofErr w:type="spellEnd"/>
           </w:p>
         </w:tc>
         <w:tc>
@@ -6201,12 +6834,149 @@
                 <w14:ligatures w14:val="none"/>
               </w:rPr>
             </w:pPr>
-            <w:r>
-              <w:rPr>
-                <w:rFonts w:ascii="Times New Roman" w:hAnsi="Times New Roman" w:cs="Times New Roman"/>
-                <w:color w:val="000000"/>
-              </w:rPr>
-              <w:t>Hệ số hình dạng đường cong Pacejka (lực ngang)</w:t>
+            <w:proofErr w:type="spellStart"/>
+            <w:r>
+              <w:rPr>
+                <w:rFonts w:ascii="Times New Roman" w:hAnsi="Times New Roman" w:cs="Times New Roman"/>
+                <w:color w:val="000000"/>
+              </w:rPr>
+              <w:t>Hệ</w:t>
+            </w:r>
+            <w:proofErr w:type="spellEnd"/>
+            <w:r>
+              <w:rPr>
+                <w:rFonts w:ascii="Times New Roman" w:hAnsi="Times New Roman" w:cs="Times New Roman"/>
+                <w:color w:val="000000"/>
+              </w:rPr>
+              <w:t xml:space="preserve"> </w:t>
+            </w:r>
+            <w:proofErr w:type="spellStart"/>
+            <w:r>
+              <w:rPr>
+                <w:rFonts w:ascii="Times New Roman" w:hAnsi="Times New Roman" w:cs="Times New Roman"/>
+                <w:color w:val="000000"/>
+              </w:rPr>
+              <w:t>số</w:t>
+            </w:r>
+            <w:proofErr w:type="spellEnd"/>
+            <w:r>
+              <w:rPr>
+                <w:rFonts w:ascii="Times New Roman" w:hAnsi="Times New Roman" w:cs="Times New Roman"/>
+                <w:color w:val="000000"/>
+              </w:rPr>
+              <w:t xml:space="preserve"> </w:t>
+            </w:r>
+            <w:proofErr w:type="spellStart"/>
+            <w:r>
+              <w:rPr>
+                <w:rFonts w:ascii="Times New Roman" w:hAnsi="Times New Roman" w:cs="Times New Roman"/>
+                <w:color w:val="000000"/>
+              </w:rPr>
+              <w:t>hình</w:t>
+            </w:r>
+            <w:proofErr w:type="spellEnd"/>
+            <w:r>
+              <w:rPr>
+                <w:rFonts w:ascii="Times New Roman" w:hAnsi="Times New Roman" w:cs="Times New Roman"/>
+                <w:color w:val="000000"/>
+              </w:rPr>
+              <w:t xml:space="preserve"> </w:t>
+            </w:r>
+            <w:proofErr w:type="spellStart"/>
+            <w:r>
+              <w:rPr>
+                <w:rFonts w:ascii="Times New Roman" w:hAnsi="Times New Roman" w:cs="Times New Roman"/>
+                <w:color w:val="000000"/>
+              </w:rPr>
+              <w:t>dạng</w:t>
+            </w:r>
+            <w:proofErr w:type="spellEnd"/>
+            <w:r>
+              <w:rPr>
+                <w:rFonts w:ascii="Times New Roman" w:hAnsi="Times New Roman" w:cs="Times New Roman"/>
+                <w:color w:val="000000"/>
+              </w:rPr>
+              <w:t xml:space="preserve"> </w:t>
+            </w:r>
+            <w:proofErr w:type="spellStart"/>
+            <w:r>
+              <w:rPr>
+                <w:rFonts w:ascii="Times New Roman" w:hAnsi="Times New Roman" w:cs="Times New Roman"/>
+                <w:color w:val="000000"/>
+              </w:rPr>
+              <w:t>đường</w:t>
+            </w:r>
+            <w:proofErr w:type="spellEnd"/>
+            <w:r>
+              <w:rPr>
+                <w:rFonts w:ascii="Times New Roman" w:hAnsi="Times New Roman" w:cs="Times New Roman"/>
+                <w:color w:val="000000"/>
+              </w:rPr>
+              <w:t xml:space="preserve"> </w:t>
+            </w:r>
+            <w:proofErr w:type="spellStart"/>
+            <w:r>
+              <w:rPr>
+                <w:rFonts w:ascii="Times New Roman" w:hAnsi="Times New Roman" w:cs="Times New Roman"/>
+                <w:color w:val="000000"/>
+              </w:rPr>
+              <w:t>cong</w:t>
+            </w:r>
+            <w:proofErr w:type="spellEnd"/>
+            <w:r>
+              <w:rPr>
+                <w:rFonts w:ascii="Times New Roman" w:hAnsi="Times New Roman" w:cs="Times New Roman"/>
+                <w:color w:val="000000"/>
+              </w:rPr>
+              <w:t xml:space="preserve"> </w:t>
+            </w:r>
+            <w:proofErr w:type="spellStart"/>
+            <w:r>
+              <w:rPr>
+                <w:rFonts w:ascii="Times New Roman" w:hAnsi="Times New Roman" w:cs="Times New Roman"/>
+                <w:color w:val="000000"/>
+              </w:rPr>
+              <w:t>Pacejka</w:t>
+            </w:r>
+            <w:proofErr w:type="spellEnd"/>
+            <w:r>
+              <w:rPr>
+                <w:rFonts w:ascii="Times New Roman" w:hAnsi="Times New Roman" w:cs="Times New Roman"/>
+                <w:color w:val="000000"/>
+              </w:rPr>
+              <w:t xml:space="preserve"> (</w:t>
+            </w:r>
+            <w:proofErr w:type="spellStart"/>
+            <w:r>
+              <w:rPr>
+                <w:rFonts w:ascii="Times New Roman" w:hAnsi="Times New Roman" w:cs="Times New Roman"/>
+                <w:color w:val="000000"/>
+              </w:rPr>
+              <w:t>lực</w:t>
+            </w:r>
+            <w:proofErr w:type="spellEnd"/>
+            <w:r>
+              <w:rPr>
+                <w:rFonts w:ascii="Times New Roman" w:hAnsi="Times New Roman" w:cs="Times New Roman"/>
+                <w:color w:val="000000"/>
+              </w:rPr>
+              <w:t xml:space="preserve"> </w:t>
+            </w:r>
+            <w:proofErr w:type="spellStart"/>
+            <w:r>
+              <w:rPr>
+                <w:rFonts w:ascii="Times New Roman" w:hAnsi="Times New Roman" w:cs="Times New Roman"/>
+                <w:color w:val="000000"/>
+              </w:rPr>
+              <w:t>ngang</w:t>
+            </w:r>
+            <w:proofErr w:type="spellEnd"/>
+            <w:r>
+              <w:rPr>
+                <w:rFonts w:ascii="Times New Roman" w:hAnsi="Times New Roman" w:cs="Times New Roman"/>
+                <w:color w:val="000000"/>
+              </w:rPr>
+              <w:t>)</w:t>
             </w:r>
           </w:p>
         </w:tc>
@@ -6316,13 +7086,47 @@
                 <w14:ligatures w14:val="none"/>
               </w:rPr>
             </w:pPr>
-            <w:r>
-              <w:rPr>
-                <w:rFonts w:ascii="Times New Roman" w:hAnsi="Times New Roman" w:cs="Times New Roman"/>
-                <w:color w:val="000000"/>
-              </w:rPr>
-              <w:t>không thứ nguyên</w:t>
-            </w:r>
+            <w:proofErr w:type="spellStart"/>
+            <w:r>
+              <w:rPr>
+                <w:rFonts w:ascii="Times New Roman" w:hAnsi="Times New Roman" w:cs="Times New Roman"/>
+                <w:color w:val="000000"/>
+              </w:rPr>
+              <w:t>không</w:t>
+            </w:r>
+            <w:proofErr w:type="spellEnd"/>
+            <w:r>
+              <w:rPr>
+                <w:rFonts w:ascii="Times New Roman" w:hAnsi="Times New Roman" w:cs="Times New Roman"/>
+                <w:color w:val="000000"/>
+              </w:rPr>
+              <w:t xml:space="preserve"> </w:t>
+            </w:r>
+            <w:proofErr w:type="spellStart"/>
+            <w:r>
+              <w:rPr>
+                <w:rFonts w:ascii="Times New Roman" w:hAnsi="Times New Roman" w:cs="Times New Roman"/>
+                <w:color w:val="000000"/>
+              </w:rPr>
+              <w:t>thứ</w:t>
+            </w:r>
+            <w:proofErr w:type="spellEnd"/>
+            <w:r>
+              <w:rPr>
+                <w:rFonts w:ascii="Times New Roman" w:hAnsi="Times New Roman" w:cs="Times New Roman"/>
+                <w:color w:val="000000"/>
+              </w:rPr>
+              <w:t xml:space="preserve"> </w:t>
+            </w:r>
+            <w:proofErr w:type="spellStart"/>
+            <w:r>
+              <w:rPr>
+                <w:rFonts w:ascii="Times New Roman" w:hAnsi="Times New Roman" w:cs="Times New Roman"/>
+                <w:color w:val="000000"/>
+              </w:rPr>
+              <w:t>nguyên</w:t>
+            </w:r>
+            <w:proofErr w:type="spellEnd"/>
           </w:p>
         </w:tc>
         <w:tc>
@@ -6342,12 +7146,149 @@
                 <w14:ligatures w14:val="none"/>
               </w:rPr>
             </w:pPr>
-            <w:r>
-              <w:rPr>
-                <w:rFonts w:ascii="Times New Roman" w:hAnsi="Times New Roman" w:cs="Times New Roman"/>
-                <w:color w:val="000000"/>
-              </w:rPr>
-              <w:t>Hệ số độ cong đường cong Pacejka (lực ngang)</w:t>
+            <w:proofErr w:type="spellStart"/>
+            <w:r>
+              <w:rPr>
+                <w:rFonts w:ascii="Times New Roman" w:hAnsi="Times New Roman" w:cs="Times New Roman"/>
+                <w:color w:val="000000"/>
+              </w:rPr>
+              <w:t>Hệ</w:t>
+            </w:r>
+            <w:proofErr w:type="spellEnd"/>
+            <w:r>
+              <w:rPr>
+                <w:rFonts w:ascii="Times New Roman" w:hAnsi="Times New Roman" w:cs="Times New Roman"/>
+                <w:color w:val="000000"/>
+              </w:rPr>
+              <w:t xml:space="preserve"> </w:t>
+            </w:r>
+            <w:proofErr w:type="spellStart"/>
+            <w:r>
+              <w:rPr>
+                <w:rFonts w:ascii="Times New Roman" w:hAnsi="Times New Roman" w:cs="Times New Roman"/>
+                <w:color w:val="000000"/>
+              </w:rPr>
+              <w:t>số</w:t>
+            </w:r>
+            <w:proofErr w:type="spellEnd"/>
+            <w:r>
+              <w:rPr>
+                <w:rFonts w:ascii="Times New Roman" w:hAnsi="Times New Roman" w:cs="Times New Roman"/>
+                <w:color w:val="000000"/>
+              </w:rPr>
+              <w:t xml:space="preserve"> </w:t>
+            </w:r>
+            <w:proofErr w:type="spellStart"/>
+            <w:r>
+              <w:rPr>
+                <w:rFonts w:ascii="Times New Roman" w:hAnsi="Times New Roman" w:cs="Times New Roman"/>
+                <w:color w:val="000000"/>
+              </w:rPr>
+              <w:t>độ</w:t>
+            </w:r>
+            <w:proofErr w:type="spellEnd"/>
+            <w:r>
+              <w:rPr>
+                <w:rFonts w:ascii="Times New Roman" w:hAnsi="Times New Roman" w:cs="Times New Roman"/>
+                <w:color w:val="000000"/>
+              </w:rPr>
+              <w:t xml:space="preserve"> </w:t>
+            </w:r>
+            <w:proofErr w:type="spellStart"/>
+            <w:r>
+              <w:rPr>
+                <w:rFonts w:ascii="Times New Roman" w:hAnsi="Times New Roman" w:cs="Times New Roman"/>
+                <w:color w:val="000000"/>
+              </w:rPr>
+              <w:t>cong</w:t>
+            </w:r>
+            <w:proofErr w:type="spellEnd"/>
+            <w:r>
+              <w:rPr>
+                <w:rFonts w:ascii="Times New Roman" w:hAnsi="Times New Roman" w:cs="Times New Roman"/>
+                <w:color w:val="000000"/>
+              </w:rPr>
+              <w:t xml:space="preserve"> </w:t>
+            </w:r>
+            <w:proofErr w:type="spellStart"/>
+            <w:r>
+              <w:rPr>
+                <w:rFonts w:ascii="Times New Roman" w:hAnsi="Times New Roman" w:cs="Times New Roman"/>
+                <w:color w:val="000000"/>
+              </w:rPr>
+              <w:t>đường</w:t>
+            </w:r>
+            <w:proofErr w:type="spellEnd"/>
+            <w:r>
+              <w:rPr>
+                <w:rFonts w:ascii="Times New Roman" w:hAnsi="Times New Roman" w:cs="Times New Roman"/>
+                <w:color w:val="000000"/>
+              </w:rPr>
+              <w:t xml:space="preserve"> </w:t>
+            </w:r>
+            <w:proofErr w:type="spellStart"/>
+            <w:r>
+              <w:rPr>
+                <w:rFonts w:ascii="Times New Roman" w:hAnsi="Times New Roman" w:cs="Times New Roman"/>
+                <w:color w:val="000000"/>
+              </w:rPr>
+              <w:t>cong</w:t>
+            </w:r>
+            <w:proofErr w:type="spellEnd"/>
+            <w:r>
+              <w:rPr>
+                <w:rFonts w:ascii="Times New Roman" w:hAnsi="Times New Roman" w:cs="Times New Roman"/>
+                <w:color w:val="000000"/>
+              </w:rPr>
+              <w:t xml:space="preserve"> </w:t>
+            </w:r>
+            <w:proofErr w:type="spellStart"/>
+            <w:r>
+              <w:rPr>
+                <w:rFonts w:ascii="Times New Roman" w:hAnsi="Times New Roman" w:cs="Times New Roman"/>
+                <w:color w:val="000000"/>
+              </w:rPr>
+              <w:t>Pacejka</w:t>
+            </w:r>
+            <w:proofErr w:type="spellEnd"/>
+            <w:r>
+              <w:rPr>
+                <w:rFonts w:ascii="Times New Roman" w:hAnsi="Times New Roman" w:cs="Times New Roman"/>
+                <w:color w:val="000000"/>
+              </w:rPr>
+              <w:t xml:space="preserve"> (</w:t>
+            </w:r>
+            <w:proofErr w:type="spellStart"/>
+            <w:r>
+              <w:rPr>
+                <w:rFonts w:ascii="Times New Roman" w:hAnsi="Times New Roman" w:cs="Times New Roman"/>
+                <w:color w:val="000000"/>
+              </w:rPr>
+              <w:t>lực</w:t>
+            </w:r>
+            <w:proofErr w:type="spellEnd"/>
+            <w:r>
+              <w:rPr>
+                <w:rFonts w:ascii="Times New Roman" w:hAnsi="Times New Roman" w:cs="Times New Roman"/>
+                <w:color w:val="000000"/>
+              </w:rPr>
+              <w:t xml:space="preserve"> </w:t>
+            </w:r>
+            <w:proofErr w:type="spellStart"/>
+            <w:r>
+              <w:rPr>
+                <w:rFonts w:ascii="Times New Roman" w:hAnsi="Times New Roman" w:cs="Times New Roman"/>
+                <w:color w:val="000000"/>
+              </w:rPr>
+              <w:t>ngang</w:t>
+            </w:r>
+            <w:proofErr w:type="spellEnd"/>
+            <w:r>
+              <w:rPr>
+                <w:rFonts w:ascii="Times New Roman" w:hAnsi="Times New Roman" w:cs="Times New Roman"/>
+                <w:color w:val="000000"/>
+              </w:rPr>
+              <w:t>)</w:t>
             </w:r>
           </w:p>
         </w:tc>
@@ -6476,13 +7417,47 @@
                 <w14:ligatures w14:val="none"/>
               </w:rPr>
             </w:pPr>
-            <w:r>
-              <w:rPr>
-                <w:rFonts w:ascii="Times New Roman" w:hAnsi="Times New Roman" w:cs="Times New Roman"/>
-                <w:color w:val="000000"/>
-              </w:rPr>
-              <w:t>không thứ nguyên</w:t>
-            </w:r>
+            <w:proofErr w:type="spellStart"/>
+            <w:r>
+              <w:rPr>
+                <w:rFonts w:ascii="Times New Roman" w:hAnsi="Times New Roman" w:cs="Times New Roman"/>
+                <w:color w:val="000000"/>
+              </w:rPr>
+              <w:t>không</w:t>
+            </w:r>
+            <w:proofErr w:type="spellEnd"/>
+            <w:r>
+              <w:rPr>
+                <w:rFonts w:ascii="Times New Roman" w:hAnsi="Times New Roman" w:cs="Times New Roman"/>
+                <w:color w:val="000000"/>
+              </w:rPr>
+              <w:t xml:space="preserve"> </w:t>
+            </w:r>
+            <w:proofErr w:type="spellStart"/>
+            <w:r>
+              <w:rPr>
+                <w:rFonts w:ascii="Times New Roman" w:hAnsi="Times New Roman" w:cs="Times New Roman"/>
+                <w:color w:val="000000"/>
+              </w:rPr>
+              <w:t>thứ</w:t>
+            </w:r>
+            <w:proofErr w:type="spellEnd"/>
+            <w:r>
+              <w:rPr>
+                <w:rFonts w:ascii="Times New Roman" w:hAnsi="Times New Roman" w:cs="Times New Roman"/>
+                <w:color w:val="000000"/>
+              </w:rPr>
+              <w:t xml:space="preserve"> </w:t>
+            </w:r>
+            <w:proofErr w:type="spellStart"/>
+            <w:r>
+              <w:rPr>
+                <w:rFonts w:ascii="Times New Roman" w:hAnsi="Times New Roman" w:cs="Times New Roman"/>
+                <w:color w:val="000000"/>
+              </w:rPr>
+              <w:t>nguyên</w:t>
+            </w:r>
+            <w:proofErr w:type="spellEnd"/>
           </w:p>
         </w:tc>
         <w:tc>
@@ -6502,12 +7477,181 @@
                 <w14:ligatures w14:val="none"/>
               </w:rPr>
             </w:pPr>
-            <w:r>
-              <w:rPr>
-                <w:rFonts w:ascii="Times New Roman" w:hAnsi="Times New Roman" w:cs="Times New Roman"/>
-                <w:color w:val="000000"/>
-              </w:rPr>
-              <w:t>Tỷ số truyền cơ cấu lái tổng (góc vô-lăng / góc bánh xe)</w:t>
+            <w:proofErr w:type="spellStart"/>
+            <w:r>
+              <w:rPr>
+                <w:rFonts w:ascii="Times New Roman" w:hAnsi="Times New Roman" w:cs="Times New Roman"/>
+                <w:color w:val="000000"/>
+              </w:rPr>
+              <w:t>Tỷ</w:t>
+            </w:r>
+            <w:proofErr w:type="spellEnd"/>
+            <w:r>
+              <w:rPr>
+                <w:rFonts w:ascii="Times New Roman" w:hAnsi="Times New Roman" w:cs="Times New Roman"/>
+                <w:color w:val="000000"/>
+              </w:rPr>
+              <w:t xml:space="preserve"> </w:t>
+            </w:r>
+            <w:proofErr w:type="spellStart"/>
+            <w:r>
+              <w:rPr>
+                <w:rFonts w:ascii="Times New Roman" w:hAnsi="Times New Roman" w:cs="Times New Roman"/>
+                <w:color w:val="000000"/>
+              </w:rPr>
+              <w:t>số</w:t>
+            </w:r>
+            <w:proofErr w:type="spellEnd"/>
+            <w:r>
+              <w:rPr>
+                <w:rFonts w:ascii="Times New Roman" w:hAnsi="Times New Roman" w:cs="Times New Roman"/>
+                <w:color w:val="000000"/>
+              </w:rPr>
+              <w:t xml:space="preserve"> </w:t>
+            </w:r>
+            <w:proofErr w:type="spellStart"/>
+            <w:r>
+              <w:rPr>
+                <w:rFonts w:ascii="Times New Roman" w:hAnsi="Times New Roman" w:cs="Times New Roman"/>
+                <w:color w:val="000000"/>
+              </w:rPr>
+              <w:t>truyền</w:t>
+            </w:r>
+            <w:proofErr w:type="spellEnd"/>
+            <w:r>
+              <w:rPr>
+                <w:rFonts w:ascii="Times New Roman" w:hAnsi="Times New Roman" w:cs="Times New Roman"/>
+                <w:color w:val="000000"/>
+              </w:rPr>
+              <w:t xml:space="preserve"> </w:t>
+            </w:r>
+            <w:proofErr w:type="spellStart"/>
+            <w:r>
+              <w:rPr>
+                <w:rFonts w:ascii="Times New Roman" w:hAnsi="Times New Roman" w:cs="Times New Roman"/>
+                <w:color w:val="000000"/>
+              </w:rPr>
+              <w:t>cơ</w:t>
+            </w:r>
+            <w:proofErr w:type="spellEnd"/>
+            <w:r>
+              <w:rPr>
+                <w:rFonts w:ascii="Times New Roman" w:hAnsi="Times New Roman" w:cs="Times New Roman"/>
+                <w:color w:val="000000"/>
+              </w:rPr>
+              <w:t xml:space="preserve"> </w:t>
+            </w:r>
+            <w:proofErr w:type="spellStart"/>
+            <w:r>
+              <w:rPr>
+                <w:rFonts w:ascii="Times New Roman" w:hAnsi="Times New Roman" w:cs="Times New Roman"/>
+                <w:color w:val="000000"/>
+              </w:rPr>
+              <w:t>cấu</w:t>
+            </w:r>
+            <w:proofErr w:type="spellEnd"/>
+            <w:r>
+              <w:rPr>
+                <w:rFonts w:ascii="Times New Roman" w:hAnsi="Times New Roman" w:cs="Times New Roman"/>
+                <w:color w:val="000000"/>
+              </w:rPr>
+              <w:t xml:space="preserve"> </w:t>
+            </w:r>
+            <w:proofErr w:type="spellStart"/>
+            <w:r>
+              <w:rPr>
+                <w:rFonts w:ascii="Times New Roman" w:hAnsi="Times New Roman" w:cs="Times New Roman"/>
+                <w:color w:val="000000"/>
+              </w:rPr>
+              <w:t>lái</w:t>
+            </w:r>
+            <w:proofErr w:type="spellEnd"/>
+            <w:r>
+              <w:rPr>
+                <w:rFonts w:ascii="Times New Roman" w:hAnsi="Times New Roman" w:cs="Times New Roman"/>
+                <w:color w:val="000000"/>
+              </w:rPr>
+              <w:t xml:space="preserve"> </w:t>
+            </w:r>
+            <w:proofErr w:type="spellStart"/>
+            <w:r>
+              <w:rPr>
+                <w:rFonts w:ascii="Times New Roman" w:hAnsi="Times New Roman" w:cs="Times New Roman"/>
+                <w:color w:val="000000"/>
+              </w:rPr>
+              <w:t>tổng</w:t>
+            </w:r>
+            <w:proofErr w:type="spellEnd"/>
+            <w:r>
+              <w:rPr>
+                <w:rFonts w:ascii="Times New Roman" w:hAnsi="Times New Roman" w:cs="Times New Roman"/>
+                <w:color w:val="000000"/>
+              </w:rPr>
+              <w:t xml:space="preserve"> (</w:t>
+            </w:r>
+            <w:proofErr w:type="spellStart"/>
+            <w:r>
+              <w:rPr>
+                <w:rFonts w:ascii="Times New Roman" w:hAnsi="Times New Roman" w:cs="Times New Roman"/>
+                <w:color w:val="000000"/>
+              </w:rPr>
+              <w:t>góc</w:t>
+            </w:r>
+            <w:proofErr w:type="spellEnd"/>
+            <w:r>
+              <w:rPr>
+                <w:rFonts w:ascii="Times New Roman" w:hAnsi="Times New Roman" w:cs="Times New Roman"/>
+                <w:color w:val="000000"/>
+              </w:rPr>
+              <w:t xml:space="preserve"> </w:t>
+            </w:r>
+            <w:proofErr w:type="spellStart"/>
+            <w:r>
+              <w:rPr>
+                <w:rFonts w:ascii="Times New Roman" w:hAnsi="Times New Roman" w:cs="Times New Roman"/>
+                <w:color w:val="000000"/>
+              </w:rPr>
+              <w:t>vô-lăng</w:t>
+            </w:r>
+            <w:proofErr w:type="spellEnd"/>
+            <w:r>
+              <w:rPr>
+                <w:rFonts w:ascii="Times New Roman" w:hAnsi="Times New Roman" w:cs="Times New Roman"/>
+                <w:color w:val="000000"/>
+              </w:rPr>
+              <w:t xml:space="preserve"> / </w:t>
+            </w:r>
+            <w:proofErr w:type="spellStart"/>
+            <w:r>
+              <w:rPr>
+                <w:rFonts w:ascii="Times New Roman" w:hAnsi="Times New Roman" w:cs="Times New Roman"/>
+                <w:color w:val="000000"/>
+              </w:rPr>
+              <w:t>góc</w:t>
+            </w:r>
+            <w:proofErr w:type="spellEnd"/>
+            <w:r>
+              <w:rPr>
+                <w:rFonts w:ascii="Times New Roman" w:hAnsi="Times New Roman" w:cs="Times New Roman"/>
+                <w:color w:val="000000"/>
+              </w:rPr>
+              <w:t xml:space="preserve"> bánh </w:t>
+            </w:r>
+            <w:proofErr w:type="spellStart"/>
+            <w:r>
+              <w:rPr>
+                <w:rFonts w:ascii="Times New Roman" w:hAnsi="Times New Roman" w:cs="Times New Roman"/>
+                <w:color w:val="000000"/>
+              </w:rPr>
+              <w:t>xe</w:t>
+            </w:r>
+            <w:proofErr w:type="spellEnd"/>
+            <w:r>
+              <w:rPr>
+                <w:rFonts w:ascii="Times New Roman" w:hAnsi="Times New Roman" w:cs="Times New Roman"/>
+                <w:color w:val="000000"/>
+              </w:rPr>
+              <w:t>)</w:t>
             </w:r>
           </w:p>
         </w:tc>
@@ -6738,8 +7882,81 @@
                 <w:rFonts w:ascii="Times New Roman" w:hAnsi="Times New Roman" w:cs="Times New Roman"/>
                 <w:color w:val="000000"/>
               </w:rPr>
-              <w:t>neumatic trail danh nghĩa ở                                            góc trượt nhỏ</w:t>
-            </w:r>
+              <w:t xml:space="preserve">neumatic trail </w:t>
+            </w:r>
+            <w:proofErr w:type="spellStart"/>
+            <w:r>
+              <w:rPr>
+                <w:rFonts w:ascii="Times New Roman" w:hAnsi="Times New Roman" w:cs="Times New Roman"/>
+                <w:color w:val="000000"/>
+              </w:rPr>
+              <w:t>danh</w:t>
+            </w:r>
+            <w:proofErr w:type="spellEnd"/>
+            <w:r>
+              <w:rPr>
+                <w:rFonts w:ascii="Times New Roman" w:hAnsi="Times New Roman" w:cs="Times New Roman"/>
+                <w:color w:val="000000"/>
+              </w:rPr>
+              <w:t xml:space="preserve"> </w:t>
+            </w:r>
+            <w:proofErr w:type="spellStart"/>
+            <w:r>
+              <w:rPr>
+                <w:rFonts w:ascii="Times New Roman" w:hAnsi="Times New Roman" w:cs="Times New Roman"/>
+                <w:color w:val="000000"/>
+              </w:rPr>
+              <w:t>nghĩa</w:t>
+            </w:r>
+            <w:proofErr w:type="spellEnd"/>
+            <w:r>
+              <w:rPr>
+                <w:rFonts w:ascii="Times New Roman" w:hAnsi="Times New Roman" w:cs="Times New Roman"/>
+                <w:color w:val="000000"/>
+              </w:rPr>
+              <w:t xml:space="preserve"> ở                                            </w:t>
+            </w:r>
+            <w:proofErr w:type="spellStart"/>
+            <w:r>
+              <w:rPr>
+                <w:rFonts w:ascii="Times New Roman" w:hAnsi="Times New Roman" w:cs="Times New Roman"/>
+                <w:color w:val="000000"/>
+              </w:rPr>
+              <w:t>góc</w:t>
+            </w:r>
+            <w:proofErr w:type="spellEnd"/>
+            <w:r>
+              <w:rPr>
+                <w:rFonts w:ascii="Times New Roman" w:hAnsi="Times New Roman" w:cs="Times New Roman"/>
+                <w:color w:val="000000"/>
+              </w:rPr>
+              <w:t xml:space="preserve"> </w:t>
+            </w:r>
+            <w:proofErr w:type="spellStart"/>
+            <w:r>
+              <w:rPr>
+                <w:rFonts w:ascii="Times New Roman" w:hAnsi="Times New Roman" w:cs="Times New Roman"/>
+                <w:color w:val="000000"/>
+              </w:rPr>
+              <w:t>trượt</w:t>
+            </w:r>
+            <w:proofErr w:type="spellEnd"/>
+            <w:r>
+              <w:rPr>
+                <w:rFonts w:ascii="Times New Roman" w:hAnsi="Times New Roman" w:cs="Times New Roman"/>
+                <w:color w:val="000000"/>
+              </w:rPr>
+              <w:t xml:space="preserve"> </w:t>
+            </w:r>
+            <w:proofErr w:type="spellStart"/>
+            <w:r>
+              <w:rPr>
+                <w:rFonts w:ascii="Times New Roman" w:hAnsi="Times New Roman" w:cs="Times New Roman"/>
+                <w:color w:val="000000"/>
+              </w:rPr>
+              <w:t>nhỏ</w:t>
+            </w:r>
+            <w:proofErr w:type="spellEnd"/>
           </w:p>
         </w:tc>
         <w:tc>
@@ -6793,11 +8010,75 @@
         </w:rPr>
       </w:pPr>
       <w:bookmarkStart w:id="5" w:name="_Toc241016557"/>
+      <w:proofErr w:type="spellStart"/>
       <w:r>
         <w:rPr>
           <w:rFonts w:ascii="Times New Roman" w:hAnsi="Times New Roman" w:cs="Times New Roman"/>
         </w:rPr>
-        <w:t>Góc trượt lốp (hình học)</w:t>
+        <w:t>Góc</w:t>
+      </w:r>
+      <w:proofErr w:type="spellEnd"/>
+      <w:r>
+        <w:rPr>
+          <w:rFonts w:ascii="Times New Roman" w:hAnsi="Times New Roman" w:cs="Times New Roman"/>
+        </w:rPr>
+        <w:t xml:space="preserve"> </w:t>
+      </w:r>
+      <w:proofErr w:type="spellStart"/>
+      <w:r>
+        <w:rPr>
+          <w:rFonts w:ascii="Times New Roman" w:hAnsi="Times New Roman" w:cs="Times New Roman"/>
+        </w:rPr>
+        <w:t>trượt</w:t>
+      </w:r>
+      <w:proofErr w:type="spellEnd"/>
+      <w:r>
+        <w:rPr>
+          <w:rFonts w:ascii="Times New Roman" w:hAnsi="Times New Roman" w:cs="Times New Roman"/>
+        </w:rPr>
+        <w:t xml:space="preserve"> </w:t>
+      </w:r>
+      <w:proofErr w:type="spellStart"/>
+      <w:r>
+        <w:rPr>
+          <w:rFonts w:ascii="Times New Roman" w:hAnsi="Times New Roman" w:cs="Times New Roman"/>
+        </w:rPr>
+        <w:t>lốp</w:t>
+      </w:r>
+      <w:proofErr w:type="spellEnd"/>
+      <w:r>
+        <w:rPr>
+          <w:rFonts w:ascii="Times New Roman" w:hAnsi="Times New Roman" w:cs="Times New Roman"/>
+        </w:rPr>
+        <w:t xml:space="preserve"> (</w:t>
+      </w:r>
+      <w:proofErr w:type="spellStart"/>
+      <w:r>
+        <w:rPr>
+          <w:rFonts w:ascii="Times New Roman" w:hAnsi="Times New Roman" w:cs="Times New Roman"/>
+        </w:rPr>
+        <w:t>hình</w:t>
+      </w:r>
+      <w:proofErr w:type="spellEnd"/>
+      <w:r>
+        <w:rPr>
+          <w:rFonts w:ascii="Times New Roman" w:hAnsi="Times New Roman" w:cs="Times New Roman"/>
+        </w:rPr>
+        <w:t xml:space="preserve"> </w:t>
+      </w:r>
+      <w:proofErr w:type="spellStart"/>
+      <w:r>
+        <w:rPr>
+          <w:rFonts w:ascii="Times New Roman" w:hAnsi="Times New Roman" w:cs="Times New Roman"/>
+        </w:rPr>
+        <w:t>học</w:t>
+      </w:r>
+      <w:proofErr w:type="spellEnd"/>
+      <w:r>
+        <w:rPr>
+          <w:rFonts w:ascii="Times New Roman" w:hAnsi="Times New Roman" w:cs="Times New Roman"/>
+        </w:rPr>
+        <w:t>)</w:t>
       </w:r>
       <w:r>
         <w:rPr>
@@ -6842,7 +8123,6 @@
           <w:rFonts w:ascii="Times New Roman" w:eastAsiaTheme="minorEastAsia" w:hAnsi="Times New Roman" w:cs="Times New Roman"/>
           <w:sz w:val="24"/>
           <w:szCs w:val="24"/>
-          <w:lang w:val="vi-VN"/>
         </w:rPr>
       </w:pPr>
       <m:oMathPara>
@@ -6897,14 +8177,37 @@
               </m:ctrlPr>
             </m:fPr>
             <m:num>
-              <m:r>
-                <w:rPr>
-                  <w:rFonts w:ascii="Cambria Math" w:eastAsiaTheme="minorEastAsia" w:hAnsi="Cambria Math" w:cs="Times New Roman"/>
-                  <w:sz w:val="24"/>
-                  <w:szCs w:val="24"/>
-                </w:rPr>
-                <m:t>θ</m:t>
-              </m:r>
+              <m:sSub>
+                <m:sSubPr>
+                  <m:ctrlPr>
+                    <w:rPr>
+                      <w:rFonts w:ascii="Cambria Math" w:eastAsiaTheme="minorEastAsia" w:hAnsi="Cambria Math" w:cs="Times New Roman"/>
+                      <w:sz w:val="24"/>
+                      <w:szCs w:val="24"/>
+                    </w:rPr>
+                  </m:ctrlPr>
+                </m:sSubPr>
+                <m:e>
+                  <m:r>
+                    <w:rPr>
+                      <w:rFonts w:ascii="Cambria Math" w:eastAsiaTheme="minorEastAsia" w:hAnsi="Cambria Math" w:cs="Times New Roman"/>
+                      <w:sz w:val="24"/>
+                      <w:szCs w:val="24"/>
+                    </w:rPr>
+                    <m:t>θ</m:t>
+                  </m:r>
+                </m:e>
+                <m:sub>
+                  <m:r>
+                    <w:rPr>
+                      <w:rFonts w:ascii="Cambria Math" w:eastAsiaTheme="minorEastAsia" w:hAnsi="Cambria Math" w:cs="Times New Roman"/>
+                      <w:sz w:val="24"/>
+                      <w:szCs w:val="24"/>
+                    </w:rPr>
+                    <m:t>2</m:t>
+                  </m:r>
+                </m:sub>
+              </m:sSub>
             </m:num>
             <m:den>
               <m:sSub>
@@ -6952,6 +8255,14 @@
           <w:lang w:val="vi-VN"/>
         </w:rPr>
       </w:pPr>
+      <w:r>
+        <w:rPr>
+          <w:rFonts w:ascii="Times New Roman" w:hAnsi="Times New Roman" w:cs="Times New Roman"/>
+          <w:sz w:val="24"/>
+          <w:szCs w:val="24"/>
+        </w:rPr>
+        <w:t xml:space="preserve"> </w:t>
+      </w:r>
       <w:r>
         <w:rPr>
           <w:rFonts w:ascii="Times New Roman" w:hAnsi="Times New Roman" w:cs="Times New Roman"/>
@@ -7486,6 +8797,19 @@
         <w:t>:</w:t>
       </w:r>
       <w:bookmarkEnd w:id="7"/>
+      <w:r>
+        <w:rPr>
+          <w:rFonts w:ascii="Times New Roman" w:hAnsi="Times New Roman" w:cs="Times New Roman"/>
+        </w:rPr>
+        <w:t xml:space="preserve"> </w:t>
+      </w:r>
+      <w:r>
+        <w:rPr>
+          <w:rFonts w:ascii="Times New Roman" w:hAnsi="Times New Roman" w:cs="Times New Roman"/>
+          <w:lang w:val="vi-VN"/>
+        </w:rPr>
+        <w:t xml:space="preserve"> </w:t>
+      </w:r>
     </w:p>
     <w:p>
       <w:pPr>
@@ -8061,6 +9385,7 @@
           <w:lang w:val="vi-VN"/>
         </w:rPr>
       </w:pPr>
+      <w:proofErr w:type="spellStart"/>
       <w:r>
         <w:rPr>
           <w:rFonts w:ascii="Times New Roman" w:eastAsiaTheme="majorEastAsia" w:hAnsi="Times New Roman" w:cs="Times New Roman"/>
@@ -8068,7 +9393,97 @@
           <w:sz w:val="28"/>
           <w:szCs w:val="28"/>
         </w:rPr>
-        <w:t xml:space="preserve">Mô-men phản hồi mặt đường </w:t>
+        <w:t>Mô</w:t>
+      </w:r>
+      <w:proofErr w:type="spellEnd"/>
+      <w:r>
+        <w:rPr>
+          <w:rFonts w:ascii="Times New Roman" w:eastAsiaTheme="majorEastAsia" w:hAnsi="Times New Roman" w:cs="Times New Roman"/>
+          <w:color w:val="2E74B5" w:themeColor="accent1" w:themeShade="BF"/>
+          <w:sz w:val="28"/>
+          <w:szCs w:val="28"/>
+        </w:rPr>
+        <w:t xml:space="preserve">-men </w:t>
+      </w:r>
+      <w:proofErr w:type="spellStart"/>
+      <w:r>
+        <w:rPr>
+          <w:rFonts w:ascii="Times New Roman" w:eastAsiaTheme="majorEastAsia" w:hAnsi="Times New Roman" w:cs="Times New Roman"/>
+          <w:color w:val="2E74B5" w:themeColor="accent1" w:themeShade="BF"/>
+          <w:sz w:val="28"/>
+          <w:szCs w:val="28"/>
+        </w:rPr>
+        <w:t>phản</w:t>
+      </w:r>
+      <w:proofErr w:type="spellEnd"/>
+      <w:r>
+        <w:rPr>
+          <w:rFonts w:ascii="Times New Roman" w:eastAsiaTheme="majorEastAsia" w:hAnsi="Times New Roman" w:cs="Times New Roman"/>
+          <w:color w:val="2E74B5" w:themeColor="accent1" w:themeShade="BF"/>
+          <w:sz w:val="28"/>
+          <w:szCs w:val="28"/>
+        </w:rPr>
+        <w:t xml:space="preserve"> </w:t>
+      </w:r>
+      <w:proofErr w:type="spellStart"/>
+      <w:r>
+        <w:rPr>
+          <w:rFonts w:ascii="Times New Roman" w:eastAsiaTheme="majorEastAsia" w:hAnsi="Times New Roman" w:cs="Times New Roman"/>
+          <w:color w:val="2E74B5" w:themeColor="accent1" w:themeShade="BF"/>
+          <w:sz w:val="28"/>
+          <w:szCs w:val="28"/>
+        </w:rPr>
+        <w:t>hồi</w:t>
+      </w:r>
+      <w:proofErr w:type="spellEnd"/>
+      <w:r>
+        <w:rPr>
+          <w:rFonts w:ascii="Times New Roman" w:eastAsiaTheme="majorEastAsia" w:hAnsi="Times New Roman" w:cs="Times New Roman"/>
+          <w:color w:val="2E74B5" w:themeColor="accent1" w:themeShade="BF"/>
+          <w:sz w:val="28"/>
+          <w:szCs w:val="28"/>
+        </w:rPr>
+        <w:t xml:space="preserve"> </w:t>
+      </w:r>
+      <w:proofErr w:type="spellStart"/>
+      <w:r>
+        <w:rPr>
+          <w:rFonts w:ascii="Times New Roman" w:eastAsiaTheme="majorEastAsia" w:hAnsi="Times New Roman" w:cs="Times New Roman"/>
+          <w:color w:val="2E74B5" w:themeColor="accent1" w:themeShade="BF"/>
+          <w:sz w:val="28"/>
+          <w:szCs w:val="28"/>
+        </w:rPr>
+        <w:t>mặt</w:t>
+      </w:r>
+      <w:proofErr w:type="spellEnd"/>
+      <w:r>
+        <w:rPr>
+          <w:rFonts w:ascii="Times New Roman" w:eastAsiaTheme="majorEastAsia" w:hAnsi="Times New Roman" w:cs="Times New Roman"/>
+          <w:color w:val="2E74B5" w:themeColor="accent1" w:themeShade="BF"/>
+          <w:sz w:val="28"/>
+          <w:szCs w:val="28"/>
+        </w:rPr>
+        <w:t xml:space="preserve"> </w:t>
+      </w:r>
+      <w:proofErr w:type="spellStart"/>
+      <w:r>
+        <w:rPr>
+          <w:rFonts w:ascii="Times New Roman" w:eastAsiaTheme="majorEastAsia" w:hAnsi="Times New Roman" w:cs="Times New Roman"/>
+          <w:color w:val="2E74B5" w:themeColor="accent1" w:themeShade="BF"/>
+          <w:sz w:val="28"/>
+          <w:szCs w:val="28"/>
+        </w:rPr>
+        <w:t>đường</w:t>
+      </w:r>
+      <w:proofErr w:type="spellEnd"/>
+      <w:r>
+        <w:rPr>
+          <w:rFonts w:ascii="Times New Roman" w:eastAsiaTheme="majorEastAsia" w:hAnsi="Times New Roman" w:cs="Times New Roman"/>
+          <w:color w:val="2E74B5" w:themeColor="accent1" w:themeShade="BF"/>
+          <w:sz w:val="28"/>
+          <w:szCs w:val="28"/>
+        </w:rPr>
+        <w:t xml:space="preserve"> </w:t>
       </w:r>
       <m:oMath>
         <m:sSub>
@@ -8721,6 +10136,7 @@
                 <w:lang w:val="vi-VN"/>
               </w:rPr>
             </w:pPr>
+            <w:proofErr w:type="spellStart"/>
             <w:r>
               <w:rPr>
                 <w:rFonts w:ascii="Times New Roman" w:eastAsia="Aptos" w:hAnsi="Times New Roman" w:cs="Times New Roman"/>
@@ -8729,6 +10145,7 @@
               </w:rPr>
               <w:t>Đại</w:t>
             </w:r>
+            <w:proofErr w:type="spellEnd"/>
             <w:r>
               <w:rPr>
                 <w:rFonts w:ascii="Times New Roman" w:eastAsia="Aptos" w:hAnsi="Times New Roman" w:cs="Times New Roman"/>
@@ -8864,6 +10281,7 @@
                 <w:lang w:val="vi-VN"/>
               </w:rPr>
             </w:pPr>
+            <w:proofErr w:type="spellStart"/>
             <w:r>
               <w:rPr>
                 <w:rFonts w:ascii="Times New Roman" w:hAnsi="Times New Roman" w:cs="Times New Roman"/>
@@ -8873,6 +10291,7 @@
               </w:rPr>
               <w:t>Iz</w:t>
             </w:r>
+            <w:proofErr w:type="spellEnd"/>
           </w:p>
         </w:tc>
         <w:tc>
@@ -8976,6 +10395,7 @@
                 <w:lang w:val="vi-VN"/>
               </w:rPr>
             </w:pPr>
+            <w:proofErr w:type="spellStart"/>
             <w:r>
               <w:rPr>
                 <w:rFonts w:ascii="Times New Roman" w:hAnsi="Times New Roman" w:cs="Times New Roman"/>
@@ -8983,8 +10403,169 @@
                 <w:sz w:val="24"/>
                 <w:szCs w:val="24"/>
               </w:rPr>
-              <w:t>Mô-men quán tính Yaw quanh trục thẳng đứng qua trọng tâm</w:t>
-            </w:r>
+              <w:t>Mô</w:t>
+            </w:r>
+            <w:proofErr w:type="spellEnd"/>
+            <w:r>
+              <w:rPr>
+                <w:rFonts w:ascii="Times New Roman" w:hAnsi="Times New Roman" w:cs="Times New Roman"/>
+                <w:color w:val="000000"/>
+                <w:sz w:val="24"/>
+                <w:szCs w:val="24"/>
+              </w:rPr>
+              <w:t xml:space="preserve">-men </w:t>
+            </w:r>
+            <w:proofErr w:type="spellStart"/>
+            <w:r>
+              <w:rPr>
+                <w:rFonts w:ascii="Times New Roman" w:hAnsi="Times New Roman" w:cs="Times New Roman"/>
+                <w:color w:val="000000"/>
+                <w:sz w:val="24"/>
+                <w:szCs w:val="24"/>
+              </w:rPr>
+              <w:t>quán</w:t>
+            </w:r>
+            <w:proofErr w:type="spellEnd"/>
+            <w:r>
+              <w:rPr>
+                <w:rFonts w:ascii="Times New Roman" w:hAnsi="Times New Roman" w:cs="Times New Roman"/>
+                <w:color w:val="000000"/>
+                <w:sz w:val="24"/>
+                <w:szCs w:val="24"/>
+              </w:rPr>
+              <w:t xml:space="preserve"> </w:t>
+            </w:r>
+            <w:proofErr w:type="spellStart"/>
+            <w:r>
+              <w:rPr>
+                <w:rFonts w:ascii="Times New Roman" w:hAnsi="Times New Roman" w:cs="Times New Roman"/>
+                <w:color w:val="000000"/>
+                <w:sz w:val="24"/>
+                <w:szCs w:val="24"/>
+              </w:rPr>
+              <w:t>tính</w:t>
+            </w:r>
+            <w:proofErr w:type="spellEnd"/>
+            <w:r>
+              <w:rPr>
+                <w:rFonts w:ascii="Times New Roman" w:hAnsi="Times New Roman" w:cs="Times New Roman"/>
+                <w:color w:val="000000"/>
+                <w:sz w:val="24"/>
+                <w:szCs w:val="24"/>
+              </w:rPr>
+              <w:t xml:space="preserve"> Yaw </w:t>
+            </w:r>
+            <w:proofErr w:type="spellStart"/>
+            <w:r>
+              <w:rPr>
+                <w:rFonts w:ascii="Times New Roman" w:hAnsi="Times New Roman" w:cs="Times New Roman"/>
+                <w:color w:val="000000"/>
+                <w:sz w:val="24"/>
+                <w:szCs w:val="24"/>
+              </w:rPr>
+              <w:t>quanh</w:t>
+            </w:r>
+            <w:proofErr w:type="spellEnd"/>
+            <w:r>
+              <w:rPr>
+                <w:rFonts w:ascii="Times New Roman" w:hAnsi="Times New Roman" w:cs="Times New Roman"/>
+                <w:color w:val="000000"/>
+                <w:sz w:val="24"/>
+                <w:szCs w:val="24"/>
+              </w:rPr>
+              <w:t xml:space="preserve"> </w:t>
+            </w:r>
+            <w:proofErr w:type="spellStart"/>
+            <w:r>
+              <w:rPr>
+                <w:rFonts w:ascii="Times New Roman" w:hAnsi="Times New Roman" w:cs="Times New Roman"/>
+                <w:color w:val="000000"/>
+                <w:sz w:val="24"/>
+                <w:szCs w:val="24"/>
+              </w:rPr>
+              <w:t>trục</w:t>
+            </w:r>
+            <w:proofErr w:type="spellEnd"/>
+            <w:r>
+              <w:rPr>
+                <w:rFonts w:ascii="Times New Roman" w:hAnsi="Times New Roman" w:cs="Times New Roman"/>
+                <w:color w:val="000000"/>
+                <w:sz w:val="24"/>
+                <w:szCs w:val="24"/>
+              </w:rPr>
+              <w:t xml:space="preserve"> </w:t>
+            </w:r>
+            <w:proofErr w:type="spellStart"/>
+            <w:r>
+              <w:rPr>
+                <w:rFonts w:ascii="Times New Roman" w:hAnsi="Times New Roman" w:cs="Times New Roman"/>
+                <w:color w:val="000000"/>
+                <w:sz w:val="24"/>
+                <w:szCs w:val="24"/>
+              </w:rPr>
+              <w:t>thẳng</w:t>
+            </w:r>
+            <w:proofErr w:type="spellEnd"/>
+            <w:r>
+              <w:rPr>
+                <w:rFonts w:ascii="Times New Roman" w:hAnsi="Times New Roman" w:cs="Times New Roman"/>
+                <w:color w:val="000000"/>
+                <w:sz w:val="24"/>
+                <w:szCs w:val="24"/>
+              </w:rPr>
+              <w:t xml:space="preserve"> </w:t>
+            </w:r>
+            <w:proofErr w:type="spellStart"/>
+            <w:r>
+              <w:rPr>
+                <w:rFonts w:ascii="Times New Roman" w:hAnsi="Times New Roman" w:cs="Times New Roman"/>
+                <w:color w:val="000000"/>
+                <w:sz w:val="24"/>
+                <w:szCs w:val="24"/>
+              </w:rPr>
+              <w:t>đứng</w:t>
+            </w:r>
+            <w:proofErr w:type="spellEnd"/>
+            <w:r>
+              <w:rPr>
+                <w:rFonts w:ascii="Times New Roman" w:hAnsi="Times New Roman" w:cs="Times New Roman"/>
+                <w:color w:val="000000"/>
+                <w:sz w:val="24"/>
+                <w:szCs w:val="24"/>
+              </w:rPr>
+              <w:t xml:space="preserve"> qua </w:t>
+            </w:r>
+            <w:proofErr w:type="spellStart"/>
+            <w:r>
+              <w:rPr>
+                <w:rFonts w:ascii="Times New Roman" w:hAnsi="Times New Roman" w:cs="Times New Roman"/>
+                <w:color w:val="000000"/>
+                <w:sz w:val="24"/>
+                <w:szCs w:val="24"/>
+              </w:rPr>
+              <w:t>trọng</w:t>
+            </w:r>
+            <w:proofErr w:type="spellEnd"/>
+            <w:r>
+              <w:rPr>
+                <w:rFonts w:ascii="Times New Roman" w:hAnsi="Times New Roman" w:cs="Times New Roman"/>
+                <w:color w:val="000000"/>
+                <w:sz w:val="24"/>
+                <w:szCs w:val="24"/>
+              </w:rPr>
+              <w:t xml:space="preserve"> </w:t>
+            </w:r>
+            <w:proofErr w:type="spellStart"/>
+            <w:r>
+              <w:rPr>
+                <w:rFonts w:ascii="Times New Roman" w:hAnsi="Times New Roman" w:cs="Times New Roman"/>
+                <w:color w:val="000000"/>
+                <w:sz w:val="24"/>
+                <w:szCs w:val="24"/>
+              </w:rPr>
+              <w:t>tâm</w:t>
+            </w:r>
+            <w:proofErr w:type="spellEnd"/>
           </w:p>
         </w:tc>
         <w:tc>
@@ -9059,7 +10640,43 @@
           <w:sz w:val="26"/>
           <w:szCs w:val="26"/>
         </w:rPr>
-        <w:t>Phương trình vi phân 2-DOF</w:t>
+        <w:t xml:space="preserve">Phương </w:t>
+      </w:r>
+      <w:proofErr w:type="spellStart"/>
+      <w:r>
+        <w:rPr>
+          <w:rFonts w:ascii="Times New Roman" w:hAnsi="Times New Roman" w:cs="Times New Roman"/>
+          <w:sz w:val="26"/>
+          <w:szCs w:val="26"/>
+        </w:rPr>
+        <w:t>trình</w:t>
+      </w:r>
+      <w:proofErr w:type="spellEnd"/>
+      <w:r>
+        <w:rPr>
+          <w:rFonts w:ascii="Times New Roman" w:hAnsi="Times New Roman" w:cs="Times New Roman"/>
+          <w:sz w:val="26"/>
+          <w:szCs w:val="26"/>
+        </w:rPr>
+        <w:t xml:space="preserve"> vi </w:t>
+      </w:r>
+      <w:proofErr w:type="spellStart"/>
+      <w:r>
+        <w:rPr>
+          <w:rFonts w:ascii="Times New Roman" w:hAnsi="Times New Roman" w:cs="Times New Roman"/>
+          <w:sz w:val="26"/>
+          <w:szCs w:val="26"/>
+        </w:rPr>
+        <w:t>phân</w:t>
+      </w:r>
+      <w:proofErr w:type="spellEnd"/>
+      <w:r>
+        <w:rPr>
+          <w:rFonts w:ascii="Times New Roman" w:hAnsi="Times New Roman" w:cs="Times New Roman"/>
+          <w:sz w:val="26"/>
+          <w:szCs w:val="26"/>
+        </w:rPr>
+        <w:t xml:space="preserve"> 2-DOF</w:t>
       </w:r>
       <w:bookmarkEnd w:id="9"/>
     </w:p>
@@ -9684,13 +11301,71 @@
         </w:rPr>
       </w:pPr>
       <w:bookmarkStart w:id="10" w:name="_Toc241016562"/>
+      <w:proofErr w:type="spellStart"/>
       <w:r>
         <w:rPr>
           <w:rFonts w:ascii="Times New Roman" w:hAnsi="Times New Roman" w:cs="Times New Roman"/>
         </w:rPr>
-        <w:t>Hệ phương trình trạng thái</w:t>
+        <w:t>Hệ</w:t>
+      </w:r>
+      <w:proofErr w:type="spellEnd"/>
+      <w:r>
+        <w:rPr>
+          <w:rFonts w:ascii="Times New Roman" w:hAnsi="Times New Roman" w:cs="Times New Roman"/>
+        </w:rPr>
+        <w:t xml:space="preserve"> </w:t>
+      </w:r>
+      <w:proofErr w:type="spellStart"/>
+      <w:r>
+        <w:rPr>
+          <w:rFonts w:ascii="Times New Roman" w:hAnsi="Times New Roman" w:cs="Times New Roman"/>
+        </w:rPr>
+        <w:t>phương</w:t>
+      </w:r>
+      <w:proofErr w:type="spellEnd"/>
+      <w:r>
+        <w:rPr>
+          <w:rFonts w:ascii="Times New Roman" w:hAnsi="Times New Roman" w:cs="Times New Roman"/>
+        </w:rPr>
+        <w:t xml:space="preserve"> </w:t>
+      </w:r>
+      <w:proofErr w:type="spellStart"/>
+      <w:r>
+        <w:rPr>
+          <w:rFonts w:ascii="Times New Roman" w:hAnsi="Times New Roman" w:cs="Times New Roman"/>
+        </w:rPr>
+        <w:t>trình</w:t>
+      </w:r>
+      <w:proofErr w:type="spellEnd"/>
+      <w:r>
+        <w:rPr>
+          <w:rFonts w:ascii="Times New Roman" w:hAnsi="Times New Roman" w:cs="Times New Roman"/>
+        </w:rPr>
+        <w:t xml:space="preserve"> </w:t>
+      </w:r>
+      <w:proofErr w:type="spellStart"/>
+      <w:r>
+        <w:rPr>
+          <w:rFonts w:ascii="Times New Roman" w:hAnsi="Times New Roman" w:cs="Times New Roman"/>
+        </w:rPr>
+        <w:t>trạng</w:t>
+      </w:r>
+      <w:proofErr w:type="spellEnd"/>
+      <w:r>
+        <w:rPr>
+          <w:rFonts w:ascii="Times New Roman" w:hAnsi="Times New Roman" w:cs="Times New Roman"/>
+        </w:rPr>
+        <w:t xml:space="preserve"> </w:t>
+      </w:r>
+      <w:proofErr w:type="spellStart"/>
+      <w:r>
+        <w:rPr>
+          <w:rFonts w:ascii="Times New Roman" w:hAnsi="Times New Roman" w:cs="Times New Roman"/>
+        </w:rPr>
+        <w:t>thái</w:t>
       </w:r>
       <w:bookmarkEnd w:id="10"/>
+      <w:proofErr w:type="spellEnd"/>
     </w:p>
     <w:p>
       <w:pPr>
@@ -9699,11 +11374,47 @@
           <w:lang w:val="vi-VN"/>
         </w:rPr>
       </w:pPr>
+      <w:proofErr w:type="spellStart"/>
       <w:r>
         <w:rPr>
           <w:rFonts w:ascii="Times New Roman" w:hAnsi="Times New Roman" w:cs="Times New Roman"/>
         </w:rPr>
-        <w:t>Biến trạng thái:</w:t>
+        <w:t>Biến</w:t>
+      </w:r>
+      <w:proofErr w:type="spellEnd"/>
+      <w:r>
+        <w:rPr>
+          <w:rFonts w:ascii="Times New Roman" w:hAnsi="Times New Roman" w:cs="Times New Roman"/>
+        </w:rPr>
+        <w:t xml:space="preserve"> </w:t>
+      </w:r>
+      <w:proofErr w:type="spellStart"/>
+      <w:r>
+        <w:rPr>
+          <w:rFonts w:ascii="Times New Roman" w:hAnsi="Times New Roman" w:cs="Times New Roman"/>
+        </w:rPr>
+        <w:t>trạng</w:t>
+      </w:r>
+      <w:proofErr w:type="spellEnd"/>
+      <w:r>
+        <w:rPr>
+          <w:rFonts w:ascii="Times New Roman" w:hAnsi="Times New Roman" w:cs="Times New Roman"/>
+        </w:rPr>
+        <w:t xml:space="preserve"> </w:t>
+      </w:r>
+      <w:proofErr w:type="spellStart"/>
+      <w:r>
+        <w:rPr>
+          <w:rFonts w:ascii="Times New Roman" w:hAnsi="Times New Roman" w:cs="Times New Roman"/>
+        </w:rPr>
+        <w:t>thái</w:t>
+      </w:r>
+      <w:proofErr w:type="spellEnd"/>
+      <w:r>
+        <w:rPr>
+          <w:rFonts w:ascii="Times New Roman" w:hAnsi="Times New Roman" w:cs="Times New Roman"/>
+        </w:rPr>
+        <w:t>:</w:t>
       </w:r>
     </w:p>
     <w:p>
@@ -17255,6 +18966,7 @@
   <w:style w:type="character" w:default="1" w:styleId="DefaultParagraphFont">
     <w:name w:val="Default Paragraph Font"/>
     <w:uiPriority w:val="1"/>
+    <w:semiHidden/>
     <w:unhideWhenUsed/>
   </w:style>
   <w:style w:type="table" w:default="1" w:styleId="TableNormal">

--- a/Documents/Thesis.docx
+++ b/Documents/Thesis.docx
@@ -1408,11 +1408,9 @@
     <w:p>
       <w:pPr>
         <w:rPr>
-          <w:rFonts w:ascii="Times New Roman" w:eastAsiaTheme="majorEastAsia" w:hAnsi="Times New Roman" w:cs="Times New Roman"/>
+          <w:rFonts w:ascii="Times New Roman" w:hAnsi="Times New Roman" w:cs="Times New Roman"/>
           <w:b/>
           <w:bCs/>
-          <w:sz w:val="32"/>
-          <w:szCs w:val="32"/>
         </w:rPr>
       </w:pPr>
       <w:r>
@@ -1423,9 +1421,17 @@
           <w:noProof/>
         </w:rPr>
         <w:drawing>
-          <wp:inline distT="0" distB="0" distL="0" distR="0" wp14:anchorId="3E6D5499" wp14:editId="604B641B">
+          <wp:anchor distT="0" distB="0" distL="114300" distR="114300" simplePos="0" relativeHeight="251666432" behindDoc="0" locked="0" layoutInCell="1" allowOverlap="1" wp14:anchorId="3E6D5499" wp14:editId="4559C300">
+            <wp:simplePos x="0" y="0"/>
+            <wp:positionH relativeFrom="column">
+              <wp:posOffset>0</wp:posOffset>
+            </wp:positionH>
+            <wp:positionV relativeFrom="paragraph">
+              <wp:posOffset>1905</wp:posOffset>
+            </wp:positionV>
             <wp:extent cx="5943600" cy="4699635"/>
             <wp:effectExtent l="0" t="0" r="0" b="0"/>
+            <wp:wrapTopAndBottom/>
             <wp:docPr id="1718058818" name="Picture 2"/>
             <wp:cNvGraphicFramePr>
               <a:graphicFrameLocks xmlns:a="http://schemas.openxmlformats.org/drawingml/2006/main" noChangeAspect="1"/>
@@ -1461,8 +1467,51 @@
                 </pic:pic>
               </a:graphicData>
             </a:graphic>
-          </wp:inline>
+          </wp:anchor>
         </w:drawing>
+      </w:r>
+    </w:p>
+    <w:p>
+      <w:pPr>
+        <w:rPr>
+          <w:rFonts w:ascii="Times New Roman" w:hAnsi="Times New Roman" w:cs="Times New Roman"/>
+          <w:b/>
+          <w:bCs/>
+        </w:rPr>
+      </w:pPr>
+      <w:r>
+        <w:rPr>
+          <w:rFonts w:ascii="Times New Roman" w:hAnsi="Times New Roman" w:cs="Times New Roman"/>
+          <w:b/>
+          <w:bCs/>
+        </w:rPr>
+        <w:br w:type="page"/>
+      </w:r>
+    </w:p>
+    <w:p>
+      <w:pPr>
+        <w:rPr>
+          <w:rFonts w:ascii="Times New Roman" w:hAnsi="Times New Roman" w:cs="Times New Roman"/>
+          <w:b/>
+          <w:bCs/>
+        </w:rPr>
+      </w:pPr>
+    </w:p>
+    <w:p>
+      <w:pPr>
+        <w:rPr>
+          <w:rFonts w:ascii="Times New Roman" w:hAnsi="Times New Roman" w:cs="Times New Roman"/>
+          <w:b/>
+          <w:bCs/>
+        </w:rPr>
+      </w:pPr>
+      <w:r>
+        <w:rPr>
+          <w:rFonts w:ascii="Times New Roman" w:hAnsi="Times New Roman" w:cs="Times New Roman"/>
+          <w:b/>
+          <w:bCs/>
+        </w:rPr>
+        <w:br w:type="page"/>
       </w:r>
       <w:r>
         <w:rPr>
@@ -1472,9 +1521,17 @@
           <w:noProof/>
         </w:rPr>
         <w:drawing>
-          <wp:inline distT="0" distB="0" distL="0" distR="0" wp14:anchorId="1F18854E" wp14:editId="474C378D">
+          <wp:anchor distT="0" distB="0" distL="114300" distR="114300" simplePos="0" relativeHeight="251665408" behindDoc="0" locked="0" layoutInCell="1" allowOverlap="1" wp14:anchorId="48E96F13" wp14:editId="5EF91F8D">
+            <wp:simplePos x="0" y="0"/>
+            <wp:positionH relativeFrom="column">
+              <wp:posOffset>0</wp:posOffset>
+            </wp:positionH>
+            <wp:positionV relativeFrom="paragraph">
+              <wp:posOffset>-274955</wp:posOffset>
+            </wp:positionV>
             <wp:extent cx="5514975" cy="4914900"/>
             <wp:effectExtent l="0" t="0" r="9525" b="0"/>
+            <wp:wrapTopAndBottom/>
             <wp:docPr id="1509285075" name="Picture 3"/>
             <wp:cNvGraphicFramePr>
               <a:graphicFrameLocks xmlns:a="http://schemas.openxmlformats.org/drawingml/2006/main" noChangeAspect="1"/>
@@ -1510,14 +1567,1536 @@
                 </pic:pic>
               </a:graphicData>
             </a:graphic>
-          </wp:inline>
+          </wp:anchor>
         </w:drawing>
       </w:r>
+    </w:p>
+    <w:p>
+      <w:pPr>
+        <w:jc w:val="both"/>
+        <w:rPr>
+          <w:rFonts w:ascii="Times New Roman" w:eastAsiaTheme="majorEastAsia" w:hAnsi="Times New Roman" w:cs="Times New Roman"/>
+          <w:sz w:val="24"/>
+          <w:szCs w:val="24"/>
+        </w:rPr>
+      </w:pPr>
+      <w:proofErr w:type="spellStart"/>
       <w:r>
         <w:rPr>
           <w:rFonts w:ascii="Times New Roman" w:hAnsi="Times New Roman" w:cs="Times New Roman"/>
-          <w:b/>
-          <w:bCs/>
+          <w:sz w:val="24"/>
+          <w:szCs w:val="24"/>
+        </w:rPr>
+        <w:t>Mô</w:t>
+      </w:r>
+      <w:proofErr w:type="spellEnd"/>
+      <w:r>
+        <w:rPr>
+          <w:rFonts w:ascii="Times New Roman" w:hAnsi="Times New Roman" w:cs="Times New Roman"/>
+          <w:sz w:val="24"/>
+          <w:szCs w:val="24"/>
+        </w:rPr>
+        <w:t xml:space="preserve"> </w:t>
+      </w:r>
+      <w:proofErr w:type="spellStart"/>
+      <w:r>
+        <w:rPr>
+          <w:rFonts w:ascii="Times New Roman" w:hAnsi="Times New Roman" w:cs="Times New Roman"/>
+          <w:sz w:val="24"/>
+          <w:szCs w:val="24"/>
+        </w:rPr>
+        <w:t>hình</w:t>
+      </w:r>
+      <w:proofErr w:type="spellEnd"/>
+      <w:r>
+        <w:rPr>
+          <w:rFonts w:ascii="Times New Roman" w:hAnsi="Times New Roman" w:cs="Times New Roman"/>
+          <w:sz w:val="24"/>
+          <w:szCs w:val="24"/>
+        </w:rPr>
+        <w:t xml:space="preserve"> </w:t>
+      </w:r>
+      <w:proofErr w:type="spellStart"/>
+      <w:r>
+        <w:rPr>
+          <w:rFonts w:ascii="Times New Roman" w:hAnsi="Times New Roman" w:cs="Times New Roman"/>
+          <w:sz w:val="24"/>
+          <w:szCs w:val="24"/>
+        </w:rPr>
+        <w:t>gồm</w:t>
+      </w:r>
+      <w:proofErr w:type="spellEnd"/>
+      <w:r>
+        <w:rPr>
+          <w:rFonts w:ascii="Times New Roman" w:hAnsi="Times New Roman" w:cs="Times New Roman"/>
+          <w:sz w:val="24"/>
+          <w:szCs w:val="24"/>
+        </w:rPr>
+        <w:t xml:space="preserve"> </w:t>
+      </w:r>
+      <w:proofErr w:type="spellStart"/>
+      <w:r>
+        <w:rPr>
+          <w:rFonts w:ascii="Times New Roman" w:hAnsi="Times New Roman" w:cs="Times New Roman"/>
+          <w:sz w:val="24"/>
+          <w:szCs w:val="24"/>
+        </w:rPr>
+        <w:t>ba</w:t>
+      </w:r>
+      <w:proofErr w:type="spellEnd"/>
+      <w:r>
+        <w:rPr>
+          <w:rFonts w:ascii="Times New Roman" w:hAnsi="Times New Roman" w:cs="Times New Roman"/>
+          <w:sz w:val="24"/>
+          <w:szCs w:val="24"/>
+        </w:rPr>
+        <w:t xml:space="preserve"> </w:t>
+      </w:r>
+      <w:proofErr w:type="spellStart"/>
+      <w:r>
+        <w:rPr>
+          <w:rFonts w:ascii="Times New Roman" w:hAnsi="Times New Roman" w:cs="Times New Roman"/>
+          <w:sz w:val="24"/>
+          <w:szCs w:val="24"/>
+        </w:rPr>
+        <w:t>khối</w:t>
+      </w:r>
+      <w:proofErr w:type="spellEnd"/>
+      <w:r>
+        <w:rPr>
+          <w:rFonts w:ascii="Times New Roman" w:hAnsi="Times New Roman" w:cs="Times New Roman"/>
+          <w:sz w:val="24"/>
+          <w:szCs w:val="24"/>
+        </w:rPr>
+        <w:t xml:space="preserve"> </w:t>
+      </w:r>
+      <w:proofErr w:type="spellStart"/>
+      <w:r>
+        <w:rPr>
+          <w:rFonts w:ascii="Times New Roman" w:hAnsi="Times New Roman" w:cs="Times New Roman"/>
+          <w:sz w:val="24"/>
+          <w:szCs w:val="24"/>
+        </w:rPr>
+        <w:t>ghép</w:t>
+      </w:r>
+      <w:proofErr w:type="spellEnd"/>
+      <w:r>
+        <w:rPr>
+          <w:rFonts w:ascii="Times New Roman" w:hAnsi="Times New Roman" w:cs="Times New Roman"/>
+          <w:sz w:val="24"/>
+          <w:szCs w:val="24"/>
+        </w:rPr>
+        <w:t xml:space="preserve"> </w:t>
+      </w:r>
+      <w:proofErr w:type="spellStart"/>
+      <w:r>
+        <w:rPr>
+          <w:rFonts w:ascii="Times New Roman" w:hAnsi="Times New Roman" w:cs="Times New Roman"/>
+          <w:sz w:val="24"/>
+          <w:szCs w:val="24"/>
+        </w:rPr>
+        <w:t>với</w:t>
+      </w:r>
+      <w:proofErr w:type="spellEnd"/>
+      <w:r>
+        <w:rPr>
+          <w:rFonts w:ascii="Times New Roman" w:hAnsi="Times New Roman" w:cs="Times New Roman"/>
+          <w:sz w:val="24"/>
+          <w:szCs w:val="24"/>
+        </w:rPr>
+        <w:t xml:space="preserve"> </w:t>
+      </w:r>
+      <w:proofErr w:type="spellStart"/>
+      <w:r>
+        <w:rPr>
+          <w:rFonts w:ascii="Times New Roman" w:hAnsi="Times New Roman" w:cs="Times New Roman"/>
+          <w:sz w:val="24"/>
+          <w:szCs w:val="24"/>
+        </w:rPr>
+        <w:t>nhau</w:t>
+      </w:r>
+      <w:proofErr w:type="spellEnd"/>
+      <w:r>
+        <w:rPr>
+          <w:rFonts w:ascii="Times New Roman" w:hAnsi="Times New Roman" w:cs="Times New Roman"/>
+          <w:sz w:val="24"/>
+          <w:szCs w:val="24"/>
+        </w:rPr>
+        <w:t xml:space="preserve">: (a) </w:t>
+      </w:r>
+      <w:proofErr w:type="spellStart"/>
+      <w:r>
+        <w:rPr>
+          <w:rFonts w:ascii="Times New Roman" w:hAnsi="Times New Roman" w:cs="Times New Roman"/>
+          <w:sz w:val="24"/>
+          <w:szCs w:val="24"/>
+        </w:rPr>
+        <w:t>khối</w:t>
+      </w:r>
+      <w:proofErr w:type="spellEnd"/>
+      <w:r>
+        <w:rPr>
+          <w:rFonts w:ascii="Times New Roman" w:hAnsi="Times New Roman" w:cs="Times New Roman"/>
+          <w:sz w:val="24"/>
+          <w:szCs w:val="24"/>
+        </w:rPr>
+        <w:t xml:space="preserve"> </w:t>
+      </w:r>
+      <w:proofErr w:type="spellStart"/>
+      <w:r>
+        <w:rPr>
+          <w:rFonts w:ascii="Times New Roman" w:hAnsi="Times New Roman" w:cs="Times New Roman"/>
+          <w:sz w:val="24"/>
+          <w:szCs w:val="24"/>
+        </w:rPr>
+        <w:t>cơ</w:t>
+      </w:r>
+      <w:proofErr w:type="spellEnd"/>
+      <w:r>
+        <w:rPr>
+          <w:rFonts w:ascii="Times New Roman" w:hAnsi="Times New Roman" w:cs="Times New Roman"/>
+          <w:sz w:val="24"/>
+          <w:szCs w:val="24"/>
+        </w:rPr>
+        <w:t xml:space="preserve"> </w:t>
+      </w:r>
+      <w:proofErr w:type="spellStart"/>
+      <w:r>
+        <w:rPr>
+          <w:rFonts w:ascii="Times New Roman" w:hAnsi="Times New Roman" w:cs="Times New Roman"/>
+          <w:sz w:val="24"/>
+          <w:szCs w:val="24"/>
+        </w:rPr>
+        <w:t>cấu</w:t>
+      </w:r>
+      <w:proofErr w:type="spellEnd"/>
+      <w:r>
+        <w:rPr>
+          <w:rFonts w:ascii="Times New Roman" w:hAnsi="Times New Roman" w:cs="Times New Roman"/>
+          <w:sz w:val="24"/>
+          <w:szCs w:val="24"/>
+        </w:rPr>
+        <w:t xml:space="preserve"> </w:t>
+      </w:r>
+      <w:proofErr w:type="spellStart"/>
+      <w:r>
+        <w:rPr>
+          <w:rFonts w:ascii="Times New Roman" w:hAnsi="Times New Roman" w:cs="Times New Roman"/>
+          <w:sz w:val="24"/>
+          <w:szCs w:val="24"/>
+        </w:rPr>
+        <w:t>lái</w:t>
+      </w:r>
+      <w:proofErr w:type="spellEnd"/>
+      <w:r>
+        <w:rPr>
+          <w:rFonts w:ascii="Times New Roman" w:hAnsi="Times New Roman" w:cs="Times New Roman"/>
+          <w:sz w:val="24"/>
+          <w:szCs w:val="24"/>
+        </w:rPr>
+        <w:t xml:space="preserve"> </w:t>
+      </w:r>
+      <w:proofErr w:type="spellStart"/>
+      <w:r>
+        <w:rPr>
+          <w:rFonts w:ascii="Times New Roman" w:hAnsi="Times New Roman" w:cs="Times New Roman"/>
+          <w:sz w:val="24"/>
+          <w:szCs w:val="24"/>
+        </w:rPr>
+        <w:t>gồm</w:t>
+      </w:r>
+      <w:proofErr w:type="spellEnd"/>
+      <w:r>
+        <w:rPr>
+          <w:rFonts w:ascii="Times New Roman" w:hAnsi="Times New Roman" w:cs="Times New Roman"/>
+          <w:sz w:val="24"/>
+          <w:szCs w:val="24"/>
+        </w:rPr>
+        <w:t xml:space="preserve"> </w:t>
+      </w:r>
+      <w:proofErr w:type="spellStart"/>
+      <w:r>
+        <w:rPr>
+          <w:rFonts w:ascii="Times New Roman" w:hAnsi="Times New Roman" w:cs="Times New Roman"/>
+          <w:sz w:val="24"/>
+          <w:szCs w:val="24"/>
+        </w:rPr>
+        <w:t>vô-lăng</w:t>
+      </w:r>
+      <w:proofErr w:type="spellEnd"/>
+      <w:r>
+        <w:rPr>
+          <w:rFonts w:ascii="Times New Roman" w:hAnsi="Times New Roman" w:cs="Times New Roman"/>
+          <w:sz w:val="24"/>
+          <w:szCs w:val="24"/>
+        </w:rPr>
+        <w:t xml:space="preserve">, </w:t>
+      </w:r>
+      <w:proofErr w:type="spellStart"/>
+      <w:r>
+        <w:rPr>
+          <w:rFonts w:ascii="Times New Roman" w:hAnsi="Times New Roman" w:cs="Times New Roman"/>
+          <w:sz w:val="24"/>
+          <w:szCs w:val="24"/>
+        </w:rPr>
+        <w:t>thanh</w:t>
+      </w:r>
+      <w:proofErr w:type="spellEnd"/>
+      <w:r>
+        <w:rPr>
+          <w:rFonts w:ascii="Times New Roman" w:hAnsi="Times New Roman" w:cs="Times New Roman"/>
+          <w:sz w:val="24"/>
+          <w:szCs w:val="24"/>
+        </w:rPr>
+        <w:t xml:space="preserve"> </w:t>
+      </w:r>
+      <w:proofErr w:type="spellStart"/>
+      <w:r>
+        <w:rPr>
+          <w:rFonts w:ascii="Times New Roman" w:hAnsi="Times New Roman" w:cs="Times New Roman"/>
+          <w:sz w:val="24"/>
+          <w:szCs w:val="24"/>
+        </w:rPr>
+        <w:t>xoắn</w:t>
+      </w:r>
+      <w:proofErr w:type="spellEnd"/>
+      <w:r>
+        <w:rPr>
+          <w:rFonts w:ascii="Times New Roman" w:hAnsi="Times New Roman" w:cs="Times New Roman"/>
+          <w:sz w:val="24"/>
+          <w:szCs w:val="24"/>
+        </w:rPr>
+        <w:t xml:space="preserve"> </w:t>
+      </w:r>
+      <w:proofErr w:type="spellStart"/>
+      <w:r>
+        <w:rPr>
+          <w:rFonts w:ascii="Times New Roman" w:hAnsi="Times New Roman" w:cs="Times New Roman"/>
+          <w:sz w:val="24"/>
+          <w:szCs w:val="24"/>
+        </w:rPr>
+        <w:t>và</w:t>
+      </w:r>
+      <w:proofErr w:type="spellEnd"/>
+      <w:r>
+        <w:rPr>
+          <w:rFonts w:ascii="Times New Roman" w:hAnsi="Times New Roman" w:cs="Times New Roman"/>
+          <w:sz w:val="24"/>
+          <w:szCs w:val="24"/>
+        </w:rPr>
+        <w:t xml:space="preserve"> </w:t>
+      </w:r>
+      <w:proofErr w:type="spellStart"/>
+      <w:r>
+        <w:rPr>
+          <w:rFonts w:ascii="Times New Roman" w:hAnsi="Times New Roman" w:cs="Times New Roman"/>
+          <w:sz w:val="24"/>
+          <w:szCs w:val="24"/>
+        </w:rPr>
+        <w:t>cột</w:t>
+      </w:r>
+      <w:proofErr w:type="spellEnd"/>
+      <w:r>
+        <w:rPr>
+          <w:rFonts w:ascii="Times New Roman" w:hAnsi="Times New Roman" w:cs="Times New Roman"/>
+          <w:sz w:val="24"/>
+          <w:szCs w:val="24"/>
+        </w:rPr>
+        <w:t xml:space="preserve"> </w:t>
+      </w:r>
+      <w:proofErr w:type="spellStart"/>
+      <w:r>
+        <w:rPr>
+          <w:rFonts w:ascii="Times New Roman" w:hAnsi="Times New Roman" w:cs="Times New Roman"/>
+          <w:sz w:val="24"/>
+          <w:szCs w:val="24"/>
+        </w:rPr>
+        <w:t>lái</w:t>
+      </w:r>
+      <w:proofErr w:type="spellEnd"/>
+      <w:r>
+        <w:rPr>
+          <w:rFonts w:ascii="Times New Roman" w:hAnsi="Times New Roman" w:cs="Times New Roman"/>
+          <w:sz w:val="24"/>
+          <w:szCs w:val="24"/>
+        </w:rPr>
+        <w:t xml:space="preserve"> </w:t>
+      </w:r>
+      <w:proofErr w:type="spellStart"/>
+      <w:r>
+        <w:rPr>
+          <w:rFonts w:ascii="Times New Roman" w:hAnsi="Times New Roman" w:cs="Times New Roman"/>
+          <w:sz w:val="24"/>
+          <w:szCs w:val="24"/>
+        </w:rPr>
+        <w:t>có</w:t>
+      </w:r>
+      <w:proofErr w:type="spellEnd"/>
+      <w:r>
+        <w:rPr>
+          <w:rFonts w:ascii="Times New Roman" w:hAnsi="Times New Roman" w:cs="Times New Roman"/>
+          <w:sz w:val="24"/>
+          <w:szCs w:val="24"/>
+        </w:rPr>
+        <w:t xml:space="preserve"> motor </w:t>
+      </w:r>
+      <w:proofErr w:type="spellStart"/>
+      <w:r>
+        <w:rPr>
+          <w:rFonts w:ascii="Times New Roman" w:hAnsi="Times New Roman" w:cs="Times New Roman"/>
+          <w:sz w:val="24"/>
+          <w:szCs w:val="24"/>
+        </w:rPr>
+        <w:t>trợ</w:t>
+      </w:r>
+      <w:proofErr w:type="spellEnd"/>
+      <w:r>
+        <w:rPr>
+          <w:rFonts w:ascii="Times New Roman" w:hAnsi="Times New Roman" w:cs="Times New Roman"/>
+          <w:sz w:val="24"/>
+          <w:szCs w:val="24"/>
+        </w:rPr>
+        <w:t xml:space="preserve"> </w:t>
+      </w:r>
+      <w:proofErr w:type="spellStart"/>
+      <w:r>
+        <w:rPr>
+          <w:rFonts w:ascii="Times New Roman" w:hAnsi="Times New Roman" w:cs="Times New Roman"/>
+          <w:sz w:val="24"/>
+          <w:szCs w:val="24"/>
+        </w:rPr>
+        <w:t>lực</w:t>
+      </w:r>
+      <w:proofErr w:type="spellEnd"/>
+      <w:r>
+        <w:rPr>
+          <w:rFonts w:ascii="Times New Roman" w:hAnsi="Times New Roman" w:cs="Times New Roman"/>
+          <w:sz w:val="24"/>
+          <w:szCs w:val="24"/>
+        </w:rPr>
+        <w:t xml:space="preserve">; (b) </w:t>
+      </w:r>
+      <w:proofErr w:type="spellStart"/>
+      <w:r>
+        <w:rPr>
+          <w:rFonts w:ascii="Times New Roman" w:hAnsi="Times New Roman" w:cs="Times New Roman"/>
+          <w:sz w:val="24"/>
+          <w:szCs w:val="24"/>
+        </w:rPr>
+        <w:t>khối</w:t>
+      </w:r>
+      <w:proofErr w:type="spellEnd"/>
+      <w:r>
+        <w:rPr>
+          <w:rFonts w:ascii="Times New Roman" w:hAnsi="Times New Roman" w:cs="Times New Roman"/>
+          <w:sz w:val="24"/>
+          <w:szCs w:val="24"/>
+        </w:rPr>
+        <w:t xml:space="preserve"> </w:t>
+      </w:r>
+      <w:proofErr w:type="spellStart"/>
+      <w:r>
+        <w:rPr>
+          <w:rFonts w:ascii="Times New Roman" w:hAnsi="Times New Roman" w:cs="Times New Roman"/>
+          <w:sz w:val="24"/>
+          <w:szCs w:val="24"/>
+        </w:rPr>
+        <w:t>lốp</w:t>
+      </w:r>
+      <w:proofErr w:type="spellEnd"/>
+      <w:r>
+        <w:rPr>
+          <w:rFonts w:ascii="Times New Roman" w:hAnsi="Times New Roman" w:cs="Times New Roman"/>
+          <w:sz w:val="24"/>
+          <w:szCs w:val="24"/>
+        </w:rPr>
+        <w:t xml:space="preserve">, </w:t>
+      </w:r>
+      <w:proofErr w:type="spellStart"/>
+      <w:r>
+        <w:rPr>
+          <w:rFonts w:ascii="Times New Roman" w:hAnsi="Times New Roman" w:cs="Times New Roman"/>
+          <w:sz w:val="24"/>
+          <w:szCs w:val="24"/>
+        </w:rPr>
+        <w:t>tính</w:t>
+      </w:r>
+      <w:proofErr w:type="spellEnd"/>
+      <w:r>
+        <w:rPr>
+          <w:rFonts w:ascii="Times New Roman" w:hAnsi="Times New Roman" w:cs="Times New Roman"/>
+          <w:sz w:val="24"/>
+          <w:szCs w:val="24"/>
+        </w:rPr>
+        <w:t xml:space="preserve"> </w:t>
+      </w:r>
+      <w:proofErr w:type="spellStart"/>
+      <w:r>
+        <w:rPr>
+          <w:rFonts w:ascii="Times New Roman" w:hAnsi="Times New Roman" w:cs="Times New Roman"/>
+          <w:sz w:val="24"/>
+          <w:szCs w:val="24"/>
+        </w:rPr>
+        <w:t>góc</w:t>
+      </w:r>
+      <w:proofErr w:type="spellEnd"/>
+      <w:r>
+        <w:rPr>
+          <w:rFonts w:ascii="Times New Roman" w:hAnsi="Times New Roman" w:cs="Times New Roman"/>
+          <w:sz w:val="24"/>
+          <w:szCs w:val="24"/>
+        </w:rPr>
+        <w:t xml:space="preserve"> </w:t>
+      </w:r>
+      <w:proofErr w:type="spellStart"/>
+      <w:r>
+        <w:rPr>
+          <w:rFonts w:ascii="Times New Roman" w:hAnsi="Times New Roman" w:cs="Times New Roman"/>
+          <w:sz w:val="24"/>
+          <w:szCs w:val="24"/>
+        </w:rPr>
+        <w:t>trượt</w:t>
+      </w:r>
+      <w:proofErr w:type="spellEnd"/>
+      <w:r>
+        <w:rPr>
+          <w:rFonts w:ascii="Times New Roman" w:hAnsi="Times New Roman" w:cs="Times New Roman"/>
+          <w:sz w:val="24"/>
+          <w:szCs w:val="24"/>
+        </w:rPr>
+        <w:t xml:space="preserve">, </w:t>
+      </w:r>
+      <w:proofErr w:type="spellStart"/>
+      <w:r>
+        <w:rPr>
+          <w:rFonts w:ascii="Times New Roman" w:hAnsi="Times New Roman" w:cs="Times New Roman"/>
+          <w:sz w:val="24"/>
+          <w:szCs w:val="24"/>
+        </w:rPr>
+        <w:t>lực</w:t>
+      </w:r>
+      <w:proofErr w:type="spellEnd"/>
+      <w:r>
+        <w:rPr>
+          <w:rFonts w:ascii="Times New Roman" w:hAnsi="Times New Roman" w:cs="Times New Roman"/>
+          <w:sz w:val="24"/>
+          <w:szCs w:val="24"/>
+        </w:rPr>
+        <w:t xml:space="preserve"> </w:t>
+      </w:r>
+      <w:proofErr w:type="spellStart"/>
+      <w:r>
+        <w:rPr>
+          <w:rFonts w:ascii="Times New Roman" w:hAnsi="Times New Roman" w:cs="Times New Roman"/>
+          <w:sz w:val="24"/>
+          <w:szCs w:val="24"/>
+        </w:rPr>
+        <w:t>bên</w:t>
+      </w:r>
+      <w:proofErr w:type="spellEnd"/>
+      <w:r>
+        <w:rPr>
+          <w:rFonts w:ascii="Times New Roman" w:hAnsi="Times New Roman" w:cs="Times New Roman"/>
+          <w:sz w:val="24"/>
+          <w:szCs w:val="24"/>
+        </w:rPr>
+        <w:t xml:space="preserve"> </w:t>
+      </w:r>
+      <w:proofErr w:type="spellStart"/>
+      <w:r>
+        <w:rPr>
+          <w:rFonts w:ascii="Times New Roman" w:hAnsi="Times New Roman" w:cs="Times New Roman"/>
+          <w:sz w:val="24"/>
+          <w:szCs w:val="24"/>
+        </w:rPr>
+        <w:t>của</w:t>
+      </w:r>
+      <w:proofErr w:type="spellEnd"/>
+      <w:r>
+        <w:rPr>
+          <w:rFonts w:ascii="Times New Roman" w:hAnsi="Times New Roman" w:cs="Times New Roman"/>
+          <w:sz w:val="24"/>
+          <w:szCs w:val="24"/>
+        </w:rPr>
+        <w:t xml:space="preserve"> </w:t>
+      </w:r>
+      <w:proofErr w:type="spellStart"/>
+      <w:r>
+        <w:rPr>
+          <w:rFonts w:ascii="Times New Roman" w:hAnsi="Times New Roman" w:cs="Times New Roman"/>
+          <w:sz w:val="24"/>
+          <w:szCs w:val="24"/>
+        </w:rPr>
+        <w:t>hai</w:t>
+      </w:r>
+      <w:proofErr w:type="spellEnd"/>
+      <w:r>
+        <w:rPr>
+          <w:rFonts w:ascii="Times New Roman" w:hAnsi="Times New Roman" w:cs="Times New Roman"/>
+          <w:sz w:val="24"/>
+          <w:szCs w:val="24"/>
+        </w:rPr>
+        <w:t xml:space="preserve"> </w:t>
+      </w:r>
+      <w:proofErr w:type="spellStart"/>
+      <w:r>
+        <w:rPr>
+          <w:rFonts w:ascii="Times New Roman" w:hAnsi="Times New Roman" w:cs="Times New Roman"/>
+          <w:sz w:val="24"/>
+          <w:szCs w:val="24"/>
+        </w:rPr>
+        <w:t>cầu</w:t>
+      </w:r>
+      <w:proofErr w:type="spellEnd"/>
+      <w:r>
+        <w:rPr>
+          <w:rFonts w:ascii="Times New Roman" w:hAnsi="Times New Roman" w:cs="Times New Roman"/>
+          <w:sz w:val="24"/>
+          <w:szCs w:val="24"/>
+        </w:rPr>
+        <w:t xml:space="preserve"> </w:t>
+      </w:r>
+      <w:proofErr w:type="spellStart"/>
+      <w:r>
+        <w:rPr>
+          <w:rFonts w:ascii="Times New Roman" w:hAnsi="Times New Roman" w:cs="Times New Roman"/>
+          <w:sz w:val="24"/>
+          <w:szCs w:val="24"/>
+        </w:rPr>
+        <w:t>và</w:t>
+      </w:r>
+      <w:proofErr w:type="spellEnd"/>
+      <w:r>
+        <w:rPr>
+          <w:rFonts w:ascii="Times New Roman" w:hAnsi="Times New Roman" w:cs="Times New Roman"/>
+          <w:sz w:val="24"/>
+          <w:szCs w:val="24"/>
+        </w:rPr>
+        <w:t xml:space="preserve"> </w:t>
+      </w:r>
+      <w:proofErr w:type="spellStart"/>
+      <w:r>
+        <w:rPr>
+          <w:rFonts w:ascii="Times New Roman" w:hAnsi="Times New Roman" w:cs="Times New Roman"/>
+          <w:sz w:val="24"/>
+          <w:szCs w:val="24"/>
+        </w:rPr>
+        <w:t>mô</w:t>
+      </w:r>
+      <w:proofErr w:type="spellEnd"/>
+      <w:r>
+        <w:rPr>
+          <w:rFonts w:ascii="Times New Roman" w:hAnsi="Times New Roman" w:cs="Times New Roman"/>
+          <w:sz w:val="24"/>
+          <w:szCs w:val="24"/>
+        </w:rPr>
+        <w:t xml:space="preserve">-men </w:t>
+      </w:r>
+      <w:proofErr w:type="spellStart"/>
+      <w:r>
+        <w:rPr>
+          <w:rFonts w:ascii="Times New Roman" w:hAnsi="Times New Roman" w:cs="Times New Roman"/>
+          <w:sz w:val="24"/>
+          <w:szCs w:val="24"/>
+        </w:rPr>
+        <w:t>phản</w:t>
+      </w:r>
+      <w:proofErr w:type="spellEnd"/>
+      <w:r>
+        <w:rPr>
+          <w:rFonts w:ascii="Times New Roman" w:hAnsi="Times New Roman" w:cs="Times New Roman"/>
+          <w:sz w:val="24"/>
+          <w:szCs w:val="24"/>
+        </w:rPr>
+        <w:t xml:space="preserve"> </w:t>
+      </w:r>
+      <w:proofErr w:type="spellStart"/>
+      <w:r>
+        <w:rPr>
+          <w:rFonts w:ascii="Times New Roman" w:hAnsi="Times New Roman" w:cs="Times New Roman"/>
+          <w:sz w:val="24"/>
+          <w:szCs w:val="24"/>
+        </w:rPr>
+        <w:t>hồi</w:t>
+      </w:r>
+      <w:proofErr w:type="spellEnd"/>
+      <w:r>
+        <w:rPr>
+          <w:rFonts w:ascii="Times New Roman" w:hAnsi="Times New Roman" w:cs="Times New Roman"/>
+          <w:sz w:val="24"/>
+          <w:szCs w:val="24"/>
+        </w:rPr>
+        <w:t xml:space="preserve"> </w:t>
+      </w:r>
+      <w:proofErr w:type="spellStart"/>
+      <w:r>
+        <w:rPr>
+          <w:rFonts w:ascii="Times New Roman" w:hAnsi="Times New Roman" w:cs="Times New Roman"/>
+          <w:sz w:val="24"/>
+          <w:szCs w:val="24"/>
+        </w:rPr>
+        <w:t>mặt</w:t>
+      </w:r>
+      <w:proofErr w:type="spellEnd"/>
+      <w:r>
+        <w:rPr>
+          <w:rFonts w:ascii="Times New Roman" w:hAnsi="Times New Roman" w:cs="Times New Roman"/>
+          <w:sz w:val="24"/>
+          <w:szCs w:val="24"/>
+        </w:rPr>
+        <w:t xml:space="preserve"> </w:t>
+      </w:r>
+      <w:proofErr w:type="spellStart"/>
+      <w:r>
+        <w:rPr>
+          <w:rFonts w:ascii="Times New Roman" w:hAnsi="Times New Roman" w:cs="Times New Roman"/>
+          <w:sz w:val="24"/>
+          <w:szCs w:val="24"/>
+        </w:rPr>
+        <w:t>đường</w:t>
+      </w:r>
+      <w:proofErr w:type="spellEnd"/>
+      <w:r>
+        <w:rPr>
+          <w:rFonts w:ascii="Times New Roman" w:hAnsi="Times New Roman" w:cs="Times New Roman"/>
+          <w:sz w:val="24"/>
+          <w:szCs w:val="24"/>
+        </w:rPr>
+        <w:t xml:space="preserve">; (c) </w:t>
+      </w:r>
+      <w:proofErr w:type="spellStart"/>
+      <w:r>
+        <w:rPr>
+          <w:rFonts w:ascii="Times New Roman" w:hAnsi="Times New Roman" w:cs="Times New Roman"/>
+          <w:sz w:val="24"/>
+          <w:szCs w:val="24"/>
+        </w:rPr>
+        <w:t>khối</w:t>
+      </w:r>
+      <w:proofErr w:type="spellEnd"/>
+      <w:r>
+        <w:rPr>
+          <w:rFonts w:ascii="Times New Roman" w:hAnsi="Times New Roman" w:cs="Times New Roman"/>
+          <w:sz w:val="24"/>
+          <w:szCs w:val="24"/>
+        </w:rPr>
+        <w:t xml:space="preserve"> </w:t>
+      </w:r>
+      <w:proofErr w:type="spellStart"/>
+      <w:r>
+        <w:rPr>
+          <w:rFonts w:ascii="Times New Roman" w:hAnsi="Times New Roman" w:cs="Times New Roman"/>
+          <w:sz w:val="24"/>
+          <w:szCs w:val="24"/>
+        </w:rPr>
+        <w:t>thân</w:t>
+      </w:r>
+      <w:proofErr w:type="spellEnd"/>
+      <w:r>
+        <w:rPr>
+          <w:rFonts w:ascii="Times New Roman" w:hAnsi="Times New Roman" w:cs="Times New Roman"/>
+          <w:sz w:val="24"/>
+          <w:szCs w:val="24"/>
+        </w:rPr>
+        <w:t xml:space="preserve"> </w:t>
+      </w:r>
+      <w:proofErr w:type="spellStart"/>
+      <w:r>
+        <w:rPr>
+          <w:rFonts w:ascii="Times New Roman" w:hAnsi="Times New Roman" w:cs="Times New Roman"/>
+          <w:sz w:val="24"/>
+          <w:szCs w:val="24"/>
+        </w:rPr>
+        <w:t>xe</w:t>
+      </w:r>
+      <w:proofErr w:type="spellEnd"/>
+      <w:r>
+        <w:rPr>
+          <w:rFonts w:ascii="Times New Roman" w:hAnsi="Times New Roman" w:cs="Times New Roman"/>
+          <w:sz w:val="24"/>
+          <w:szCs w:val="24"/>
+        </w:rPr>
+        <w:t xml:space="preserve">, </w:t>
+      </w:r>
+      <w:proofErr w:type="spellStart"/>
+      <w:r>
+        <w:rPr>
+          <w:rFonts w:ascii="Times New Roman" w:hAnsi="Times New Roman" w:cs="Times New Roman"/>
+          <w:sz w:val="24"/>
+          <w:szCs w:val="24"/>
+        </w:rPr>
+        <w:t>mô</w:t>
+      </w:r>
+      <w:proofErr w:type="spellEnd"/>
+      <w:r>
+        <w:rPr>
+          <w:rFonts w:ascii="Times New Roman" w:hAnsi="Times New Roman" w:cs="Times New Roman"/>
+          <w:sz w:val="24"/>
+          <w:szCs w:val="24"/>
+        </w:rPr>
+        <w:t xml:space="preserve"> </w:t>
+      </w:r>
+      <w:proofErr w:type="spellStart"/>
+      <w:r>
+        <w:rPr>
+          <w:rFonts w:ascii="Times New Roman" w:hAnsi="Times New Roman" w:cs="Times New Roman"/>
+          <w:sz w:val="24"/>
+          <w:szCs w:val="24"/>
+        </w:rPr>
+        <w:t>tả</w:t>
+      </w:r>
+      <w:proofErr w:type="spellEnd"/>
+      <w:r>
+        <w:rPr>
+          <w:rFonts w:ascii="Times New Roman" w:hAnsi="Times New Roman" w:cs="Times New Roman"/>
+          <w:sz w:val="24"/>
+          <w:szCs w:val="24"/>
+        </w:rPr>
+        <w:t xml:space="preserve"> </w:t>
+      </w:r>
+      <w:proofErr w:type="spellStart"/>
+      <w:r>
+        <w:rPr>
+          <w:rFonts w:ascii="Times New Roman" w:hAnsi="Times New Roman" w:cs="Times New Roman"/>
+          <w:sz w:val="24"/>
+          <w:szCs w:val="24"/>
+        </w:rPr>
+        <w:t>chuyển</w:t>
+      </w:r>
+      <w:proofErr w:type="spellEnd"/>
+      <w:r>
+        <w:rPr>
+          <w:rFonts w:ascii="Times New Roman" w:hAnsi="Times New Roman" w:cs="Times New Roman"/>
+          <w:sz w:val="24"/>
+          <w:szCs w:val="24"/>
+        </w:rPr>
+        <w:t xml:space="preserve"> </w:t>
+      </w:r>
+      <w:proofErr w:type="spellStart"/>
+      <w:r>
+        <w:rPr>
+          <w:rFonts w:ascii="Times New Roman" w:hAnsi="Times New Roman" w:cs="Times New Roman"/>
+          <w:sz w:val="24"/>
+          <w:szCs w:val="24"/>
+        </w:rPr>
+        <w:t>động</w:t>
+      </w:r>
+      <w:proofErr w:type="spellEnd"/>
+      <w:r>
+        <w:rPr>
+          <w:rFonts w:ascii="Times New Roman" w:hAnsi="Times New Roman" w:cs="Times New Roman"/>
+          <w:sz w:val="24"/>
+          <w:szCs w:val="24"/>
+        </w:rPr>
+        <w:t xml:space="preserve"> </w:t>
+      </w:r>
+      <w:proofErr w:type="spellStart"/>
+      <w:r>
+        <w:rPr>
+          <w:rFonts w:ascii="Times New Roman" w:hAnsi="Times New Roman" w:cs="Times New Roman"/>
+          <w:sz w:val="24"/>
+          <w:szCs w:val="24"/>
+        </w:rPr>
+        <w:t>ngang</w:t>
+      </w:r>
+      <w:proofErr w:type="spellEnd"/>
+      <w:r>
+        <w:rPr>
+          <w:rFonts w:ascii="Times New Roman" w:hAnsi="Times New Roman" w:cs="Times New Roman"/>
+          <w:sz w:val="24"/>
+          <w:szCs w:val="24"/>
+        </w:rPr>
+        <w:t xml:space="preserve"> </w:t>
+      </w:r>
+      <w:proofErr w:type="spellStart"/>
+      <w:r>
+        <w:rPr>
+          <w:rFonts w:ascii="Times New Roman" w:hAnsi="Times New Roman" w:cs="Times New Roman"/>
+          <w:sz w:val="24"/>
+          <w:szCs w:val="24"/>
+        </w:rPr>
+        <w:t>và</w:t>
+      </w:r>
+      <w:proofErr w:type="spellEnd"/>
+      <w:r>
+        <w:rPr>
+          <w:rFonts w:ascii="Times New Roman" w:hAnsi="Times New Roman" w:cs="Times New Roman"/>
+          <w:sz w:val="24"/>
+          <w:szCs w:val="24"/>
+        </w:rPr>
+        <w:t xml:space="preserve"> </w:t>
+      </w:r>
+      <w:proofErr w:type="spellStart"/>
+      <w:r>
+        <w:rPr>
+          <w:rFonts w:ascii="Times New Roman" w:hAnsi="Times New Roman" w:cs="Times New Roman"/>
+          <w:sz w:val="24"/>
+          <w:szCs w:val="24"/>
+        </w:rPr>
+        <w:t>chuyển</w:t>
+      </w:r>
+      <w:proofErr w:type="spellEnd"/>
+      <w:r>
+        <w:rPr>
+          <w:rFonts w:ascii="Times New Roman" w:hAnsi="Times New Roman" w:cs="Times New Roman"/>
+          <w:sz w:val="24"/>
+          <w:szCs w:val="24"/>
+        </w:rPr>
+        <w:t xml:space="preserve"> </w:t>
+      </w:r>
+      <w:proofErr w:type="spellStart"/>
+      <w:r>
+        <w:rPr>
+          <w:rFonts w:ascii="Times New Roman" w:hAnsi="Times New Roman" w:cs="Times New Roman"/>
+          <w:sz w:val="24"/>
+          <w:szCs w:val="24"/>
+        </w:rPr>
+        <w:t>động</w:t>
+      </w:r>
+      <w:proofErr w:type="spellEnd"/>
+      <w:r>
+        <w:rPr>
+          <w:rFonts w:ascii="Times New Roman" w:hAnsi="Times New Roman" w:cs="Times New Roman"/>
+          <w:sz w:val="24"/>
+          <w:szCs w:val="24"/>
+        </w:rPr>
+        <w:t xml:space="preserve"> quay </w:t>
+      </w:r>
+      <w:proofErr w:type="spellStart"/>
+      <w:r>
+        <w:rPr>
+          <w:rFonts w:ascii="Times New Roman" w:hAnsi="Times New Roman" w:cs="Times New Roman"/>
+          <w:sz w:val="24"/>
+          <w:szCs w:val="24"/>
+        </w:rPr>
+        <w:t>quanh</w:t>
+      </w:r>
+      <w:proofErr w:type="spellEnd"/>
+      <w:r>
+        <w:rPr>
+          <w:rFonts w:ascii="Times New Roman" w:hAnsi="Times New Roman" w:cs="Times New Roman"/>
+          <w:sz w:val="24"/>
+          <w:szCs w:val="24"/>
+        </w:rPr>
+        <w:t xml:space="preserve"> </w:t>
+      </w:r>
+      <w:proofErr w:type="spellStart"/>
+      <w:r>
+        <w:rPr>
+          <w:rFonts w:ascii="Times New Roman" w:hAnsi="Times New Roman" w:cs="Times New Roman"/>
+          <w:sz w:val="24"/>
+          <w:szCs w:val="24"/>
+        </w:rPr>
+        <w:t>trục</w:t>
+      </w:r>
+      <w:proofErr w:type="spellEnd"/>
+      <w:r>
+        <w:rPr>
+          <w:rFonts w:ascii="Times New Roman" w:hAnsi="Times New Roman" w:cs="Times New Roman"/>
+          <w:sz w:val="24"/>
+          <w:szCs w:val="24"/>
+        </w:rPr>
+        <w:t xml:space="preserve"> </w:t>
+      </w:r>
+      <w:proofErr w:type="spellStart"/>
+      <w:r>
+        <w:rPr>
+          <w:rFonts w:ascii="Times New Roman" w:hAnsi="Times New Roman" w:cs="Times New Roman"/>
+          <w:sz w:val="24"/>
+          <w:szCs w:val="24"/>
+        </w:rPr>
+        <w:t>thẳng</w:t>
+      </w:r>
+      <w:proofErr w:type="spellEnd"/>
+      <w:r>
+        <w:rPr>
+          <w:rFonts w:ascii="Times New Roman" w:hAnsi="Times New Roman" w:cs="Times New Roman"/>
+          <w:sz w:val="24"/>
+          <w:szCs w:val="24"/>
+        </w:rPr>
+        <w:t xml:space="preserve"> </w:t>
+      </w:r>
+      <w:proofErr w:type="spellStart"/>
+      <w:r>
+        <w:rPr>
+          <w:rFonts w:ascii="Times New Roman" w:hAnsi="Times New Roman" w:cs="Times New Roman"/>
+          <w:sz w:val="24"/>
+          <w:szCs w:val="24"/>
+        </w:rPr>
+        <w:t>đứng</w:t>
+      </w:r>
+      <w:proofErr w:type="spellEnd"/>
+      <w:r>
+        <w:rPr>
+          <w:rFonts w:ascii="Times New Roman" w:hAnsi="Times New Roman" w:cs="Times New Roman"/>
+          <w:sz w:val="24"/>
+          <w:szCs w:val="24"/>
+        </w:rPr>
+        <w:t xml:space="preserve"> (yaw) </w:t>
+      </w:r>
+      <w:proofErr w:type="spellStart"/>
+      <w:r>
+        <w:rPr>
+          <w:rFonts w:ascii="Times New Roman" w:hAnsi="Times New Roman" w:cs="Times New Roman"/>
+          <w:sz w:val="24"/>
+          <w:szCs w:val="24"/>
+        </w:rPr>
+        <w:t>theo</w:t>
+      </w:r>
+      <w:proofErr w:type="spellEnd"/>
+      <w:r>
+        <w:rPr>
+          <w:rFonts w:ascii="Times New Roman" w:hAnsi="Times New Roman" w:cs="Times New Roman"/>
+          <w:sz w:val="24"/>
+          <w:szCs w:val="24"/>
+        </w:rPr>
+        <w:t xml:space="preserve"> </w:t>
+      </w:r>
+      <w:proofErr w:type="spellStart"/>
+      <w:r>
+        <w:rPr>
+          <w:rFonts w:ascii="Times New Roman" w:hAnsi="Times New Roman" w:cs="Times New Roman"/>
+          <w:sz w:val="24"/>
+          <w:szCs w:val="24"/>
+        </w:rPr>
+        <w:t>mô</w:t>
+      </w:r>
+      <w:proofErr w:type="spellEnd"/>
+      <w:r>
+        <w:rPr>
+          <w:rFonts w:ascii="Times New Roman" w:hAnsi="Times New Roman" w:cs="Times New Roman"/>
+          <w:sz w:val="24"/>
+          <w:szCs w:val="24"/>
+        </w:rPr>
+        <w:t xml:space="preserve"> </w:t>
+      </w:r>
+      <w:proofErr w:type="spellStart"/>
+      <w:r>
+        <w:rPr>
+          <w:rFonts w:ascii="Times New Roman" w:hAnsi="Times New Roman" w:cs="Times New Roman"/>
+          <w:sz w:val="24"/>
+          <w:szCs w:val="24"/>
+        </w:rPr>
+        <w:t>hình</w:t>
+      </w:r>
+      <w:proofErr w:type="spellEnd"/>
+      <w:r>
+        <w:rPr>
+          <w:rFonts w:ascii="Times New Roman" w:hAnsi="Times New Roman" w:cs="Times New Roman"/>
+          <w:sz w:val="24"/>
+          <w:szCs w:val="24"/>
+        </w:rPr>
+        <w:t xml:space="preserve"> </w:t>
+      </w:r>
+      <w:proofErr w:type="spellStart"/>
+      <w:r>
+        <w:rPr>
+          <w:rFonts w:ascii="Times New Roman" w:hAnsi="Times New Roman" w:cs="Times New Roman"/>
+          <w:sz w:val="24"/>
+          <w:szCs w:val="24"/>
+        </w:rPr>
+        <w:t>xe</w:t>
+      </w:r>
+      <w:proofErr w:type="spellEnd"/>
+      <w:r>
+        <w:rPr>
+          <w:rFonts w:ascii="Times New Roman" w:hAnsi="Times New Roman" w:cs="Times New Roman"/>
+          <w:sz w:val="24"/>
+          <w:szCs w:val="24"/>
+        </w:rPr>
+        <w:t xml:space="preserve"> </w:t>
+      </w:r>
+      <w:proofErr w:type="spellStart"/>
+      <w:r>
+        <w:rPr>
+          <w:rFonts w:ascii="Times New Roman" w:hAnsi="Times New Roman" w:cs="Times New Roman"/>
+          <w:sz w:val="24"/>
+          <w:szCs w:val="24"/>
+        </w:rPr>
+        <w:t>một</w:t>
+      </w:r>
+      <w:proofErr w:type="spellEnd"/>
+      <w:r>
+        <w:rPr>
+          <w:rFonts w:ascii="Times New Roman" w:hAnsi="Times New Roman" w:cs="Times New Roman"/>
+          <w:sz w:val="24"/>
+          <w:szCs w:val="24"/>
+        </w:rPr>
+        <w:t xml:space="preserve"> </w:t>
+      </w:r>
+      <w:proofErr w:type="spellStart"/>
+      <w:r>
+        <w:rPr>
+          <w:rFonts w:ascii="Times New Roman" w:hAnsi="Times New Roman" w:cs="Times New Roman"/>
+          <w:sz w:val="24"/>
+          <w:szCs w:val="24"/>
+        </w:rPr>
+        <w:t>vệt</w:t>
+      </w:r>
+      <w:proofErr w:type="spellEnd"/>
+      <w:r>
+        <w:rPr>
+          <w:rFonts w:ascii="Times New Roman" w:hAnsi="Times New Roman" w:cs="Times New Roman"/>
+          <w:sz w:val="24"/>
+          <w:szCs w:val="24"/>
+        </w:rPr>
+        <w:t xml:space="preserve"> </w:t>
+      </w:r>
+      <w:proofErr w:type="spellStart"/>
+      <w:r>
+        <w:rPr>
+          <w:rFonts w:ascii="Times New Roman" w:hAnsi="Times New Roman" w:cs="Times New Roman"/>
+          <w:sz w:val="24"/>
+          <w:szCs w:val="24"/>
+        </w:rPr>
+        <w:t>hai</w:t>
+      </w:r>
+      <w:proofErr w:type="spellEnd"/>
+      <w:r>
+        <w:rPr>
+          <w:rFonts w:ascii="Times New Roman" w:hAnsi="Times New Roman" w:cs="Times New Roman"/>
+          <w:sz w:val="24"/>
+          <w:szCs w:val="24"/>
+        </w:rPr>
+        <w:t xml:space="preserve"> </w:t>
+      </w:r>
+      <w:proofErr w:type="spellStart"/>
+      <w:r>
+        <w:rPr>
+          <w:rFonts w:ascii="Times New Roman" w:hAnsi="Times New Roman" w:cs="Times New Roman"/>
+          <w:sz w:val="24"/>
+          <w:szCs w:val="24"/>
+        </w:rPr>
+        <w:t>bậc</w:t>
+      </w:r>
+      <w:proofErr w:type="spellEnd"/>
+      <w:r>
+        <w:rPr>
+          <w:rFonts w:ascii="Times New Roman" w:hAnsi="Times New Roman" w:cs="Times New Roman"/>
+          <w:sz w:val="24"/>
+          <w:szCs w:val="24"/>
+        </w:rPr>
+        <w:t xml:space="preserve"> </w:t>
+      </w:r>
+      <w:proofErr w:type="spellStart"/>
+      <w:r>
+        <w:rPr>
+          <w:rFonts w:ascii="Times New Roman" w:hAnsi="Times New Roman" w:cs="Times New Roman"/>
+          <w:sz w:val="24"/>
+          <w:szCs w:val="24"/>
+        </w:rPr>
+        <w:t>tự</w:t>
+      </w:r>
+      <w:proofErr w:type="spellEnd"/>
+      <w:r>
+        <w:rPr>
+          <w:rFonts w:ascii="Times New Roman" w:hAnsi="Times New Roman" w:cs="Times New Roman"/>
+          <w:sz w:val="24"/>
+          <w:szCs w:val="24"/>
+        </w:rPr>
+        <w:t xml:space="preserve"> do (bicycle model). </w:t>
+      </w:r>
+      <w:proofErr w:type="spellStart"/>
+      <w:r>
+        <w:rPr>
+          <w:rFonts w:ascii="Times New Roman" w:hAnsi="Times New Roman" w:cs="Times New Roman"/>
+          <w:sz w:val="24"/>
+          <w:szCs w:val="24"/>
+        </w:rPr>
+        <w:t>Khối</w:t>
+      </w:r>
+      <w:proofErr w:type="spellEnd"/>
+      <w:r>
+        <w:rPr>
+          <w:rFonts w:ascii="Times New Roman" w:hAnsi="Times New Roman" w:cs="Times New Roman"/>
+          <w:sz w:val="24"/>
+          <w:szCs w:val="24"/>
+        </w:rPr>
+        <w:t xml:space="preserve"> </w:t>
+      </w:r>
+      <w:proofErr w:type="spellStart"/>
+      <w:r>
+        <w:rPr>
+          <w:rFonts w:ascii="Times New Roman" w:hAnsi="Times New Roman" w:cs="Times New Roman"/>
+          <w:sz w:val="24"/>
+          <w:szCs w:val="24"/>
+        </w:rPr>
+        <w:t>cơ</w:t>
+      </w:r>
+      <w:proofErr w:type="spellEnd"/>
+      <w:r>
+        <w:rPr>
+          <w:rFonts w:ascii="Times New Roman" w:hAnsi="Times New Roman" w:cs="Times New Roman"/>
+          <w:sz w:val="24"/>
+          <w:szCs w:val="24"/>
+        </w:rPr>
+        <w:t xml:space="preserve"> </w:t>
+      </w:r>
+      <w:proofErr w:type="spellStart"/>
+      <w:r>
+        <w:rPr>
+          <w:rFonts w:ascii="Times New Roman" w:hAnsi="Times New Roman" w:cs="Times New Roman"/>
+          <w:sz w:val="24"/>
+          <w:szCs w:val="24"/>
+        </w:rPr>
+        <w:t>cấu</w:t>
+      </w:r>
+      <w:proofErr w:type="spellEnd"/>
+      <w:r>
+        <w:rPr>
+          <w:rFonts w:ascii="Times New Roman" w:hAnsi="Times New Roman" w:cs="Times New Roman"/>
+          <w:sz w:val="24"/>
+          <w:szCs w:val="24"/>
+        </w:rPr>
+        <w:t xml:space="preserve"> </w:t>
+      </w:r>
+      <w:proofErr w:type="spellStart"/>
+      <w:r>
+        <w:rPr>
+          <w:rFonts w:ascii="Times New Roman" w:hAnsi="Times New Roman" w:cs="Times New Roman"/>
+          <w:sz w:val="24"/>
+          <w:szCs w:val="24"/>
+        </w:rPr>
+        <w:t>lái</w:t>
+      </w:r>
+      <w:proofErr w:type="spellEnd"/>
+      <w:r>
+        <w:rPr>
+          <w:rFonts w:ascii="Times New Roman" w:hAnsi="Times New Roman" w:cs="Times New Roman"/>
+          <w:sz w:val="24"/>
+          <w:szCs w:val="24"/>
+        </w:rPr>
+        <w:t xml:space="preserve"> </w:t>
+      </w:r>
+      <w:proofErr w:type="spellStart"/>
+      <w:r>
+        <w:rPr>
+          <w:rFonts w:ascii="Times New Roman" w:hAnsi="Times New Roman" w:cs="Times New Roman"/>
+          <w:sz w:val="24"/>
+          <w:szCs w:val="24"/>
+        </w:rPr>
+        <w:t>và</w:t>
+      </w:r>
+      <w:proofErr w:type="spellEnd"/>
+      <w:r>
+        <w:rPr>
+          <w:rFonts w:ascii="Times New Roman" w:hAnsi="Times New Roman" w:cs="Times New Roman"/>
+          <w:sz w:val="24"/>
+          <w:szCs w:val="24"/>
+        </w:rPr>
+        <w:t xml:space="preserve"> </w:t>
+      </w:r>
+      <w:proofErr w:type="spellStart"/>
+      <w:r>
+        <w:rPr>
+          <w:rFonts w:ascii="Times New Roman" w:hAnsi="Times New Roman" w:cs="Times New Roman"/>
+          <w:sz w:val="24"/>
+          <w:szCs w:val="24"/>
+        </w:rPr>
+        <w:t>khối</w:t>
+      </w:r>
+      <w:proofErr w:type="spellEnd"/>
+      <w:r>
+        <w:rPr>
+          <w:rFonts w:ascii="Times New Roman" w:hAnsi="Times New Roman" w:cs="Times New Roman"/>
+          <w:sz w:val="24"/>
+          <w:szCs w:val="24"/>
+        </w:rPr>
+        <w:t xml:space="preserve"> </w:t>
+      </w:r>
+      <w:proofErr w:type="spellStart"/>
+      <w:r>
+        <w:rPr>
+          <w:rFonts w:ascii="Times New Roman" w:hAnsi="Times New Roman" w:cs="Times New Roman"/>
+          <w:sz w:val="24"/>
+          <w:szCs w:val="24"/>
+        </w:rPr>
+        <w:t>thân</w:t>
+      </w:r>
+      <w:proofErr w:type="spellEnd"/>
+      <w:r>
+        <w:rPr>
+          <w:rFonts w:ascii="Times New Roman" w:hAnsi="Times New Roman" w:cs="Times New Roman"/>
+          <w:sz w:val="24"/>
+          <w:szCs w:val="24"/>
+        </w:rPr>
+        <w:t xml:space="preserve"> </w:t>
+      </w:r>
+      <w:proofErr w:type="spellStart"/>
+      <w:r>
+        <w:rPr>
+          <w:rFonts w:ascii="Times New Roman" w:hAnsi="Times New Roman" w:cs="Times New Roman"/>
+          <w:sz w:val="24"/>
+          <w:szCs w:val="24"/>
+        </w:rPr>
+        <w:t>xe</w:t>
+      </w:r>
+      <w:proofErr w:type="spellEnd"/>
+      <w:r>
+        <w:rPr>
+          <w:rFonts w:ascii="Times New Roman" w:hAnsi="Times New Roman" w:cs="Times New Roman"/>
+          <w:sz w:val="24"/>
+          <w:szCs w:val="24"/>
+        </w:rPr>
+        <w:t xml:space="preserve"> </w:t>
+      </w:r>
+      <w:proofErr w:type="spellStart"/>
+      <w:r>
+        <w:rPr>
+          <w:rFonts w:ascii="Times New Roman" w:hAnsi="Times New Roman" w:cs="Times New Roman"/>
+          <w:sz w:val="24"/>
+          <w:szCs w:val="24"/>
+        </w:rPr>
+        <w:t>có</w:t>
+      </w:r>
+      <w:proofErr w:type="spellEnd"/>
+      <w:r>
+        <w:rPr>
+          <w:rFonts w:ascii="Times New Roman" w:hAnsi="Times New Roman" w:cs="Times New Roman"/>
+          <w:sz w:val="24"/>
+          <w:szCs w:val="24"/>
+        </w:rPr>
+        <w:t xml:space="preserve"> </w:t>
+      </w:r>
+      <w:proofErr w:type="spellStart"/>
+      <w:r>
+        <w:rPr>
+          <w:rFonts w:ascii="Times New Roman" w:hAnsi="Times New Roman" w:cs="Times New Roman"/>
+          <w:sz w:val="24"/>
+          <w:szCs w:val="24"/>
+        </w:rPr>
+        <w:t>biến</w:t>
+      </w:r>
+      <w:proofErr w:type="spellEnd"/>
+      <w:r>
+        <w:rPr>
+          <w:rFonts w:ascii="Times New Roman" w:hAnsi="Times New Roman" w:cs="Times New Roman"/>
+          <w:sz w:val="24"/>
+          <w:szCs w:val="24"/>
+        </w:rPr>
+        <w:t xml:space="preserve"> </w:t>
+      </w:r>
+      <w:proofErr w:type="spellStart"/>
+      <w:r>
+        <w:rPr>
+          <w:rFonts w:ascii="Times New Roman" w:hAnsi="Times New Roman" w:cs="Times New Roman"/>
+          <w:sz w:val="24"/>
+          <w:szCs w:val="24"/>
+        </w:rPr>
+        <w:t>trạng</w:t>
+      </w:r>
+      <w:proofErr w:type="spellEnd"/>
+      <w:r>
+        <w:rPr>
+          <w:rFonts w:ascii="Times New Roman" w:hAnsi="Times New Roman" w:cs="Times New Roman"/>
+          <w:sz w:val="24"/>
+          <w:szCs w:val="24"/>
+        </w:rPr>
+        <w:t xml:space="preserve"> </w:t>
+      </w:r>
+      <w:proofErr w:type="spellStart"/>
+      <w:r>
+        <w:rPr>
+          <w:rFonts w:ascii="Times New Roman" w:hAnsi="Times New Roman" w:cs="Times New Roman"/>
+          <w:sz w:val="24"/>
+          <w:szCs w:val="24"/>
+        </w:rPr>
+        <w:t>thái</w:t>
+      </w:r>
+      <w:proofErr w:type="spellEnd"/>
+      <w:r>
+        <w:rPr>
+          <w:rFonts w:ascii="Times New Roman" w:hAnsi="Times New Roman" w:cs="Times New Roman"/>
+          <w:sz w:val="24"/>
+          <w:szCs w:val="24"/>
+        </w:rPr>
+        <w:t xml:space="preserve">; </w:t>
+      </w:r>
+      <w:proofErr w:type="spellStart"/>
+      <w:r>
+        <w:rPr>
+          <w:rFonts w:ascii="Times New Roman" w:hAnsi="Times New Roman" w:cs="Times New Roman"/>
+          <w:sz w:val="24"/>
+          <w:szCs w:val="24"/>
+        </w:rPr>
+        <w:t>khối</w:t>
+      </w:r>
+      <w:proofErr w:type="spellEnd"/>
+      <w:r>
+        <w:rPr>
+          <w:rFonts w:ascii="Times New Roman" w:hAnsi="Times New Roman" w:cs="Times New Roman"/>
+          <w:sz w:val="24"/>
+          <w:szCs w:val="24"/>
+        </w:rPr>
+        <w:t xml:space="preserve"> </w:t>
+      </w:r>
+      <w:proofErr w:type="spellStart"/>
+      <w:r>
+        <w:rPr>
+          <w:rFonts w:ascii="Times New Roman" w:hAnsi="Times New Roman" w:cs="Times New Roman"/>
+          <w:sz w:val="24"/>
+          <w:szCs w:val="24"/>
+        </w:rPr>
+        <w:t>lốp</w:t>
+      </w:r>
+      <w:proofErr w:type="spellEnd"/>
+      <w:r>
+        <w:rPr>
+          <w:rFonts w:ascii="Times New Roman" w:hAnsi="Times New Roman" w:cs="Times New Roman"/>
+          <w:sz w:val="24"/>
+          <w:szCs w:val="24"/>
+        </w:rPr>
+        <w:t xml:space="preserve"> </w:t>
+      </w:r>
+      <w:proofErr w:type="spellStart"/>
+      <w:r>
+        <w:rPr>
+          <w:rFonts w:ascii="Times New Roman" w:hAnsi="Times New Roman" w:cs="Times New Roman"/>
+          <w:sz w:val="24"/>
+          <w:szCs w:val="24"/>
+        </w:rPr>
+        <w:t>là</w:t>
+      </w:r>
+      <w:proofErr w:type="spellEnd"/>
+      <w:r>
+        <w:rPr>
+          <w:rFonts w:ascii="Times New Roman" w:hAnsi="Times New Roman" w:cs="Times New Roman"/>
+          <w:sz w:val="24"/>
+          <w:szCs w:val="24"/>
+        </w:rPr>
+        <w:t xml:space="preserve"> </w:t>
+      </w:r>
+      <w:proofErr w:type="spellStart"/>
+      <w:r>
+        <w:rPr>
+          <w:rFonts w:ascii="Times New Roman" w:hAnsi="Times New Roman" w:cs="Times New Roman"/>
+          <w:sz w:val="24"/>
+          <w:szCs w:val="24"/>
+        </w:rPr>
+        <w:t>khối</w:t>
+      </w:r>
+      <w:proofErr w:type="spellEnd"/>
+      <w:r>
+        <w:rPr>
+          <w:rFonts w:ascii="Times New Roman" w:hAnsi="Times New Roman" w:cs="Times New Roman"/>
+          <w:sz w:val="24"/>
+          <w:szCs w:val="24"/>
+        </w:rPr>
+        <w:t xml:space="preserve"> </w:t>
+      </w:r>
+      <w:proofErr w:type="spellStart"/>
+      <w:r>
+        <w:rPr>
+          <w:rFonts w:ascii="Times New Roman" w:hAnsi="Times New Roman" w:cs="Times New Roman"/>
+          <w:sz w:val="24"/>
+          <w:szCs w:val="24"/>
+        </w:rPr>
+        <w:t>đại</w:t>
+      </w:r>
+      <w:proofErr w:type="spellEnd"/>
+      <w:r>
+        <w:rPr>
+          <w:rFonts w:ascii="Times New Roman" w:hAnsi="Times New Roman" w:cs="Times New Roman"/>
+          <w:sz w:val="24"/>
+          <w:szCs w:val="24"/>
+        </w:rPr>
+        <w:t xml:space="preserve"> </w:t>
+      </w:r>
+      <w:proofErr w:type="spellStart"/>
+      <w:r>
+        <w:rPr>
+          <w:rFonts w:ascii="Times New Roman" w:hAnsi="Times New Roman" w:cs="Times New Roman"/>
+          <w:sz w:val="24"/>
+          <w:szCs w:val="24"/>
+        </w:rPr>
+        <w:t>số</w:t>
+      </w:r>
+      <w:proofErr w:type="spellEnd"/>
+      <w:r>
+        <w:rPr>
+          <w:rFonts w:ascii="Times New Roman" w:hAnsi="Times New Roman" w:cs="Times New Roman"/>
+          <w:sz w:val="24"/>
+          <w:szCs w:val="24"/>
+        </w:rPr>
+        <w:t xml:space="preserve">, </w:t>
+      </w:r>
+      <w:proofErr w:type="spellStart"/>
+      <w:r>
+        <w:rPr>
+          <w:rFonts w:ascii="Times New Roman" w:hAnsi="Times New Roman" w:cs="Times New Roman"/>
+          <w:sz w:val="24"/>
+          <w:szCs w:val="24"/>
+        </w:rPr>
+        <w:t>không</w:t>
+      </w:r>
+      <w:proofErr w:type="spellEnd"/>
+      <w:r>
+        <w:rPr>
+          <w:rFonts w:ascii="Times New Roman" w:hAnsi="Times New Roman" w:cs="Times New Roman"/>
+          <w:sz w:val="24"/>
+          <w:szCs w:val="24"/>
+        </w:rPr>
+        <w:t xml:space="preserve"> </w:t>
+      </w:r>
+      <w:proofErr w:type="spellStart"/>
+      <w:r>
+        <w:rPr>
+          <w:rFonts w:ascii="Times New Roman" w:hAnsi="Times New Roman" w:cs="Times New Roman"/>
+          <w:sz w:val="24"/>
+          <w:szCs w:val="24"/>
+        </w:rPr>
+        <w:t>có</w:t>
+      </w:r>
+      <w:proofErr w:type="spellEnd"/>
+      <w:r>
+        <w:rPr>
+          <w:rFonts w:ascii="Times New Roman" w:hAnsi="Times New Roman" w:cs="Times New Roman"/>
+          <w:sz w:val="24"/>
+          <w:szCs w:val="24"/>
+        </w:rPr>
+        <w:t xml:space="preserve"> </w:t>
+      </w:r>
+      <w:proofErr w:type="spellStart"/>
+      <w:r>
+        <w:rPr>
+          <w:rFonts w:ascii="Times New Roman" w:hAnsi="Times New Roman" w:cs="Times New Roman"/>
+          <w:sz w:val="24"/>
+          <w:szCs w:val="24"/>
+        </w:rPr>
+        <w:t>trạng</w:t>
+      </w:r>
+      <w:proofErr w:type="spellEnd"/>
+      <w:r>
+        <w:rPr>
+          <w:rFonts w:ascii="Times New Roman" w:hAnsi="Times New Roman" w:cs="Times New Roman"/>
+          <w:sz w:val="24"/>
+          <w:szCs w:val="24"/>
+        </w:rPr>
+        <w:t xml:space="preserve"> </w:t>
+      </w:r>
+      <w:proofErr w:type="spellStart"/>
+      <w:r>
+        <w:rPr>
+          <w:rFonts w:ascii="Times New Roman" w:hAnsi="Times New Roman" w:cs="Times New Roman"/>
+          <w:sz w:val="24"/>
+          <w:szCs w:val="24"/>
+        </w:rPr>
+        <w:t>thái</w:t>
+      </w:r>
+      <w:proofErr w:type="spellEnd"/>
+      <w:r>
+        <w:rPr>
+          <w:rFonts w:ascii="Times New Roman" w:hAnsi="Times New Roman" w:cs="Times New Roman"/>
+          <w:sz w:val="24"/>
+          <w:szCs w:val="24"/>
+        </w:rPr>
+        <w:t>.</w:t>
+      </w:r>
+      <w:r>
+        <w:rPr>
+          <w:rFonts w:ascii="Times New Roman" w:hAnsi="Times New Roman" w:cs="Times New Roman"/>
+          <w:sz w:val="24"/>
+          <w:szCs w:val="24"/>
         </w:rPr>
         <w:br w:type="page"/>
       </w:r>
@@ -1634,862 +3213,6 @@
         <w:t>Bảng thông số trích dẫn và tự giả định:</w:t>
       </w:r>
     </w:p>
-    <w:tbl>
-      <w:tblPr>
-        <w:tblStyle w:val="TableGrid"/>
-        <w:tblW w:w="0" w:type="auto"/>
-        <w:tblLook w:val="04A0" w:firstRow="1" w:lastRow="0" w:firstColumn="1" w:lastColumn="0" w:noHBand="0" w:noVBand="1"/>
-      </w:tblPr>
-      <w:tblGrid>
-        <w:gridCol w:w="1749"/>
-        <w:gridCol w:w="1710"/>
-        <w:gridCol w:w="2346"/>
-        <w:gridCol w:w="2675"/>
-        <w:gridCol w:w="870"/>
-      </w:tblGrid>
-      <w:tr>
-        <w:trPr>
-          <w:trHeight w:val="449"/>
-        </w:trPr>
-        <w:tc>
-          <w:tcPr>
-            <w:tcW w:w="1749" w:type="dxa"/>
-            <w:vAlign w:val="center"/>
-          </w:tcPr>
-          <w:p>
-            <w:pPr>
-              <w:jc w:val="center"/>
-              <w:rPr>
-                <w:rFonts w:ascii="Times New Roman" w:eastAsia="Aptos" w:hAnsi="Times New Roman" w:cs="Times New Roman"/>
-                <w:sz w:val="24"/>
-                <w:szCs w:val="24"/>
-                <w:lang w:val="vi-VN"/>
-              </w:rPr>
-            </w:pPr>
-            <w:r>
-              <w:rPr>
-                <w:rFonts w:ascii="Times New Roman" w:eastAsia="Aptos" w:hAnsi="Times New Roman" w:cs="Times New Roman"/>
-                <w:sz w:val="24"/>
-                <w:szCs w:val="24"/>
-              </w:rPr>
-              <w:t>Đại</w:t>
-            </w:r>
-            <w:r>
-              <w:rPr>
-                <w:rFonts w:ascii="Times New Roman" w:eastAsia="Aptos" w:hAnsi="Times New Roman" w:cs="Times New Roman"/>
-                <w:sz w:val="24"/>
-                <w:szCs w:val="24"/>
-                <w:lang w:val="vi-VN"/>
-              </w:rPr>
-              <w:t xml:space="preserve"> lượng</w:t>
-            </w:r>
-          </w:p>
-        </w:tc>
-        <w:tc>
-          <w:tcPr>
-            <w:tcW w:w="1710" w:type="dxa"/>
-            <w:vAlign w:val="center"/>
-          </w:tcPr>
-          <w:p>
-            <w:pPr>
-              <w:jc w:val="center"/>
-              <w:rPr>
-                <w:rFonts w:ascii="Times New Roman" w:hAnsi="Times New Roman" w:cs="Times New Roman"/>
-                <w:sz w:val="24"/>
-                <w:szCs w:val="24"/>
-                <w:lang w:val="vi-VN"/>
-              </w:rPr>
-            </w:pPr>
-            <w:r>
-              <w:rPr>
-                <w:rFonts w:ascii="Times New Roman" w:hAnsi="Times New Roman" w:cs="Times New Roman"/>
-                <w:sz w:val="24"/>
-                <w:szCs w:val="24"/>
-                <w:lang w:val="vi-VN"/>
-              </w:rPr>
-              <w:t>Giá trị</w:t>
-            </w:r>
-          </w:p>
-        </w:tc>
-        <w:tc>
-          <w:tcPr>
-            <w:tcW w:w="2346" w:type="dxa"/>
-            <w:vAlign w:val="center"/>
-          </w:tcPr>
-          <w:p>
-            <w:pPr>
-              <w:jc w:val="center"/>
-              <w:rPr>
-                <w:rFonts w:ascii="Times New Roman" w:hAnsi="Times New Roman" w:cs="Times New Roman"/>
-                <w:sz w:val="24"/>
-                <w:szCs w:val="24"/>
-                <w:lang w:val="vi-VN"/>
-              </w:rPr>
-            </w:pPr>
-            <w:r>
-              <w:rPr>
-                <w:rFonts w:ascii="Times New Roman" w:hAnsi="Times New Roman" w:cs="Times New Roman"/>
-                <w:sz w:val="24"/>
-                <w:szCs w:val="24"/>
-                <w:lang w:val="vi-VN"/>
-              </w:rPr>
-              <w:t>Đơn vị</w:t>
-            </w:r>
-          </w:p>
-        </w:tc>
-        <w:tc>
-          <w:tcPr>
-            <w:tcW w:w="2675" w:type="dxa"/>
-            <w:vAlign w:val="center"/>
-          </w:tcPr>
-          <w:p>
-            <w:pPr>
-              <w:jc w:val="center"/>
-              <w:rPr>
-                <w:rFonts w:ascii="Times New Roman" w:hAnsi="Times New Roman" w:cs="Times New Roman"/>
-                <w:sz w:val="24"/>
-                <w:szCs w:val="24"/>
-                <w:lang w:val="vi-VN"/>
-              </w:rPr>
-            </w:pPr>
-            <w:r>
-              <w:rPr>
-                <w:rFonts w:ascii="Times New Roman" w:hAnsi="Times New Roman" w:cs="Times New Roman"/>
-                <w:sz w:val="24"/>
-                <w:szCs w:val="24"/>
-                <w:lang w:val="vi-VN"/>
-              </w:rPr>
-              <w:t>Ý nghĩa</w:t>
-            </w:r>
-          </w:p>
-        </w:tc>
-        <w:tc>
-          <w:tcPr>
-            <w:tcW w:w="870" w:type="dxa"/>
-            <w:vAlign w:val="center"/>
-          </w:tcPr>
-          <w:p>
-            <w:pPr>
-              <w:jc w:val="center"/>
-              <w:rPr>
-                <w:rFonts w:ascii="Times New Roman" w:hAnsi="Times New Roman" w:cs="Times New Roman"/>
-                <w:sz w:val="24"/>
-                <w:szCs w:val="24"/>
-                <w:lang w:val="vi-VN"/>
-              </w:rPr>
-            </w:pPr>
-            <w:r>
-              <w:rPr>
-                <w:rFonts w:ascii="Times New Roman" w:hAnsi="Times New Roman" w:cs="Times New Roman"/>
-                <w:sz w:val="24"/>
-                <w:szCs w:val="24"/>
-                <w:lang w:val="vi-VN"/>
-              </w:rPr>
-              <w:t>Nguồn</w:t>
-            </w:r>
-          </w:p>
-        </w:tc>
-      </w:tr>
-      <w:tr>
-        <w:trPr>
-          <w:trHeight w:val="449"/>
-        </w:trPr>
-        <w:tc>
-          <w:tcPr>
-            <w:tcW w:w="1749" w:type="dxa"/>
-            <w:vAlign w:val="center"/>
-          </w:tcPr>
-          <w:p>
-            <w:pPr>
-              <w:jc w:val="center"/>
-              <w:rPr>
-                <w:rFonts w:ascii="Times New Roman" w:hAnsi="Times New Roman" w:cs="Times New Roman"/>
-                <w:sz w:val="24"/>
-                <w:szCs w:val="24"/>
-                <w:lang w:val="vi-VN"/>
-              </w:rPr>
-            </w:pPr>
-            <w:r>
-              <w:rPr>
-                <w:rFonts w:ascii="Times New Roman" w:hAnsi="Times New Roman" w:cs="Times New Roman"/>
-                <w:color w:val="000000"/>
-                <w:sz w:val="24"/>
-                <w:szCs w:val="24"/>
-              </w:rPr>
-              <w:t>K</w:t>
-            </w:r>
-          </w:p>
-        </w:tc>
-        <w:tc>
-          <w:tcPr>
-            <w:tcW w:w="1710" w:type="dxa"/>
-            <w:vAlign w:val="center"/>
-          </w:tcPr>
-          <w:p>
-            <w:pPr>
-              <w:jc w:val="center"/>
-              <w:rPr>
-                <w:rFonts w:ascii="Times New Roman" w:hAnsi="Times New Roman" w:cs="Times New Roman"/>
-                <w:sz w:val="24"/>
-                <w:szCs w:val="24"/>
-                <w:lang w:val="vi-VN"/>
-              </w:rPr>
-            </w:pPr>
-            <w:r>
-              <w:rPr>
-                <w:rFonts w:ascii="Times New Roman" w:hAnsi="Times New Roman" w:cs="Times New Roman"/>
-                <w:color w:val="000000"/>
-                <w:sz w:val="24"/>
-                <w:szCs w:val="24"/>
-              </w:rPr>
-              <w:t>143.24</w:t>
-            </w:r>
-          </w:p>
-        </w:tc>
-        <w:tc>
-          <w:tcPr>
-            <w:tcW w:w="2346" w:type="dxa"/>
-            <w:vAlign w:val="center"/>
-          </w:tcPr>
-          <w:p>
-            <w:pPr>
-              <w:jc w:val="center"/>
-              <w:rPr>
-                <w:rFonts w:ascii="Times New Roman" w:hAnsi="Times New Roman" w:cs="Times New Roman"/>
-                <w:sz w:val="24"/>
-                <w:szCs w:val="24"/>
-                <w:lang w:val="vi-VN"/>
-              </w:rPr>
-            </w:pPr>
-          </w:p>
-        </w:tc>
-        <w:tc>
-          <w:tcPr>
-            <w:tcW w:w="2675" w:type="dxa"/>
-            <w:vAlign w:val="center"/>
-          </w:tcPr>
-          <w:p>
-            <w:pPr>
-              <w:jc w:val="center"/>
-              <w:rPr>
-                <w:rFonts w:ascii="Times New Roman" w:hAnsi="Times New Roman" w:cs="Times New Roman"/>
-                <w:sz w:val="24"/>
-                <w:szCs w:val="24"/>
-                <w:lang w:val="vi-VN"/>
-              </w:rPr>
-            </w:pPr>
-            <w:r>
-              <w:rPr>
-                <w:rFonts w:ascii="Times New Roman" w:hAnsi="Times New Roman" w:cs="Times New Roman"/>
-                <w:sz w:val="24"/>
-                <w:szCs w:val="24"/>
-                <w:lang w:val="vi-VN"/>
-              </w:rPr>
-              <w:t>Độ cứng thanh xoắn</w:t>
-            </w:r>
-          </w:p>
-        </w:tc>
-        <w:tc>
-          <w:tcPr>
-            <w:tcW w:w="870" w:type="dxa"/>
-            <w:vAlign w:val="center"/>
-          </w:tcPr>
-          <w:p>
-            <w:pPr>
-              <w:jc w:val="center"/>
-              <w:rPr>
-                <w:rFonts w:ascii="Times New Roman" w:hAnsi="Times New Roman" w:cs="Times New Roman"/>
-                <w:sz w:val="24"/>
-                <w:szCs w:val="24"/>
-                <w:lang w:val="vi-VN"/>
-              </w:rPr>
-            </w:pPr>
-          </w:p>
-        </w:tc>
-      </w:tr>
-      <w:tr>
-        <w:trPr>
-          <w:trHeight w:val="425"/>
-        </w:trPr>
-        <w:tc>
-          <w:tcPr>
-            <w:tcW w:w="1749" w:type="dxa"/>
-            <w:vAlign w:val="center"/>
-          </w:tcPr>
-          <w:p>
-            <w:pPr>
-              <w:jc w:val="center"/>
-              <w:rPr>
-                <w:rFonts w:ascii="Times New Roman" w:hAnsi="Times New Roman" w:cs="Times New Roman"/>
-                <w:sz w:val="24"/>
-                <w:szCs w:val="24"/>
-                <w:lang w:val="vi-VN"/>
-              </w:rPr>
-            </w:pPr>
-            <m:oMathPara>
-              <m:oMath>
-                <m:sSub>
-                  <m:sSubPr>
-                    <m:ctrlPr>
-                      <w:rPr>
-                        <w:rFonts w:ascii="Cambria Math" w:hAnsi="Cambria Math" w:cs="Times New Roman"/>
-                        <w:sz w:val="24"/>
-                        <w:szCs w:val="24"/>
-                      </w:rPr>
-                    </m:ctrlPr>
-                  </m:sSubPr>
-                  <m:e>
-                    <m:r>
-                      <w:rPr>
-                        <w:rFonts w:ascii="Cambria Math" w:hAnsi="Cambria Math" w:cs="Times New Roman"/>
-                        <w:sz w:val="24"/>
-                        <w:szCs w:val="24"/>
-                      </w:rPr>
-                      <m:t>J</m:t>
-                    </m:r>
-                  </m:e>
-                  <m:sub>
-                    <m:r>
-                      <w:rPr>
-                        <w:rFonts w:ascii="Cambria Math" w:hAnsi="Cambria Math" w:cs="Times New Roman"/>
-                        <w:sz w:val="24"/>
-                        <w:szCs w:val="24"/>
-                      </w:rPr>
-                      <m:t>col</m:t>
-                    </m:r>
-                  </m:sub>
-                </m:sSub>
-              </m:oMath>
-            </m:oMathPara>
-          </w:p>
-        </w:tc>
-        <w:tc>
-          <w:tcPr>
-            <w:tcW w:w="1710" w:type="dxa"/>
-            <w:vAlign w:val="center"/>
-          </w:tcPr>
-          <w:p>
-            <w:pPr>
-              <w:jc w:val="center"/>
-              <w:rPr>
-                <w:rFonts w:ascii="Times New Roman" w:hAnsi="Times New Roman" w:cs="Times New Roman"/>
-                <w:sz w:val="24"/>
-                <w:szCs w:val="24"/>
-                <w:lang w:val="vi-VN"/>
-              </w:rPr>
-            </w:pPr>
-            <w:r>
-              <w:rPr>
-                <w:rFonts w:ascii="Times New Roman" w:hAnsi="Times New Roman" w:cs="Times New Roman"/>
-                <w:color w:val="000000"/>
-                <w:sz w:val="24"/>
-                <w:szCs w:val="24"/>
-              </w:rPr>
-              <w:t>0.11</w:t>
-            </w:r>
-          </w:p>
-        </w:tc>
-        <w:tc>
-          <w:tcPr>
-            <w:tcW w:w="2346" w:type="dxa"/>
-            <w:vAlign w:val="center"/>
-          </w:tcPr>
-          <w:p>
-            <w:pPr>
-              <w:jc w:val="center"/>
-              <w:rPr>
-                <w:rFonts w:ascii="Times New Roman" w:hAnsi="Times New Roman" w:cs="Times New Roman"/>
-                <w:sz w:val="24"/>
-                <w:szCs w:val="24"/>
-                <w:lang w:val="vi-VN"/>
-              </w:rPr>
-            </w:pPr>
-          </w:p>
-        </w:tc>
-        <w:tc>
-          <w:tcPr>
-            <w:tcW w:w="2675" w:type="dxa"/>
-            <w:vAlign w:val="center"/>
-          </w:tcPr>
-          <w:p>
-            <w:pPr>
-              <w:jc w:val="center"/>
-              <w:rPr>
-                <w:rFonts w:ascii="Times New Roman" w:hAnsi="Times New Roman" w:cs="Times New Roman"/>
-                <w:sz w:val="24"/>
-                <w:szCs w:val="24"/>
-                <w:lang w:val="vi-VN"/>
-              </w:rPr>
-            </w:pPr>
-            <w:r>
-              <w:rPr>
-                <w:rFonts w:ascii="Times New Roman" w:hAnsi="Times New Roman" w:cs="Times New Roman"/>
-                <w:sz w:val="24"/>
-                <w:szCs w:val="24"/>
-                <w:lang w:val="vi-VN"/>
-              </w:rPr>
-              <w:t>Quán tính c</w:t>
-            </w:r>
-            <w:r>
-              <w:rPr>
-                <w:rFonts w:ascii="Times New Roman" w:hAnsi="Times New Roman" w:cs="Times New Roman"/>
-                <w:sz w:val="24"/>
-                <w:szCs w:val="24"/>
-                <w:lang w:val="vi-VN"/>
-              </w:rPr>
-              <w:t>ột lái+motor+rack</w:t>
-            </w:r>
-          </w:p>
-        </w:tc>
-        <w:tc>
-          <w:tcPr>
-            <w:tcW w:w="870" w:type="dxa"/>
-            <w:vAlign w:val="center"/>
-          </w:tcPr>
-          <w:p>
-            <w:pPr>
-              <w:jc w:val="center"/>
-              <w:rPr>
-                <w:rFonts w:ascii="Times New Roman" w:hAnsi="Times New Roman" w:cs="Times New Roman"/>
-                <w:sz w:val="24"/>
-                <w:szCs w:val="24"/>
-                <w:lang w:val="vi-VN"/>
-              </w:rPr>
-            </w:pPr>
-          </w:p>
-        </w:tc>
-      </w:tr>
-      <w:tr>
-        <w:trPr>
-          <w:trHeight w:val="425"/>
-        </w:trPr>
-        <w:tc>
-          <w:tcPr>
-            <w:tcW w:w="1749" w:type="dxa"/>
-            <w:vAlign w:val="center"/>
-          </w:tcPr>
-          <w:p>
-            <w:pPr>
-              <w:jc w:val="center"/>
-              <w:rPr>
-                <w:rFonts w:ascii="Times New Roman" w:hAnsi="Times New Roman" w:cs="Times New Roman"/>
-                <w:sz w:val="24"/>
-                <w:szCs w:val="24"/>
-                <w:lang w:val="vi-VN"/>
-              </w:rPr>
-            </w:pPr>
-            <m:oMathPara>
-              <m:oMath>
-                <m:sSub>
-                  <m:sSubPr>
-                    <m:ctrlPr>
-                      <w:rPr>
-                        <w:rFonts w:ascii="Cambria Math" w:hAnsi="Cambria Math" w:cs="Times New Roman"/>
-                        <w:sz w:val="24"/>
-                        <w:szCs w:val="24"/>
-                      </w:rPr>
-                    </m:ctrlPr>
-                  </m:sSubPr>
-                  <m:e>
-                    <m:r>
-                      <w:rPr>
-                        <w:rFonts w:ascii="Cambria Math" w:hAnsi="Cambria Math" w:cs="Times New Roman"/>
-                        <w:sz w:val="24"/>
-                        <w:szCs w:val="24"/>
-                      </w:rPr>
-                      <m:t>C</m:t>
-                    </m:r>
-                  </m:e>
-                  <m:sub>
-                    <m:r>
-                      <w:rPr>
-                        <w:rFonts w:ascii="Cambria Math" w:hAnsi="Cambria Math" w:cs="Times New Roman"/>
-                        <w:sz w:val="24"/>
-                        <w:szCs w:val="24"/>
-                      </w:rPr>
-                      <m:t>col</m:t>
-                    </m:r>
-                  </m:sub>
-                </m:sSub>
-              </m:oMath>
-            </m:oMathPara>
-          </w:p>
-        </w:tc>
-        <w:tc>
-          <w:tcPr>
-            <w:tcW w:w="1710" w:type="dxa"/>
-            <w:vAlign w:val="center"/>
-          </w:tcPr>
-          <w:p>
-            <w:pPr>
-              <w:jc w:val="center"/>
-              <w:rPr>
-                <w:rFonts w:ascii="Times New Roman" w:hAnsi="Times New Roman" w:cs="Times New Roman"/>
-                <w:sz w:val="24"/>
-                <w:szCs w:val="24"/>
-                <w:lang w:val="vi-VN"/>
-              </w:rPr>
-            </w:pPr>
-            <w:r>
-              <w:rPr>
-                <w:rFonts w:ascii="Times New Roman" w:hAnsi="Times New Roman" w:cs="Times New Roman"/>
-                <w:color w:val="000000"/>
-                <w:sz w:val="24"/>
-                <w:szCs w:val="24"/>
-              </w:rPr>
-              <w:t>1.35</w:t>
-            </w:r>
-          </w:p>
-        </w:tc>
-        <w:tc>
-          <w:tcPr>
-            <w:tcW w:w="2346" w:type="dxa"/>
-            <w:vAlign w:val="center"/>
-          </w:tcPr>
-          <w:p>
-            <w:pPr>
-              <w:jc w:val="center"/>
-              <w:rPr>
-                <w:rFonts w:ascii="Times New Roman" w:hAnsi="Times New Roman" w:cs="Times New Roman"/>
-                <w:sz w:val="24"/>
-                <w:szCs w:val="24"/>
-                <w:lang w:val="vi-VN"/>
-              </w:rPr>
-            </w:pPr>
-          </w:p>
-        </w:tc>
-        <w:tc>
-          <w:tcPr>
-            <w:tcW w:w="2675" w:type="dxa"/>
-            <w:vAlign w:val="center"/>
-          </w:tcPr>
-          <w:p>
-            <w:pPr>
-              <w:jc w:val="center"/>
-              <w:rPr>
-                <w:rFonts w:ascii="Times New Roman" w:hAnsi="Times New Roman" w:cs="Times New Roman"/>
-                <w:sz w:val="24"/>
-                <w:szCs w:val="24"/>
-                <w:lang w:val="vi-VN"/>
-              </w:rPr>
-            </w:pPr>
-            <w:r>
-              <w:rPr>
-                <w:rFonts w:ascii="Times New Roman" w:hAnsi="Times New Roman" w:cs="Times New Roman"/>
-                <w:sz w:val="24"/>
-                <w:szCs w:val="24"/>
-                <w:lang w:val="vi-VN"/>
-              </w:rPr>
-              <w:t>H</w:t>
-            </w:r>
-            <w:r>
-              <w:rPr>
-                <w:rFonts w:ascii="Times New Roman" w:hAnsi="Times New Roman" w:cs="Times New Roman"/>
-                <w:sz w:val="24"/>
-                <w:szCs w:val="24"/>
-                <w:lang w:val="vi-VN"/>
-              </w:rPr>
-              <w:t xml:space="preserve">ệ số cản </w:t>
-            </w:r>
-            <w:r>
-              <w:rPr>
-                <w:rFonts w:ascii="Times New Roman" w:hAnsi="Times New Roman" w:cs="Times New Roman"/>
-                <w:sz w:val="24"/>
-                <w:szCs w:val="24"/>
-                <w:lang w:val="vi-VN"/>
-              </w:rPr>
-              <w:t>cột lái+motor+rack</w:t>
-            </w:r>
-          </w:p>
-        </w:tc>
-        <w:tc>
-          <w:tcPr>
-            <w:tcW w:w="870" w:type="dxa"/>
-            <w:vAlign w:val="center"/>
-          </w:tcPr>
-          <w:p>
-            <w:pPr>
-              <w:jc w:val="center"/>
-              <w:rPr>
-                <w:rFonts w:ascii="Times New Roman" w:hAnsi="Times New Roman" w:cs="Times New Roman"/>
-                <w:sz w:val="24"/>
-                <w:szCs w:val="24"/>
-                <w:lang w:val="vi-VN"/>
-              </w:rPr>
-            </w:pPr>
-          </w:p>
-        </w:tc>
-      </w:tr>
-      <w:tr>
-        <w:trPr>
-          <w:trHeight w:val="425"/>
-        </w:trPr>
-        <w:tc>
-          <w:tcPr>
-            <w:tcW w:w="1749" w:type="dxa"/>
-            <w:vAlign w:val="center"/>
-          </w:tcPr>
-          <w:p>
-            <w:pPr>
-              <w:jc w:val="center"/>
-              <w:rPr>
-                <w:rFonts w:ascii="Times New Roman" w:hAnsi="Times New Roman" w:cs="Times New Roman"/>
-                <w:sz w:val="24"/>
-                <w:szCs w:val="24"/>
-                <w:lang w:val="vi-VN"/>
-              </w:rPr>
-            </w:pPr>
-            <m:oMathPara>
-              <m:oMath>
-                <m:sSub>
-                  <m:sSubPr>
-                    <m:ctrlPr>
-                      <w:rPr>
-                        <w:rFonts w:ascii="Cambria Math" w:hAnsi="Cambria Math" w:cs="Times New Roman"/>
-                        <w:sz w:val="24"/>
-                        <w:szCs w:val="24"/>
-                      </w:rPr>
-                    </m:ctrlPr>
-                  </m:sSubPr>
-                  <m:e>
-                    <m:r>
-                      <w:rPr>
-                        <w:rFonts w:ascii="Cambria Math" w:hAnsi="Cambria Math" w:cs="Times New Roman"/>
-                        <w:sz w:val="24"/>
-                        <w:szCs w:val="24"/>
-                      </w:rPr>
-                      <m:t>T</m:t>
-                    </m:r>
-                  </m:e>
-                  <m:sub>
-                    <m:r>
-                      <w:rPr>
-                        <w:rFonts w:ascii="Cambria Math" w:hAnsi="Cambria Math" w:cs="Times New Roman"/>
-                        <w:sz w:val="24"/>
-                        <w:szCs w:val="24"/>
-                      </w:rPr>
-                      <m:t>f</m:t>
-                    </m:r>
-                  </m:sub>
-                </m:sSub>
-              </m:oMath>
-            </m:oMathPara>
-          </w:p>
-        </w:tc>
-        <w:tc>
-          <w:tcPr>
-            <w:tcW w:w="1710" w:type="dxa"/>
-            <w:vAlign w:val="center"/>
-          </w:tcPr>
-          <w:p>
-            <w:pPr>
-              <w:jc w:val="center"/>
-              <w:rPr>
-                <w:rFonts w:ascii="Times New Roman" w:hAnsi="Times New Roman" w:cs="Times New Roman"/>
-                <w:sz w:val="24"/>
-                <w:szCs w:val="24"/>
-                <w:lang w:val="vi-VN"/>
-              </w:rPr>
-            </w:pPr>
-            <w:r>
-              <w:rPr>
-                <w:rFonts w:ascii="Times New Roman" w:hAnsi="Times New Roman" w:cs="Times New Roman"/>
-                <w:color w:val="000000"/>
-                <w:sz w:val="24"/>
-                <w:szCs w:val="24"/>
-              </w:rPr>
-              <w:t>2.00</w:t>
-            </w:r>
-          </w:p>
-        </w:tc>
-        <w:tc>
-          <w:tcPr>
-            <w:tcW w:w="2346" w:type="dxa"/>
-            <w:vAlign w:val="center"/>
-          </w:tcPr>
-          <w:p>
-            <w:pPr>
-              <w:jc w:val="center"/>
-              <w:rPr>
-                <w:rFonts w:ascii="Times New Roman" w:hAnsi="Times New Roman" w:cs="Times New Roman"/>
-                <w:sz w:val="24"/>
-                <w:szCs w:val="24"/>
-                <w:lang w:val="vi-VN"/>
-              </w:rPr>
-            </w:pPr>
-          </w:p>
-        </w:tc>
-        <w:tc>
-          <w:tcPr>
-            <w:tcW w:w="2675" w:type="dxa"/>
-            <w:vAlign w:val="center"/>
-          </w:tcPr>
-          <w:p>
-            <w:pPr>
-              <w:jc w:val="center"/>
-              <w:rPr>
-                <w:rFonts w:ascii="Times New Roman" w:hAnsi="Times New Roman" w:cs="Times New Roman"/>
-                <w:sz w:val="24"/>
-                <w:szCs w:val="24"/>
-                <w:lang w:val="vi-VN"/>
-              </w:rPr>
-            </w:pPr>
-            <w:r>
-              <w:rPr>
-                <w:rFonts w:ascii="Times New Roman" w:hAnsi="Times New Roman" w:cs="Times New Roman"/>
-                <w:sz w:val="24"/>
-                <w:szCs w:val="24"/>
-                <w:lang w:val="vi-VN"/>
-              </w:rPr>
-              <w:t xml:space="preserve">Momen </w:t>
-            </w:r>
-            <w:r>
-              <w:rPr>
-                <w:rFonts w:ascii="Times New Roman" w:hAnsi="Times New Roman" w:cs="Times New Roman"/>
-                <w:sz w:val="24"/>
-                <w:szCs w:val="24"/>
-                <w:lang w:val="vi-VN"/>
-              </w:rPr>
-              <w:t>ma sát khô Coulomb bánh răng</w:t>
-            </w:r>
-          </w:p>
-        </w:tc>
-        <w:tc>
-          <w:tcPr>
-            <w:tcW w:w="870" w:type="dxa"/>
-            <w:vAlign w:val="center"/>
-          </w:tcPr>
-          <w:p>
-            <w:pPr>
-              <w:jc w:val="center"/>
-              <w:rPr>
-                <w:rFonts w:ascii="Times New Roman" w:hAnsi="Times New Roman" w:cs="Times New Roman"/>
-                <w:sz w:val="24"/>
-                <w:szCs w:val="24"/>
-                <w:lang w:val="vi-VN"/>
-              </w:rPr>
-            </w:pPr>
-          </w:p>
-        </w:tc>
-      </w:tr>
-      <w:tr>
-        <w:trPr>
-          <w:trHeight w:val="425"/>
-        </w:trPr>
-        <w:tc>
-          <w:tcPr>
-            <w:tcW w:w="1749" w:type="dxa"/>
-            <w:vAlign w:val="center"/>
-          </w:tcPr>
-          <w:p>
-            <w:pPr>
-              <w:jc w:val="center"/>
-              <w:rPr>
-                <w:rFonts w:ascii="Times New Roman" w:hAnsi="Times New Roman" w:cs="Times New Roman"/>
-                <w:sz w:val="24"/>
-                <w:szCs w:val="24"/>
-                <w:lang w:val="vi-VN"/>
-              </w:rPr>
-            </w:pPr>
-            <w:r>
-              <w:rPr>
-                <w:rFonts w:ascii="Times New Roman" w:hAnsi="Times New Roman" w:cs="Times New Roman"/>
-                <w:color w:val="000000"/>
-                <w:sz w:val="24"/>
-                <w:szCs w:val="24"/>
-              </w:rPr>
-              <w:t>c</w:t>
-            </w:r>
-          </w:p>
-        </w:tc>
-        <w:tc>
-          <w:tcPr>
-            <w:tcW w:w="1710" w:type="dxa"/>
-            <w:vAlign w:val="center"/>
-          </w:tcPr>
-          <w:p>
-            <w:pPr>
-              <w:jc w:val="center"/>
-              <w:rPr>
-                <w:rFonts w:ascii="Times New Roman" w:hAnsi="Times New Roman" w:cs="Times New Roman"/>
-                <w:sz w:val="24"/>
-                <w:szCs w:val="24"/>
-                <w:lang w:val="vi-VN"/>
-              </w:rPr>
-            </w:pPr>
-            <w:r>
-              <w:rPr>
-                <w:rFonts w:ascii="Times New Roman" w:hAnsi="Times New Roman" w:cs="Times New Roman"/>
-                <w:color w:val="000000"/>
-                <w:sz w:val="24"/>
-                <w:szCs w:val="24"/>
-              </w:rPr>
-              <w:t>100.00</w:t>
-            </w:r>
-          </w:p>
-        </w:tc>
-        <w:tc>
-          <w:tcPr>
-            <w:tcW w:w="2346" w:type="dxa"/>
-            <w:vAlign w:val="center"/>
-          </w:tcPr>
-          <w:p>
-            <w:pPr>
-              <w:jc w:val="center"/>
-              <w:rPr>
-                <w:rFonts w:ascii="Times New Roman" w:hAnsi="Times New Roman" w:cs="Times New Roman"/>
-                <w:sz w:val="24"/>
-                <w:szCs w:val="24"/>
-                <w:lang w:val="vi-VN"/>
-              </w:rPr>
-            </w:pPr>
-          </w:p>
-        </w:tc>
-        <w:tc>
-          <w:tcPr>
-            <w:tcW w:w="2675" w:type="dxa"/>
-            <w:vAlign w:val="center"/>
-          </w:tcPr>
-          <w:p>
-            <w:pPr>
-              <w:jc w:val="center"/>
-              <w:rPr>
-                <w:rFonts w:ascii="Times New Roman" w:hAnsi="Times New Roman" w:cs="Times New Roman"/>
-                <w:sz w:val="24"/>
-                <w:szCs w:val="24"/>
-                <w:lang w:val="vi-VN"/>
-              </w:rPr>
-            </w:pPr>
-            <w:r>
-              <w:rPr>
-                <w:rFonts w:ascii="Times New Roman" w:hAnsi="Times New Roman" w:cs="Times New Roman"/>
-                <w:sz w:val="24"/>
-                <w:szCs w:val="24"/>
-                <w:lang w:val="vi-VN"/>
-              </w:rPr>
-              <w:t>Hệ số làm mịn tanh</w:t>
-            </w:r>
-          </w:p>
-        </w:tc>
-        <w:tc>
-          <w:tcPr>
-            <w:tcW w:w="870" w:type="dxa"/>
-            <w:vAlign w:val="center"/>
-          </w:tcPr>
-          <w:p>
-            <w:pPr>
-              <w:jc w:val="center"/>
-              <w:rPr>
-                <w:rFonts w:ascii="Times New Roman" w:hAnsi="Times New Roman" w:cs="Times New Roman"/>
-                <w:sz w:val="24"/>
-                <w:szCs w:val="24"/>
-                <w:lang w:val="vi-VN"/>
-              </w:rPr>
-            </w:pPr>
-          </w:p>
-        </w:tc>
-      </w:tr>
-    </w:tbl>
     <w:p>
       <w:pPr>
         <w:ind w:left="360"/>
@@ -4839,6 +5562,7 @@
                 <w14:ligatures w14:val="none"/>
               </w:rPr>
             </w:pPr>
+            <w:proofErr w:type="spellStart"/>
             <w:r>
               <w:rPr>
                 <w:rFonts w:ascii="Times New Roman" w:eastAsia="Times New Roman" w:hAnsi="Times New Roman" w:cs="Times New Roman"/>
@@ -4850,6 +5574,7 @@
               </w:rPr>
               <w:t>Đại</w:t>
             </w:r>
+            <w:proofErr w:type="spellEnd"/>
             <w:r>
               <w:rPr>
                 <w:rFonts w:ascii="Times New Roman" w:eastAsia="Times New Roman" w:hAnsi="Times New Roman" w:cs="Times New Roman"/>
@@ -4885,6 +5610,7 @@
                 <w14:ligatures w14:val="none"/>
               </w:rPr>
             </w:pPr>
+            <w:proofErr w:type="spellStart"/>
             <w:r>
               <w:rPr>
                 <w:rFonts w:ascii="Times New Roman" w:eastAsia="Times New Roman" w:hAnsi="Times New Roman" w:cs="Times New Roman"/>
@@ -4896,6 +5622,7 @@
               </w:rPr>
               <w:t>Giá</w:t>
             </w:r>
+            <w:proofErr w:type="spellEnd"/>
             <w:r>
               <w:rPr>
                 <w:rFonts w:ascii="Times New Roman" w:eastAsia="Times New Roman" w:hAnsi="Times New Roman" w:cs="Times New Roman"/>
@@ -4931,6 +5658,7 @@
                 <w14:ligatures w14:val="none"/>
               </w:rPr>
             </w:pPr>
+            <w:proofErr w:type="spellStart"/>
             <w:r>
               <w:rPr>
                 <w:rFonts w:ascii="Times New Roman" w:eastAsia="Times New Roman" w:hAnsi="Times New Roman" w:cs="Times New Roman"/>
@@ -4942,6 +5670,7 @@
               </w:rPr>
               <w:t>Đơn</w:t>
             </w:r>
+            <w:proofErr w:type="spellEnd"/>
             <w:r>
               <w:rPr>
                 <w:rFonts w:ascii="Times New Roman" w:eastAsia="Times New Roman" w:hAnsi="Times New Roman" w:cs="Times New Roman"/>
@@ -5141,13 +5870,47 @@
                 <w14:ligatures w14:val="none"/>
               </w:rPr>
             </w:pPr>
+            <w:proofErr w:type="spellStart"/>
             <w:r>
               <w:rPr>
                 <w:rFonts w:ascii="Times New Roman" w:hAnsi="Times New Roman" w:cs="Times New Roman"/>
                 <w:color w:val="000000"/>
               </w:rPr>
-              <w:t>Khối lượng xe</w:t>
-            </w:r>
+              <w:t>Khối</w:t>
+            </w:r>
+            <w:proofErr w:type="spellEnd"/>
+            <w:r>
+              <w:rPr>
+                <w:rFonts w:ascii="Times New Roman" w:hAnsi="Times New Roman" w:cs="Times New Roman"/>
+                <w:color w:val="000000"/>
+              </w:rPr>
+              <w:t xml:space="preserve"> </w:t>
+            </w:r>
+            <w:proofErr w:type="spellStart"/>
+            <w:r>
+              <w:rPr>
+                <w:rFonts w:ascii="Times New Roman" w:hAnsi="Times New Roman" w:cs="Times New Roman"/>
+                <w:color w:val="000000"/>
+              </w:rPr>
+              <w:t>lượng</w:t>
+            </w:r>
+            <w:proofErr w:type="spellEnd"/>
+            <w:r>
+              <w:rPr>
+                <w:rFonts w:ascii="Times New Roman" w:hAnsi="Times New Roman" w:cs="Times New Roman"/>
+                <w:color w:val="000000"/>
+              </w:rPr>
+              <w:t xml:space="preserve"> </w:t>
+            </w:r>
+            <w:proofErr w:type="spellStart"/>
+            <w:r>
+              <w:rPr>
+                <w:rFonts w:ascii="Times New Roman" w:hAnsi="Times New Roman" w:cs="Times New Roman"/>
+                <w:color w:val="000000"/>
+              </w:rPr>
+              <w:t>xe</w:t>
+            </w:r>
+            <w:proofErr w:type="spellEnd"/>
           </w:p>
         </w:tc>
         <w:tc>
@@ -5314,13 +6077,127 @@
                 <w14:ligatures w14:val="none"/>
               </w:rPr>
             </w:pPr>
+            <w:proofErr w:type="spellStart"/>
             <w:r>
               <w:rPr>
                 <w:rFonts w:ascii="Times New Roman" w:hAnsi="Times New Roman" w:cs="Times New Roman"/>
                 <w:color w:val="000000"/>
               </w:rPr>
-              <w:t>Khoảng cách trọng tâm xe (CG) đến cầu trước</w:t>
-            </w:r>
+              <w:t>Khoảng</w:t>
+            </w:r>
+            <w:proofErr w:type="spellEnd"/>
+            <w:r>
+              <w:rPr>
+                <w:rFonts w:ascii="Times New Roman" w:hAnsi="Times New Roman" w:cs="Times New Roman"/>
+                <w:color w:val="000000"/>
+              </w:rPr>
+              <w:t xml:space="preserve"> </w:t>
+            </w:r>
+            <w:proofErr w:type="spellStart"/>
+            <w:r>
+              <w:rPr>
+                <w:rFonts w:ascii="Times New Roman" w:hAnsi="Times New Roman" w:cs="Times New Roman"/>
+                <w:color w:val="000000"/>
+              </w:rPr>
+              <w:t>cách</w:t>
+            </w:r>
+            <w:proofErr w:type="spellEnd"/>
+            <w:r>
+              <w:rPr>
+                <w:rFonts w:ascii="Times New Roman" w:hAnsi="Times New Roman" w:cs="Times New Roman"/>
+                <w:color w:val="000000"/>
+              </w:rPr>
+              <w:t xml:space="preserve"> </w:t>
+            </w:r>
+            <w:proofErr w:type="spellStart"/>
+            <w:r>
+              <w:rPr>
+                <w:rFonts w:ascii="Times New Roman" w:hAnsi="Times New Roman" w:cs="Times New Roman"/>
+                <w:color w:val="000000"/>
+              </w:rPr>
+              <w:t>trọng</w:t>
+            </w:r>
+            <w:proofErr w:type="spellEnd"/>
+            <w:r>
+              <w:rPr>
+                <w:rFonts w:ascii="Times New Roman" w:hAnsi="Times New Roman" w:cs="Times New Roman"/>
+                <w:color w:val="000000"/>
+              </w:rPr>
+              <w:t xml:space="preserve"> </w:t>
+            </w:r>
+            <w:proofErr w:type="spellStart"/>
+            <w:r>
+              <w:rPr>
+                <w:rFonts w:ascii="Times New Roman" w:hAnsi="Times New Roman" w:cs="Times New Roman"/>
+                <w:color w:val="000000"/>
+              </w:rPr>
+              <w:t>tâm</w:t>
+            </w:r>
+            <w:proofErr w:type="spellEnd"/>
+            <w:r>
+              <w:rPr>
+                <w:rFonts w:ascii="Times New Roman" w:hAnsi="Times New Roman" w:cs="Times New Roman"/>
+                <w:color w:val="000000"/>
+              </w:rPr>
+              <w:t xml:space="preserve"> </w:t>
+            </w:r>
+            <w:proofErr w:type="spellStart"/>
+            <w:r>
+              <w:rPr>
+                <w:rFonts w:ascii="Times New Roman" w:hAnsi="Times New Roman" w:cs="Times New Roman"/>
+                <w:color w:val="000000"/>
+              </w:rPr>
+              <w:t>xe</w:t>
+            </w:r>
+            <w:proofErr w:type="spellEnd"/>
+            <w:r>
+              <w:rPr>
+                <w:rFonts w:ascii="Times New Roman" w:hAnsi="Times New Roman" w:cs="Times New Roman"/>
+                <w:color w:val="000000"/>
+              </w:rPr>
+              <w:t xml:space="preserve"> (CG) </w:t>
+            </w:r>
+            <w:proofErr w:type="spellStart"/>
+            <w:r>
+              <w:rPr>
+                <w:rFonts w:ascii="Times New Roman" w:hAnsi="Times New Roman" w:cs="Times New Roman"/>
+                <w:color w:val="000000"/>
+              </w:rPr>
+              <w:t>đến</w:t>
+            </w:r>
+            <w:proofErr w:type="spellEnd"/>
+            <w:r>
+              <w:rPr>
+                <w:rFonts w:ascii="Times New Roman" w:hAnsi="Times New Roman" w:cs="Times New Roman"/>
+                <w:color w:val="000000"/>
+              </w:rPr>
+              <w:t xml:space="preserve"> </w:t>
+            </w:r>
+            <w:proofErr w:type="spellStart"/>
+            <w:r>
+              <w:rPr>
+                <w:rFonts w:ascii="Times New Roman" w:hAnsi="Times New Roman" w:cs="Times New Roman"/>
+                <w:color w:val="000000"/>
+              </w:rPr>
+              <w:t>cầu</w:t>
+            </w:r>
+            <w:proofErr w:type="spellEnd"/>
+            <w:r>
+              <w:rPr>
+                <w:rFonts w:ascii="Times New Roman" w:hAnsi="Times New Roman" w:cs="Times New Roman"/>
+                <w:color w:val="000000"/>
+              </w:rPr>
+              <w:t xml:space="preserve"> </w:t>
+            </w:r>
+            <w:proofErr w:type="spellStart"/>
+            <w:r>
+              <w:rPr>
+                <w:rFonts w:ascii="Times New Roman" w:hAnsi="Times New Roman" w:cs="Times New Roman"/>
+                <w:color w:val="000000"/>
+              </w:rPr>
+              <w:t>trước</w:t>
+            </w:r>
+            <w:proofErr w:type="spellEnd"/>
           </w:p>
         </w:tc>
         <w:tc>
@@ -5486,13 +6363,127 @@
                 <w14:ligatures w14:val="none"/>
               </w:rPr>
             </w:pPr>
+            <w:proofErr w:type="spellStart"/>
             <w:r>
               <w:rPr>
                 <w:rFonts w:ascii="Times New Roman" w:hAnsi="Times New Roman" w:cs="Times New Roman"/>
                 <w:color w:val="000000"/>
               </w:rPr>
-              <w:t>Khoảng cách trọng tâm xe (CG) đến cầu sau</w:t>
-            </w:r>
+              <w:t>Khoảng</w:t>
+            </w:r>
+            <w:proofErr w:type="spellEnd"/>
+            <w:r>
+              <w:rPr>
+                <w:rFonts w:ascii="Times New Roman" w:hAnsi="Times New Roman" w:cs="Times New Roman"/>
+                <w:color w:val="000000"/>
+              </w:rPr>
+              <w:t xml:space="preserve"> </w:t>
+            </w:r>
+            <w:proofErr w:type="spellStart"/>
+            <w:r>
+              <w:rPr>
+                <w:rFonts w:ascii="Times New Roman" w:hAnsi="Times New Roman" w:cs="Times New Roman"/>
+                <w:color w:val="000000"/>
+              </w:rPr>
+              <w:t>cách</w:t>
+            </w:r>
+            <w:proofErr w:type="spellEnd"/>
+            <w:r>
+              <w:rPr>
+                <w:rFonts w:ascii="Times New Roman" w:hAnsi="Times New Roman" w:cs="Times New Roman"/>
+                <w:color w:val="000000"/>
+              </w:rPr>
+              <w:t xml:space="preserve"> </w:t>
+            </w:r>
+            <w:proofErr w:type="spellStart"/>
+            <w:r>
+              <w:rPr>
+                <w:rFonts w:ascii="Times New Roman" w:hAnsi="Times New Roman" w:cs="Times New Roman"/>
+                <w:color w:val="000000"/>
+              </w:rPr>
+              <w:t>trọng</w:t>
+            </w:r>
+            <w:proofErr w:type="spellEnd"/>
+            <w:r>
+              <w:rPr>
+                <w:rFonts w:ascii="Times New Roman" w:hAnsi="Times New Roman" w:cs="Times New Roman"/>
+                <w:color w:val="000000"/>
+              </w:rPr>
+              <w:t xml:space="preserve"> </w:t>
+            </w:r>
+            <w:proofErr w:type="spellStart"/>
+            <w:r>
+              <w:rPr>
+                <w:rFonts w:ascii="Times New Roman" w:hAnsi="Times New Roman" w:cs="Times New Roman"/>
+                <w:color w:val="000000"/>
+              </w:rPr>
+              <w:t>tâm</w:t>
+            </w:r>
+            <w:proofErr w:type="spellEnd"/>
+            <w:r>
+              <w:rPr>
+                <w:rFonts w:ascii="Times New Roman" w:hAnsi="Times New Roman" w:cs="Times New Roman"/>
+                <w:color w:val="000000"/>
+              </w:rPr>
+              <w:t xml:space="preserve"> </w:t>
+            </w:r>
+            <w:proofErr w:type="spellStart"/>
+            <w:r>
+              <w:rPr>
+                <w:rFonts w:ascii="Times New Roman" w:hAnsi="Times New Roman" w:cs="Times New Roman"/>
+                <w:color w:val="000000"/>
+              </w:rPr>
+              <w:t>xe</w:t>
+            </w:r>
+            <w:proofErr w:type="spellEnd"/>
+            <w:r>
+              <w:rPr>
+                <w:rFonts w:ascii="Times New Roman" w:hAnsi="Times New Roman" w:cs="Times New Roman"/>
+                <w:color w:val="000000"/>
+              </w:rPr>
+              <w:t xml:space="preserve"> (CG) </w:t>
+            </w:r>
+            <w:proofErr w:type="spellStart"/>
+            <w:r>
+              <w:rPr>
+                <w:rFonts w:ascii="Times New Roman" w:hAnsi="Times New Roman" w:cs="Times New Roman"/>
+                <w:color w:val="000000"/>
+              </w:rPr>
+              <w:t>đến</w:t>
+            </w:r>
+            <w:proofErr w:type="spellEnd"/>
+            <w:r>
+              <w:rPr>
+                <w:rFonts w:ascii="Times New Roman" w:hAnsi="Times New Roman" w:cs="Times New Roman"/>
+                <w:color w:val="000000"/>
+              </w:rPr>
+              <w:t xml:space="preserve"> </w:t>
+            </w:r>
+            <w:proofErr w:type="spellStart"/>
+            <w:r>
+              <w:rPr>
+                <w:rFonts w:ascii="Times New Roman" w:hAnsi="Times New Roman" w:cs="Times New Roman"/>
+                <w:color w:val="000000"/>
+              </w:rPr>
+              <w:t>cầu</w:t>
+            </w:r>
+            <w:proofErr w:type="spellEnd"/>
+            <w:r>
+              <w:rPr>
+                <w:rFonts w:ascii="Times New Roman" w:hAnsi="Times New Roman" w:cs="Times New Roman"/>
+                <w:color w:val="000000"/>
+              </w:rPr>
+              <w:t xml:space="preserve"> </w:t>
+            </w:r>
+            <w:proofErr w:type="spellStart"/>
+            <w:r>
+              <w:rPr>
+                <w:rFonts w:ascii="Times New Roman" w:hAnsi="Times New Roman" w:cs="Times New Roman"/>
+                <w:color w:val="000000"/>
+              </w:rPr>
+              <w:t>sau</w:t>
+            </w:r>
+            <w:proofErr w:type="spellEnd"/>
           </w:p>
         </w:tc>
         <w:tc>
@@ -5659,12 +6650,149 @@
                 <w14:ligatures w14:val="none"/>
               </w:rPr>
             </w:pPr>
+            <w:proofErr w:type="spellStart"/>
             <w:r>
               <w:rPr>
                 <w:rFonts w:ascii="Times New Roman" w:hAnsi="Times New Roman" w:cs="Times New Roman"/>
                 <w:color w:val="000000"/>
               </w:rPr>
-              <w:t>Độ cứng góc trượt lốp trước (cấp cả cầu)</w:t>
+              <w:t>Độ</w:t>
+            </w:r>
+            <w:proofErr w:type="spellEnd"/>
+            <w:r>
+              <w:rPr>
+                <w:rFonts w:ascii="Times New Roman" w:hAnsi="Times New Roman" w:cs="Times New Roman"/>
+                <w:color w:val="000000"/>
+              </w:rPr>
+              <w:t xml:space="preserve"> </w:t>
+            </w:r>
+            <w:proofErr w:type="spellStart"/>
+            <w:r>
+              <w:rPr>
+                <w:rFonts w:ascii="Times New Roman" w:hAnsi="Times New Roman" w:cs="Times New Roman"/>
+                <w:color w:val="000000"/>
+              </w:rPr>
+              <w:t>cứng</w:t>
+            </w:r>
+            <w:proofErr w:type="spellEnd"/>
+            <w:r>
+              <w:rPr>
+                <w:rFonts w:ascii="Times New Roman" w:hAnsi="Times New Roman" w:cs="Times New Roman"/>
+                <w:color w:val="000000"/>
+              </w:rPr>
+              <w:t xml:space="preserve"> </w:t>
+            </w:r>
+            <w:proofErr w:type="spellStart"/>
+            <w:r>
+              <w:rPr>
+                <w:rFonts w:ascii="Times New Roman" w:hAnsi="Times New Roman" w:cs="Times New Roman"/>
+                <w:color w:val="000000"/>
+              </w:rPr>
+              <w:t>góc</w:t>
+            </w:r>
+            <w:proofErr w:type="spellEnd"/>
+            <w:r>
+              <w:rPr>
+                <w:rFonts w:ascii="Times New Roman" w:hAnsi="Times New Roman" w:cs="Times New Roman"/>
+                <w:color w:val="000000"/>
+              </w:rPr>
+              <w:t xml:space="preserve"> </w:t>
+            </w:r>
+            <w:proofErr w:type="spellStart"/>
+            <w:r>
+              <w:rPr>
+                <w:rFonts w:ascii="Times New Roman" w:hAnsi="Times New Roman" w:cs="Times New Roman"/>
+                <w:color w:val="000000"/>
+              </w:rPr>
+              <w:t>trượt</w:t>
+            </w:r>
+            <w:proofErr w:type="spellEnd"/>
+            <w:r>
+              <w:rPr>
+                <w:rFonts w:ascii="Times New Roman" w:hAnsi="Times New Roman" w:cs="Times New Roman"/>
+                <w:color w:val="000000"/>
+              </w:rPr>
+              <w:t xml:space="preserve"> </w:t>
+            </w:r>
+            <w:proofErr w:type="spellStart"/>
+            <w:r>
+              <w:rPr>
+                <w:rFonts w:ascii="Times New Roman" w:hAnsi="Times New Roman" w:cs="Times New Roman"/>
+                <w:color w:val="000000"/>
+              </w:rPr>
+              <w:t>lốp</w:t>
+            </w:r>
+            <w:proofErr w:type="spellEnd"/>
+            <w:r>
+              <w:rPr>
+                <w:rFonts w:ascii="Times New Roman" w:hAnsi="Times New Roman" w:cs="Times New Roman"/>
+                <w:color w:val="000000"/>
+              </w:rPr>
+              <w:t xml:space="preserve"> </w:t>
+            </w:r>
+            <w:proofErr w:type="spellStart"/>
+            <w:r>
+              <w:rPr>
+                <w:rFonts w:ascii="Times New Roman" w:hAnsi="Times New Roman" w:cs="Times New Roman"/>
+                <w:color w:val="000000"/>
+              </w:rPr>
+              <w:t>trước</w:t>
+            </w:r>
+            <w:proofErr w:type="spellEnd"/>
+            <w:r>
+              <w:rPr>
+                <w:rFonts w:ascii="Times New Roman" w:hAnsi="Times New Roman" w:cs="Times New Roman"/>
+                <w:color w:val="000000"/>
+              </w:rPr>
+              <w:t xml:space="preserve"> (</w:t>
+            </w:r>
+            <w:proofErr w:type="spellStart"/>
+            <w:r>
+              <w:rPr>
+                <w:rFonts w:ascii="Times New Roman" w:hAnsi="Times New Roman" w:cs="Times New Roman"/>
+                <w:color w:val="000000"/>
+              </w:rPr>
+              <w:t>cấp</w:t>
+            </w:r>
+            <w:proofErr w:type="spellEnd"/>
+            <w:r>
+              <w:rPr>
+                <w:rFonts w:ascii="Times New Roman" w:hAnsi="Times New Roman" w:cs="Times New Roman"/>
+                <w:color w:val="000000"/>
+              </w:rPr>
+              <w:t xml:space="preserve"> </w:t>
+            </w:r>
+            <w:proofErr w:type="spellStart"/>
+            <w:r>
+              <w:rPr>
+                <w:rFonts w:ascii="Times New Roman" w:hAnsi="Times New Roman" w:cs="Times New Roman"/>
+                <w:color w:val="000000"/>
+              </w:rPr>
+              <w:t>cả</w:t>
+            </w:r>
+            <w:proofErr w:type="spellEnd"/>
+            <w:r>
+              <w:rPr>
+                <w:rFonts w:ascii="Times New Roman" w:hAnsi="Times New Roman" w:cs="Times New Roman"/>
+                <w:color w:val="000000"/>
+              </w:rPr>
+              <w:t xml:space="preserve"> </w:t>
+            </w:r>
+            <w:proofErr w:type="spellStart"/>
+            <w:r>
+              <w:rPr>
+                <w:rFonts w:ascii="Times New Roman" w:hAnsi="Times New Roman" w:cs="Times New Roman"/>
+                <w:color w:val="000000"/>
+              </w:rPr>
+              <w:t>cầu</w:t>
+            </w:r>
+            <w:proofErr w:type="spellEnd"/>
+            <w:r>
+              <w:rPr>
+                <w:rFonts w:ascii="Times New Roman" w:hAnsi="Times New Roman" w:cs="Times New Roman"/>
+                <w:color w:val="000000"/>
+              </w:rPr>
+              <w:t>)</w:t>
             </w:r>
           </w:p>
         </w:tc>
@@ -5831,12 +6959,149 @@
                 <w14:ligatures w14:val="none"/>
               </w:rPr>
             </w:pPr>
+            <w:proofErr w:type="spellStart"/>
             <w:r>
               <w:rPr>
                 <w:rFonts w:ascii="Times New Roman" w:hAnsi="Times New Roman" w:cs="Times New Roman"/>
                 <w:color w:val="000000"/>
               </w:rPr>
-              <w:t>Độ cứng góc trượt lốp sau (cấp cả cầu)</w:t>
+              <w:t>Độ</w:t>
+            </w:r>
+            <w:proofErr w:type="spellEnd"/>
+            <w:r>
+              <w:rPr>
+                <w:rFonts w:ascii="Times New Roman" w:hAnsi="Times New Roman" w:cs="Times New Roman"/>
+                <w:color w:val="000000"/>
+              </w:rPr>
+              <w:t xml:space="preserve"> </w:t>
+            </w:r>
+            <w:proofErr w:type="spellStart"/>
+            <w:r>
+              <w:rPr>
+                <w:rFonts w:ascii="Times New Roman" w:hAnsi="Times New Roman" w:cs="Times New Roman"/>
+                <w:color w:val="000000"/>
+              </w:rPr>
+              <w:t>cứng</w:t>
+            </w:r>
+            <w:proofErr w:type="spellEnd"/>
+            <w:r>
+              <w:rPr>
+                <w:rFonts w:ascii="Times New Roman" w:hAnsi="Times New Roman" w:cs="Times New Roman"/>
+                <w:color w:val="000000"/>
+              </w:rPr>
+              <w:t xml:space="preserve"> </w:t>
+            </w:r>
+            <w:proofErr w:type="spellStart"/>
+            <w:r>
+              <w:rPr>
+                <w:rFonts w:ascii="Times New Roman" w:hAnsi="Times New Roman" w:cs="Times New Roman"/>
+                <w:color w:val="000000"/>
+              </w:rPr>
+              <w:t>góc</w:t>
+            </w:r>
+            <w:proofErr w:type="spellEnd"/>
+            <w:r>
+              <w:rPr>
+                <w:rFonts w:ascii="Times New Roman" w:hAnsi="Times New Roman" w:cs="Times New Roman"/>
+                <w:color w:val="000000"/>
+              </w:rPr>
+              <w:t xml:space="preserve"> </w:t>
+            </w:r>
+            <w:proofErr w:type="spellStart"/>
+            <w:r>
+              <w:rPr>
+                <w:rFonts w:ascii="Times New Roman" w:hAnsi="Times New Roman" w:cs="Times New Roman"/>
+                <w:color w:val="000000"/>
+              </w:rPr>
+              <w:t>trượt</w:t>
+            </w:r>
+            <w:proofErr w:type="spellEnd"/>
+            <w:r>
+              <w:rPr>
+                <w:rFonts w:ascii="Times New Roman" w:hAnsi="Times New Roman" w:cs="Times New Roman"/>
+                <w:color w:val="000000"/>
+              </w:rPr>
+              <w:t xml:space="preserve"> </w:t>
+            </w:r>
+            <w:proofErr w:type="spellStart"/>
+            <w:r>
+              <w:rPr>
+                <w:rFonts w:ascii="Times New Roman" w:hAnsi="Times New Roman" w:cs="Times New Roman"/>
+                <w:color w:val="000000"/>
+              </w:rPr>
+              <w:t>lốp</w:t>
+            </w:r>
+            <w:proofErr w:type="spellEnd"/>
+            <w:r>
+              <w:rPr>
+                <w:rFonts w:ascii="Times New Roman" w:hAnsi="Times New Roman" w:cs="Times New Roman"/>
+                <w:color w:val="000000"/>
+              </w:rPr>
+              <w:t xml:space="preserve"> </w:t>
+            </w:r>
+            <w:proofErr w:type="spellStart"/>
+            <w:r>
+              <w:rPr>
+                <w:rFonts w:ascii="Times New Roman" w:hAnsi="Times New Roman" w:cs="Times New Roman"/>
+                <w:color w:val="000000"/>
+              </w:rPr>
+              <w:t>sau</w:t>
+            </w:r>
+            <w:proofErr w:type="spellEnd"/>
+            <w:r>
+              <w:rPr>
+                <w:rFonts w:ascii="Times New Roman" w:hAnsi="Times New Roman" w:cs="Times New Roman"/>
+                <w:color w:val="000000"/>
+              </w:rPr>
+              <w:t xml:space="preserve"> (</w:t>
+            </w:r>
+            <w:proofErr w:type="spellStart"/>
+            <w:r>
+              <w:rPr>
+                <w:rFonts w:ascii="Times New Roman" w:hAnsi="Times New Roman" w:cs="Times New Roman"/>
+                <w:color w:val="000000"/>
+              </w:rPr>
+              <w:t>cấp</w:t>
+            </w:r>
+            <w:proofErr w:type="spellEnd"/>
+            <w:r>
+              <w:rPr>
+                <w:rFonts w:ascii="Times New Roman" w:hAnsi="Times New Roman" w:cs="Times New Roman"/>
+                <w:color w:val="000000"/>
+              </w:rPr>
+              <w:t xml:space="preserve"> </w:t>
+            </w:r>
+            <w:proofErr w:type="spellStart"/>
+            <w:r>
+              <w:rPr>
+                <w:rFonts w:ascii="Times New Roman" w:hAnsi="Times New Roman" w:cs="Times New Roman"/>
+                <w:color w:val="000000"/>
+              </w:rPr>
+              <w:t>cả</w:t>
+            </w:r>
+            <w:proofErr w:type="spellEnd"/>
+            <w:r>
+              <w:rPr>
+                <w:rFonts w:ascii="Times New Roman" w:hAnsi="Times New Roman" w:cs="Times New Roman"/>
+                <w:color w:val="000000"/>
+              </w:rPr>
+              <w:t xml:space="preserve"> </w:t>
+            </w:r>
+            <w:proofErr w:type="spellStart"/>
+            <w:r>
+              <w:rPr>
+                <w:rFonts w:ascii="Times New Roman" w:hAnsi="Times New Roman" w:cs="Times New Roman"/>
+                <w:color w:val="000000"/>
+              </w:rPr>
+              <w:t>cầu</w:t>
+            </w:r>
+            <w:proofErr w:type="spellEnd"/>
+            <w:r>
+              <w:rPr>
+                <w:rFonts w:ascii="Times New Roman" w:hAnsi="Times New Roman" w:cs="Times New Roman"/>
+                <w:color w:val="000000"/>
+              </w:rPr>
+              <w:t>)</w:t>
             </w:r>
           </w:p>
         </w:tc>
@@ -5960,13 +7225,47 @@
                 <w14:ligatures w14:val="none"/>
               </w:rPr>
             </w:pPr>
+            <w:proofErr w:type="spellStart"/>
             <w:r>
               <w:rPr>
                 <w:rFonts w:ascii="Times New Roman" w:hAnsi="Times New Roman" w:cs="Times New Roman"/>
                 <w:color w:val="000000"/>
               </w:rPr>
-              <w:t>không thứ nguyên</w:t>
-            </w:r>
+              <w:t>không</w:t>
+            </w:r>
+            <w:proofErr w:type="spellEnd"/>
+            <w:r>
+              <w:rPr>
+                <w:rFonts w:ascii="Times New Roman" w:hAnsi="Times New Roman" w:cs="Times New Roman"/>
+                <w:color w:val="000000"/>
+              </w:rPr>
+              <w:t xml:space="preserve"> </w:t>
+            </w:r>
+            <w:proofErr w:type="spellStart"/>
+            <w:r>
+              <w:rPr>
+                <w:rFonts w:ascii="Times New Roman" w:hAnsi="Times New Roman" w:cs="Times New Roman"/>
+                <w:color w:val="000000"/>
+              </w:rPr>
+              <w:t>thứ</w:t>
+            </w:r>
+            <w:proofErr w:type="spellEnd"/>
+            <w:r>
+              <w:rPr>
+                <w:rFonts w:ascii="Times New Roman" w:hAnsi="Times New Roman" w:cs="Times New Roman"/>
+                <w:color w:val="000000"/>
+              </w:rPr>
+              <w:t xml:space="preserve"> </w:t>
+            </w:r>
+            <w:proofErr w:type="spellStart"/>
+            <w:r>
+              <w:rPr>
+                <w:rFonts w:ascii="Times New Roman" w:hAnsi="Times New Roman" w:cs="Times New Roman"/>
+                <w:color w:val="000000"/>
+              </w:rPr>
+              <w:t>nguyên</w:t>
+            </w:r>
+            <w:proofErr w:type="spellEnd"/>
           </w:p>
         </w:tc>
         <w:tc>
@@ -5986,12 +7285,149 @@
                 <w14:ligatures w14:val="none"/>
               </w:rPr>
             </w:pPr>
+            <w:proofErr w:type="spellStart"/>
             <w:r>
               <w:rPr>
                 <w:rFonts w:ascii="Times New Roman" w:hAnsi="Times New Roman" w:cs="Times New Roman"/>
                 <w:color w:val="000000"/>
               </w:rPr>
-              <w:t>Hệ số hình dạng đường cong Pacejka (lực ngang)</w:t>
+              <w:t>Hệ</w:t>
+            </w:r>
+            <w:proofErr w:type="spellEnd"/>
+            <w:r>
+              <w:rPr>
+                <w:rFonts w:ascii="Times New Roman" w:hAnsi="Times New Roman" w:cs="Times New Roman"/>
+                <w:color w:val="000000"/>
+              </w:rPr>
+              <w:t xml:space="preserve"> </w:t>
+            </w:r>
+            <w:proofErr w:type="spellStart"/>
+            <w:r>
+              <w:rPr>
+                <w:rFonts w:ascii="Times New Roman" w:hAnsi="Times New Roman" w:cs="Times New Roman"/>
+                <w:color w:val="000000"/>
+              </w:rPr>
+              <w:t>số</w:t>
+            </w:r>
+            <w:proofErr w:type="spellEnd"/>
+            <w:r>
+              <w:rPr>
+                <w:rFonts w:ascii="Times New Roman" w:hAnsi="Times New Roman" w:cs="Times New Roman"/>
+                <w:color w:val="000000"/>
+              </w:rPr>
+              <w:t xml:space="preserve"> </w:t>
+            </w:r>
+            <w:proofErr w:type="spellStart"/>
+            <w:r>
+              <w:rPr>
+                <w:rFonts w:ascii="Times New Roman" w:hAnsi="Times New Roman" w:cs="Times New Roman"/>
+                <w:color w:val="000000"/>
+              </w:rPr>
+              <w:t>hình</w:t>
+            </w:r>
+            <w:proofErr w:type="spellEnd"/>
+            <w:r>
+              <w:rPr>
+                <w:rFonts w:ascii="Times New Roman" w:hAnsi="Times New Roman" w:cs="Times New Roman"/>
+                <w:color w:val="000000"/>
+              </w:rPr>
+              <w:t xml:space="preserve"> </w:t>
+            </w:r>
+            <w:proofErr w:type="spellStart"/>
+            <w:r>
+              <w:rPr>
+                <w:rFonts w:ascii="Times New Roman" w:hAnsi="Times New Roman" w:cs="Times New Roman"/>
+                <w:color w:val="000000"/>
+              </w:rPr>
+              <w:t>dạng</w:t>
+            </w:r>
+            <w:proofErr w:type="spellEnd"/>
+            <w:r>
+              <w:rPr>
+                <w:rFonts w:ascii="Times New Roman" w:hAnsi="Times New Roman" w:cs="Times New Roman"/>
+                <w:color w:val="000000"/>
+              </w:rPr>
+              <w:t xml:space="preserve"> </w:t>
+            </w:r>
+            <w:proofErr w:type="spellStart"/>
+            <w:r>
+              <w:rPr>
+                <w:rFonts w:ascii="Times New Roman" w:hAnsi="Times New Roman" w:cs="Times New Roman"/>
+                <w:color w:val="000000"/>
+              </w:rPr>
+              <w:t>đường</w:t>
+            </w:r>
+            <w:proofErr w:type="spellEnd"/>
+            <w:r>
+              <w:rPr>
+                <w:rFonts w:ascii="Times New Roman" w:hAnsi="Times New Roman" w:cs="Times New Roman"/>
+                <w:color w:val="000000"/>
+              </w:rPr>
+              <w:t xml:space="preserve"> </w:t>
+            </w:r>
+            <w:proofErr w:type="spellStart"/>
+            <w:r>
+              <w:rPr>
+                <w:rFonts w:ascii="Times New Roman" w:hAnsi="Times New Roman" w:cs="Times New Roman"/>
+                <w:color w:val="000000"/>
+              </w:rPr>
+              <w:t>cong</w:t>
+            </w:r>
+            <w:proofErr w:type="spellEnd"/>
+            <w:r>
+              <w:rPr>
+                <w:rFonts w:ascii="Times New Roman" w:hAnsi="Times New Roman" w:cs="Times New Roman"/>
+                <w:color w:val="000000"/>
+              </w:rPr>
+              <w:t xml:space="preserve"> </w:t>
+            </w:r>
+            <w:proofErr w:type="spellStart"/>
+            <w:r>
+              <w:rPr>
+                <w:rFonts w:ascii="Times New Roman" w:hAnsi="Times New Roman" w:cs="Times New Roman"/>
+                <w:color w:val="000000"/>
+              </w:rPr>
+              <w:t>Pacejka</w:t>
+            </w:r>
+            <w:proofErr w:type="spellEnd"/>
+            <w:r>
+              <w:rPr>
+                <w:rFonts w:ascii="Times New Roman" w:hAnsi="Times New Roman" w:cs="Times New Roman"/>
+                <w:color w:val="000000"/>
+              </w:rPr>
+              <w:t xml:space="preserve"> (</w:t>
+            </w:r>
+            <w:proofErr w:type="spellStart"/>
+            <w:r>
+              <w:rPr>
+                <w:rFonts w:ascii="Times New Roman" w:hAnsi="Times New Roman" w:cs="Times New Roman"/>
+                <w:color w:val="000000"/>
+              </w:rPr>
+              <w:t>lực</w:t>
+            </w:r>
+            <w:proofErr w:type="spellEnd"/>
+            <w:r>
+              <w:rPr>
+                <w:rFonts w:ascii="Times New Roman" w:hAnsi="Times New Roman" w:cs="Times New Roman"/>
+                <w:color w:val="000000"/>
+              </w:rPr>
+              <w:t xml:space="preserve"> </w:t>
+            </w:r>
+            <w:proofErr w:type="spellStart"/>
+            <w:r>
+              <w:rPr>
+                <w:rFonts w:ascii="Times New Roman" w:hAnsi="Times New Roman" w:cs="Times New Roman"/>
+                <w:color w:val="000000"/>
+              </w:rPr>
+              <w:t>ngang</w:t>
+            </w:r>
+            <w:proofErr w:type="spellEnd"/>
+            <w:r>
+              <w:rPr>
+                <w:rFonts w:ascii="Times New Roman" w:hAnsi="Times New Roman" w:cs="Times New Roman"/>
+                <w:color w:val="000000"/>
+              </w:rPr>
+              <w:t>)</w:t>
             </w:r>
           </w:p>
         </w:tc>
@@ -6101,13 +7537,47 @@
                 <w14:ligatures w14:val="none"/>
               </w:rPr>
             </w:pPr>
+            <w:proofErr w:type="spellStart"/>
             <w:r>
               <w:rPr>
                 <w:rFonts w:ascii="Times New Roman" w:hAnsi="Times New Roman" w:cs="Times New Roman"/>
                 <w:color w:val="000000"/>
               </w:rPr>
-              <w:t>không thứ nguyên</w:t>
-            </w:r>
+              <w:t>không</w:t>
+            </w:r>
+            <w:proofErr w:type="spellEnd"/>
+            <w:r>
+              <w:rPr>
+                <w:rFonts w:ascii="Times New Roman" w:hAnsi="Times New Roman" w:cs="Times New Roman"/>
+                <w:color w:val="000000"/>
+              </w:rPr>
+              <w:t xml:space="preserve"> </w:t>
+            </w:r>
+            <w:proofErr w:type="spellStart"/>
+            <w:r>
+              <w:rPr>
+                <w:rFonts w:ascii="Times New Roman" w:hAnsi="Times New Roman" w:cs="Times New Roman"/>
+                <w:color w:val="000000"/>
+              </w:rPr>
+              <w:t>thứ</w:t>
+            </w:r>
+            <w:proofErr w:type="spellEnd"/>
+            <w:r>
+              <w:rPr>
+                <w:rFonts w:ascii="Times New Roman" w:hAnsi="Times New Roman" w:cs="Times New Roman"/>
+                <w:color w:val="000000"/>
+              </w:rPr>
+              <w:t xml:space="preserve"> </w:t>
+            </w:r>
+            <w:proofErr w:type="spellStart"/>
+            <w:r>
+              <w:rPr>
+                <w:rFonts w:ascii="Times New Roman" w:hAnsi="Times New Roman" w:cs="Times New Roman"/>
+                <w:color w:val="000000"/>
+              </w:rPr>
+              <w:t>nguyên</w:t>
+            </w:r>
+            <w:proofErr w:type="spellEnd"/>
           </w:p>
         </w:tc>
         <w:tc>
@@ -6127,12 +7597,149 @@
                 <w14:ligatures w14:val="none"/>
               </w:rPr>
             </w:pPr>
+            <w:proofErr w:type="spellStart"/>
             <w:r>
               <w:rPr>
                 <w:rFonts w:ascii="Times New Roman" w:hAnsi="Times New Roman" w:cs="Times New Roman"/>
                 <w:color w:val="000000"/>
               </w:rPr>
-              <w:t>Hệ số độ cong đường cong Pacejka (lực ngang)</w:t>
+              <w:t>Hệ</w:t>
+            </w:r>
+            <w:proofErr w:type="spellEnd"/>
+            <w:r>
+              <w:rPr>
+                <w:rFonts w:ascii="Times New Roman" w:hAnsi="Times New Roman" w:cs="Times New Roman"/>
+                <w:color w:val="000000"/>
+              </w:rPr>
+              <w:t xml:space="preserve"> </w:t>
+            </w:r>
+            <w:proofErr w:type="spellStart"/>
+            <w:r>
+              <w:rPr>
+                <w:rFonts w:ascii="Times New Roman" w:hAnsi="Times New Roman" w:cs="Times New Roman"/>
+                <w:color w:val="000000"/>
+              </w:rPr>
+              <w:t>số</w:t>
+            </w:r>
+            <w:proofErr w:type="spellEnd"/>
+            <w:r>
+              <w:rPr>
+                <w:rFonts w:ascii="Times New Roman" w:hAnsi="Times New Roman" w:cs="Times New Roman"/>
+                <w:color w:val="000000"/>
+              </w:rPr>
+              <w:t xml:space="preserve"> </w:t>
+            </w:r>
+            <w:proofErr w:type="spellStart"/>
+            <w:r>
+              <w:rPr>
+                <w:rFonts w:ascii="Times New Roman" w:hAnsi="Times New Roman" w:cs="Times New Roman"/>
+                <w:color w:val="000000"/>
+              </w:rPr>
+              <w:t>độ</w:t>
+            </w:r>
+            <w:proofErr w:type="spellEnd"/>
+            <w:r>
+              <w:rPr>
+                <w:rFonts w:ascii="Times New Roman" w:hAnsi="Times New Roman" w:cs="Times New Roman"/>
+                <w:color w:val="000000"/>
+              </w:rPr>
+              <w:t xml:space="preserve"> </w:t>
+            </w:r>
+            <w:proofErr w:type="spellStart"/>
+            <w:r>
+              <w:rPr>
+                <w:rFonts w:ascii="Times New Roman" w:hAnsi="Times New Roman" w:cs="Times New Roman"/>
+                <w:color w:val="000000"/>
+              </w:rPr>
+              <w:t>cong</w:t>
+            </w:r>
+            <w:proofErr w:type="spellEnd"/>
+            <w:r>
+              <w:rPr>
+                <w:rFonts w:ascii="Times New Roman" w:hAnsi="Times New Roman" w:cs="Times New Roman"/>
+                <w:color w:val="000000"/>
+              </w:rPr>
+              <w:t xml:space="preserve"> </w:t>
+            </w:r>
+            <w:proofErr w:type="spellStart"/>
+            <w:r>
+              <w:rPr>
+                <w:rFonts w:ascii="Times New Roman" w:hAnsi="Times New Roman" w:cs="Times New Roman"/>
+                <w:color w:val="000000"/>
+              </w:rPr>
+              <w:t>đường</w:t>
+            </w:r>
+            <w:proofErr w:type="spellEnd"/>
+            <w:r>
+              <w:rPr>
+                <w:rFonts w:ascii="Times New Roman" w:hAnsi="Times New Roman" w:cs="Times New Roman"/>
+                <w:color w:val="000000"/>
+              </w:rPr>
+              <w:t xml:space="preserve"> </w:t>
+            </w:r>
+            <w:proofErr w:type="spellStart"/>
+            <w:r>
+              <w:rPr>
+                <w:rFonts w:ascii="Times New Roman" w:hAnsi="Times New Roman" w:cs="Times New Roman"/>
+                <w:color w:val="000000"/>
+              </w:rPr>
+              <w:t>cong</w:t>
+            </w:r>
+            <w:proofErr w:type="spellEnd"/>
+            <w:r>
+              <w:rPr>
+                <w:rFonts w:ascii="Times New Roman" w:hAnsi="Times New Roman" w:cs="Times New Roman"/>
+                <w:color w:val="000000"/>
+              </w:rPr>
+              <w:t xml:space="preserve"> </w:t>
+            </w:r>
+            <w:proofErr w:type="spellStart"/>
+            <w:r>
+              <w:rPr>
+                <w:rFonts w:ascii="Times New Roman" w:hAnsi="Times New Roman" w:cs="Times New Roman"/>
+                <w:color w:val="000000"/>
+              </w:rPr>
+              <w:t>Pacejka</w:t>
+            </w:r>
+            <w:proofErr w:type="spellEnd"/>
+            <w:r>
+              <w:rPr>
+                <w:rFonts w:ascii="Times New Roman" w:hAnsi="Times New Roman" w:cs="Times New Roman"/>
+                <w:color w:val="000000"/>
+              </w:rPr>
+              <w:t xml:space="preserve"> (</w:t>
+            </w:r>
+            <w:proofErr w:type="spellStart"/>
+            <w:r>
+              <w:rPr>
+                <w:rFonts w:ascii="Times New Roman" w:hAnsi="Times New Roman" w:cs="Times New Roman"/>
+                <w:color w:val="000000"/>
+              </w:rPr>
+              <w:t>lực</w:t>
+            </w:r>
+            <w:proofErr w:type="spellEnd"/>
+            <w:r>
+              <w:rPr>
+                <w:rFonts w:ascii="Times New Roman" w:hAnsi="Times New Roman" w:cs="Times New Roman"/>
+                <w:color w:val="000000"/>
+              </w:rPr>
+              <w:t xml:space="preserve"> </w:t>
+            </w:r>
+            <w:proofErr w:type="spellStart"/>
+            <w:r>
+              <w:rPr>
+                <w:rFonts w:ascii="Times New Roman" w:hAnsi="Times New Roman" w:cs="Times New Roman"/>
+                <w:color w:val="000000"/>
+              </w:rPr>
+              <w:t>ngang</w:t>
+            </w:r>
+            <w:proofErr w:type="spellEnd"/>
+            <w:r>
+              <w:rPr>
+                <w:rFonts w:ascii="Times New Roman" w:hAnsi="Times New Roman" w:cs="Times New Roman"/>
+                <w:color w:val="000000"/>
+              </w:rPr>
+              <w:t>)</w:t>
             </w:r>
           </w:p>
         </w:tc>
@@ -6261,13 +7868,47 @@
                 <w14:ligatures w14:val="none"/>
               </w:rPr>
             </w:pPr>
+            <w:proofErr w:type="spellStart"/>
             <w:r>
               <w:rPr>
                 <w:rFonts w:ascii="Times New Roman" w:hAnsi="Times New Roman" w:cs="Times New Roman"/>
                 <w:color w:val="000000"/>
               </w:rPr>
-              <w:t>không thứ nguyên</w:t>
-            </w:r>
+              <w:t>không</w:t>
+            </w:r>
+            <w:proofErr w:type="spellEnd"/>
+            <w:r>
+              <w:rPr>
+                <w:rFonts w:ascii="Times New Roman" w:hAnsi="Times New Roman" w:cs="Times New Roman"/>
+                <w:color w:val="000000"/>
+              </w:rPr>
+              <w:t xml:space="preserve"> </w:t>
+            </w:r>
+            <w:proofErr w:type="spellStart"/>
+            <w:r>
+              <w:rPr>
+                <w:rFonts w:ascii="Times New Roman" w:hAnsi="Times New Roman" w:cs="Times New Roman"/>
+                <w:color w:val="000000"/>
+              </w:rPr>
+              <w:t>thứ</w:t>
+            </w:r>
+            <w:proofErr w:type="spellEnd"/>
+            <w:r>
+              <w:rPr>
+                <w:rFonts w:ascii="Times New Roman" w:hAnsi="Times New Roman" w:cs="Times New Roman"/>
+                <w:color w:val="000000"/>
+              </w:rPr>
+              <w:t xml:space="preserve"> </w:t>
+            </w:r>
+            <w:proofErr w:type="spellStart"/>
+            <w:r>
+              <w:rPr>
+                <w:rFonts w:ascii="Times New Roman" w:hAnsi="Times New Roman" w:cs="Times New Roman"/>
+                <w:color w:val="000000"/>
+              </w:rPr>
+              <w:t>nguyên</w:t>
+            </w:r>
+            <w:proofErr w:type="spellEnd"/>
           </w:p>
         </w:tc>
         <w:tc>
@@ -6287,12 +7928,181 @@
                 <w14:ligatures w14:val="none"/>
               </w:rPr>
             </w:pPr>
+            <w:proofErr w:type="spellStart"/>
             <w:r>
               <w:rPr>
                 <w:rFonts w:ascii="Times New Roman" w:hAnsi="Times New Roman" w:cs="Times New Roman"/>
                 <w:color w:val="000000"/>
               </w:rPr>
-              <w:t>Tỷ số truyền cơ cấu lái tổng (góc vô-lăng / góc bánh xe)</w:t>
+              <w:t>Tỷ</w:t>
+            </w:r>
+            <w:proofErr w:type="spellEnd"/>
+            <w:r>
+              <w:rPr>
+                <w:rFonts w:ascii="Times New Roman" w:hAnsi="Times New Roman" w:cs="Times New Roman"/>
+                <w:color w:val="000000"/>
+              </w:rPr>
+              <w:t xml:space="preserve"> </w:t>
+            </w:r>
+            <w:proofErr w:type="spellStart"/>
+            <w:r>
+              <w:rPr>
+                <w:rFonts w:ascii="Times New Roman" w:hAnsi="Times New Roman" w:cs="Times New Roman"/>
+                <w:color w:val="000000"/>
+              </w:rPr>
+              <w:t>số</w:t>
+            </w:r>
+            <w:proofErr w:type="spellEnd"/>
+            <w:r>
+              <w:rPr>
+                <w:rFonts w:ascii="Times New Roman" w:hAnsi="Times New Roman" w:cs="Times New Roman"/>
+                <w:color w:val="000000"/>
+              </w:rPr>
+              <w:t xml:space="preserve"> </w:t>
+            </w:r>
+            <w:proofErr w:type="spellStart"/>
+            <w:r>
+              <w:rPr>
+                <w:rFonts w:ascii="Times New Roman" w:hAnsi="Times New Roman" w:cs="Times New Roman"/>
+                <w:color w:val="000000"/>
+              </w:rPr>
+              <w:t>truyền</w:t>
+            </w:r>
+            <w:proofErr w:type="spellEnd"/>
+            <w:r>
+              <w:rPr>
+                <w:rFonts w:ascii="Times New Roman" w:hAnsi="Times New Roman" w:cs="Times New Roman"/>
+                <w:color w:val="000000"/>
+              </w:rPr>
+              <w:t xml:space="preserve"> </w:t>
+            </w:r>
+            <w:proofErr w:type="spellStart"/>
+            <w:r>
+              <w:rPr>
+                <w:rFonts w:ascii="Times New Roman" w:hAnsi="Times New Roman" w:cs="Times New Roman"/>
+                <w:color w:val="000000"/>
+              </w:rPr>
+              <w:t>cơ</w:t>
+            </w:r>
+            <w:proofErr w:type="spellEnd"/>
+            <w:r>
+              <w:rPr>
+                <w:rFonts w:ascii="Times New Roman" w:hAnsi="Times New Roman" w:cs="Times New Roman"/>
+                <w:color w:val="000000"/>
+              </w:rPr>
+              <w:t xml:space="preserve"> </w:t>
+            </w:r>
+            <w:proofErr w:type="spellStart"/>
+            <w:r>
+              <w:rPr>
+                <w:rFonts w:ascii="Times New Roman" w:hAnsi="Times New Roman" w:cs="Times New Roman"/>
+                <w:color w:val="000000"/>
+              </w:rPr>
+              <w:t>cấu</w:t>
+            </w:r>
+            <w:proofErr w:type="spellEnd"/>
+            <w:r>
+              <w:rPr>
+                <w:rFonts w:ascii="Times New Roman" w:hAnsi="Times New Roman" w:cs="Times New Roman"/>
+                <w:color w:val="000000"/>
+              </w:rPr>
+              <w:t xml:space="preserve"> </w:t>
+            </w:r>
+            <w:proofErr w:type="spellStart"/>
+            <w:r>
+              <w:rPr>
+                <w:rFonts w:ascii="Times New Roman" w:hAnsi="Times New Roman" w:cs="Times New Roman"/>
+                <w:color w:val="000000"/>
+              </w:rPr>
+              <w:t>lái</w:t>
+            </w:r>
+            <w:proofErr w:type="spellEnd"/>
+            <w:r>
+              <w:rPr>
+                <w:rFonts w:ascii="Times New Roman" w:hAnsi="Times New Roman" w:cs="Times New Roman"/>
+                <w:color w:val="000000"/>
+              </w:rPr>
+              <w:t xml:space="preserve"> </w:t>
+            </w:r>
+            <w:proofErr w:type="spellStart"/>
+            <w:r>
+              <w:rPr>
+                <w:rFonts w:ascii="Times New Roman" w:hAnsi="Times New Roman" w:cs="Times New Roman"/>
+                <w:color w:val="000000"/>
+              </w:rPr>
+              <w:t>tổng</w:t>
+            </w:r>
+            <w:proofErr w:type="spellEnd"/>
+            <w:r>
+              <w:rPr>
+                <w:rFonts w:ascii="Times New Roman" w:hAnsi="Times New Roman" w:cs="Times New Roman"/>
+                <w:color w:val="000000"/>
+              </w:rPr>
+              <w:t xml:space="preserve"> (</w:t>
+            </w:r>
+            <w:proofErr w:type="spellStart"/>
+            <w:r>
+              <w:rPr>
+                <w:rFonts w:ascii="Times New Roman" w:hAnsi="Times New Roman" w:cs="Times New Roman"/>
+                <w:color w:val="000000"/>
+              </w:rPr>
+              <w:t>góc</w:t>
+            </w:r>
+            <w:proofErr w:type="spellEnd"/>
+            <w:r>
+              <w:rPr>
+                <w:rFonts w:ascii="Times New Roman" w:hAnsi="Times New Roman" w:cs="Times New Roman"/>
+                <w:color w:val="000000"/>
+              </w:rPr>
+              <w:t xml:space="preserve"> </w:t>
+            </w:r>
+            <w:proofErr w:type="spellStart"/>
+            <w:r>
+              <w:rPr>
+                <w:rFonts w:ascii="Times New Roman" w:hAnsi="Times New Roman" w:cs="Times New Roman"/>
+                <w:color w:val="000000"/>
+              </w:rPr>
+              <w:t>vô-lăng</w:t>
+            </w:r>
+            <w:proofErr w:type="spellEnd"/>
+            <w:r>
+              <w:rPr>
+                <w:rFonts w:ascii="Times New Roman" w:hAnsi="Times New Roman" w:cs="Times New Roman"/>
+                <w:color w:val="000000"/>
+              </w:rPr>
+              <w:t xml:space="preserve"> / </w:t>
+            </w:r>
+            <w:proofErr w:type="spellStart"/>
+            <w:r>
+              <w:rPr>
+                <w:rFonts w:ascii="Times New Roman" w:hAnsi="Times New Roman" w:cs="Times New Roman"/>
+                <w:color w:val="000000"/>
+              </w:rPr>
+              <w:t>góc</w:t>
+            </w:r>
+            <w:proofErr w:type="spellEnd"/>
+            <w:r>
+              <w:rPr>
+                <w:rFonts w:ascii="Times New Roman" w:hAnsi="Times New Roman" w:cs="Times New Roman"/>
+                <w:color w:val="000000"/>
+              </w:rPr>
+              <w:t xml:space="preserve"> bánh </w:t>
+            </w:r>
+            <w:proofErr w:type="spellStart"/>
+            <w:r>
+              <w:rPr>
+                <w:rFonts w:ascii="Times New Roman" w:hAnsi="Times New Roman" w:cs="Times New Roman"/>
+                <w:color w:val="000000"/>
+              </w:rPr>
+              <w:t>xe</w:t>
+            </w:r>
+            <w:proofErr w:type="spellEnd"/>
+            <w:r>
+              <w:rPr>
+                <w:rFonts w:ascii="Times New Roman" w:hAnsi="Times New Roman" w:cs="Times New Roman"/>
+                <w:color w:val="000000"/>
+              </w:rPr>
+              <w:t>)</w:t>
             </w:r>
           </w:p>
         </w:tc>
@@ -6523,8 +8333,81 @@
                 <w:rFonts w:ascii="Times New Roman" w:hAnsi="Times New Roman" w:cs="Times New Roman"/>
                 <w:color w:val="000000"/>
               </w:rPr>
-              <w:t>neumatic trail danh nghĩa ở                                            góc trượt nhỏ</w:t>
-            </w:r>
+              <w:t xml:space="preserve">neumatic trail </w:t>
+            </w:r>
+            <w:proofErr w:type="spellStart"/>
+            <w:r>
+              <w:rPr>
+                <w:rFonts w:ascii="Times New Roman" w:hAnsi="Times New Roman" w:cs="Times New Roman"/>
+                <w:color w:val="000000"/>
+              </w:rPr>
+              <w:t>danh</w:t>
+            </w:r>
+            <w:proofErr w:type="spellEnd"/>
+            <w:r>
+              <w:rPr>
+                <w:rFonts w:ascii="Times New Roman" w:hAnsi="Times New Roman" w:cs="Times New Roman"/>
+                <w:color w:val="000000"/>
+              </w:rPr>
+              <w:t xml:space="preserve"> </w:t>
+            </w:r>
+            <w:proofErr w:type="spellStart"/>
+            <w:r>
+              <w:rPr>
+                <w:rFonts w:ascii="Times New Roman" w:hAnsi="Times New Roman" w:cs="Times New Roman"/>
+                <w:color w:val="000000"/>
+              </w:rPr>
+              <w:t>nghĩa</w:t>
+            </w:r>
+            <w:proofErr w:type="spellEnd"/>
+            <w:r>
+              <w:rPr>
+                <w:rFonts w:ascii="Times New Roman" w:hAnsi="Times New Roman" w:cs="Times New Roman"/>
+                <w:color w:val="000000"/>
+              </w:rPr>
+              <w:t xml:space="preserve"> ở                                            </w:t>
+            </w:r>
+            <w:proofErr w:type="spellStart"/>
+            <w:r>
+              <w:rPr>
+                <w:rFonts w:ascii="Times New Roman" w:hAnsi="Times New Roman" w:cs="Times New Roman"/>
+                <w:color w:val="000000"/>
+              </w:rPr>
+              <w:t>góc</w:t>
+            </w:r>
+            <w:proofErr w:type="spellEnd"/>
+            <w:r>
+              <w:rPr>
+                <w:rFonts w:ascii="Times New Roman" w:hAnsi="Times New Roman" w:cs="Times New Roman"/>
+                <w:color w:val="000000"/>
+              </w:rPr>
+              <w:t xml:space="preserve"> </w:t>
+            </w:r>
+            <w:proofErr w:type="spellStart"/>
+            <w:r>
+              <w:rPr>
+                <w:rFonts w:ascii="Times New Roman" w:hAnsi="Times New Roman" w:cs="Times New Roman"/>
+                <w:color w:val="000000"/>
+              </w:rPr>
+              <w:t>trượt</w:t>
+            </w:r>
+            <w:proofErr w:type="spellEnd"/>
+            <w:r>
+              <w:rPr>
+                <w:rFonts w:ascii="Times New Roman" w:hAnsi="Times New Roman" w:cs="Times New Roman"/>
+                <w:color w:val="000000"/>
+              </w:rPr>
+              <w:t xml:space="preserve"> </w:t>
+            </w:r>
+            <w:proofErr w:type="spellStart"/>
+            <w:r>
+              <w:rPr>
+                <w:rFonts w:ascii="Times New Roman" w:hAnsi="Times New Roman" w:cs="Times New Roman"/>
+                <w:color w:val="000000"/>
+              </w:rPr>
+              <w:t>nhỏ</w:t>
+            </w:r>
+            <w:proofErr w:type="spellEnd"/>
           </w:p>
         </w:tc>
         <w:tc>
@@ -6578,11 +8461,75 @@
         </w:rPr>
       </w:pPr>
       <w:bookmarkStart w:id="4" w:name="_Toc241016557"/>
+      <w:proofErr w:type="spellStart"/>
       <w:r>
         <w:rPr>
           <w:rFonts w:ascii="Times New Roman" w:hAnsi="Times New Roman" w:cs="Times New Roman"/>
         </w:rPr>
-        <w:t>Góc trượt lốp (hình học)</w:t>
+        <w:t>Góc</w:t>
+      </w:r>
+      <w:proofErr w:type="spellEnd"/>
+      <w:r>
+        <w:rPr>
+          <w:rFonts w:ascii="Times New Roman" w:hAnsi="Times New Roman" w:cs="Times New Roman"/>
+        </w:rPr>
+        <w:t xml:space="preserve"> </w:t>
+      </w:r>
+      <w:proofErr w:type="spellStart"/>
+      <w:r>
+        <w:rPr>
+          <w:rFonts w:ascii="Times New Roman" w:hAnsi="Times New Roman" w:cs="Times New Roman"/>
+        </w:rPr>
+        <w:t>trượt</w:t>
+      </w:r>
+      <w:proofErr w:type="spellEnd"/>
+      <w:r>
+        <w:rPr>
+          <w:rFonts w:ascii="Times New Roman" w:hAnsi="Times New Roman" w:cs="Times New Roman"/>
+        </w:rPr>
+        <w:t xml:space="preserve"> </w:t>
+      </w:r>
+      <w:proofErr w:type="spellStart"/>
+      <w:r>
+        <w:rPr>
+          <w:rFonts w:ascii="Times New Roman" w:hAnsi="Times New Roman" w:cs="Times New Roman"/>
+        </w:rPr>
+        <w:t>lốp</w:t>
+      </w:r>
+      <w:proofErr w:type="spellEnd"/>
+      <w:r>
+        <w:rPr>
+          <w:rFonts w:ascii="Times New Roman" w:hAnsi="Times New Roman" w:cs="Times New Roman"/>
+        </w:rPr>
+        <w:t xml:space="preserve"> (</w:t>
+      </w:r>
+      <w:proofErr w:type="spellStart"/>
+      <w:r>
+        <w:rPr>
+          <w:rFonts w:ascii="Times New Roman" w:hAnsi="Times New Roman" w:cs="Times New Roman"/>
+        </w:rPr>
+        <w:t>hình</w:t>
+      </w:r>
+      <w:proofErr w:type="spellEnd"/>
+      <w:r>
+        <w:rPr>
+          <w:rFonts w:ascii="Times New Roman" w:hAnsi="Times New Roman" w:cs="Times New Roman"/>
+        </w:rPr>
+        <w:t xml:space="preserve"> </w:t>
+      </w:r>
+      <w:proofErr w:type="spellStart"/>
+      <w:r>
+        <w:rPr>
+          <w:rFonts w:ascii="Times New Roman" w:hAnsi="Times New Roman" w:cs="Times New Roman"/>
+        </w:rPr>
+        <w:t>học</w:t>
+      </w:r>
+      <w:proofErr w:type="spellEnd"/>
+      <w:r>
+        <w:rPr>
+          <w:rFonts w:ascii="Times New Roman" w:hAnsi="Times New Roman" w:cs="Times New Roman"/>
+        </w:rPr>
+        <w:t>)</w:t>
       </w:r>
       <w:r>
         <w:rPr>
@@ -7201,14 +9148,7 @@
           <w:rFonts w:ascii="Times New Roman" w:hAnsi="Times New Roman" w:cs="Times New Roman"/>
           <w:lang w:val="vi-VN"/>
         </w:rPr>
-        <w:t>lốp</w:t>
-      </w:r>
-      <w:r>
-        <w:rPr>
-          <w:rFonts w:ascii="Times New Roman" w:hAnsi="Times New Roman" w:cs="Times New Roman"/>
-          <w:lang w:val="vi-VN"/>
-        </w:rPr>
-        <w:t xml:space="preserve"> </w:t>
+        <w:t xml:space="preserve">lốp </w:t>
       </w:r>
       <m:oMath>
         <m:sSub>
@@ -8905,6 +10845,7 @@
           <w:lang w:val="vi-VN"/>
         </w:rPr>
       </w:pPr>
+      <w:proofErr w:type="spellStart"/>
       <w:r>
         <w:rPr>
           <w:rFonts w:ascii="Times New Roman" w:eastAsiaTheme="majorEastAsia" w:hAnsi="Times New Roman" w:cs="Times New Roman"/>
@@ -8912,7 +10853,97 @@
           <w:sz w:val="28"/>
           <w:szCs w:val="28"/>
         </w:rPr>
-        <w:t xml:space="preserve">Mô-men phản hồi mặt đường </w:t>
+        <w:t>Mô</w:t>
+      </w:r>
+      <w:proofErr w:type="spellEnd"/>
+      <w:r>
+        <w:rPr>
+          <w:rFonts w:ascii="Times New Roman" w:eastAsiaTheme="majorEastAsia" w:hAnsi="Times New Roman" w:cs="Times New Roman"/>
+          <w:color w:val="2E74B5" w:themeColor="accent1" w:themeShade="BF"/>
+          <w:sz w:val="28"/>
+          <w:szCs w:val="28"/>
+        </w:rPr>
+        <w:t xml:space="preserve">-men </w:t>
+      </w:r>
+      <w:proofErr w:type="spellStart"/>
+      <w:r>
+        <w:rPr>
+          <w:rFonts w:ascii="Times New Roman" w:eastAsiaTheme="majorEastAsia" w:hAnsi="Times New Roman" w:cs="Times New Roman"/>
+          <w:color w:val="2E74B5" w:themeColor="accent1" w:themeShade="BF"/>
+          <w:sz w:val="28"/>
+          <w:szCs w:val="28"/>
+        </w:rPr>
+        <w:t>phản</w:t>
+      </w:r>
+      <w:proofErr w:type="spellEnd"/>
+      <w:r>
+        <w:rPr>
+          <w:rFonts w:ascii="Times New Roman" w:eastAsiaTheme="majorEastAsia" w:hAnsi="Times New Roman" w:cs="Times New Roman"/>
+          <w:color w:val="2E74B5" w:themeColor="accent1" w:themeShade="BF"/>
+          <w:sz w:val="28"/>
+          <w:szCs w:val="28"/>
+        </w:rPr>
+        <w:t xml:space="preserve"> </w:t>
+      </w:r>
+      <w:proofErr w:type="spellStart"/>
+      <w:r>
+        <w:rPr>
+          <w:rFonts w:ascii="Times New Roman" w:eastAsiaTheme="majorEastAsia" w:hAnsi="Times New Roman" w:cs="Times New Roman"/>
+          <w:color w:val="2E74B5" w:themeColor="accent1" w:themeShade="BF"/>
+          <w:sz w:val="28"/>
+          <w:szCs w:val="28"/>
+        </w:rPr>
+        <w:t>hồi</w:t>
+      </w:r>
+      <w:proofErr w:type="spellEnd"/>
+      <w:r>
+        <w:rPr>
+          <w:rFonts w:ascii="Times New Roman" w:eastAsiaTheme="majorEastAsia" w:hAnsi="Times New Roman" w:cs="Times New Roman"/>
+          <w:color w:val="2E74B5" w:themeColor="accent1" w:themeShade="BF"/>
+          <w:sz w:val="28"/>
+          <w:szCs w:val="28"/>
+        </w:rPr>
+        <w:t xml:space="preserve"> </w:t>
+      </w:r>
+      <w:proofErr w:type="spellStart"/>
+      <w:r>
+        <w:rPr>
+          <w:rFonts w:ascii="Times New Roman" w:eastAsiaTheme="majorEastAsia" w:hAnsi="Times New Roman" w:cs="Times New Roman"/>
+          <w:color w:val="2E74B5" w:themeColor="accent1" w:themeShade="BF"/>
+          <w:sz w:val="28"/>
+          <w:szCs w:val="28"/>
+        </w:rPr>
+        <w:t>mặt</w:t>
+      </w:r>
+      <w:proofErr w:type="spellEnd"/>
+      <w:r>
+        <w:rPr>
+          <w:rFonts w:ascii="Times New Roman" w:eastAsiaTheme="majorEastAsia" w:hAnsi="Times New Roman" w:cs="Times New Roman"/>
+          <w:color w:val="2E74B5" w:themeColor="accent1" w:themeShade="BF"/>
+          <w:sz w:val="28"/>
+          <w:szCs w:val="28"/>
+        </w:rPr>
+        <w:t xml:space="preserve"> </w:t>
+      </w:r>
+      <w:proofErr w:type="spellStart"/>
+      <w:r>
+        <w:rPr>
+          <w:rFonts w:ascii="Times New Roman" w:eastAsiaTheme="majorEastAsia" w:hAnsi="Times New Roman" w:cs="Times New Roman"/>
+          <w:color w:val="2E74B5" w:themeColor="accent1" w:themeShade="BF"/>
+          <w:sz w:val="28"/>
+          <w:szCs w:val="28"/>
+        </w:rPr>
+        <w:t>đường</w:t>
+      </w:r>
+      <w:proofErr w:type="spellEnd"/>
+      <w:r>
+        <w:rPr>
+          <w:rFonts w:ascii="Times New Roman" w:eastAsiaTheme="majorEastAsia" w:hAnsi="Times New Roman" w:cs="Times New Roman"/>
+          <w:color w:val="2E74B5" w:themeColor="accent1" w:themeShade="BF"/>
+          <w:sz w:val="28"/>
+          <w:szCs w:val="28"/>
+        </w:rPr>
+        <w:t xml:space="preserve"> </w:t>
       </w:r>
       <m:oMath>
         <m:sSub>
@@ -9858,7 +11889,61 @@
           <w:sz w:val="24"/>
           <w:szCs w:val="24"/>
         </w:rPr>
-        <w:t xml:space="preserve">A: góc trượt nhỏ, </w:t>
+        <w:t xml:space="preserve">A: </w:t>
+      </w:r>
+      <w:proofErr w:type="spellStart"/>
+      <w:r>
+        <w:rPr>
+          <w:rFonts w:ascii="Times New Roman" w:eastAsiaTheme="majorEastAsia" w:hAnsi="Times New Roman" w:cs="Times New Roman"/>
+          <w:sz w:val="24"/>
+          <w:szCs w:val="24"/>
+        </w:rPr>
+        <w:t>góc</w:t>
+      </w:r>
+      <w:proofErr w:type="spellEnd"/>
+      <w:r>
+        <w:rPr>
+          <w:rFonts w:ascii="Times New Roman" w:eastAsiaTheme="majorEastAsia" w:hAnsi="Times New Roman" w:cs="Times New Roman"/>
+          <w:sz w:val="24"/>
+          <w:szCs w:val="24"/>
+        </w:rPr>
+        <w:t xml:space="preserve"> </w:t>
+      </w:r>
+      <w:proofErr w:type="spellStart"/>
+      <w:r>
+        <w:rPr>
+          <w:rFonts w:ascii="Times New Roman" w:eastAsiaTheme="majorEastAsia" w:hAnsi="Times New Roman" w:cs="Times New Roman"/>
+          <w:sz w:val="24"/>
+          <w:szCs w:val="24"/>
+        </w:rPr>
+        <w:t>trượt</w:t>
+      </w:r>
+      <w:proofErr w:type="spellEnd"/>
+      <w:r>
+        <w:rPr>
+          <w:rFonts w:ascii="Times New Roman" w:eastAsiaTheme="majorEastAsia" w:hAnsi="Times New Roman" w:cs="Times New Roman"/>
+          <w:sz w:val="24"/>
+          <w:szCs w:val="24"/>
+        </w:rPr>
+        <w:t xml:space="preserve"> </w:t>
+      </w:r>
+      <w:proofErr w:type="spellStart"/>
+      <w:r>
+        <w:rPr>
+          <w:rFonts w:ascii="Times New Roman" w:eastAsiaTheme="majorEastAsia" w:hAnsi="Times New Roman" w:cs="Times New Roman"/>
+          <w:sz w:val="24"/>
+          <w:szCs w:val="24"/>
+        </w:rPr>
+        <w:t>nhỏ</w:t>
+      </w:r>
+      <w:proofErr w:type="spellEnd"/>
+      <w:r>
+        <w:rPr>
+          <w:rFonts w:ascii="Times New Roman" w:eastAsiaTheme="majorEastAsia" w:hAnsi="Times New Roman" w:cs="Times New Roman"/>
+          <w:sz w:val="24"/>
+          <w:szCs w:val="24"/>
+        </w:rPr>
+        <w:t xml:space="preserve">, </w:t>
       </w:r>
       <m:oMath>
         <m:sSub>
@@ -9918,7 +12003,97 @@
           <w:sz w:val="24"/>
           <w:szCs w:val="24"/>
         </w:rPr>
-        <w:t xml:space="preserve">B: bắt đầu trượt ở phía sau, </w:t>
+        <w:t xml:space="preserve">B: </w:t>
+      </w:r>
+      <w:proofErr w:type="spellStart"/>
+      <w:r>
+        <w:rPr>
+          <w:rFonts w:ascii="Times New Roman" w:eastAsiaTheme="majorEastAsia" w:hAnsi="Times New Roman" w:cs="Times New Roman"/>
+          <w:sz w:val="24"/>
+          <w:szCs w:val="24"/>
+        </w:rPr>
+        <w:t>bắt</w:t>
+      </w:r>
+      <w:proofErr w:type="spellEnd"/>
+      <w:r>
+        <w:rPr>
+          <w:rFonts w:ascii="Times New Roman" w:eastAsiaTheme="majorEastAsia" w:hAnsi="Times New Roman" w:cs="Times New Roman"/>
+          <w:sz w:val="24"/>
+          <w:szCs w:val="24"/>
+        </w:rPr>
+        <w:t xml:space="preserve"> </w:t>
+      </w:r>
+      <w:proofErr w:type="spellStart"/>
+      <w:r>
+        <w:rPr>
+          <w:rFonts w:ascii="Times New Roman" w:eastAsiaTheme="majorEastAsia" w:hAnsi="Times New Roman" w:cs="Times New Roman"/>
+          <w:sz w:val="24"/>
+          <w:szCs w:val="24"/>
+        </w:rPr>
+        <w:t>đầu</w:t>
+      </w:r>
+      <w:proofErr w:type="spellEnd"/>
+      <w:r>
+        <w:rPr>
+          <w:rFonts w:ascii="Times New Roman" w:eastAsiaTheme="majorEastAsia" w:hAnsi="Times New Roman" w:cs="Times New Roman"/>
+          <w:sz w:val="24"/>
+          <w:szCs w:val="24"/>
+        </w:rPr>
+        <w:t xml:space="preserve"> </w:t>
+      </w:r>
+      <w:proofErr w:type="spellStart"/>
+      <w:r>
+        <w:rPr>
+          <w:rFonts w:ascii="Times New Roman" w:eastAsiaTheme="majorEastAsia" w:hAnsi="Times New Roman" w:cs="Times New Roman"/>
+          <w:sz w:val="24"/>
+          <w:szCs w:val="24"/>
+        </w:rPr>
+        <w:t>trượt</w:t>
+      </w:r>
+      <w:proofErr w:type="spellEnd"/>
+      <w:r>
+        <w:rPr>
+          <w:rFonts w:ascii="Times New Roman" w:eastAsiaTheme="majorEastAsia" w:hAnsi="Times New Roman" w:cs="Times New Roman"/>
+          <w:sz w:val="24"/>
+          <w:szCs w:val="24"/>
+        </w:rPr>
+        <w:t xml:space="preserve"> ở </w:t>
+      </w:r>
+      <w:proofErr w:type="spellStart"/>
+      <w:r>
+        <w:rPr>
+          <w:rFonts w:ascii="Times New Roman" w:eastAsiaTheme="majorEastAsia" w:hAnsi="Times New Roman" w:cs="Times New Roman"/>
+          <w:sz w:val="24"/>
+          <w:szCs w:val="24"/>
+        </w:rPr>
+        <w:t>phía</w:t>
+      </w:r>
+      <w:proofErr w:type="spellEnd"/>
+      <w:r>
+        <w:rPr>
+          <w:rFonts w:ascii="Times New Roman" w:eastAsiaTheme="majorEastAsia" w:hAnsi="Times New Roman" w:cs="Times New Roman"/>
+          <w:sz w:val="24"/>
+          <w:szCs w:val="24"/>
+        </w:rPr>
+        <w:t xml:space="preserve"> </w:t>
+      </w:r>
+      <w:proofErr w:type="spellStart"/>
+      <w:r>
+        <w:rPr>
+          <w:rFonts w:ascii="Times New Roman" w:eastAsiaTheme="majorEastAsia" w:hAnsi="Times New Roman" w:cs="Times New Roman"/>
+          <w:sz w:val="24"/>
+          <w:szCs w:val="24"/>
+        </w:rPr>
+        <w:t>sau</w:t>
+      </w:r>
+      <w:proofErr w:type="spellEnd"/>
+      <w:r>
+        <w:rPr>
+          <w:rFonts w:ascii="Times New Roman" w:eastAsiaTheme="majorEastAsia" w:hAnsi="Times New Roman" w:cs="Times New Roman"/>
+          <w:sz w:val="24"/>
+          <w:szCs w:val="24"/>
+        </w:rPr>
+        <w:t xml:space="preserve">, </w:t>
       </w:r>
       <m:oMath>
         <m:sSub>
@@ -9959,7 +12134,43 @@
           <w:sz w:val="24"/>
           <w:szCs w:val="24"/>
         </w:rPr>
-        <w:t xml:space="preserve"> ngắn lại.</w:t>
+        <w:t xml:space="preserve"> </w:t>
+      </w:r>
+      <w:proofErr w:type="spellStart"/>
+      <w:r>
+        <w:rPr>
+          <w:rFonts w:ascii="Times New Roman" w:eastAsiaTheme="majorEastAsia" w:hAnsi="Times New Roman" w:cs="Times New Roman"/>
+          <w:sz w:val="24"/>
+          <w:szCs w:val="24"/>
+        </w:rPr>
+        <w:t>ngắn</w:t>
+      </w:r>
+      <w:proofErr w:type="spellEnd"/>
+      <w:r>
+        <w:rPr>
+          <w:rFonts w:ascii="Times New Roman" w:eastAsiaTheme="majorEastAsia" w:hAnsi="Times New Roman" w:cs="Times New Roman"/>
+          <w:sz w:val="24"/>
+          <w:szCs w:val="24"/>
+        </w:rPr>
+        <w:t xml:space="preserve"> </w:t>
+      </w:r>
+      <w:proofErr w:type="spellStart"/>
+      <w:r>
+        <w:rPr>
+          <w:rFonts w:ascii="Times New Roman" w:eastAsiaTheme="majorEastAsia" w:hAnsi="Times New Roman" w:cs="Times New Roman"/>
+          <w:sz w:val="24"/>
+          <w:szCs w:val="24"/>
+        </w:rPr>
+        <w:t>lại</w:t>
+      </w:r>
+      <w:proofErr w:type="spellEnd"/>
+      <w:r>
+        <w:rPr>
+          <w:rFonts w:ascii="Times New Roman" w:eastAsiaTheme="majorEastAsia" w:hAnsi="Times New Roman" w:cs="Times New Roman"/>
+          <w:sz w:val="24"/>
+          <w:szCs w:val="24"/>
+        </w:rPr>
+        <w:t>.</w:t>
       </w:r>
     </w:p>
     <w:p>
@@ -10132,7 +12343,97 @@
           <w:sz w:val="24"/>
           <w:szCs w:val="24"/>
         </w:rPr>
-        <w:t xml:space="preserve">C và D: trượt hoàn toàn, lực </w:t>
+        <w:t xml:space="preserve">C </w:t>
+      </w:r>
+      <w:proofErr w:type="spellStart"/>
+      <w:r>
+        <w:rPr>
+          <w:rFonts w:ascii="Times New Roman" w:eastAsiaTheme="majorEastAsia" w:hAnsi="Times New Roman" w:cs="Times New Roman"/>
+          <w:sz w:val="24"/>
+          <w:szCs w:val="24"/>
+        </w:rPr>
+        <w:t>và</w:t>
+      </w:r>
+      <w:proofErr w:type="spellEnd"/>
+      <w:r>
+        <w:rPr>
+          <w:rFonts w:ascii="Times New Roman" w:eastAsiaTheme="majorEastAsia" w:hAnsi="Times New Roman" w:cs="Times New Roman"/>
+          <w:sz w:val="24"/>
+          <w:szCs w:val="24"/>
+        </w:rPr>
+        <w:t xml:space="preserve"> D: </w:t>
+      </w:r>
+      <w:proofErr w:type="spellStart"/>
+      <w:r>
+        <w:rPr>
+          <w:rFonts w:ascii="Times New Roman" w:eastAsiaTheme="majorEastAsia" w:hAnsi="Times New Roman" w:cs="Times New Roman"/>
+          <w:sz w:val="24"/>
+          <w:szCs w:val="24"/>
+        </w:rPr>
+        <w:t>trượt</w:t>
+      </w:r>
+      <w:proofErr w:type="spellEnd"/>
+      <w:r>
+        <w:rPr>
+          <w:rFonts w:ascii="Times New Roman" w:eastAsiaTheme="majorEastAsia" w:hAnsi="Times New Roman" w:cs="Times New Roman"/>
+          <w:sz w:val="24"/>
+          <w:szCs w:val="24"/>
+        </w:rPr>
+        <w:t xml:space="preserve"> </w:t>
+      </w:r>
+      <w:proofErr w:type="spellStart"/>
+      <w:r>
+        <w:rPr>
+          <w:rFonts w:ascii="Times New Roman" w:eastAsiaTheme="majorEastAsia" w:hAnsi="Times New Roman" w:cs="Times New Roman"/>
+          <w:sz w:val="24"/>
+          <w:szCs w:val="24"/>
+        </w:rPr>
+        <w:t>hoàn</w:t>
+      </w:r>
+      <w:proofErr w:type="spellEnd"/>
+      <w:r>
+        <w:rPr>
+          <w:rFonts w:ascii="Times New Roman" w:eastAsiaTheme="majorEastAsia" w:hAnsi="Times New Roman" w:cs="Times New Roman"/>
+          <w:sz w:val="24"/>
+          <w:szCs w:val="24"/>
+        </w:rPr>
+        <w:t xml:space="preserve"> </w:t>
+      </w:r>
+      <w:proofErr w:type="spellStart"/>
+      <w:r>
+        <w:rPr>
+          <w:rFonts w:ascii="Times New Roman" w:eastAsiaTheme="majorEastAsia" w:hAnsi="Times New Roman" w:cs="Times New Roman"/>
+          <w:sz w:val="24"/>
+          <w:szCs w:val="24"/>
+        </w:rPr>
+        <w:t>toàn</w:t>
+      </w:r>
+      <w:proofErr w:type="spellEnd"/>
+      <w:r>
+        <w:rPr>
+          <w:rFonts w:ascii="Times New Roman" w:eastAsiaTheme="majorEastAsia" w:hAnsi="Times New Roman" w:cs="Times New Roman"/>
+          <w:sz w:val="24"/>
+          <w:szCs w:val="24"/>
+        </w:rPr>
+        <w:t xml:space="preserve">, </w:t>
+      </w:r>
+      <w:proofErr w:type="spellStart"/>
+      <w:r>
+        <w:rPr>
+          <w:rFonts w:ascii="Times New Roman" w:eastAsiaTheme="majorEastAsia" w:hAnsi="Times New Roman" w:cs="Times New Roman"/>
+          <w:sz w:val="24"/>
+          <w:szCs w:val="24"/>
+        </w:rPr>
+        <w:t>lực</w:t>
+      </w:r>
+      <w:proofErr w:type="spellEnd"/>
+      <w:r>
+        <w:rPr>
+          <w:rFonts w:ascii="Times New Roman" w:eastAsiaTheme="majorEastAsia" w:hAnsi="Times New Roman" w:cs="Times New Roman"/>
+          <w:sz w:val="24"/>
+          <w:szCs w:val="24"/>
+        </w:rPr>
+        <w:t xml:space="preserve"> </w:t>
       </w:r>
       <m:oMath>
         <m:sSub>
@@ -10181,7 +12482,43 @@
           <w:sz w:val="24"/>
           <w:szCs w:val="24"/>
         </w:rPr>
-        <w:t xml:space="preserve">đặt ở giữa, </w:t>
+        <w:t>đ</w:t>
+      </w:r>
+      <w:proofErr w:type="spellStart"/>
+      <w:r>
+        <w:rPr>
+          <w:rFonts w:ascii="Times New Roman" w:eastAsiaTheme="majorEastAsia" w:hAnsi="Times New Roman" w:cs="Times New Roman"/>
+          <w:sz w:val="24"/>
+          <w:szCs w:val="24"/>
+        </w:rPr>
+        <w:t>ặt</w:t>
+      </w:r>
+      <w:proofErr w:type="spellEnd"/>
+      <w:r>
+        <w:rPr>
+          <w:rFonts w:ascii="Times New Roman" w:eastAsiaTheme="majorEastAsia" w:hAnsi="Times New Roman" w:cs="Times New Roman"/>
+          <w:sz w:val="24"/>
+          <w:szCs w:val="24"/>
+        </w:rPr>
+        <w:t xml:space="preserve"> ở </w:t>
+      </w:r>
+      <w:proofErr w:type="spellStart"/>
+      <w:r>
+        <w:rPr>
+          <w:rFonts w:ascii="Times New Roman" w:eastAsiaTheme="majorEastAsia" w:hAnsi="Times New Roman" w:cs="Times New Roman"/>
+          <w:sz w:val="24"/>
+          <w:szCs w:val="24"/>
+        </w:rPr>
+        <w:t>giữa</w:t>
+      </w:r>
+      <w:proofErr w:type="spellEnd"/>
+      <w:r>
+        <w:rPr>
+          <w:rFonts w:ascii="Times New Roman" w:eastAsiaTheme="majorEastAsia" w:hAnsi="Times New Roman" w:cs="Times New Roman"/>
+          <w:sz w:val="24"/>
+          <w:szCs w:val="24"/>
+        </w:rPr>
+        <w:t xml:space="preserve">, </w:t>
       </w:r>
       <m:oMath>
         <m:sSub>
@@ -11359,6 +13696,7 @@
                 <w:lang w:val="vi-VN"/>
               </w:rPr>
             </w:pPr>
+            <w:proofErr w:type="spellStart"/>
             <w:r>
               <w:rPr>
                 <w:rFonts w:ascii="Times New Roman" w:eastAsia="Aptos" w:hAnsi="Times New Roman" w:cs="Times New Roman"/>
@@ -11367,6 +13705,7 @@
               </w:rPr>
               <w:t>Đại</w:t>
             </w:r>
+            <w:proofErr w:type="spellEnd"/>
             <w:r>
               <w:rPr>
                 <w:rFonts w:ascii="Times New Roman" w:eastAsia="Aptos" w:hAnsi="Times New Roman" w:cs="Times New Roman"/>
@@ -11502,6 +13841,7 @@
                 <w:lang w:val="vi-VN"/>
               </w:rPr>
             </w:pPr>
+            <w:proofErr w:type="spellStart"/>
             <w:r>
               <w:rPr>
                 <w:rFonts w:ascii="Times New Roman" w:hAnsi="Times New Roman" w:cs="Times New Roman"/>
@@ -11511,6 +13851,7 @@
               </w:rPr>
               <w:t>Iz</w:t>
             </w:r>
+            <w:proofErr w:type="spellEnd"/>
           </w:p>
         </w:tc>
         <w:tc>
@@ -11614,6 +13955,7 @@
                 <w:lang w:val="vi-VN"/>
               </w:rPr>
             </w:pPr>
+            <w:proofErr w:type="spellStart"/>
             <w:r>
               <w:rPr>
                 <w:rFonts w:ascii="Times New Roman" w:hAnsi="Times New Roman" w:cs="Times New Roman"/>
@@ -11621,8 +13963,169 @@
                 <w:sz w:val="24"/>
                 <w:szCs w:val="24"/>
               </w:rPr>
-              <w:t>Mô-men quán tính Yaw quanh trục thẳng đứng qua trọng tâm</w:t>
-            </w:r>
+              <w:t>Mô</w:t>
+            </w:r>
+            <w:proofErr w:type="spellEnd"/>
+            <w:r>
+              <w:rPr>
+                <w:rFonts w:ascii="Times New Roman" w:hAnsi="Times New Roman" w:cs="Times New Roman"/>
+                <w:color w:val="000000"/>
+                <w:sz w:val="24"/>
+                <w:szCs w:val="24"/>
+              </w:rPr>
+              <w:t xml:space="preserve">-men </w:t>
+            </w:r>
+            <w:proofErr w:type="spellStart"/>
+            <w:r>
+              <w:rPr>
+                <w:rFonts w:ascii="Times New Roman" w:hAnsi="Times New Roman" w:cs="Times New Roman"/>
+                <w:color w:val="000000"/>
+                <w:sz w:val="24"/>
+                <w:szCs w:val="24"/>
+              </w:rPr>
+              <w:t>quán</w:t>
+            </w:r>
+            <w:proofErr w:type="spellEnd"/>
+            <w:r>
+              <w:rPr>
+                <w:rFonts w:ascii="Times New Roman" w:hAnsi="Times New Roman" w:cs="Times New Roman"/>
+                <w:color w:val="000000"/>
+                <w:sz w:val="24"/>
+                <w:szCs w:val="24"/>
+              </w:rPr>
+              <w:t xml:space="preserve"> </w:t>
+            </w:r>
+            <w:proofErr w:type="spellStart"/>
+            <w:r>
+              <w:rPr>
+                <w:rFonts w:ascii="Times New Roman" w:hAnsi="Times New Roman" w:cs="Times New Roman"/>
+                <w:color w:val="000000"/>
+                <w:sz w:val="24"/>
+                <w:szCs w:val="24"/>
+              </w:rPr>
+              <w:t>tính</w:t>
+            </w:r>
+            <w:proofErr w:type="spellEnd"/>
+            <w:r>
+              <w:rPr>
+                <w:rFonts w:ascii="Times New Roman" w:hAnsi="Times New Roman" w:cs="Times New Roman"/>
+                <w:color w:val="000000"/>
+                <w:sz w:val="24"/>
+                <w:szCs w:val="24"/>
+              </w:rPr>
+              <w:t xml:space="preserve"> Yaw </w:t>
+            </w:r>
+            <w:proofErr w:type="spellStart"/>
+            <w:r>
+              <w:rPr>
+                <w:rFonts w:ascii="Times New Roman" w:hAnsi="Times New Roman" w:cs="Times New Roman"/>
+                <w:color w:val="000000"/>
+                <w:sz w:val="24"/>
+                <w:szCs w:val="24"/>
+              </w:rPr>
+              <w:t>quanh</w:t>
+            </w:r>
+            <w:proofErr w:type="spellEnd"/>
+            <w:r>
+              <w:rPr>
+                <w:rFonts w:ascii="Times New Roman" w:hAnsi="Times New Roman" w:cs="Times New Roman"/>
+                <w:color w:val="000000"/>
+                <w:sz w:val="24"/>
+                <w:szCs w:val="24"/>
+              </w:rPr>
+              <w:t xml:space="preserve"> </w:t>
+            </w:r>
+            <w:proofErr w:type="spellStart"/>
+            <w:r>
+              <w:rPr>
+                <w:rFonts w:ascii="Times New Roman" w:hAnsi="Times New Roman" w:cs="Times New Roman"/>
+                <w:color w:val="000000"/>
+                <w:sz w:val="24"/>
+                <w:szCs w:val="24"/>
+              </w:rPr>
+              <w:t>trục</w:t>
+            </w:r>
+            <w:proofErr w:type="spellEnd"/>
+            <w:r>
+              <w:rPr>
+                <w:rFonts w:ascii="Times New Roman" w:hAnsi="Times New Roman" w:cs="Times New Roman"/>
+                <w:color w:val="000000"/>
+                <w:sz w:val="24"/>
+                <w:szCs w:val="24"/>
+              </w:rPr>
+              <w:t xml:space="preserve"> </w:t>
+            </w:r>
+            <w:proofErr w:type="spellStart"/>
+            <w:r>
+              <w:rPr>
+                <w:rFonts w:ascii="Times New Roman" w:hAnsi="Times New Roman" w:cs="Times New Roman"/>
+                <w:color w:val="000000"/>
+                <w:sz w:val="24"/>
+                <w:szCs w:val="24"/>
+              </w:rPr>
+              <w:t>thẳng</w:t>
+            </w:r>
+            <w:proofErr w:type="spellEnd"/>
+            <w:r>
+              <w:rPr>
+                <w:rFonts w:ascii="Times New Roman" w:hAnsi="Times New Roman" w:cs="Times New Roman"/>
+                <w:color w:val="000000"/>
+                <w:sz w:val="24"/>
+                <w:szCs w:val="24"/>
+              </w:rPr>
+              <w:t xml:space="preserve"> </w:t>
+            </w:r>
+            <w:proofErr w:type="spellStart"/>
+            <w:r>
+              <w:rPr>
+                <w:rFonts w:ascii="Times New Roman" w:hAnsi="Times New Roman" w:cs="Times New Roman"/>
+                <w:color w:val="000000"/>
+                <w:sz w:val="24"/>
+                <w:szCs w:val="24"/>
+              </w:rPr>
+              <w:t>đứng</w:t>
+            </w:r>
+            <w:proofErr w:type="spellEnd"/>
+            <w:r>
+              <w:rPr>
+                <w:rFonts w:ascii="Times New Roman" w:hAnsi="Times New Roman" w:cs="Times New Roman"/>
+                <w:color w:val="000000"/>
+                <w:sz w:val="24"/>
+                <w:szCs w:val="24"/>
+              </w:rPr>
+              <w:t xml:space="preserve"> qua </w:t>
+            </w:r>
+            <w:proofErr w:type="spellStart"/>
+            <w:r>
+              <w:rPr>
+                <w:rFonts w:ascii="Times New Roman" w:hAnsi="Times New Roman" w:cs="Times New Roman"/>
+                <w:color w:val="000000"/>
+                <w:sz w:val="24"/>
+                <w:szCs w:val="24"/>
+              </w:rPr>
+              <w:t>trọng</w:t>
+            </w:r>
+            <w:proofErr w:type="spellEnd"/>
+            <w:r>
+              <w:rPr>
+                <w:rFonts w:ascii="Times New Roman" w:hAnsi="Times New Roman" w:cs="Times New Roman"/>
+                <w:color w:val="000000"/>
+                <w:sz w:val="24"/>
+                <w:szCs w:val="24"/>
+              </w:rPr>
+              <w:t xml:space="preserve"> </w:t>
+            </w:r>
+            <w:proofErr w:type="spellStart"/>
+            <w:r>
+              <w:rPr>
+                <w:rFonts w:ascii="Times New Roman" w:hAnsi="Times New Roman" w:cs="Times New Roman"/>
+                <w:color w:val="000000"/>
+                <w:sz w:val="24"/>
+                <w:szCs w:val="24"/>
+              </w:rPr>
+              <w:t>tâm</w:t>
+            </w:r>
+            <w:proofErr w:type="spellEnd"/>
           </w:p>
         </w:tc>
         <w:tc>
@@ -11697,7 +14200,43 @@
           <w:sz w:val="26"/>
           <w:szCs w:val="26"/>
         </w:rPr>
-        <w:t>Phương trình vi phân 2-DOF</w:t>
+        <w:t xml:space="preserve">Phương </w:t>
+      </w:r>
+      <w:proofErr w:type="spellStart"/>
+      <w:r>
+        <w:rPr>
+          <w:rFonts w:ascii="Times New Roman" w:hAnsi="Times New Roman" w:cs="Times New Roman"/>
+          <w:sz w:val="26"/>
+          <w:szCs w:val="26"/>
+        </w:rPr>
+        <w:t>trình</w:t>
+      </w:r>
+      <w:proofErr w:type="spellEnd"/>
+      <w:r>
+        <w:rPr>
+          <w:rFonts w:ascii="Times New Roman" w:hAnsi="Times New Roman" w:cs="Times New Roman"/>
+          <w:sz w:val="26"/>
+          <w:szCs w:val="26"/>
+        </w:rPr>
+        <w:t xml:space="preserve"> vi </w:t>
+      </w:r>
+      <w:proofErr w:type="spellStart"/>
+      <w:r>
+        <w:rPr>
+          <w:rFonts w:ascii="Times New Roman" w:hAnsi="Times New Roman" w:cs="Times New Roman"/>
+          <w:sz w:val="26"/>
+          <w:szCs w:val="26"/>
+        </w:rPr>
+        <w:t>phân</w:t>
+      </w:r>
+      <w:proofErr w:type="spellEnd"/>
+      <w:r>
+        <w:rPr>
+          <w:rFonts w:ascii="Times New Roman" w:hAnsi="Times New Roman" w:cs="Times New Roman"/>
+          <w:sz w:val="26"/>
+          <w:szCs w:val="26"/>
+        </w:rPr>
+        <w:t xml:space="preserve"> 2-DOF</w:t>
       </w:r>
       <w:bookmarkEnd w:id="10"/>
     </w:p>
@@ -12164,13 +14703,71 @@
         </w:rPr>
       </w:pPr>
       <w:bookmarkStart w:id="11" w:name="_Toc241016562"/>
+      <w:proofErr w:type="spellStart"/>
       <w:r>
         <w:rPr>
           <w:rFonts w:ascii="Times New Roman" w:hAnsi="Times New Roman" w:cs="Times New Roman"/>
         </w:rPr>
-        <w:t>Hệ phương trình trạng thái</w:t>
+        <w:t>Hệ</w:t>
+      </w:r>
+      <w:proofErr w:type="spellEnd"/>
+      <w:r>
+        <w:rPr>
+          <w:rFonts w:ascii="Times New Roman" w:hAnsi="Times New Roman" w:cs="Times New Roman"/>
+        </w:rPr>
+        <w:t xml:space="preserve"> </w:t>
+      </w:r>
+      <w:proofErr w:type="spellStart"/>
+      <w:r>
+        <w:rPr>
+          <w:rFonts w:ascii="Times New Roman" w:hAnsi="Times New Roman" w:cs="Times New Roman"/>
+        </w:rPr>
+        <w:t>phương</w:t>
+      </w:r>
+      <w:proofErr w:type="spellEnd"/>
+      <w:r>
+        <w:rPr>
+          <w:rFonts w:ascii="Times New Roman" w:hAnsi="Times New Roman" w:cs="Times New Roman"/>
+        </w:rPr>
+        <w:t xml:space="preserve"> </w:t>
+      </w:r>
+      <w:proofErr w:type="spellStart"/>
+      <w:r>
+        <w:rPr>
+          <w:rFonts w:ascii="Times New Roman" w:hAnsi="Times New Roman" w:cs="Times New Roman"/>
+        </w:rPr>
+        <w:t>trình</w:t>
+      </w:r>
+      <w:proofErr w:type="spellEnd"/>
+      <w:r>
+        <w:rPr>
+          <w:rFonts w:ascii="Times New Roman" w:hAnsi="Times New Roman" w:cs="Times New Roman"/>
+        </w:rPr>
+        <w:t xml:space="preserve"> </w:t>
+      </w:r>
+      <w:proofErr w:type="spellStart"/>
+      <w:r>
+        <w:rPr>
+          <w:rFonts w:ascii="Times New Roman" w:hAnsi="Times New Roman" w:cs="Times New Roman"/>
+        </w:rPr>
+        <w:t>trạng</w:t>
+      </w:r>
+      <w:proofErr w:type="spellEnd"/>
+      <w:r>
+        <w:rPr>
+          <w:rFonts w:ascii="Times New Roman" w:hAnsi="Times New Roman" w:cs="Times New Roman"/>
+        </w:rPr>
+        <w:t xml:space="preserve"> </w:t>
+      </w:r>
+      <w:proofErr w:type="spellStart"/>
+      <w:r>
+        <w:rPr>
+          <w:rFonts w:ascii="Times New Roman" w:hAnsi="Times New Roman" w:cs="Times New Roman"/>
+        </w:rPr>
+        <w:t>thái</w:t>
       </w:r>
       <w:bookmarkEnd w:id="11"/>
+      <w:proofErr w:type="spellEnd"/>
     </w:p>
     <w:p>
       <w:pPr>
@@ -12179,11 +14776,47 @@
           <w:lang w:val="vi-VN"/>
         </w:rPr>
       </w:pPr>
+      <w:proofErr w:type="spellStart"/>
       <w:r>
         <w:rPr>
           <w:rFonts w:ascii="Times New Roman" w:hAnsi="Times New Roman" w:cs="Times New Roman"/>
         </w:rPr>
-        <w:t>Biến trạng thái:</w:t>
+        <w:t>Biến</w:t>
+      </w:r>
+      <w:proofErr w:type="spellEnd"/>
+      <w:r>
+        <w:rPr>
+          <w:rFonts w:ascii="Times New Roman" w:hAnsi="Times New Roman" w:cs="Times New Roman"/>
+        </w:rPr>
+        <w:t xml:space="preserve"> </w:t>
+      </w:r>
+      <w:proofErr w:type="spellStart"/>
+      <w:r>
+        <w:rPr>
+          <w:rFonts w:ascii="Times New Roman" w:hAnsi="Times New Roman" w:cs="Times New Roman"/>
+        </w:rPr>
+        <w:t>trạng</w:t>
+      </w:r>
+      <w:proofErr w:type="spellEnd"/>
+      <w:r>
+        <w:rPr>
+          <w:rFonts w:ascii="Times New Roman" w:hAnsi="Times New Roman" w:cs="Times New Roman"/>
+        </w:rPr>
+        <w:t xml:space="preserve"> </w:t>
+      </w:r>
+      <w:proofErr w:type="spellStart"/>
+      <w:r>
+        <w:rPr>
+          <w:rFonts w:ascii="Times New Roman" w:hAnsi="Times New Roman" w:cs="Times New Roman"/>
+        </w:rPr>
+        <w:t>thái</w:t>
+      </w:r>
+      <w:proofErr w:type="spellEnd"/>
+      <w:r>
+        <w:rPr>
+          <w:rFonts w:ascii="Times New Roman" w:hAnsi="Times New Roman" w:cs="Times New Roman"/>
+        </w:rPr>
+        <w:t>:</w:t>
       </w:r>
     </w:p>
     <w:p>
@@ -13360,16 +15993,7 @@
           <w:szCs w:val="24"/>
           <w:lang w:val="vi-VN"/>
         </w:rPr>
-        <w:t>ận tốc góc cột lái</w:t>
-      </w:r>
-      <w:r>
-        <w:rPr>
-          <w:rFonts w:ascii="Times New Roman" w:hAnsi="Times New Roman" w:cs="Times New Roman"/>
-          <w:sz w:val="24"/>
-          <w:szCs w:val="24"/>
-          <w:lang w:val="vi-VN"/>
-        </w:rPr>
-        <w:t xml:space="preserve"> </w:t>
+        <w:t xml:space="preserve">ận tốc góc cột lái </w:t>
       </w:r>
       <w:r>
         <w:rPr>
@@ -14865,14 +17489,7 @@
           <w:rFonts w:ascii="Times New Roman" w:hAnsi="Times New Roman" w:cs="Times New Roman"/>
           <w:lang w:val="vi-VN"/>
         </w:rPr>
-        <w:t>B</w:t>
-      </w:r>
-      <w:r>
-        <w:rPr>
-          <w:rFonts w:ascii="Times New Roman" w:hAnsi="Times New Roman" w:cs="Times New Roman"/>
-          <w:lang w:val="vi-VN"/>
-        </w:rPr>
-        <w:t>IÊN VẬN HÀNH CỦA PLANT VÀ GIỚI HẠN TRỢ LỰC (BOUNDARIES)</w:t>
+        <w:t>BIÊN VẬN HÀNH CỦA PLANT VÀ GIỚI HẠN TRỢ LỰC (BOUNDARIES)</w:t>
       </w:r>
     </w:p>
     <w:p>
@@ -14922,14 +17539,7 @@
           <w:rFonts w:ascii="Times New Roman" w:hAnsi="Times New Roman" w:cs="Times New Roman"/>
           <w:lang w:val="vi-VN"/>
         </w:rPr>
-        <w:t xml:space="preserve"> </w:t>
-      </w:r>
-      <w:r>
-        <w:rPr>
-          <w:rFonts w:ascii="Times New Roman" w:hAnsi="Times New Roman" w:cs="Times New Roman"/>
-          <w:lang w:val="vi-VN"/>
-        </w:rPr>
-        <w:t>của Plant</w:t>
+        <w:t xml:space="preserve"> của Plant</w:t>
       </w:r>
     </w:p>
     <w:p>
@@ -21513,15 +24123,39 @@
                 <w14:ligatures w14:val="none"/>
               </w:rPr>
             </w:pPr>
-            <w:r>
-              <w:rPr>
-                <w:rFonts w:ascii="Times New Roman" w:eastAsia="Times New Roman" w:hAnsi="Times New Roman" w:cs="Times New Roman"/>
-                <w:kern w:val="0"/>
-                <w:sz w:val="24"/>
-                <w:szCs w:val="24"/>
-                <w14:ligatures w14:val="none"/>
-              </w:rPr>
-              <w:t>a_y,lim [g]</w:t>
+            <w:proofErr w:type="spellStart"/>
+            <w:r>
+              <w:rPr>
+                <w:rFonts w:ascii="Times New Roman" w:eastAsia="Times New Roman" w:hAnsi="Times New Roman" w:cs="Times New Roman"/>
+                <w:kern w:val="0"/>
+                <w:sz w:val="24"/>
+                <w:szCs w:val="24"/>
+                <w14:ligatures w14:val="none"/>
+              </w:rPr>
+              <w:t>a_</w:t>
+            </w:r>
+            <w:proofErr w:type="gramStart"/>
+            <w:r>
+              <w:rPr>
+                <w:rFonts w:ascii="Times New Roman" w:eastAsia="Times New Roman" w:hAnsi="Times New Roman" w:cs="Times New Roman"/>
+                <w:kern w:val="0"/>
+                <w:sz w:val="24"/>
+                <w:szCs w:val="24"/>
+                <w14:ligatures w14:val="none"/>
+              </w:rPr>
+              <w:t>y,lim</w:t>
+            </w:r>
+            <w:proofErr w:type="spellEnd"/>
+            <w:proofErr w:type="gramEnd"/>
+            <w:r>
+              <w:rPr>
+                <w:rFonts w:ascii="Times New Roman" w:eastAsia="Times New Roman" w:hAnsi="Times New Roman" w:cs="Times New Roman"/>
+                <w:kern w:val="0"/>
+                <w:sz w:val="24"/>
+                <w:szCs w:val="24"/>
+                <w14:ligatures w14:val="none"/>
+              </w:rPr>
+              <w:t xml:space="preserve"> [g]</w:t>
             </w:r>
           </w:p>
         </w:tc>
@@ -21544,15 +24178,49 @@
                 <w14:ligatures w14:val="none"/>
               </w:rPr>
             </w:pPr>
-            <w:r>
-              <w:rPr>
-                <w:rFonts w:ascii="Times New Roman" w:eastAsia="Times New Roman" w:hAnsi="Times New Roman" w:cs="Times New Roman"/>
-                <w:kern w:val="0"/>
-                <w:sz w:val="24"/>
-                <w:szCs w:val="24"/>
-                <w14:ligatures w14:val="none"/>
-              </w:rPr>
-              <w:t>T_r [N.m]</w:t>
+            <w:proofErr w:type="spellStart"/>
+            <w:r>
+              <w:rPr>
+                <w:rFonts w:ascii="Times New Roman" w:eastAsia="Times New Roman" w:hAnsi="Times New Roman" w:cs="Times New Roman"/>
+                <w:kern w:val="0"/>
+                <w:sz w:val="24"/>
+                <w:szCs w:val="24"/>
+                <w14:ligatures w14:val="none"/>
+              </w:rPr>
+              <w:t>T_r</w:t>
+            </w:r>
+            <w:proofErr w:type="spellEnd"/>
+            <w:r>
+              <w:rPr>
+                <w:rFonts w:ascii="Times New Roman" w:eastAsia="Times New Roman" w:hAnsi="Times New Roman" w:cs="Times New Roman"/>
+                <w:kern w:val="0"/>
+                <w:sz w:val="24"/>
+                <w:szCs w:val="24"/>
+                <w14:ligatures w14:val="none"/>
+              </w:rPr>
+              <w:t xml:space="preserve"> [</w:t>
+            </w:r>
+            <w:proofErr w:type="spellStart"/>
+            <w:r>
+              <w:rPr>
+                <w:rFonts w:ascii="Times New Roman" w:eastAsia="Times New Roman" w:hAnsi="Times New Roman" w:cs="Times New Roman"/>
+                <w:kern w:val="0"/>
+                <w:sz w:val="24"/>
+                <w:szCs w:val="24"/>
+                <w14:ligatures w14:val="none"/>
+              </w:rPr>
+              <w:t>N.m</w:t>
+            </w:r>
+            <w:proofErr w:type="spellEnd"/>
+            <w:r>
+              <w:rPr>
+                <w:rFonts w:ascii="Times New Roman" w:eastAsia="Times New Roman" w:hAnsi="Times New Roman" w:cs="Times New Roman"/>
+                <w:kern w:val="0"/>
+                <w:sz w:val="24"/>
+                <w:szCs w:val="24"/>
+                <w14:ligatures w14:val="none"/>
+              </w:rPr>
+              <w:t>]</w:t>
             </w:r>
           </w:p>
         </w:tc>
@@ -21575,15 +24243,61 @@
                 <w14:ligatures w14:val="none"/>
               </w:rPr>
             </w:pPr>
-            <w:r>
-              <w:rPr>
-                <w:rFonts w:ascii="Times New Roman" w:eastAsia="Times New Roman" w:hAnsi="Times New Roman" w:cs="Times New Roman"/>
-                <w:kern w:val="0"/>
-                <w:sz w:val="24"/>
-                <w:szCs w:val="24"/>
-                <w14:ligatures w14:val="none"/>
-              </w:rPr>
-              <w:t>T_d,ref [N.m]</w:t>
+            <w:proofErr w:type="spellStart"/>
+            <w:r>
+              <w:rPr>
+                <w:rFonts w:ascii="Times New Roman" w:eastAsia="Times New Roman" w:hAnsi="Times New Roman" w:cs="Times New Roman"/>
+                <w:kern w:val="0"/>
+                <w:sz w:val="24"/>
+                <w:szCs w:val="24"/>
+                <w14:ligatures w14:val="none"/>
+              </w:rPr>
+              <w:t>T_</w:t>
+            </w:r>
+            <w:proofErr w:type="gramStart"/>
+            <w:r>
+              <w:rPr>
+                <w:rFonts w:ascii="Times New Roman" w:eastAsia="Times New Roman" w:hAnsi="Times New Roman" w:cs="Times New Roman"/>
+                <w:kern w:val="0"/>
+                <w:sz w:val="24"/>
+                <w:szCs w:val="24"/>
+                <w14:ligatures w14:val="none"/>
+              </w:rPr>
+              <w:t>d,ref</w:t>
+            </w:r>
+            <w:proofErr w:type="spellEnd"/>
+            <w:proofErr w:type="gramEnd"/>
+            <w:r>
+              <w:rPr>
+                <w:rFonts w:ascii="Times New Roman" w:eastAsia="Times New Roman" w:hAnsi="Times New Roman" w:cs="Times New Roman"/>
+                <w:kern w:val="0"/>
+                <w:sz w:val="24"/>
+                <w:szCs w:val="24"/>
+                <w14:ligatures w14:val="none"/>
+              </w:rPr>
+              <w:t xml:space="preserve"> [</w:t>
+            </w:r>
+            <w:proofErr w:type="spellStart"/>
+            <w:r>
+              <w:rPr>
+                <w:rFonts w:ascii="Times New Roman" w:eastAsia="Times New Roman" w:hAnsi="Times New Roman" w:cs="Times New Roman"/>
+                <w:kern w:val="0"/>
+                <w:sz w:val="24"/>
+                <w:szCs w:val="24"/>
+                <w14:ligatures w14:val="none"/>
+              </w:rPr>
+              <w:t>N.m</w:t>
+            </w:r>
+            <w:proofErr w:type="spellEnd"/>
+            <w:r>
+              <w:rPr>
+                <w:rFonts w:ascii="Times New Roman" w:eastAsia="Times New Roman" w:hAnsi="Times New Roman" w:cs="Times New Roman"/>
+                <w:kern w:val="0"/>
+                <w:sz w:val="24"/>
+                <w:szCs w:val="24"/>
+                <w14:ligatures w14:val="none"/>
+              </w:rPr>
+              <w:t>]</w:t>
             </w:r>
           </w:p>
         </w:tc>
@@ -21606,15 +24320,61 @@
                 <w14:ligatures w14:val="none"/>
               </w:rPr>
             </w:pPr>
-            <w:r>
-              <w:rPr>
-                <w:rFonts w:ascii="Times New Roman" w:eastAsia="Times New Roman" w:hAnsi="Times New Roman" w:cs="Times New Roman"/>
-                <w:kern w:val="0"/>
-                <w:sz w:val="24"/>
-                <w:szCs w:val="24"/>
-                <w14:ligatures w14:val="none"/>
-              </w:rPr>
-              <w:t>T_a,max [N.m]</w:t>
+            <w:proofErr w:type="spellStart"/>
+            <w:r>
+              <w:rPr>
+                <w:rFonts w:ascii="Times New Roman" w:eastAsia="Times New Roman" w:hAnsi="Times New Roman" w:cs="Times New Roman"/>
+                <w:kern w:val="0"/>
+                <w:sz w:val="24"/>
+                <w:szCs w:val="24"/>
+                <w14:ligatures w14:val="none"/>
+              </w:rPr>
+              <w:t>T_</w:t>
+            </w:r>
+            <w:proofErr w:type="gramStart"/>
+            <w:r>
+              <w:rPr>
+                <w:rFonts w:ascii="Times New Roman" w:eastAsia="Times New Roman" w:hAnsi="Times New Roman" w:cs="Times New Roman"/>
+                <w:kern w:val="0"/>
+                <w:sz w:val="24"/>
+                <w:szCs w:val="24"/>
+                <w14:ligatures w14:val="none"/>
+              </w:rPr>
+              <w:t>a,max</w:t>
+            </w:r>
+            <w:proofErr w:type="spellEnd"/>
+            <w:proofErr w:type="gramEnd"/>
+            <w:r>
+              <w:rPr>
+                <w:rFonts w:ascii="Times New Roman" w:eastAsia="Times New Roman" w:hAnsi="Times New Roman" w:cs="Times New Roman"/>
+                <w:kern w:val="0"/>
+                <w:sz w:val="24"/>
+                <w:szCs w:val="24"/>
+                <w14:ligatures w14:val="none"/>
+              </w:rPr>
+              <w:t xml:space="preserve"> [</w:t>
+            </w:r>
+            <w:proofErr w:type="spellStart"/>
+            <w:r>
+              <w:rPr>
+                <w:rFonts w:ascii="Times New Roman" w:eastAsia="Times New Roman" w:hAnsi="Times New Roman" w:cs="Times New Roman"/>
+                <w:kern w:val="0"/>
+                <w:sz w:val="24"/>
+                <w:szCs w:val="24"/>
+                <w14:ligatures w14:val="none"/>
+              </w:rPr>
+              <w:t>N.m</w:t>
+            </w:r>
+            <w:proofErr w:type="spellEnd"/>
+            <w:r>
+              <w:rPr>
+                <w:rFonts w:ascii="Times New Roman" w:eastAsia="Times New Roman" w:hAnsi="Times New Roman" w:cs="Times New Roman"/>
+                <w:kern w:val="0"/>
+                <w:sz w:val="24"/>
+                <w:szCs w:val="24"/>
+                <w14:ligatures w14:val="none"/>
+              </w:rPr>
+              <w:t>]</w:t>
             </w:r>
           </w:p>
         </w:tc>
@@ -24457,6 +27217,7 @@
                 <w14:ligatures w14:val="none"/>
               </w:rPr>
             </w:pPr>
+            <w:proofErr w:type="spellStart"/>
             <w:r>
               <w:rPr>
                 <w:rFonts w:ascii="Aptos Narrow" w:eastAsia="Times New Roman" w:hAnsi="Aptos Narrow" w:cs="Times New Roman"/>
@@ -24468,6 +27229,7 @@
               </w:rPr>
               <w:t>v_kmh</w:t>
             </w:r>
+            <w:proofErr w:type="spellEnd"/>
           </w:p>
         </w:tc>
         <w:tc>
@@ -24576,6 +27338,7 @@
                 <w14:ligatures w14:val="none"/>
               </w:rPr>
             </w:pPr>
+            <w:proofErr w:type="spellStart"/>
             <w:r>
               <w:rPr>
                 <w:rFonts w:ascii="Aptos Narrow" w:eastAsia="Times New Roman" w:hAnsi="Aptos Narrow" w:cs="Times New Roman"/>
@@ -24587,6 +27350,7 @@
               </w:rPr>
               <w:t>ay_g</w:t>
             </w:r>
+            <w:proofErr w:type="spellEnd"/>
           </w:p>
         </w:tc>
         <w:tc>
@@ -24640,6 +27404,7 @@
                 <w14:ligatures w14:val="none"/>
               </w:rPr>
             </w:pPr>
+            <w:proofErr w:type="spellStart"/>
             <w:r>
               <w:rPr>
                 <w:rFonts w:ascii="Aptos Narrow" w:eastAsia="Times New Roman" w:hAnsi="Aptos Narrow" w:cs="Times New Roman"/>
@@ -24651,6 +27416,7 @@
               </w:rPr>
               <w:t>Kcu</w:t>
             </w:r>
+            <w:proofErr w:type="spellEnd"/>
           </w:p>
         </w:tc>
         <w:tc>
@@ -24672,6 +27438,7 @@
                 <w14:ligatures w14:val="none"/>
               </w:rPr>
             </w:pPr>
+            <w:proofErr w:type="spellStart"/>
             <w:r>
               <w:rPr>
                 <w:rFonts w:ascii="Aptos Narrow" w:eastAsia="Times New Roman" w:hAnsi="Aptos Narrow" w:cs="Times New Roman"/>
@@ -24683,6 +27450,7 @@
               </w:rPr>
               <w:t>Pu_s</w:t>
             </w:r>
+            <w:proofErr w:type="spellEnd"/>
           </w:p>
         </w:tc>
         <w:tc>
@@ -24704,6 +27472,7 @@
                 <w14:ligatures w14:val="none"/>
               </w:rPr>
             </w:pPr>
+            <w:proofErr w:type="spellStart"/>
             <w:r>
               <w:rPr>
                 <w:rFonts w:ascii="Aptos Narrow" w:eastAsia="Times New Roman" w:hAnsi="Aptos Narrow" w:cs="Times New Roman"/>
@@ -24715,6 +27484,7 @@
               </w:rPr>
               <w:t>Kp_ZN</w:t>
             </w:r>
+            <w:proofErr w:type="spellEnd"/>
           </w:p>
         </w:tc>
         <w:tc>
@@ -24768,6 +27538,7 @@
                 <w14:ligatures w14:val="none"/>
               </w:rPr>
             </w:pPr>
+            <w:proofErr w:type="spellStart"/>
             <w:r>
               <w:rPr>
                 <w:rFonts w:ascii="Aptos Narrow" w:eastAsia="Times New Roman" w:hAnsi="Aptos Narrow" w:cs="Times New Roman"/>
@@ -24779,6 +27550,7 @@
               </w:rPr>
               <w:t>Kd_ZN_s</w:t>
             </w:r>
+            <w:proofErr w:type="spellEnd"/>
           </w:p>
         </w:tc>
       </w:tr>
@@ -35331,14 +38103,6 @@
     <w:p>
       <w:pPr>
         <w:rPr>
-          <w:rFonts w:eastAsiaTheme="minorEastAsia"/>
-          <w:lang w:val="vi-VN"/>
-        </w:rPr>
-      </w:pPr>
-    </w:p>
-    <w:p>
-      <w:pPr>
-        <w:rPr>
           <w:lang w:val="vi-VN"/>
         </w:rPr>
       </w:pPr>
@@ -35362,9 +38126,2604 @@
         </w:rPr>
         <w:t>SMC</w:t>
       </w:r>
+    </w:p>
+    <w:p>
+      <w:pPr>
+        <w:rPr>
+          <w:rFonts w:ascii="Times New Roman" w:eastAsiaTheme="majorEastAsia" w:hAnsi="Times New Roman" w:cs="Times New Roman"/>
+          <w:sz w:val="24"/>
+          <w:szCs w:val="24"/>
+          <w:lang w:val="vi-VN"/>
+        </w:rPr>
+      </w:pPr>
+      <m:oMathPara>
+        <m:oMath>
+          <m:sSub>
+            <m:sSubPr>
+              <m:ctrlPr>
+                <w:rPr>
+                  <w:rFonts w:ascii="Cambria Math" w:hAnsi="Cambria Math" w:cs="Times New Roman"/>
+                  <w:sz w:val="24"/>
+                  <w:szCs w:val="24"/>
+                </w:rPr>
+              </m:ctrlPr>
+            </m:sSubPr>
+            <m:e>
+              <m:r>
+                <w:rPr>
+                  <w:rFonts w:ascii="Cambria Math" w:hAnsi="Cambria Math" w:cs="Times New Roman"/>
+                  <w:sz w:val="24"/>
+                  <w:szCs w:val="24"/>
+                </w:rPr>
+                <m:t>J</m:t>
+              </m:r>
+            </m:e>
+            <m:sub>
+              <m:r>
+                <w:rPr>
+                  <w:rFonts w:ascii="Cambria Math" w:hAnsi="Cambria Math" w:cs="Times New Roman"/>
+                  <w:sz w:val="24"/>
+                  <w:szCs w:val="24"/>
+                </w:rPr>
+                <m:t>col</m:t>
+              </m:r>
+            </m:sub>
+          </m:sSub>
+          <m:sSub>
+            <m:sSubPr>
+              <m:ctrlPr>
+                <w:rPr>
+                  <w:rFonts w:ascii="Cambria Math" w:hAnsi="Cambria Math" w:cs="Times New Roman"/>
+                  <w:sz w:val="24"/>
+                  <w:szCs w:val="24"/>
+                </w:rPr>
+              </m:ctrlPr>
+            </m:sSubPr>
+            <m:e>
+              <m:acc>
+                <m:accPr>
+                  <m:chr m:val="̈"/>
+                  <m:ctrlPr>
+                    <w:rPr>
+                      <w:rFonts w:ascii="Cambria Math" w:hAnsi="Cambria Math" w:cs="Times New Roman"/>
+                      <w:sz w:val="24"/>
+                      <w:szCs w:val="24"/>
+                    </w:rPr>
+                  </m:ctrlPr>
+                </m:accPr>
+                <m:e>
+                  <m:r>
+                    <w:rPr>
+                      <w:rFonts w:ascii="Cambria Math" w:hAnsi="Cambria Math" w:cs="Times New Roman"/>
+                      <w:sz w:val="24"/>
+                      <w:szCs w:val="24"/>
+                    </w:rPr>
+                    <m:t>θ</m:t>
+                  </m:r>
+                </m:e>
+              </m:acc>
+            </m:e>
+            <m:sub>
+              <m:r>
+                <w:rPr>
+                  <w:rFonts w:ascii="Cambria Math" w:hAnsi="Cambria Math" w:cs="Times New Roman"/>
+                  <w:sz w:val="24"/>
+                  <w:szCs w:val="24"/>
+                </w:rPr>
+                <m:t>2</m:t>
+              </m:r>
+            </m:sub>
+          </m:sSub>
+          <m:r>
+            <w:rPr>
+              <w:rFonts w:ascii="Cambria Math" w:hAnsi="Cambria Math" w:cs="Times New Roman"/>
+              <w:sz w:val="24"/>
+              <w:szCs w:val="24"/>
+            </w:rPr>
+            <m:t>=</m:t>
+          </m:r>
+          <m:sSub>
+            <m:sSubPr>
+              <m:ctrlPr>
+                <w:rPr>
+                  <w:rFonts w:ascii="Cambria Math" w:hAnsi="Cambria Math" w:cs="Times New Roman"/>
+                  <w:sz w:val="24"/>
+                  <w:szCs w:val="24"/>
+                </w:rPr>
+              </m:ctrlPr>
+            </m:sSubPr>
+            <m:e>
+              <m:r>
+                <w:rPr>
+                  <w:rFonts w:ascii="Cambria Math" w:hAnsi="Cambria Math" w:cs="Times New Roman"/>
+                  <w:sz w:val="24"/>
+                  <w:szCs w:val="24"/>
+                </w:rPr>
+                <m:t>T</m:t>
+              </m:r>
+            </m:e>
+            <m:sub>
+              <m:r>
+                <w:rPr>
+                  <w:rFonts w:ascii="Cambria Math" w:hAnsi="Cambria Math" w:cs="Times New Roman"/>
+                  <w:sz w:val="24"/>
+                  <w:szCs w:val="24"/>
+                </w:rPr>
+                <m:t>a</m:t>
+              </m:r>
+            </m:sub>
+          </m:sSub>
+          <m:r>
+            <w:rPr>
+              <w:rFonts w:ascii="Cambria Math" w:hAnsi="Cambria Math" w:cs="Times New Roman"/>
+              <w:sz w:val="24"/>
+              <w:szCs w:val="24"/>
+            </w:rPr>
+            <m:t>-</m:t>
+          </m:r>
+          <m:sSub>
+            <m:sSubPr>
+              <m:ctrlPr>
+                <w:rPr>
+                  <w:rFonts w:ascii="Cambria Math" w:hAnsi="Cambria Math" w:cs="Times New Roman"/>
+                  <w:sz w:val="24"/>
+                  <w:szCs w:val="24"/>
+                </w:rPr>
+              </m:ctrlPr>
+            </m:sSubPr>
+            <m:e>
+              <m:r>
+                <w:rPr>
+                  <w:rFonts w:ascii="Cambria Math" w:hAnsi="Cambria Math" w:cs="Times New Roman"/>
+                  <w:sz w:val="24"/>
+                  <w:szCs w:val="24"/>
+                </w:rPr>
+                <m:t>T</m:t>
+              </m:r>
+            </m:e>
+            <m:sub>
+              <m:r>
+                <w:rPr>
+                  <w:rFonts w:ascii="Cambria Math" w:hAnsi="Cambria Math" w:cs="Times New Roman"/>
+                  <w:sz w:val="24"/>
+                  <w:szCs w:val="24"/>
+                </w:rPr>
+                <m:t>r</m:t>
+              </m:r>
+            </m:sub>
+          </m:sSub>
+          <m:r>
+            <w:rPr>
+              <w:rFonts w:ascii="Cambria Math" w:hAnsi="Cambria Math" w:cs="Times New Roman"/>
+              <w:sz w:val="24"/>
+              <w:szCs w:val="24"/>
+            </w:rPr>
+            <m:t>+</m:t>
+          </m:r>
+          <m:sSub>
+            <m:sSubPr>
+              <m:ctrlPr>
+                <w:rPr>
+                  <w:rFonts w:ascii="Cambria Math" w:hAnsi="Cambria Math" w:cs="Times New Roman"/>
+                  <w:sz w:val="24"/>
+                  <w:szCs w:val="24"/>
+                </w:rPr>
+              </m:ctrlPr>
+            </m:sSubPr>
+            <m:e>
+              <m:r>
+                <w:rPr>
+                  <w:rFonts w:ascii="Cambria Math" w:hAnsi="Cambria Math" w:cs="Times New Roman"/>
+                  <w:sz w:val="24"/>
+                  <w:szCs w:val="24"/>
+                </w:rPr>
+                <m:t>T</m:t>
+              </m:r>
+            </m:e>
+            <m:sub>
+              <m:r>
+                <w:rPr>
+                  <w:rFonts w:ascii="Cambria Math" w:hAnsi="Cambria Math" w:cs="Times New Roman"/>
+                  <w:sz w:val="24"/>
+                  <w:szCs w:val="24"/>
+                </w:rPr>
+                <m:t>s</m:t>
+              </m:r>
+            </m:sub>
+          </m:sSub>
+          <m:r>
+            <w:rPr>
+              <w:rFonts w:ascii="Cambria Math" w:hAnsi="Cambria Math" w:cs="Times New Roman"/>
+              <w:sz w:val="24"/>
+              <w:szCs w:val="24"/>
+            </w:rPr>
+            <m:t>-</m:t>
+          </m:r>
+          <m:sSub>
+            <m:sSubPr>
+              <m:ctrlPr>
+                <w:rPr>
+                  <w:rFonts w:ascii="Cambria Math" w:hAnsi="Cambria Math" w:cs="Times New Roman"/>
+                  <w:sz w:val="24"/>
+                  <w:szCs w:val="24"/>
+                </w:rPr>
+              </m:ctrlPr>
+            </m:sSubPr>
+            <m:e>
+              <m:r>
+                <w:rPr>
+                  <w:rFonts w:ascii="Cambria Math" w:hAnsi="Cambria Math" w:cs="Times New Roman"/>
+                  <w:sz w:val="24"/>
+                  <w:szCs w:val="24"/>
+                </w:rPr>
+                <m:t>T</m:t>
+              </m:r>
+            </m:e>
+            <m:sub>
+              <m:r>
+                <w:rPr>
+                  <w:rFonts w:ascii="Cambria Math" w:hAnsi="Cambria Math" w:cs="Times New Roman"/>
+                  <w:sz w:val="24"/>
+                  <w:szCs w:val="24"/>
+                </w:rPr>
+                <m:t>f</m:t>
+              </m:r>
+            </m:sub>
+          </m:sSub>
+          <m:func>
+            <m:funcPr>
+              <m:ctrlPr>
+                <w:rPr>
+                  <w:rFonts w:ascii="Cambria Math" w:hAnsi="Cambria Math" w:cs="Times New Roman"/>
+                  <w:sz w:val="24"/>
+                  <w:szCs w:val="24"/>
+                </w:rPr>
+              </m:ctrlPr>
+            </m:funcPr>
+            <m:fName>
+              <m:r>
+                <m:rPr>
+                  <m:sty m:val="p"/>
+                </m:rPr>
+                <w:rPr>
+                  <w:rFonts w:ascii="Cambria Math" w:hAnsi="Cambria Math" w:cs="Times New Roman"/>
+                  <w:sz w:val="24"/>
+                  <w:szCs w:val="24"/>
+                </w:rPr>
+                <m:t>tanh</m:t>
+              </m:r>
+            </m:fName>
+            <m:e>
+              <m:d>
+                <m:dPr>
+                  <m:ctrlPr>
+                    <w:rPr>
+                      <w:rFonts w:ascii="Cambria Math" w:hAnsi="Cambria Math" w:cs="Times New Roman"/>
+                      <w:sz w:val="24"/>
+                      <w:szCs w:val="24"/>
+                    </w:rPr>
+                  </m:ctrlPr>
+                </m:dPr>
+                <m:e>
+                  <m:r>
+                    <w:rPr>
+                      <w:rFonts w:ascii="Cambria Math" w:hAnsi="Cambria Math" w:cs="Times New Roman"/>
+                      <w:sz w:val="24"/>
+                      <w:szCs w:val="24"/>
+                    </w:rPr>
+                    <m:t>c</m:t>
+                  </m:r>
+                  <m:sSub>
+                    <m:sSubPr>
+                      <m:ctrlPr>
+                        <w:rPr>
+                          <w:rFonts w:ascii="Cambria Math" w:hAnsi="Cambria Math" w:cs="Times New Roman"/>
+                          <w:sz w:val="24"/>
+                          <w:szCs w:val="24"/>
+                        </w:rPr>
+                      </m:ctrlPr>
+                    </m:sSubPr>
+                    <m:e>
+                      <m:acc>
+                        <m:accPr>
+                          <m:chr m:val="̇"/>
+                          <m:ctrlPr>
+                            <w:rPr>
+                              <w:rFonts w:ascii="Cambria Math" w:hAnsi="Cambria Math" w:cs="Times New Roman"/>
+                              <w:sz w:val="24"/>
+                              <w:szCs w:val="24"/>
+                            </w:rPr>
+                          </m:ctrlPr>
+                        </m:accPr>
+                        <m:e>
+                          <m:r>
+                            <w:rPr>
+                              <w:rFonts w:ascii="Cambria Math" w:hAnsi="Cambria Math" w:cs="Times New Roman"/>
+                              <w:sz w:val="24"/>
+                              <w:szCs w:val="24"/>
+                            </w:rPr>
+                            <m:t>θ</m:t>
+                          </m:r>
+                        </m:e>
+                      </m:acc>
+                    </m:e>
+                    <m:sub>
+                      <m:r>
+                        <w:rPr>
+                          <w:rFonts w:ascii="Cambria Math" w:hAnsi="Cambria Math" w:cs="Times New Roman"/>
+                          <w:sz w:val="24"/>
+                          <w:szCs w:val="24"/>
+                        </w:rPr>
+                        <m:t>2</m:t>
+                      </m:r>
+                    </m:sub>
+                  </m:sSub>
+                </m:e>
+              </m:d>
+            </m:e>
+          </m:func>
+          <m:r>
+            <w:rPr>
+              <w:rFonts w:ascii="Cambria Math" w:hAnsi="Cambria Math" w:cs="Times New Roman"/>
+              <w:sz w:val="24"/>
+              <w:szCs w:val="24"/>
+            </w:rPr>
+            <m:t>-</m:t>
+          </m:r>
+          <m:sSub>
+            <m:sSubPr>
+              <m:ctrlPr>
+                <w:rPr>
+                  <w:rFonts w:ascii="Cambria Math" w:hAnsi="Cambria Math" w:cs="Times New Roman"/>
+                  <w:sz w:val="24"/>
+                  <w:szCs w:val="24"/>
+                </w:rPr>
+              </m:ctrlPr>
+            </m:sSubPr>
+            <m:e>
+              <m:r>
+                <w:rPr>
+                  <w:rFonts w:ascii="Cambria Math" w:hAnsi="Cambria Math" w:cs="Times New Roman"/>
+                  <w:sz w:val="24"/>
+                  <w:szCs w:val="24"/>
+                </w:rPr>
+                <m:t>C</m:t>
+              </m:r>
+            </m:e>
+            <m:sub>
+              <m:r>
+                <w:rPr>
+                  <w:rFonts w:ascii="Cambria Math" w:hAnsi="Cambria Math" w:cs="Times New Roman"/>
+                  <w:sz w:val="24"/>
+                  <w:szCs w:val="24"/>
+                </w:rPr>
+                <m:t>col</m:t>
+              </m:r>
+            </m:sub>
+          </m:sSub>
+          <m:sSub>
+            <m:sSubPr>
+              <m:ctrlPr>
+                <w:rPr>
+                  <w:rFonts w:ascii="Cambria Math" w:hAnsi="Cambria Math" w:cs="Times New Roman"/>
+                  <w:sz w:val="24"/>
+                  <w:szCs w:val="24"/>
+                </w:rPr>
+              </m:ctrlPr>
+            </m:sSubPr>
+            <m:e>
+              <m:acc>
+                <m:accPr>
+                  <m:chr m:val="̇"/>
+                  <m:ctrlPr>
+                    <w:rPr>
+                      <w:rFonts w:ascii="Cambria Math" w:hAnsi="Cambria Math" w:cs="Times New Roman"/>
+                      <w:sz w:val="24"/>
+                      <w:szCs w:val="24"/>
+                    </w:rPr>
+                  </m:ctrlPr>
+                </m:accPr>
+                <m:e>
+                  <m:r>
+                    <w:rPr>
+                      <w:rFonts w:ascii="Cambria Math" w:hAnsi="Cambria Math" w:cs="Times New Roman"/>
+                      <w:sz w:val="24"/>
+                      <w:szCs w:val="24"/>
+                    </w:rPr>
+                    <m:t>θ</m:t>
+                  </m:r>
+                </m:e>
+              </m:acc>
+            </m:e>
+            <m:sub>
+              <m:r>
+                <w:rPr>
+                  <w:rFonts w:ascii="Cambria Math" w:hAnsi="Cambria Math" w:cs="Times New Roman"/>
+                  <w:sz w:val="24"/>
+                  <w:szCs w:val="24"/>
+                </w:rPr>
+                <m:t>2</m:t>
+              </m:r>
+            </m:sub>
+          </m:sSub>
+          <m:r>
+            <w:rPr>
+              <w:rFonts w:ascii="Cambria Math" w:hAnsi="Cambria Math" w:cs="Times New Roman"/>
+              <w:sz w:val="24"/>
+              <w:szCs w:val="24"/>
+            </w:rPr>
+            <m:t>,</m:t>
+          </m:r>
+          <m:r>
+            <w:rPr>
+              <w:rFonts w:ascii="Cambria Math" w:hAnsi="Cambria Math" w:cs="Times New Roman"/>
+              <w:i/>
+              <w:sz w:val="24"/>
+              <w:szCs w:val="24"/>
+            </w:rPr>
+            <m:t> </m:t>
+          </m:r>
+          <m:sSub>
+            <m:sSubPr>
+              <m:ctrlPr>
+                <w:rPr>
+                  <w:rFonts w:ascii="Cambria Math" w:hAnsi="Cambria Math" w:cs="Times New Roman"/>
+                  <w:sz w:val="24"/>
+                  <w:szCs w:val="24"/>
+                </w:rPr>
+              </m:ctrlPr>
+            </m:sSubPr>
+            <m:e>
+              <m:r>
+                <w:rPr>
+                  <w:rFonts w:ascii="Cambria Math" w:hAnsi="Cambria Math" w:cs="Times New Roman"/>
+                  <w:sz w:val="24"/>
+                  <w:szCs w:val="24"/>
+                </w:rPr>
+                <m:t>T</m:t>
+              </m:r>
+            </m:e>
+            <m:sub>
+              <m:r>
+                <w:rPr>
+                  <w:rFonts w:ascii="Cambria Math" w:hAnsi="Cambria Math" w:cs="Times New Roman"/>
+                  <w:sz w:val="24"/>
+                  <w:szCs w:val="24"/>
+                </w:rPr>
+                <m:t>s</m:t>
+              </m:r>
+            </m:sub>
+          </m:sSub>
+          <m:r>
+            <w:rPr>
+              <w:rFonts w:ascii="Cambria Math" w:hAnsi="Cambria Math" w:cs="Times New Roman"/>
+              <w:sz w:val="24"/>
+              <w:szCs w:val="24"/>
+            </w:rPr>
+            <m:t>=K</m:t>
+          </m:r>
+          <m:d>
+            <m:dPr>
+              <m:ctrlPr>
+                <w:rPr>
+                  <w:rFonts w:ascii="Cambria Math" w:hAnsi="Cambria Math" w:cs="Times New Roman"/>
+                  <w:sz w:val="24"/>
+                  <w:szCs w:val="24"/>
+                </w:rPr>
+              </m:ctrlPr>
+            </m:dPr>
+            <m:e>
+              <m:sSub>
+                <m:sSubPr>
+                  <m:ctrlPr>
+                    <w:rPr>
+                      <w:rFonts w:ascii="Cambria Math" w:hAnsi="Cambria Math" w:cs="Times New Roman"/>
+                      <w:sz w:val="24"/>
+                      <w:szCs w:val="24"/>
+                    </w:rPr>
+                  </m:ctrlPr>
+                </m:sSubPr>
+                <m:e>
+                  <m:r>
+                    <w:rPr>
+                      <w:rFonts w:ascii="Cambria Math" w:hAnsi="Cambria Math" w:cs="Times New Roman"/>
+                      <w:sz w:val="24"/>
+                      <w:szCs w:val="24"/>
+                    </w:rPr>
+                    <m:t>θ</m:t>
+                  </m:r>
+                </m:e>
+                <m:sub>
+                  <m:r>
+                    <w:rPr>
+                      <w:rFonts w:ascii="Cambria Math" w:hAnsi="Cambria Math" w:cs="Times New Roman"/>
+                      <w:sz w:val="24"/>
+                      <w:szCs w:val="24"/>
+                    </w:rPr>
+                    <m:t>1</m:t>
+                  </m:r>
+                </m:sub>
+              </m:sSub>
+              <m:r>
+                <w:rPr>
+                  <w:rFonts w:ascii="Cambria Math" w:hAnsi="Cambria Math" w:cs="Times New Roman"/>
+                  <w:sz w:val="24"/>
+                  <w:szCs w:val="24"/>
+                </w:rPr>
+                <m:t>-</m:t>
+              </m:r>
+              <m:sSub>
+                <m:sSubPr>
+                  <m:ctrlPr>
+                    <w:rPr>
+                      <w:rFonts w:ascii="Cambria Math" w:hAnsi="Cambria Math" w:cs="Times New Roman"/>
+                      <w:sz w:val="24"/>
+                      <w:szCs w:val="24"/>
+                    </w:rPr>
+                  </m:ctrlPr>
+                </m:sSubPr>
+                <m:e>
+                  <m:r>
+                    <w:rPr>
+                      <w:rFonts w:ascii="Cambria Math" w:hAnsi="Cambria Math" w:cs="Times New Roman"/>
+                      <w:sz w:val="24"/>
+                      <w:szCs w:val="24"/>
+                    </w:rPr>
+                    <m:t>θ</m:t>
+                  </m:r>
+                </m:e>
+                <m:sub>
+                  <m:r>
+                    <w:rPr>
+                      <w:rFonts w:ascii="Cambria Math" w:hAnsi="Cambria Math" w:cs="Times New Roman"/>
+                      <w:sz w:val="24"/>
+                      <w:szCs w:val="24"/>
+                    </w:rPr>
+                    <m:t>2</m:t>
+                  </m:r>
+                </m:sub>
+              </m:sSub>
+            </m:e>
+          </m:d>
+        </m:oMath>
+      </m:oMathPara>
+    </w:p>
+    <w:p>
+      <w:pPr>
+        <w:rPr>
+          <w:rFonts w:ascii="Times New Roman" w:hAnsi="Times New Roman" w:cs="Times New Roman"/>
+          <w:b/>
+          <w:bCs/>
+          <w:sz w:val="24"/>
+          <w:szCs w:val="24"/>
+          <w:lang w:val="vi-VN"/>
+        </w:rPr>
+      </w:pPr>
       <w:r>
         <w:rPr>
           <w:rFonts w:ascii="Times New Roman" w:hAnsi="Times New Roman" w:cs="Times New Roman"/>
+          <w:b/>
+          <w:bCs/>
+          <w:sz w:val="24"/>
+          <w:szCs w:val="24"/>
+          <w:lang w:val="vi-VN"/>
+        </w:rPr>
+        <w:t>Mặt trượt</w:t>
+      </w:r>
+    </w:p>
+    <w:p>
+      <w:pPr>
+        <w:rPr>
+          <w:rFonts w:ascii="Times New Roman" w:eastAsiaTheme="minorEastAsia" w:hAnsi="Times New Roman" w:cs="Times New Roman"/>
+          <w:sz w:val="24"/>
+          <w:szCs w:val="24"/>
+          <w:lang w:val="vi-VN"/>
+        </w:rPr>
+      </w:pPr>
+      <m:oMathPara>
+        <m:oMath>
+          <m:r>
+            <w:rPr>
+              <w:rFonts w:ascii="Cambria Math" w:hAnsi="Cambria Math" w:cs="Times New Roman"/>
+              <w:sz w:val="24"/>
+              <w:szCs w:val="24"/>
+            </w:rPr>
+            <m:t>s=</m:t>
+          </m:r>
+          <m:sSub>
+            <m:sSubPr>
+              <m:ctrlPr>
+                <w:rPr>
+                  <w:rFonts w:ascii="Cambria Math" w:hAnsi="Cambria Math" w:cs="Times New Roman"/>
+                  <w:sz w:val="24"/>
+                  <w:szCs w:val="24"/>
+                </w:rPr>
+              </m:ctrlPr>
+            </m:sSubPr>
+            <m:e>
+              <m:acc>
+                <m:accPr>
+                  <m:chr m:val="̇"/>
+                  <m:ctrlPr>
+                    <w:rPr>
+                      <w:rFonts w:ascii="Cambria Math" w:hAnsi="Cambria Math" w:cs="Times New Roman"/>
+                      <w:sz w:val="24"/>
+                      <w:szCs w:val="24"/>
+                    </w:rPr>
+                  </m:ctrlPr>
+                </m:accPr>
+                <m:e>
+                  <m:r>
+                    <w:rPr>
+                      <w:rFonts w:ascii="Cambria Math" w:hAnsi="Cambria Math" w:cs="Times New Roman"/>
+                      <w:sz w:val="24"/>
+                      <w:szCs w:val="24"/>
+                    </w:rPr>
+                    <m:t>e</m:t>
+                  </m:r>
+                </m:e>
+              </m:acc>
+            </m:e>
+            <m:sub>
+              <m:r>
+                <w:rPr>
+                  <w:rFonts w:ascii="Cambria Math" w:hAnsi="Cambria Math" w:cs="Times New Roman"/>
+                  <w:sz w:val="24"/>
+                  <w:szCs w:val="24"/>
+                </w:rPr>
+                <m:t>θ</m:t>
+              </m:r>
+            </m:sub>
+          </m:sSub>
+          <m:r>
+            <w:rPr>
+              <w:rFonts w:ascii="Cambria Math" w:hAnsi="Cambria Math" w:cs="Times New Roman"/>
+              <w:sz w:val="24"/>
+              <w:szCs w:val="24"/>
+            </w:rPr>
+            <m:t>+λ</m:t>
+          </m:r>
+          <m:sSub>
+            <m:sSubPr>
+              <m:ctrlPr>
+                <w:rPr>
+                  <w:rFonts w:ascii="Cambria Math" w:hAnsi="Cambria Math" w:cs="Times New Roman"/>
+                  <w:sz w:val="24"/>
+                  <w:szCs w:val="24"/>
+                </w:rPr>
+              </m:ctrlPr>
+            </m:sSubPr>
+            <m:e>
+              <m:r>
+                <w:rPr>
+                  <w:rFonts w:ascii="Cambria Math" w:hAnsi="Cambria Math" w:cs="Times New Roman"/>
+                  <w:sz w:val="24"/>
+                  <w:szCs w:val="24"/>
+                </w:rPr>
+                <m:t>e</m:t>
+              </m:r>
+            </m:e>
+            <m:sub>
+              <m:r>
+                <w:rPr>
+                  <w:rFonts w:ascii="Cambria Math" w:hAnsi="Cambria Math" w:cs="Times New Roman"/>
+                  <w:sz w:val="24"/>
+                  <w:szCs w:val="24"/>
+                </w:rPr>
+                <m:t>θ</m:t>
+              </m:r>
+            </m:sub>
+          </m:sSub>
+          <m:r>
+            <w:rPr>
+              <w:rFonts w:ascii="Cambria Math" w:hAnsi="Cambria Math" w:cs="Times New Roman"/>
+              <w:sz w:val="24"/>
+              <w:szCs w:val="24"/>
+            </w:rPr>
+            <m:t>≈</m:t>
+          </m:r>
+          <m:sSub>
+            <m:sSubPr>
+              <m:ctrlPr>
+                <w:rPr>
+                  <w:rFonts w:ascii="Cambria Math" w:hAnsi="Cambria Math" w:cs="Times New Roman"/>
+                  <w:sz w:val="24"/>
+                  <w:szCs w:val="24"/>
+                </w:rPr>
+              </m:ctrlPr>
+            </m:sSubPr>
+            <m:e>
+              <m:acc>
+                <m:accPr>
+                  <m:chr m:val="̇"/>
+                  <m:ctrlPr>
+                    <w:rPr>
+                      <w:rFonts w:ascii="Cambria Math" w:hAnsi="Cambria Math" w:cs="Times New Roman"/>
+                      <w:sz w:val="24"/>
+                      <w:szCs w:val="24"/>
+                    </w:rPr>
+                  </m:ctrlPr>
+                </m:accPr>
+                <m:e>
+                  <m:r>
+                    <w:rPr>
+                      <w:rFonts w:ascii="Cambria Math" w:hAnsi="Cambria Math" w:cs="Times New Roman"/>
+                      <w:sz w:val="24"/>
+                      <w:szCs w:val="24"/>
+                    </w:rPr>
+                    <m:t>θ</m:t>
+                  </m:r>
+                </m:e>
+              </m:acc>
+            </m:e>
+            <m:sub>
+              <m:r>
+                <w:rPr>
+                  <w:rFonts w:ascii="Cambria Math" w:hAnsi="Cambria Math" w:cs="Times New Roman"/>
+                  <w:sz w:val="24"/>
+                  <w:szCs w:val="24"/>
+                </w:rPr>
+                <m:t>2</m:t>
+              </m:r>
+            </m:sub>
+          </m:sSub>
+          <m:r>
+            <w:rPr>
+              <w:rFonts w:ascii="Cambria Math" w:hAnsi="Cambria Math" w:cs="Times New Roman"/>
+              <w:sz w:val="24"/>
+              <w:szCs w:val="24"/>
+            </w:rPr>
+            <m:t>-</m:t>
+          </m:r>
+          <m:sSub>
+            <m:sSubPr>
+              <m:ctrlPr>
+                <w:rPr>
+                  <w:rFonts w:ascii="Cambria Math" w:hAnsi="Cambria Math" w:cs="Times New Roman"/>
+                  <w:sz w:val="24"/>
+                  <w:szCs w:val="24"/>
+                </w:rPr>
+              </m:ctrlPr>
+            </m:sSubPr>
+            <m:e>
+              <m:acc>
+                <m:accPr>
+                  <m:chr m:val="ˆ"/>
+                  <m:ctrlPr>
+                    <w:rPr>
+                      <w:rFonts w:ascii="Cambria Math" w:hAnsi="Cambria Math" w:cs="Times New Roman"/>
+                      <w:sz w:val="24"/>
+                      <w:szCs w:val="24"/>
+                    </w:rPr>
+                  </m:ctrlPr>
+                </m:accPr>
+                <m:e>
+                  <m:acc>
+                    <m:accPr>
+                      <m:chr m:val="̇"/>
+                      <m:ctrlPr>
+                        <w:rPr>
+                          <w:rFonts w:ascii="Cambria Math" w:hAnsi="Cambria Math" w:cs="Times New Roman"/>
+                          <w:sz w:val="24"/>
+                          <w:szCs w:val="24"/>
+                        </w:rPr>
+                      </m:ctrlPr>
+                    </m:accPr>
+                    <m:e>
+                      <m:r>
+                        <w:rPr>
+                          <w:rFonts w:ascii="Cambria Math" w:hAnsi="Cambria Math" w:cs="Times New Roman"/>
+                          <w:sz w:val="24"/>
+                          <w:szCs w:val="24"/>
+                        </w:rPr>
+                        <m:t>θ</m:t>
+                      </m:r>
+                    </m:e>
+                  </m:acc>
+                </m:e>
+              </m:acc>
+            </m:e>
+            <m:sub>
+              <m:r>
+                <w:rPr>
+                  <w:rFonts w:ascii="Cambria Math" w:hAnsi="Cambria Math" w:cs="Times New Roman"/>
+                  <w:sz w:val="24"/>
+                  <w:szCs w:val="24"/>
+                </w:rPr>
+                <m:t>1</m:t>
+              </m:r>
+            </m:sub>
+          </m:sSub>
+          <m:r>
+            <w:rPr>
+              <w:rFonts w:ascii="Cambria Math" w:hAnsi="Cambria Math" w:cs="Times New Roman"/>
+              <w:sz w:val="24"/>
+              <w:szCs w:val="24"/>
+            </w:rPr>
+            <m:t>-</m:t>
+          </m:r>
+          <m:f>
+            <m:fPr>
+              <m:ctrlPr>
+                <w:rPr>
+                  <w:rFonts w:ascii="Cambria Math" w:hAnsi="Cambria Math" w:cs="Times New Roman"/>
+                  <w:sz w:val="24"/>
+                  <w:szCs w:val="24"/>
+                </w:rPr>
+              </m:ctrlPr>
+            </m:fPr>
+            <m:num>
+              <m:r>
+                <w:rPr>
+                  <w:rFonts w:ascii="Cambria Math" w:hAnsi="Cambria Math" w:cs="Times New Roman"/>
+                  <w:sz w:val="24"/>
+                  <w:szCs w:val="24"/>
+                </w:rPr>
+                <m:t>λ</m:t>
+              </m:r>
+            </m:num>
+            <m:den>
+              <m:r>
+                <w:rPr>
+                  <w:rFonts w:ascii="Cambria Math" w:hAnsi="Cambria Math" w:cs="Times New Roman"/>
+                  <w:sz w:val="24"/>
+                  <w:szCs w:val="24"/>
+                </w:rPr>
+                <m:t>K</m:t>
+              </m:r>
+            </m:den>
+          </m:f>
+          <m:sSub>
+            <m:sSubPr>
+              <m:ctrlPr>
+                <w:rPr>
+                  <w:rFonts w:ascii="Cambria Math" w:hAnsi="Cambria Math" w:cs="Times New Roman"/>
+                  <w:sz w:val="24"/>
+                  <w:szCs w:val="24"/>
+                </w:rPr>
+              </m:ctrlPr>
+            </m:sSubPr>
+            <m:e>
+              <m:r>
+                <w:rPr>
+                  <w:rFonts w:ascii="Cambria Math" w:hAnsi="Cambria Math" w:cs="Times New Roman"/>
+                  <w:sz w:val="24"/>
+                  <w:szCs w:val="24"/>
+                </w:rPr>
+                <m:t>e</m:t>
+              </m:r>
+            </m:e>
+            <m:sub>
+              <m:r>
+                <w:rPr>
+                  <w:rFonts w:ascii="Cambria Math" w:hAnsi="Cambria Math" w:cs="Times New Roman"/>
+                  <w:sz w:val="24"/>
+                  <w:szCs w:val="24"/>
+                </w:rPr>
+                <m:t>T</m:t>
+              </m:r>
+            </m:sub>
+          </m:sSub>
+        </m:oMath>
+      </m:oMathPara>
+    </w:p>
+    <w:p>
+      <w:pPr>
+        <w:rPr>
+          <w:rFonts w:ascii="Times New Roman" w:eastAsiaTheme="minorEastAsia" w:hAnsi="Times New Roman" w:cs="Times New Roman"/>
+          <w:sz w:val="24"/>
+          <w:szCs w:val="24"/>
+          <w:lang w:val="vi-VN"/>
+        </w:rPr>
+      </w:pPr>
+      <m:oMathPara>
+        <m:oMath>
+          <m:sSub>
+            <m:sSubPr>
+              <m:ctrlPr>
+                <w:rPr>
+                  <w:rFonts w:ascii="Cambria Math" w:hAnsi="Cambria Math" w:cs="Times New Roman"/>
+                  <w:sz w:val="24"/>
+                  <w:szCs w:val="24"/>
+                </w:rPr>
+              </m:ctrlPr>
+            </m:sSubPr>
+            <m:e>
+              <m:acc>
+                <m:accPr>
+                  <m:chr m:val="ˆ"/>
+                  <m:ctrlPr>
+                    <w:rPr>
+                      <w:rFonts w:ascii="Cambria Math" w:hAnsi="Cambria Math" w:cs="Times New Roman"/>
+                      <w:sz w:val="24"/>
+                      <w:szCs w:val="24"/>
+                    </w:rPr>
+                  </m:ctrlPr>
+                </m:accPr>
+                <m:e>
+                  <m:acc>
+                    <m:accPr>
+                      <m:chr m:val="̇"/>
+                      <m:ctrlPr>
+                        <w:rPr>
+                          <w:rFonts w:ascii="Cambria Math" w:hAnsi="Cambria Math" w:cs="Times New Roman"/>
+                          <w:sz w:val="24"/>
+                          <w:szCs w:val="24"/>
+                        </w:rPr>
+                      </m:ctrlPr>
+                    </m:accPr>
+                    <m:e>
+                      <m:r>
+                        <w:rPr>
+                          <w:rFonts w:ascii="Cambria Math" w:hAnsi="Cambria Math" w:cs="Times New Roman"/>
+                          <w:sz w:val="24"/>
+                          <w:szCs w:val="24"/>
+                        </w:rPr>
+                        <m:t>θ</m:t>
+                      </m:r>
+                    </m:e>
+                  </m:acc>
+                </m:e>
+              </m:acc>
+            </m:e>
+            <m:sub>
+              <m:r>
+                <w:rPr>
+                  <w:rFonts w:ascii="Cambria Math" w:hAnsi="Cambria Math" w:cs="Times New Roman"/>
+                  <w:sz w:val="24"/>
+                  <w:szCs w:val="24"/>
+                </w:rPr>
+                <m:t>1</m:t>
+              </m:r>
+            </m:sub>
+          </m:sSub>
+          <m:r>
+            <w:rPr>
+              <w:rFonts w:ascii="Cambria Math" w:hAnsi="Cambria Math" w:cs="Times New Roman"/>
+              <w:sz w:val="24"/>
+              <w:szCs w:val="24"/>
+            </w:rPr>
+            <m:t>=</m:t>
+          </m:r>
+          <m:f>
+            <m:fPr>
+              <m:ctrlPr>
+                <w:rPr>
+                  <w:rFonts w:ascii="Cambria Math" w:hAnsi="Cambria Math" w:cs="Times New Roman"/>
+                  <w:sz w:val="24"/>
+                  <w:szCs w:val="24"/>
+                </w:rPr>
+              </m:ctrlPr>
+            </m:fPr>
+            <m:num>
+              <m:sSub>
+                <m:sSubPr>
+                  <m:ctrlPr>
+                    <w:rPr>
+                      <w:rFonts w:ascii="Cambria Math" w:hAnsi="Cambria Math" w:cs="Times New Roman"/>
+                      <w:sz w:val="24"/>
+                      <w:szCs w:val="24"/>
+                    </w:rPr>
+                  </m:ctrlPr>
+                </m:sSubPr>
+                <m:e>
+                  <m:r>
+                    <w:rPr>
+                      <w:rFonts w:ascii="Cambria Math" w:hAnsi="Cambria Math" w:cs="Times New Roman"/>
+                      <w:sz w:val="24"/>
+                      <w:szCs w:val="24"/>
+                    </w:rPr>
+                    <m:t>θ</m:t>
+                  </m:r>
+                </m:e>
+                <m:sub>
+                  <m:r>
+                    <w:rPr>
+                      <w:rFonts w:ascii="Cambria Math" w:hAnsi="Cambria Math" w:cs="Times New Roman"/>
+                      <w:sz w:val="24"/>
+                      <w:szCs w:val="24"/>
+                    </w:rPr>
+                    <m:t>1</m:t>
+                  </m:r>
+                </m:sub>
+              </m:sSub>
+              <m:r>
+                <w:rPr>
+                  <w:rFonts w:ascii="Cambria Math" w:hAnsi="Cambria Math" w:cs="Times New Roman"/>
+                  <w:sz w:val="24"/>
+                  <w:szCs w:val="24"/>
+                </w:rPr>
+                <m:t>-</m:t>
+              </m:r>
+              <m:sSub>
+                <m:sSubPr>
+                  <m:ctrlPr>
+                    <w:rPr>
+                      <w:rFonts w:ascii="Cambria Math" w:hAnsi="Cambria Math" w:cs="Times New Roman"/>
+                      <w:sz w:val="24"/>
+                      <w:szCs w:val="24"/>
+                    </w:rPr>
+                  </m:ctrlPr>
+                </m:sSubPr>
+                <m:e>
+                  <m:r>
+                    <w:rPr>
+                      <w:rFonts w:ascii="Cambria Math" w:hAnsi="Cambria Math" w:cs="Times New Roman"/>
+                      <w:sz w:val="24"/>
+                      <w:szCs w:val="24"/>
+                    </w:rPr>
+                    <m:t>x</m:t>
+                  </m:r>
+                </m:e>
+                <m:sub>
+                  <m:r>
+                    <w:rPr>
+                      <w:rFonts w:ascii="Cambria Math" w:hAnsi="Cambria Math" w:cs="Times New Roman"/>
+                      <w:sz w:val="24"/>
+                      <w:szCs w:val="24"/>
+                    </w:rPr>
+                    <m:t>f</m:t>
+                  </m:r>
+                </m:sub>
+              </m:sSub>
+            </m:num>
+            <m:den>
+              <m:sSub>
+                <m:sSubPr>
+                  <m:ctrlPr>
+                    <w:rPr>
+                      <w:rFonts w:ascii="Cambria Math" w:hAnsi="Cambria Math" w:cs="Times New Roman"/>
+                      <w:sz w:val="24"/>
+                      <w:szCs w:val="24"/>
+                    </w:rPr>
+                  </m:ctrlPr>
+                </m:sSubPr>
+                <m:e>
+                  <m:r>
+                    <w:rPr>
+                      <w:rFonts w:ascii="Cambria Math" w:hAnsi="Cambria Math" w:cs="Times New Roman"/>
+                      <w:sz w:val="24"/>
+                      <w:szCs w:val="24"/>
+                    </w:rPr>
+                    <m:t>τ</m:t>
+                  </m:r>
+                </m:e>
+                <m:sub>
+                  <m:r>
+                    <w:rPr>
+                      <w:rFonts w:ascii="Cambria Math" w:hAnsi="Cambria Math" w:cs="Times New Roman"/>
+                      <w:sz w:val="24"/>
+                      <w:szCs w:val="24"/>
+                    </w:rPr>
+                    <m:t>f</m:t>
+                  </m:r>
+                </m:sub>
+              </m:sSub>
+            </m:den>
+          </m:f>
+          <m:r>
+            <w:rPr>
+              <w:rFonts w:ascii="Cambria Math" w:hAnsi="Cambria Math" w:cs="Times New Roman"/>
+              <w:sz w:val="24"/>
+              <w:szCs w:val="24"/>
+            </w:rPr>
+            <m:t>,</m:t>
+          </m:r>
+          <m:r>
+            <w:rPr>
+              <w:rFonts w:ascii="Cambria Math" w:hAnsi="Cambria Math" w:cs="Times New Roman"/>
+              <w:i/>
+              <w:sz w:val="24"/>
+              <w:szCs w:val="24"/>
+            </w:rPr>
+            <m:t> </m:t>
+          </m:r>
+          <m:sSub>
+            <m:sSubPr>
+              <m:ctrlPr>
+                <w:rPr>
+                  <w:rFonts w:ascii="Cambria Math" w:hAnsi="Cambria Math" w:cs="Times New Roman"/>
+                  <w:sz w:val="24"/>
+                  <w:szCs w:val="24"/>
+                </w:rPr>
+              </m:ctrlPr>
+            </m:sSubPr>
+            <m:e>
+              <m:r>
+                <w:rPr>
+                  <w:rFonts w:ascii="Cambria Math" w:hAnsi="Cambria Math" w:cs="Times New Roman"/>
+                  <w:sz w:val="24"/>
+                  <w:szCs w:val="24"/>
+                </w:rPr>
+                <m:t>x</m:t>
+              </m:r>
+            </m:e>
+            <m:sub>
+              <m:r>
+                <w:rPr>
+                  <w:rFonts w:ascii="Cambria Math" w:hAnsi="Cambria Math" w:cs="Times New Roman"/>
+                  <w:sz w:val="24"/>
+                  <w:szCs w:val="24"/>
+                </w:rPr>
+                <m:t>f</m:t>
+              </m:r>
+            </m:sub>
+          </m:sSub>
+          <m:d>
+            <m:dPr>
+              <m:begChr m:val="["/>
+              <m:endChr m:val="]"/>
+              <m:ctrlPr>
+                <w:rPr>
+                  <w:rFonts w:ascii="Cambria Math" w:hAnsi="Cambria Math" w:cs="Times New Roman"/>
+                  <w:sz w:val="24"/>
+                  <w:szCs w:val="24"/>
+                </w:rPr>
+              </m:ctrlPr>
+            </m:dPr>
+            <m:e>
+              <m:r>
+                <w:rPr>
+                  <w:rFonts w:ascii="Cambria Math" w:hAnsi="Cambria Math" w:cs="Times New Roman"/>
+                  <w:sz w:val="24"/>
+                  <w:szCs w:val="24"/>
+                </w:rPr>
+                <m:t>k+1</m:t>
+              </m:r>
+            </m:e>
+          </m:d>
+          <m:r>
+            <w:rPr>
+              <w:rFonts w:ascii="Cambria Math" w:hAnsi="Cambria Math" w:cs="Times New Roman"/>
+              <w:sz w:val="24"/>
+              <w:szCs w:val="24"/>
+            </w:rPr>
+            <m:t>=</m:t>
+          </m:r>
+          <m:sSub>
+            <m:sSubPr>
+              <m:ctrlPr>
+                <w:rPr>
+                  <w:rFonts w:ascii="Cambria Math" w:hAnsi="Cambria Math" w:cs="Times New Roman"/>
+                  <w:sz w:val="24"/>
+                  <w:szCs w:val="24"/>
+                </w:rPr>
+              </m:ctrlPr>
+            </m:sSubPr>
+            <m:e>
+              <m:r>
+                <w:rPr>
+                  <w:rFonts w:ascii="Cambria Math" w:hAnsi="Cambria Math" w:cs="Times New Roman"/>
+                  <w:sz w:val="24"/>
+                  <w:szCs w:val="24"/>
+                </w:rPr>
+                <m:t>x</m:t>
+              </m:r>
+            </m:e>
+            <m:sub>
+              <m:r>
+                <w:rPr>
+                  <w:rFonts w:ascii="Cambria Math" w:hAnsi="Cambria Math" w:cs="Times New Roman"/>
+                  <w:sz w:val="24"/>
+                  <w:szCs w:val="24"/>
+                </w:rPr>
+                <m:t>f</m:t>
+              </m:r>
+            </m:sub>
+          </m:sSub>
+          <m:d>
+            <m:dPr>
+              <m:begChr m:val="["/>
+              <m:endChr m:val="]"/>
+              <m:ctrlPr>
+                <w:rPr>
+                  <w:rFonts w:ascii="Cambria Math" w:hAnsi="Cambria Math" w:cs="Times New Roman"/>
+                  <w:sz w:val="24"/>
+                  <w:szCs w:val="24"/>
+                </w:rPr>
+              </m:ctrlPr>
+            </m:dPr>
+            <m:e>
+              <m:r>
+                <w:rPr>
+                  <w:rFonts w:ascii="Cambria Math" w:hAnsi="Cambria Math" w:cs="Times New Roman"/>
+                  <w:sz w:val="24"/>
+                  <w:szCs w:val="24"/>
+                </w:rPr>
+                <m:t>k</m:t>
+              </m:r>
+            </m:e>
+          </m:d>
+          <m:r>
+            <w:rPr>
+              <w:rFonts w:ascii="Cambria Math" w:hAnsi="Cambria Math" w:cs="Times New Roman"/>
+              <w:sz w:val="24"/>
+              <w:szCs w:val="24"/>
+            </w:rPr>
+            <m:t>+</m:t>
+          </m:r>
+          <m:sSub>
+            <m:sSubPr>
+              <m:ctrlPr>
+                <w:rPr>
+                  <w:rFonts w:ascii="Cambria Math" w:hAnsi="Cambria Math" w:cs="Times New Roman"/>
+                  <w:sz w:val="24"/>
+                  <w:szCs w:val="24"/>
+                </w:rPr>
+              </m:ctrlPr>
+            </m:sSubPr>
+            <m:e>
+              <m:r>
+                <w:rPr>
+                  <w:rFonts w:ascii="Cambria Math" w:hAnsi="Cambria Math" w:cs="Times New Roman"/>
+                  <w:sz w:val="24"/>
+                  <w:szCs w:val="24"/>
+                </w:rPr>
+                <m:t>T</m:t>
+              </m:r>
+            </m:e>
+            <m:sub>
+              <m:r>
+                <w:rPr>
+                  <w:rFonts w:ascii="Cambria Math" w:hAnsi="Cambria Math" w:cs="Times New Roman"/>
+                  <w:sz w:val="24"/>
+                  <w:szCs w:val="24"/>
+                </w:rPr>
+                <m:t>s</m:t>
+              </m:r>
+            </m:sub>
+          </m:sSub>
+          <m:sSub>
+            <m:sSubPr>
+              <m:ctrlPr>
+                <w:rPr>
+                  <w:rFonts w:ascii="Cambria Math" w:hAnsi="Cambria Math" w:cs="Times New Roman"/>
+                  <w:sz w:val="24"/>
+                  <w:szCs w:val="24"/>
+                </w:rPr>
+              </m:ctrlPr>
+            </m:sSubPr>
+            <m:e>
+              <m:acc>
+                <m:accPr>
+                  <m:chr m:val="ˆ"/>
+                  <m:ctrlPr>
+                    <w:rPr>
+                      <w:rFonts w:ascii="Cambria Math" w:hAnsi="Cambria Math" w:cs="Times New Roman"/>
+                      <w:sz w:val="24"/>
+                      <w:szCs w:val="24"/>
+                    </w:rPr>
+                  </m:ctrlPr>
+                </m:accPr>
+                <m:e>
+                  <m:acc>
+                    <m:accPr>
+                      <m:chr m:val="̇"/>
+                      <m:ctrlPr>
+                        <w:rPr>
+                          <w:rFonts w:ascii="Cambria Math" w:hAnsi="Cambria Math" w:cs="Times New Roman"/>
+                          <w:sz w:val="24"/>
+                          <w:szCs w:val="24"/>
+                        </w:rPr>
+                      </m:ctrlPr>
+                    </m:accPr>
+                    <m:e>
+                      <m:r>
+                        <w:rPr>
+                          <w:rFonts w:ascii="Cambria Math" w:hAnsi="Cambria Math" w:cs="Times New Roman"/>
+                          <w:sz w:val="24"/>
+                          <w:szCs w:val="24"/>
+                        </w:rPr>
+                        <m:t>θ</m:t>
+                      </m:r>
+                    </m:e>
+                  </m:acc>
+                </m:e>
+              </m:acc>
+            </m:e>
+            <m:sub>
+              <m:r>
+                <w:rPr>
+                  <w:rFonts w:ascii="Cambria Math" w:hAnsi="Cambria Math" w:cs="Times New Roman"/>
+                  <w:sz w:val="24"/>
+                  <w:szCs w:val="24"/>
+                </w:rPr>
+                <m:t>1</m:t>
+              </m:r>
+            </m:sub>
+          </m:sSub>
+          <m:d>
+            <m:dPr>
+              <m:begChr m:val="["/>
+              <m:endChr m:val="]"/>
+              <m:ctrlPr>
+                <w:rPr>
+                  <w:rFonts w:ascii="Cambria Math" w:hAnsi="Cambria Math" w:cs="Times New Roman"/>
+                  <w:sz w:val="24"/>
+                  <w:szCs w:val="24"/>
+                </w:rPr>
+              </m:ctrlPr>
+            </m:dPr>
+            <m:e>
+              <m:r>
+                <w:rPr>
+                  <w:rFonts w:ascii="Cambria Math" w:hAnsi="Cambria Math" w:cs="Times New Roman"/>
+                  <w:sz w:val="24"/>
+                  <w:szCs w:val="24"/>
+                </w:rPr>
+                <m:t>k</m:t>
+              </m:r>
+            </m:e>
+          </m:d>
+        </m:oMath>
+      </m:oMathPara>
+    </w:p>
+    <w:p>
+      <w:pPr>
+        <w:rPr>
+          <w:rFonts w:ascii="Times New Roman" w:hAnsi="Times New Roman" w:cs="Times New Roman"/>
+          <w:sz w:val="24"/>
+          <w:szCs w:val="24"/>
+          <w:lang w:val="vi-VN"/>
+        </w:rPr>
+      </w:pPr>
+      <w:r>
+        <w:rPr>
+          <w:rFonts w:ascii="Times New Roman" w:hAnsi="Times New Roman" w:cs="Times New Roman"/>
+          <w:sz w:val="24"/>
+          <w:szCs w:val="24"/>
+          <w:lang w:val="vi-VN"/>
+        </w:rPr>
+        <w:t>Luật điều khiển: điều khiển tương đương + chuyển mạch với lớp biên</w:t>
+      </w:r>
+    </w:p>
+    <w:p>
+      <w:pPr>
+        <w:rPr>
+          <w:rFonts w:ascii="Times New Roman" w:hAnsi="Times New Roman" w:cs="Times New Roman"/>
+          <w:sz w:val="24"/>
+          <w:szCs w:val="24"/>
+          <w:lang w:val="vi-VN"/>
+        </w:rPr>
+      </w:pPr>
+      <w:r>
+        <w:rPr>
+          <w:rFonts w:ascii="Times New Roman" w:hAnsi="Times New Roman" w:cs="Times New Roman"/>
+          <w:sz w:val="24"/>
+          <w:szCs w:val="24"/>
+          <w:lang w:val="vi-VN"/>
+        </w:rPr>
+        <w:t xml:space="preserve">Đạo hàm s và thế phương trình cột lái. Phần biết được đưa vào </w:t>
+      </w:r>
+      <m:oMath>
+        <m:sSub>
+          <m:sSubPr>
+            <m:ctrlPr>
+              <w:rPr>
+                <w:rFonts w:ascii="Cambria Math" w:hAnsi="Cambria Math" w:cs="Times New Roman"/>
+                <w:sz w:val="24"/>
+                <w:szCs w:val="24"/>
+              </w:rPr>
+            </m:ctrlPr>
+          </m:sSubPr>
+          <m:e>
+            <m:r>
+              <w:rPr>
+                <w:rFonts w:ascii="Cambria Math" w:hAnsi="Cambria Math" w:cs="Times New Roman"/>
+                <w:sz w:val="24"/>
+                <w:szCs w:val="24"/>
+              </w:rPr>
+              <m:t>T</m:t>
+            </m:r>
+          </m:e>
+          <m:sub>
+            <m:r>
+              <w:rPr>
+                <w:rFonts w:ascii="Cambria Math" w:hAnsi="Cambria Math" w:cs="Times New Roman"/>
+                <w:sz w:val="24"/>
+                <w:szCs w:val="24"/>
+              </w:rPr>
+              <m:t>eq</m:t>
+            </m:r>
+          </m:sub>
+        </m:sSub>
+      </m:oMath>
+      <w:r>
+        <w:rPr>
+          <w:rFonts w:ascii="Times New Roman" w:hAnsi="Times New Roman" w:cs="Times New Roman"/>
+          <w:sz w:val="24"/>
+          <w:szCs w:val="24"/>
+          <w:lang w:val="vi-VN"/>
+        </w:rPr>
+        <w:t>, phần không biết gộp vào nhiễu psi:</w:t>
+      </w:r>
+    </w:p>
+    <w:p>
+      <w:pPr>
+        <w:rPr>
+          <w:rFonts w:ascii="Times New Roman" w:eastAsiaTheme="minorEastAsia" w:hAnsi="Times New Roman" w:cs="Times New Roman"/>
+          <w:sz w:val="24"/>
+          <w:szCs w:val="24"/>
+          <w:lang w:val="vi-VN"/>
+        </w:rPr>
+      </w:pPr>
+      <m:oMathPara>
+        <m:oMath>
+          <m:sSub>
+            <m:sSubPr>
+              <m:ctrlPr>
+                <w:rPr>
+                  <w:rFonts w:ascii="Cambria Math" w:hAnsi="Cambria Math" w:cs="Times New Roman"/>
+                  <w:sz w:val="24"/>
+                  <w:szCs w:val="24"/>
+                </w:rPr>
+              </m:ctrlPr>
+            </m:sSubPr>
+            <m:e>
+              <m:r>
+                <w:rPr>
+                  <w:rFonts w:ascii="Cambria Math" w:hAnsi="Cambria Math" w:cs="Times New Roman"/>
+                  <w:sz w:val="24"/>
+                  <w:szCs w:val="24"/>
+                </w:rPr>
+                <m:t>T</m:t>
+              </m:r>
+            </m:e>
+            <m:sub>
+              <m:r>
+                <w:rPr>
+                  <w:rFonts w:ascii="Cambria Math" w:hAnsi="Cambria Math" w:cs="Times New Roman"/>
+                  <w:sz w:val="24"/>
+                  <w:szCs w:val="24"/>
+                </w:rPr>
+                <m:t>a</m:t>
+              </m:r>
+            </m:sub>
+          </m:sSub>
+          <m:r>
+            <w:rPr>
+              <w:rFonts w:ascii="Cambria Math" w:hAnsi="Cambria Math" w:cs="Times New Roman"/>
+              <w:sz w:val="24"/>
+              <w:szCs w:val="24"/>
+            </w:rPr>
+            <m:t>=</m:t>
+          </m:r>
+          <m:sSub>
+            <m:sSubPr>
+              <m:ctrlPr>
+                <w:rPr>
+                  <w:rFonts w:ascii="Cambria Math" w:hAnsi="Cambria Math" w:cs="Times New Roman"/>
+                  <w:sz w:val="24"/>
+                  <w:szCs w:val="24"/>
+                </w:rPr>
+              </m:ctrlPr>
+            </m:sSubPr>
+            <m:e>
+              <m:r>
+                <w:rPr>
+                  <w:rFonts w:ascii="Cambria Math" w:hAnsi="Cambria Math" w:cs="Times New Roman"/>
+                  <w:sz w:val="24"/>
+                  <w:szCs w:val="24"/>
+                </w:rPr>
+                <m:t>T</m:t>
+              </m:r>
+            </m:e>
+            <m:sub>
+              <m:r>
+                <w:rPr>
+                  <w:rFonts w:ascii="Cambria Math" w:hAnsi="Cambria Math" w:cs="Times New Roman"/>
+                  <w:sz w:val="24"/>
+                  <w:szCs w:val="24"/>
+                </w:rPr>
+                <m:t>eq</m:t>
+              </m:r>
+            </m:sub>
+          </m:sSub>
+          <m:r>
+            <w:rPr>
+              <w:rFonts w:ascii="Cambria Math" w:hAnsi="Cambria Math" w:cs="Times New Roman"/>
+              <w:sz w:val="24"/>
+              <w:szCs w:val="24"/>
+            </w:rPr>
+            <m:t>-</m:t>
+          </m:r>
+          <m:sSub>
+            <m:sSubPr>
+              <m:ctrlPr>
+                <w:rPr>
+                  <w:rFonts w:ascii="Cambria Math" w:hAnsi="Cambria Math" w:cs="Times New Roman"/>
+                  <w:sz w:val="24"/>
+                  <w:szCs w:val="24"/>
+                </w:rPr>
+              </m:ctrlPr>
+            </m:sSubPr>
+            <m:e>
+              <m:r>
+                <w:rPr>
+                  <w:rFonts w:ascii="Cambria Math" w:hAnsi="Cambria Math" w:cs="Times New Roman"/>
+                  <w:sz w:val="24"/>
+                  <w:szCs w:val="24"/>
+                </w:rPr>
+                <m:t>J</m:t>
+              </m:r>
+            </m:e>
+            <m:sub>
+              <m:r>
+                <w:rPr>
+                  <w:rFonts w:ascii="Cambria Math" w:hAnsi="Cambria Math" w:cs="Times New Roman"/>
+                  <w:sz w:val="24"/>
+                  <w:szCs w:val="24"/>
+                </w:rPr>
+                <m:t>col</m:t>
+              </m:r>
+            </m:sub>
+          </m:sSub>
+          <m:r>
+            <w:rPr>
+              <w:rFonts w:ascii="Cambria Math" w:hAnsi="Cambria Math" w:cs="Times New Roman"/>
+              <w:sz w:val="24"/>
+              <w:szCs w:val="24"/>
+            </w:rPr>
+            <m:t>*</m:t>
+          </m:r>
+          <m:sSub>
+            <m:sSubPr>
+              <m:ctrlPr>
+                <w:rPr>
+                  <w:rFonts w:ascii="Cambria Math" w:hAnsi="Cambria Math" w:cs="Times New Roman"/>
+                  <w:sz w:val="24"/>
+                  <w:szCs w:val="24"/>
+                </w:rPr>
+              </m:ctrlPr>
+            </m:sSubPr>
+            <m:e>
+              <m:r>
+                <w:rPr>
+                  <w:rFonts w:ascii="Cambria Math" w:hAnsi="Cambria Math" w:cs="Times New Roman"/>
+                  <w:sz w:val="24"/>
+                  <w:szCs w:val="24"/>
+                </w:rPr>
+                <m:t>u</m:t>
+              </m:r>
+            </m:e>
+            <m:sub>
+              <m:r>
+                <w:rPr>
+                  <w:rFonts w:ascii="Cambria Math" w:hAnsi="Cambria Math" w:cs="Times New Roman"/>
+                  <w:sz w:val="24"/>
+                  <w:szCs w:val="24"/>
+                </w:rPr>
+                <m:t>sw</m:t>
+              </m:r>
+            </m:sub>
+          </m:sSub>
+        </m:oMath>
+      </m:oMathPara>
+    </w:p>
+    <w:p>
+      <w:pPr>
+        <w:rPr>
+          <w:rFonts w:ascii="Times New Roman" w:eastAsiaTheme="minorEastAsia" w:hAnsi="Times New Roman" w:cs="Times New Roman"/>
+          <w:sz w:val="24"/>
+          <w:szCs w:val="24"/>
+          <w:lang w:val="vi-VN"/>
+        </w:rPr>
+      </w:pPr>
+      <m:oMathPara>
+        <m:oMath>
+          <m:sSub>
+            <m:sSubPr>
+              <m:ctrlPr>
+                <w:rPr>
+                  <w:rFonts w:ascii="Cambria Math" w:hAnsi="Cambria Math" w:cs="Times New Roman"/>
+                  <w:sz w:val="24"/>
+                  <w:szCs w:val="24"/>
+                </w:rPr>
+              </m:ctrlPr>
+            </m:sSubPr>
+            <m:e>
+              <m:r>
+                <w:rPr>
+                  <w:rFonts w:ascii="Cambria Math" w:hAnsi="Cambria Math" w:cs="Times New Roman"/>
+                  <w:sz w:val="24"/>
+                  <w:szCs w:val="24"/>
+                </w:rPr>
+                <m:t>T</m:t>
+              </m:r>
+            </m:e>
+            <m:sub>
+              <m:r>
+                <w:rPr>
+                  <w:rFonts w:ascii="Cambria Math" w:hAnsi="Cambria Math" w:cs="Times New Roman"/>
+                  <w:sz w:val="24"/>
+                  <w:szCs w:val="24"/>
+                </w:rPr>
+                <m:t>eq</m:t>
+              </m:r>
+            </m:sub>
+          </m:sSub>
+          <m:r>
+            <w:rPr>
+              <w:rFonts w:ascii="Cambria Math" w:hAnsi="Cambria Math" w:cs="Times New Roman"/>
+              <w:sz w:val="24"/>
+              <w:szCs w:val="24"/>
+            </w:rPr>
+            <m:t>=-</m:t>
+          </m:r>
+          <m:sSub>
+            <m:sSubPr>
+              <m:ctrlPr>
+                <w:rPr>
+                  <w:rFonts w:ascii="Cambria Math" w:hAnsi="Cambria Math" w:cs="Times New Roman"/>
+                  <w:sz w:val="24"/>
+                  <w:szCs w:val="24"/>
+                </w:rPr>
+              </m:ctrlPr>
+            </m:sSubPr>
+            <m:e>
+              <m:r>
+                <w:rPr>
+                  <w:rFonts w:ascii="Cambria Math" w:hAnsi="Cambria Math" w:cs="Times New Roman"/>
+                  <w:sz w:val="24"/>
+                  <w:szCs w:val="24"/>
+                </w:rPr>
+                <m:t>T</m:t>
+              </m:r>
+            </m:e>
+            <m:sub>
+              <m:r>
+                <w:rPr>
+                  <w:rFonts w:ascii="Cambria Math" w:hAnsi="Cambria Math" w:cs="Times New Roman"/>
+                  <w:sz w:val="24"/>
+                  <w:szCs w:val="24"/>
+                </w:rPr>
+                <m:t>s</m:t>
+              </m:r>
+            </m:sub>
+          </m:sSub>
+          <m:r>
+            <w:rPr>
+              <w:rFonts w:ascii="Cambria Math" w:hAnsi="Cambria Math" w:cs="Times New Roman"/>
+              <w:sz w:val="24"/>
+              <w:szCs w:val="24"/>
+            </w:rPr>
+            <m:t>+</m:t>
+          </m:r>
+          <m:sSub>
+            <m:sSubPr>
+              <m:ctrlPr>
+                <w:rPr>
+                  <w:rFonts w:ascii="Cambria Math" w:hAnsi="Cambria Math" w:cs="Times New Roman"/>
+                  <w:sz w:val="24"/>
+                  <w:szCs w:val="24"/>
+                </w:rPr>
+              </m:ctrlPr>
+            </m:sSubPr>
+            <m:e>
+              <m:r>
+                <w:rPr>
+                  <w:rFonts w:ascii="Cambria Math" w:hAnsi="Cambria Math" w:cs="Times New Roman"/>
+                  <w:sz w:val="24"/>
+                  <w:szCs w:val="24"/>
+                </w:rPr>
+                <m:t>C</m:t>
+              </m:r>
+            </m:e>
+            <m:sub>
+              <m:r>
+                <w:rPr>
+                  <w:rFonts w:ascii="Cambria Math" w:hAnsi="Cambria Math" w:cs="Times New Roman"/>
+                  <w:sz w:val="24"/>
+                  <w:szCs w:val="24"/>
+                </w:rPr>
+                <m:t>col</m:t>
+              </m:r>
+            </m:sub>
+          </m:sSub>
+          <m:sSub>
+            <m:sSubPr>
+              <m:ctrlPr>
+                <w:rPr>
+                  <w:rFonts w:ascii="Cambria Math" w:hAnsi="Cambria Math" w:cs="Times New Roman"/>
+                  <w:sz w:val="24"/>
+                  <w:szCs w:val="24"/>
+                </w:rPr>
+              </m:ctrlPr>
+            </m:sSubPr>
+            <m:e>
+              <m:acc>
+                <m:accPr>
+                  <m:chr m:val="̇"/>
+                  <m:ctrlPr>
+                    <w:rPr>
+                      <w:rFonts w:ascii="Cambria Math" w:hAnsi="Cambria Math" w:cs="Times New Roman"/>
+                      <w:sz w:val="24"/>
+                      <w:szCs w:val="24"/>
+                    </w:rPr>
+                  </m:ctrlPr>
+                </m:accPr>
+                <m:e>
+                  <m:r>
+                    <w:rPr>
+                      <w:rFonts w:ascii="Cambria Math" w:hAnsi="Cambria Math" w:cs="Times New Roman"/>
+                      <w:sz w:val="24"/>
+                      <w:szCs w:val="24"/>
+                    </w:rPr>
+                    <m:t>θ</m:t>
+                  </m:r>
+                </m:e>
+              </m:acc>
+            </m:e>
+            <m:sub>
+              <m:r>
+                <w:rPr>
+                  <w:rFonts w:ascii="Cambria Math" w:hAnsi="Cambria Math" w:cs="Times New Roman"/>
+                  <w:sz w:val="24"/>
+                  <w:szCs w:val="24"/>
+                </w:rPr>
+                <m:t>2</m:t>
+              </m:r>
+            </m:sub>
+          </m:sSub>
+          <m:r>
+            <w:rPr>
+              <w:rFonts w:ascii="Cambria Math" w:hAnsi="Cambria Math" w:cs="Times New Roman"/>
+              <w:sz w:val="24"/>
+              <w:szCs w:val="24"/>
+            </w:rPr>
+            <m:t>+</m:t>
+          </m:r>
+          <m:sSub>
+            <m:sSubPr>
+              <m:ctrlPr>
+                <w:rPr>
+                  <w:rFonts w:ascii="Cambria Math" w:hAnsi="Cambria Math" w:cs="Times New Roman"/>
+                  <w:sz w:val="24"/>
+                  <w:szCs w:val="24"/>
+                </w:rPr>
+              </m:ctrlPr>
+            </m:sSubPr>
+            <m:e>
+              <m:r>
+                <w:rPr>
+                  <w:rFonts w:ascii="Cambria Math" w:hAnsi="Cambria Math" w:cs="Times New Roman"/>
+                  <w:sz w:val="24"/>
+                  <w:szCs w:val="24"/>
+                </w:rPr>
+                <m:t>J</m:t>
+              </m:r>
+            </m:e>
+            <m:sub>
+              <m:r>
+                <w:rPr>
+                  <w:rFonts w:ascii="Cambria Math" w:hAnsi="Cambria Math" w:cs="Times New Roman"/>
+                  <w:sz w:val="24"/>
+                  <w:szCs w:val="24"/>
+                </w:rPr>
+                <m:t>col</m:t>
+              </m:r>
+            </m:sub>
+          </m:sSub>
+          <m:r>
+            <w:rPr>
+              <w:rFonts w:ascii="Cambria Math" w:hAnsi="Cambria Math" w:cs="Times New Roman"/>
+              <w:sz w:val="24"/>
+              <w:szCs w:val="24"/>
+            </w:rPr>
+            <m:t>λ</m:t>
+          </m:r>
+          <m:d>
+            <m:dPr>
+              <m:ctrlPr>
+                <w:rPr>
+                  <w:rFonts w:ascii="Cambria Math" w:hAnsi="Cambria Math" w:cs="Times New Roman"/>
+                  <w:sz w:val="24"/>
+                  <w:szCs w:val="24"/>
+                </w:rPr>
+              </m:ctrlPr>
+            </m:dPr>
+            <m:e>
+              <m:sSub>
+                <m:sSubPr>
+                  <m:ctrlPr>
+                    <w:rPr>
+                      <w:rFonts w:ascii="Cambria Math" w:hAnsi="Cambria Math" w:cs="Times New Roman"/>
+                      <w:sz w:val="24"/>
+                      <w:szCs w:val="24"/>
+                    </w:rPr>
+                  </m:ctrlPr>
+                </m:sSubPr>
+                <m:e>
+                  <m:acc>
+                    <m:accPr>
+                      <m:chr m:val="ˆ"/>
+                      <m:ctrlPr>
+                        <w:rPr>
+                          <w:rFonts w:ascii="Cambria Math" w:hAnsi="Cambria Math" w:cs="Times New Roman"/>
+                          <w:sz w:val="24"/>
+                          <w:szCs w:val="24"/>
+                        </w:rPr>
+                      </m:ctrlPr>
+                    </m:accPr>
+                    <m:e>
+                      <m:acc>
+                        <m:accPr>
+                          <m:chr m:val="̇"/>
+                          <m:ctrlPr>
+                            <w:rPr>
+                              <w:rFonts w:ascii="Cambria Math" w:hAnsi="Cambria Math" w:cs="Times New Roman"/>
+                              <w:sz w:val="24"/>
+                              <w:szCs w:val="24"/>
+                            </w:rPr>
+                          </m:ctrlPr>
+                        </m:accPr>
+                        <m:e>
+                          <m:r>
+                            <w:rPr>
+                              <w:rFonts w:ascii="Cambria Math" w:hAnsi="Cambria Math" w:cs="Times New Roman"/>
+                              <w:sz w:val="24"/>
+                              <w:szCs w:val="24"/>
+                            </w:rPr>
+                            <m:t>θ</m:t>
+                          </m:r>
+                        </m:e>
+                      </m:acc>
+                    </m:e>
+                  </m:acc>
+                </m:e>
+                <m:sub>
+                  <m:r>
+                    <w:rPr>
+                      <w:rFonts w:ascii="Cambria Math" w:hAnsi="Cambria Math" w:cs="Times New Roman"/>
+                      <w:sz w:val="24"/>
+                      <w:szCs w:val="24"/>
+                    </w:rPr>
+                    <m:t>1</m:t>
+                  </m:r>
+                </m:sub>
+              </m:sSub>
+              <m:r>
+                <w:rPr>
+                  <w:rFonts w:ascii="Cambria Math" w:hAnsi="Cambria Math" w:cs="Times New Roman"/>
+                  <w:sz w:val="24"/>
+                  <w:szCs w:val="24"/>
+                </w:rPr>
+                <m:t>-</m:t>
+              </m:r>
+              <m:sSub>
+                <m:sSubPr>
+                  <m:ctrlPr>
+                    <w:rPr>
+                      <w:rFonts w:ascii="Cambria Math" w:hAnsi="Cambria Math" w:cs="Times New Roman"/>
+                      <w:sz w:val="24"/>
+                      <w:szCs w:val="24"/>
+                    </w:rPr>
+                  </m:ctrlPr>
+                </m:sSubPr>
+                <m:e>
+                  <m:acc>
+                    <m:accPr>
+                      <m:chr m:val="̇"/>
+                      <m:ctrlPr>
+                        <w:rPr>
+                          <w:rFonts w:ascii="Cambria Math" w:hAnsi="Cambria Math" w:cs="Times New Roman"/>
+                          <w:sz w:val="24"/>
+                          <w:szCs w:val="24"/>
+                        </w:rPr>
+                      </m:ctrlPr>
+                    </m:accPr>
+                    <m:e>
+                      <m:r>
+                        <w:rPr>
+                          <w:rFonts w:ascii="Cambria Math" w:hAnsi="Cambria Math" w:cs="Times New Roman"/>
+                          <w:sz w:val="24"/>
+                          <w:szCs w:val="24"/>
+                        </w:rPr>
+                        <m:t>θ</m:t>
+                      </m:r>
+                    </m:e>
+                  </m:acc>
+                </m:e>
+                <m:sub>
+                  <m:r>
+                    <w:rPr>
+                      <w:rFonts w:ascii="Cambria Math" w:hAnsi="Cambria Math" w:cs="Times New Roman"/>
+                      <w:sz w:val="24"/>
+                      <w:szCs w:val="24"/>
+                    </w:rPr>
+                    <m:t>2</m:t>
+                  </m:r>
+                </m:sub>
+              </m:sSub>
+            </m:e>
+          </m:d>
+        </m:oMath>
+      </m:oMathPara>
+    </w:p>
+    <w:p>
+      <w:pPr>
+        <w:rPr>
+          <w:rFonts w:ascii="Times New Roman" w:eastAsiaTheme="minorEastAsia" w:hAnsi="Times New Roman" w:cs="Times New Roman"/>
+          <w:sz w:val="24"/>
+          <w:szCs w:val="24"/>
+          <w:lang w:val="vi-VN"/>
+        </w:rPr>
+      </w:pPr>
+      <m:oMathPara>
+        <m:oMath>
+          <m:acc>
+            <m:accPr>
+              <m:chr m:val="̇"/>
+              <m:ctrlPr>
+                <w:rPr>
+                  <w:rFonts w:ascii="Cambria Math" w:hAnsi="Cambria Math" w:cs="Times New Roman"/>
+                  <w:sz w:val="24"/>
+                  <w:szCs w:val="24"/>
+                </w:rPr>
+              </m:ctrlPr>
+            </m:accPr>
+            <m:e>
+              <m:r>
+                <w:rPr>
+                  <w:rFonts w:ascii="Cambria Math" w:hAnsi="Cambria Math" w:cs="Times New Roman"/>
+                  <w:sz w:val="24"/>
+                  <w:szCs w:val="24"/>
+                </w:rPr>
+                <m:t>s</m:t>
+              </m:r>
+            </m:e>
+          </m:acc>
+          <m:r>
+            <w:rPr>
+              <w:rFonts w:ascii="Cambria Math" w:hAnsi="Cambria Math" w:cs="Times New Roman"/>
+              <w:sz w:val="24"/>
+              <w:szCs w:val="24"/>
+            </w:rPr>
+            <m:t>=-</m:t>
+          </m:r>
+          <m:sSub>
+            <m:sSubPr>
+              <m:ctrlPr>
+                <w:rPr>
+                  <w:rFonts w:ascii="Cambria Math" w:hAnsi="Cambria Math" w:cs="Times New Roman"/>
+                  <w:sz w:val="24"/>
+                  <w:szCs w:val="24"/>
+                </w:rPr>
+              </m:ctrlPr>
+            </m:sSubPr>
+            <m:e>
+              <m:r>
+                <w:rPr>
+                  <w:rFonts w:ascii="Cambria Math" w:hAnsi="Cambria Math" w:cs="Times New Roman"/>
+                  <w:sz w:val="24"/>
+                  <w:szCs w:val="24"/>
+                </w:rPr>
+                <m:t>u</m:t>
+              </m:r>
+            </m:e>
+            <m:sub>
+              <m:r>
+                <w:rPr>
+                  <w:rFonts w:ascii="Cambria Math" w:hAnsi="Cambria Math" w:cs="Times New Roman"/>
+                  <w:sz w:val="24"/>
+                  <w:szCs w:val="24"/>
+                </w:rPr>
+                <m:t>sw</m:t>
+              </m:r>
+            </m:sub>
+          </m:sSub>
+          <m:r>
+            <w:rPr>
+              <w:rFonts w:ascii="Cambria Math" w:hAnsi="Cambria Math" w:cs="Times New Roman"/>
+              <w:sz w:val="24"/>
+              <w:szCs w:val="24"/>
+            </w:rPr>
+            <m:t>+ψ</m:t>
+          </m:r>
+        </m:oMath>
+      </m:oMathPara>
+    </w:p>
+    <w:p>
+      <w:pPr>
+        <w:rPr>
+          <w:rFonts w:ascii="Times New Roman" w:eastAsiaTheme="minorEastAsia" w:hAnsi="Times New Roman" w:cs="Times New Roman"/>
+          <w:sz w:val="24"/>
+          <w:szCs w:val="24"/>
+          <w:lang w:val="vi-VN"/>
+        </w:rPr>
+      </w:pPr>
+      <m:oMathPara>
+        <m:oMath>
+          <m:sSub>
+            <m:sSubPr>
+              <m:ctrlPr>
+                <w:rPr>
+                  <w:rFonts w:ascii="Cambria Math" w:hAnsi="Cambria Math" w:cs="Times New Roman"/>
+                  <w:sz w:val="24"/>
+                  <w:szCs w:val="24"/>
+                </w:rPr>
+              </m:ctrlPr>
+            </m:sSubPr>
+            <m:e>
+              <m:r>
+                <w:rPr>
+                  <w:rFonts w:ascii="Cambria Math" w:hAnsi="Cambria Math" w:cs="Times New Roman"/>
+                  <w:sz w:val="24"/>
+                  <w:szCs w:val="24"/>
+                </w:rPr>
+                <m:t>u</m:t>
+              </m:r>
+            </m:e>
+            <m:sub>
+              <m:r>
+                <w:rPr>
+                  <w:rFonts w:ascii="Cambria Math" w:hAnsi="Cambria Math" w:cs="Times New Roman"/>
+                  <w:sz w:val="24"/>
+                  <w:szCs w:val="24"/>
+                </w:rPr>
+                <m:t>sw</m:t>
+              </m:r>
+            </m:sub>
+          </m:sSub>
+          <m:r>
+            <w:rPr>
+              <w:rFonts w:ascii="Cambria Math" w:hAnsi="Cambria Math" w:cs="Times New Roman"/>
+              <w:sz w:val="24"/>
+              <w:szCs w:val="24"/>
+            </w:rPr>
+            <m:t>=</m:t>
+          </m:r>
+          <m:sSub>
+            <m:sSubPr>
+              <m:ctrlPr>
+                <w:rPr>
+                  <w:rFonts w:ascii="Cambria Math" w:hAnsi="Cambria Math" w:cs="Times New Roman"/>
+                  <w:sz w:val="24"/>
+                  <w:szCs w:val="24"/>
+                </w:rPr>
+              </m:ctrlPr>
+            </m:sSubPr>
+            <m:e>
+              <m:r>
+                <w:rPr>
+                  <w:rFonts w:ascii="Cambria Math" w:hAnsi="Cambria Math" w:cs="Times New Roman"/>
+                  <w:sz w:val="24"/>
+                  <w:szCs w:val="24"/>
+                </w:rPr>
+                <m:t>k</m:t>
+              </m:r>
+            </m:e>
+            <m:sub>
+              <m:r>
+                <w:rPr>
+                  <w:rFonts w:ascii="Cambria Math" w:hAnsi="Cambria Math" w:cs="Times New Roman"/>
+                  <w:sz w:val="24"/>
+                  <w:szCs w:val="24"/>
+                </w:rPr>
+                <m:t>sw</m:t>
+              </m:r>
+            </m:sub>
+          </m:sSub>
+          <m:r>
+            <w:rPr>
+              <w:rFonts w:ascii="Cambria Math" w:hAnsi="Cambria Math" w:cs="Times New Roman"/>
+              <w:sz w:val="24"/>
+              <w:szCs w:val="24"/>
+            </w:rPr>
+            <m:t> </m:t>
+          </m:r>
+          <m:r>
+            <m:rPr>
+              <m:sty m:val="p"/>
+            </m:rPr>
+            <w:rPr>
+              <w:rFonts w:ascii="Cambria Math" w:hAnsi="Cambria Math" w:cs="Times New Roman"/>
+              <w:sz w:val="24"/>
+              <w:szCs w:val="24"/>
+            </w:rPr>
+            <m:t>sat</m:t>
+          </m:r>
+          <m:r>
+            <w:rPr>
+              <w:rFonts w:ascii="Cambria Math" w:hAnsi="Cambria Math" w:cs="Times New Roman"/>
+              <w:sz w:val="24"/>
+              <w:szCs w:val="24"/>
+            </w:rPr>
+            <m:t>​</m:t>
+          </m:r>
+          <m:d>
+            <m:dPr>
+              <m:ctrlPr>
+                <w:rPr>
+                  <w:rFonts w:ascii="Cambria Math" w:hAnsi="Cambria Math" w:cs="Times New Roman"/>
+                  <w:sz w:val="24"/>
+                  <w:szCs w:val="24"/>
+                </w:rPr>
+              </m:ctrlPr>
+            </m:dPr>
+            <m:e>
+              <m:f>
+                <m:fPr>
+                  <m:ctrlPr>
+                    <w:rPr>
+                      <w:rFonts w:ascii="Cambria Math" w:hAnsi="Cambria Math" w:cs="Times New Roman"/>
+                      <w:sz w:val="24"/>
+                      <w:szCs w:val="24"/>
+                    </w:rPr>
+                  </m:ctrlPr>
+                </m:fPr>
+                <m:num>
+                  <m:r>
+                    <w:rPr>
+                      <w:rFonts w:ascii="Cambria Math" w:hAnsi="Cambria Math" w:cs="Times New Roman"/>
+                      <w:sz w:val="24"/>
+                      <w:szCs w:val="24"/>
+                    </w:rPr>
+                    <m:t>s</m:t>
+                  </m:r>
+                </m:num>
+                <m:den>
+                  <m:r>
+                    <m:rPr>
+                      <m:sty m:val="p"/>
+                    </m:rPr>
+                    <w:rPr>
+                      <w:rFonts w:ascii="Cambria Math" w:hAnsi="Cambria Math" w:cs="Times New Roman"/>
+                      <w:sz w:val="24"/>
+                      <w:szCs w:val="24"/>
+                    </w:rPr>
+                    <m:t>Φ</m:t>
+                  </m:r>
+                </m:den>
+              </m:f>
+            </m:e>
+          </m:d>
+          <m:r>
+            <w:rPr>
+              <w:rFonts w:ascii="Cambria Math" w:hAnsi="Cambria Math" w:cs="Times New Roman"/>
+              <w:sz w:val="24"/>
+              <w:szCs w:val="24"/>
+            </w:rPr>
+            <m:t>,</m:t>
+          </m:r>
+          <m:r>
+            <w:rPr>
+              <w:rFonts w:ascii="Cambria Math" w:hAnsi="Cambria Math" w:cs="Times New Roman"/>
+              <w:i/>
+              <w:sz w:val="24"/>
+              <w:szCs w:val="24"/>
+            </w:rPr>
+            <m:t> </m:t>
+          </m:r>
+          <m:r>
+            <m:rPr>
+              <m:sty m:val="p"/>
+            </m:rPr>
+            <w:rPr>
+              <w:rFonts w:ascii="Cambria Math" w:hAnsi="Cambria Math" w:cs="Times New Roman"/>
+              <w:sz w:val="24"/>
+              <w:szCs w:val="24"/>
+            </w:rPr>
+            <m:t>sat</m:t>
+          </m:r>
+          <m:d>
+            <m:dPr>
+              <m:ctrlPr>
+                <w:rPr>
+                  <w:rFonts w:ascii="Cambria Math" w:hAnsi="Cambria Math" w:cs="Times New Roman"/>
+                  <w:sz w:val="24"/>
+                  <w:szCs w:val="24"/>
+                </w:rPr>
+              </m:ctrlPr>
+            </m:dPr>
+            <m:e>
+              <m:r>
+                <w:rPr>
+                  <w:rFonts w:ascii="Cambria Math" w:hAnsi="Cambria Math" w:cs="Times New Roman"/>
+                  <w:sz w:val="24"/>
+                  <w:szCs w:val="24"/>
+                </w:rPr>
+                <m:t>x</m:t>
+              </m:r>
+            </m:e>
+          </m:d>
+          <m:r>
+            <w:rPr>
+              <w:rFonts w:ascii="Cambria Math" w:hAnsi="Cambria Math" w:cs="Times New Roman"/>
+              <w:sz w:val="24"/>
+              <w:szCs w:val="24"/>
+            </w:rPr>
+            <m:t>=</m:t>
+          </m:r>
+          <m:func>
+            <m:funcPr>
+              <m:ctrlPr>
+                <w:rPr>
+                  <w:rFonts w:ascii="Cambria Math" w:hAnsi="Cambria Math" w:cs="Times New Roman"/>
+                  <w:sz w:val="24"/>
+                  <w:szCs w:val="24"/>
+                </w:rPr>
+              </m:ctrlPr>
+            </m:funcPr>
+            <m:fName>
+              <m:r>
+                <m:rPr>
+                  <m:sty m:val="p"/>
+                </m:rPr>
+                <w:rPr>
+                  <w:rFonts w:ascii="Cambria Math" w:hAnsi="Cambria Math" w:cs="Times New Roman"/>
+                  <w:sz w:val="24"/>
+                  <w:szCs w:val="24"/>
+                </w:rPr>
+                <m:t>max</m:t>
+              </m:r>
+            </m:fName>
+            <m:e>
+              <m:d>
+                <m:dPr>
+                  <m:ctrlPr>
+                    <w:rPr>
+                      <w:rFonts w:ascii="Cambria Math" w:hAnsi="Cambria Math" w:cs="Times New Roman"/>
+                      <w:sz w:val="24"/>
+                      <w:szCs w:val="24"/>
+                    </w:rPr>
+                  </m:ctrlPr>
+                </m:dPr>
+                <m:e>
+                  <m:r>
+                    <w:rPr>
+                      <w:rFonts w:ascii="Cambria Math" w:hAnsi="Cambria Math" w:cs="Times New Roman"/>
+                      <w:sz w:val="24"/>
+                      <w:szCs w:val="24"/>
+                    </w:rPr>
+                    <m:t>-1,</m:t>
+                  </m:r>
+                  <m:func>
+                    <m:funcPr>
+                      <m:ctrlPr>
+                        <w:rPr>
+                          <w:rFonts w:ascii="Cambria Math" w:hAnsi="Cambria Math" w:cs="Times New Roman"/>
+                          <w:sz w:val="24"/>
+                          <w:szCs w:val="24"/>
+                        </w:rPr>
+                      </m:ctrlPr>
+                    </m:funcPr>
+                    <m:fName>
+                      <m:r>
+                        <m:rPr>
+                          <m:sty m:val="p"/>
+                        </m:rPr>
+                        <w:rPr>
+                          <w:rFonts w:ascii="Cambria Math" w:hAnsi="Cambria Math" w:cs="Times New Roman"/>
+                          <w:sz w:val="24"/>
+                          <w:szCs w:val="24"/>
+                        </w:rPr>
+                        <m:t>min</m:t>
+                      </m:r>
+                    </m:fName>
+                    <m:e>
+                      <m:d>
+                        <m:dPr>
+                          <m:ctrlPr>
+                            <w:rPr>
+                              <w:rFonts w:ascii="Cambria Math" w:hAnsi="Cambria Math" w:cs="Times New Roman"/>
+                              <w:sz w:val="24"/>
+                              <w:szCs w:val="24"/>
+                            </w:rPr>
+                          </m:ctrlPr>
+                        </m:dPr>
+                        <m:e>
+                          <m:r>
+                            <w:rPr>
+                              <w:rFonts w:ascii="Cambria Math" w:hAnsi="Cambria Math" w:cs="Times New Roman"/>
+                              <w:sz w:val="24"/>
+                              <w:szCs w:val="24"/>
+                            </w:rPr>
+                            <m:t>1,x</m:t>
+                          </m:r>
+                        </m:e>
+                      </m:d>
+                    </m:e>
+                  </m:func>
+                </m:e>
+              </m:d>
+            </m:e>
+          </m:func>
+        </m:oMath>
+      </m:oMathPara>
+    </w:p>
+    <w:p>
+      <w:pPr>
+        <w:rPr>
+          <w:rFonts w:ascii="Times New Roman" w:hAnsi="Times New Roman" w:cs="Times New Roman"/>
+          <w:b/>
+          <w:bCs/>
+          <w:sz w:val="24"/>
+          <w:szCs w:val="24"/>
+          <w:lang w:val="vi-VN"/>
+        </w:rPr>
+      </w:pPr>
+      <w:r>
+        <w:rPr>
+          <w:rFonts w:ascii="Times New Roman" w:hAnsi="Times New Roman" w:cs="Times New Roman"/>
+          <w:b/>
+          <w:bCs/>
+          <w:sz w:val="24"/>
+          <w:szCs w:val="24"/>
+          <w:lang w:val="vi-VN"/>
+        </w:rPr>
+        <w:t>Chọn tham số và giới hạn của SMC bậc 1 + lớp biên</w:t>
+      </w:r>
+    </w:p>
+    <w:p>
+      <w:pPr>
+        <w:jc w:val="both"/>
+        <w:rPr>
+          <w:rFonts w:ascii="Times New Roman" w:hAnsi="Times New Roman" w:cs="Times New Roman"/>
+          <w:sz w:val="24"/>
+          <w:szCs w:val="24"/>
+          <w:lang w:val="vi-VN"/>
+        </w:rPr>
+      </w:pPr>
+      <w:r>
+        <w:rPr>
+          <w:rFonts w:ascii="Times New Roman" w:hAnsi="Times New Roman" w:cs="Times New Roman"/>
+          <w:sz w:val="24"/>
+          <w:szCs w:val="24"/>
+          <w:lang w:val="vi-VN"/>
+        </w:rPr>
+        <w:t>Cận nhiễu psi: T_r cỡ 2.7-5.5 N.m trong các kịch bản (T_s hở mạch tại theta1 = 0.4 rad là 5.49 N.m) chia J_col = 0.11 cho khoảng 25-50; ma sát khô 2/0.11 = 18. Vậy |psi| ~ 70 và điều kiện trượt cần k_sw &gt; 70. (Ước lượng sơ bộ của tôi ở hội thoại trước, psi ~ 27, đã thấp vì dùng T_r ~ 3 N.m.)</w:t>
+      </w:r>
+    </w:p>
+    <w:p>
+      <w:pPr>
+        <w:jc w:val="both"/>
+        <w:rPr>
+          <w:rFonts w:ascii="Times New Roman" w:hAnsi="Times New Roman" w:cs="Times New Roman"/>
+          <w:sz w:val="24"/>
+          <w:szCs w:val="24"/>
+          <w:lang w:val="vi-VN"/>
+        </w:rPr>
+      </w:pPr>
+      <w:r>
+        <w:rPr>
+          <w:rFonts w:ascii="Times New Roman" w:hAnsi="Times New Roman" w:cs="Times New Roman"/>
+          <w:sz w:val="24"/>
+          <w:szCs w:val="24"/>
+          <w:lang w:val="vi-VN"/>
+        </w:rPr>
+        <w:t>Điều kiện rời rạc ổn định: trong lớp biên, s[k+1] = s[k]*(1 - k_</w:t>
+      </w:r>
+      <w:r>
+        <w:rPr>
+          <w:rFonts w:ascii="Times New Roman" w:hAnsi="Times New Roman" w:cs="Times New Roman"/>
+          <w:sz w:val="24"/>
+          <w:szCs w:val="24"/>
+          <w:lang w:val="vi-VN"/>
+        </w:rPr>
+        <w:t>{sw}</w:t>
+      </w:r>
+      <w:r>
+        <w:rPr>
+          <w:rFonts w:ascii="Times New Roman" w:hAnsi="Times New Roman" w:cs="Times New Roman"/>
+          <w:sz w:val="24"/>
+          <w:szCs w:val="24"/>
+          <w:lang w:val="vi-VN"/>
+        </w:rPr>
+        <w:t>*</w:t>
+      </w:r>
+      <w:r>
+        <w:rPr>
+          <w:rFonts w:ascii="Times New Roman" w:hAnsi="Times New Roman" w:cs="Times New Roman"/>
+          <w:sz w:val="24"/>
+          <w:szCs w:val="24"/>
+          <w:lang w:val="vi-VN"/>
+        </w:rPr>
+        <w:t>T_</w:t>
+      </w:r>
+      <w:r>
+        <w:rPr>
+          <w:rFonts w:ascii="Times New Roman" w:hAnsi="Times New Roman" w:cs="Times New Roman"/>
+          <w:sz w:val="24"/>
+          <w:szCs w:val="24"/>
+          <w:lang w:val="vi-VN"/>
+        </w:rPr>
+        <w:t>s/Phi) nên cần k_sw*Ts/Phi &lt; 2, tức Phi &gt; 0.005*k_sw. Vi phạm sát biên gây rung rời rạc (TV(T_a) lên hàng trăm N.m/s).</w:t>
+      </w:r>
+    </w:p>
+    <w:p>
+      <w:pPr>
+        <w:jc w:val="both"/>
+        <w:rPr>
+          <w:rFonts w:ascii="Times New Roman" w:hAnsi="Times New Roman" w:cs="Times New Roman"/>
+          <w:sz w:val="24"/>
+          <w:szCs w:val="24"/>
+          <w:lang w:val="vi-VN"/>
+        </w:rPr>
+      </w:pPr>
+      <w:r>
+        <w:rPr>
+          <w:rFonts w:ascii="Times New Roman" w:hAnsi="Times New Roman" w:cs="Times New Roman"/>
+          <w:sz w:val="24"/>
+          <w:szCs w:val="24"/>
+          <w:lang w:val="vi-VN"/>
+        </w:rPr>
+        <w:t xml:space="preserve"> Sai số trong lớp biên: cân bằng ds/dt = 0 ở |s| &lt; Phi cho s_ss = Phi*psi/k_sw (không có khâu tích phân nên không triệt nhiễu hằng), quy về mô-men:</w:t>
+      </w:r>
+    </w:p>
+    <w:p>
+      <w:pPr>
+        <w:rPr>
+          <w:rFonts w:ascii="Times New Roman" w:eastAsiaTheme="minorEastAsia" w:hAnsi="Times New Roman" w:cs="Times New Roman"/>
+          <w:sz w:val="24"/>
+          <w:szCs w:val="24"/>
+          <w:lang w:val="vi-VN"/>
+        </w:rPr>
+      </w:pPr>
+      <m:oMathPara>
+        <m:oMath>
+          <m:sSub>
+            <m:sSubPr>
+              <m:ctrlPr>
+                <w:rPr>
+                  <w:rFonts w:ascii="Cambria Math" w:hAnsi="Cambria Math" w:cs="Times New Roman"/>
+                  <w:sz w:val="24"/>
+                  <w:szCs w:val="24"/>
+                </w:rPr>
+              </m:ctrlPr>
+            </m:sSubPr>
+            <m:e>
+              <m:r>
+                <w:rPr>
+                  <w:rFonts w:ascii="Cambria Math" w:hAnsi="Cambria Math" w:cs="Times New Roman"/>
+                  <w:sz w:val="24"/>
+                  <w:szCs w:val="24"/>
+                </w:rPr>
+                <m:t>e</m:t>
+              </m:r>
+            </m:e>
+            <m:sub>
+              <m:r>
+                <w:rPr>
+                  <w:rFonts w:ascii="Cambria Math" w:hAnsi="Cambria Math" w:cs="Times New Roman"/>
+                  <w:sz w:val="24"/>
+                  <w:szCs w:val="24"/>
+                </w:rPr>
+                <m:t>T,ss</m:t>
+              </m:r>
+            </m:sub>
+          </m:sSub>
+          <m:r>
+            <w:rPr>
+              <w:rFonts w:ascii="Cambria Math" w:hAnsi="Cambria Math" w:cs="Times New Roman"/>
+              <w:sz w:val="24"/>
+              <w:szCs w:val="24"/>
+            </w:rPr>
+            <m:t>≈</m:t>
+          </m:r>
+          <m:f>
+            <m:fPr>
+              <m:ctrlPr>
+                <w:rPr>
+                  <w:rFonts w:ascii="Cambria Math" w:hAnsi="Cambria Math" w:cs="Times New Roman"/>
+                  <w:sz w:val="24"/>
+                  <w:szCs w:val="24"/>
+                </w:rPr>
+              </m:ctrlPr>
+            </m:fPr>
+            <m:num>
+              <m:r>
+                <w:rPr>
+                  <w:rFonts w:ascii="Cambria Math" w:hAnsi="Cambria Math" w:cs="Times New Roman"/>
+                  <w:sz w:val="24"/>
+                  <w:szCs w:val="24"/>
+                </w:rPr>
+                <m:t>K</m:t>
+              </m:r>
+            </m:num>
+            <m:den>
+              <m:r>
+                <w:rPr>
+                  <w:rFonts w:ascii="Cambria Math" w:hAnsi="Cambria Math" w:cs="Times New Roman"/>
+                  <w:sz w:val="24"/>
+                  <w:szCs w:val="24"/>
+                </w:rPr>
+                <m:t>λ</m:t>
+              </m:r>
+            </m:den>
+          </m:f>
+          <m:r>
+            <w:rPr>
+              <w:rFonts w:ascii="Cambria Math" w:hAnsi="Cambria Math" w:cs="Times New Roman"/>
+              <w:sz w:val="24"/>
+              <w:szCs w:val="24"/>
+            </w:rPr>
+            <m:t>⋅</m:t>
+          </m:r>
+          <m:f>
+            <m:fPr>
+              <m:ctrlPr>
+                <w:rPr>
+                  <w:rFonts w:ascii="Cambria Math" w:hAnsi="Cambria Math" w:cs="Times New Roman"/>
+                  <w:sz w:val="24"/>
+                  <w:szCs w:val="24"/>
+                </w:rPr>
+              </m:ctrlPr>
+            </m:fPr>
+            <m:num>
+              <m:r>
+                <m:rPr>
+                  <m:sty m:val="p"/>
+                </m:rPr>
+                <w:rPr>
+                  <w:rFonts w:ascii="Cambria Math" w:hAnsi="Cambria Math" w:cs="Times New Roman"/>
+                  <w:sz w:val="24"/>
+                  <w:szCs w:val="24"/>
+                </w:rPr>
+                <m:t>Φ</m:t>
+              </m:r>
+              <m:r>
+                <w:rPr>
+                  <w:rFonts w:ascii="Cambria Math" w:hAnsi="Cambria Math" w:cs="Times New Roman"/>
+                  <w:sz w:val="24"/>
+                  <w:szCs w:val="24"/>
+                </w:rPr>
+                <m:t> ψ</m:t>
+              </m:r>
+            </m:num>
+            <m:den>
+              <m:sSub>
+                <m:sSubPr>
+                  <m:ctrlPr>
+                    <w:rPr>
+                      <w:rFonts w:ascii="Cambria Math" w:hAnsi="Cambria Math" w:cs="Times New Roman"/>
+                      <w:sz w:val="24"/>
+                      <w:szCs w:val="24"/>
+                    </w:rPr>
+                  </m:ctrlPr>
+                </m:sSubPr>
+                <m:e>
+                  <m:r>
+                    <w:rPr>
+                      <w:rFonts w:ascii="Cambria Math" w:hAnsi="Cambria Math" w:cs="Times New Roman"/>
+                      <w:sz w:val="24"/>
+                      <w:szCs w:val="24"/>
+                    </w:rPr>
+                    <m:t>k</m:t>
+                  </m:r>
+                </m:e>
+                <m:sub>
+                  <m:r>
+                    <w:rPr>
+                      <w:rFonts w:ascii="Cambria Math" w:hAnsi="Cambria Math" w:cs="Times New Roman"/>
+                      <w:sz w:val="24"/>
+                      <w:szCs w:val="24"/>
+                    </w:rPr>
+                    <m:t>sw</m:t>
+                  </m:r>
+                </m:sub>
+              </m:sSub>
+            </m:den>
+          </m:f>
+        </m:oMath>
+      </m:oMathPara>
+    </w:p>
+    <w:p>
+      <w:pPr>
+        <w:rPr>
+          <w:rFonts w:ascii="Times New Roman" w:eastAsiaTheme="minorEastAsia" w:hAnsi="Times New Roman" w:cs="Times New Roman"/>
+          <w:b/>
+          <w:bCs/>
+          <w:sz w:val="24"/>
+          <w:szCs w:val="24"/>
+          <w:lang w:val="vi-VN"/>
+        </w:rPr>
+      </w:pPr>
+      <w:r>
+        <w:rPr>
+          <w:rFonts w:ascii="Times New Roman" w:hAnsi="Times New Roman" w:cs="Times New Roman"/>
+          <w:b/>
+          <w:bCs/>
           <w:sz w:val="24"/>
           <w:szCs w:val="24"/>
           <w:lang w:val="vi-VN"/>
@@ -35405,7 +40764,7 @@
           <w:rFonts w:ascii="Times New Roman" w:hAnsi="Times New Roman" w:cs="Times New Roman"/>
           <w:lang w:val="vi-VN"/>
         </w:rPr>
-        <w:t>[1] Lee, D., Kim, K.-S., Kim, S. (2018). "Controller Design of an Electric Power Steering System." IEEE Transactions on Control Systems Technology.</w:t>
+        <w:t xml:space="preserve">[1] Lee, D., Kim, K.-S., Kim, S. (2018). "Controller Design of an Electric Power Steering System." IEEE Transactions on Control Systems Technology. </w:t>
       </w:r>
     </w:p>
     <w:p>
@@ -35421,7 +40780,7 @@
           <w:rFonts w:ascii="Times New Roman" w:hAnsi="Times New Roman" w:cs="Times New Roman"/>
           <w:lang w:val="vi-VN"/>
         </w:rPr>
-        <w:t>[2] Ge, Q., Li, S.E., Sun, Q., Zheng, S. (2020). "Numerically Stable Dynamic Bicycle Model for Discrete-time Control." arXiv:2011.09612.</w:t>
+        <w:t xml:space="preserve">[2] Pacejka, H.B. (2006). "Tyre and Vehicle Dynamics." 2nd ed. Elsevier. </w:t>
       </w:r>
     </w:p>
     <w:p>
@@ -35437,7 +40796,7 @@
           <w:rFonts w:ascii="Times New Roman" w:hAnsi="Times New Roman" w:cs="Times New Roman"/>
           <w:lang w:val="vi-VN"/>
         </w:rPr>
-        <w:t xml:space="preserve">[3] Pacejka, H.B. (2006). Tyre and Vehicle Dynamics. 2nd ed. Elsevier. </w:t>
+        <w:t xml:space="preserve">[3] Rajamani, R. (2012). "Vehicle Dynamics and Control." 2nd ed. Springer (Mechanical Engineering Series). </w:t>
       </w:r>
     </w:p>
     <w:p>
@@ -35453,7 +40812,7 @@
           <w:rFonts w:ascii="Times New Roman" w:hAnsi="Times New Roman" w:cs="Times New Roman"/>
           <w:lang w:val="vi-VN"/>
         </w:rPr>
-        <w:t>[4] Rajamani, R. (2012). Vehicle Dynamics and Control. 2nd ed. Springer (Mechanical Engineering Series).</w:t>
+        <w:t xml:space="preserve">[4] Li, Y., Yang, Z., Zhai, D., He, J., Fan, J. (2023). "Study on Control Strategy of Electric Power Steering for Commercial Vehicle Based on Multi-Map." World Electric Vehicle Journal, 14, 33. </w:t>
       </w:r>
     </w:p>
     <w:p>
@@ -35469,7 +40828,7 @@
           <w:rFonts w:ascii="Times New Roman" w:hAnsi="Times New Roman" w:cs="Times New Roman"/>
           <w:lang w:val="vi-VN"/>
         </w:rPr>
-        <w:t>[5] Li, Y., Yang, Z., Zhai, D., He, J., Fan, J. (2023). "Study on Control Strategy of Electric Power Steering for Commercial Vehicle Based on Multi-Map." World Electric Vehicle Journal, 14, 33.</w:t>
+        <w:t xml:space="preserve">[5] Li, Q., Xia, C. "Research of Electric Power Steering System Assistance Characteristic Based on The Identification of The Road." </w:t>
       </w:r>
     </w:p>
     <w:p>
@@ -35480,6 +40839,13 @@
           <w:lang w:val="vi-VN"/>
         </w:rPr>
       </w:pPr>
+      <w:r>
+        <w:rPr>
+          <w:rFonts w:ascii="Times New Roman" w:hAnsi="Times New Roman" w:cs="Times New Roman"/>
+          <w:lang w:val="vi-VN"/>
+        </w:rPr>
+        <w:t xml:space="preserve">[6] Ren, X.A., Deng, Z.X. (2014). "Research on Ideal Steering Wheel Effort Characteristics of Driver." China Mechanical Engineering, 25(16), 2261-2265. </w:t>
+      </w:r>
     </w:p>
     <w:sectPr>
       <w:pgSz w:w="12240" w:h="15840"/>
@@ -40515,7 +45881,6 @@
     <w:next w:val="Normal"/>
     <w:link w:val="Heading2Char"/>
     <w:uiPriority w:val="9"/>
-    <w:semiHidden/>
     <w:unhideWhenUsed/>
     <w:qFormat/>
     <w:rsid w:val="00005CCA"/>
@@ -40689,6 +46054,7 @@
   <w:style w:type="character" w:default="1" w:styleId="DefaultParagraphFont">
     <w:name w:val="Default Paragraph Font"/>
     <w:uiPriority w:val="1"/>
+    <w:semiHidden/>
     <w:unhideWhenUsed/>
   </w:style>
   <w:style w:type="table" w:default="1" w:styleId="TableNormal">
@@ -40730,7 +46096,6 @@
     <w:basedOn w:val="DefaultParagraphFont"/>
     <w:link w:val="Heading2"/>
     <w:uiPriority w:val="9"/>
-    <w:semiHidden/>
     <w:rsid w:val="00005CCA"/>
     <w:rPr>
       <w:rFonts w:asciiTheme="majorHAnsi" w:eastAsiaTheme="majorEastAsia" w:hAnsiTheme="majorHAnsi" w:cstheme="majorBidi"/>
